--- a/10_draft/output/write.docx
+++ b/10_draft/output/write.docx
@@ -23,7 +23,7 @@
         <w:pStyle w:val="Date"/>
       </w:pPr>
       <w:r>
-        <w:t xml:space="preserve">February 27, 2026</w:t>
+        <w:t xml:space="preserve">March 05, 2026</w:t>
       </w:r>
     </w:p>
     <w:bookmarkStart w:id="9" w:name="abstract"/>
@@ -31,15 +31,6 @@
       <w:pPr>
         <w:pStyle w:val="Heading1"/>
       </w:pPr>
-      <w:r>
-        <w:rPr>
-          <w:rStyle w:val="SectionNumber"/>
-        </w:rPr>
-        <w:t xml:space="preserve">1</w:t>
-      </w:r>
-      <w:r>
-        <w:tab/>
-      </w:r>
       <w:r>
         <w:t xml:space="preserve">Abstract</w:t>
       </w:r>
@@ -167,15 +158,6 @@
         <w:pStyle w:val="Heading1"/>
       </w:pPr>
       <w:r>
-        <w:rPr>
-          <w:rStyle w:val="SectionNumber"/>
-        </w:rPr>
-        <w:t xml:space="preserve">2</w:t>
-      </w:r>
-      <w:r>
-        <w:tab/>
-      </w:r>
-      <w:r>
         <w:t xml:space="preserve">Significance Statement</w:t>
       </w:r>
     </w:p>
@@ -193,15 +175,6 @@
       <w:pPr>
         <w:pStyle w:val="Heading1"/>
       </w:pPr>
-      <w:r>
-        <w:rPr>
-          <w:rStyle w:val="SectionNumber"/>
-        </w:rPr>
-        <w:t xml:space="preserve">3</w:t>
-      </w:r>
-      <w:r>
-        <w:tab/>
-      </w:r>
       <w:r>
         <w:t xml:space="preserve">Introduction</w:t>
       </w:r>
@@ -375,20 +348,11 @@
       </w:r>
     </w:p>
     <w:bookmarkEnd w:id="12"/>
-    <w:bookmarkStart w:id="20" w:name="results"/>
+    <w:bookmarkStart w:id="22" w:name="results"/>
     <w:p>
       <w:pPr>
         <w:pStyle w:val="Heading1"/>
       </w:pPr>
-      <w:r>
-        <w:rPr>
-          <w:rStyle w:val="SectionNumber"/>
-        </w:rPr>
-        <w:t xml:space="preserve">4</w:t>
-      </w:r>
-      <w:r>
-        <w:tab/>
-      </w:r>
       <w:r>
         <w:t xml:space="preserve">Results</w:t>
       </w:r>
@@ -467,7 +431,7 @@
           <w:i/>
           <w:iCs/>
         </w:rPr>
-        <w:t xml:space="preserve">Note: Gini coefficients are estimated from weighted data using PSID family and clan weights. Weighted mean income is $107,534 for households and $415,687 for clans. Weighted mean wealth is $490,457 for households and $1,884,939 for clans (wealth includes home equity). The Gini coefficient for income for households rose by 16.0% (0.41 in 1969 and 0.48 in 2023). The Gini coefficient for income for clans rose by 20.6% (0.30 in 1969 and 0.36 in 2023). The Gini coefficient for wealth for households rose by 4.5% (0.78 in 1984 and 0.81 in 2023). The Gini coefficient for wealth for clans rose by 4.4% (0.61 in 1984 and 0.64 in 2023).</w:t>
+        <w:t xml:space="preserve">Note: Gini coefficients are estimated from weighted data using PSID family and clan weights. Weighted mean income is $107,534 for households and $415,687 for clans. Weighted mean wealth is $490,457 for households and $1,884,939 for clans (wealth includes home equity). Income Gini for households rose by 16.0% (0.41 in 1969 to 0.48 in 2023); for clans by 20.6% (0.30 to 0.36). Wealth Gini for households rose by 4.5% (0.78 in 1984 to 0.81 in 2023); for clans by 4.4% (0.61 to 0.64). Solid lines = households; dotted lines = clans.</w:t>
       </w:r>
     </w:p>
     <w:p>
@@ -538,7 +502,7 @@
           <w:b/>
           <w:bCs/>
         </w:rPr>
-        <w:t xml:space="preserve">Comparing household and Clan Distributions.</w:t>
+        <w:t xml:space="preserve">Comparing household and clan distributions.</w:t>
       </w:r>
       <w:r>
         <w:t xml:space="preserve"> </w:t>
@@ -554,7 +518,7 @@
       <w:r>
         <w:drawing>
           <wp:inline>
-            <wp:extent cx="5334000" cy="3429000"/>
+            <wp:extent cx="5334000" cy="4191000"/>
             <wp:effectExtent b="0" l="0" r="0" t="0"/>
             <wp:docPr descr="" title="" id="17" name="Picture"/>
             <a:graphic>
@@ -575,7 +539,7 @@
                   <pic:spPr bwMode="auto">
                     <a:xfrm>
                       <a:off x="0" y="0"/>
-                      <a:ext cx="5334000" cy="3429000"/>
+                      <a:ext cx="5334000" cy="4191000"/>
                     </a:xfrm>
                     <a:prstGeom prst="rect">
                       <a:avLst/>
@@ -603,7 +567,7 @@
           <w:i/>
           <w:iCs/>
         </w:rPr>
-        <w:t xml:space="preserve">Note: Lorenz curves are estimated from weighted data using PSID family and clan weights. Wealth is measured including home equity. Solid lines = households; dotted lines = clans. For income in 1984, the weighted mean (median) is $27,647 ($22,520) for households and $85,338 ($71,914) for clans. For income in 2023, the weighted mean (median) is $297,591 ($196,196) for households and $1,487,913 ($1,059,244) for clans.</w:t>
+        <w:t xml:space="preserve">Note: Lorenz curves are estimated from weighted data using PSID family and clan weights. Wealth includes home equity. Solid lines = households; dotted lines = clans. Income in 1984: weighted mean (median) $27,647 ($22,520) for households, $85,338 ($71,914) for clans. Income in 2023: $297,591 ($196,196) for households, $1,487,913 ($1,059,244) for clans.</w:t>
       </w:r>
     </w:p>
     <w:p>
@@ -612,6 +576,73 @@
       </w:pPr>
       <w:r>
         <w:t xml:space="preserve">Second, the Lorenz curves bring into focus the different scales of the differences between household inequality and clan inequality for income and wealth. For income inequality (Panel A), the difference between household and clan inequality appears smaller compared with changes in inequality between 1984 and 2023. That both 1984 curves are closer to the line of equality than both 2023 curves means that the increase of income inequality over time is starker than differences in unit of analysis. But for wealth inequality (Panel B) this is not the case. For wealth inequality, both clan (dotted) lines are closer to the line of equality than both household (solid) lines. This means that the difference across unit of measurement is starker than the change over time.</w:t>
+      </w:r>
+    </w:p>
+    <w:p>
+      <w:pPr>
+        <w:pStyle w:val="BodyText"/>
+      </w:pPr>
+      <w:r>
+        <w:rPr>
+          <w:b/>
+          <w:bCs/>
+        </w:rPr>
+        <w:t xml:space="preserve">How the unit of analysis affects the racial wealth gap</w:t>
+      </w:r>
+      <w:r>
+        <w:t xml:space="preserve"> </w:t>
+      </w:r>
+      <w:r>
+        <w:drawing>
+          <wp:inline>
+            <wp:extent cx="5334000" cy="4191000"/>
+            <wp:effectExtent b="0" l="0" r="0" t="0"/>
+            <wp:docPr descr="" title="" id="20" name="Picture"/>
+            <a:graphic>
+              <a:graphicData uri="http://schemas.openxmlformats.org/drawingml/2006/picture">
+                <pic:pic>
+                  <pic:nvPicPr>
+                    <pic:cNvPr descr="../9_figures/output/figure3.pdf" id="21" name="Picture"/>
+                    <pic:cNvPicPr>
+                      <a:picLocks noChangeArrowheads="1" noChangeAspect="1"/>
+                    </pic:cNvPicPr>
+                  </pic:nvPicPr>
+                  <pic:blipFill>
+                    <a:blip r:embed="rId19"/>
+                    <a:stretch>
+                      <a:fillRect/>
+                    </a:stretch>
+                  </pic:blipFill>
+                  <pic:spPr bwMode="auto">
+                    <a:xfrm>
+                      <a:off x="0" y="0"/>
+                      <a:ext cx="5334000" cy="4191000"/>
+                    </a:xfrm>
+                    <a:prstGeom prst="rect">
+                      <a:avLst/>
+                    </a:prstGeom>
+                    <a:noFill/>
+                    <a:ln w="9525">
+                      <a:noFill/>
+                      <a:headEnd/>
+                      <a:tailEnd/>
+                    </a:ln>
+                  </pic:spPr>
+                </pic:pic>
+              </a:graphicData>
+            </a:graphic>
+          </wp:inline>
+        </w:drawing>
+      </w:r>
+      <w:r>
+        <w:t xml:space="preserve"> </w:t>
+      </w:r>
+      <w:r>
+        <w:rPr>
+          <w:i/>
+          <w:iCs/>
+        </w:rPr>
+        <w:t xml:space="preserve">Note: Lines show the ratio of weighted mean income (Panel A) or wealth (Panel B) for Black households and clans relative to Non-Black households and clans. Estimates are weighted, A value of 1 indicates parity between Black and non-Black households or clans.For income, the household ratio was 0.65 in the first year and 0.62 in the last year; the clan ratio was 0.63 and 0.58. For wealth, the household ratio was 0.18 in the first year and 0.18 in the last year; the clan ratio was 0.23 and 0.20. Wealth includes home equity.</w:t>
       </w:r>
     </w:p>
     <w:p>
@@ -629,7 +660,37 @@
         <w:t xml:space="preserve"> </w:t>
       </w:r>
       <w:r>
-        <w:t xml:space="preserve">Across all specifications, estimated inequality is lower when using clans rather than households as the unit of analysis. This finding is robust across race, different specifications for income and wealth measures, different samples, alternative measures of inequality, and when adjusting for household and clan size. Each of these is discussed in turn.</w:t>
+        <w:t xml:space="preserve">Across all specifications, estimated inequality is lower when using clans rather than households as the unit of analysis. This finding is robust across race, different inclusion criteria for income and wealth measures, different samples, alternative measures of inequality, and when adjusting for household and clan size. Results from sensitivity analyses are available in Appendix C and D.</w:t>
+      </w:r>
+    </w:p>
+    <w:bookmarkEnd w:id="22"/>
+    <w:bookmarkStart w:id="23" w:name="discussion"/>
+    <w:p>
+      <w:pPr>
+        <w:pStyle w:val="Heading1"/>
+      </w:pPr>
+      <w:r>
+        <w:t xml:space="preserve">Discussion</w:t>
+      </w:r>
+    </w:p>
+    <w:p>
+      <w:pPr>
+        <w:pStyle w:val="FirstParagraph"/>
+      </w:pPr>
+      <w:r>
+        <w:t xml:space="preserve">Our analyses explored what income and wealth inequality in the U.S. look like when examined not only at the household level but also at the level of intergenerational extended families. We found that both income and wealth inequality were more extreme, as per Gini coefficients, when examining society as a collection of households (the standard in the literature) rather than a collection of clans. Income inequality was about 6 points higher for households than for clans, and wealth inequality was about 12 points higher, indicating fewer disparities on average between extended family networks than between households. In other words, an individual’s extended family was more economically similar on average to other extended families than their household was to other households. Thus, claims that current estimates, which focus on households, underestimate inequality</w:t>
+      </w:r>
+      <w:r>
+        <w:t xml:space="preserve"> </w:t>
+      </w:r>
+      <w:r>
+        <w:t xml:space="preserve">[10]</w:t>
+      </w:r>
+      <w:r>
+        <w:t xml:space="preserve"> </w:t>
+      </w:r>
+      <w:r>
+        <w:t xml:space="preserve">may be exaggerated. Inequality between larger family units is lower than inequality between households.</w:t>
       </w:r>
     </w:p>
     <w:p>
@@ -637,25 +698,16 @@
         <w:pStyle w:val="BodyText"/>
       </w:pPr>
       <w:r>
-        <w:t xml:space="preserve">Scholars document a persistent racial wealth gap between Black and non-Black households</w:t>
-      </w:r>
-      <w:r>
-        <w:t xml:space="preserve"> </w:t>
-      </w:r>
-      <w:r>
-        <w:t xml:space="preserve">[5, 20]</w:t>
-      </w:r>
-      <w:r>
-        <w:t xml:space="preserve">, while also highlighting the unique role of kinship networks in shaping economic outcomes by race</w:t>
-      </w:r>
-      <w:r>
-        <w:t xml:space="preserve"> </w:t>
-      </w:r>
-      <w:r>
-        <w:t xml:space="preserve">[21, 22]</w:t>
-      </w:r>
-      <w:r>
-        <w:t xml:space="preserve">. Given these findings, one might expect the choice of unit of analysis to affect inequality estimates differently across racial groups. While there is higher inequality among Black households and clans overall, the direction of the household–clan difference in Gini coefficients is consistent across racial groups (Table 1).</w:t>
+        <w:t xml:space="preserve">Our analyses provided an important complement to existing scholarship on income and wealth inequality that typically measures inequality at the household level (or in some cases the individual level). Our aim is not to downplay the importance of households as units of analysis, but rather to show that considering multiple units of analysis—including households and clans—is helpful for fully understanding inequality as a complex societal phenomenon. The choice of analytical unit matters in part because different historical periods generate changes in inequality at some levels more than others. For example, our analyses showed that clan-level income inequality has increased more rapidly than household-level income inequality over the study period. By contrast, trends in household and clan inequality were similar for wealth over time. This may reflect the cumulative nature of wealth, which is more durably concentrated within kinship networks</w:t>
+      </w:r>
+      <w:r>
+        <w:t xml:space="preserve"> </w:t>
+      </w:r>
+      <w:r>
+        <w:t xml:space="preserve">[11, 13, 20]</w:t>
+      </w:r>
+      <w:r>
+        <w:t xml:space="preserve">, or limitations of the PSID’s coverage of the top of the wealth distribution, where much wealth inequality is generated. Together, these patterns reinforce the importance of examining inequality at multiple levels of social organization.</w:t>
       </w:r>
     </w:p>
     <w:p>
@@ -663,164 +715,27 @@
         <w:pStyle w:val="BodyText"/>
       </w:pPr>
       <w:r>
-        <w:t xml:space="preserve">As Table 1 shows, the difference between household and clan income Gini coefficients is XXX for Black respondents and XXX for non-Black respondents. For wealth, the difference between household and clan Gini coefficients is XXX for Black respondents and XXX for non-Black respondents. These differences indicate that the unit of analysis has a slightly larger effect on measured wealth inequality by race than on income inequality, with inequality lower when using clans as the unit of analysis, especially for Black respondents. Nonetheless, the direction of the difference is consistent across all sub-groups, with wealth inequality lower than income inequality.</w:t>
-      </w:r>
-    </w:p>
-    <w:p>
-      <w:pPr>
-        <w:pStyle w:val="BodyText"/>
-      </w:pPr>
-      <w:r>
-        <w:t xml:space="preserve">Differences in Gini coefficients are stable for different income and wealth specifications. First, we exclude negative values to ensure Gini coefficients are comparable across measures. Negative values for income and wealth drive Gini coefficients that are less than zero or greater than one. Therefore, Gini coefficients presented here underestimate the extent of inequality at both the household and clan levels. When negative values are included, the difference in inequality at the clan and household levels widens (see Appendix Table C). Regardless, differences between household and clan measurements remain consistent across all years when including negative values.</w:t>
-      </w:r>
-    </w:p>
-    <w:p>
-      <w:pPr>
-        <w:pStyle w:val="BodyText"/>
-      </w:pPr>
-      <w:r>
-        <w:t xml:space="preserve">Second, we measure wealth including home equity.. As a sensitivity analysis, we compare these Gini coefficients with wealth measures that exclude home equity (see Appendix Table D). When home equity is excluded, estimated inequality is lower at both the household and clan level, but the difference between household and clan-level Gini coefficients remains similar.</w:t>
-      </w:r>
-    </w:p>
-    <w:p>
-      <w:pPr>
-        <w:pStyle w:val="BodyText"/>
-      </w:pPr>
-      <w:r>
-        <w:t xml:space="preserve">Additionally, although all households belong to a clan, not all extended family members are observed in the PSID in every year. In some cases (especially in earlier years), PSID clans consist of only a single observed household, rendering household and clan-level measures identical. These observations are excluded from the main analyses because they do not capture extended family dynamics and are a result of survey limitations, rather than social reality. Including these single household clans reverses the household–clan inequality gap for income but not for wealth (see Appendix Tables E1 and E2), further underscoring the importance of extended family networks in measuring wealth inequality in particular.</w:t>
-      </w:r>
-      <w:r>
-        <w:rPr>
-          <w:rStyle w:val="FootnoteReference"/>
-        </w:rPr>
-        <w:footnoteReference w:id="19"/>
-      </w:r>
-    </w:p>
-    <w:p>
-      <w:pPr>
-        <w:pStyle w:val="BodyText"/>
-      </w:pPr>
-      <w:r>
-        <w:t xml:space="preserve">While the Gini index is a widely-used measure of inequality, it has well-known limitations. First, the Gini places greater weight on differences around the middle of the income or wealth distribution</w:t>
-      </w:r>
-      <w:r>
-        <w:t xml:space="preserve"> </w:t>
-      </w:r>
-      <w:r>
-        <w:t xml:space="preserve">[23–25]</w:t>
-      </w:r>
-      <w:r>
-        <w:t xml:space="preserve">. To assess whether our results depend on where inequality is concentrated along the distribution, we also examine two related measures, referred to as the Gini’s “nuclear family”</w:t>
-      </w:r>
-      <w:r>
-        <w:t xml:space="preserve"> </w:t>
-      </w:r>
-      <w:r>
-        <w:t xml:space="preserve">[26]</w:t>
-      </w:r>
-      <w:r>
-        <w:t xml:space="preserve">. Across all measures, we find that estimated inequality is consistently lower when measured at the clan level than at the household level for both income and wealth (see Appendix Table G). Second, Gini measures are often standardized for household size. Appendix H calculates equivalent Gini measures using two methods of size standardization. Overall, our main analyses are most conservative. Using alternative adjusted measures, the gap between household and clan Ginis is even larger (in the same direction) or similar.</w:t>
-      </w:r>
-    </w:p>
-    <w:p>
-      <w:pPr>
-        <w:pStyle w:val="BodyText"/>
-      </w:pPr>
-      <w:r>
-        <w:t xml:space="preserve">Finally, [add explanation about adjusting for size].</w:t>
-      </w:r>
-    </w:p>
-    <w:bookmarkEnd w:id="20"/>
-    <w:bookmarkStart w:id="21" w:name="discussion"/>
+        <w:t xml:space="preserve">Differences in historical patterns between households and clans may reflect changes in mobility over time. Mechanically, lower mobility produces greater homogeneity within clans over time, whereas higher mobility has the opposite effect. Conversely, inequality across extended families may build atop inequality across households in reducing mobility. If resources and constraints are transmitted within clans then rising inequality may further reduce mobility for those in disadvantaged households. In other words, the prevalent concern that high inequality undermines intergenerational mobility</w:t>
+      </w:r>
+      <w:r>
+        <w:t xml:space="preserve"> </w:t>
+      </w:r>
+      <w:r>
+        <w:t xml:space="preserve">[21–23]</w:t>
+      </w:r>
+      <w:r>
+        <w:t xml:space="preserve"> </w:t>
+      </w:r>
+      <w:r>
+        <w:t xml:space="preserve">may operate on both the household and clan levels, fueling future differences in inequality between households and clans. Although our analyses focused on the macro level, they highlighted a clear need for additional research on how extended families structure social life at the micro level. One key question raised by our findings concerns the prevalence and scale of resource transfers within extended families, an issue beyond the scope of this study. Methodologically, our project suggests the need for data and research designs that capture resource flows across kinship networks rather than limiting analysis to households. Taken together, our findings demonstrate that understanding economic inequality requires moving beyond a sole focus on households to also account for the extended family structures through which resources, advantage, and disadvantage are transmitted across generations.</w:t>
+      </w:r>
+    </w:p>
+    <w:bookmarkEnd w:id="23"/>
+    <w:bookmarkStart w:id="24" w:name="materials-and-methods"/>
     <w:p>
       <w:pPr>
         <w:pStyle w:val="Heading1"/>
       </w:pPr>
-      <w:r>
-        <w:rPr>
-          <w:rStyle w:val="SectionNumber"/>
-        </w:rPr>
-        <w:t xml:space="preserve">5</w:t>
-      </w:r>
-      <w:r>
-        <w:tab/>
-      </w:r>
-      <w:r>
-        <w:t xml:space="preserve">Discussion</w:t>
-      </w:r>
-    </w:p>
-    <w:p>
-      <w:pPr>
-        <w:pStyle w:val="FirstParagraph"/>
-      </w:pPr>
-      <w:r>
-        <w:t xml:space="preserve">Our analyses explored what income and wealth inequality in the U.S. look like when examined not only at the household level but also at the level of intergenerational extended families. We found that both income and wealth inequality were more extreme, as per Gini coefficients, when examining society as a collection of households (the standard in the literature) rather than a collection of clans. Income inequality was about 6 points higher for households than for clans, and wealth inequality was about 12 points higher, indicating fewer disparities on average between extended family networks than between households. In other words, an individual’s extended family was more economically similar on average to other extended families than their household was to other households. Thus, claims that current estimates, which focus on households, underestimate inequality</w:t>
-      </w:r>
-      <w:r>
-        <w:t xml:space="preserve"> </w:t>
-      </w:r>
-      <w:r>
-        <w:t xml:space="preserve">[10]</w:t>
-      </w:r>
-      <w:r>
-        <w:t xml:space="preserve"> </w:t>
-      </w:r>
-      <w:r>
-        <w:t xml:space="preserve">may be exaggerated. Inequality between larger family units is lower than inequality between households.</w:t>
-      </w:r>
-    </w:p>
-    <w:p>
-      <w:pPr>
-        <w:pStyle w:val="BodyText"/>
-      </w:pPr>
-      <w:r>
-        <w:t xml:space="preserve">Our analyses provided an important complement to existing scholarship on income and wealth inequality that typically measures inequality at the household level (or in some cases the individual level). Our aim is not to downplay the importance of households as units of analysis, but rather to show that considering multiple units of analysis—including households and clans—is helpful for fully understanding inequality as a complex societal phenomenon. The choice of analytical unit matters in part because different historical periods generate changes in inequality at some levels more than others. For example, our analyses showed that clan-level income inequality has increased more rapidly than household-level income inequality over the study period. By contrast, trends in household and clan inequality were similar for wealth over time. This may reflect the cumulative nature of wealth, which is more durably concentrated within kinship networks</w:t>
-      </w:r>
-      <w:r>
-        <w:t xml:space="preserve"> </w:t>
-      </w:r>
-      <w:r>
-        <w:t xml:space="preserve">[11, 13, 27]</w:t>
-      </w:r>
-      <w:r>
-        <w:t xml:space="preserve">, or limitations of the PSID’s coverage of the top of the wealth distribution, where much wealth inequality is generated. Together, these patterns reinforce the importance of examining inequality at multiple levels of social organization.</w:t>
-      </w:r>
-    </w:p>
-    <w:p>
-      <w:pPr>
-        <w:pStyle w:val="BodyText"/>
-      </w:pPr>
-      <w:r>
-        <w:t xml:space="preserve">Differences in historical patterns between households and clans may reflect changes in mobility over time. Mechanically, lower mobility produces greater homogeneity within clans over time, whereas higher mobility has the opposite effect. Conversely, inequality across extended families may build atop inequality across households in reducing mobility. If resources and constraints are transmitted within clans then rising inequality may further reduce mobility for those in disadvantaged households. In other words, the prevalent concern that high inequality undermines intergenerational mobility</w:t>
-      </w:r>
-      <w:r>
-        <w:t xml:space="preserve"> </w:t>
-      </w:r>
-      <w:r>
-        <w:t xml:space="preserve">[28–30]</w:t>
-      </w:r>
-      <w:r>
-        <w:t xml:space="preserve"> </w:t>
-      </w:r>
-      <w:r>
-        <w:t xml:space="preserve">may operate on both the household and clan levels, fueling future differences in inequality between households and clans. Although our analyses focused on the macro level, they highlighted a clear need for additional research on how extended families structure social life at the micro level. One key question raised by our findings concerns the prevalence and scale of resource transfers within extended families, an issue beyond the scope of this study. Methodologically, our project suggests the need for data and research designs that capture resource flows across kinship networks rather than limiting analysis to households. Taken together, our findings demonstrate that understanding economic inequality requires moving beyond a sole focus on households to also account for the extended family structures through which resources, advantage, and disadvantage are transmitted across generations.</w:t>
-      </w:r>
-    </w:p>
-    <w:bookmarkEnd w:id="21"/>
-    <w:bookmarkStart w:id="22" w:name="materials-and-methods"/>
-    <w:p>
-      <w:pPr>
-        <w:pStyle w:val="Heading1"/>
-      </w:pPr>
-      <w:r>
-        <w:rPr>
-          <w:rStyle w:val="SectionNumber"/>
-        </w:rPr>
-        <w:t xml:space="preserve">6</w:t>
-      </w:r>
-      <w:r>
-        <w:tab/>
-      </w:r>
       <w:r>
         <w:t xml:space="preserve">Materials and Methods</w:t>
       </w:r>
@@ -865,7 +780,7 @@
         <w:pStyle w:val="BodyText"/>
       </w:pPr>
       <w:r>
-        <w:t xml:space="preserve">The PSID has collected income data since its inception but began collecting wealth data only in 1984. As a result, analytic samples differ: income analyses include 242,200 household-years and 64,292 clan-years, representing 2,906 unique clans; wealth analyses include 122,069 household-years and 26,655 clan-years, representing 2,636 unique clans</w:t>
+        <w:t xml:space="preserve">The PSID has collected income data since its inception but began collecting wealth data only in 1984. As a result, analytic samples differ: income analyses include 242,200 household-years and 64,292 clan-years, representing 2,906 unique clans; wealth analyses include 122,069 household-years and 26,655 clan-years, representing 2,636 unique clans.</w:t>
       </w:r>
     </w:p>
     <w:p>
@@ -889,7 +804,7 @@
         <w:t xml:space="preserve"> </w:t>
       </w:r>
       <w:r>
-        <w:t xml:space="preserve">[5, 17, 27]</w:t>
+        <w:t xml:space="preserve">[5, 17, 20]</w:t>
       </w:r>
       <w:r>
         <w:t xml:space="preserve">. Aggregate measures for income and wealth are provided by the PSID. Income includes earnings, asset income, transfers, and income from farming and gardening. Wealth includes non-primary real estate, business equity, stocks, bonds, vehicles, retirement accounts, and bank accounts, and includes home equity.</w:t>
@@ -906,10 +821,10 @@
         <w:t xml:space="preserve"> </w:t>
       </w:r>
       <w:r>
-        <w:t xml:space="preserve">[27, 31]</w:t>
-      </w:r>
-      <w:r>
-        <w:t xml:space="preserve">. All income and wealth values are adjusted for inflation. Additionally, analyses set negative values of income and wealth to zero so that Gini coefficients remain in the 0 to 1 range (see Appendix Table C). To construct clan-level measures, we aggregate household income and wealth for all households in a clan within each clan-year.</w:t>
+        <w:t xml:space="preserve">[20, 24]</w:t>
+      </w:r>
+      <w:r>
+        <w:t xml:space="preserve">. All income and wealth values are adjusted for inflation. Additionally, analyses set negative values of income and wealth to zero so that Gini coefficients remain in the 0 to 1 range (see Appendix D1 and F1). To construct clan-level measures, we aggregate household income and wealth for all households in a clan within each clan-year.</w:t>
       </w:r>
     </w:p>
     <w:p>
@@ -917,7 +832,7 @@
         <w:pStyle w:val="BodyText"/>
       </w:pPr>
       <w:r>
-        <w:t xml:space="preserve">All results presented are weighted. Using weights does not meaningfully change results (see Appendix Table F). Household-level weights are provided by the PSID. The PSID constructs family weights from individual weights using the fair shares method, which assumes that the probability of observing any individual within a family equals the probability of observing the family itself. We extend this approach to construct clan-level weights using the same fair shares principle. Clan weights assume that the probability of observing a family within a clan equals the probability of observing the clan itself. These weights are applied to total clan income or wealth (rather than mean income or wealth) to avoid double standardization by household counts. In effect, clan weights already incorporate the number of households within a clan. As a result, each clan’s influence reflects the representation of the average household within that clan, rather than scaling mechanically with the clan’s total number of households.</w:t>
+        <w:t xml:space="preserve">All results presented are weighted. Using weights does not meaningfully change results (see Appendix D4 and F4). Household-level weights are provided by the PSID. The PSID constructs family weights from individual weights using the fair shares method, which assumes that the probability of observing any individual within a family equals the probability of observing the family itself. We extend this approach to construct clan-level weights using the same fair shares principle. Clan weights assume that the probability of observing a family within a clan equals the probability of observing the clan itself. These weights are applied to total clan income or wealth (rather than mean income or wealth) to avoid double standardization by household counts. In effect, clan weights already incorporate the number of households within a clan. As a result, each clan’s influence reflects the representation of the average household within that clan, rather than scaling mechanically with the clan’s total number of households.</w:t>
       </w:r>
     </w:p>
     <w:p>
@@ -941,7 +856,7 @@
         <w:t xml:space="preserve"> </w:t>
       </w:r>
       <w:r>
-        <w:t xml:space="preserve">[32]</w:t>
+        <w:t xml:space="preserve">[25]</w:t>
       </w:r>
       <w:r>
         <w:t xml:space="preserve">. Black households are all households with a Black head of household. Black clans are clans in which more than half of the households within it identify as Black. Analyses by race and ethnicity are limited to Black and non-Black categories because there are relatively few clans in the PSID data (2,906 for income and 2,636 for wealth). Additionally, the genealogical design of the PSID reflects the demographics of the United States at the time the survey began in 1968, which constrains analyses of clans for demographic groups that were not prominent at that time. Although the PSID incorporated additional samples over time to reflect the changing demographics of the United States in the PSID sample, ethnicity analyses remain limited because Hispanic/Latino households do not form consistent multigenerational lineages over the full panel and therefore have limited clans.</w:t>
@@ -968,7 +883,7 @@
         <w:t xml:space="preserve"> </w:t>
       </w:r>
       <w:r>
-        <w:t xml:space="preserve">[24–26]</w:t>
+        <w:t xml:space="preserve">[26–28]</w:t>
       </w:r>
       <w:r>
         <w:t xml:space="preserve">. These features make it well suited to the PSID, which underrepresents wealthy households compared with surveys such as the Survey of Consumer Finance.</w:t>
@@ -979,42 +894,24 @@
         <w:pStyle w:val="BodyText"/>
       </w:pPr>
       <w:r>
-        <w:t xml:space="preserve">Gini coefficients are calculated separately for income and wealth to reflect their distinct dimensions of inequality. Estimates of Gini coefficients in our data are comparable to estimates that other studies have found, though there is more variation in wealth coefficients, likely because the PSID excludes wealthy households (see Appendix Table B1 and B2).</w:t>
-      </w:r>
-    </w:p>
-    <w:bookmarkEnd w:id="22"/>
-    <w:bookmarkStart w:id="63" w:name="appendix"/>
+        <w:t xml:space="preserve">Gini coefficients are calculated separately for income and wealth to reflect their distinct dimensions of inequality. Estimates of Gini coefficients in our data are comparable to estimates that other studies have found, though there is more variation in wealth coefficients, likely because the PSID excludes wealthy households (see Appendix B).</w:t>
+      </w:r>
+    </w:p>
+    <w:bookmarkEnd w:id="24"/>
+    <w:bookmarkStart w:id="36" w:name="appendix"/>
     <w:p>
       <w:pPr>
         <w:pStyle w:val="Heading1"/>
       </w:pPr>
       <w:r>
-        <w:rPr>
-          <w:rStyle w:val="SectionNumber"/>
-        </w:rPr>
-        <w:t xml:space="preserve">7</w:t>
-      </w:r>
-      <w:r>
-        <w:tab/>
-      </w:r>
-      <w:r>
         <w:t xml:space="preserve">Appendix</w:t>
       </w:r>
     </w:p>
-    <w:bookmarkStart w:id="32" w:name="appendix-a-simulating-gini-coefficients"/>
+    <w:bookmarkStart w:id="34" w:name="appendix-a-simulating-gini-coefficients"/>
     <w:p>
       <w:pPr>
         <w:pStyle w:val="Heading2"/>
       </w:pPr>
-      <w:r>
-        <w:rPr>
-          <w:rStyle w:val="SectionNumber"/>
-        </w:rPr>
-        <w:t xml:space="preserve">7.1</w:t>
-      </w:r>
-      <w:r>
-        <w:tab/>
-      </w:r>
       <w:r>
         <w:t xml:space="preserve">Appendix A: Simulating Gini Coefficients</w:t>
       </w:r>
@@ -1051,18 +948,18 @@
           <wp:inline>
             <wp:extent cx="5334000" cy="4000500"/>
             <wp:effectExtent b="0" l="0" r="0" t="0"/>
-            <wp:docPr descr="" title="" id="24" name="Picture"/>
+            <wp:docPr descr="" title="" id="26" name="Picture"/>
             <a:graphic>
               <a:graphicData uri="http://schemas.openxmlformats.org/drawingml/2006/picture">
                 <pic:pic>
                   <pic:nvPicPr>
-                    <pic:cNvPr descr="/Users/amanda/Desktop/clan_project/10_draft/output/write_files/figure-docx/appendix-a1-1.png" id="25" name="Picture"/>
+                    <pic:cNvPr descr="/Users/amanda/Desktop/clan_project/10_draft/output/write_files/figure-docx/appendix-a1-1.png" id="27" name="Picture"/>
                     <pic:cNvPicPr>
                       <a:picLocks noChangeArrowheads="1" noChangeAspect="1"/>
                     </pic:cNvPicPr>
                   </pic:nvPicPr>
                   <pic:blipFill>
-                    <a:blip r:embed="rId23"/>
+                    <a:blip r:embed="rId25"/>
                     <a:stretch>
                       <a:fillRect/>
                     </a:stretch>
@@ -1108,18 +1005,18 @@
           <wp:inline>
             <wp:extent cx="5334000" cy="4000500"/>
             <wp:effectExtent b="0" l="0" r="0" t="0"/>
-            <wp:docPr descr="" title="" id="27" name="Picture"/>
+            <wp:docPr descr="" title="" id="29" name="Picture"/>
             <a:graphic>
               <a:graphicData uri="http://schemas.openxmlformats.org/drawingml/2006/picture">
                 <pic:pic>
                   <pic:nvPicPr>
-                    <pic:cNvPr descr="/Users/amanda/Desktop/clan_project/10_draft/output/write_files/figure-docx/appendix-a2-1.png" id="28" name="Picture"/>
+                    <pic:cNvPr descr="/Users/amanda/Desktop/clan_project/10_draft/output/write_files/figure-docx/appendix-a2-1.png" id="30" name="Picture"/>
                     <pic:cNvPicPr>
                       <a:picLocks noChangeArrowheads="1" noChangeAspect="1"/>
                     </pic:cNvPicPr>
                   </pic:nvPicPr>
                   <pic:blipFill>
-                    <a:blip r:embed="rId26"/>
+                    <a:blip r:embed="rId28"/>
                     <a:stretch>
                       <a:fillRect/>
                     </a:stretch>
@@ -1170,18 +1067,18 @@
           <wp:inline>
             <wp:extent cx="5334000" cy="4103076"/>
             <wp:effectExtent b="0" l="0" r="0" t="0"/>
-            <wp:docPr descr="" title="" id="30" name="Picture"/>
+            <wp:docPr descr="" title="" id="32" name="Picture"/>
             <a:graphic>
               <a:graphicData uri="http://schemas.openxmlformats.org/drawingml/2006/picture">
                 <pic:pic>
                   <pic:nvPicPr>
-                    <pic:cNvPr descr="/Users/amanda/Desktop/clan_project/10_draft/output/write_files/figure-docx/appendix-a3-1.png" id="31" name="Picture"/>
+                    <pic:cNvPr descr="/Users/amanda/Desktop/clan_project/10_draft/output/write_files/figure-docx/appendix-a3-1.png" id="33" name="Picture"/>
                     <pic:cNvPicPr>
                       <a:picLocks noChangeArrowheads="1" noChangeAspect="1"/>
                     </pic:cNvPicPr>
                   </pic:nvPicPr>
                   <pic:blipFill>
-                    <a:blip r:embed="rId29"/>
+                    <a:blip r:embed="rId31"/>
                     <a:stretch>
                       <a:fillRect/>
                     </a:stretch>
@@ -1213,22 +1110,13 @@
         <w:br w:type="page"/>
       </w:r>
     </w:p>
-    <w:bookmarkEnd w:id="32"/>
-    <w:bookmarkStart w:id="33" w:name="X8f4b25e330c8c7d4282a452909c1adb149e7ace"/>
+    <w:bookmarkEnd w:id="34"/>
+    <w:bookmarkStart w:id="35" w:name="X8f4b25e330c8c7d4282a452909c1adb149e7ace"/>
     <w:p>
       <w:pPr>
         <w:pStyle w:val="Heading2"/>
       </w:pPr>
       <w:r>
-        <w:rPr>
-          <w:rStyle w:val="SectionNumber"/>
-        </w:rPr>
-        <w:t xml:space="preserve">7.2</w:t>
-      </w:r>
-      <w:r>
-        <w:tab/>
-      </w:r>
-      <w:r>
         <w:t xml:space="preserve">Appendix B: Comparison with External Estimates</w:t>
       </w:r>
     </w:p>
@@ -1251,7 +1139,7 @@
         <w:t xml:space="preserve"> </w:t>
       </w:r>
       <w:r>
-        <w:t xml:space="preserve">[1, 33]</w:t>
+        <w:t xml:space="preserve">[1, 29]</w:t>
       </w:r>
       <w:r>
         <w:t xml:space="preserve">. FRED uses data from the World Bank on U.S. households and the Census uses data from the Current Population Survey (CPS). Gini coefficient benchmarks for wealth rely on estimates from research papers based on data from the PSID or Survey of Consumer Finances (SCF)</w:t>
@@ -1260,7 +1148,7 @@
         <w:t xml:space="preserve"> </w:t>
       </w:r>
       <w:r>
-        <w:t xml:space="preserve">[34, 35]</w:t>
+        <w:t xml:space="preserve">[30, 31]</w:t>
       </w:r>
       <w:r>
         <w:t xml:space="preserve">.</w:t>
@@ -5420,1431 +5308,38 @@
         </w:tc>
       </w:tr>
     </w:tbl>
-    <w:p>
-      <w:r>
-        <w:br w:type="page"/>
-      </w:r>
-    </w:p>
-    <w:bookmarkEnd w:id="33"/>
-    <w:bookmarkStart w:id="37" w:name="X3a9821ff0efd5f5da492d5f77bcd0400bf0708f"/>
-    <w:p>
-      <w:pPr>
-        <w:pStyle w:val="Heading2"/>
-      </w:pPr>
-      <w:r>
-        <w:rPr>
-          <w:rStyle w:val="SectionNumber"/>
-        </w:rPr>
-        <w:t xml:space="preserve">7.3</w:t>
-      </w:r>
-      <w:r>
-        <w:tab/>
-      </w:r>
-      <w:r>
-        <w:t xml:space="preserve">Appendix C: Alternative Inequality Measures (C1, C2, C3)</w:t>
+    <w:bookmarkEnd w:id="35"/>
+    <w:bookmarkEnd w:id="36"/>
+    <w:bookmarkStart w:id="40" w:name="X0725f81ad50d659f5f315d5b9354a8278899984"/>
+    <w:p>
+      <w:pPr>
+        <w:pStyle w:val="Heading1"/>
+      </w:pPr>
+      <w:r>
+        <w:t xml:space="preserve">Appendix C: Alternative Inequality Measures</w:t>
       </w:r>
     </w:p>
     <w:p>
       <w:pPr>
         <w:pStyle w:val="FirstParagraph"/>
-      </w:pPr>
-      <w:r>
-        <w:t xml:space="preserve">C1 is the Bonferroni coefficient (greater weight on lower tail); C2 is the standard Gini coefficient; C3 places greater weight on the upper tail of the distribution</w:t>
-      </w:r>
-      <w:r>
-        <w:t xml:space="preserve"> </w:t>
-      </w:r>
-      <w:r>
-        <w:t xml:space="preserve">[26]</w:t>
-      </w:r>
-      <w:r>
-        <w:t xml:space="preserve">. All estimates are weighted averages across all available years.</w:t>
-      </w:r>
-    </w:p>
-    <w:p xmlns:w="http://schemas.openxmlformats.org/wordprocessingml/2006/main" xmlns:wp="http://schemas.openxmlformats.org/drawingml/2006/wordprocessingDrawing" xmlns:r="http://schemas.openxmlformats.org/officeDocument/2006/relationships" xmlns:w14="http://schemas.microsoft.com/office/word/2010/wordml">
-      <w:pPr>
-        <w:pStyle w:val="TableCaption"/>
-        <w:jc w:val="center"/>
-        <w:keepNext/>
-        <w:pBdr>
-          <w:bottom w:val="none" w:sz="0" w:space="0" w:color="000000"/>
-          <w:top w:val="none" w:sz="0" w:space="0" w:color="000000"/>
-          <w:left w:val="none" w:sz="0" w:space="0" w:color="000000"/>
-          <w:right w:val="none" w:sz="0" w:space="0" w:color="000000"/>
-        </w:pBdr>
-        <w:spacing w:after="60" w:before="60" w:line="240"/>
-        <w:ind w:left="60" w:right="60" w:firstLine="0" w:firstLineChars="0"/>
-      </w:pPr>
-      <w:r>
-        <w:t xml:space="preserve">Appendix Table C. Average C1, C2, and C3 inequality indices for income and wealth</w:t>
-      </w:r>
-    </w:p>
-    <w:tbl xmlns:w="http://schemas.openxmlformats.org/wordprocessingml/2006/main" xmlns:r="http://schemas.openxmlformats.org/officeDocument/2006/relationships" xmlns:w14="http://schemas.microsoft.com/office/word/2010/wordml" xmlns:wp="http://schemas.openxmlformats.org/drawingml/2006/wordprocessingDrawing" xmlns:a="http://schemas.openxmlformats.org/drawingml/2006/main" xmlns:pic="http://schemas.openxmlformats.org/drawingml/2006/picture">
-      <w:tblPr>
-        <w:tblLayout w:type="fixed"/>
-        <w:jc w:val="center"/>
-        <w:tblLook w:firstRow="1" w:lastRow="0" w:firstColumn="0" w:lastColumn="0" w:noHBand="0" w:noVBand="1"/>
-      </w:tblPr>
-      <w:tblGrid>
-        <w:gridCol w:w="1080"/>
-        <w:gridCol w:w="1080"/>
-        <w:gridCol w:w="1080"/>
-        <w:gridCol w:w="1080"/>
-        <w:gridCol w:w="1080"/>
-        <w:gridCol w:w="1080"/>
-        <w:gridCol w:w="1080"/>
-      </w:tblGrid>
-      <w:tr>
-        <w:trPr>
-          <w:trHeight w:val="360" w:hRule="auto"/>
-          <w:tblHeader/>
-        </w:trPr>
-        header1
-        <w:tc>
-          <w:tcPr>
-            <w:tcBorders>
-              <w:bottom w:val="single" w:sz="6" w:space="0" w:color="666666"/>
-              <w:top w:val="single" w:sz="12" w:space="0" w:color="666666"/>
-              <w:left w:val="none" w:sz="0" w:space="0" w:color="000000"/>
-              <w:right w:val="none" w:sz="0" w:space="0" w:color="000000"/>
-            </w:tcBorders>
-            <w:shd w:val="clear" w:color="auto" w:fill="FFFFFF"/>
-            <w:tcMar>
-              <w:top w:w="0" w:type="dxa"/>
-              <w:bottom w:w="0" w:type="dxa"/>
-              <w:left w:w="0" w:type="dxa"/>
-              <w:right w:w="0" w:type="dxa"/>
-            </w:tcMar>
-            <w:vAlign w:val="center"/>
-          </w:tcPr>
-          <w:p>
-            <w:pPr>
-              <w:jc w:val="center"/>
-              <w:pBdr>
-                <w:bottom w:val="none" w:sz="0" w:space="0" w:color="000000"/>
-                <w:top w:val="none" w:sz="0" w:space="0" w:color="000000"/>
-                <w:left w:val="none" w:sz="0" w:space="0" w:color="000000"/>
-                <w:right w:val="none" w:sz="0" w:space="0" w:color="000000"/>
-              </w:pBdr>
-              <w:spacing w:after="100" w:before="100" w:line="240"/>
-              <w:ind w:left="100" w:right="100" w:firstLine="0" w:firstLineChars="0"/>
-              <w:rPr>
-                <w:rFonts w:ascii="Helvetica" w:hAnsi="Helvetica" w:eastAsia="Helvetica" w:cs="Helvetica"/>
-                <w:i w:val="false"/>
-                <w:b w:val="true"/>
-                <w:u w:val="none"/>
-                <w:sz w:val="18"/>
-                <w:szCs w:val="18"/>
-                <w:color w:val="000000"/>
-              </w:rPr>
-            </w:pPr>
-            <w:r xmlns:w="http://schemas.openxmlformats.org/wordprocessingml/2006/main" xmlns:wp="http://schemas.openxmlformats.org/drawingml/2006/wordprocessingDrawing" xmlns:r="http://schemas.openxmlformats.org/officeDocument/2006/relationships" xmlns:w14="http://schemas.microsoft.com/office/word/2010/wordml">
-              <w:rPr>
-                <w:rFonts w:ascii="Helvetica" w:hAnsi="Helvetica" w:eastAsia="Helvetica" w:cs="Helvetica"/>
-                <w:i w:val="false"/>
-                <w:b w:val="true"/>
-                <w:u w:val="none"/>
-                <w:sz w:val="18"/>
-                <w:szCs w:val="18"/>
-                <w:color w:val="000000"/>
-              </w:rPr>
-              <w:t xml:space="preserve"/>
-            </w:r>
-          </w:p>
-        </w:tc>
-        <w:tc>
-          <w:tcPr>
-            <w:gridSpan w:val="2"/>
-            <w:tcBorders>
-              <w:bottom w:val="single" w:sz="6" w:space="0" w:color="666666"/>
-              <w:top w:val="single" w:sz="12" w:space="0" w:color="666666"/>
-              <w:left w:val="none" w:sz="0" w:space="0" w:color="000000"/>
-              <w:right w:val="none" w:sz="0" w:space="0" w:color="000000"/>
-            </w:tcBorders>
-            <w:shd w:val="clear" w:color="auto" w:fill="FFFFFF"/>
-            <w:tcMar>
-              <w:top w:w="0" w:type="dxa"/>
-              <w:bottom w:w="0" w:type="dxa"/>
-              <w:left w:w="0" w:type="dxa"/>
-              <w:right w:w="0" w:type="dxa"/>
-            </w:tcMar>
-            <w:vAlign w:val="center"/>
-          </w:tcPr>
-          <w:p>
-            <w:pPr>
-              <w:jc w:val="center"/>
-              <w:pBdr>
-                <w:bottom w:val="none" w:sz="0" w:space="0" w:color="000000"/>
-                <w:top w:val="none" w:sz="0" w:space="0" w:color="000000"/>
-                <w:left w:val="none" w:sz="0" w:space="0" w:color="000000"/>
-                <w:right w:val="none" w:sz="0" w:space="0" w:color="000000"/>
-              </w:pBdr>
-              <w:spacing w:after="100" w:before="100" w:line="240"/>
-              <w:ind w:left="100" w:right="100" w:firstLine="0" w:firstLineChars="0"/>
-              <w:rPr>
-                <w:rFonts w:ascii="Helvetica" w:hAnsi="Helvetica" w:eastAsia="Helvetica" w:cs="Helvetica"/>
-                <w:i w:val="false"/>
-                <w:b w:val="true"/>
-                <w:u w:val="none"/>
-                <w:sz w:val="18"/>
-                <w:szCs w:val="18"/>
-                <w:color w:val="000000"/>
-              </w:rPr>
-            </w:pPr>
-            <w:r xmlns:w="http://schemas.openxmlformats.org/wordprocessingml/2006/main" xmlns:wp="http://schemas.openxmlformats.org/drawingml/2006/wordprocessingDrawing" xmlns:r="http://schemas.openxmlformats.org/officeDocument/2006/relationships" xmlns:w14="http://schemas.microsoft.com/office/word/2010/wordml">
-              <w:rPr>
-                <w:rFonts w:ascii="Helvetica" w:hAnsi="Helvetica" w:eastAsia="Helvetica" w:cs="Helvetica"/>
-                <w:i w:val="false"/>
-                <w:b w:val="true"/>
-                <w:u w:val="none"/>
-                <w:sz w:val="18"/>
-                <w:szCs w:val="18"/>
-                <w:color w:val="000000"/>
-              </w:rPr>
-              <w:t xml:space="preserve">C1 (Bonferroni)</w:t>
-            </w:r>
-          </w:p>
-        </w:tc>
-        <w:tc>
-          <w:tcPr>
-            <w:gridSpan w:val="2"/>
-            <w:tcBorders>
-              <w:bottom w:val="single" w:sz="6" w:space="0" w:color="666666"/>
-              <w:top w:val="single" w:sz="12" w:space="0" w:color="666666"/>
-              <w:left w:val="none" w:sz="0" w:space="0" w:color="000000"/>
-              <w:right w:val="none" w:sz="0" w:space="0" w:color="000000"/>
-            </w:tcBorders>
-            <w:shd w:val="clear" w:color="auto" w:fill="FFFFFF"/>
-            <w:tcMar>
-              <w:top w:w="0" w:type="dxa"/>
-              <w:bottom w:w="0" w:type="dxa"/>
-              <w:left w:w="0" w:type="dxa"/>
-              <w:right w:w="0" w:type="dxa"/>
-            </w:tcMar>
-            <w:vAlign w:val="center"/>
-          </w:tcPr>
-          <w:p>
-            <w:pPr>
-              <w:jc w:val="center"/>
-              <w:pBdr>
-                <w:bottom w:val="none" w:sz="0" w:space="0" w:color="000000"/>
-                <w:top w:val="none" w:sz="0" w:space="0" w:color="000000"/>
-                <w:left w:val="none" w:sz="0" w:space="0" w:color="000000"/>
-                <w:right w:val="none" w:sz="0" w:space="0" w:color="000000"/>
-              </w:pBdr>
-              <w:spacing w:after="100" w:before="100" w:line="240"/>
-              <w:ind w:left="100" w:right="100" w:firstLine="0" w:firstLineChars="0"/>
-              <w:rPr>
-                <w:rFonts w:ascii="Helvetica" w:hAnsi="Helvetica" w:eastAsia="Helvetica" w:cs="Helvetica"/>
-                <w:i w:val="false"/>
-                <w:b w:val="true"/>
-                <w:u w:val="none"/>
-                <w:sz w:val="18"/>
-                <w:szCs w:val="18"/>
-                <w:color w:val="000000"/>
-              </w:rPr>
-            </w:pPr>
-            <w:r xmlns:w="http://schemas.openxmlformats.org/wordprocessingml/2006/main" xmlns:wp="http://schemas.openxmlformats.org/drawingml/2006/wordprocessingDrawing" xmlns:r="http://schemas.openxmlformats.org/officeDocument/2006/relationships" xmlns:w14="http://schemas.microsoft.com/office/word/2010/wordml">
-              <w:rPr>
-                <w:rFonts w:ascii="Helvetica" w:hAnsi="Helvetica" w:eastAsia="Helvetica" w:cs="Helvetica"/>
-                <w:i w:val="false"/>
-                <w:b w:val="true"/>
-                <w:u w:val="none"/>
-                <w:sz w:val="18"/>
-                <w:szCs w:val="18"/>
-                <w:color w:val="000000"/>
-              </w:rPr>
-              <w:t xml:space="preserve">C2 (Gini)</w:t>
-            </w:r>
-          </w:p>
-        </w:tc>
-        <w:tc>
-          <w:tcPr>
-            <w:gridSpan w:val="2"/>
-            <w:tcBorders>
-              <w:bottom w:val="single" w:sz="6" w:space="0" w:color="666666"/>
-              <w:top w:val="single" w:sz="12" w:space="0" w:color="666666"/>
-              <w:left w:val="none" w:sz="0" w:space="0" w:color="000000"/>
-              <w:right w:val="none" w:sz="0" w:space="0" w:color="000000"/>
-            </w:tcBorders>
-            <w:shd w:val="clear" w:color="auto" w:fill="FFFFFF"/>
-            <w:tcMar>
-              <w:top w:w="0" w:type="dxa"/>
-              <w:bottom w:w="0" w:type="dxa"/>
-              <w:left w:w="0" w:type="dxa"/>
-              <w:right w:w="0" w:type="dxa"/>
-            </w:tcMar>
-            <w:vAlign w:val="center"/>
-          </w:tcPr>
-          <w:p>
-            <w:pPr>
-              <w:jc w:val="center"/>
-              <w:pBdr>
-                <w:bottom w:val="none" w:sz="0" w:space="0" w:color="000000"/>
-                <w:top w:val="none" w:sz="0" w:space="0" w:color="000000"/>
-                <w:left w:val="none" w:sz="0" w:space="0" w:color="000000"/>
-                <w:right w:val="none" w:sz="0" w:space="0" w:color="000000"/>
-              </w:pBdr>
-              <w:spacing w:after="100" w:before="100" w:line="240"/>
-              <w:ind w:left="100" w:right="100" w:firstLine="0" w:firstLineChars="0"/>
-              <w:rPr>
-                <w:rFonts w:ascii="Helvetica" w:hAnsi="Helvetica" w:eastAsia="Helvetica" w:cs="Helvetica"/>
-                <w:i w:val="false"/>
-                <w:b w:val="true"/>
-                <w:u w:val="none"/>
-                <w:sz w:val="18"/>
-                <w:szCs w:val="18"/>
-                <w:color w:val="000000"/>
-              </w:rPr>
-            </w:pPr>
-            <w:r xmlns:w="http://schemas.openxmlformats.org/wordprocessingml/2006/main" xmlns:wp="http://schemas.openxmlformats.org/drawingml/2006/wordprocessingDrawing" xmlns:r="http://schemas.openxmlformats.org/officeDocument/2006/relationships" xmlns:w14="http://schemas.microsoft.com/office/word/2010/wordml">
-              <w:rPr>
-                <w:rFonts w:ascii="Helvetica" w:hAnsi="Helvetica" w:eastAsia="Helvetica" w:cs="Helvetica"/>
-                <w:i w:val="false"/>
-                <w:b w:val="true"/>
-                <w:u w:val="none"/>
-                <w:sz w:val="18"/>
-                <w:szCs w:val="18"/>
-                <w:color w:val="000000"/>
-              </w:rPr>
-              <w:t xml:space="preserve">C3 (upper tail)</w:t>
-            </w:r>
-          </w:p>
-        </w:tc>
-      </w:tr>
-      <w:tr>
-        <w:trPr>
-          <w:trHeight w:val="360" w:hRule="auto"/>
-          <w:tblHeader/>
-        </w:trPr>
-        header2
-        <w:tc>
-          <w:tcPr>
-            <w:tcBorders>
-              <w:bottom w:val="single" w:sz="12" w:space="0" w:color="666666"/>
-              <w:top w:val="single" w:sz="6" w:space="0" w:color="666666"/>
-              <w:left w:val="none" w:sz="0" w:space="0" w:color="000000"/>
-              <w:right w:val="none" w:sz="0" w:space="0" w:color="000000"/>
-            </w:tcBorders>
-            <w:shd w:val="clear" w:color="auto" w:fill="FFFFFF"/>
-            <w:tcMar>
-              <w:top w:w="0" w:type="dxa"/>
-              <w:bottom w:w="0" w:type="dxa"/>
-              <w:left w:w="0" w:type="dxa"/>
-              <w:right w:w="0" w:type="dxa"/>
-            </w:tcMar>
-            <w:vAlign w:val="center"/>
-          </w:tcPr>
-          <w:p>
-            <w:pPr>
-              <w:jc w:val="center"/>
-              <w:pBdr>
-                <w:bottom w:val="none" w:sz="0" w:space="0" w:color="000000"/>
-                <w:top w:val="none" w:sz="0" w:space="0" w:color="000000"/>
-                <w:left w:val="none" w:sz="0" w:space="0" w:color="000000"/>
-                <w:right w:val="none" w:sz="0" w:space="0" w:color="000000"/>
-              </w:pBdr>
-              <w:spacing w:after="100" w:before="100" w:line="240"/>
-              <w:ind w:left="100" w:right="100" w:firstLine="0" w:firstLineChars="0"/>
-              <w:rPr>
-                <w:rFonts w:ascii="Helvetica" w:hAnsi="Helvetica" w:eastAsia="Helvetica" w:cs="Helvetica"/>
-                <w:i w:val="false"/>
-                <w:b w:val="true"/>
-                <w:u w:val="none"/>
-                <w:sz w:val="18"/>
-                <w:szCs w:val="18"/>
-                <w:color w:val="000000"/>
-              </w:rPr>
-            </w:pPr>
-            <w:r xmlns:w="http://schemas.openxmlformats.org/wordprocessingml/2006/main" xmlns:wp="http://schemas.openxmlformats.org/drawingml/2006/wordprocessingDrawing" xmlns:r="http://schemas.openxmlformats.org/officeDocument/2006/relationships" xmlns:w14="http://schemas.microsoft.com/office/word/2010/wordml">
-              <w:rPr>
-                <w:rFonts w:ascii="Helvetica" w:hAnsi="Helvetica" w:eastAsia="Helvetica" w:cs="Helvetica"/>
-                <w:i w:val="false"/>
-                <w:b w:val="true"/>
-                <w:u w:val="none"/>
-                <w:sz w:val="18"/>
-                <w:szCs w:val="18"/>
-                <w:color w:val="000000"/>
-              </w:rPr>
-              <w:t xml:space="preserve"/>
-            </w:r>
-          </w:p>
-        </w:tc>
-        <w:tc>
-          <w:tcPr>
-            <w:tcBorders>
-              <w:bottom w:val="single" w:sz="12" w:space="0" w:color="666666"/>
-              <w:top w:val="single" w:sz="6" w:space="0" w:color="666666"/>
-              <w:left w:val="none" w:sz="0" w:space="0" w:color="000000"/>
-              <w:right w:val="none" w:sz="0" w:space="0" w:color="000000"/>
-            </w:tcBorders>
-            <w:shd w:val="clear" w:color="auto" w:fill="FFFFFF"/>
-            <w:tcMar>
-              <w:top w:w="0" w:type="dxa"/>
-              <w:bottom w:w="0" w:type="dxa"/>
-              <w:left w:w="0" w:type="dxa"/>
-              <w:right w:w="0" w:type="dxa"/>
-            </w:tcMar>
-            <w:vAlign w:val="center"/>
-          </w:tcPr>
-          <w:p>
-            <w:pPr>
-              <w:jc w:val="center"/>
-              <w:pBdr>
-                <w:bottom w:val="none" w:sz="0" w:space="0" w:color="000000"/>
-                <w:top w:val="none" w:sz="0" w:space="0" w:color="000000"/>
-                <w:left w:val="none" w:sz="0" w:space="0" w:color="000000"/>
-                <w:right w:val="none" w:sz="0" w:space="0" w:color="000000"/>
-              </w:pBdr>
-              <w:spacing w:after="100" w:before="100" w:line="240"/>
-              <w:ind w:left="100" w:right="100" w:firstLine="0" w:firstLineChars="0"/>
-              <w:rPr>
-                <w:rFonts w:ascii="Helvetica" w:hAnsi="Helvetica" w:eastAsia="Helvetica" w:cs="Helvetica"/>
-                <w:i w:val="false"/>
-                <w:b w:val="true"/>
-                <w:u w:val="none"/>
-                <w:sz w:val="18"/>
-                <w:szCs w:val="18"/>
-                <w:color w:val="000000"/>
-              </w:rPr>
-            </w:pPr>
-            <w:r xmlns:w="http://schemas.openxmlformats.org/wordprocessingml/2006/main" xmlns:wp="http://schemas.openxmlformats.org/drawingml/2006/wordprocessingDrawing" xmlns:r="http://schemas.openxmlformats.org/officeDocument/2006/relationships" xmlns:w14="http://schemas.microsoft.com/office/word/2010/wordml">
-              <w:rPr>
-                <w:rFonts w:ascii="Helvetica" w:hAnsi="Helvetica" w:eastAsia="Helvetica" w:cs="Helvetica"/>
-                <w:i w:val="false"/>
-                <w:b w:val="true"/>
-                <w:u w:val="none"/>
-                <w:sz w:val="18"/>
-                <w:szCs w:val="18"/>
-                <w:color w:val="000000"/>
-              </w:rPr>
-              <w:t xml:space="preserve">HH</w:t>
-            </w:r>
-          </w:p>
-        </w:tc>
-        <w:tc>
-          <w:tcPr>
-            <w:tcBorders>
-              <w:bottom w:val="single" w:sz="12" w:space="0" w:color="666666"/>
-              <w:top w:val="single" w:sz="6" w:space="0" w:color="666666"/>
-              <w:left w:val="none" w:sz="0" w:space="0" w:color="000000"/>
-              <w:right w:val="none" w:sz="0" w:space="0" w:color="000000"/>
-            </w:tcBorders>
-            <w:shd w:val="clear" w:color="auto" w:fill="FFFFFF"/>
-            <w:tcMar>
-              <w:top w:w="0" w:type="dxa"/>
-              <w:bottom w:w="0" w:type="dxa"/>
-              <w:left w:w="0" w:type="dxa"/>
-              <w:right w:w="0" w:type="dxa"/>
-            </w:tcMar>
-            <w:vAlign w:val="center"/>
-          </w:tcPr>
-          <w:p>
-            <w:pPr>
-              <w:jc w:val="center"/>
-              <w:pBdr>
-                <w:bottom w:val="none" w:sz="0" w:space="0" w:color="000000"/>
-                <w:top w:val="none" w:sz="0" w:space="0" w:color="000000"/>
-                <w:left w:val="none" w:sz="0" w:space="0" w:color="000000"/>
-                <w:right w:val="none" w:sz="0" w:space="0" w:color="000000"/>
-              </w:pBdr>
-              <w:spacing w:after="100" w:before="100" w:line="240"/>
-              <w:ind w:left="100" w:right="100" w:firstLine="0" w:firstLineChars="0"/>
-              <w:rPr>
-                <w:rFonts w:ascii="Helvetica" w:hAnsi="Helvetica" w:eastAsia="Helvetica" w:cs="Helvetica"/>
-                <w:i w:val="false"/>
-                <w:b w:val="true"/>
-                <w:u w:val="none"/>
-                <w:sz w:val="18"/>
-                <w:szCs w:val="18"/>
-                <w:color w:val="000000"/>
-              </w:rPr>
-            </w:pPr>
-            <w:r xmlns:w="http://schemas.openxmlformats.org/wordprocessingml/2006/main" xmlns:wp="http://schemas.openxmlformats.org/drawingml/2006/wordprocessingDrawing" xmlns:r="http://schemas.openxmlformats.org/officeDocument/2006/relationships" xmlns:w14="http://schemas.microsoft.com/office/word/2010/wordml">
-              <w:rPr>
-                <w:rFonts w:ascii="Helvetica" w:hAnsi="Helvetica" w:eastAsia="Helvetica" w:cs="Helvetica"/>
-                <w:i w:val="false"/>
-                <w:b w:val="true"/>
-                <w:u w:val="none"/>
-                <w:sz w:val="18"/>
-                <w:szCs w:val="18"/>
-                <w:color w:val="000000"/>
-              </w:rPr>
-              <w:t xml:space="preserve">Clan</w:t>
-            </w:r>
-          </w:p>
-        </w:tc>
-        <w:tc>
-          <w:tcPr>
-            <w:tcBorders>
-              <w:bottom w:val="single" w:sz="12" w:space="0" w:color="666666"/>
-              <w:top w:val="single" w:sz="6" w:space="0" w:color="666666"/>
-              <w:left w:val="none" w:sz="0" w:space="0" w:color="000000"/>
-              <w:right w:val="none" w:sz="0" w:space="0" w:color="000000"/>
-            </w:tcBorders>
-            <w:shd w:val="clear" w:color="auto" w:fill="FFFFFF"/>
-            <w:tcMar>
-              <w:top w:w="0" w:type="dxa"/>
-              <w:bottom w:w="0" w:type="dxa"/>
-              <w:left w:w="0" w:type="dxa"/>
-              <w:right w:w="0" w:type="dxa"/>
-            </w:tcMar>
-            <w:vAlign w:val="center"/>
-          </w:tcPr>
-          <w:p>
-            <w:pPr>
-              <w:jc w:val="center"/>
-              <w:pBdr>
-                <w:bottom w:val="none" w:sz="0" w:space="0" w:color="000000"/>
-                <w:top w:val="none" w:sz="0" w:space="0" w:color="000000"/>
-                <w:left w:val="none" w:sz="0" w:space="0" w:color="000000"/>
-                <w:right w:val="none" w:sz="0" w:space="0" w:color="000000"/>
-              </w:pBdr>
-              <w:spacing w:after="100" w:before="100" w:line="240"/>
-              <w:ind w:left="100" w:right="100" w:firstLine="0" w:firstLineChars="0"/>
-              <w:rPr>
-                <w:rFonts w:ascii="Helvetica" w:hAnsi="Helvetica" w:eastAsia="Helvetica" w:cs="Helvetica"/>
-                <w:i w:val="false"/>
-                <w:b w:val="true"/>
-                <w:u w:val="none"/>
-                <w:sz w:val="18"/>
-                <w:szCs w:val="18"/>
-                <w:color w:val="000000"/>
-              </w:rPr>
-            </w:pPr>
-            <w:r xmlns:w="http://schemas.openxmlformats.org/wordprocessingml/2006/main" xmlns:wp="http://schemas.openxmlformats.org/drawingml/2006/wordprocessingDrawing" xmlns:r="http://schemas.openxmlformats.org/officeDocument/2006/relationships" xmlns:w14="http://schemas.microsoft.com/office/word/2010/wordml">
-              <w:rPr>
-                <w:rFonts w:ascii="Helvetica" w:hAnsi="Helvetica" w:eastAsia="Helvetica" w:cs="Helvetica"/>
-                <w:i w:val="false"/>
-                <w:b w:val="true"/>
-                <w:u w:val="none"/>
-                <w:sz w:val="18"/>
-                <w:szCs w:val="18"/>
-                <w:color w:val="000000"/>
-              </w:rPr>
-              <w:t xml:space="preserve">HH</w:t>
-            </w:r>
-          </w:p>
-        </w:tc>
-        <w:tc>
-          <w:tcPr>
-            <w:tcBorders>
-              <w:bottom w:val="single" w:sz="12" w:space="0" w:color="666666"/>
-              <w:top w:val="single" w:sz="6" w:space="0" w:color="666666"/>
-              <w:left w:val="none" w:sz="0" w:space="0" w:color="000000"/>
-              <w:right w:val="none" w:sz="0" w:space="0" w:color="000000"/>
-            </w:tcBorders>
-            <w:shd w:val="clear" w:color="auto" w:fill="FFFFFF"/>
-            <w:tcMar>
-              <w:top w:w="0" w:type="dxa"/>
-              <w:bottom w:w="0" w:type="dxa"/>
-              <w:left w:w="0" w:type="dxa"/>
-              <w:right w:w="0" w:type="dxa"/>
-            </w:tcMar>
-            <w:vAlign w:val="center"/>
-          </w:tcPr>
-          <w:p>
-            <w:pPr>
-              <w:jc w:val="center"/>
-              <w:pBdr>
-                <w:bottom w:val="none" w:sz="0" w:space="0" w:color="000000"/>
-                <w:top w:val="none" w:sz="0" w:space="0" w:color="000000"/>
-                <w:left w:val="none" w:sz="0" w:space="0" w:color="000000"/>
-                <w:right w:val="none" w:sz="0" w:space="0" w:color="000000"/>
-              </w:pBdr>
-              <w:spacing w:after="100" w:before="100" w:line="240"/>
-              <w:ind w:left="100" w:right="100" w:firstLine="0" w:firstLineChars="0"/>
-              <w:rPr>
-                <w:rFonts w:ascii="Helvetica" w:hAnsi="Helvetica" w:eastAsia="Helvetica" w:cs="Helvetica"/>
-                <w:i w:val="false"/>
-                <w:b w:val="true"/>
-                <w:u w:val="none"/>
-                <w:sz w:val="18"/>
-                <w:szCs w:val="18"/>
-                <w:color w:val="000000"/>
-              </w:rPr>
-            </w:pPr>
-            <w:r xmlns:w="http://schemas.openxmlformats.org/wordprocessingml/2006/main" xmlns:wp="http://schemas.openxmlformats.org/drawingml/2006/wordprocessingDrawing" xmlns:r="http://schemas.openxmlformats.org/officeDocument/2006/relationships" xmlns:w14="http://schemas.microsoft.com/office/word/2010/wordml">
-              <w:rPr>
-                <w:rFonts w:ascii="Helvetica" w:hAnsi="Helvetica" w:eastAsia="Helvetica" w:cs="Helvetica"/>
-                <w:i w:val="false"/>
-                <w:b w:val="true"/>
-                <w:u w:val="none"/>
-                <w:sz w:val="18"/>
-                <w:szCs w:val="18"/>
-                <w:color w:val="000000"/>
-              </w:rPr>
-              <w:t xml:space="preserve">Clan</w:t>
-            </w:r>
-          </w:p>
-        </w:tc>
-        <w:tc>
-          <w:tcPr>
-            <w:tcBorders>
-              <w:bottom w:val="single" w:sz="12" w:space="0" w:color="666666"/>
-              <w:top w:val="single" w:sz="6" w:space="0" w:color="666666"/>
-              <w:left w:val="none" w:sz="0" w:space="0" w:color="000000"/>
-              <w:right w:val="none" w:sz="0" w:space="0" w:color="000000"/>
-            </w:tcBorders>
-            <w:shd w:val="clear" w:color="auto" w:fill="FFFFFF"/>
-            <w:tcMar>
-              <w:top w:w="0" w:type="dxa"/>
-              <w:bottom w:w="0" w:type="dxa"/>
-              <w:left w:w="0" w:type="dxa"/>
-              <w:right w:w="0" w:type="dxa"/>
-            </w:tcMar>
-            <w:vAlign w:val="center"/>
-          </w:tcPr>
-          <w:p>
-            <w:pPr>
-              <w:jc w:val="center"/>
-              <w:pBdr>
-                <w:bottom w:val="none" w:sz="0" w:space="0" w:color="000000"/>
-                <w:top w:val="none" w:sz="0" w:space="0" w:color="000000"/>
-                <w:left w:val="none" w:sz="0" w:space="0" w:color="000000"/>
-                <w:right w:val="none" w:sz="0" w:space="0" w:color="000000"/>
-              </w:pBdr>
-              <w:spacing w:after="100" w:before="100" w:line="240"/>
-              <w:ind w:left="100" w:right="100" w:firstLine="0" w:firstLineChars="0"/>
-              <w:rPr>
-                <w:rFonts w:ascii="Helvetica" w:hAnsi="Helvetica" w:eastAsia="Helvetica" w:cs="Helvetica"/>
-                <w:i w:val="false"/>
-                <w:b w:val="true"/>
-                <w:u w:val="none"/>
-                <w:sz w:val="18"/>
-                <w:szCs w:val="18"/>
-                <w:color w:val="000000"/>
-              </w:rPr>
-            </w:pPr>
-            <w:r xmlns:w="http://schemas.openxmlformats.org/wordprocessingml/2006/main" xmlns:wp="http://schemas.openxmlformats.org/drawingml/2006/wordprocessingDrawing" xmlns:r="http://schemas.openxmlformats.org/officeDocument/2006/relationships" xmlns:w14="http://schemas.microsoft.com/office/word/2010/wordml">
-              <w:rPr>
-                <w:rFonts w:ascii="Helvetica" w:hAnsi="Helvetica" w:eastAsia="Helvetica" w:cs="Helvetica"/>
-                <w:i w:val="false"/>
-                <w:b w:val="true"/>
-                <w:u w:val="none"/>
-                <w:sz w:val="18"/>
-                <w:szCs w:val="18"/>
-                <w:color w:val="000000"/>
-              </w:rPr>
-              <w:t xml:space="preserve">HH</w:t>
-            </w:r>
-          </w:p>
-        </w:tc>
-        <w:tc>
-          <w:tcPr>
-            <w:tcBorders>
-              <w:bottom w:val="single" w:sz="12" w:space="0" w:color="666666"/>
-              <w:top w:val="single" w:sz="6" w:space="0" w:color="666666"/>
-              <w:left w:val="none" w:sz="0" w:space="0" w:color="000000"/>
-              <w:right w:val="none" w:sz="0" w:space="0" w:color="000000"/>
-            </w:tcBorders>
-            <w:shd w:val="clear" w:color="auto" w:fill="FFFFFF"/>
-            <w:tcMar>
-              <w:top w:w="0" w:type="dxa"/>
-              <w:bottom w:w="0" w:type="dxa"/>
-              <w:left w:w="0" w:type="dxa"/>
-              <w:right w:w="0" w:type="dxa"/>
-            </w:tcMar>
-            <w:vAlign w:val="center"/>
-          </w:tcPr>
-          <w:p>
-            <w:pPr>
-              <w:jc w:val="center"/>
-              <w:pBdr>
-                <w:bottom w:val="none" w:sz="0" w:space="0" w:color="000000"/>
-                <w:top w:val="none" w:sz="0" w:space="0" w:color="000000"/>
-                <w:left w:val="none" w:sz="0" w:space="0" w:color="000000"/>
-                <w:right w:val="none" w:sz="0" w:space="0" w:color="000000"/>
-              </w:pBdr>
-              <w:spacing w:after="100" w:before="100" w:line="240"/>
-              <w:ind w:left="100" w:right="100" w:firstLine="0" w:firstLineChars="0"/>
-              <w:rPr>
-                <w:rFonts w:ascii="Helvetica" w:hAnsi="Helvetica" w:eastAsia="Helvetica" w:cs="Helvetica"/>
-                <w:i w:val="false"/>
-                <w:b w:val="true"/>
-                <w:u w:val="none"/>
-                <w:sz w:val="18"/>
-                <w:szCs w:val="18"/>
-                <w:color w:val="000000"/>
-              </w:rPr>
-            </w:pPr>
-            <w:r xmlns:w="http://schemas.openxmlformats.org/wordprocessingml/2006/main" xmlns:wp="http://schemas.openxmlformats.org/drawingml/2006/wordprocessingDrawing" xmlns:r="http://schemas.openxmlformats.org/officeDocument/2006/relationships" xmlns:w14="http://schemas.microsoft.com/office/word/2010/wordml">
-              <w:rPr>
-                <w:rFonts w:ascii="Helvetica" w:hAnsi="Helvetica" w:eastAsia="Helvetica" w:cs="Helvetica"/>
-                <w:i w:val="false"/>
-                <w:b w:val="true"/>
-                <w:u w:val="none"/>
-                <w:sz w:val="18"/>
-                <w:szCs w:val="18"/>
-                <w:color w:val="000000"/>
-              </w:rPr>
-              <w:t xml:space="preserve">Clan</w:t>
-            </w:r>
-          </w:p>
-        </w:tc>
-      </w:tr>
-      <w:tr>
-        <w:trPr>
-          <w:trHeight w:val="360" w:hRule="auto"/>
-        </w:trPr>
-        body1
-        <w:tc>
-          <w:tcPr>
-            <w:tcBorders>
-              <w:bottom w:val="single" w:sz="6" w:space="0" w:color="666666"/>
-              <w:top w:val="single" w:sz="12" w:space="0" w:color="666666"/>
-              <w:left w:val="none" w:sz="0" w:space="0" w:color="000000"/>
-              <w:right w:val="none" w:sz="0" w:space="0" w:color="000000"/>
-            </w:tcBorders>
-            <w:shd w:val="clear" w:color="auto" w:fill="FFFFFF"/>
-            <w:tcMar>
-              <w:top w:w="0" w:type="dxa"/>
-              <w:bottom w:w="0" w:type="dxa"/>
-              <w:left w:w="0" w:type="dxa"/>
-              <w:right w:w="0" w:type="dxa"/>
-            </w:tcMar>
-            <w:vAlign w:val="center"/>
-          </w:tcPr>
-          <w:p>
-            <w:pPr>
-              <w:jc w:val="center"/>
-              <w:pBdr>
-                <w:bottom w:val="none" w:sz="0" w:space="0" w:color="000000"/>
-                <w:top w:val="none" w:sz="0" w:space="0" w:color="000000"/>
-                <w:left w:val="none" w:sz="0" w:space="0" w:color="000000"/>
-                <w:right w:val="none" w:sz="0" w:space="0" w:color="000000"/>
-              </w:pBdr>
-              <w:spacing w:after="100" w:before="100" w:line="240"/>
-              <w:ind w:left="100" w:right="100" w:firstLine="0" w:firstLineChars="0"/>
-              <w:rPr>
-                <w:rFonts w:ascii="Helvetica" w:hAnsi="Helvetica" w:eastAsia="Helvetica" w:cs="Helvetica"/>
-                <w:i w:val="false"/>
-                <w:b w:val="false"/>
-                <w:u w:val="none"/>
-                <w:sz w:val="16"/>
-                <w:szCs w:val="16"/>
-                <w:color w:val="000000"/>
-              </w:rPr>
-            </w:pPr>
-            <w:r xmlns:w="http://schemas.openxmlformats.org/wordprocessingml/2006/main" xmlns:wp="http://schemas.openxmlformats.org/drawingml/2006/wordprocessingDrawing" xmlns:r="http://schemas.openxmlformats.org/officeDocument/2006/relationships" xmlns:w14="http://schemas.microsoft.com/office/word/2010/wordml">
-              <w:rPr>
-                <w:rFonts w:ascii="Helvetica" w:hAnsi="Helvetica" w:eastAsia="Helvetica" w:cs="Helvetica"/>
-                <w:i w:val="false"/>
-                <w:b w:val="false"/>
-                <w:u w:val="none"/>
-                <w:sz w:val="16"/>
-                <w:szCs w:val="16"/>
-                <w:color w:val="000000"/>
-              </w:rPr>
-              <w:t xml:space="preserve">Income</w:t>
-            </w:r>
-          </w:p>
-        </w:tc>
-        <w:tc>
-          <w:tcPr>
-            <w:tcBorders>
-              <w:bottom w:val="single" w:sz="6" w:space="0" w:color="666666"/>
-              <w:top w:val="single" w:sz="12" w:space="0" w:color="666666"/>
-              <w:left w:val="none" w:sz="0" w:space="0" w:color="000000"/>
-              <w:right w:val="none" w:sz="0" w:space="0" w:color="000000"/>
-            </w:tcBorders>
-            <w:shd w:val="clear" w:color="auto" w:fill="FFFFFF"/>
-            <w:tcMar>
-              <w:top w:w="0" w:type="dxa"/>
-              <w:bottom w:w="0" w:type="dxa"/>
-              <w:left w:w="0" w:type="dxa"/>
-              <w:right w:w="0" w:type="dxa"/>
-            </w:tcMar>
-            <w:vAlign w:val="center"/>
-          </w:tcPr>
-          <w:p>
-            <w:pPr>
-              <w:jc w:val="center"/>
-              <w:pBdr>
-                <w:bottom w:val="none" w:sz="0" w:space="0" w:color="000000"/>
-                <w:top w:val="none" w:sz="0" w:space="0" w:color="000000"/>
-                <w:left w:val="none" w:sz="0" w:space="0" w:color="000000"/>
-                <w:right w:val="none" w:sz="0" w:space="0" w:color="000000"/>
-              </w:pBdr>
-              <w:spacing w:after="100" w:before="100" w:line="240"/>
-              <w:ind w:left="100" w:right="100" w:firstLine="0" w:firstLineChars="0"/>
-              <w:rPr>
-                <w:rFonts w:ascii="Helvetica" w:hAnsi="Helvetica" w:eastAsia="Helvetica" w:cs="Helvetica"/>
-                <w:i w:val="false"/>
-                <w:b w:val="false"/>
-                <w:u w:val="none"/>
-                <w:sz w:val="16"/>
-                <w:szCs w:val="16"/>
-                <w:color w:val="000000"/>
-              </w:rPr>
-            </w:pPr>
-            <w:r xmlns:w="http://schemas.openxmlformats.org/wordprocessingml/2006/main" xmlns:wp="http://schemas.openxmlformats.org/drawingml/2006/wordprocessingDrawing" xmlns:r="http://schemas.openxmlformats.org/officeDocument/2006/relationships" xmlns:w14="http://schemas.microsoft.com/office/word/2010/wordml">
-              <w:rPr>
-                <w:rFonts w:ascii="Helvetica" w:hAnsi="Helvetica" w:eastAsia="Helvetica" w:cs="Helvetica"/>
-                <w:i w:val="false"/>
-                <w:b w:val="false"/>
-                <w:u w:val="none"/>
-                <w:sz w:val="16"/>
-                <w:szCs w:val="16"/>
-                <w:color w:val="000000"/>
-              </w:rPr>
-              <w:t xml:space="preserve">0.567</w:t>
-            </w:r>
-          </w:p>
-        </w:tc>
-        <w:tc>
-          <w:tcPr>
-            <w:tcBorders>
-              <w:bottom w:val="single" w:sz="6" w:space="0" w:color="666666"/>
-              <w:top w:val="single" w:sz="12" w:space="0" w:color="666666"/>
-              <w:left w:val="none" w:sz="0" w:space="0" w:color="000000"/>
-              <w:right w:val="none" w:sz="0" w:space="0" w:color="000000"/>
-            </w:tcBorders>
-            <w:shd w:val="clear" w:color="auto" w:fill="FFFFFF"/>
-            <w:tcMar>
-              <w:top w:w="0" w:type="dxa"/>
-              <w:bottom w:w="0" w:type="dxa"/>
-              <w:left w:w="0" w:type="dxa"/>
-              <w:right w:w="0" w:type="dxa"/>
-            </w:tcMar>
-            <w:vAlign w:val="center"/>
-          </w:tcPr>
-          <w:p>
-            <w:pPr>
-              <w:jc w:val="center"/>
-              <w:pBdr>
-                <w:bottom w:val="none" w:sz="0" w:space="0" w:color="000000"/>
-                <w:top w:val="none" w:sz="0" w:space="0" w:color="000000"/>
-                <w:left w:val="none" w:sz="0" w:space="0" w:color="000000"/>
-                <w:right w:val="none" w:sz="0" w:space="0" w:color="000000"/>
-              </w:pBdr>
-              <w:spacing w:after="100" w:before="100" w:line="240"/>
-              <w:ind w:left="100" w:right="100" w:firstLine="0" w:firstLineChars="0"/>
-              <w:rPr>
-                <w:rFonts w:ascii="Helvetica" w:hAnsi="Helvetica" w:eastAsia="Helvetica" w:cs="Helvetica"/>
-                <w:i w:val="false"/>
-                <w:b w:val="false"/>
-                <w:u w:val="none"/>
-                <w:sz w:val="16"/>
-                <w:szCs w:val="16"/>
-                <w:color w:val="000000"/>
-              </w:rPr>
-            </w:pPr>
-            <w:r xmlns:w="http://schemas.openxmlformats.org/wordprocessingml/2006/main" xmlns:wp="http://schemas.openxmlformats.org/drawingml/2006/wordprocessingDrawing" xmlns:r="http://schemas.openxmlformats.org/officeDocument/2006/relationships" xmlns:w14="http://schemas.microsoft.com/office/word/2010/wordml">
-              <w:rPr>
-                <w:rFonts w:ascii="Helvetica" w:hAnsi="Helvetica" w:eastAsia="Helvetica" w:cs="Helvetica"/>
-                <w:i w:val="false"/>
-                <w:b w:val="false"/>
-                <w:u w:val="none"/>
-                <w:sz w:val="16"/>
-                <w:szCs w:val="16"/>
-                <w:color w:val="000000"/>
-              </w:rPr>
-              <w:t xml:space="preserve">0.428</w:t>
-            </w:r>
-          </w:p>
-        </w:tc>
-        <w:tc>
-          <w:tcPr>
-            <w:tcBorders>
-              <w:bottom w:val="single" w:sz="6" w:space="0" w:color="666666"/>
-              <w:top w:val="single" w:sz="12" w:space="0" w:color="666666"/>
-              <w:left w:val="none" w:sz="0" w:space="0" w:color="000000"/>
-              <w:right w:val="none" w:sz="0" w:space="0" w:color="000000"/>
-            </w:tcBorders>
-            <w:shd w:val="clear" w:color="auto" w:fill="FFFFFF"/>
-            <w:tcMar>
-              <w:top w:w="0" w:type="dxa"/>
-              <w:bottom w:w="0" w:type="dxa"/>
-              <w:left w:w="0" w:type="dxa"/>
-              <w:right w:w="0" w:type="dxa"/>
-            </w:tcMar>
-            <w:vAlign w:val="center"/>
-          </w:tcPr>
-          <w:p>
-            <w:pPr>
-              <w:jc w:val="center"/>
-              <w:pBdr>
-                <w:bottom w:val="none" w:sz="0" w:space="0" w:color="000000"/>
-                <w:top w:val="none" w:sz="0" w:space="0" w:color="000000"/>
-                <w:left w:val="none" w:sz="0" w:space="0" w:color="000000"/>
-                <w:right w:val="none" w:sz="0" w:space="0" w:color="000000"/>
-              </w:pBdr>
-              <w:spacing w:after="100" w:before="100" w:line="240"/>
-              <w:ind w:left="100" w:right="100" w:firstLine="0" w:firstLineChars="0"/>
-              <w:rPr>
-                <w:rFonts w:ascii="Helvetica" w:hAnsi="Helvetica" w:eastAsia="Helvetica" w:cs="Helvetica"/>
-                <w:i w:val="false"/>
-                <w:b w:val="false"/>
-                <w:u w:val="none"/>
-                <w:sz w:val="16"/>
-                <w:szCs w:val="16"/>
-                <w:color w:val="000000"/>
-              </w:rPr>
-            </w:pPr>
-            <w:r xmlns:w="http://schemas.openxmlformats.org/wordprocessingml/2006/main" xmlns:wp="http://schemas.openxmlformats.org/drawingml/2006/wordprocessingDrawing" xmlns:r="http://schemas.openxmlformats.org/officeDocument/2006/relationships" xmlns:w14="http://schemas.microsoft.com/office/word/2010/wordml">
-              <w:rPr>
-                <w:rFonts w:ascii="Helvetica" w:hAnsi="Helvetica" w:eastAsia="Helvetica" w:cs="Helvetica"/>
-                <w:i w:val="false"/>
-                <w:b w:val="false"/>
-                <w:u w:val="none"/>
-                <w:sz w:val="16"/>
-                <w:szCs w:val="16"/>
-                <w:color w:val="000000"/>
-              </w:rPr>
-              <w:t xml:space="preserve">0.433</w:t>
-            </w:r>
-          </w:p>
-        </w:tc>
-        <w:tc>
-          <w:tcPr>
-            <w:tcBorders>
-              <w:bottom w:val="single" w:sz="6" w:space="0" w:color="666666"/>
-              <w:top w:val="single" w:sz="12" w:space="0" w:color="666666"/>
-              <w:left w:val="none" w:sz="0" w:space="0" w:color="000000"/>
-              <w:right w:val="none" w:sz="0" w:space="0" w:color="000000"/>
-            </w:tcBorders>
-            <w:shd w:val="clear" w:color="auto" w:fill="FFFFFF"/>
-            <w:tcMar>
-              <w:top w:w="0" w:type="dxa"/>
-              <w:bottom w:w="0" w:type="dxa"/>
-              <w:left w:w="0" w:type="dxa"/>
-              <w:right w:w="0" w:type="dxa"/>
-            </w:tcMar>
-            <w:vAlign w:val="center"/>
-          </w:tcPr>
-          <w:p>
-            <w:pPr>
-              <w:jc w:val="center"/>
-              <w:pBdr>
-                <w:bottom w:val="none" w:sz="0" w:space="0" w:color="000000"/>
-                <w:top w:val="none" w:sz="0" w:space="0" w:color="000000"/>
-                <w:left w:val="none" w:sz="0" w:space="0" w:color="000000"/>
-                <w:right w:val="none" w:sz="0" w:space="0" w:color="000000"/>
-              </w:pBdr>
-              <w:spacing w:after="100" w:before="100" w:line="240"/>
-              <w:ind w:left="100" w:right="100" w:firstLine="0" w:firstLineChars="0"/>
-              <w:rPr>
-                <w:rFonts w:ascii="Helvetica" w:hAnsi="Helvetica" w:eastAsia="Helvetica" w:cs="Helvetica"/>
-                <w:i w:val="false"/>
-                <w:b w:val="false"/>
-                <w:u w:val="none"/>
-                <w:sz w:val="16"/>
-                <w:szCs w:val="16"/>
-                <w:color w:val="000000"/>
-              </w:rPr>
-            </w:pPr>
-            <w:r xmlns:w="http://schemas.openxmlformats.org/wordprocessingml/2006/main" xmlns:wp="http://schemas.openxmlformats.org/drawingml/2006/wordprocessingDrawing" xmlns:r="http://schemas.openxmlformats.org/officeDocument/2006/relationships" xmlns:w14="http://schemas.microsoft.com/office/word/2010/wordml">
-              <w:rPr>
-                <w:rFonts w:ascii="Helvetica" w:hAnsi="Helvetica" w:eastAsia="Helvetica" w:cs="Helvetica"/>
-                <w:i w:val="false"/>
-                <w:b w:val="false"/>
-                <w:u w:val="none"/>
-                <w:sz w:val="16"/>
-                <w:szCs w:val="16"/>
-                <w:color w:val="000000"/>
-              </w:rPr>
-              <w:t xml:space="preserve">0.310</w:t>
-            </w:r>
-          </w:p>
-        </w:tc>
-        <w:tc>
-          <w:tcPr>
-            <w:tcBorders>
-              <w:bottom w:val="single" w:sz="6" w:space="0" w:color="666666"/>
-              <w:top w:val="single" w:sz="12" w:space="0" w:color="666666"/>
-              <w:left w:val="none" w:sz="0" w:space="0" w:color="000000"/>
-              <w:right w:val="none" w:sz="0" w:space="0" w:color="000000"/>
-            </w:tcBorders>
-            <w:shd w:val="clear" w:color="auto" w:fill="FFFFFF"/>
-            <w:tcMar>
-              <w:top w:w="0" w:type="dxa"/>
-              <w:bottom w:w="0" w:type="dxa"/>
-              <w:left w:w="0" w:type="dxa"/>
-              <w:right w:w="0" w:type="dxa"/>
-            </w:tcMar>
-            <w:vAlign w:val="center"/>
-          </w:tcPr>
-          <w:p>
-            <w:pPr>
-              <w:jc w:val="center"/>
-              <w:pBdr>
-                <w:bottom w:val="none" w:sz="0" w:space="0" w:color="000000"/>
-                <w:top w:val="none" w:sz="0" w:space="0" w:color="000000"/>
-                <w:left w:val="none" w:sz="0" w:space="0" w:color="000000"/>
-                <w:right w:val="none" w:sz="0" w:space="0" w:color="000000"/>
-              </w:pBdr>
-              <w:spacing w:after="100" w:before="100" w:line="240"/>
-              <w:ind w:left="100" w:right="100" w:firstLine="0" w:firstLineChars="0"/>
-              <w:rPr>
-                <w:rFonts w:ascii="Helvetica" w:hAnsi="Helvetica" w:eastAsia="Helvetica" w:cs="Helvetica"/>
-                <w:i w:val="false"/>
-                <w:b w:val="false"/>
-                <w:u w:val="none"/>
-                <w:sz w:val="16"/>
-                <w:szCs w:val="16"/>
-                <w:color w:val="000000"/>
-              </w:rPr>
-            </w:pPr>
-            <w:r xmlns:w="http://schemas.openxmlformats.org/wordprocessingml/2006/main" xmlns:wp="http://schemas.openxmlformats.org/drawingml/2006/wordprocessingDrawing" xmlns:r="http://schemas.openxmlformats.org/officeDocument/2006/relationships" xmlns:w14="http://schemas.microsoft.com/office/word/2010/wordml">
-              <w:rPr>
-                <w:rFonts w:ascii="Helvetica" w:hAnsi="Helvetica" w:eastAsia="Helvetica" w:cs="Helvetica"/>
-                <w:i w:val="false"/>
-                <w:b w:val="false"/>
-                <w:u w:val="none"/>
-                <w:sz w:val="16"/>
-                <w:szCs w:val="16"/>
-                <w:color w:val="000000"/>
-              </w:rPr>
-              <w:t xml:space="preserve">0.363</w:t>
-            </w:r>
-          </w:p>
-        </w:tc>
-        <w:tc>
-          <w:tcPr>
-            <w:tcBorders>
-              <w:bottom w:val="single" w:sz="6" w:space="0" w:color="666666"/>
-              <w:top w:val="single" w:sz="12" w:space="0" w:color="666666"/>
-              <w:left w:val="none" w:sz="0" w:space="0" w:color="000000"/>
-              <w:right w:val="none" w:sz="0" w:space="0" w:color="000000"/>
-            </w:tcBorders>
-            <w:shd w:val="clear" w:color="auto" w:fill="FFFFFF"/>
-            <w:tcMar>
-              <w:top w:w="0" w:type="dxa"/>
-              <w:bottom w:w="0" w:type="dxa"/>
-              <w:left w:w="0" w:type="dxa"/>
-              <w:right w:w="0" w:type="dxa"/>
-            </w:tcMar>
-            <w:vAlign w:val="center"/>
-          </w:tcPr>
-          <w:p>
-            <w:pPr>
-              <w:jc w:val="center"/>
-              <w:pBdr>
-                <w:bottom w:val="none" w:sz="0" w:space="0" w:color="000000"/>
-                <w:top w:val="none" w:sz="0" w:space="0" w:color="000000"/>
-                <w:left w:val="none" w:sz="0" w:space="0" w:color="000000"/>
-                <w:right w:val="none" w:sz="0" w:space="0" w:color="000000"/>
-              </w:pBdr>
-              <w:spacing w:after="100" w:before="100" w:line="240"/>
-              <w:ind w:left="100" w:right="100" w:firstLine="0" w:firstLineChars="0"/>
-              <w:rPr>
-                <w:rFonts w:ascii="Helvetica" w:hAnsi="Helvetica" w:eastAsia="Helvetica" w:cs="Helvetica"/>
-                <w:i w:val="false"/>
-                <w:b w:val="false"/>
-                <w:u w:val="none"/>
-                <w:sz w:val="16"/>
-                <w:szCs w:val="16"/>
-                <w:color w:val="000000"/>
-              </w:rPr>
-            </w:pPr>
-            <w:r xmlns:w="http://schemas.openxmlformats.org/wordprocessingml/2006/main" xmlns:wp="http://schemas.openxmlformats.org/drawingml/2006/wordprocessingDrawing" xmlns:r="http://schemas.openxmlformats.org/officeDocument/2006/relationships" xmlns:w14="http://schemas.microsoft.com/office/word/2010/wordml">
-              <w:rPr>
-                <w:rFonts w:ascii="Helvetica" w:hAnsi="Helvetica" w:eastAsia="Helvetica" w:cs="Helvetica"/>
-                <w:i w:val="false"/>
-                <w:b w:val="false"/>
-                <w:u w:val="none"/>
-                <w:sz w:val="16"/>
-                <w:szCs w:val="16"/>
-                <w:color w:val="000000"/>
-              </w:rPr>
-              <w:t xml:space="preserve">0.253</w:t>
-            </w:r>
-          </w:p>
-        </w:tc>
-      </w:tr>
-      <w:tr>
-        <w:trPr>
-          <w:trHeight w:val="360" w:hRule="auto"/>
-        </w:trPr>
-        body2
-        <w:tc>
-          <w:tcPr>
-            <w:tcBorders>
-              <w:bottom w:val="single" w:sz="12" w:space="0" w:color="666666"/>
-              <w:top w:val="single" w:sz="6" w:space="0" w:color="666666"/>
-              <w:left w:val="none" w:sz="0" w:space="0" w:color="000000"/>
-              <w:right w:val="none" w:sz="0" w:space="0" w:color="000000"/>
-            </w:tcBorders>
-            <w:shd w:val="clear" w:color="auto" w:fill="FFFFFF"/>
-            <w:tcMar>
-              <w:top w:w="0" w:type="dxa"/>
-              <w:bottom w:w="0" w:type="dxa"/>
-              <w:left w:w="0" w:type="dxa"/>
-              <w:right w:w="0" w:type="dxa"/>
-            </w:tcMar>
-            <w:vAlign w:val="center"/>
-          </w:tcPr>
-          <w:p>
-            <w:pPr>
-              <w:jc w:val="center"/>
-              <w:pBdr>
-                <w:bottom w:val="none" w:sz="0" w:space="0" w:color="000000"/>
-                <w:top w:val="none" w:sz="0" w:space="0" w:color="000000"/>
-                <w:left w:val="none" w:sz="0" w:space="0" w:color="000000"/>
-                <w:right w:val="none" w:sz="0" w:space="0" w:color="000000"/>
-              </w:pBdr>
-              <w:spacing w:after="100" w:before="100" w:line="240"/>
-              <w:ind w:left="100" w:right="100" w:firstLine="0" w:firstLineChars="0"/>
-              <w:rPr>
-                <w:rFonts w:ascii="Helvetica" w:hAnsi="Helvetica" w:eastAsia="Helvetica" w:cs="Helvetica"/>
-                <w:i w:val="false"/>
-                <w:b w:val="false"/>
-                <w:u w:val="none"/>
-                <w:sz w:val="16"/>
-                <w:szCs w:val="16"/>
-                <w:color w:val="000000"/>
-              </w:rPr>
-            </w:pPr>
-            <w:r xmlns:w="http://schemas.openxmlformats.org/wordprocessingml/2006/main" xmlns:wp="http://schemas.openxmlformats.org/drawingml/2006/wordprocessingDrawing" xmlns:r="http://schemas.openxmlformats.org/officeDocument/2006/relationships" xmlns:w14="http://schemas.microsoft.com/office/word/2010/wordml">
-              <w:rPr>
-                <w:rFonts w:ascii="Helvetica" w:hAnsi="Helvetica" w:eastAsia="Helvetica" w:cs="Helvetica"/>
-                <w:i w:val="false"/>
-                <w:b w:val="false"/>
-                <w:u w:val="none"/>
-                <w:sz w:val="16"/>
-                <w:szCs w:val="16"/>
-                <w:color w:val="000000"/>
-              </w:rPr>
-              <w:t xml:space="preserve">Wealth (excl. home equity)</w:t>
-            </w:r>
-          </w:p>
-        </w:tc>
-        <w:tc>
-          <w:tcPr>
-            <w:tcBorders>
-              <w:bottom w:val="single" w:sz="12" w:space="0" w:color="666666"/>
-              <w:top w:val="single" w:sz="6" w:space="0" w:color="666666"/>
-              <w:left w:val="none" w:sz="0" w:space="0" w:color="000000"/>
-              <w:right w:val="none" w:sz="0" w:space="0" w:color="000000"/>
-            </w:tcBorders>
-            <w:shd w:val="clear" w:color="auto" w:fill="FFFFFF"/>
-            <w:tcMar>
-              <w:top w:w="0" w:type="dxa"/>
-              <w:bottom w:w="0" w:type="dxa"/>
-              <w:left w:w="0" w:type="dxa"/>
-              <w:right w:w="0" w:type="dxa"/>
-            </w:tcMar>
-            <w:vAlign w:val="center"/>
-          </w:tcPr>
-          <w:p>
-            <w:pPr>
-              <w:jc w:val="center"/>
-              <w:pBdr>
-                <w:bottom w:val="none" w:sz="0" w:space="0" w:color="000000"/>
-                <w:top w:val="none" w:sz="0" w:space="0" w:color="000000"/>
-                <w:left w:val="none" w:sz="0" w:space="0" w:color="000000"/>
-                <w:right w:val="none" w:sz="0" w:space="0" w:color="000000"/>
-              </w:pBdr>
-              <w:spacing w:after="100" w:before="100" w:line="240"/>
-              <w:ind w:left="100" w:right="100" w:firstLine="0" w:firstLineChars="0"/>
-              <w:rPr>
-                <w:rFonts w:ascii="Helvetica" w:hAnsi="Helvetica" w:eastAsia="Helvetica" w:cs="Helvetica"/>
-                <w:i w:val="false"/>
-                <w:b w:val="false"/>
-                <w:u w:val="none"/>
-                <w:sz w:val="16"/>
-                <w:szCs w:val="16"/>
-                <w:color w:val="000000"/>
-              </w:rPr>
-            </w:pPr>
-            <w:r xmlns:w="http://schemas.openxmlformats.org/wordprocessingml/2006/main" xmlns:wp="http://schemas.openxmlformats.org/drawingml/2006/wordprocessingDrawing" xmlns:r="http://schemas.openxmlformats.org/officeDocument/2006/relationships" xmlns:w14="http://schemas.microsoft.com/office/word/2010/wordml">
-              <w:rPr>
-                <w:rFonts w:ascii="Helvetica" w:hAnsi="Helvetica" w:eastAsia="Helvetica" w:cs="Helvetica"/>
-                <w:i w:val="false"/>
-                <w:b w:val="false"/>
-                <w:u w:val="none"/>
-                <w:sz w:val="16"/>
-                <w:szCs w:val="16"/>
-                <w:color w:val="000000"/>
-              </w:rPr>
-              <w:t xml:space="preserve">0.941</w:t>
-            </w:r>
-          </w:p>
-        </w:tc>
-        <w:tc>
-          <w:tcPr>
-            <w:tcBorders>
-              <w:bottom w:val="single" w:sz="12" w:space="0" w:color="666666"/>
-              <w:top w:val="single" w:sz="6" w:space="0" w:color="666666"/>
-              <w:left w:val="none" w:sz="0" w:space="0" w:color="000000"/>
-              <w:right w:val="none" w:sz="0" w:space="0" w:color="000000"/>
-            </w:tcBorders>
-            <w:shd w:val="clear" w:color="auto" w:fill="FFFFFF"/>
-            <w:tcMar>
-              <w:top w:w="0" w:type="dxa"/>
-              <w:bottom w:w="0" w:type="dxa"/>
-              <w:left w:w="0" w:type="dxa"/>
-              <w:right w:w="0" w:type="dxa"/>
-            </w:tcMar>
-            <w:vAlign w:val="center"/>
-          </w:tcPr>
-          <w:p>
-            <w:pPr>
-              <w:jc w:val="center"/>
-              <w:pBdr>
-                <w:bottom w:val="none" w:sz="0" w:space="0" w:color="000000"/>
-                <w:top w:val="none" w:sz="0" w:space="0" w:color="000000"/>
-                <w:left w:val="none" w:sz="0" w:space="0" w:color="000000"/>
-                <w:right w:val="none" w:sz="0" w:space="0" w:color="000000"/>
-              </w:pBdr>
-              <w:spacing w:after="100" w:before="100" w:line="240"/>
-              <w:ind w:left="100" w:right="100" w:firstLine="0" w:firstLineChars="0"/>
-              <w:rPr>
-                <w:rFonts w:ascii="Helvetica" w:hAnsi="Helvetica" w:eastAsia="Helvetica" w:cs="Helvetica"/>
-                <w:i w:val="false"/>
-                <w:b w:val="false"/>
-                <w:u w:val="none"/>
-                <w:sz w:val="16"/>
-                <w:szCs w:val="16"/>
-                <w:color w:val="000000"/>
-              </w:rPr>
-            </w:pPr>
-            <w:r xmlns:w="http://schemas.openxmlformats.org/wordprocessingml/2006/main" xmlns:wp="http://schemas.openxmlformats.org/drawingml/2006/wordprocessingDrawing" xmlns:r="http://schemas.openxmlformats.org/officeDocument/2006/relationships" xmlns:w14="http://schemas.microsoft.com/office/word/2010/wordml">
-              <w:rPr>
-                <w:rFonts w:ascii="Helvetica" w:hAnsi="Helvetica" w:eastAsia="Helvetica" w:cs="Helvetica"/>
-                <w:i w:val="false"/>
-                <w:b w:val="false"/>
-                <w:u w:val="none"/>
-                <w:sz w:val="16"/>
-                <w:szCs w:val="16"/>
-                <w:color w:val="000000"/>
-              </w:rPr>
-              <w:t xml:space="preserve">0.781</w:t>
-            </w:r>
-          </w:p>
-        </w:tc>
-        <w:tc>
-          <w:tcPr>
-            <w:tcBorders>
-              <w:bottom w:val="single" w:sz="12" w:space="0" w:color="666666"/>
-              <w:top w:val="single" w:sz="6" w:space="0" w:color="666666"/>
-              <w:left w:val="none" w:sz="0" w:space="0" w:color="000000"/>
-              <w:right w:val="none" w:sz="0" w:space="0" w:color="000000"/>
-            </w:tcBorders>
-            <w:shd w:val="clear" w:color="auto" w:fill="FFFFFF"/>
-            <w:tcMar>
-              <w:top w:w="0" w:type="dxa"/>
-              <w:bottom w:w="0" w:type="dxa"/>
-              <w:left w:w="0" w:type="dxa"/>
-              <w:right w:w="0" w:type="dxa"/>
-            </w:tcMar>
-            <w:vAlign w:val="center"/>
-          </w:tcPr>
-          <w:p>
-            <w:pPr>
-              <w:jc w:val="center"/>
-              <w:pBdr>
-                <w:bottom w:val="none" w:sz="0" w:space="0" w:color="000000"/>
-                <w:top w:val="none" w:sz="0" w:space="0" w:color="000000"/>
-                <w:left w:val="none" w:sz="0" w:space="0" w:color="000000"/>
-                <w:right w:val="none" w:sz="0" w:space="0" w:color="000000"/>
-              </w:pBdr>
-              <w:spacing w:after="100" w:before="100" w:line="240"/>
-              <w:ind w:left="100" w:right="100" w:firstLine="0" w:firstLineChars="0"/>
-              <w:rPr>
-                <w:rFonts w:ascii="Helvetica" w:hAnsi="Helvetica" w:eastAsia="Helvetica" w:cs="Helvetica"/>
-                <w:i w:val="false"/>
-                <w:b w:val="false"/>
-                <w:u w:val="none"/>
-                <w:sz w:val="16"/>
-                <w:szCs w:val="16"/>
-                <w:color w:val="000000"/>
-              </w:rPr>
-            </w:pPr>
-            <w:r xmlns:w="http://schemas.openxmlformats.org/wordprocessingml/2006/main" xmlns:wp="http://schemas.openxmlformats.org/drawingml/2006/wordprocessingDrawing" xmlns:r="http://schemas.openxmlformats.org/officeDocument/2006/relationships" xmlns:w14="http://schemas.microsoft.com/office/word/2010/wordml">
-              <w:rPr>
-                <w:rFonts w:ascii="Helvetica" w:hAnsi="Helvetica" w:eastAsia="Helvetica" w:cs="Helvetica"/>
-                <w:i w:val="false"/>
-                <w:b w:val="false"/>
-                <w:u w:val="none"/>
-                <w:sz w:val="16"/>
-                <w:szCs w:val="16"/>
-                <w:color w:val="000000"/>
-              </w:rPr>
-              <w:t xml:space="preserve">0.816</w:t>
-            </w:r>
-          </w:p>
-        </w:tc>
-        <w:tc>
-          <w:tcPr>
-            <w:tcBorders>
-              <w:bottom w:val="single" w:sz="12" w:space="0" w:color="666666"/>
-              <w:top w:val="single" w:sz="6" w:space="0" w:color="666666"/>
-              <w:left w:val="none" w:sz="0" w:space="0" w:color="000000"/>
-              <w:right w:val="none" w:sz="0" w:space="0" w:color="000000"/>
-            </w:tcBorders>
-            <w:shd w:val="clear" w:color="auto" w:fill="FFFFFF"/>
-            <w:tcMar>
-              <w:top w:w="0" w:type="dxa"/>
-              <w:bottom w:w="0" w:type="dxa"/>
-              <w:left w:w="0" w:type="dxa"/>
-              <w:right w:w="0" w:type="dxa"/>
-            </w:tcMar>
-            <w:vAlign w:val="center"/>
-          </w:tcPr>
-          <w:p>
-            <w:pPr>
-              <w:jc w:val="center"/>
-              <w:pBdr>
-                <w:bottom w:val="none" w:sz="0" w:space="0" w:color="000000"/>
-                <w:top w:val="none" w:sz="0" w:space="0" w:color="000000"/>
-                <w:left w:val="none" w:sz="0" w:space="0" w:color="000000"/>
-                <w:right w:val="none" w:sz="0" w:space="0" w:color="000000"/>
-              </w:pBdr>
-              <w:spacing w:after="100" w:before="100" w:line="240"/>
-              <w:ind w:left="100" w:right="100" w:firstLine="0" w:firstLineChars="0"/>
-              <w:rPr>
-                <w:rFonts w:ascii="Helvetica" w:hAnsi="Helvetica" w:eastAsia="Helvetica" w:cs="Helvetica"/>
-                <w:i w:val="false"/>
-                <w:b w:val="false"/>
-                <w:u w:val="none"/>
-                <w:sz w:val="16"/>
-                <w:szCs w:val="16"/>
-                <w:color w:val="000000"/>
-              </w:rPr>
-            </w:pPr>
-            <w:r xmlns:w="http://schemas.openxmlformats.org/wordprocessingml/2006/main" xmlns:wp="http://schemas.openxmlformats.org/drawingml/2006/wordprocessingDrawing" xmlns:r="http://schemas.openxmlformats.org/officeDocument/2006/relationships" xmlns:w14="http://schemas.microsoft.com/office/word/2010/wordml">
-              <w:rPr>
-                <w:rFonts w:ascii="Helvetica" w:hAnsi="Helvetica" w:eastAsia="Helvetica" w:cs="Helvetica"/>
-                <w:i w:val="false"/>
-                <w:b w:val="false"/>
-                <w:u w:val="none"/>
-                <w:sz w:val="16"/>
-                <w:szCs w:val="16"/>
-                <w:color w:val="000000"/>
-              </w:rPr>
-              <w:t xml:space="preserve">0.656</w:t>
-            </w:r>
-          </w:p>
-        </w:tc>
-        <w:tc>
-          <w:tcPr>
-            <w:tcBorders>
-              <w:bottom w:val="single" w:sz="12" w:space="0" w:color="666666"/>
-              <w:top w:val="single" w:sz="6" w:space="0" w:color="666666"/>
-              <w:left w:val="none" w:sz="0" w:space="0" w:color="000000"/>
-              <w:right w:val="none" w:sz="0" w:space="0" w:color="000000"/>
-            </w:tcBorders>
-            <w:shd w:val="clear" w:color="auto" w:fill="FFFFFF"/>
-            <w:tcMar>
-              <w:top w:w="0" w:type="dxa"/>
-              <w:bottom w:w="0" w:type="dxa"/>
-              <w:left w:w="0" w:type="dxa"/>
-              <w:right w:w="0" w:type="dxa"/>
-            </w:tcMar>
-            <w:vAlign w:val="center"/>
-          </w:tcPr>
-          <w:p>
-            <w:pPr>
-              <w:jc w:val="center"/>
-              <w:pBdr>
-                <w:bottom w:val="none" w:sz="0" w:space="0" w:color="000000"/>
-                <w:top w:val="none" w:sz="0" w:space="0" w:color="000000"/>
-                <w:left w:val="none" w:sz="0" w:space="0" w:color="000000"/>
-                <w:right w:val="none" w:sz="0" w:space="0" w:color="000000"/>
-              </w:pBdr>
-              <w:spacing w:after="100" w:before="100" w:line="240"/>
-              <w:ind w:left="100" w:right="100" w:firstLine="0" w:firstLineChars="0"/>
-              <w:rPr>
-                <w:rFonts w:ascii="Helvetica" w:hAnsi="Helvetica" w:eastAsia="Helvetica" w:cs="Helvetica"/>
-                <w:i w:val="false"/>
-                <w:b w:val="false"/>
-                <w:u w:val="none"/>
-                <w:sz w:val="16"/>
-                <w:szCs w:val="16"/>
-                <w:color w:val="000000"/>
-              </w:rPr>
-            </w:pPr>
-            <w:r xmlns:w="http://schemas.openxmlformats.org/wordprocessingml/2006/main" xmlns:wp="http://schemas.openxmlformats.org/drawingml/2006/wordprocessingDrawing" xmlns:r="http://schemas.openxmlformats.org/officeDocument/2006/relationships" xmlns:w14="http://schemas.microsoft.com/office/word/2010/wordml">
-              <w:rPr>
-                <w:rFonts w:ascii="Helvetica" w:hAnsi="Helvetica" w:eastAsia="Helvetica" w:cs="Helvetica"/>
-                <w:i w:val="false"/>
-                <w:b w:val="false"/>
-                <w:u w:val="none"/>
-                <w:sz w:val="16"/>
-                <w:szCs w:val="16"/>
-                <w:color w:val="000000"/>
-              </w:rPr>
-              <w:t xml:space="preserve">0.749</w:t>
-            </w:r>
-          </w:p>
-        </w:tc>
-        <w:tc>
-          <w:tcPr>
-            <w:tcBorders>
-              <w:bottom w:val="single" w:sz="12" w:space="0" w:color="666666"/>
-              <w:top w:val="single" w:sz="6" w:space="0" w:color="666666"/>
-              <w:left w:val="none" w:sz="0" w:space="0" w:color="000000"/>
-              <w:right w:val="none" w:sz="0" w:space="0" w:color="000000"/>
-            </w:tcBorders>
-            <w:shd w:val="clear" w:color="auto" w:fill="FFFFFF"/>
-            <w:tcMar>
-              <w:top w:w="0" w:type="dxa"/>
-              <w:bottom w:w="0" w:type="dxa"/>
-              <w:left w:w="0" w:type="dxa"/>
-              <w:right w:w="0" w:type="dxa"/>
-            </w:tcMar>
-            <w:vAlign w:val="center"/>
-          </w:tcPr>
-          <w:p>
-            <w:pPr>
-              <w:jc w:val="center"/>
-              <w:pBdr>
-                <w:bottom w:val="none" w:sz="0" w:space="0" w:color="000000"/>
-                <w:top w:val="none" w:sz="0" w:space="0" w:color="000000"/>
-                <w:left w:val="none" w:sz="0" w:space="0" w:color="000000"/>
-                <w:right w:val="none" w:sz="0" w:space="0" w:color="000000"/>
-              </w:pBdr>
-              <w:spacing w:after="100" w:before="100" w:line="240"/>
-              <w:ind w:left="100" w:right="100" w:firstLine="0" w:firstLineChars="0"/>
-              <w:rPr>
-                <w:rFonts w:ascii="Helvetica" w:hAnsi="Helvetica" w:eastAsia="Helvetica" w:cs="Helvetica"/>
-                <w:i w:val="false"/>
-                <w:b w:val="false"/>
-                <w:u w:val="none"/>
-                <w:sz w:val="16"/>
-                <w:szCs w:val="16"/>
-                <w:color w:val="000000"/>
-              </w:rPr>
-            </w:pPr>
-            <w:r xmlns:w="http://schemas.openxmlformats.org/wordprocessingml/2006/main" xmlns:wp="http://schemas.openxmlformats.org/drawingml/2006/wordprocessingDrawing" xmlns:r="http://schemas.openxmlformats.org/officeDocument/2006/relationships" xmlns:w14="http://schemas.microsoft.com/office/word/2010/wordml">
-              <w:rPr>
-                <w:rFonts w:ascii="Helvetica" w:hAnsi="Helvetica" w:eastAsia="Helvetica" w:cs="Helvetica"/>
-                <w:i w:val="false"/>
-                <w:b w:val="false"/>
-                <w:u w:val="none"/>
-                <w:sz w:val="16"/>
-                <w:szCs w:val="16"/>
-                <w:color w:val="000000"/>
-              </w:rPr>
-              <w:t xml:space="preserve">0.584</w:t>
-            </w:r>
-          </w:p>
-        </w:tc>
-      </w:tr>
-    </w:tbl>
-    <w:p>
-      <w:pPr>
-        <w:pStyle w:val="BodyText"/>
       </w:pPr>
       <w:r>
         <w:drawing>
           <wp:inline>
             <wp:extent cx="5334000" cy="4953000"/>
             <wp:effectExtent b="0" l="0" r="0" t="0"/>
-            <wp:docPr descr="" title="" id="35" name="Picture"/>
+            <wp:docPr descr="" title="" id="38" name="Picture"/>
             <a:graphic>
               <a:graphicData uri="http://schemas.openxmlformats.org/drawingml/2006/picture">
                 <pic:pic>
                   <pic:nvPicPr>
-                    <pic:cNvPr descr="/Users/amanda/Desktop/clan_project/10_draft/output/write_files/figure-docx/appendix-c-plot-1.png" id="36" name="Picture"/>
+                    <pic:cNvPr descr="/Users/amanda/Desktop/clan_project/10_draft/output/write_files/figure-docx/appendix-c-1.png" id="39" name="Picture"/>
                     <pic:cNvPicPr>
                       <a:picLocks noChangeArrowheads="1" noChangeAspect="1"/>
                     </pic:cNvPicPr>
                   </pic:nvPicPr>
                   <pic:blipFill>
-                    <a:blip r:embed="rId34"/>
+                    <a:blip r:embed="rId37"/>
                     <a:stretch>
                       <a:fillRect/>
                     </a:stretch>
@@ -6871,77 +5366,37 @@
         </w:drawing>
       </w:r>
     </w:p>
-    <w:p>
-      <w:r>
-        <w:br w:type="page"/>
-      </w:r>
-    </w:p>
-    <w:bookmarkEnd w:id="37"/>
-    <w:bookmarkStart w:id="62" w:name="X99fac10f365f2dacf359ac54c03befd4897730e"/>
-    <w:p>
-      <w:pPr>
-        <w:pStyle w:val="Heading2"/>
-      </w:pPr>
-      <w:r>
-        <w:rPr>
-          <w:rStyle w:val="SectionNumber"/>
-        </w:rPr>
-        <w:t xml:space="preserve">7.4</w:t>
-      </w:r>
-      <w:r>
-        <w:tab/>
-      </w:r>
-      <w:r>
-        <w:t xml:space="preserve">Appendix D: Sensitivity Analyses for Gini Coefficients</w:t>
-      </w:r>
-    </w:p>
-    <w:bookmarkStart w:id="41" w:name="appendix-d1-negative-values"/>
-    <w:p>
-      <w:pPr>
-        <w:pStyle w:val="Heading3"/>
-      </w:pPr>
-      <w:r>
-        <w:rPr>
-          <w:rStyle w:val="SectionNumber"/>
-        </w:rPr>
-        <w:t xml:space="preserve">7.4.1</w:t>
-      </w:r>
-      <w:r>
-        <w:tab/>
-      </w:r>
-      <w:r>
-        <w:t xml:space="preserve">Appendix D1: Negative Values</w:t>
+    <w:bookmarkEnd w:id="40"/>
+    <w:bookmarkStart w:id="44" w:name="appendix-d1-sensitivity-negative-values"/>
+    <w:p>
+      <w:pPr>
+        <w:pStyle w:val="Heading1"/>
+      </w:pPr>
+      <w:r>
+        <w:t xml:space="preserve">Appendix D1: Sensitivity — Negative Values</w:t>
       </w:r>
     </w:p>
     <w:p>
       <w:pPr>
         <w:pStyle w:val="FirstParagraph"/>
-      </w:pPr>
-      <w:r>
-        <w:t xml:space="preserve">Results presented in the main text exclude negative values for income and wealth. When negative values are included, estimated inequality is higher. The left panel shows the main-text estimates; the middle panel shows estimates including negative values. The right panel shows the HH-Clan gap under each specification.</w:t>
-      </w:r>
-    </w:p>
-    <w:p>
-      <w:pPr>
-        <w:pStyle w:val="BodyText"/>
       </w:pPr>
       <w:r>
         <w:drawing>
           <wp:inline>
             <wp:extent cx="5334000" cy="4191000"/>
             <wp:effectExtent b="0" l="0" r="0" t="0"/>
-            <wp:docPr descr="" title="" id="39" name="Picture"/>
+            <wp:docPr descr="" title="" id="42" name="Picture"/>
             <a:graphic>
               <a:graphicData uri="http://schemas.openxmlformats.org/drawingml/2006/picture">
                 <pic:pic>
                   <pic:nvPicPr>
-                    <pic:cNvPr descr="/Users/amanda/Desktop/clan_project/10_draft/output/write_files/figure-docx/appendix-d1-1.png" id="40" name="Picture"/>
+                    <pic:cNvPr descr="/Users/amanda/Desktop/clan_project/10_draft/output/write_files/figure-docx/appendix-d1-1.png" id="43" name="Picture"/>
                     <pic:cNvPicPr>
                       <a:picLocks noChangeArrowheads="1" noChangeAspect="1"/>
                     </pic:cNvPicPr>
                   </pic:nvPicPr>
                   <pic:blipFill>
-                    <a:blip r:embed="rId38"/>
+                    <a:blip r:embed="rId41"/>
                     <a:stretch>
                       <a:fillRect/>
                     </a:stretch>
@@ -6968,71 +5423,94 @@
         </w:drawing>
       </w:r>
     </w:p>
-    <w:p>
-      <w:pPr>
-        <w:pStyle w:val="BodyText"/>
-      </w:pPr>
-      <w:r>
-        <w:rPr>
-          <w:i/>
-          <w:iCs/>
-        </w:rPr>
-        <w:t xml:space="preserve">Note: Gini coefficients estimated from weighted PSID data. Left panel: main results (negative values set to zero); middle panel: negative values retained. The average HH-Clan gap in the left panel is 0.123 for income and 0.159 for wealth; in the middle panel it is 0.123 for income and 0.159 for wealth. The difference between specifications is 0.000 for income and 0.000 for wealth. Right panel shows the HH minus Clan Gini difference under each specification.</w:t>
-      </w:r>
-    </w:p>
-    <w:p>
-      <w:r>
-        <w:br w:type="page"/>
-      </w:r>
-    </w:p>
-    <w:bookmarkEnd w:id="41"/>
-    <w:bookmarkStart w:id="45" w:name="appendix-d2-home-equity"/>
-    <w:p>
-      <w:pPr>
-        <w:pStyle w:val="Heading3"/>
-      </w:pPr>
-      <w:r>
-        <w:rPr>
-          <w:rStyle w:val="SectionNumber"/>
-        </w:rPr>
-        <w:t xml:space="preserve">7.4.2</w:t>
-      </w:r>
-      <w:r>
-        <w:tab/>
-      </w:r>
-      <w:r>
-        <w:t xml:space="preserve">Appendix D2: Home Equity</w:t>
+    <w:bookmarkEnd w:id="44"/>
+    <w:bookmarkStart w:id="48" w:name="X2c0ca198151b488f0a5fd9ab3a13059241107bf"/>
+    <w:p>
+      <w:pPr>
+        <w:pStyle w:val="Heading1"/>
+      </w:pPr>
+      <w:r>
+        <w:t xml:space="preserve">Appendix D2: Sensitivity — Wealth With and Without Home Equity</w:t>
       </w:r>
     </w:p>
     <w:p>
       <w:pPr>
         <w:pStyle w:val="FirstParagraph"/>
-      </w:pPr>
-      <w:r>
-        <w:t xml:space="preserve">Results presented in the main text measure wealth including home equity. The left panel shows the main-text estimates; the middle panel shows estimates excluding home equity. The right panel shows the HH-Clan gap under each specification.</w:t>
-      </w:r>
-    </w:p>
-    <w:p>
-      <w:pPr>
-        <w:pStyle w:val="BodyText"/>
       </w:pPr>
       <w:r>
         <w:drawing>
           <wp:inline>
-            <wp:extent cx="5334000" cy="4191000"/>
+            <wp:extent cx="5334000" cy="2667000"/>
             <wp:effectExtent b="0" l="0" r="0" t="0"/>
-            <wp:docPr descr="" title="" id="43" name="Picture"/>
+            <wp:docPr descr="" title="" id="46" name="Picture"/>
             <a:graphic>
               <a:graphicData uri="http://schemas.openxmlformats.org/drawingml/2006/picture">
                 <pic:pic>
                   <pic:nvPicPr>
-                    <pic:cNvPr descr="/Users/amanda/Desktop/clan_project/10_draft/output/write_files/figure-docx/appendix-d2-1.png" id="44" name="Picture"/>
+                    <pic:cNvPr descr="/Users/amanda/Desktop/clan_project/10_draft/output/write_files/figure-docx/appendix-d2-1.png" id="47" name="Picture"/>
                     <pic:cNvPicPr>
                       <a:picLocks noChangeArrowheads="1" noChangeAspect="1"/>
                     </pic:cNvPicPr>
                   </pic:nvPicPr>
                   <pic:blipFill>
-                    <a:blip r:embed="rId42"/>
+                    <a:blip r:embed="rId45"/>
+                    <a:stretch>
+                      <a:fillRect/>
+                    </a:stretch>
+                  </pic:blipFill>
+                  <pic:spPr bwMode="auto">
+                    <a:xfrm>
+                      <a:off x="0" y="0"/>
+                      <a:ext cx="5334000" cy="2667000"/>
+                    </a:xfrm>
+                    <a:prstGeom prst="rect">
+                      <a:avLst/>
+                    </a:prstGeom>
+                    <a:noFill/>
+                    <a:ln w="9525">
+                      <a:noFill/>
+                      <a:headEnd/>
+                      <a:tailEnd/>
+                    </a:ln>
+                  </pic:spPr>
+                </pic:pic>
+              </a:graphicData>
+            </a:graphic>
+          </wp:inline>
+        </w:drawing>
+      </w:r>
+    </w:p>
+    <w:bookmarkEnd w:id="48"/>
+    <w:bookmarkStart w:id="52" w:name="X796f0aa327689e7912dc08c18898cdb7c82e5b7"/>
+    <w:p>
+      <w:pPr>
+        <w:pStyle w:val="Heading1"/>
+      </w:pPr>
+      <w:r>
+        <w:t xml:space="preserve">Appendix D3: Sensitivity — Single-Household Clans</w:t>
+      </w:r>
+    </w:p>
+    <w:p>
+      <w:pPr>
+        <w:pStyle w:val="FirstParagraph"/>
+      </w:pPr>
+      <w:r>
+        <w:drawing>
+          <wp:inline>
+            <wp:extent cx="5334000" cy="4191000"/>
+            <wp:effectExtent b="0" l="0" r="0" t="0"/>
+            <wp:docPr descr="" title="" id="50" name="Picture"/>
+            <a:graphic>
+              <a:graphicData uri="http://schemas.openxmlformats.org/drawingml/2006/picture">
+                <pic:pic>
+                  <pic:nvPicPr>
+                    <pic:cNvPr descr="/Users/amanda/Desktop/clan_project/10_draft/output/write_files/figure-docx/appendix-d3-1.png" id="51" name="Picture"/>
+                    <pic:cNvPicPr>
+                      <a:picLocks noChangeArrowheads="1" noChangeAspect="1"/>
+                    </pic:cNvPicPr>
+                  </pic:nvPicPr>
+                  <pic:blipFill>
+                    <a:blip r:embed="rId49"/>
                     <a:stretch>
                       <a:fillRect/>
                     </a:stretch>
@@ -7059,71 +5537,37 @@
         </w:drawing>
       </w:r>
     </w:p>
-    <w:p>
-      <w:pPr>
-        <w:pStyle w:val="BodyText"/>
-      </w:pPr>
-      <w:r>
-        <w:rPr>
-          <w:i/>
-          <w:iCs/>
-        </w:rPr>
-        <w:t xml:space="preserve">Note: Gini coefficients estimated from weighted PSID data. Left panel: main results (wealth including home equity); middle panel: wealth excluding home equity. The average HH-Clan gap in the left panel is 0.159 for wealth; in the middle panel it is 0.128 for wealth. The difference between specifications is -0.031 for wealth. Right panel shows the HH minus Clan Gini difference under each specification. Home equity sensitivity applies to wealth only.</w:t>
-      </w:r>
-    </w:p>
-    <w:p>
-      <w:r>
-        <w:br w:type="page"/>
-      </w:r>
-    </w:p>
-    <w:bookmarkEnd w:id="45"/>
-    <w:bookmarkStart w:id="49" w:name="appendix-d3-single-household-clans"/>
-    <w:p>
-      <w:pPr>
-        <w:pStyle w:val="Heading3"/>
-      </w:pPr>
-      <w:r>
-        <w:rPr>
-          <w:rStyle w:val="SectionNumber"/>
-        </w:rPr>
-        <w:t xml:space="preserve">7.4.3</w:t>
-      </w:r>
-      <w:r>
-        <w:tab/>
-      </w:r>
-      <w:r>
-        <w:t xml:space="preserve">Appendix D3: Single-Household Clans</w:t>
+    <w:bookmarkEnd w:id="52"/>
+    <w:bookmarkStart w:id="56" w:name="appendix-d4-sensitivity-weighting"/>
+    <w:p>
+      <w:pPr>
+        <w:pStyle w:val="Heading1"/>
+      </w:pPr>
+      <w:r>
+        <w:t xml:space="preserve">Appendix D4: Sensitivity — Weighting</w:t>
       </w:r>
     </w:p>
     <w:p>
       <w:pPr>
         <w:pStyle w:val="FirstParagraph"/>
-      </w:pPr>
-      <w:r>
-        <w:t xml:space="preserve">In reality, all households belong to clans consisting of multiple households. However, due to survey design and attrition, some PSID clans comprise only a single household in some years. The main analyses exclude these households from both household and clan measurements. The left panel shows the main-text estimates; the middle panel shows estimates when single-household clans are included. The right panel shows the HH-Clan gap under each specification.</w:t>
-      </w:r>
-    </w:p>
-    <w:p>
-      <w:pPr>
-        <w:pStyle w:val="BodyText"/>
       </w:pPr>
       <w:r>
         <w:drawing>
           <wp:inline>
             <wp:extent cx="5334000" cy="4191000"/>
             <wp:effectExtent b="0" l="0" r="0" t="0"/>
-            <wp:docPr descr="" title="" id="47" name="Picture"/>
+            <wp:docPr descr="" title="" id="54" name="Picture"/>
             <a:graphic>
               <a:graphicData uri="http://schemas.openxmlformats.org/drawingml/2006/picture">
                 <pic:pic>
                   <pic:nvPicPr>
-                    <pic:cNvPr descr="/Users/amanda/Desktop/clan_project/10_draft/output/write_files/figure-docx/appendix-d3-1.png" id="48" name="Picture"/>
+                    <pic:cNvPr descr="/Users/amanda/Desktop/clan_project/10_draft/output/write_files/figure-docx/appendix-d4-1.png" id="55" name="Picture"/>
                     <pic:cNvPicPr>
                       <a:picLocks noChangeArrowheads="1" noChangeAspect="1"/>
                     </pic:cNvPicPr>
                   </pic:nvPicPr>
                   <pic:blipFill>
-                    <a:blip r:embed="rId46"/>
+                    <a:blip r:embed="rId53"/>
                     <a:stretch>
                       <a:fillRect/>
                     </a:stretch>
@@ -7150,71 +5594,37 @@
         </w:drawing>
       </w:r>
     </w:p>
-    <w:p>
-      <w:pPr>
-        <w:pStyle w:val="BodyText"/>
-      </w:pPr>
-      <w:r>
-        <w:rPr>
-          <w:i/>
-          <w:iCs/>
-        </w:rPr>
-        <w:t xml:space="preserve">Note: Gini coefficients estimated from weighted PSID data. Left panel: main results (single-household clans excluded); middle panel: single-household clans included. The average HH-Clan gap in the left panel is 0.123 for income and 0.159 for wealth; in the middle panel it is 0.043 for income and 0.107 for wealth. The difference between specifications is -0.080 for income and -0.052 for wealth. Right panel shows the HH minus Clan Gini difference under each specification.</w:t>
-      </w:r>
-    </w:p>
-    <w:p>
-      <w:r>
-        <w:br w:type="page"/>
-      </w:r>
-    </w:p>
-    <w:bookmarkEnd w:id="49"/>
-    <w:bookmarkStart w:id="53" w:name="appendix-d4-weighting"/>
-    <w:p>
-      <w:pPr>
-        <w:pStyle w:val="Heading3"/>
-      </w:pPr>
-      <w:r>
-        <w:rPr>
-          <w:rStyle w:val="SectionNumber"/>
-        </w:rPr>
-        <w:t xml:space="preserve">7.4.4</w:t>
-      </w:r>
-      <w:r>
-        <w:tab/>
-      </w:r>
-      <w:r>
-        <w:t xml:space="preserve">Appendix D4: Weighting</w:t>
+    <w:bookmarkEnd w:id="56"/>
+    <w:bookmarkStart w:id="60" w:name="X47e0622b93f76056e7f4ad3b772b6ce26b8cfe3"/>
+    <w:p>
+      <w:pPr>
+        <w:pStyle w:val="Heading1"/>
+      </w:pPr>
+      <w:r>
+        <w:t xml:space="preserve">Appendix D5: Sensitivity — Size Standardization</w:t>
       </w:r>
     </w:p>
     <w:p>
       <w:pPr>
         <w:pStyle w:val="FirstParagraph"/>
-      </w:pPr>
-      <w:r>
-        <w:t xml:space="preserve">All results presented in the main paper are weighted. The left panel shows the main-text estimates; the middle panel shows unweighted estimates for comparison. The right panel shows the HH-Clan gap under each specification.</w:t>
-      </w:r>
-    </w:p>
-    <w:p>
-      <w:pPr>
-        <w:pStyle w:val="BodyText"/>
       </w:pPr>
       <w:r>
         <w:drawing>
           <wp:inline>
             <wp:extent cx="5334000" cy="4191000"/>
             <wp:effectExtent b="0" l="0" r="0" t="0"/>
-            <wp:docPr descr="" title="" id="51" name="Picture"/>
+            <wp:docPr descr="" title="" id="58" name="Picture"/>
             <a:graphic>
               <a:graphicData uri="http://schemas.openxmlformats.org/drawingml/2006/picture">
                 <pic:pic>
                   <pic:nvPicPr>
-                    <pic:cNvPr descr="/Users/amanda/Desktop/clan_project/10_draft/output/write_files/figure-docx/appendix-d4-1.png" id="52" name="Picture"/>
+                    <pic:cNvPr descr="/Users/amanda/Desktop/clan_project/10_draft/output/write_files/figure-docx/appendix-d5-1.png" id="59" name="Picture"/>
                     <pic:cNvPicPr>
                       <a:picLocks noChangeArrowheads="1" noChangeAspect="1"/>
                     </pic:cNvPicPr>
                   </pic:nvPicPr>
                   <pic:blipFill>
-                    <a:blip r:embed="rId50"/>
+                    <a:blip r:embed="rId57"/>
                     <a:stretch>
                       <a:fillRect/>
                     </a:stretch>
@@ -7241,71 +5651,37 @@
         </w:drawing>
       </w:r>
     </w:p>
-    <w:p>
-      <w:pPr>
-        <w:pStyle w:val="BodyText"/>
-      </w:pPr>
-      <w:r>
-        <w:rPr>
-          <w:i/>
-          <w:iCs/>
-        </w:rPr>
-        <w:t xml:space="preserve">Note: Gini coefficients estimated from PSID data. Left panel: main results (weighted); middle panel: unweighted estimates. The average HH-Clan gap in the left panel is 0.123 for income and 0.159 for wealth; in the middle panel it is 0.130 for income and 0.172 for wealth. The difference between specifications is 0.007 for income and 0.013 for wealth. Right panel shows the HH minus Clan Gini difference under each specification.</w:t>
-      </w:r>
-    </w:p>
-    <w:p>
-      <w:r>
-        <w:br w:type="page"/>
-      </w:r>
-    </w:p>
-    <w:bookmarkEnd w:id="53"/>
-    <w:bookmarkStart w:id="57" w:name="appendix-d5-size-standardization"/>
-    <w:p>
-      <w:pPr>
-        <w:pStyle w:val="Heading3"/>
-      </w:pPr>
-      <w:r>
-        <w:rPr>
-          <w:rStyle w:val="SectionNumber"/>
-        </w:rPr>
-        <w:t xml:space="preserve">7.4.5</w:t>
-      </w:r>
-      <w:r>
-        <w:tab/>
-      </w:r>
-      <w:r>
-        <w:t xml:space="preserve">Appendix D5: Size Standardization</w:t>
+    <w:bookmarkEnd w:id="60"/>
+    <w:bookmarkStart w:id="64" w:name="X750f075da32d67249c4b5a4cf57648e8a17e2c3"/>
+    <w:p>
+      <w:pPr>
+        <w:pStyle w:val="Heading1"/>
+      </w:pPr>
+      <w:r>
+        <w:t xml:space="preserve">Appendix D6: Gini Coefficients by Race Subgroup</w:t>
       </w:r>
     </w:p>
     <w:p>
       <w:pPr>
         <w:pStyle w:val="FirstParagraph"/>
-      </w:pPr>
-      <w:r>
-        <w:t xml:space="preserve">The main analyses divide income and wealth by the number of people in the household (or number of households in the clan). Appendix D5 compares these estimates with unadjusted (no size standardization) estimates. The left panel shows the main-text estimates; the middle panel shows unadjusted estimates. The right panel shows the HH-Clan gap under each specification.</w:t>
-      </w:r>
-    </w:p>
-    <w:p>
-      <w:pPr>
-        <w:pStyle w:val="BodyText"/>
       </w:pPr>
       <w:r>
         <w:drawing>
           <wp:inline>
             <wp:extent cx="5334000" cy="4191000"/>
             <wp:effectExtent b="0" l="0" r="0" t="0"/>
-            <wp:docPr descr="" title="" id="55" name="Picture"/>
+            <wp:docPr descr="" title="" id="62" name="Picture"/>
             <a:graphic>
               <a:graphicData uri="http://schemas.openxmlformats.org/drawingml/2006/picture">
                 <pic:pic>
                   <pic:nvPicPr>
-                    <pic:cNvPr descr="/Users/amanda/Desktop/clan_project/10_draft/output/write_files/figure-docx/appendix-d5-1.png" id="56" name="Picture"/>
+                    <pic:cNvPr descr="/Users/amanda/Desktop/clan_project/10_draft/output/write_files/figure-docx/appendix-d6-1.png" id="63" name="Picture"/>
                     <pic:cNvPicPr>
                       <a:picLocks noChangeArrowheads="1" noChangeAspect="1"/>
                     </pic:cNvPicPr>
                   </pic:nvPicPr>
                   <pic:blipFill>
-                    <a:blip r:embed="rId54"/>
+                    <a:blip r:embed="rId61"/>
                     <a:stretch>
                       <a:fillRect/>
                     </a:stretch>
@@ -7332,71 +5708,37 @@
         </w:drawing>
       </w:r>
     </w:p>
-    <w:p>
-      <w:pPr>
-        <w:pStyle w:val="BodyText"/>
-      </w:pPr>
-      <w:r>
-        <w:rPr>
-          <w:i/>
-          <w:iCs/>
-        </w:rPr>
-        <w:t xml:space="preserve">Note: Gini coefficients estimated from weighted PSID data. Left panel: current estimates (income and wealth divided by household or clan size); middle panel: unadjusted estimates (no size standardization). The average HH-Clan gap in the left panel is 0.123 for income and 0.159 for wealth; in the middle panel it is 0.062 for income and 0.120 for wealth. The difference between specifications is -0.061 for income and -0.039 for wealth. Right panel shows the HH minus Clan Gini difference under each specification.</w:t>
-      </w:r>
-    </w:p>
-    <w:p>
-      <w:r>
-        <w:br w:type="page"/>
-      </w:r>
-    </w:p>
-    <w:bookmarkEnd w:id="57"/>
-    <w:bookmarkStart w:id="61" w:name="appendix-d6-inequality-by-race"/>
-    <w:p>
-      <w:pPr>
-        <w:pStyle w:val="Heading3"/>
-      </w:pPr>
-      <w:r>
-        <w:rPr>
-          <w:rStyle w:val="SectionNumber"/>
-        </w:rPr>
-        <w:t xml:space="preserve">7.4.6</w:t>
-      </w:r>
-      <w:r>
-        <w:tab/>
-      </w:r>
-      <w:r>
-        <w:t xml:space="preserve">Appendix D6: Inequality by Race</w:t>
+    <w:bookmarkEnd w:id="64"/>
+    <w:bookmarkStart w:id="68" w:name="X3ca48920e7b797c3dd18e23810b9df77528cee2"/>
+    <w:p>
+      <w:pPr>
+        <w:pStyle w:val="Heading1"/>
+      </w:pPr>
+      <w:r>
+        <w:t xml:space="preserve">Appendix E: Distribution of Income and Wealth</w:t>
       </w:r>
     </w:p>
     <w:p>
       <w:pPr>
         <w:pStyle w:val="FirstParagraph"/>
-      </w:pPr>
-      <w:r>
-        <w:t xml:space="preserve">Appendix D6 presents Gini coefficients estimated separately for Black and Non-Black households and clans. The left panel shows results for Black families; the middle panel shows results for Non-Black families. The right panel shows the HH-Clan gap for each group.</w:t>
-      </w:r>
-    </w:p>
-    <w:p>
-      <w:pPr>
-        <w:pStyle w:val="BodyText"/>
       </w:pPr>
       <w:r>
         <w:drawing>
           <wp:inline>
             <wp:extent cx="5334000" cy="4191000"/>
             <wp:effectExtent b="0" l="0" r="0" t="0"/>
-            <wp:docPr descr="" title="" id="59" name="Picture"/>
+            <wp:docPr descr="" title="" id="66" name="Picture"/>
             <a:graphic>
               <a:graphicData uri="http://schemas.openxmlformats.org/drawingml/2006/picture">
                 <pic:pic>
                   <pic:nvPicPr>
-                    <pic:cNvPr descr="/Users/amanda/Desktop/clan_project/10_draft/output/write_files/figure-docx/appendix-d6-1.png" id="60" name="Picture"/>
+                    <pic:cNvPr descr="/Users/amanda/Desktop/clan_project/10_draft/output/write_files/figure-docx/appendix-e-1.png" id="67" name="Picture"/>
                     <pic:cNvPicPr>
                       <a:picLocks noChangeArrowheads="1" noChangeAspect="1"/>
                     </pic:cNvPicPr>
                   </pic:nvPicPr>
                   <pic:blipFill>
-                    <a:blip r:embed="rId58"/>
+                    <a:blip r:embed="rId65"/>
                     <a:stretch>
                       <a:fillRect/>
                     </a:stretch>
@@ -7423,32 +5765,236 @@
         </w:drawing>
       </w:r>
     </w:p>
-    <w:p>
-      <w:pPr>
-        <w:pStyle w:val="BodyText"/>
-      </w:pPr>
-      <w:r>
-        <w:rPr>
-          <w:i/>
-          <w:iCs/>
-        </w:rPr>
-        <w:t xml:space="preserve">Note: Gini coefficients estimated from weighted PSID data. Left panel: Black households and clans (orange); middle panel: Non-Black households and clans (blue). Solid lines = households; dotted lines = clans. The average HH-Clan gap for Black families is 0.164 for income and 0.284 for wealth; for Non-Black families it is 0.123 for income and 0.161 for wealth. The difference in the gap between Black and Non-Black families is 0.041 for income and 0.123 for wealth. Right panel shows the HH minus Clan Gini difference for each racial group. Wealth is measured including home equity.</w:t>
-      </w:r>
-    </w:p>
-    <w:bookmarkEnd w:id="61"/>
-    <w:bookmarkEnd w:id="62"/>
-    <w:bookmarkEnd w:id="63"/>
-    <w:bookmarkStart w:id="142" w:name="references"/>
+    <w:bookmarkEnd w:id="68"/>
+    <w:bookmarkStart w:id="72" w:name="appendix-f1-race-ratios-negative-values"/>
     <w:p>
       <w:pPr>
         <w:pStyle w:val="Heading1"/>
       </w:pPr>
       <w:r>
-        <w:t xml:space="preserve">References</w:t>
-      </w:r>
-    </w:p>
-    <w:bookmarkStart w:id="141" w:name="refs"/>
-    <w:bookmarkStart w:id="65" w:name="ref-fred_gini_2025"/>
+        <w:t xml:space="preserve">Appendix F1: Race Ratios — Negative Values</w:t>
+      </w:r>
+    </w:p>
+    <w:p>
+      <w:pPr>
+        <w:pStyle w:val="FirstParagraph"/>
+      </w:pPr>
+      <w:r>
+        <w:drawing>
+          <wp:inline>
+            <wp:extent cx="5334000" cy="4191000"/>
+            <wp:effectExtent b="0" l="0" r="0" t="0"/>
+            <wp:docPr descr="" title="" id="70" name="Picture"/>
+            <a:graphic>
+              <a:graphicData uri="http://schemas.openxmlformats.org/drawingml/2006/picture">
+                <pic:pic>
+                  <pic:nvPicPr>
+                    <pic:cNvPr descr="/Users/amanda/Desktop/clan_project/10_draft/output/write_files/figure-docx/appendix-f1-1.png" id="71" name="Picture"/>
+                    <pic:cNvPicPr>
+                      <a:picLocks noChangeArrowheads="1" noChangeAspect="1"/>
+                    </pic:cNvPicPr>
+                  </pic:nvPicPr>
+                  <pic:blipFill>
+                    <a:blip r:embed="rId69"/>
+                    <a:stretch>
+                      <a:fillRect/>
+                    </a:stretch>
+                  </pic:blipFill>
+                  <pic:spPr bwMode="auto">
+                    <a:xfrm>
+                      <a:off x="0" y="0"/>
+                      <a:ext cx="5334000" cy="4191000"/>
+                    </a:xfrm>
+                    <a:prstGeom prst="rect">
+                      <a:avLst/>
+                    </a:prstGeom>
+                    <a:noFill/>
+                    <a:ln w="9525">
+                      <a:noFill/>
+                      <a:headEnd/>
+                      <a:tailEnd/>
+                    </a:ln>
+                  </pic:spPr>
+                </pic:pic>
+              </a:graphicData>
+            </a:graphic>
+          </wp:inline>
+        </w:drawing>
+      </w:r>
+    </w:p>
+    <w:bookmarkEnd w:id="72"/>
+    <w:bookmarkStart w:id="76" w:name="Xe408c392d53d71a7a9d72befc7a6c94911a5caf"/>
+    <w:p>
+      <w:pPr>
+        <w:pStyle w:val="Heading1"/>
+      </w:pPr>
+      <w:r>
+        <w:t xml:space="preserve">Appendix F2: Race Ratios — Wealth With and Without Home Equity</w:t>
+      </w:r>
+    </w:p>
+    <w:p>
+      <w:pPr>
+        <w:pStyle w:val="FirstParagraph"/>
+      </w:pPr>
+      <w:r>
+        <w:drawing>
+          <wp:inline>
+            <wp:extent cx="5334000" cy="2667000"/>
+            <wp:effectExtent b="0" l="0" r="0" t="0"/>
+            <wp:docPr descr="" title="" id="74" name="Picture"/>
+            <a:graphic>
+              <a:graphicData uri="http://schemas.openxmlformats.org/drawingml/2006/picture">
+                <pic:pic>
+                  <pic:nvPicPr>
+                    <pic:cNvPr descr="/Users/amanda/Desktop/clan_project/10_draft/output/write_files/figure-docx/appendix-f2-1.png" id="75" name="Picture"/>
+                    <pic:cNvPicPr>
+                      <a:picLocks noChangeArrowheads="1" noChangeAspect="1"/>
+                    </pic:cNvPicPr>
+                  </pic:nvPicPr>
+                  <pic:blipFill>
+                    <a:blip r:embed="rId73"/>
+                    <a:stretch>
+                      <a:fillRect/>
+                    </a:stretch>
+                  </pic:blipFill>
+                  <pic:spPr bwMode="auto">
+                    <a:xfrm>
+                      <a:off x="0" y="0"/>
+                      <a:ext cx="5334000" cy="2667000"/>
+                    </a:xfrm>
+                    <a:prstGeom prst="rect">
+                      <a:avLst/>
+                    </a:prstGeom>
+                    <a:noFill/>
+                    <a:ln w="9525">
+                      <a:noFill/>
+                      <a:headEnd/>
+                      <a:tailEnd/>
+                    </a:ln>
+                  </pic:spPr>
+                </pic:pic>
+              </a:graphicData>
+            </a:graphic>
+          </wp:inline>
+        </w:drawing>
+      </w:r>
+    </w:p>
+    <w:bookmarkEnd w:id="76"/>
+    <w:bookmarkStart w:id="80" w:name="X9f0dd96eadad89e8a50793fc4b191c5f1b6409e"/>
+    <w:p>
+      <w:pPr>
+        <w:pStyle w:val="Heading1"/>
+      </w:pPr>
+      <w:r>
+        <w:t xml:space="preserve">Appendix F3: Race Ratios — Single-Household Clans</w:t>
+      </w:r>
+    </w:p>
+    <w:p>
+      <w:pPr>
+        <w:pStyle w:val="FirstParagraph"/>
+      </w:pPr>
+      <w:r>
+        <w:drawing>
+          <wp:inline>
+            <wp:extent cx="5334000" cy="4191000"/>
+            <wp:effectExtent b="0" l="0" r="0" t="0"/>
+            <wp:docPr descr="" title="" id="78" name="Picture"/>
+            <a:graphic>
+              <a:graphicData uri="http://schemas.openxmlformats.org/drawingml/2006/picture">
+                <pic:pic>
+                  <pic:nvPicPr>
+                    <pic:cNvPr descr="/Users/amanda/Desktop/clan_project/10_draft/output/write_files/figure-docx/appendix-f3-1.png" id="79" name="Picture"/>
+                    <pic:cNvPicPr>
+                      <a:picLocks noChangeArrowheads="1" noChangeAspect="1"/>
+                    </pic:cNvPicPr>
+                  </pic:nvPicPr>
+                  <pic:blipFill>
+                    <a:blip r:embed="rId77"/>
+                    <a:stretch>
+                      <a:fillRect/>
+                    </a:stretch>
+                  </pic:blipFill>
+                  <pic:spPr bwMode="auto">
+                    <a:xfrm>
+                      <a:off x="0" y="0"/>
+                      <a:ext cx="5334000" cy="4191000"/>
+                    </a:xfrm>
+                    <a:prstGeom prst="rect">
+                      <a:avLst/>
+                    </a:prstGeom>
+                    <a:noFill/>
+                    <a:ln w="9525">
+                      <a:noFill/>
+                      <a:headEnd/>
+                      <a:tailEnd/>
+                    </a:ln>
+                  </pic:spPr>
+                </pic:pic>
+              </a:graphicData>
+            </a:graphic>
+          </wp:inline>
+        </w:drawing>
+      </w:r>
+    </w:p>
+    <w:bookmarkEnd w:id="80"/>
+    <w:bookmarkStart w:id="151" w:name="appendix-f4-race-ratios-weighting"/>
+    <w:p>
+      <w:pPr>
+        <w:pStyle w:val="Heading1"/>
+      </w:pPr>
+      <w:r>
+        <w:t xml:space="preserve">Appendix F4: Race Ratios — Weighting</w:t>
+      </w:r>
+    </w:p>
+    <w:p>
+      <w:pPr>
+        <w:pStyle w:val="FirstParagraph"/>
+      </w:pPr>
+      <w:r>
+        <w:drawing>
+          <wp:inline>
+            <wp:extent cx="5334000" cy="4191000"/>
+            <wp:effectExtent b="0" l="0" r="0" t="0"/>
+            <wp:docPr descr="" title="" id="82" name="Picture"/>
+            <a:graphic>
+              <a:graphicData uri="http://schemas.openxmlformats.org/drawingml/2006/picture">
+                <pic:pic>
+                  <pic:nvPicPr>
+                    <pic:cNvPr descr="/Users/amanda/Desktop/clan_project/10_draft/output/write_files/figure-docx/appendix-f4-1.png" id="83" name="Picture"/>
+                    <pic:cNvPicPr>
+                      <a:picLocks noChangeArrowheads="1" noChangeAspect="1"/>
+                    </pic:cNvPicPr>
+                  </pic:nvPicPr>
+                  <pic:blipFill>
+                    <a:blip r:embed="rId81"/>
+                    <a:stretch>
+                      <a:fillRect/>
+                    </a:stretch>
+                  </pic:blipFill>
+                  <pic:spPr bwMode="auto">
+                    <a:xfrm>
+                      <a:off x="0" y="0"/>
+                      <a:ext cx="5334000" cy="4191000"/>
+                    </a:xfrm>
+                    <a:prstGeom prst="rect">
+                      <a:avLst/>
+                    </a:prstGeom>
+                    <a:noFill/>
+                    <a:ln w="9525">
+                      <a:noFill/>
+                      <a:headEnd/>
+                      <a:tailEnd/>
+                    </a:ln>
+                  </pic:spPr>
+                </pic:pic>
+              </a:graphicData>
+            </a:graphic>
+          </wp:inline>
+        </w:drawing>
+      </w:r>
+    </w:p>
+    <w:bookmarkStart w:id="150" w:name="refs"/>
+    <w:bookmarkStart w:id="85" w:name="ref-fred_gini_2025"/>
     <w:p>
       <w:pPr>
         <w:pStyle w:val="Bibliography"/>
@@ -7501,7 +6047,7 @@
       <w:r>
         <w:t xml:space="preserve"> </w:t>
       </w:r>
-      <w:hyperlink r:id="rId64">
+      <w:hyperlink r:id="rId84">
         <w:r>
           <w:rPr>
             <w:rStyle w:val="Hyperlink"/>
@@ -7510,8 +6056,8 @@
         </w:r>
       </w:hyperlink>
     </w:p>
-    <w:bookmarkEnd w:id="65"/>
-    <w:bookmarkStart w:id="67" w:name="ref-barro_decline_2020"/>
+    <w:bookmarkEnd w:id="85"/>
+    <w:bookmarkStart w:id="87" w:name="ref-barro_decline_2020"/>
     <w:p>
       <w:pPr>
         <w:pStyle w:val="Bibliography"/>
@@ -7582,7 +6128,7 @@
       <w:r>
         <w:t xml:space="preserve"> </w:t>
       </w:r>
-      <w:hyperlink r:id="rId66">
+      <w:hyperlink r:id="rId86">
         <w:r>
           <w:rPr>
             <w:rStyle w:val="Hyperlink"/>
@@ -7591,8 +6137,8 @@
         </w:r>
       </w:hyperlink>
     </w:p>
-    <w:bookmarkEnd w:id="67"/>
-    <w:bookmarkStart w:id="70" w:name="ref-kuhn_income_2025"/>
+    <w:bookmarkEnd w:id="87"/>
+    <w:bookmarkStart w:id="90" w:name="ref-kuhn_income_2025"/>
     <w:p>
       <w:pPr>
         <w:pStyle w:val="Bibliography"/>
@@ -7678,7 +6224,7 @@
       <w:r>
         <w:t xml:space="preserve"> </w:t>
       </w:r>
-      <w:hyperlink r:id="rId68">
+      <w:hyperlink r:id="rId88">
         <w:r>
           <w:rPr>
             <w:rStyle w:val="Hyperlink"/>
@@ -7689,7 +6235,7 @@
       <w:r>
         <w:t xml:space="preserve">. doi:</w:t>
       </w:r>
-      <w:hyperlink r:id="rId69">
+      <w:hyperlink r:id="rId89">
         <w:r>
           <w:rPr>
             <w:rStyle w:val="Hyperlink"/>
@@ -7698,8 +6244,8 @@
         </w:r>
       </w:hyperlink>
     </w:p>
-    <w:bookmarkEnd w:id="70"/>
-    <w:bookmarkStart w:id="73" w:name="ref-auten_income_2024"/>
+    <w:bookmarkEnd w:id="90"/>
+    <w:bookmarkStart w:id="93" w:name="ref-auten_income_2024"/>
     <w:p>
       <w:pPr>
         <w:pStyle w:val="Bibliography"/>
@@ -7797,7 +6343,7 @@
       <w:r>
         <w:t xml:space="preserve"> </w:t>
       </w:r>
-      <w:hyperlink r:id="rId71">
+      <w:hyperlink r:id="rId91">
         <w:r>
           <w:rPr>
             <w:rStyle w:val="Hyperlink"/>
@@ -7808,7 +6354,7 @@
       <w:r>
         <w:t xml:space="preserve">. doi:</w:t>
       </w:r>
-      <w:hyperlink r:id="rId72">
+      <w:hyperlink r:id="rId92">
         <w:r>
           <w:rPr>
             <w:rStyle w:val="Hyperlink"/>
@@ -7817,8 +6363,8 @@
         </w:r>
       </w:hyperlink>
     </w:p>
-    <w:bookmarkEnd w:id="73"/>
-    <w:bookmarkStart w:id="76" w:name="ref-killewald_wealth_2017"/>
+    <w:bookmarkEnd w:id="93"/>
+    <w:bookmarkStart w:id="96" w:name="ref-killewald_wealth_2017"/>
     <w:p>
       <w:pPr>
         <w:pStyle w:val="Bibliography"/>
@@ -7859,7 +6405,7 @@
       <w:r>
         <w:t xml:space="preserve"> </w:t>
       </w:r>
-      <w:hyperlink r:id="rId74">
+      <w:hyperlink r:id="rId94">
         <w:r>
           <w:rPr>
             <w:rStyle w:val="Hyperlink"/>
@@ -7870,7 +6416,7 @@
       <w:r>
         <w:t xml:space="preserve">. doi:</w:t>
       </w:r>
-      <w:hyperlink r:id="rId75">
+      <w:hyperlink r:id="rId95">
         <w:r>
           <w:rPr>
             <w:rStyle w:val="Hyperlink"/>
@@ -7879,8 +6425,8 @@
         </w:r>
       </w:hyperlink>
     </w:p>
-    <w:bookmarkEnd w:id="76"/>
-    <w:bookmarkStart w:id="78" w:name="ref-saez_wealth_2016"/>
+    <w:bookmarkEnd w:id="96"/>
+    <w:bookmarkStart w:id="98" w:name="ref-saez_wealth_2016"/>
     <w:p>
       <w:pPr>
         <w:pStyle w:val="Bibliography"/>
@@ -7972,7 +6518,7 @@
       <w:r>
         <w:t xml:space="preserve"> </w:t>
       </w:r>
-      <w:hyperlink r:id="rId77">
+      <w:hyperlink r:id="rId97">
         <w:r>
           <w:rPr>
             <w:rStyle w:val="Hyperlink"/>
@@ -7983,7 +6529,7 @@
       <w:r>
         <w:t xml:space="preserve">. doi:</w:t>
       </w:r>
-      <w:hyperlink r:id="rId77">
+      <w:hyperlink r:id="rId97">
         <w:r>
           <w:rPr>
             <w:rStyle w:val="Hyperlink"/>
@@ -7992,8 +6538,8 @@
         </w:r>
       </w:hyperlink>
     </w:p>
-    <w:bookmarkEnd w:id="78"/>
-    <w:bookmarkStart w:id="79" w:name="ref-goode_world_1963"/>
+    <w:bookmarkEnd w:id="98"/>
+    <w:bookmarkStart w:id="99" w:name="ref-goode_world_1963"/>
     <w:p>
       <w:pPr>
         <w:pStyle w:val="Bibliography"/>
@@ -8011,8 +6557,8 @@
         <w:t xml:space="preserve">Goode WJ. World revolution and family patterns. Oxford, England: Free Press Glencoe; 1963.</w:t>
       </w:r>
     </w:p>
-    <w:bookmarkEnd w:id="79"/>
-    <w:bookmarkStart w:id="81" w:name="ref-parsons_essays_1954"/>
+    <w:bookmarkEnd w:id="99"/>
+    <w:bookmarkStart w:id="101" w:name="ref-parsons_essays_1954"/>
     <w:p>
       <w:pPr>
         <w:pStyle w:val="Bibliography"/>
@@ -8044,7 +6590,7 @@
       <w:r>
         <w:t xml:space="preserve">. 2nd ed. New York, NY, US: MacMillan Co; 1954. doi:</w:t>
       </w:r>
-      <w:hyperlink r:id="rId80">
+      <w:hyperlink r:id="rId100">
         <w:r>
           <w:rPr>
             <w:rStyle w:val="Hyperlink"/>
@@ -8053,8 +6599,8 @@
         </w:r>
       </w:hyperlink>
     </w:p>
-    <w:bookmarkEnd w:id="81"/>
-    <w:bookmarkStart w:id="83" w:name="ref-pilkauskas_beyond_2018"/>
+    <w:bookmarkEnd w:id="101"/>
+    <w:bookmarkStart w:id="103" w:name="ref-pilkauskas_beyond_2018"/>
     <w:p>
       <w:pPr>
         <w:pStyle w:val="Bibliography"/>
@@ -8134,7 +6680,7 @@
       <w:r>
         <w:t xml:space="preserve"> </w:t>
       </w:r>
-      <w:hyperlink r:id="rId82">
+      <w:hyperlink r:id="rId102">
         <w:r>
           <w:rPr>
             <w:rStyle w:val="Hyperlink"/>
@@ -8145,7 +6691,7 @@
       <w:r>
         <w:t xml:space="preserve">. doi:</w:t>
       </w:r>
-      <w:hyperlink r:id="rId82">
+      <w:hyperlink r:id="rId102">
         <w:r>
           <w:rPr>
             <w:rStyle w:val="Hyperlink"/>
@@ -8154,8 +6700,8 @@
         </w:r>
       </w:hyperlink>
     </w:p>
-    <w:bookmarkEnd w:id="83"/>
-    <w:bookmarkStart w:id="85" w:name="ref-mare_multigenerational_2011"/>
+    <w:bookmarkEnd w:id="103"/>
+    <w:bookmarkStart w:id="105" w:name="ref-mare_multigenerational_2011"/>
     <w:p>
       <w:pPr>
         <w:pStyle w:val="Bibliography"/>
@@ -8202,7 +6748,7 @@
       <w:r>
         <w:t xml:space="preserve"> </w:t>
       </w:r>
-      <w:hyperlink r:id="rId84">
+      <w:hyperlink r:id="rId104">
         <w:r>
           <w:rPr>
             <w:rStyle w:val="Hyperlink"/>
@@ -8213,7 +6759,7 @@
       <w:r>
         <w:t xml:space="preserve">. doi:</w:t>
       </w:r>
-      <w:hyperlink r:id="rId84">
+      <w:hyperlink r:id="rId104">
         <w:r>
           <w:rPr>
             <w:rStyle w:val="Hyperlink"/>
@@ -8222,8 +6768,8 @@
         </w:r>
       </w:hyperlink>
     </w:p>
-    <w:bookmarkEnd w:id="85"/>
-    <w:bookmarkStart w:id="87" w:name="ref-obrien_family_2024"/>
+    <w:bookmarkEnd w:id="105"/>
+    <w:bookmarkStart w:id="107" w:name="ref-obrien_family_2024"/>
     <w:p>
       <w:pPr>
         <w:pStyle w:val="Bibliography"/>
@@ -8255,7 +6801,7 @@
       <w:r>
         <w:t xml:space="preserve"> </w:t>
       </w:r>
-      <w:hyperlink r:id="rId86">
+      <w:hyperlink r:id="rId106">
         <w:r>
           <w:rPr>
             <w:rStyle w:val="Hyperlink"/>
@@ -8266,7 +6812,7 @@
       <w:r>
         <w:t xml:space="preserve">. doi:</w:t>
       </w:r>
-      <w:hyperlink r:id="rId86">
+      <w:hyperlink r:id="rId106">
         <w:r>
           <w:rPr>
             <w:rStyle w:val="Hyperlink"/>
@@ -8275,8 +6821,8 @@
         </w:r>
       </w:hyperlink>
     </w:p>
-    <w:bookmarkEnd w:id="87"/>
-    <w:bookmarkStart w:id="89" w:name="ref-shiffer-sebba_keeping_2025"/>
+    <w:bookmarkEnd w:id="107"/>
+    <w:bookmarkStart w:id="109" w:name="ref-shiffer-sebba_keeping_2025"/>
     <w:p>
       <w:pPr>
         <w:pStyle w:val="Bibliography"/>
@@ -8356,7 +6902,7 @@
       <w:r>
         <w:t xml:space="preserve"> </w:t>
       </w:r>
-      <w:hyperlink r:id="rId88">
+      <w:hyperlink r:id="rId108">
         <w:r>
           <w:rPr>
             <w:rStyle w:val="Hyperlink"/>
@@ -8367,7 +6913,7 @@
       <w:r>
         <w:t xml:space="preserve">. doi:</w:t>
       </w:r>
-      <w:hyperlink r:id="rId88">
+      <w:hyperlink r:id="rId108">
         <w:r>
           <w:rPr>
             <w:rStyle w:val="Hyperlink"/>
@@ -8376,8 +6922,8 @@
         </w:r>
       </w:hyperlink>
     </w:p>
-    <w:bookmarkEnd w:id="89"/>
-    <w:bookmarkStart w:id="92" w:name="ref-adermon_dynastic_2021"/>
+    <w:bookmarkEnd w:id="109"/>
+    <w:bookmarkStart w:id="112" w:name="ref-adermon_dynastic_2021"/>
     <w:p>
       <w:pPr>
         <w:pStyle w:val="Bibliography"/>
@@ -8436,7 +6982,7 @@
       <w:r>
         <w:t xml:space="preserve"> </w:t>
       </w:r>
-      <w:hyperlink r:id="rId90">
+      <w:hyperlink r:id="rId110">
         <w:r>
           <w:rPr>
             <w:rStyle w:val="Hyperlink"/>
@@ -8447,7 +6993,7 @@
       <w:r>
         <w:t xml:space="preserve">. doi:</w:t>
       </w:r>
-      <w:hyperlink r:id="rId91">
+      <w:hyperlink r:id="rId111">
         <w:r>
           <w:rPr>
             <w:rStyle w:val="Hyperlink"/>
@@ -8456,8 +7002,8 @@
         </w:r>
       </w:hyperlink>
     </w:p>
-    <w:bookmarkEnd w:id="92"/>
-    <w:bookmarkStart w:id="95" w:name="ref-hallsten_shadow_2023"/>
+    <w:bookmarkEnd w:id="112"/>
+    <w:bookmarkStart w:id="115" w:name="ref-hallsten_shadow_2023"/>
     <w:p>
       <w:pPr>
         <w:pStyle w:val="Bibliography"/>
@@ -8555,7 +7101,7 @@
       <w:r>
         <w:t xml:space="preserve"> </w:t>
       </w:r>
-      <w:hyperlink r:id="rId93">
+      <w:hyperlink r:id="rId113">
         <w:r>
           <w:rPr>
             <w:rStyle w:val="Hyperlink"/>
@@ -8566,7 +7112,7 @@
       <w:r>
         <w:t xml:space="preserve">. doi:</w:t>
       </w:r>
-      <w:hyperlink r:id="rId94">
+      <w:hyperlink r:id="rId114">
         <w:r>
           <w:rPr>
             <w:rStyle w:val="Hyperlink"/>
@@ -8575,8 +7121,8 @@
         </w:r>
       </w:hyperlink>
     </w:p>
-    <w:bookmarkEnd w:id="95"/>
-    <w:bookmarkStart w:id="97" w:name="ref-song_shared_2019"/>
+    <w:bookmarkEnd w:id="115"/>
+    <w:bookmarkStart w:id="117" w:name="ref-song_shared_2019"/>
     <w:p>
       <w:pPr>
         <w:pStyle w:val="Bibliography"/>
@@ -8632,7 +7178,7 @@
       <w:r>
         <w:t xml:space="preserve">. Demography. 2019;56(3):891–916. doi:</w:t>
       </w:r>
-      <w:hyperlink r:id="rId96">
+      <w:hyperlink r:id="rId116">
         <w:r>
           <w:rPr>
             <w:rStyle w:val="Hyperlink"/>
@@ -8641,8 +7187,8 @@
         </w:r>
       </w:hyperlink>
     </w:p>
-    <w:bookmarkEnd w:id="97"/>
-    <w:bookmarkStart w:id="98" w:name="ref-shiffer-sebba_concentration_2022"/>
+    <w:bookmarkEnd w:id="117"/>
+    <w:bookmarkStart w:id="118" w:name="ref-shiffer-sebba_concentration_2022"/>
     <w:p>
       <w:pPr>
         <w:pStyle w:val="Bibliography"/>
@@ -8732,8 +7278,8 @@
         <w:t xml:space="preserve">. 2022.</w:t>
       </w:r>
     </w:p>
-    <w:bookmarkEnd w:id="98"/>
-    <w:bookmarkStart w:id="100" w:name="ref-hallsten_grand_2017"/>
+    <w:bookmarkEnd w:id="118"/>
+    <w:bookmarkStart w:id="120" w:name="ref-hallsten_grand_2017"/>
     <w:p>
       <w:pPr>
         <w:pStyle w:val="Bibliography"/>
@@ -8813,7 +7359,7 @@
       <w:r>
         <w:t xml:space="preserve">. American Sociological Review. 2017;82(2):328–360. doi:</w:t>
       </w:r>
-      <w:hyperlink r:id="rId99">
+      <w:hyperlink r:id="rId119">
         <w:r>
           <w:rPr>
             <w:rStyle w:val="Hyperlink"/>
@@ -8822,8 +7368,8 @@
         </w:r>
       </w:hyperlink>
     </w:p>
-    <w:bookmarkEnd w:id="100"/>
-    <w:bookmarkStart w:id="101" w:name="ref-insolera_overview_2021"/>
+    <w:bookmarkEnd w:id="120"/>
+    <w:bookmarkStart w:id="121" w:name="ref-insolera_overview_2021"/>
     <w:p>
       <w:pPr>
         <w:pStyle w:val="Bibliography"/>
@@ -8925,8 +7471,8 @@
         <w:t xml:space="preserve">).</w:t>
       </w:r>
     </w:p>
-    <w:bookmarkEnd w:id="101"/>
-    <w:bookmarkStart w:id="103" w:name="ref-pfeffer_measuring_2016"/>
+    <w:bookmarkEnd w:id="121"/>
+    <w:bookmarkStart w:id="123" w:name="ref-pfeffer_measuring_2016"/>
     <w:p>
       <w:pPr>
         <w:pStyle w:val="Bibliography"/>
@@ -9006,7 +7552,7 @@
       <w:r>
         <w:t xml:space="preserve">. Journal of Economic and Social Measurement. 2016;41(2):103–120. doi:</w:t>
       </w:r>
-      <w:hyperlink r:id="rId102">
+      <w:hyperlink r:id="rId122">
         <w:r>
           <w:rPr>
             <w:rStyle w:val="Hyperlink"/>
@@ -9015,453 +7561,6 @@
         </w:r>
       </w:hyperlink>
     </w:p>
-    <w:bookmarkEnd w:id="103"/>
-    <w:bookmarkStart w:id="105" w:name="ref-oliver_black_2013"/>
-    <w:p>
-      <w:pPr>
-        <w:pStyle w:val="Bibliography"/>
-      </w:pPr>
-      <w:r>
-        <w:t xml:space="preserve">[20]</w:t>
-      </w:r>
-      <w:r>
-        <w:t xml:space="preserve"> </w:t>
-      </w:r>
-      <w:r>
-        <w:t xml:space="preserve">	</w:t>
-      </w:r>
-      <w:r>
-        <w:t xml:space="preserve">Oliver M, Shapiro T. Black</w:t>
-      </w:r>
-      <w:r>
-        <w:t xml:space="preserve"> </w:t>
-      </w:r>
-      <w:r>
-        <w:t xml:space="preserve">Wealth</w:t>
-      </w:r>
-      <w:r>
-        <w:t xml:space="preserve"> </w:t>
-      </w:r>
-      <w:r>
-        <w:t xml:space="preserve">/</w:t>
-      </w:r>
-      <w:r>
-        <w:t xml:space="preserve"> </w:t>
-      </w:r>
-      <w:r>
-        <w:t xml:space="preserve">White</w:t>
-      </w:r>
-      <w:r>
-        <w:t xml:space="preserve"> </w:t>
-      </w:r>
-      <w:r>
-        <w:t xml:space="preserve">Wealth</w:t>
-      </w:r>
-      <w:r>
-        <w:t xml:space="preserve">:</w:t>
-      </w:r>
-      <w:r>
-        <w:t xml:space="preserve"> </w:t>
-      </w:r>
-      <w:r>
-        <w:t xml:space="preserve">A</w:t>
-      </w:r>
-      <w:r>
-        <w:t xml:space="preserve"> </w:t>
-      </w:r>
-      <w:r>
-        <w:t xml:space="preserve">New</w:t>
-      </w:r>
-      <w:r>
-        <w:t xml:space="preserve"> </w:t>
-      </w:r>
-      <w:r>
-        <w:t xml:space="preserve">Perspective</w:t>
-      </w:r>
-      <w:r>
-        <w:t xml:space="preserve"> </w:t>
-      </w:r>
-      <w:r>
-        <w:t xml:space="preserve">on</w:t>
-      </w:r>
-      <w:r>
-        <w:t xml:space="preserve"> </w:t>
-      </w:r>
-      <w:r>
-        <w:t xml:space="preserve">Racial</w:t>
-      </w:r>
-      <w:r>
-        <w:t xml:space="preserve"> </w:t>
-      </w:r>
-      <w:r>
-        <w:t xml:space="preserve">Inequality</w:t>
-      </w:r>
-      <w:r>
-        <w:t xml:space="preserve">. 2nd ed. New York: Routledge; 2013. doi:</w:t>
-      </w:r>
-      <w:hyperlink r:id="rId104">
-        <w:r>
-          <w:rPr>
-            <w:rStyle w:val="Hyperlink"/>
-          </w:rPr>
-          <w:t xml:space="preserve">10.4324/9780203707425</w:t>
-        </w:r>
-      </w:hyperlink>
-    </w:p>
-    <w:bookmarkEnd w:id="105"/>
-    <w:bookmarkStart w:id="108" w:name="ref-beckert_durable_2022"/>
-    <w:p>
-      <w:pPr>
-        <w:pStyle w:val="Bibliography"/>
-      </w:pPr>
-      <w:r>
-        <w:t xml:space="preserve">[21]</w:t>
-      </w:r>
-      <w:r>
-        <w:t xml:space="preserve"> </w:t>
-      </w:r>
-      <w:r>
-        <w:t xml:space="preserve">	</w:t>
-      </w:r>
-      <w:r>
-        <w:t xml:space="preserve">Beckert J. Durable</w:t>
-      </w:r>
-      <w:r>
-        <w:t xml:space="preserve"> </w:t>
-      </w:r>
-      <w:r>
-        <w:t xml:space="preserve">Wealth</w:t>
-      </w:r>
-      <w:r>
-        <w:t xml:space="preserve">:</w:t>
-      </w:r>
-      <w:r>
-        <w:t xml:space="preserve"> </w:t>
-      </w:r>
-      <w:r>
-        <w:t xml:space="preserve">Institutions</w:t>
-      </w:r>
-      <w:r>
-        <w:t xml:space="preserve">,</w:t>
-      </w:r>
-      <w:r>
-        <w:t xml:space="preserve"> </w:t>
-      </w:r>
-      <w:r>
-        <w:t xml:space="preserve">Mechanisms</w:t>
-      </w:r>
-      <w:r>
-        <w:t xml:space="preserve">, and</w:t>
-      </w:r>
-      <w:r>
-        <w:t xml:space="preserve"> </w:t>
-      </w:r>
-      <w:r>
-        <w:t xml:space="preserve">Practices</w:t>
-      </w:r>
-      <w:r>
-        <w:t xml:space="preserve"> </w:t>
-      </w:r>
-      <w:r>
-        <w:t xml:space="preserve">of</w:t>
-      </w:r>
-      <w:r>
-        <w:t xml:space="preserve"> </w:t>
-      </w:r>
-      <w:r>
-        <w:t xml:space="preserve">Wealth</w:t>
-      </w:r>
-      <w:r>
-        <w:t xml:space="preserve"> </w:t>
-      </w:r>
-      <w:r>
-        <w:t xml:space="preserve">Perpetuation</w:t>
-      </w:r>
-      <w:r>
-        <w:t xml:space="preserve">. Annual Review of Sociology. 2022 [accessed 2025 Dec 16];48:233–255.</w:t>
-      </w:r>
-      <w:r>
-        <w:t xml:space="preserve"> </w:t>
-      </w:r>
-      <w:hyperlink r:id="rId106">
-        <w:r>
-          <w:rPr>
-            <w:rStyle w:val="Hyperlink"/>
-          </w:rPr>
-          <w:t xml:space="preserve">https://www-annualreviews-org.turing.library.northwestern.edu/content/journals/10.1146/annurev-soc-030320-115024</w:t>
-        </w:r>
-      </w:hyperlink>
-      <w:r>
-        <w:t xml:space="preserve">. doi:</w:t>
-      </w:r>
-      <w:hyperlink r:id="rId107">
-        <w:r>
-          <w:rPr>
-            <w:rStyle w:val="Hyperlink"/>
-          </w:rPr>
-          <w:t xml:space="preserve">doi.org/10.1146/annurev-soc-030320-115024</w:t>
-        </w:r>
-      </w:hyperlink>
-    </w:p>
-    <w:bookmarkEnd w:id="108"/>
-    <w:bookmarkStart w:id="111" w:name="ref-obrien_structural_2020"/>
-    <w:p>
-      <w:pPr>
-        <w:pStyle w:val="Bibliography"/>
-      </w:pPr>
-      <w:r>
-        <w:t xml:space="preserve">[22]</w:t>
-      </w:r>
-      <w:r>
-        <w:t xml:space="preserve"> </w:t>
-      </w:r>
-      <w:r>
-        <w:t xml:space="preserve">	</w:t>
-      </w:r>
-      <w:r>
-        <w:t xml:space="preserve">O’Brien R, Neman T, Seltzer N, Evans L, Venkataramani A. Structural racism, economic opportunity and racial health disparities:</w:t>
-      </w:r>
-      <w:r>
-        <w:t xml:space="preserve"> </w:t>
-      </w:r>
-      <w:r>
-        <w:t xml:space="preserve">Evidence</w:t>
-      </w:r>
-      <w:r>
-        <w:t xml:space="preserve"> </w:t>
-      </w:r>
-      <w:r>
-        <w:t xml:space="preserve">from</w:t>
-      </w:r>
-      <w:r>
-        <w:t xml:space="preserve"> </w:t>
-      </w:r>
-      <w:r>
-        <w:t xml:space="preserve">U</w:t>
-      </w:r>
-      <w:r>
-        <w:t xml:space="preserve">.</w:t>
-      </w:r>
-      <w:r>
-        <w:t xml:space="preserve">S</w:t>
-      </w:r>
-      <w:r>
-        <w:t xml:space="preserve">. counties. SSM - Population Health. 2020 [accessed 2025 Dec 18];11:100564.</w:t>
-      </w:r>
-      <w:r>
-        <w:t xml:space="preserve"> </w:t>
-      </w:r>
-      <w:hyperlink r:id="rId109">
-        <w:r>
-          <w:rPr>
-            <w:rStyle w:val="Hyperlink"/>
-          </w:rPr>
-          <w:t xml:space="preserve">https://www.sciencedirect.com/science/article/pii/S2352827319303623</w:t>
-        </w:r>
-      </w:hyperlink>
-      <w:r>
-        <w:t xml:space="preserve">. doi:</w:t>
-      </w:r>
-      <w:hyperlink r:id="rId110">
-        <w:r>
-          <w:rPr>
-            <w:rStyle w:val="Hyperlink"/>
-          </w:rPr>
-          <w:t xml:space="preserve">10.1016/j.ssmph.2020.100564</w:t>
-        </w:r>
-      </w:hyperlink>
-    </w:p>
-    <w:bookmarkEnd w:id="111"/>
-    <w:bookmarkStart w:id="114" w:name="ref-atkinson_measurement_1970"/>
-    <w:p>
-      <w:pPr>
-        <w:pStyle w:val="Bibliography"/>
-      </w:pPr>
-      <w:r>
-        <w:t xml:space="preserve">[23]</w:t>
-      </w:r>
-      <w:r>
-        <w:t xml:space="preserve"> </w:t>
-      </w:r>
-      <w:r>
-        <w:t xml:space="preserve">	</w:t>
-      </w:r>
-      <w:r>
-        <w:t xml:space="preserve">Atkinson AB. On the measurement of inequality. Journal of Economic Theory. 1970 [accessed 2025 July 18];2(3):244–263.</w:t>
-      </w:r>
-      <w:r>
-        <w:t xml:space="preserve"> </w:t>
-      </w:r>
-      <w:hyperlink r:id="rId112">
-        <w:r>
-          <w:rPr>
-            <w:rStyle w:val="Hyperlink"/>
-          </w:rPr>
-          <w:t xml:space="preserve">https://www.sciencedirect.com/science/article/pii/0022053170900396</w:t>
-        </w:r>
-      </w:hyperlink>
-      <w:r>
-        <w:t xml:space="preserve">. doi:</w:t>
-      </w:r>
-      <w:hyperlink r:id="rId113">
-        <w:r>
-          <w:rPr>
-            <w:rStyle w:val="Hyperlink"/>
-          </w:rPr>
-          <w:t xml:space="preserve">10.1016/0022-0531(70)90039-6</w:t>
-        </w:r>
-      </w:hyperlink>
-    </w:p>
-    <w:bookmarkEnd w:id="114"/>
-    <w:bookmarkStart w:id="117" w:name="ref-de_maio_income_2007"/>
-    <w:p>
-      <w:pPr>
-        <w:pStyle w:val="Bibliography"/>
-      </w:pPr>
-      <w:r>
-        <w:t xml:space="preserve">[24]</w:t>
-      </w:r>
-      <w:r>
-        <w:t xml:space="preserve"> </w:t>
-      </w:r>
-      <w:r>
-        <w:t xml:space="preserve">	</w:t>
-      </w:r>
-      <w:r>
-        <w:t xml:space="preserve">De Maio F. Income</w:t>
-      </w:r>
-      <w:r>
-        <w:t xml:space="preserve"> </w:t>
-      </w:r>
-      <w:r>
-        <w:t xml:space="preserve">Inequality</w:t>
-      </w:r>
-      <w:r>
-        <w:t xml:space="preserve"> </w:t>
-      </w:r>
-      <w:r>
-        <w:t xml:space="preserve">Measures</w:t>
-      </w:r>
-      <w:r>
-        <w:t xml:space="preserve">. Journal of Epidemiology and Community Health. 2007 [accessed 2025 Apr 6];61(10):849–852.</w:t>
-      </w:r>
-      <w:r>
-        <w:t xml:space="preserve"> </w:t>
-      </w:r>
-      <w:hyperlink r:id="rId115">
-        <w:r>
-          <w:rPr>
-            <w:rStyle w:val="Hyperlink"/>
-          </w:rPr>
-          <w:t xml:space="preserve">https://www.ncbi.nlm.nih.gov/pmc/articles/PMC2652960/</w:t>
-        </w:r>
-      </w:hyperlink>
-      <w:r>
-        <w:t xml:space="preserve">. doi:</w:t>
-      </w:r>
-      <w:hyperlink r:id="rId116">
-        <w:r>
-          <w:rPr>
-            <w:rStyle w:val="Hyperlink"/>
-          </w:rPr>
-          <w:t xml:space="preserve">10.1136/jech.2006.052969</w:t>
-        </w:r>
-      </w:hyperlink>
-    </w:p>
-    <w:bookmarkEnd w:id="117"/>
-    <w:bookmarkStart w:id="120" w:name="ref-kawachi_relationship_1997"/>
-    <w:p>
-      <w:pPr>
-        <w:pStyle w:val="Bibliography"/>
-      </w:pPr>
-      <w:r>
-        <w:t xml:space="preserve">[25]</w:t>
-      </w:r>
-      <w:r>
-        <w:t xml:space="preserve"> </w:t>
-      </w:r>
-      <w:r>
-        <w:t xml:space="preserve">	</w:t>
-      </w:r>
-      <w:r>
-        <w:t xml:space="preserve">Kawachi I, Kennedy BP. The relationship of income inequality to mortality:</w:t>
-      </w:r>
-      <w:r>
-        <w:t xml:space="preserve"> </w:t>
-      </w:r>
-      <w:r>
-        <w:t xml:space="preserve">Does</w:t>
-      </w:r>
-      <w:r>
-        <w:t xml:space="preserve"> </w:t>
-      </w:r>
-      <w:r>
-        <w:t xml:space="preserve">the choice of indicator matter? Social Science &amp; Medicine. 1997 [accessed 2025 Apr 6];45(7):1121–1127.</w:t>
-      </w:r>
-      <w:r>
-        <w:t xml:space="preserve"> </w:t>
-      </w:r>
-      <w:hyperlink r:id="rId118">
-        <w:r>
-          <w:rPr>
-            <w:rStyle w:val="Hyperlink"/>
-          </w:rPr>
-          <w:t xml:space="preserve">https://www.sciencedirect.com/science/article/pii/S0277953697000440</w:t>
-        </w:r>
-      </w:hyperlink>
-      <w:r>
-        <w:t xml:space="preserve">. doi:</w:t>
-      </w:r>
-      <w:hyperlink r:id="rId119">
-        <w:r>
-          <w:rPr>
-            <w:rStyle w:val="Hyperlink"/>
-          </w:rPr>
-          <w:t xml:space="preserve">10.1016/S0277-9536(97)00044-0</w:t>
-        </w:r>
-      </w:hyperlink>
-    </w:p>
-    <w:bookmarkEnd w:id="120"/>
-    <w:bookmarkStart w:id="123" w:name="ref-aaberge_ginis_2007"/>
-    <w:p>
-      <w:pPr>
-        <w:pStyle w:val="Bibliography"/>
-      </w:pPr>
-      <w:r>
-        <w:t xml:space="preserve">[26]</w:t>
-      </w:r>
-      <w:r>
-        <w:t xml:space="preserve"> </w:t>
-      </w:r>
-      <w:r>
-        <w:t xml:space="preserve">	</w:t>
-      </w:r>
-      <w:r>
-        <w:t xml:space="preserve">Aaberge R. Gini’s nuclear family. Journal of Economic Inequality. 2007 [accessed 2025 Dec 16];5(3):305–322.</w:t>
-      </w:r>
-      <w:r>
-        <w:t xml:space="preserve"> </w:t>
-      </w:r>
-      <w:hyperlink r:id="rId121">
-        <w:r>
-          <w:rPr>
-            <w:rStyle w:val="Hyperlink"/>
-          </w:rPr>
-          <w:t xml:space="preserve">https://research.ebsco.com/linkprocessor/plink?id=183a0f60-6b65-3238-9faf-59d099fff528</w:t>
-        </w:r>
-      </w:hyperlink>
-      <w:r>
-        <w:t xml:space="preserve">. doi:</w:t>
-      </w:r>
-      <w:hyperlink r:id="rId122">
-        <w:r>
-          <w:rPr>
-            <w:rStyle w:val="Hyperlink"/>
-          </w:rPr>
-          <w:t xml:space="preserve">10.1007/s10888-006-9050-8</w:t>
-        </w:r>
-      </w:hyperlink>
-    </w:p>
     <w:bookmarkEnd w:id="123"/>
     <w:bookmarkStart w:id="124" w:name="ref-pfeffer_determinants_2017"/>
     <w:p>
@@ -9469,7 +7568,7 @@
         <w:pStyle w:val="Bibliography"/>
       </w:pPr>
       <w:r>
-        <w:t xml:space="preserve">[27]</w:t>
+        <w:t xml:space="preserve">[20]</w:t>
       </w:r>
       <w:r>
         <w:t xml:space="preserve"> </w:t>
@@ -9503,7 +7602,7 @@
         <w:pStyle w:val="Bibliography"/>
       </w:pPr>
       <w:r>
-        <w:t xml:space="preserve">[28]</w:t>
+        <w:t xml:space="preserve">[21]</w:t>
       </w:r>
       <w:r>
         <w:t xml:space="preserve"> </w:t>
@@ -9589,7 +7688,7 @@
         <w:pStyle w:val="Bibliography"/>
       </w:pPr>
       <w:r>
-        <w:t xml:space="preserve">[29]</w:t>
+        <w:t xml:space="preserve">[22]</w:t>
       </w:r>
       <w:r>
         <w:t xml:space="preserve"> </w:t>
@@ -9673,7 +7772,7 @@
         <w:pStyle w:val="Bibliography"/>
       </w:pPr>
       <w:r>
-        <w:t xml:space="preserve">[30]</w:t>
+        <w:t xml:space="preserve">[23]</w:t>
       </w:r>
       <w:r>
         <w:t xml:space="preserve"> </w:t>
@@ -9772,7 +7871,7 @@
         <w:pStyle w:val="Bibliography"/>
       </w:pPr>
       <w:r>
-        <w:t xml:space="preserve">[31]</w:t>
+        <w:t xml:space="preserve">[24]</w:t>
       </w:r>
       <w:r>
         <w:t xml:space="preserve"> </w:t>
@@ -9891,7 +7990,7 @@
         <w:pStyle w:val="Bibliography"/>
       </w:pPr>
       <w:r>
-        <w:t xml:space="preserve">[32]</w:t>
+        <w:t xml:space="preserve">[25]</w:t>
       </w:r>
       <w:r>
         <w:t xml:space="preserve"> </w:t>
@@ -9922,13 +8021,13 @@
       </w:r>
     </w:p>
     <w:bookmarkEnd w:id="135"/>
-    <w:bookmarkStart w:id="137" w:name="ref-noauthor_table_nodate"/>
+    <w:bookmarkStart w:id="138" w:name="ref-de_maio_income_2007"/>
     <w:p>
       <w:pPr>
         <w:pStyle w:val="Bibliography"/>
       </w:pPr>
       <w:r>
-        <w:t xml:space="preserve">[33]</w:t>
+        <w:t xml:space="preserve">[26]</w:t>
       </w:r>
       <w:r>
         <w:t xml:space="preserve"> </w:t>
@@ -9937,6 +8036,156 @@
         <w:t xml:space="preserve">	</w:t>
       </w:r>
       <w:r>
+        <w:t xml:space="preserve">De Maio F. Income</w:t>
+      </w:r>
+      <w:r>
+        <w:t xml:space="preserve"> </w:t>
+      </w:r>
+      <w:r>
+        <w:t xml:space="preserve">Inequality</w:t>
+      </w:r>
+      <w:r>
+        <w:t xml:space="preserve"> </w:t>
+      </w:r>
+      <w:r>
+        <w:t xml:space="preserve">Measures</w:t>
+      </w:r>
+      <w:r>
+        <w:t xml:space="preserve">. Journal of Epidemiology and Community Health. 2007 [accessed 2025 Apr 6];61(10):849–852.</w:t>
+      </w:r>
+      <w:r>
+        <w:t xml:space="preserve"> </w:t>
+      </w:r>
+      <w:hyperlink r:id="rId136">
+        <w:r>
+          <w:rPr>
+            <w:rStyle w:val="Hyperlink"/>
+          </w:rPr>
+          <w:t xml:space="preserve">https://www.ncbi.nlm.nih.gov/pmc/articles/PMC2652960/</w:t>
+        </w:r>
+      </w:hyperlink>
+      <w:r>
+        <w:t xml:space="preserve">. doi:</w:t>
+      </w:r>
+      <w:hyperlink r:id="rId137">
+        <w:r>
+          <w:rPr>
+            <w:rStyle w:val="Hyperlink"/>
+          </w:rPr>
+          <w:t xml:space="preserve">10.1136/jech.2006.052969</w:t>
+        </w:r>
+      </w:hyperlink>
+    </w:p>
+    <w:bookmarkEnd w:id="138"/>
+    <w:bookmarkStart w:id="141" w:name="ref-kawachi_relationship_1997"/>
+    <w:p>
+      <w:pPr>
+        <w:pStyle w:val="Bibliography"/>
+      </w:pPr>
+      <w:r>
+        <w:t xml:space="preserve">[27]</w:t>
+      </w:r>
+      <w:r>
+        <w:t xml:space="preserve"> </w:t>
+      </w:r>
+      <w:r>
+        <w:t xml:space="preserve">	</w:t>
+      </w:r>
+      <w:r>
+        <w:t xml:space="preserve">Kawachi I, Kennedy BP. The relationship of income inequality to mortality:</w:t>
+      </w:r>
+      <w:r>
+        <w:t xml:space="preserve"> </w:t>
+      </w:r>
+      <w:r>
+        <w:t xml:space="preserve">Does</w:t>
+      </w:r>
+      <w:r>
+        <w:t xml:space="preserve"> </w:t>
+      </w:r>
+      <w:r>
+        <w:t xml:space="preserve">the choice of indicator matter? Social Science &amp; Medicine. 1997 [accessed 2025 Apr 6];45(7):1121–1127.</w:t>
+      </w:r>
+      <w:r>
+        <w:t xml:space="preserve"> </w:t>
+      </w:r>
+      <w:hyperlink r:id="rId139">
+        <w:r>
+          <w:rPr>
+            <w:rStyle w:val="Hyperlink"/>
+          </w:rPr>
+          <w:t xml:space="preserve">https://www.sciencedirect.com/science/article/pii/S0277953697000440</w:t>
+        </w:r>
+      </w:hyperlink>
+      <w:r>
+        <w:t xml:space="preserve">. doi:</w:t>
+      </w:r>
+      <w:hyperlink r:id="rId140">
+        <w:r>
+          <w:rPr>
+            <w:rStyle w:val="Hyperlink"/>
+          </w:rPr>
+          <w:t xml:space="preserve">10.1016/S0277-9536(97)00044-0</w:t>
+        </w:r>
+      </w:hyperlink>
+    </w:p>
+    <w:bookmarkEnd w:id="141"/>
+    <w:bookmarkStart w:id="144" w:name="ref-aaberge_ginis_2007"/>
+    <w:p>
+      <w:pPr>
+        <w:pStyle w:val="Bibliography"/>
+      </w:pPr>
+      <w:r>
+        <w:t xml:space="preserve">[28]</w:t>
+      </w:r>
+      <w:r>
+        <w:t xml:space="preserve"> </w:t>
+      </w:r>
+      <w:r>
+        <w:t xml:space="preserve">	</w:t>
+      </w:r>
+      <w:r>
+        <w:t xml:space="preserve">Aaberge R. Gini’s nuclear family. Journal of Economic Inequality. 2007 [accessed 2025 Dec 16];5(3):305–322.</w:t>
+      </w:r>
+      <w:r>
+        <w:t xml:space="preserve"> </w:t>
+      </w:r>
+      <w:hyperlink r:id="rId142">
+        <w:r>
+          <w:rPr>
+            <w:rStyle w:val="Hyperlink"/>
+          </w:rPr>
+          <w:t xml:space="preserve">https://research.ebsco.com/linkprocessor/plink?id=183a0f60-6b65-3238-9faf-59d099fff528</w:t>
+        </w:r>
+      </w:hyperlink>
+      <w:r>
+        <w:t xml:space="preserve">. doi:</w:t>
+      </w:r>
+      <w:hyperlink r:id="rId143">
+        <w:r>
+          <w:rPr>
+            <w:rStyle w:val="Hyperlink"/>
+          </w:rPr>
+          <w:t xml:space="preserve">10.1007/s10888-006-9050-8</w:t>
+        </w:r>
+      </w:hyperlink>
+    </w:p>
+    <w:bookmarkEnd w:id="144"/>
+    <w:bookmarkStart w:id="146" w:name="ref-noauthor_table_nodate"/>
+    <w:p>
+      <w:pPr>
+        <w:pStyle w:val="Bibliography"/>
+      </w:pPr>
+      <w:r>
+        <w:t xml:space="preserve">[29]</w:t>
+      </w:r>
+      <w:r>
+        <w:t xml:space="preserve"> </w:t>
+      </w:r>
+      <w:r>
+        <w:t xml:space="preserve">	</w:t>
+      </w:r>
+      <w:r>
         <w:t xml:space="preserve">Table</w:t>
       </w:r>
       <w:r>
@@ -10020,7 +8269,7 @@
       <w:r>
         <w:t xml:space="preserve"> </w:t>
       </w:r>
-      <w:hyperlink r:id="rId136">
+      <w:hyperlink r:id="rId145">
         <w:r>
           <w:rPr>
             <w:rStyle w:val="Hyperlink"/>
@@ -10029,14 +8278,14 @@
         </w:r>
       </w:hyperlink>
     </w:p>
-    <w:bookmarkEnd w:id="137"/>
-    <w:bookmarkStart w:id="138" w:name="ref-wolff_size_209"/>
+    <w:bookmarkEnd w:id="146"/>
+    <w:bookmarkStart w:id="147" w:name="ref-wolff_size_209"/>
     <w:p>
       <w:pPr>
         <w:pStyle w:val="Bibliography"/>
       </w:pPr>
       <w:r>
-        <w:t xml:space="preserve">[34]</w:t>
+        <w:t xml:space="preserve">[30]</w:t>
       </w:r>
       <w:r>
         <w:t xml:space="preserve"> </w:t>
@@ -10189,14 +8438,14 @@
         <w:t xml:space="preserve">. Panel Study of Income Dynamics; 209 AD.</w:t>
       </w:r>
     </w:p>
-    <w:bookmarkEnd w:id="138"/>
-    <w:bookmarkStart w:id="140" w:name="ref-pfeffer_wealth_2013"/>
+    <w:bookmarkEnd w:id="147"/>
+    <w:bookmarkStart w:id="149" w:name="ref-pfeffer_wealth_2013"/>
     <w:p>
       <w:pPr>
         <w:pStyle w:val="Bibliography"/>
       </w:pPr>
       <w:r>
-        <w:t xml:space="preserve">[35]</w:t>
+        <w:t xml:space="preserve">[31]</w:t>
       </w:r>
       <w:r>
         <w:t xml:space="preserve"> </w:t>
@@ -10234,7 +8483,7 @@
       <w:r>
         <w:t xml:space="preserve">. The Annals of the American Academy of Political and Social Science. 2013;650(1):98–123. doi:</w:t>
       </w:r>
-      <w:hyperlink r:id="rId139">
+      <w:hyperlink r:id="rId148">
         <w:r>
           <w:rPr>
             <w:rStyle w:val="Hyperlink"/>
@@ -10243,9 +8492,9 @@
         </w:r>
       </w:hyperlink>
     </w:p>
-    <w:bookmarkEnd w:id="140"/>
-    <w:bookmarkEnd w:id="141"/>
-    <w:bookmarkEnd w:id="142"/>
+    <w:bookmarkEnd w:id="149"/>
+    <w:bookmarkEnd w:id="150"/>
+    <w:bookmarkEnd w:id="151"/>
     <w:sectPr>
       <w:footnotePr>
         <w:numRestart w:val="eachSect"/>
@@ -10300,25 +8549,6 @@
       </w:r>
       <w:r>
         <w:t xml:space="preserve">. In this case, a focus on households elevates the importance of live-in extended family members and downplays the importance of extended family members who do not co-reside.</w:t>
-      </w:r>
-    </w:p>
-  </w:footnote>
-  <w:footnote w:id="19">
-    <w:p>
-      <w:pPr>
-        <w:pStyle w:val="FootnoteText"/>
-      </w:pPr>
-      <w:r>
-        <w:rPr>
-          <w:rStyle w:val="FootnoteReference"/>
-        </w:rPr>
-        <w:footnoteRef/>
-      </w:r>
-      <w:r>
-        <w:t xml:space="preserve"> </w:t>
-      </w:r>
-      <w:r>
-        <w:t xml:space="preserve">The prevalence of single-household clans dropped by 75% between 1969 and 1980. However, overall trends remain similar regardless of whether this earlier period is excluded.</w:t>
       </w:r>
     </w:p>
   </w:footnote>

--- a/10_draft/output/write.docx
+++ b/10_draft/output/write.docx
@@ -23,7 +23,7 @@
         <w:pStyle w:val="Date"/>
       </w:pPr>
       <w:r>
-        <w:t xml:space="preserve">March 05, 2026</w:t>
+        <w:t xml:space="preserve">March 11, 2026</w:t>
       </w:r>
     </w:p>
     <w:bookmarkStart w:id="9" w:name="abstract"/>
@@ -348,7 +348,7 @@
       </w:r>
     </w:p>
     <w:bookmarkEnd w:id="12"/>
-    <w:bookmarkStart w:id="22" w:name="results"/>
+    <w:bookmarkStart w:id="25" w:name="results"/>
     <w:p>
       <w:pPr>
         <w:pStyle w:val="Heading1"/>
@@ -431,7 +431,7 @@
           <w:i/>
           <w:iCs/>
         </w:rPr>
-        <w:t xml:space="preserve">Note: Gini coefficients are estimated from weighted data using PSID family and clan weights. Weighted mean income is $107,534 for households and $415,687 for clans. Weighted mean wealth is $490,457 for households and $1,884,939 for clans (wealth includes home equity). Income Gini for households rose by 16.0% (0.41 in 1969 to 0.48 in 2023); for clans by 20.6% (0.30 to 0.36). Wealth Gini for households rose by 4.5% (0.78 in 1984 to 0.81 in 2023); for clans by 4.4% (0.61 to 0.64). Solid lines = households; dotted lines = clans.</w:t>
+        <w:t xml:space="preserve">Note: Gini coefficients estimated from weighted PSID data. Weighted mean income: $107,534 (households), $415,687 (clans). Weighted mean wealth: $490,457 (households), $1,884,939 (clans; includes home equity). Income Gini changed by 16.0% for households (0.41 in 1969 to 0.48 in 2023) and by 20.6% for clans (0.30 to 0.36). Wealth Gini changed by 4.5% for households (0.78 in 1984 to 0.81 in 2023) and by 4.4% for clans (0.61 to 0.64). On average across all years, the income Gini is 0.123 higher for households than clans; the wealth Gini is 0.160 higher. Solid lines = households; dotted lines = clans.</w:t>
       </w:r>
     </w:p>
     <w:p>
@@ -634,332 +634,40 @@
           </wp:inline>
         </w:drawing>
       </w:r>
-      <w:r>
-        <w:t xml:space="preserve"> </w:t>
-      </w:r>
+    </w:p>
+    <w:p>
+      <w:pPr>
+        <w:pStyle w:val="BodyText"/>
+      </w:pPr>
       <w:r>
         <w:rPr>
           <w:i/>
           <w:iCs/>
         </w:rPr>
-        <w:t xml:space="preserve">Note: Lines show the ratio of weighted mean income (Panel A) or wealth (Panel B) for Black households and clans relative to Non-Black households and clans. Estimates are weighted, A value of 1 indicates parity between Black and non-Black households or clans.For income, the household ratio was 0.65 in the first year and 0.62 in the last year; the clan ratio was 0.63 and 0.58. For wealth, the household ratio was 0.18 in the first year and 0.18 in the last year; the clan ratio was 0.23 and 0.20. Wealth includes home equity.</w:t>
+        <w:t xml:space="preserve">Note: Lines show the ratio of weighted mean income (Panel A) or wealth (Panel B) for Black relative to Non-Black households and clans. Weighted mean income for Black HH is $36,205, $56,600 for Non-Black HH, $60,000 for Black clans, and $108,522 for Non-Black clans. The income ratio changed by -5.2% for households (0.65 in 1969 to 0.62 in 2023) and -7.8% for clans (0.63 to 0.58). Weighted mean wealth for Black HH is $89,761, $476,552 for Non-Black HH, $147,662 for Black clans, and $818,198 for Non-Black clans (includes home equity). The wealth ratio changed by 1.0% for households (0.18 in 1984 to 0.18 in 2023) and -13.7% for clans (0.23 to 0.20). On average across all years, the income ratio is -0.006 lower for households than clans, and the wealth ratio is 0.014 higher for households than clans. Solid lines = households; dotted lines = clans.</w:t>
       </w:r>
     </w:p>
     <w:p>
       <w:pPr>
         <w:pStyle w:val="BodyText"/>
       </w:pPr>
-      <w:r>
-        <w:rPr>
-          <w:b/>
-          <w:bCs/>
-        </w:rPr>
-        <w:t xml:space="preserve">Sensitivity of difference between household- and clan-level Gini coefficients.</w:t>
-      </w:r>
-      <w:r>
-        <w:t xml:space="preserve"> </w:t>
-      </w:r>
-      <w:r>
-        <w:t xml:space="preserve">Across all specifications, estimated inequality is lower when using clans rather than households as the unit of analysis. This finding is robust across race, different inclusion criteria for income and wealth measures, different samples, alternative measures of inequality, and when adjusting for household and clan size. Results from sensitivity analyses are available in Appendix C and D.</w:t>
-      </w:r>
-    </w:p>
-    <w:bookmarkEnd w:id="22"/>
-    <w:bookmarkStart w:id="23" w:name="discussion"/>
-    <w:p>
-      <w:pPr>
-        <w:pStyle w:val="Heading1"/>
-      </w:pPr>
-      <w:r>
-        <w:t xml:space="preserve">Discussion</w:t>
-      </w:r>
-    </w:p>
-    <w:p>
-      <w:pPr>
-        <w:pStyle w:val="FirstParagraph"/>
-      </w:pPr>
-      <w:r>
-        <w:t xml:space="preserve">Our analyses explored what income and wealth inequality in the U.S. look like when examined not only at the household level but also at the level of intergenerational extended families. We found that both income and wealth inequality were more extreme, as per Gini coefficients, when examining society as a collection of households (the standard in the literature) rather than a collection of clans. Income inequality was about 6 points higher for households than for clans, and wealth inequality was about 12 points higher, indicating fewer disparities on average between extended family networks than between households. In other words, an individual’s extended family was more economically similar on average to other extended families than their household was to other households. Thus, claims that current estimates, which focus on households, underestimate inequality</w:t>
-      </w:r>
-      <w:r>
-        <w:t xml:space="preserve"> </w:t>
-      </w:r>
-      <w:r>
-        <w:t xml:space="preserve">[10]</w:t>
-      </w:r>
-      <w:r>
-        <w:t xml:space="preserve"> </w:t>
-      </w:r>
-      <w:r>
-        <w:t xml:space="preserve">may be exaggerated. Inequality between larger family units is lower than inequality between households.</w:t>
-      </w:r>
-    </w:p>
-    <w:p>
-      <w:pPr>
-        <w:pStyle w:val="BodyText"/>
-      </w:pPr>
-      <w:r>
-        <w:t xml:space="preserve">Our analyses provided an important complement to existing scholarship on income and wealth inequality that typically measures inequality at the household level (or in some cases the individual level). Our aim is not to downplay the importance of households as units of analysis, but rather to show that considering multiple units of analysis—including households and clans—is helpful for fully understanding inequality as a complex societal phenomenon. The choice of analytical unit matters in part because different historical periods generate changes in inequality at some levels more than others. For example, our analyses showed that clan-level income inequality has increased more rapidly than household-level income inequality over the study period. By contrast, trends in household and clan inequality were similar for wealth over time. This may reflect the cumulative nature of wealth, which is more durably concentrated within kinship networks</w:t>
-      </w:r>
-      <w:r>
-        <w:t xml:space="preserve"> </w:t>
-      </w:r>
-      <w:r>
-        <w:t xml:space="preserve">[11, 13, 20]</w:t>
-      </w:r>
-      <w:r>
-        <w:t xml:space="preserve">, or limitations of the PSID’s coverage of the top of the wealth distribution, where much wealth inequality is generated. Together, these patterns reinforce the importance of examining inequality at multiple levels of social organization.</w:t>
-      </w:r>
-    </w:p>
-    <w:p>
-      <w:pPr>
-        <w:pStyle w:val="BodyText"/>
-      </w:pPr>
-      <w:r>
-        <w:t xml:space="preserve">Differences in historical patterns between households and clans may reflect changes in mobility over time. Mechanically, lower mobility produces greater homogeneity within clans over time, whereas higher mobility has the opposite effect. Conversely, inequality across extended families may build atop inequality across households in reducing mobility. If resources and constraints are transmitted within clans then rising inequality may further reduce mobility for those in disadvantaged households. In other words, the prevalent concern that high inequality undermines intergenerational mobility</w:t>
-      </w:r>
-      <w:r>
-        <w:t xml:space="preserve"> </w:t>
-      </w:r>
-      <w:r>
-        <w:t xml:space="preserve">[21–23]</w:t>
-      </w:r>
-      <w:r>
-        <w:t xml:space="preserve"> </w:t>
-      </w:r>
-      <w:r>
-        <w:t xml:space="preserve">may operate on both the household and clan levels, fueling future differences in inequality between households and clans. Although our analyses focused on the macro level, they highlighted a clear need for additional research on how extended families structure social life at the micro level. One key question raised by our findings concerns the prevalence and scale of resource transfers within extended families, an issue beyond the scope of this study. Methodologically, our project suggests the need for data and research designs that capture resource flows across kinship networks rather than limiting analysis to households. Taken together, our findings demonstrate that understanding economic inequality requires moving beyond a sole focus on households to also account for the extended family structures through which resources, advantage, and disadvantage are transmitted across generations.</w:t>
-      </w:r>
-    </w:p>
-    <w:bookmarkEnd w:id="23"/>
-    <w:bookmarkStart w:id="24" w:name="materials-and-methods"/>
-    <w:p>
-      <w:pPr>
-        <w:pStyle w:val="Heading1"/>
-      </w:pPr>
-      <w:r>
-        <w:t xml:space="preserve">Materials and Methods</w:t>
-      </w:r>
-    </w:p>
-    <w:p>
-      <w:pPr>
-        <w:pStyle w:val="FirstParagraph"/>
-      </w:pPr>
-      <w:r>
-        <w:rPr>
-          <w:b/>
-          <w:bCs/>
-        </w:rPr>
-        <w:t xml:space="preserve">Data and sample.</w:t>
-      </w:r>
-      <w:r>
-        <w:t xml:space="preserve"> </w:t>
-      </w:r>
-      <w:r>
-        <w:t xml:space="preserve">We use the genealogical design of the Panel Study of Income Dynamics (PSID) to compare estimates of inequality when using households and clans as the unit of analysis. The PSID began in 1968, surveying families annually until 1997 and biennially thereafter. It follows descendants of the original sample across generations and maintains national representativeness. Data from the PSID produce estimates that mostly align with other national surveys</w:t>
-      </w:r>
-      <w:r>
-        <w:t xml:space="preserve"> </w:t>
-      </w:r>
-      <w:r>
-        <w:t xml:space="preserve">[18]</w:t>
-      </w:r>
-      <w:r>
-        <w:t xml:space="preserve">.</w:t>
-      </w:r>
-    </w:p>
-    <w:p>
-      <w:pPr>
-        <w:pStyle w:val="BodyText"/>
-      </w:pPr>
-      <w:r>
-        <w:t xml:space="preserve">The PSID facilitates two linked units of analysis: households and clans. Households consist of economically interdependent individuals living in the same dwelling, with one member reporting data on income and wealth for all members. Household composition changes over time with transitions such as divorce or childbirth; individuals who leave receive a new household identifier. As a result, unique households cannot be identified over time in the PSID. In contrast, clans include all descendants of households sampled in 1968, linked through a PSID-generated identifier, which we refer to as a clan identifier. Households added after 1968 receive their own clan identifier upon entry. Unlike household identifiers, clan membership remains fixed for individuals and can be compared over time. A small number of households (134 household-years) contain couples belonging to different clans; these cases were assigned to both clans.</w:t>
-      </w:r>
-    </w:p>
-    <w:p>
-      <w:pPr>
-        <w:pStyle w:val="BodyText"/>
-      </w:pPr>
-      <w:r>
-        <w:t xml:space="preserve">The PSID has collected income data since its inception but began collecting wealth data only in 1984. As a result, analytic samples differ: income analyses include 242,200 household-years and 64,292 clan-years, representing 2,906 unique clans; wealth analyses include 122,069 household-years and 26,655 clan-years, representing 2,636 unique clans.</w:t>
-      </w:r>
-    </w:p>
-    <w:p>
-      <w:pPr>
-        <w:pStyle w:val="BodyText"/>
-      </w:pPr>
-      <w:r>
-        <w:rPr>
-          <w:b/>
-          <w:bCs/>
-        </w:rPr>
-        <w:t xml:space="preserve">Measures of income and wealth.</w:t>
-      </w:r>
-      <w:r>
-        <w:t xml:space="preserve"> </w:t>
-      </w:r>
-      <w:r>
-        <w:t xml:space="preserve">We measure both income and wealth to capture distinct dimensions of economic inequality. This choice follows from research identifying divergent patterns depending on choice of financial indicator because mechanisms driving wealth inequality are distinct from those driving income inequality</w:t>
-      </w:r>
-      <w:r>
-        <w:t xml:space="preserve"> </w:t>
-      </w:r>
-      <w:r>
-        <w:t xml:space="preserve">[5, 17, 20]</w:t>
-      </w:r>
-      <w:r>
-        <w:t xml:space="preserve">. Aggregate measures for income and wealth are provided by the PSID. Income includes earnings, asset income, transfers, and income from farming and gardening. Wealth includes non-primary real estate, business equity, stocks, bonds, vehicles, retirement accounts, and bank accounts, and includes home equity.</w:t>
-      </w:r>
-    </w:p>
-    <w:p>
-      <w:pPr>
-        <w:pStyle w:val="BodyText"/>
-      </w:pPr>
-      <w:r>
-        <w:t xml:space="preserve">Missing data for components of income and wealth are imputed by the PSID. Concerns about measurement error, especially for wealth, are minimal, as imputation methods utilized by the PSID explain little of the variation in wealth over time</w:t>
-      </w:r>
-      <w:r>
-        <w:t xml:space="preserve"> </w:t>
-      </w:r>
-      <w:r>
-        <w:t xml:space="preserve">[20, 24]</w:t>
-      </w:r>
-      <w:r>
-        <w:t xml:space="preserve">. All income and wealth values are adjusted for inflation. Additionally, analyses set negative values of income and wealth to zero so that Gini coefficients remain in the 0 to 1 range (see Appendix D1 and F1). To construct clan-level measures, we aggregate household income and wealth for all households in a clan within each clan-year.</w:t>
-      </w:r>
-    </w:p>
-    <w:p>
-      <w:pPr>
-        <w:pStyle w:val="BodyText"/>
-      </w:pPr>
-      <w:r>
-        <w:t xml:space="preserve">All results presented are weighted. Using weights does not meaningfully change results (see Appendix D4 and F4). Household-level weights are provided by the PSID. The PSID constructs family weights from individual weights using the fair shares method, which assumes that the probability of observing any individual within a family equals the probability of observing the family itself. We extend this approach to construct clan-level weights using the same fair shares principle. Clan weights assume that the probability of observing a family within a clan equals the probability of observing the clan itself. These weights are applied to total clan income or wealth (rather than mean income or wealth) to avoid double standardization by household counts. In effect, clan weights already incorporate the number of households within a clan. As a result, each clan’s influence reflects the representation of the average household within that clan, rather than scaling mechanically with the clan’s total number of households.</w:t>
-      </w:r>
-    </w:p>
-    <w:p>
-      <w:pPr>
-        <w:pStyle w:val="BodyText"/>
-      </w:pPr>
-      <w:r>
-        <w:rPr>
-          <w:b/>
-          <w:bCs/>
-        </w:rPr>
-        <w:t xml:space="preserve">Measures of race.</w:t>
-      </w:r>
-      <w:r>
-        <w:t xml:space="preserve"> </w:t>
-      </w:r>
-      <w:r>
-        <w:t xml:space="preserve">The PSID collects race data from household heads and, in some years, from spouses. If a respondent ever identifies as Black, then that value is imputed for all years that respondent appears in the data</w:t>
-      </w:r>
-      <w:r>
-        <w:t xml:space="preserve"> </w:t>
-      </w:r>
-      <w:r>
-        <w:t xml:space="preserve">[25]</w:t>
-      </w:r>
-      <w:r>
-        <w:t xml:space="preserve">. Black households are all households with a Black head of household. Black clans are clans in which more than half of the households within it identify as Black. Analyses by race and ethnicity are limited to Black and non-Black categories because there are relatively few clans in the PSID data (2,906 for income and 2,636 for wealth). Additionally, the genealogical design of the PSID reflects the demographics of the United States at the time the survey began in 1968, which constrains analyses of clans for demographic groups that were not prominent at that time. Although the PSID incorporated additional samples over time to reflect the changing demographics of the United States in the PSID sample, ethnicity analyses remain limited because Hispanic/Latino households do not form consistent multigenerational lineages over the full panel and therefore have limited clans.</w:t>
-      </w:r>
-    </w:p>
-    <w:p>
-      <w:pPr>
-        <w:pStyle w:val="BodyText"/>
-      </w:pPr>
-      <w:r>
-        <w:rPr>
-          <w:b/>
-          <w:bCs/>
-        </w:rPr>
-        <w:t xml:space="preserve">Indexing inequality with the Gini coefficient.</w:t>
-      </w:r>
-      <w:r>
-        <w:t xml:space="preserve"> </w:t>
-      </w:r>
-      <w:r>
-        <w:t xml:space="preserve">Inequality is measured using the standard Gini coefficient, which ranges from 0 (perfect equality) to 1 (perfect inequality). Although widely used, the Gini has well-known limitations: it cannot distinguish between different inequality patterns and is most sensitive to variation in the middle of the income or wealth distribution</w:t>
-      </w:r>
-      <w:r>
-        <w:t xml:space="preserve"> </w:t>
-      </w:r>
-      <w:r>
-        <w:t xml:space="preserve">[26–28]</w:t>
-      </w:r>
-      <w:r>
-        <w:t xml:space="preserve">. These features make it well suited to the PSID, which underrepresents wealthy households compared with surveys such as the Survey of Consumer Finance.</w:t>
-      </w:r>
-    </w:p>
-    <w:p>
-      <w:pPr>
-        <w:pStyle w:val="BodyText"/>
-      </w:pPr>
-      <w:r>
-        <w:t xml:space="preserve">Gini coefficients are calculated separately for income and wealth to reflect their distinct dimensions of inequality. Estimates of Gini coefficients in our data are comparable to estimates that other studies have found, though there is more variation in wealth coefficients, likely because the PSID excludes wealthy households (see Appendix B).</w:t>
-      </w:r>
-    </w:p>
-    <w:bookmarkEnd w:id="24"/>
-    <w:bookmarkStart w:id="36" w:name="appendix"/>
-    <w:p>
-      <w:pPr>
-        <w:pStyle w:val="Heading1"/>
-      </w:pPr>
-      <w:r>
-        <w:t xml:space="preserve">Appendix</w:t>
-      </w:r>
-    </w:p>
-    <w:bookmarkStart w:id="34" w:name="appendix-a-simulating-gini-coefficients"/>
-    <w:p>
-      <w:pPr>
-        <w:pStyle w:val="Heading2"/>
-      </w:pPr>
-      <w:r>
-        <w:t xml:space="preserve">Appendix A: Simulating Gini Coefficients</w:t>
-      </w:r>
-    </w:p>
-    <w:p>
-      <w:pPr>
-        <w:pStyle w:val="FirstParagraph"/>
-      </w:pPr>
-      <w:r>
-        <w:t xml:space="preserve">Appendix A illustrates extreme cases from simulated household and clan data. The simulation demonstrates that clan-level Gini coefficients are not necessarily lower than household-level Gini coefficients. The direction of the difference depends on the relationship between clan size, the overall distribution of resources, and the selection of households into clans. Appendix A1 shows the minimum possible difference between clan and household Gini coefficients in the simulated data, while Appendix A2 shows the maximum possible difference. Curves show that Gini coefficients at the clan level can exceed those of households. Appendix A3 illustrates that, while it is more likely for Gini coefficients at the household level to exceed Gini coefficients at the clan level, whether this effect is observed depends on the combination between clan size and income or wealth distribution.</w:t>
-      </w:r>
-    </w:p>
-    <w:p>
-      <w:r>
-        <w:br w:type="page"/>
-      </w:r>
-    </w:p>
-    <w:p>
-      <w:pPr>
-        <w:pStyle w:val="BodyText"/>
-      </w:pPr>
-      <w:r>
-        <w:rPr>
-          <w:b/>
-          <w:bCs/>
-        </w:rPr>
-        <w:t xml:space="preserve">Appendix A1: Case with lowest simulated clan-household Gini difference</w:t>
-      </w:r>
-      <w:r>
-        <w:t xml:space="preserve"> </w:t>
-      </w:r>
       <w:r>
         <w:drawing>
           <wp:inline>
-            <wp:extent cx="5334000" cy="4000500"/>
+            <wp:extent cx="5334000" cy="4191000"/>
             <wp:effectExtent b="0" l="0" r="0" t="0"/>
-            <wp:docPr descr="" title="" id="26" name="Picture"/>
+            <wp:docPr descr="" title="" id="23" name="Picture"/>
             <a:graphic>
               <a:graphicData uri="http://schemas.openxmlformats.org/drawingml/2006/picture">
                 <pic:pic>
                   <pic:nvPicPr>
-                    <pic:cNvPr descr="/Users/amanda/Desktop/clan_project/10_draft/output/write_files/figure-docx/appendix-a1-1.png" id="27" name="Picture"/>
+                    <pic:cNvPr descr="../9_figures/output/figure4.pdf" id="24" name="Picture"/>
                     <pic:cNvPicPr>
                       <a:picLocks noChangeArrowheads="1" noChangeAspect="1"/>
                     </pic:cNvPicPr>
                   </pic:nvPicPr>
                   <pic:blipFill>
-                    <a:blip r:embed="rId25"/>
+                    <a:blip r:embed="rId22"/>
                     <a:stretch>
                       <a:fillRect/>
                     </a:stretch>
@@ -967,7 +675,7 @@
                   <pic:spPr bwMode="auto">
                     <a:xfrm>
                       <a:off x="0" y="0"/>
-                      <a:ext cx="5334000" cy="4000500"/>
+                      <a:ext cx="5334000" cy="4191000"/>
                     </a:xfrm>
                     <a:prstGeom prst="rect">
                       <a:avLst/>
@@ -992,10 +700,1861 @@
       </w:pPr>
       <w:r>
         <w:rPr>
+          <w:i/>
+          <w:iCs/>
+        </w:rPr>
+        <w:t xml:space="preserve">Note: Lines show the ratio of weighted median income (Panel A) or wealth (Panel B) for Black relative to Non-Black households and clans. The weighted median income for Black HHs is $17,621, $29,233 for Non-Black HHs, $36,562 for Black clans, and $62,916 for Non-Black clans. The income ratio changed by 5.8% for households (0.59 in 1969 to 0.62 in 2023) and 0.2% for clans (0.57 to 0.57). Weighted median wealth for Black HHs is $6,908, $79,216 for Non-Black HHs, $58,326 for Black clans, and $306,988 for Non-Black clans (includes home equity). The wealth ratio changed by -4.6% for households (0.07 in 1984 to 0.07 in 2023) and 7.5% for clans (0.20 to 0.22). On average across all years, the income ratio is -0.044 lower for households than clans, and the wealth ratio is -0.112 lower for households than clans. Solid lines = households; dotted lines = clans.</w:t>
+      </w:r>
+    </w:p>
+    <w:p xmlns:w="http://schemas.openxmlformats.org/wordprocessingml/2006/main" xmlns:wp="http://schemas.openxmlformats.org/drawingml/2006/wordprocessingDrawing" xmlns:r="http://schemas.openxmlformats.org/officeDocument/2006/relationships" xmlns:w14="http://schemas.microsoft.com/office/word/2010/wordml">
+      <w:pPr>
+        <w:pStyle w:val="TableCaption"/>
+        <w:jc w:val="center"/>
+        <w:keepNext/>
+        <w:pBdr>
+          <w:bottom w:val="none" w:sz="0" w:space="0" w:color="000000"/>
+          <w:top w:val="none" w:sz="0" w:space="0" w:color="000000"/>
+          <w:left w:val="none" w:sz="0" w:space="0" w:color="000000"/>
+          <w:right w:val="none" w:sz="0" w:space="0" w:color="000000"/>
+        </w:pBdr>
+        <w:spacing w:after="60" w:before="60" w:line="240"/>
+        <w:ind w:left="60" w:right="60" w:firstLine="0" w:firstLineChars="0"/>
+      </w:pPr>
+      <w:r>
+        <w:t xml:space="preserve">Table 1. Median Income and Wealth by Race: Households vs. Clans</w:t>
+      </w:r>
+    </w:p>
+    <w:tbl xmlns:w="http://schemas.openxmlformats.org/wordprocessingml/2006/main" xmlns:r="http://schemas.openxmlformats.org/officeDocument/2006/relationships" xmlns:w14="http://schemas.microsoft.com/office/word/2010/wordml" xmlns:wp="http://schemas.openxmlformats.org/drawingml/2006/wordprocessingDrawing" xmlns:a="http://schemas.openxmlformats.org/drawingml/2006/main" xmlns:pic="http://schemas.openxmlformats.org/drawingml/2006/picture">
+      <w:tblPr>
+        <w:tblLayout w:type="fixed"/>
+        <w:jc w:val="center"/>
+        <w:tblLook w:firstRow="1" w:lastRow="0" w:firstColumn="0" w:lastColumn="0" w:noHBand="0" w:noVBand="1"/>
+      </w:tblPr>
+      <w:tblGrid>
+        <w:gridCol w:w="1080"/>
+        <w:gridCol w:w="1080"/>
+        <w:gridCol w:w="1080"/>
+        <w:gridCol w:w="1080"/>
+        <w:gridCol w:w="1080"/>
+        <w:gridCol w:w="1080"/>
+        <w:gridCol w:w="1080"/>
+      </w:tblGrid>
+      <w:tr>
+        <w:trPr>
+          <w:trHeight w:val="360" w:hRule="auto"/>
+          <w:tblHeader/>
+        </w:trPr>
+        header1
+        <w:tc>
+          <w:tcPr>
+            <w:tcBorders>
+              <w:bottom w:val="single" w:sz="12" w:space="0" w:color="666666"/>
+              <w:top w:val="single" w:sz="12" w:space="0" w:color="666666"/>
+              <w:left w:val="none" w:sz="0" w:space="0" w:color="000000"/>
+              <w:right w:val="none" w:sz="0" w:space="0" w:color="000000"/>
+            </w:tcBorders>
+            <w:shd w:val="clear" w:color="auto" w:fill="F2F2F2"/>
+            <w:tcMar>
+              <w:top w:w="0" w:type="dxa"/>
+              <w:bottom w:w="0" w:type="dxa"/>
+              <w:left w:w="0" w:type="dxa"/>
+              <w:right w:w="0" w:type="dxa"/>
+            </w:tcMar>
+            <w:vAlign w:val="center"/>
+          </w:tcPr>
+          <w:p>
+            <w:pPr>
+              <w:jc w:val="center"/>
+              <w:pBdr>
+                <w:bottom w:val="none" w:sz="0" w:space="0" w:color="000000"/>
+                <w:top w:val="none" w:sz="0" w:space="0" w:color="000000"/>
+                <w:left w:val="none" w:sz="0" w:space="0" w:color="000000"/>
+                <w:right w:val="none" w:sz="0" w:space="0" w:color="000000"/>
+              </w:pBdr>
+              <w:spacing w:after="100" w:before="100" w:line="240"/>
+              <w:ind w:left="100" w:right="100" w:firstLine="0" w:firstLineChars="0"/>
+              <w:rPr>
+                <w:rFonts w:ascii="serif" w:hAnsi="serif" w:eastAsia="serif" w:cs="serif"/>
+                <w:i w:val="false"/>
+                <w:b w:val="true"/>
+                <w:u w:val="none"/>
+                <w:sz w:val="20"/>
+                <w:szCs w:val="20"/>
+                <w:color w:val="000000"/>
+              </w:rPr>
+            </w:pPr>
+            <w:r xmlns:w="http://schemas.openxmlformats.org/wordprocessingml/2006/main" xmlns:wp="http://schemas.openxmlformats.org/drawingml/2006/wordprocessingDrawing" xmlns:r="http://schemas.openxmlformats.org/officeDocument/2006/relationships" xmlns:w14="http://schemas.microsoft.com/office/word/2010/wordml">
+              <w:rPr>
+                <w:rFonts w:ascii="serif" w:hAnsi="serif" w:eastAsia="serif" w:cs="serif"/>
+                <w:i w:val="false"/>
+                <w:b w:val="true"/>
+                <w:u w:val="none"/>
+                <w:sz w:val="20"/>
+                <w:szCs w:val="20"/>
+                <w:color w:val="000000"/>
+              </w:rPr>
+              <w:t xml:space="preserve">Group</w:t>
+            </w:r>
+          </w:p>
+        </w:tc>
+        <w:tc>
+          <w:tcPr>
+            <w:tcBorders>
+              <w:bottom w:val="single" w:sz="12" w:space="0" w:color="666666"/>
+              <w:top w:val="single" w:sz="12" w:space="0" w:color="666666"/>
+              <w:left w:val="none" w:sz="0" w:space="0" w:color="000000"/>
+              <w:right w:val="none" w:sz="0" w:space="0" w:color="000000"/>
+            </w:tcBorders>
+            <w:shd w:val="clear" w:color="auto" w:fill="F2F2F2"/>
+            <w:tcMar>
+              <w:top w:w="0" w:type="dxa"/>
+              <w:bottom w:w="0" w:type="dxa"/>
+              <w:left w:w="0" w:type="dxa"/>
+              <w:right w:w="0" w:type="dxa"/>
+            </w:tcMar>
+            <w:vAlign w:val="center"/>
+          </w:tcPr>
+          <w:p>
+            <w:pPr>
+              <w:jc w:val="center"/>
+              <w:pBdr>
+                <w:bottom w:val="none" w:sz="0" w:space="0" w:color="000000"/>
+                <w:top w:val="none" w:sz="0" w:space="0" w:color="000000"/>
+                <w:left w:val="none" w:sz="0" w:space="0" w:color="000000"/>
+                <w:right w:val="none" w:sz="0" w:space="0" w:color="000000"/>
+              </w:pBdr>
+              <w:spacing w:after="100" w:before="100" w:line="240"/>
+              <w:ind w:left="100" w:right="100" w:firstLine="0" w:firstLineChars="0"/>
+              <w:rPr>
+                <w:rFonts w:ascii="serif" w:hAnsi="serif" w:eastAsia="serif" w:cs="serif"/>
+                <w:i w:val="false"/>
+                <w:b w:val="true"/>
+                <w:u w:val="none"/>
+                <w:sz w:val="20"/>
+                <w:szCs w:val="20"/>
+                <w:color w:val="000000"/>
+              </w:rPr>
+            </w:pPr>
+            <w:r xmlns:w="http://schemas.openxmlformats.org/wordprocessingml/2006/main" xmlns:wp="http://schemas.openxmlformats.org/drawingml/2006/wordprocessingDrawing" xmlns:r="http://schemas.openxmlformats.org/officeDocument/2006/relationships" xmlns:w14="http://schemas.microsoft.com/office/word/2010/wordml">
+              <w:rPr>
+                <w:rFonts w:ascii="serif" w:hAnsi="serif" w:eastAsia="serif" w:cs="serif"/>
+                <w:i w:val="false"/>
+                <w:b w:val="true"/>
+                <w:u w:val="none"/>
+                <w:sz w:val="20"/>
+                <w:szCs w:val="20"/>
+                <w:color w:val="000000"/>
+              </w:rPr>
+              <w:t xml:space="preserve">Median Income HH</w:t>
+            </w:r>
+          </w:p>
+        </w:tc>
+        <w:tc>
+          <w:tcPr>
+            <w:tcBorders>
+              <w:bottom w:val="single" w:sz="12" w:space="0" w:color="666666"/>
+              <w:top w:val="single" w:sz="12" w:space="0" w:color="666666"/>
+              <w:left w:val="none" w:sz="0" w:space="0" w:color="000000"/>
+              <w:right w:val="none" w:sz="0" w:space="0" w:color="000000"/>
+            </w:tcBorders>
+            <w:shd w:val="clear" w:color="auto" w:fill="F2F2F2"/>
+            <w:tcMar>
+              <w:top w:w="0" w:type="dxa"/>
+              <w:bottom w:w="0" w:type="dxa"/>
+              <w:left w:w="0" w:type="dxa"/>
+              <w:right w:w="0" w:type="dxa"/>
+            </w:tcMar>
+            <w:vAlign w:val="center"/>
+          </w:tcPr>
+          <w:p>
+            <w:pPr>
+              <w:jc w:val="center"/>
+              <w:pBdr>
+                <w:bottom w:val="none" w:sz="0" w:space="0" w:color="000000"/>
+                <w:top w:val="none" w:sz="0" w:space="0" w:color="000000"/>
+                <w:left w:val="none" w:sz="0" w:space="0" w:color="000000"/>
+                <w:right w:val="none" w:sz="0" w:space="0" w:color="000000"/>
+              </w:pBdr>
+              <w:spacing w:after="100" w:before="100" w:line="240"/>
+              <w:ind w:left="100" w:right="100" w:firstLine="0" w:firstLineChars="0"/>
+              <w:rPr>
+                <w:rFonts w:ascii="serif" w:hAnsi="serif" w:eastAsia="serif" w:cs="serif"/>
+                <w:i w:val="false"/>
+                <w:b w:val="true"/>
+                <w:u w:val="none"/>
+                <w:sz w:val="20"/>
+                <w:szCs w:val="20"/>
+                <w:color w:val="000000"/>
+              </w:rPr>
+            </w:pPr>
+            <w:r xmlns:w="http://schemas.openxmlformats.org/wordprocessingml/2006/main" xmlns:wp="http://schemas.openxmlformats.org/drawingml/2006/wordprocessingDrawing" xmlns:r="http://schemas.openxmlformats.org/officeDocument/2006/relationships" xmlns:w14="http://schemas.microsoft.com/office/word/2010/wordml">
+              <w:rPr>
+                <w:rFonts w:ascii="serif" w:hAnsi="serif" w:eastAsia="serif" w:cs="serif"/>
+                <w:i w:val="false"/>
+                <w:b w:val="true"/>
+                <w:u w:val="none"/>
+                <w:sz w:val="20"/>
+                <w:szCs w:val="20"/>
+                <w:color w:val="000000"/>
+              </w:rPr>
+              <w:t xml:space="preserve">Median Income Clan</w:t>
+            </w:r>
+          </w:p>
+        </w:tc>
+        <w:tc>
+          <w:tcPr>
+            <w:tcBorders>
+              <w:bottom w:val="single" w:sz="12" w:space="0" w:color="666666"/>
+              <w:top w:val="single" w:sz="12" w:space="0" w:color="666666"/>
+              <w:left w:val="none" w:sz="0" w:space="0" w:color="000000"/>
+              <w:right w:val="none" w:sz="0" w:space="0" w:color="000000"/>
+            </w:tcBorders>
+            <w:shd w:val="clear" w:color="auto" w:fill="F2F2F2"/>
+            <w:tcMar>
+              <w:top w:w="0" w:type="dxa"/>
+              <w:bottom w:w="0" w:type="dxa"/>
+              <w:left w:w="0" w:type="dxa"/>
+              <w:right w:w="0" w:type="dxa"/>
+            </w:tcMar>
+            <w:vAlign w:val="center"/>
+          </w:tcPr>
+          <w:p>
+            <w:pPr>
+              <w:jc w:val="center"/>
+              <w:pBdr>
+                <w:bottom w:val="none" w:sz="0" w:space="0" w:color="000000"/>
+                <w:top w:val="none" w:sz="0" w:space="0" w:color="000000"/>
+                <w:left w:val="none" w:sz="0" w:space="0" w:color="000000"/>
+                <w:right w:val="none" w:sz="0" w:space="0" w:color="000000"/>
+              </w:pBdr>
+              <w:spacing w:after="100" w:before="100" w:line="240"/>
+              <w:ind w:left="100" w:right="100" w:firstLine="0" w:firstLineChars="0"/>
+              <w:rPr>
+                <w:rFonts w:ascii="serif" w:hAnsi="serif" w:eastAsia="serif" w:cs="serif"/>
+                <w:i w:val="false"/>
+                <w:b w:val="true"/>
+                <w:u w:val="none"/>
+                <w:sz w:val="20"/>
+                <w:szCs w:val="20"/>
+                <w:color w:val="000000"/>
+              </w:rPr>
+            </w:pPr>
+            <w:r xmlns:w="http://schemas.openxmlformats.org/wordprocessingml/2006/main" xmlns:wp="http://schemas.openxmlformats.org/drawingml/2006/wordprocessingDrawing" xmlns:r="http://schemas.openxmlformats.org/officeDocument/2006/relationships" xmlns:w14="http://schemas.microsoft.com/office/word/2010/wordml">
+              <w:rPr>
+                <w:rFonts w:ascii="serif" w:hAnsi="serif" w:eastAsia="serif" w:cs="serif"/>
+                <w:i w:val="false"/>
+                <w:b w:val="true"/>
+                <w:u w:val="none"/>
+                <w:sz w:val="20"/>
+                <w:szCs w:val="20"/>
+                <w:color w:val="000000"/>
+              </w:rPr>
+              <w:t xml:space="preserve">Median Wealth HH</w:t>
+            </w:r>
+          </w:p>
+        </w:tc>
+        <w:tc>
+          <w:tcPr>
+            <w:tcBorders>
+              <w:bottom w:val="single" w:sz="12" w:space="0" w:color="666666"/>
+              <w:top w:val="single" w:sz="12" w:space="0" w:color="666666"/>
+              <w:left w:val="none" w:sz="0" w:space="0" w:color="000000"/>
+              <w:right w:val="none" w:sz="0" w:space="0" w:color="000000"/>
+            </w:tcBorders>
+            <w:shd w:val="clear" w:color="auto" w:fill="F2F2F2"/>
+            <w:tcMar>
+              <w:top w:w="0" w:type="dxa"/>
+              <w:bottom w:w="0" w:type="dxa"/>
+              <w:left w:w="0" w:type="dxa"/>
+              <w:right w:w="0" w:type="dxa"/>
+            </w:tcMar>
+            <w:vAlign w:val="center"/>
+          </w:tcPr>
+          <w:p>
+            <w:pPr>
+              <w:jc w:val="center"/>
+              <w:pBdr>
+                <w:bottom w:val="none" w:sz="0" w:space="0" w:color="000000"/>
+                <w:top w:val="none" w:sz="0" w:space="0" w:color="000000"/>
+                <w:left w:val="none" w:sz="0" w:space="0" w:color="000000"/>
+                <w:right w:val="none" w:sz="0" w:space="0" w:color="000000"/>
+              </w:pBdr>
+              <w:spacing w:after="100" w:before="100" w:line="240"/>
+              <w:ind w:left="100" w:right="100" w:firstLine="0" w:firstLineChars="0"/>
+              <w:rPr>
+                <w:rFonts w:ascii="serif" w:hAnsi="serif" w:eastAsia="serif" w:cs="serif"/>
+                <w:i w:val="false"/>
+                <w:b w:val="true"/>
+                <w:u w:val="none"/>
+                <w:sz w:val="20"/>
+                <w:szCs w:val="20"/>
+                <w:color w:val="000000"/>
+              </w:rPr>
+            </w:pPr>
+            <w:r xmlns:w="http://schemas.openxmlformats.org/wordprocessingml/2006/main" xmlns:wp="http://schemas.openxmlformats.org/drawingml/2006/wordprocessingDrawing" xmlns:r="http://schemas.openxmlformats.org/officeDocument/2006/relationships" xmlns:w14="http://schemas.microsoft.com/office/word/2010/wordml">
+              <w:rPr>
+                <w:rFonts w:ascii="serif" w:hAnsi="serif" w:eastAsia="serif" w:cs="serif"/>
+                <w:i w:val="false"/>
+                <w:b w:val="true"/>
+                <w:u w:val="none"/>
+                <w:sz w:val="20"/>
+                <w:szCs w:val="20"/>
+                <w:color w:val="000000"/>
+              </w:rPr>
+              <w:t xml:space="preserve">Median Wealth Clan</w:t>
+            </w:r>
+          </w:p>
+        </w:tc>
+        <w:tc>
+          <w:tcPr>
+            <w:tcBorders>
+              <w:bottom w:val="single" w:sz="12" w:space="0" w:color="666666"/>
+              <w:top w:val="single" w:sz="12" w:space="0" w:color="666666"/>
+              <w:left w:val="none" w:sz="0" w:space="0" w:color="000000"/>
+              <w:right w:val="none" w:sz="0" w:space="0" w:color="000000"/>
+            </w:tcBorders>
+            <w:shd w:val="clear" w:color="auto" w:fill="F2F2F2"/>
+            <w:tcMar>
+              <w:top w:w="0" w:type="dxa"/>
+              <w:bottom w:w="0" w:type="dxa"/>
+              <w:left w:w="0" w:type="dxa"/>
+              <w:right w:w="0" w:type="dxa"/>
+            </w:tcMar>
+            <w:vAlign w:val="center"/>
+          </w:tcPr>
+          <w:p>
+            <w:pPr>
+              <w:jc w:val="center"/>
+              <w:pBdr>
+                <w:bottom w:val="none" w:sz="0" w:space="0" w:color="000000"/>
+                <w:top w:val="none" w:sz="0" w:space="0" w:color="000000"/>
+                <w:left w:val="none" w:sz="0" w:space="0" w:color="000000"/>
+                <w:right w:val="none" w:sz="0" w:space="0" w:color="000000"/>
+              </w:pBdr>
+              <w:spacing w:after="100" w:before="100" w:line="240"/>
+              <w:ind w:left="100" w:right="100" w:firstLine="0" w:firstLineChars="0"/>
+              <w:rPr>
+                <w:rFonts w:ascii="serif" w:hAnsi="serif" w:eastAsia="serif" w:cs="serif"/>
+                <w:i w:val="false"/>
+                <w:b w:val="true"/>
+                <w:u w:val="none"/>
+                <w:sz w:val="20"/>
+                <w:szCs w:val="20"/>
+                <w:color w:val="000000"/>
+              </w:rPr>
+            </w:pPr>
+            <w:r xmlns:w="http://schemas.openxmlformats.org/wordprocessingml/2006/main" xmlns:wp="http://schemas.openxmlformats.org/drawingml/2006/wordprocessingDrawing" xmlns:r="http://schemas.openxmlformats.org/officeDocument/2006/relationships" xmlns:w14="http://schemas.microsoft.com/office/word/2010/wordml">
+              <w:rPr>
+                <w:rFonts w:ascii="serif" w:hAnsi="serif" w:eastAsia="serif" w:cs="serif"/>
+                <w:i w:val="false"/>
+                <w:b w:val="true"/>
+                <w:u w:val="none"/>
+                <w:sz w:val="20"/>
+                <w:szCs w:val="20"/>
+                <w:color w:val="000000"/>
+              </w:rPr>
+              <w:t xml:space="preserve">HH with 0 Wealth</w:t>
+            </w:r>
+          </w:p>
+        </w:tc>
+        <w:tc>
+          <w:tcPr>
+            <w:tcBorders>
+              <w:bottom w:val="single" w:sz="12" w:space="0" w:color="666666"/>
+              <w:top w:val="single" w:sz="12" w:space="0" w:color="666666"/>
+              <w:left w:val="none" w:sz="0" w:space="0" w:color="000000"/>
+              <w:right w:val="none" w:sz="0" w:space="0" w:color="000000"/>
+            </w:tcBorders>
+            <w:shd w:val="clear" w:color="auto" w:fill="F2F2F2"/>
+            <w:tcMar>
+              <w:top w:w="0" w:type="dxa"/>
+              <w:bottom w:w="0" w:type="dxa"/>
+              <w:left w:w="0" w:type="dxa"/>
+              <w:right w:w="0" w:type="dxa"/>
+            </w:tcMar>
+            <w:vAlign w:val="center"/>
+          </w:tcPr>
+          <w:p>
+            <w:pPr>
+              <w:jc w:val="center"/>
+              <w:pBdr>
+                <w:bottom w:val="none" w:sz="0" w:space="0" w:color="000000"/>
+                <w:top w:val="none" w:sz="0" w:space="0" w:color="000000"/>
+                <w:left w:val="none" w:sz="0" w:space="0" w:color="000000"/>
+                <w:right w:val="none" w:sz="0" w:space="0" w:color="000000"/>
+              </w:pBdr>
+              <w:spacing w:after="100" w:before="100" w:line="240"/>
+              <w:ind w:left="100" w:right="100" w:firstLine="0" w:firstLineChars="0"/>
+              <w:rPr>
+                <w:rFonts w:ascii="serif" w:hAnsi="serif" w:eastAsia="serif" w:cs="serif"/>
+                <w:i w:val="false"/>
+                <w:b w:val="true"/>
+                <w:u w:val="none"/>
+                <w:sz w:val="20"/>
+                <w:szCs w:val="20"/>
+                <w:color w:val="000000"/>
+              </w:rPr>
+            </w:pPr>
+            <w:r xmlns:w="http://schemas.openxmlformats.org/wordprocessingml/2006/main" xmlns:wp="http://schemas.openxmlformats.org/drawingml/2006/wordprocessingDrawing" xmlns:r="http://schemas.openxmlformats.org/officeDocument/2006/relationships" xmlns:w14="http://schemas.microsoft.com/office/word/2010/wordml">
+              <w:rPr>
+                <w:rFonts w:ascii="serif" w:hAnsi="serif" w:eastAsia="serif" w:cs="serif"/>
+                <w:i w:val="false"/>
+                <w:b w:val="true"/>
+                <w:u w:val="none"/>
+                <w:sz w:val="20"/>
+                <w:szCs w:val="20"/>
+                <w:color w:val="000000"/>
+              </w:rPr>
+              <w:t xml:space="preserve">Clans with 0 Wealth</w:t>
+            </w:r>
+          </w:p>
+        </w:tc>
+      </w:tr>
+      <w:tr>
+        <w:trPr>
+          <w:trHeight w:val="360" w:hRule="auto"/>
+        </w:trPr>
+        body1
+        <w:tc>
+          <w:tcPr>
+            <w:tcBorders>
+              <w:bottom w:val="none" w:sz="0" w:space="0" w:color="000000"/>
+              <w:top w:val="single" w:sz="12" w:space="0" w:color="666666"/>
+              <w:left w:val="none" w:sz="0" w:space="0" w:color="000000"/>
+              <w:right w:val="none" w:sz="0" w:space="0" w:color="000000"/>
+            </w:tcBorders>
+            <w:shd w:val="clear" w:color="auto" w:fill="FFFFFF"/>
+            <w:tcMar>
+              <w:top w:w="0" w:type="dxa"/>
+              <w:bottom w:w="0" w:type="dxa"/>
+              <w:left w:w="0" w:type="dxa"/>
+              <w:right w:w="0" w:type="dxa"/>
+            </w:tcMar>
+            <w:vAlign w:val="center"/>
+          </w:tcPr>
+          <w:p>
+            <w:pPr>
+              <w:jc w:val="left"/>
+              <w:pBdr>
+                <w:bottom w:val="none" w:sz="0" w:space="0" w:color="000000"/>
+                <w:top w:val="none" w:sz="0" w:space="0" w:color="000000"/>
+                <w:left w:val="none" w:sz="0" w:space="0" w:color="000000"/>
+                <w:right w:val="none" w:sz="0" w:space="0" w:color="000000"/>
+              </w:pBdr>
+              <w:spacing w:after="100" w:before="100" w:line="240"/>
+              <w:ind w:left="100" w:right="100" w:firstLine="0" w:firstLineChars="0"/>
+              <w:rPr>
+                <w:rFonts w:ascii="serif" w:hAnsi="serif" w:eastAsia="serif" w:cs="serif"/>
+                <w:i w:val="false"/>
+                <w:b w:val="true"/>
+                <w:u w:val="none"/>
+                <w:sz w:val="20"/>
+                <w:szCs w:val="20"/>
+                <w:color w:val="000000"/>
+              </w:rPr>
+            </w:pPr>
+            <w:r xmlns:w="http://schemas.openxmlformats.org/wordprocessingml/2006/main" xmlns:wp="http://schemas.openxmlformats.org/drawingml/2006/wordprocessingDrawing" xmlns:r="http://schemas.openxmlformats.org/officeDocument/2006/relationships" xmlns:w14="http://schemas.microsoft.com/office/word/2010/wordml">
+              <w:rPr>
+                <w:rFonts w:ascii="serif" w:hAnsi="serif" w:eastAsia="serif" w:cs="serif"/>
+                <w:i w:val="false"/>
+                <w:b w:val="true"/>
+                <w:u w:val="none"/>
+                <w:sz w:val="20"/>
+                <w:szCs w:val="20"/>
+                <w:color w:val="000000"/>
+              </w:rPr>
+              <w:t xml:space="preserve">Black</w:t>
+            </w:r>
+          </w:p>
+        </w:tc>
+        <w:tc>
+          <w:tcPr>
+            <w:tcBorders>
+              <w:bottom w:val="none" w:sz="0" w:space="0" w:color="000000"/>
+              <w:top w:val="single" w:sz="12" w:space="0" w:color="666666"/>
+              <w:left w:val="none" w:sz="0" w:space="0" w:color="000000"/>
+              <w:right w:val="none" w:sz="0" w:space="0" w:color="000000"/>
+            </w:tcBorders>
+            <w:shd w:val="clear" w:color="auto" w:fill="FFFFFF"/>
+            <w:tcMar>
+              <w:top w:w="0" w:type="dxa"/>
+              <w:bottom w:w="0" w:type="dxa"/>
+              <w:left w:w="0" w:type="dxa"/>
+              <w:right w:w="0" w:type="dxa"/>
+            </w:tcMar>
+            <w:vAlign w:val="center"/>
+          </w:tcPr>
+          <w:p>
+            <w:pPr>
+              <w:jc w:val="center"/>
+              <w:pBdr>
+                <w:bottom w:val="none" w:sz="0" w:space="0" w:color="000000"/>
+                <w:top w:val="none" w:sz="0" w:space="0" w:color="000000"/>
+                <w:left w:val="none" w:sz="0" w:space="0" w:color="000000"/>
+                <w:right w:val="none" w:sz="0" w:space="0" w:color="000000"/>
+              </w:pBdr>
+              <w:spacing w:after="100" w:before="100" w:line="240"/>
+              <w:ind w:left="100" w:right="100" w:firstLine="0" w:firstLineChars="0"/>
+              <w:rPr>
+                <w:rFonts w:ascii="serif" w:hAnsi="serif" w:eastAsia="serif" w:cs="serif"/>
+                <w:i w:val="false"/>
+                <w:b w:val="false"/>
+                <w:u w:val="none"/>
+                <w:sz w:val="20"/>
+                <w:szCs w:val="20"/>
+                <w:color w:val="000000"/>
+              </w:rPr>
+            </w:pPr>
+            <w:r xmlns:w="http://schemas.openxmlformats.org/wordprocessingml/2006/main" xmlns:wp="http://schemas.openxmlformats.org/drawingml/2006/wordprocessingDrawing" xmlns:r="http://schemas.openxmlformats.org/officeDocument/2006/relationships" xmlns:w14="http://schemas.microsoft.com/office/word/2010/wordml">
+              <w:rPr>
+                <w:rFonts w:ascii="serif" w:hAnsi="serif" w:eastAsia="serif" w:cs="serif"/>
+                <w:i w:val="false"/>
+                <w:b w:val="false"/>
+                <w:u w:val="none"/>
+                <w:sz w:val="20"/>
+                <w:szCs w:val="20"/>
+                <w:color w:val="000000"/>
+              </w:rPr>
+              <w:t xml:space="preserve">17,621</w:t>
+            </w:r>
+          </w:p>
+        </w:tc>
+        <w:tc>
+          <w:tcPr>
+            <w:tcBorders>
+              <w:bottom w:val="none" w:sz="0" w:space="0" w:color="000000"/>
+              <w:top w:val="single" w:sz="12" w:space="0" w:color="666666"/>
+              <w:left w:val="none" w:sz="0" w:space="0" w:color="000000"/>
+              <w:right w:val="none" w:sz="0" w:space="0" w:color="000000"/>
+            </w:tcBorders>
+            <w:shd w:val="clear" w:color="auto" w:fill="FFFFFF"/>
+            <w:tcMar>
+              <w:top w:w="0" w:type="dxa"/>
+              <w:bottom w:w="0" w:type="dxa"/>
+              <w:left w:w="0" w:type="dxa"/>
+              <w:right w:w="0" w:type="dxa"/>
+            </w:tcMar>
+            <w:vAlign w:val="center"/>
+          </w:tcPr>
+          <w:p>
+            <w:pPr>
+              <w:jc w:val="center"/>
+              <w:pBdr>
+                <w:bottom w:val="none" w:sz="0" w:space="0" w:color="000000"/>
+                <w:top w:val="none" w:sz="0" w:space="0" w:color="000000"/>
+                <w:left w:val="none" w:sz="0" w:space="0" w:color="000000"/>
+                <w:right w:val="none" w:sz="0" w:space="0" w:color="000000"/>
+              </w:pBdr>
+              <w:spacing w:after="100" w:before="100" w:line="240"/>
+              <w:ind w:left="100" w:right="100" w:firstLine="0" w:firstLineChars="0"/>
+              <w:rPr>
+                <w:rFonts w:ascii="serif" w:hAnsi="serif" w:eastAsia="serif" w:cs="serif"/>
+                <w:i w:val="false"/>
+                <w:b w:val="false"/>
+                <w:u w:val="none"/>
+                <w:sz w:val="20"/>
+                <w:szCs w:val="20"/>
+                <w:color w:val="000000"/>
+              </w:rPr>
+            </w:pPr>
+            <w:r xmlns:w="http://schemas.openxmlformats.org/wordprocessingml/2006/main" xmlns:wp="http://schemas.openxmlformats.org/drawingml/2006/wordprocessingDrawing" xmlns:r="http://schemas.openxmlformats.org/officeDocument/2006/relationships" xmlns:w14="http://schemas.microsoft.com/office/word/2010/wordml">
+              <w:rPr>
+                <w:rFonts w:ascii="serif" w:hAnsi="serif" w:eastAsia="serif" w:cs="serif"/>
+                <w:i w:val="false"/>
+                <w:b w:val="false"/>
+                <w:u w:val="none"/>
+                <w:sz w:val="20"/>
+                <w:szCs w:val="20"/>
+                <w:color w:val="000000"/>
+              </w:rPr>
+              <w:t xml:space="preserve">36,562</w:t>
+            </w:r>
+          </w:p>
+        </w:tc>
+        <w:tc>
+          <w:tcPr>
+            <w:tcBorders>
+              <w:bottom w:val="none" w:sz="0" w:space="0" w:color="000000"/>
+              <w:top w:val="single" w:sz="12" w:space="0" w:color="666666"/>
+              <w:left w:val="none" w:sz="0" w:space="0" w:color="000000"/>
+              <w:right w:val="none" w:sz="0" w:space="0" w:color="000000"/>
+            </w:tcBorders>
+            <w:shd w:val="clear" w:color="auto" w:fill="FFFFFF"/>
+            <w:tcMar>
+              <w:top w:w="0" w:type="dxa"/>
+              <w:bottom w:w="0" w:type="dxa"/>
+              <w:left w:w="0" w:type="dxa"/>
+              <w:right w:w="0" w:type="dxa"/>
+            </w:tcMar>
+            <w:vAlign w:val="center"/>
+          </w:tcPr>
+          <w:p>
+            <w:pPr>
+              <w:jc w:val="center"/>
+              <w:pBdr>
+                <w:bottom w:val="none" w:sz="0" w:space="0" w:color="000000"/>
+                <w:top w:val="none" w:sz="0" w:space="0" w:color="000000"/>
+                <w:left w:val="none" w:sz="0" w:space="0" w:color="000000"/>
+                <w:right w:val="none" w:sz="0" w:space="0" w:color="000000"/>
+              </w:pBdr>
+              <w:spacing w:after="100" w:before="100" w:line="240"/>
+              <w:ind w:left="100" w:right="100" w:firstLine="0" w:firstLineChars="0"/>
+              <w:rPr>
+                <w:rFonts w:ascii="serif" w:hAnsi="serif" w:eastAsia="serif" w:cs="serif"/>
+                <w:i w:val="false"/>
+                <w:b w:val="false"/>
+                <w:u w:val="none"/>
+                <w:sz w:val="20"/>
+                <w:szCs w:val="20"/>
+                <w:color w:val="000000"/>
+              </w:rPr>
+            </w:pPr>
+            <w:r xmlns:w="http://schemas.openxmlformats.org/wordprocessingml/2006/main" xmlns:wp="http://schemas.openxmlformats.org/drawingml/2006/wordprocessingDrawing" xmlns:r="http://schemas.openxmlformats.org/officeDocument/2006/relationships" xmlns:w14="http://schemas.microsoft.com/office/word/2010/wordml">
+              <w:rPr>
+                <w:rFonts w:ascii="serif" w:hAnsi="serif" w:eastAsia="serif" w:cs="serif"/>
+                <w:i w:val="false"/>
+                <w:b w:val="false"/>
+                <w:u w:val="none"/>
+                <w:sz w:val="20"/>
+                <w:szCs w:val="20"/>
+                <w:color w:val="000000"/>
+              </w:rPr>
+              <w:t xml:space="preserve">6,908</w:t>
+            </w:r>
+          </w:p>
+        </w:tc>
+        <w:tc>
+          <w:tcPr>
+            <w:tcBorders>
+              <w:bottom w:val="none" w:sz="0" w:space="0" w:color="000000"/>
+              <w:top w:val="single" w:sz="12" w:space="0" w:color="666666"/>
+              <w:left w:val="none" w:sz="0" w:space="0" w:color="000000"/>
+              <w:right w:val="none" w:sz="0" w:space="0" w:color="000000"/>
+            </w:tcBorders>
+            <w:shd w:val="clear" w:color="auto" w:fill="FFFFFF"/>
+            <w:tcMar>
+              <w:top w:w="0" w:type="dxa"/>
+              <w:bottom w:w="0" w:type="dxa"/>
+              <w:left w:w="0" w:type="dxa"/>
+              <w:right w:w="0" w:type="dxa"/>
+            </w:tcMar>
+            <w:vAlign w:val="center"/>
+          </w:tcPr>
+          <w:p>
+            <w:pPr>
+              <w:jc w:val="center"/>
+              <w:pBdr>
+                <w:bottom w:val="none" w:sz="0" w:space="0" w:color="000000"/>
+                <w:top w:val="none" w:sz="0" w:space="0" w:color="000000"/>
+                <w:left w:val="none" w:sz="0" w:space="0" w:color="000000"/>
+                <w:right w:val="none" w:sz="0" w:space="0" w:color="000000"/>
+              </w:pBdr>
+              <w:spacing w:after="100" w:before="100" w:line="240"/>
+              <w:ind w:left="100" w:right="100" w:firstLine="0" w:firstLineChars="0"/>
+              <w:rPr>
+                <w:rFonts w:ascii="serif" w:hAnsi="serif" w:eastAsia="serif" w:cs="serif"/>
+                <w:i w:val="false"/>
+                <w:b w:val="false"/>
+                <w:u w:val="none"/>
+                <w:sz w:val="20"/>
+                <w:szCs w:val="20"/>
+                <w:color w:val="000000"/>
+              </w:rPr>
+            </w:pPr>
+            <w:r xmlns:w="http://schemas.openxmlformats.org/wordprocessingml/2006/main" xmlns:wp="http://schemas.openxmlformats.org/drawingml/2006/wordprocessingDrawing" xmlns:r="http://schemas.openxmlformats.org/officeDocument/2006/relationships" xmlns:w14="http://schemas.microsoft.com/office/word/2010/wordml">
+              <w:rPr>
+                <w:rFonts w:ascii="serif" w:hAnsi="serif" w:eastAsia="serif" w:cs="serif"/>
+                <w:i w:val="false"/>
+                <w:b w:val="false"/>
+                <w:u w:val="none"/>
+                <w:sz w:val="20"/>
+                <w:szCs w:val="20"/>
+                <w:color w:val="000000"/>
+              </w:rPr>
+              <w:t xml:space="preserve">58,326</w:t>
+            </w:r>
+          </w:p>
+        </w:tc>
+        <w:tc>
+          <w:tcPr>
+            <w:tcBorders>
+              <w:bottom w:val="none" w:sz="0" w:space="0" w:color="000000"/>
+              <w:top w:val="single" w:sz="12" w:space="0" w:color="666666"/>
+              <w:left w:val="none" w:sz="0" w:space="0" w:color="000000"/>
+              <w:right w:val="none" w:sz="0" w:space="0" w:color="000000"/>
+            </w:tcBorders>
+            <w:shd w:val="clear" w:color="auto" w:fill="FFFFFF"/>
+            <w:tcMar>
+              <w:top w:w="0" w:type="dxa"/>
+              <w:bottom w:w="0" w:type="dxa"/>
+              <w:left w:w="0" w:type="dxa"/>
+              <w:right w:w="0" w:type="dxa"/>
+            </w:tcMar>
+            <w:vAlign w:val="center"/>
+          </w:tcPr>
+          <w:p>
+            <w:pPr>
+              <w:jc w:val="center"/>
+              <w:pBdr>
+                <w:bottom w:val="none" w:sz="0" w:space="0" w:color="000000"/>
+                <w:top w:val="none" w:sz="0" w:space="0" w:color="000000"/>
+                <w:left w:val="none" w:sz="0" w:space="0" w:color="000000"/>
+                <w:right w:val="none" w:sz="0" w:space="0" w:color="000000"/>
+              </w:pBdr>
+              <w:spacing w:after="100" w:before="100" w:line="240"/>
+              <w:ind w:left="100" w:right="100" w:firstLine="0" w:firstLineChars="0"/>
+              <w:rPr>
+                <w:rFonts w:ascii="serif" w:hAnsi="serif" w:eastAsia="serif" w:cs="serif"/>
+                <w:i w:val="false"/>
+                <w:b w:val="false"/>
+                <w:u w:val="none"/>
+                <w:sz w:val="20"/>
+                <w:szCs w:val="20"/>
+                <w:color w:val="000000"/>
+              </w:rPr>
+            </w:pPr>
+            <w:r xmlns:w="http://schemas.openxmlformats.org/wordprocessingml/2006/main" xmlns:wp="http://schemas.openxmlformats.org/drawingml/2006/wordprocessingDrawing" xmlns:r="http://schemas.openxmlformats.org/officeDocument/2006/relationships" xmlns:w14="http://schemas.microsoft.com/office/word/2010/wordml">
+              <w:rPr>
+                <w:rFonts w:ascii="serif" w:hAnsi="serif" w:eastAsia="serif" w:cs="serif"/>
+                <w:i w:val="false"/>
+                <w:b w:val="false"/>
+                <w:u w:val="none"/>
+                <w:sz w:val="20"/>
+                <w:szCs w:val="20"/>
+                <w:color w:val="000000"/>
+              </w:rPr>
+              <w:t xml:space="preserve">32.7%</w:t>
+            </w:r>
+          </w:p>
+        </w:tc>
+        <w:tc>
+          <w:tcPr>
+            <w:tcBorders>
+              <w:bottom w:val="none" w:sz="0" w:space="0" w:color="000000"/>
+              <w:top w:val="single" w:sz="12" w:space="0" w:color="666666"/>
+              <w:left w:val="none" w:sz="0" w:space="0" w:color="000000"/>
+              <w:right w:val="none" w:sz="0" w:space="0" w:color="000000"/>
+            </w:tcBorders>
+            <w:shd w:val="clear" w:color="auto" w:fill="FFFFFF"/>
+            <w:tcMar>
+              <w:top w:w="0" w:type="dxa"/>
+              <w:bottom w:w="0" w:type="dxa"/>
+              <w:left w:w="0" w:type="dxa"/>
+              <w:right w:w="0" w:type="dxa"/>
+            </w:tcMar>
+            <w:vAlign w:val="center"/>
+          </w:tcPr>
+          <w:p>
+            <w:pPr>
+              <w:jc w:val="center"/>
+              <w:pBdr>
+                <w:bottom w:val="none" w:sz="0" w:space="0" w:color="000000"/>
+                <w:top w:val="none" w:sz="0" w:space="0" w:color="000000"/>
+                <w:left w:val="none" w:sz="0" w:space="0" w:color="000000"/>
+                <w:right w:val="none" w:sz="0" w:space="0" w:color="000000"/>
+              </w:pBdr>
+              <w:spacing w:after="100" w:before="100" w:line="240"/>
+              <w:ind w:left="100" w:right="100" w:firstLine="0" w:firstLineChars="0"/>
+              <w:rPr>
+                <w:rFonts w:ascii="serif" w:hAnsi="serif" w:eastAsia="serif" w:cs="serif"/>
+                <w:i w:val="false"/>
+                <w:b w:val="false"/>
+                <w:u w:val="none"/>
+                <w:sz w:val="20"/>
+                <w:szCs w:val="20"/>
+                <w:color w:val="000000"/>
+              </w:rPr>
+            </w:pPr>
+            <w:r xmlns:w="http://schemas.openxmlformats.org/wordprocessingml/2006/main" xmlns:wp="http://schemas.openxmlformats.org/drawingml/2006/wordprocessingDrawing" xmlns:r="http://schemas.openxmlformats.org/officeDocument/2006/relationships" xmlns:w14="http://schemas.microsoft.com/office/word/2010/wordml">
+              <w:rPr>
+                <w:rFonts w:ascii="serif" w:hAnsi="serif" w:eastAsia="serif" w:cs="serif"/>
+                <w:i w:val="false"/>
+                <w:b w:val="false"/>
+                <w:u w:val="none"/>
+                <w:sz w:val="20"/>
+                <w:szCs w:val="20"/>
+                <w:color w:val="000000"/>
+              </w:rPr>
+              <w:t xml:space="preserve">10.1%</w:t>
+            </w:r>
+          </w:p>
+        </w:tc>
+      </w:tr>
+      <w:tr>
+        <w:trPr>
+          <w:trHeight w:val="360" w:hRule="auto"/>
+        </w:trPr>
+        body2
+        <w:tc>
+          <w:tcPr>
+            <w:tcBorders>
+              <w:bottom w:val="single" w:sz="4" w:space="0" w:color="999999"/>
+              <w:top w:val="none" w:sz="0" w:space="0" w:color="000000"/>
+              <w:left w:val="none" w:sz="0" w:space="0" w:color="000000"/>
+              <w:right w:val="none" w:sz="0" w:space="0" w:color="000000"/>
+            </w:tcBorders>
+            <w:shd w:val="clear" w:color="auto" w:fill="FFFFFF"/>
+            <w:tcMar>
+              <w:top w:w="0" w:type="dxa"/>
+              <w:bottom w:w="0" w:type="dxa"/>
+              <w:left w:w="0" w:type="dxa"/>
+              <w:right w:w="0" w:type="dxa"/>
+            </w:tcMar>
+            <w:vAlign w:val="center"/>
+          </w:tcPr>
+          <w:p>
+            <w:pPr>
+              <w:jc w:val="left"/>
+              <w:pBdr>
+                <w:bottom w:val="none" w:sz="0" w:space="0" w:color="000000"/>
+                <w:top w:val="none" w:sz="0" w:space="0" w:color="000000"/>
+                <w:left w:val="none" w:sz="0" w:space="0" w:color="000000"/>
+                <w:right w:val="none" w:sz="0" w:space="0" w:color="000000"/>
+              </w:pBdr>
+              <w:spacing w:after="100" w:before="100" w:line="240"/>
+              <w:ind w:left="100" w:right="100" w:firstLine="0" w:firstLineChars="0"/>
+              <w:rPr>
+                <w:rFonts w:ascii="serif" w:hAnsi="serif" w:eastAsia="serif" w:cs="serif"/>
+                <w:i w:val="false"/>
+                <w:b w:val="true"/>
+                <w:u w:val="none"/>
+                <w:sz w:val="20"/>
+                <w:szCs w:val="20"/>
+                <w:color w:val="000000"/>
+              </w:rPr>
+            </w:pPr>
+            <w:r xmlns:w="http://schemas.openxmlformats.org/wordprocessingml/2006/main" xmlns:wp="http://schemas.openxmlformats.org/drawingml/2006/wordprocessingDrawing" xmlns:r="http://schemas.openxmlformats.org/officeDocument/2006/relationships" xmlns:w14="http://schemas.microsoft.com/office/word/2010/wordml">
+              <w:rPr>
+                <w:rFonts w:ascii="serif" w:hAnsi="serif" w:eastAsia="serif" w:cs="serif"/>
+                <w:i w:val="false"/>
+                <w:b w:val="true"/>
+                <w:u w:val="none"/>
+                <w:sz w:val="20"/>
+                <w:szCs w:val="20"/>
+                <w:color w:val="000000"/>
+              </w:rPr>
+              <w:t xml:space="preserve">Non-Black</w:t>
+            </w:r>
+          </w:p>
+        </w:tc>
+        <w:tc>
+          <w:tcPr>
+            <w:tcBorders>
+              <w:bottom w:val="single" w:sz="4" w:space="0" w:color="999999"/>
+              <w:top w:val="none" w:sz="0" w:space="0" w:color="000000"/>
+              <w:left w:val="none" w:sz="0" w:space="0" w:color="000000"/>
+              <w:right w:val="none" w:sz="0" w:space="0" w:color="000000"/>
+            </w:tcBorders>
+            <w:shd w:val="clear" w:color="auto" w:fill="FFFFFF"/>
+            <w:tcMar>
+              <w:top w:w="0" w:type="dxa"/>
+              <w:bottom w:w="0" w:type="dxa"/>
+              <w:left w:w="0" w:type="dxa"/>
+              <w:right w:w="0" w:type="dxa"/>
+            </w:tcMar>
+            <w:vAlign w:val="center"/>
+          </w:tcPr>
+          <w:p>
+            <w:pPr>
+              <w:jc w:val="center"/>
+              <w:pBdr>
+                <w:bottom w:val="none" w:sz="0" w:space="0" w:color="000000"/>
+                <w:top w:val="none" w:sz="0" w:space="0" w:color="000000"/>
+                <w:left w:val="none" w:sz="0" w:space="0" w:color="000000"/>
+                <w:right w:val="none" w:sz="0" w:space="0" w:color="000000"/>
+              </w:pBdr>
+              <w:spacing w:after="100" w:before="100" w:line="240"/>
+              <w:ind w:left="100" w:right="100" w:firstLine="0" w:firstLineChars="0"/>
+              <w:rPr>
+                <w:rFonts w:ascii="serif" w:hAnsi="serif" w:eastAsia="serif" w:cs="serif"/>
+                <w:i w:val="false"/>
+                <w:b w:val="false"/>
+                <w:u w:val="none"/>
+                <w:sz w:val="20"/>
+                <w:szCs w:val="20"/>
+                <w:color w:val="000000"/>
+              </w:rPr>
+            </w:pPr>
+            <w:r xmlns:w="http://schemas.openxmlformats.org/wordprocessingml/2006/main" xmlns:wp="http://schemas.openxmlformats.org/drawingml/2006/wordprocessingDrawing" xmlns:r="http://schemas.openxmlformats.org/officeDocument/2006/relationships" xmlns:w14="http://schemas.microsoft.com/office/word/2010/wordml">
+              <w:rPr>
+                <w:rFonts w:ascii="serif" w:hAnsi="serif" w:eastAsia="serif" w:cs="serif"/>
+                <w:i w:val="false"/>
+                <w:b w:val="false"/>
+                <w:u w:val="none"/>
+                <w:sz w:val="20"/>
+                <w:szCs w:val="20"/>
+                <w:color w:val="000000"/>
+              </w:rPr>
+              <w:t xml:space="preserve">29,233</w:t>
+            </w:r>
+          </w:p>
+        </w:tc>
+        <w:tc>
+          <w:tcPr>
+            <w:tcBorders>
+              <w:bottom w:val="single" w:sz="4" w:space="0" w:color="999999"/>
+              <w:top w:val="none" w:sz="0" w:space="0" w:color="000000"/>
+              <w:left w:val="none" w:sz="0" w:space="0" w:color="000000"/>
+              <w:right w:val="none" w:sz="0" w:space="0" w:color="000000"/>
+            </w:tcBorders>
+            <w:shd w:val="clear" w:color="auto" w:fill="FFFFFF"/>
+            <w:tcMar>
+              <w:top w:w="0" w:type="dxa"/>
+              <w:bottom w:w="0" w:type="dxa"/>
+              <w:left w:w="0" w:type="dxa"/>
+              <w:right w:w="0" w:type="dxa"/>
+            </w:tcMar>
+            <w:vAlign w:val="center"/>
+          </w:tcPr>
+          <w:p>
+            <w:pPr>
+              <w:jc w:val="center"/>
+              <w:pBdr>
+                <w:bottom w:val="none" w:sz="0" w:space="0" w:color="000000"/>
+                <w:top w:val="none" w:sz="0" w:space="0" w:color="000000"/>
+                <w:left w:val="none" w:sz="0" w:space="0" w:color="000000"/>
+                <w:right w:val="none" w:sz="0" w:space="0" w:color="000000"/>
+              </w:pBdr>
+              <w:spacing w:after="100" w:before="100" w:line="240"/>
+              <w:ind w:left="100" w:right="100" w:firstLine="0" w:firstLineChars="0"/>
+              <w:rPr>
+                <w:rFonts w:ascii="serif" w:hAnsi="serif" w:eastAsia="serif" w:cs="serif"/>
+                <w:i w:val="false"/>
+                <w:b w:val="false"/>
+                <w:u w:val="none"/>
+                <w:sz w:val="20"/>
+                <w:szCs w:val="20"/>
+                <w:color w:val="000000"/>
+              </w:rPr>
+            </w:pPr>
+            <w:r xmlns:w="http://schemas.openxmlformats.org/wordprocessingml/2006/main" xmlns:wp="http://schemas.openxmlformats.org/drawingml/2006/wordprocessingDrawing" xmlns:r="http://schemas.openxmlformats.org/officeDocument/2006/relationships" xmlns:w14="http://schemas.microsoft.com/office/word/2010/wordml">
+              <w:rPr>
+                <w:rFonts w:ascii="serif" w:hAnsi="serif" w:eastAsia="serif" w:cs="serif"/>
+                <w:i w:val="false"/>
+                <w:b w:val="false"/>
+                <w:u w:val="none"/>
+                <w:sz w:val="20"/>
+                <w:szCs w:val="20"/>
+                <w:color w:val="000000"/>
+              </w:rPr>
+              <w:t xml:space="preserve">62,916</w:t>
+            </w:r>
+          </w:p>
+        </w:tc>
+        <w:tc>
+          <w:tcPr>
+            <w:tcBorders>
+              <w:bottom w:val="single" w:sz="4" w:space="0" w:color="999999"/>
+              <w:top w:val="none" w:sz="0" w:space="0" w:color="000000"/>
+              <w:left w:val="none" w:sz="0" w:space="0" w:color="000000"/>
+              <w:right w:val="none" w:sz="0" w:space="0" w:color="000000"/>
+            </w:tcBorders>
+            <w:shd w:val="clear" w:color="auto" w:fill="FFFFFF"/>
+            <w:tcMar>
+              <w:top w:w="0" w:type="dxa"/>
+              <w:bottom w:w="0" w:type="dxa"/>
+              <w:left w:w="0" w:type="dxa"/>
+              <w:right w:w="0" w:type="dxa"/>
+            </w:tcMar>
+            <w:vAlign w:val="center"/>
+          </w:tcPr>
+          <w:p>
+            <w:pPr>
+              <w:jc w:val="center"/>
+              <w:pBdr>
+                <w:bottom w:val="none" w:sz="0" w:space="0" w:color="000000"/>
+                <w:top w:val="none" w:sz="0" w:space="0" w:color="000000"/>
+                <w:left w:val="none" w:sz="0" w:space="0" w:color="000000"/>
+                <w:right w:val="none" w:sz="0" w:space="0" w:color="000000"/>
+              </w:pBdr>
+              <w:spacing w:after="100" w:before="100" w:line="240"/>
+              <w:ind w:left="100" w:right="100" w:firstLine="0" w:firstLineChars="0"/>
+              <w:rPr>
+                <w:rFonts w:ascii="serif" w:hAnsi="serif" w:eastAsia="serif" w:cs="serif"/>
+                <w:i w:val="false"/>
+                <w:b w:val="false"/>
+                <w:u w:val="none"/>
+                <w:sz w:val="20"/>
+                <w:szCs w:val="20"/>
+                <w:color w:val="000000"/>
+              </w:rPr>
+            </w:pPr>
+            <w:r xmlns:w="http://schemas.openxmlformats.org/wordprocessingml/2006/main" xmlns:wp="http://schemas.openxmlformats.org/drawingml/2006/wordprocessingDrawing" xmlns:r="http://schemas.openxmlformats.org/officeDocument/2006/relationships" xmlns:w14="http://schemas.microsoft.com/office/word/2010/wordml">
+              <w:rPr>
+                <w:rFonts w:ascii="serif" w:hAnsi="serif" w:eastAsia="serif" w:cs="serif"/>
+                <w:i w:val="false"/>
+                <w:b w:val="false"/>
+                <w:u w:val="none"/>
+                <w:sz w:val="20"/>
+                <w:szCs w:val="20"/>
+                <w:color w:val="000000"/>
+              </w:rPr>
+              <w:t xml:space="preserve">79,216</w:t>
+            </w:r>
+          </w:p>
+        </w:tc>
+        <w:tc>
+          <w:tcPr>
+            <w:tcBorders>
+              <w:bottom w:val="single" w:sz="4" w:space="0" w:color="999999"/>
+              <w:top w:val="none" w:sz="0" w:space="0" w:color="000000"/>
+              <w:left w:val="none" w:sz="0" w:space="0" w:color="000000"/>
+              <w:right w:val="none" w:sz="0" w:space="0" w:color="000000"/>
+            </w:tcBorders>
+            <w:shd w:val="clear" w:color="auto" w:fill="FFFFFF"/>
+            <w:tcMar>
+              <w:top w:w="0" w:type="dxa"/>
+              <w:bottom w:w="0" w:type="dxa"/>
+              <w:left w:w="0" w:type="dxa"/>
+              <w:right w:w="0" w:type="dxa"/>
+            </w:tcMar>
+            <w:vAlign w:val="center"/>
+          </w:tcPr>
+          <w:p>
+            <w:pPr>
+              <w:jc w:val="center"/>
+              <w:pBdr>
+                <w:bottom w:val="none" w:sz="0" w:space="0" w:color="000000"/>
+                <w:top w:val="none" w:sz="0" w:space="0" w:color="000000"/>
+                <w:left w:val="none" w:sz="0" w:space="0" w:color="000000"/>
+                <w:right w:val="none" w:sz="0" w:space="0" w:color="000000"/>
+              </w:pBdr>
+              <w:spacing w:after="100" w:before="100" w:line="240"/>
+              <w:ind w:left="100" w:right="100" w:firstLine="0" w:firstLineChars="0"/>
+              <w:rPr>
+                <w:rFonts w:ascii="serif" w:hAnsi="serif" w:eastAsia="serif" w:cs="serif"/>
+                <w:i w:val="false"/>
+                <w:b w:val="false"/>
+                <w:u w:val="none"/>
+                <w:sz w:val="20"/>
+                <w:szCs w:val="20"/>
+                <w:color w:val="000000"/>
+              </w:rPr>
+            </w:pPr>
+            <w:r xmlns:w="http://schemas.openxmlformats.org/wordprocessingml/2006/main" xmlns:wp="http://schemas.openxmlformats.org/drawingml/2006/wordprocessingDrawing" xmlns:r="http://schemas.openxmlformats.org/officeDocument/2006/relationships" xmlns:w14="http://schemas.microsoft.com/office/word/2010/wordml">
+              <w:rPr>
+                <w:rFonts w:ascii="serif" w:hAnsi="serif" w:eastAsia="serif" w:cs="serif"/>
+                <w:i w:val="false"/>
+                <w:b w:val="false"/>
+                <w:u w:val="none"/>
+                <w:sz w:val="20"/>
+                <w:szCs w:val="20"/>
+                <w:color w:val="000000"/>
+              </w:rPr>
+              <w:t xml:space="preserve">306,988</w:t>
+            </w:r>
+          </w:p>
+        </w:tc>
+        <w:tc>
+          <w:tcPr>
+            <w:tcBorders>
+              <w:bottom w:val="single" w:sz="4" w:space="0" w:color="999999"/>
+              <w:top w:val="none" w:sz="0" w:space="0" w:color="000000"/>
+              <w:left w:val="none" w:sz="0" w:space="0" w:color="000000"/>
+              <w:right w:val="none" w:sz="0" w:space="0" w:color="000000"/>
+            </w:tcBorders>
+            <w:shd w:val="clear" w:color="auto" w:fill="FFFFFF"/>
+            <w:tcMar>
+              <w:top w:w="0" w:type="dxa"/>
+              <w:bottom w:w="0" w:type="dxa"/>
+              <w:left w:w="0" w:type="dxa"/>
+              <w:right w:w="0" w:type="dxa"/>
+            </w:tcMar>
+            <w:vAlign w:val="center"/>
+          </w:tcPr>
+          <w:p>
+            <w:pPr>
+              <w:jc w:val="center"/>
+              <w:pBdr>
+                <w:bottom w:val="none" w:sz="0" w:space="0" w:color="000000"/>
+                <w:top w:val="none" w:sz="0" w:space="0" w:color="000000"/>
+                <w:left w:val="none" w:sz="0" w:space="0" w:color="000000"/>
+                <w:right w:val="none" w:sz="0" w:space="0" w:color="000000"/>
+              </w:pBdr>
+              <w:spacing w:after="100" w:before="100" w:line="240"/>
+              <w:ind w:left="100" w:right="100" w:firstLine="0" w:firstLineChars="0"/>
+              <w:rPr>
+                <w:rFonts w:ascii="serif" w:hAnsi="serif" w:eastAsia="serif" w:cs="serif"/>
+                <w:i w:val="false"/>
+                <w:b w:val="false"/>
+                <w:u w:val="none"/>
+                <w:sz w:val="20"/>
+                <w:szCs w:val="20"/>
+                <w:color w:val="000000"/>
+              </w:rPr>
+            </w:pPr>
+            <w:r xmlns:w="http://schemas.openxmlformats.org/wordprocessingml/2006/main" xmlns:wp="http://schemas.openxmlformats.org/drawingml/2006/wordprocessingDrawing" xmlns:r="http://schemas.openxmlformats.org/officeDocument/2006/relationships" xmlns:w14="http://schemas.microsoft.com/office/word/2010/wordml">
+              <w:rPr>
+                <w:rFonts w:ascii="serif" w:hAnsi="serif" w:eastAsia="serif" w:cs="serif"/>
+                <w:i w:val="false"/>
+                <w:b w:val="false"/>
+                <w:u w:val="none"/>
+                <w:sz w:val="20"/>
+                <w:szCs w:val="20"/>
+                <w:color w:val="000000"/>
+              </w:rPr>
+              <w:t xml:space="preserve">13.4%</w:t>
+            </w:r>
+          </w:p>
+        </w:tc>
+        <w:tc>
+          <w:tcPr>
+            <w:tcBorders>
+              <w:bottom w:val="single" w:sz="4" w:space="0" w:color="999999"/>
+              <w:top w:val="none" w:sz="0" w:space="0" w:color="000000"/>
+              <w:left w:val="none" w:sz="0" w:space="0" w:color="000000"/>
+              <w:right w:val="none" w:sz="0" w:space="0" w:color="000000"/>
+            </w:tcBorders>
+            <w:shd w:val="clear" w:color="auto" w:fill="FFFFFF"/>
+            <w:tcMar>
+              <w:top w:w="0" w:type="dxa"/>
+              <w:bottom w:w="0" w:type="dxa"/>
+              <w:left w:w="0" w:type="dxa"/>
+              <w:right w:w="0" w:type="dxa"/>
+            </w:tcMar>
+            <w:vAlign w:val="center"/>
+          </w:tcPr>
+          <w:p>
+            <w:pPr>
+              <w:jc w:val="center"/>
+              <w:pBdr>
+                <w:bottom w:val="none" w:sz="0" w:space="0" w:color="000000"/>
+                <w:top w:val="none" w:sz="0" w:space="0" w:color="000000"/>
+                <w:left w:val="none" w:sz="0" w:space="0" w:color="000000"/>
+                <w:right w:val="none" w:sz="0" w:space="0" w:color="000000"/>
+              </w:pBdr>
+              <w:spacing w:after="100" w:before="100" w:line="240"/>
+              <w:ind w:left="100" w:right="100" w:firstLine="0" w:firstLineChars="0"/>
+              <w:rPr>
+                <w:rFonts w:ascii="serif" w:hAnsi="serif" w:eastAsia="serif" w:cs="serif"/>
+                <w:i w:val="false"/>
+                <w:b w:val="false"/>
+                <w:u w:val="none"/>
+                <w:sz w:val="20"/>
+                <w:szCs w:val="20"/>
+                <w:color w:val="000000"/>
+              </w:rPr>
+            </w:pPr>
+            <w:r xmlns:w="http://schemas.openxmlformats.org/wordprocessingml/2006/main" xmlns:wp="http://schemas.openxmlformats.org/drawingml/2006/wordprocessingDrawing" xmlns:r="http://schemas.openxmlformats.org/officeDocument/2006/relationships" xmlns:w14="http://schemas.microsoft.com/office/word/2010/wordml">
+              <w:rPr>
+                <w:rFonts w:ascii="serif" w:hAnsi="serif" w:eastAsia="serif" w:cs="serif"/>
+                <w:i w:val="false"/>
+                <w:b w:val="false"/>
+                <w:u w:val="none"/>
+                <w:sz w:val="20"/>
+                <w:szCs w:val="20"/>
+                <w:color w:val="000000"/>
+              </w:rPr>
+              <w:t xml:space="preserve">3.2%</w:t>
+            </w:r>
+          </w:p>
+        </w:tc>
+      </w:tr>
+      <w:tr>
+        <w:trPr>
+          <w:trHeight w:val="360" w:hRule="auto"/>
+        </w:trPr>
+        body3
+        <w:tc>
+          <w:tcPr>
+            <w:tcBorders>
+              <w:bottom w:val="single" w:sz="12" w:space="0" w:color="666666"/>
+              <w:top w:val="single" w:sz="4" w:space="0" w:color="999999"/>
+              <w:left w:val="none" w:sz="0" w:space="0" w:color="000000"/>
+              <w:right w:val="none" w:sz="0" w:space="0" w:color="000000"/>
+            </w:tcBorders>
+            <w:shd w:val="clear" w:color="auto" w:fill="F2F2F2"/>
+            <w:tcMar>
+              <w:top w:w="0" w:type="dxa"/>
+              <w:bottom w:w="0" w:type="dxa"/>
+              <w:left w:w="0" w:type="dxa"/>
+              <w:right w:w="0" w:type="dxa"/>
+            </w:tcMar>
+            <w:vAlign w:val="center"/>
+          </w:tcPr>
+          <w:p>
+            <w:pPr>
+              <w:jc w:val="left"/>
+              <w:pBdr>
+                <w:bottom w:val="none" w:sz="0" w:space="0" w:color="000000"/>
+                <w:top w:val="none" w:sz="0" w:space="0" w:color="000000"/>
+                <w:left w:val="none" w:sz="0" w:space="0" w:color="000000"/>
+                <w:right w:val="none" w:sz="0" w:space="0" w:color="000000"/>
+              </w:pBdr>
+              <w:spacing w:after="100" w:before="100" w:line="240"/>
+              <w:ind w:left="100" w:right="100" w:firstLine="0" w:firstLineChars="0"/>
+              <w:rPr>
+                <w:rFonts w:ascii="serif" w:hAnsi="serif" w:eastAsia="serif" w:cs="serif"/>
+                <w:i w:val="false"/>
+                <w:b w:val="true"/>
+                <w:u w:val="none"/>
+                <w:sz w:val="20"/>
+                <w:szCs w:val="20"/>
+                <w:color w:val="000000"/>
+              </w:rPr>
+            </w:pPr>
+            <w:r xmlns:w="http://schemas.openxmlformats.org/wordprocessingml/2006/main" xmlns:wp="http://schemas.openxmlformats.org/drawingml/2006/wordprocessingDrawing" xmlns:r="http://schemas.openxmlformats.org/officeDocument/2006/relationships" xmlns:w14="http://schemas.microsoft.com/office/word/2010/wordml">
+              <w:rPr>
+                <w:rFonts w:ascii="serif" w:hAnsi="serif" w:eastAsia="serif" w:cs="serif"/>
+                <w:i w:val="false"/>
+                <w:b w:val="true"/>
+                <w:u w:val="none"/>
+                <w:sz w:val="20"/>
+                <w:szCs w:val="20"/>
+                <w:color w:val="000000"/>
+              </w:rPr>
+              <w:t xml:space="preserve">Ratio</w:t>
+            </w:r>
+          </w:p>
+        </w:tc>
+        <w:tc>
+          <w:tcPr>
+            <w:tcBorders>
+              <w:bottom w:val="single" w:sz="12" w:space="0" w:color="666666"/>
+              <w:top w:val="single" w:sz="4" w:space="0" w:color="999999"/>
+              <w:left w:val="none" w:sz="0" w:space="0" w:color="000000"/>
+              <w:right w:val="none" w:sz="0" w:space="0" w:color="000000"/>
+            </w:tcBorders>
+            <w:shd w:val="clear" w:color="auto" w:fill="F2F2F2"/>
+            <w:tcMar>
+              <w:top w:w="0" w:type="dxa"/>
+              <w:bottom w:w="0" w:type="dxa"/>
+              <w:left w:w="0" w:type="dxa"/>
+              <w:right w:w="0" w:type="dxa"/>
+            </w:tcMar>
+            <w:vAlign w:val="center"/>
+          </w:tcPr>
+          <w:p>
+            <w:pPr>
+              <w:jc w:val="center"/>
+              <w:pBdr>
+                <w:bottom w:val="none" w:sz="0" w:space="0" w:color="000000"/>
+                <w:top w:val="none" w:sz="0" w:space="0" w:color="000000"/>
+                <w:left w:val="none" w:sz="0" w:space="0" w:color="000000"/>
+                <w:right w:val="none" w:sz="0" w:space="0" w:color="000000"/>
+              </w:pBdr>
+              <w:spacing w:after="100" w:before="100" w:line="240"/>
+              <w:ind w:left="100" w:right="100" w:firstLine="0" w:firstLineChars="0"/>
+              <w:rPr>
+                <w:rFonts w:ascii="serif" w:hAnsi="serif" w:eastAsia="serif" w:cs="serif"/>
+                <w:i w:val="false"/>
+                <w:b w:val="false"/>
+                <w:u w:val="none"/>
+                <w:sz w:val="20"/>
+                <w:szCs w:val="20"/>
+                <w:color w:val="000000"/>
+              </w:rPr>
+            </w:pPr>
+            <w:r xmlns:w="http://schemas.openxmlformats.org/wordprocessingml/2006/main" xmlns:wp="http://schemas.openxmlformats.org/drawingml/2006/wordprocessingDrawing" xmlns:r="http://schemas.openxmlformats.org/officeDocument/2006/relationships" xmlns:w14="http://schemas.microsoft.com/office/word/2010/wordml">
+              <w:rPr>
+                <w:rFonts w:ascii="serif" w:hAnsi="serif" w:eastAsia="serif" w:cs="serif"/>
+                <w:i w:val="false"/>
+                <w:b w:val="false"/>
+                <w:u w:val="none"/>
+                <w:sz w:val="20"/>
+                <w:szCs w:val="20"/>
+                <w:color w:val="000000"/>
+              </w:rPr>
+              <w:t xml:space="preserve">0.60</w:t>
+            </w:r>
+          </w:p>
+        </w:tc>
+        <w:tc>
+          <w:tcPr>
+            <w:tcBorders>
+              <w:bottom w:val="single" w:sz="12" w:space="0" w:color="666666"/>
+              <w:top w:val="single" w:sz="4" w:space="0" w:color="999999"/>
+              <w:left w:val="none" w:sz="0" w:space="0" w:color="000000"/>
+              <w:right w:val="none" w:sz="0" w:space="0" w:color="000000"/>
+            </w:tcBorders>
+            <w:shd w:val="clear" w:color="auto" w:fill="F2F2F2"/>
+            <w:tcMar>
+              <w:top w:w="0" w:type="dxa"/>
+              <w:bottom w:w="0" w:type="dxa"/>
+              <w:left w:w="0" w:type="dxa"/>
+              <w:right w:w="0" w:type="dxa"/>
+            </w:tcMar>
+            <w:vAlign w:val="center"/>
+          </w:tcPr>
+          <w:p>
+            <w:pPr>
+              <w:jc w:val="center"/>
+              <w:pBdr>
+                <w:bottom w:val="none" w:sz="0" w:space="0" w:color="000000"/>
+                <w:top w:val="none" w:sz="0" w:space="0" w:color="000000"/>
+                <w:left w:val="none" w:sz="0" w:space="0" w:color="000000"/>
+                <w:right w:val="none" w:sz="0" w:space="0" w:color="000000"/>
+              </w:pBdr>
+              <w:spacing w:after="100" w:before="100" w:line="240"/>
+              <w:ind w:left="100" w:right="100" w:firstLine="0" w:firstLineChars="0"/>
+              <w:rPr>
+                <w:rFonts w:ascii="serif" w:hAnsi="serif" w:eastAsia="serif" w:cs="serif"/>
+                <w:i w:val="false"/>
+                <w:b w:val="false"/>
+                <w:u w:val="none"/>
+                <w:sz w:val="20"/>
+                <w:szCs w:val="20"/>
+                <w:color w:val="000000"/>
+              </w:rPr>
+            </w:pPr>
+            <w:r xmlns:w="http://schemas.openxmlformats.org/wordprocessingml/2006/main" xmlns:wp="http://schemas.openxmlformats.org/drawingml/2006/wordprocessingDrawing" xmlns:r="http://schemas.openxmlformats.org/officeDocument/2006/relationships" xmlns:w14="http://schemas.microsoft.com/office/word/2010/wordml">
+              <w:rPr>
+                <w:rFonts w:ascii="serif" w:hAnsi="serif" w:eastAsia="serif" w:cs="serif"/>
+                <w:i w:val="false"/>
+                <w:b w:val="false"/>
+                <w:u w:val="none"/>
+                <w:sz w:val="20"/>
+                <w:szCs w:val="20"/>
+                <w:color w:val="000000"/>
+              </w:rPr>
+              <w:t xml:space="preserve">0.58</w:t>
+            </w:r>
+          </w:p>
+        </w:tc>
+        <w:tc>
+          <w:tcPr>
+            <w:tcBorders>
+              <w:bottom w:val="single" w:sz="12" w:space="0" w:color="666666"/>
+              <w:top w:val="single" w:sz="4" w:space="0" w:color="999999"/>
+              <w:left w:val="none" w:sz="0" w:space="0" w:color="000000"/>
+              <w:right w:val="none" w:sz="0" w:space="0" w:color="000000"/>
+            </w:tcBorders>
+            <w:shd w:val="clear" w:color="auto" w:fill="F2F2F2"/>
+            <w:tcMar>
+              <w:top w:w="0" w:type="dxa"/>
+              <w:bottom w:w="0" w:type="dxa"/>
+              <w:left w:w="0" w:type="dxa"/>
+              <w:right w:w="0" w:type="dxa"/>
+            </w:tcMar>
+            <w:vAlign w:val="center"/>
+          </w:tcPr>
+          <w:p>
+            <w:pPr>
+              <w:jc w:val="center"/>
+              <w:pBdr>
+                <w:bottom w:val="none" w:sz="0" w:space="0" w:color="000000"/>
+                <w:top w:val="none" w:sz="0" w:space="0" w:color="000000"/>
+                <w:left w:val="none" w:sz="0" w:space="0" w:color="000000"/>
+                <w:right w:val="none" w:sz="0" w:space="0" w:color="000000"/>
+              </w:pBdr>
+              <w:spacing w:after="100" w:before="100" w:line="240"/>
+              <w:ind w:left="100" w:right="100" w:firstLine="0" w:firstLineChars="0"/>
+              <w:rPr>
+                <w:rFonts w:ascii="serif" w:hAnsi="serif" w:eastAsia="serif" w:cs="serif"/>
+                <w:i w:val="false"/>
+                <w:b w:val="false"/>
+                <w:u w:val="none"/>
+                <w:sz w:val="20"/>
+                <w:szCs w:val="20"/>
+                <w:color w:val="000000"/>
+              </w:rPr>
+            </w:pPr>
+            <w:r xmlns:w="http://schemas.openxmlformats.org/wordprocessingml/2006/main" xmlns:wp="http://schemas.openxmlformats.org/drawingml/2006/wordprocessingDrawing" xmlns:r="http://schemas.openxmlformats.org/officeDocument/2006/relationships" xmlns:w14="http://schemas.microsoft.com/office/word/2010/wordml">
+              <w:rPr>
+                <w:rFonts w:ascii="serif" w:hAnsi="serif" w:eastAsia="serif" w:cs="serif"/>
+                <w:i w:val="false"/>
+                <w:b w:val="false"/>
+                <w:u w:val="none"/>
+                <w:sz w:val="20"/>
+                <w:szCs w:val="20"/>
+                <w:color w:val="000000"/>
+              </w:rPr>
+              <w:t xml:space="preserve">0.09</w:t>
+            </w:r>
+          </w:p>
+        </w:tc>
+        <w:tc>
+          <w:tcPr>
+            <w:tcBorders>
+              <w:bottom w:val="single" w:sz="12" w:space="0" w:color="666666"/>
+              <w:top w:val="single" w:sz="4" w:space="0" w:color="999999"/>
+              <w:left w:val="none" w:sz="0" w:space="0" w:color="000000"/>
+              <w:right w:val="none" w:sz="0" w:space="0" w:color="000000"/>
+            </w:tcBorders>
+            <w:shd w:val="clear" w:color="auto" w:fill="F2F2F2"/>
+            <w:tcMar>
+              <w:top w:w="0" w:type="dxa"/>
+              <w:bottom w:w="0" w:type="dxa"/>
+              <w:left w:w="0" w:type="dxa"/>
+              <w:right w:w="0" w:type="dxa"/>
+            </w:tcMar>
+            <w:vAlign w:val="center"/>
+          </w:tcPr>
+          <w:p>
+            <w:pPr>
+              <w:jc w:val="center"/>
+              <w:pBdr>
+                <w:bottom w:val="none" w:sz="0" w:space="0" w:color="000000"/>
+                <w:top w:val="none" w:sz="0" w:space="0" w:color="000000"/>
+                <w:left w:val="none" w:sz="0" w:space="0" w:color="000000"/>
+                <w:right w:val="none" w:sz="0" w:space="0" w:color="000000"/>
+              </w:pBdr>
+              <w:spacing w:after="100" w:before="100" w:line="240"/>
+              <w:ind w:left="100" w:right="100" w:firstLine="0" w:firstLineChars="0"/>
+              <w:rPr>
+                <w:rFonts w:ascii="serif" w:hAnsi="serif" w:eastAsia="serif" w:cs="serif"/>
+                <w:i w:val="false"/>
+                <w:b w:val="false"/>
+                <w:u w:val="none"/>
+                <w:sz w:val="20"/>
+                <w:szCs w:val="20"/>
+                <w:color w:val="000000"/>
+              </w:rPr>
+            </w:pPr>
+            <w:r xmlns:w="http://schemas.openxmlformats.org/wordprocessingml/2006/main" xmlns:wp="http://schemas.openxmlformats.org/drawingml/2006/wordprocessingDrawing" xmlns:r="http://schemas.openxmlformats.org/officeDocument/2006/relationships" xmlns:w14="http://schemas.microsoft.com/office/word/2010/wordml">
+              <w:rPr>
+                <w:rFonts w:ascii="serif" w:hAnsi="serif" w:eastAsia="serif" w:cs="serif"/>
+                <w:i w:val="false"/>
+                <w:b w:val="false"/>
+                <w:u w:val="none"/>
+                <w:sz w:val="20"/>
+                <w:szCs w:val="20"/>
+                <w:color w:val="000000"/>
+              </w:rPr>
+              <w:t xml:space="preserve">0.19</w:t>
+            </w:r>
+          </w:p>
+        </w:tc>
+        <w:tc>
+          <w:tcPr>
+            <w:tcBorders>
+              <w:bottom w:val="single" w:sz="12" w:space="0" w:color="666666"/>
+              <w:top w:val="single" w:sz="4" w:space="0" w:color="999999"/>
+              <w:left w:val="none" w:sz="0" w:space="0" w:color="000000"/>
+              <w:right w:val="none" w:sz="0" w:space="0" w:color="000000"/>
+            </w:tcBorders>
+            <w:shd w:val="clear" w:color="auto" w:fill="F2F2F2"/>
+            <w:tcMar>
+              <w:top w:w="0" w:type="dxa"/>
+              <w:bottom w:w="0" w:type="dxa"/>
+              <w:left w:w="0" w:type="dxa"/>
+              <w:right w:w="0" w:type="dxa"/>
+            </w:tcMar>
+            <w:vAlign w:val="center"/>
+          </w:tcPr>
+          <w:p>
+            <w:pPr>
+              <w:jc w:val="center"/>
+              <w:pBdr>
+                <w:bottom w:val="none" w:sz="0" w:space="0" w:color="000000"/>
+                <w:top w:val="none" w:sz="0" w:space="0" w:color="000000"/>
+                <w:left w:val="none" w:sz="0" w:space="0" w:color="000000"/>
+                <w:right w:val="none" w:sz="0" w:space="0" w:color="000000"/>
+              </w:pBdr>
+              <w:spacing w:after="100" w:before="100" w:line="240"/>
+              <w:ind w:left="100" w:right="100" w:firstLine="0" w:firstLineChars="0"/>
+              <w:rPr>
+                <w:rFonts w:ascii="serif" w:hAnsi="serif" w:eastAsia="serif" w:cs="serif"/>
+                <w:i w:val="false"/>
+                <w:b w:val="false"/>
+                <w:u w:val="none"/>
+                <w:sz w:val="20"/>
+                <w:szCs w:val="20"/>
+                <w:color w:val="000000"/>
+              </w:rPr>
+            </w:pPr>
+            <w:r xmlns:w="http://schemas.openxmlformats.org/wordprocessingml/2006/main" xmlns:wp="http://schemas.openxmlformats.org/drawingml/2006/wordprocessingDrawing" xmlns:r="http://schemas.openxmlformats.org/officeDocument/2006/relationships" xmlns:w14="http://schemas.microsoft.com/office/word/2010/wordml">
+              <w:rPr>
+                <w:rFonts w:ascii="serif" w:hAnsi="serif" w:eastAsia="serif" w:cs="serif"/>
+                <w:i w:val="false"/>
+                <w:b w:val="false"/>
+                <w:u w:val="none"/>
+                <w:sz w:val="20"/>
+                <w:szCs w:val="20"/>
+                <w:color w:val="000000"/>
+              </w:rPr>
+              <w:t xml:space="preserve">2.44</w:t>
+            </w:r>
+          </w:p>
+        </w:tc>
+        <w:tc>
+          <w:tcPr>
+            <w:tcBorders>
+              <w:bottom w:val="single" w:sz="12" w:space="0" w:color="666666"/>
+              <w:top w:val="single" w:sz="4" w:space="0" w:color="999999"/>
+              <w:left w:val="none" w:sz="0" w:space="0" w:color="000000"/>
+              <w:right w:val="none" w:sz="0" w:space="0" w:color="000000"/>
+            </w:tcBorders>
+            <w:shd w:val="clear" w:color="auto" w:fill="F2F2F2"/>
+            <w:tcMar>
+              <w:top w:w="0" w:type="dxa"/>
+              <w:bottom w:w="0" w:type="dxa"/>
+              <w:left w:w="0" w:type="dxa"/>
+              <w:right w:w="0" w:type="dxa"/>
+            </w:tcMar>
+            <w:vAlign w:val="center"/>
+          </w:tcPr>
+          <w:p>
+            <w:pPr>
+              <w:jc w:val="center"/>
+              <w:pBdr>
+                <w:bottom w:val="none" w:sz="0" w:space="0" w:color="000000"/>
+                <w:top w:val="none" w:sz="0" w:space="0" w:color="000000"/>
+                <w:left w:val="none" w:sz="0" w:space="0" w:color="000000"/>
+                <w:right w:val="none" w:sz="0" w:space="0" w:color="000000"/>
+              </w:pBdr>
+              <w:spacing w:after="100" w:before="100" w:line="240"/>
+              <w:ind w:left="100" w:right="100" w:firstLine="0" w:firstLineChars="0"/>
+              <w:rPr>
+                <w:rFonts w:ascii="serif" w:hAnsi="serif" w:eastAsia="serif" w:cs="serif"/>
+                <w:i w:val="false"/>
+                <w:b w:val="false"/>
+                <w:u w:val="none"/>
+                <w:sz w:val="20"/>
+                <w:szCs w:val="20"/>
+                <w:color w:val="000000"/>
+              </w:rPr>
+            </w:pPr>
+            <w:r xmlns:w="http://schemas.openxmlformats.org/wordprocessingml/2006/main" xmlns:wp="http://schemas.openxmlformats.org/drawingml/2006/wordprocessingDrawing" xmlns:r="http://schemas.openxmlformats.org/officeDocument/2006/relationships" xmlns:w14="http://schemas.microsoft.com/office/word/2010/wordml">
+              <w:rPr>
+                <w:rFonts w:ascii="serif" w:hAnsi="serif" w:eastAsia="serif" w:cs="serif"/>
+                <w:i w:val="false"/>
+                <w:b w:val="false"/>
+                <w:u w:val="none"/>
+                <w:sz w:val="20"/>
+                <w:szCs w:val="20"/>
+                <w:color w:val="000000"/>
+              </w:rPr>
+              <w:t xml:space="preserve">3.18</w:t>
+            </w:r>
+          </w:p>
+        </w:tc>
+      </w:tr>
+    </w:tbl>
+    <w:p>
+      <w:pPr>
+        <w:pStyle w:val="BodyText"/>
+      </w:pPr>
+      <w:r>
+        <w:rPr>
+          <w:i/>
+          <w:iCs/>
+        </w:rPr>
+        <w:t xml:space="preserve">Note: All values are weighted using PSID family and clan weights and pooled across all years. Income and wealth are size-standardised (divided by household or clan size). Wealth includes home equity.</w:t>
+      </w:r>
+      <w:r>
+        <w:rPr>
+          <w:i/>
+          <w:iCs/>
+        </w:rPr>
+        <w:t xml:space="preserve"> </w:t>
+      </w:r>
+      <w:r>
+        <w:rPr>
+          <w:i/>
+          <w:iCs/>
+        </w:rPr>
+        <w:t xml:space="preserve">‘0 Wealth’</w:t>
+      </w:r>
+      <w:r>
+        <w:rPr>
+          <w:i/>
+          <w:iCs/>
+        </w:rPr>
+        <w:t xml:space="preserve"> </w:t>
+      </w:r>
+      <w:r>
+        <w:rPr>
+          <w:i/>
+          <w:iCs/>
+        </w:rPr>
+        <w:t xml:space="preserve">indicates wealth &lt;= 0. Ratio row shows Black / Non-Black.</w:t>
+      </w:r>
+    </w:p>
+    <w:p>
+      <w:pPr>
+        <w:pStyle w:val="BodyText"/>
+      </w:pPr>
+      <w:r>
+        <w:rPr>
           <w:b/>
           <w:bCs/>
         </w:rPr>
-        <w:t xml:space="preserve">Appendix A2: Case with highest simulated clan-household Gini difference</w:t>
+        <w:t xml:space="preserve">Sensitivity of difference between household- and clan-level Gini coefficients.</w:t>
+      </w:r>
+      <w:r>
+        <w:t xml:space="preserve"> </w:t>
+      </w:r>
+      <w:r>
+        <w:t xml:space="preserve">Across all specifications, estimated inequality is lower when using clans rather than households as the unit of analysis. This finding is robust across race, different inclusion criteria for income and wealth measures, different samples, alternative measures of inequality, and when adjusting for household and clan size. Results from sensitivity analyses are available in Appendix C and D.</w:t>
+      </w:r>
+    </w:p>
+    <w:bookmarkEnd w:id="25"/>
+    <w:bookmarkStart w:id="26" w:name="discussion"/>
+    <w:p>
+      <w:pPr>
+        <w:pStyle w:val="Heading1"/>
+      </w:pPr>
+      <w:r>
+        <w:t xml:space="preserve">Discussion</w:t>
+      </w:r>
+    </w:p>
+    <w:p>
+      <w:pPr>
+        <w:pStyle w:val="FirstParagraph"/>
+      </w:pPr>
+      <w:r>
+        <w:t xml:space="preserve">Our analyses explored what income and wealth inequality in the U.S. look like when examined not only at the household level but also at the level of intergenerational extended families. We found that both income and wealth inequality were more extreme, as per Gini coefficients, when examining society as a collection of households (the standard in the literature) rather than a collection of clans. Income inequality was about 6 points higher for households than for clans, and wealth inequality was about 12 points higher, indicating fewer disparities on average between extended family networks than between households. In other words, an individual’s extended family was more economically similar on average to other extended families than their household was to other households. Thus, claims that current estimates, which focus on households, underestimate inequality</w:t>
+      </w:r>
+      <w:r>
+        <w:t xml:space="preserve"> </w:t>
+      </w:r>
+      <w:r>
+        <w:t xml:space="preserve">[10]</w:t>
+      </w:r>
+      <w:r>
+        <w:t xml:space="preserve"> </w:t>
+      </w:r>
+      <w:r>
+        <w:t xml:space="preserve">may be exaggerated. Inequality between larger family units is lower than inequality between households.</w:t>
+      </w:r>
+    </w:p>
+    <w:p>
+      <w:pPr>
+        <w:pStyle w:val="BodyText"/>
+      </w:pPr>
+      <w:r>
+        <w:t xml:space="preserve">Our analyses provided an important complement to existing scholarship on income and wealth inequality that typically measures inequality at the household level (or in some cases the individual level). Our aim is not to downplay the importance of households as units of analysis, but rather to show that considering multiple units of analysis—including households and clans—is helpful for fully understanding inequality as a complex societal phenomenon. The choice of analytical unit matters in part because different historical periods generate changes in inequality at some levels more than others. For example, our analyses showed that clan-level income inequality has increased more rapidly than household-level income inequality over the study period. By contrast, trends in household and clan inequality were similar for wealth over time. This may reflect the cumulative nature of wealth, which is more durably concentrated within kinship networks</w:t>
+      </w:r>
+      <w:r>
+        <w:t xml:space="preserve"> </w:t>
+      </w:r>
+      <w:r>
+        <w:t xml:space="preserve">[11, 13, 20]</w:t>
+      </w:r>
+      <w:r>
+        <w:t xml:space="preserve">, or limitations of the PSID’s coverage of the top of the wealth distribution, where much wealth inequality is generated. Together, these patterns reinforce the importance of examining inequality at multiple levels of social organization.</w:t>
+      </w:r>
+    </w:p>
+    <w:p>
+      <w:pPr>
+        <w:pStyle w:val="BodyText"/>
+      </w:pPr>
+      <w:r>
+        <w:t xml:space="preserve">Differences in historical patterns between households and clans may reflect changes in mobility over time. Mechanically, lower mobility produces greater homogeneity within clans over time, whereas higher mobility has the opposite effect. Conversely, inequality across extended families may build atop inequality across households in reducing mobility. If resources and constraints are transmitted within clans then rising inequality may further reduce mobility for those in disadvantaged households. In other words, the prevalent concern that high inequality undermines intergenerational mobility</w:t>
+      </w:r>
+      <w:r>
+        <w:t xml:space="preserve"> </w:t>
+      </w:r>
+      <w:r>
+        <w:t xml:space="preserve">[21–23]</w:t>
+      </w:r>
+      <w:r>
+        <w:t xml:space="preserve"> </w:t>
+      </w:r>
+      <w:r>
+        <w:t xml:space="preserve">may operate on both the household and clan levels, fueling future differences in inequality between households and clans. Although our analyses focused on the macro level, they highlighted a clear need for additional research on how extended families structure social life at the micro level. One key question raised by our findings concerns the prevalence and scale of resource transfers within extended families, an issue beyond the scope of this study. Methodologically, our project suggests the need for data and research designs that capture resource flows across kinship networks rather than limiting analysis to households. Taken together, our findings demonstrate that understanding economic inequality requires moving beyond a sole focus on households to also account for the extended family structures through which resources, advantage, and disadvantage are transmitted across generations.</w:t>
+      </w:r>
+    </w:p>
+    <w:bookmarkEnd w:id="26"/>
+    <w:bookmarkStart w:id="27" w:name="materials-and-methods"/>
+    <w:p>
+      <w:pPr>
+        <w:pStyle w:val="Heading1"/>
+      </w:pPr>
+      <w:r>
+        <w:t xml:space="preserve">Materials and Methods</w:t>
+      </w:r>
+    </w:p>
+    <w:p>
+      <w:pPr>
+        <w:pStyle w:val="FirstParagraph"/>
+      </w:pPr>
+      <w:r>
+        <w:rPr>
+          <w:b/>
+          <w:bCs/>
+        </w:rPr>
+        <w:t xml:space="preserve">Data and sample.</w:t>
+      </w:r>
+      <w:r>
+        <w:t xml:space="preserve"> </w:t>
+      </w:r>
+      <w:r>
+        <w:t xml:space="preserve">We use the genealogical design of the Panel Study of Income Dynamics (PSID) to compare estimates of inequality when using households and clans as the unit of analysis. The PSID began in 1968, surveying families annually until 1997 and biennially thereafter. It follows descendants of the original sample across generations and maintains national representativeness. Data from the PSID produce estimates that mostly align with other national surveys</w:t>
+      </w:r>
+      <w:r>
+        <w:t xml:space="preserve"> </w:t>
+      </w:r>
+      <w:r>
+        <w:t xml:space="preserve">[18]</w:t>
+      </w:r>
+      <w:r>
+        <w:t xml:space="preserve">.</w:t>
+      </w:r>
+    </w:p>
+    <w:p>
+      <w:pPr>
+        <w:pStyle w:val="BodyText"/>
+      </w:pPr>
+      <w:r>
+        <w:t xml:space="preserve">The PSID facilitates two linked units of analysis: households and clans. Households consist of economically interdependent individuals living in the same dwelling, with one member reporting data on income and wealth for all members. Household composition changes over time with transitions such as divorce or childbirth; individuals who leave receive a new household identifier. As a result, unique households cannot be identified over time in the PSID. In contrast, clans include all descendants of households sampled in 1968, linked through a PSID-generated identifier, which we refer to as a clan identifier. Households added after 1968 receive their own clan identifier upon entry. Unlike household identifiers, clan membership remains fixed for individuals and can be compared over time. A small number of households (134 household-years) contain couples belonging to different clans; these cases were assigned to both clans.</w:t>
+      </w:r>
+    </w:p>
+    <w:p>
+      <w:pPr>
+        <w:pStyle w:val="BodyText"/>
+      </w:pPr>
+      <w:r>
+        <w:t xml:space="preserve">The PSID has collected income data since its inception but began collecting wealth data only in 1984. As a result, analytic samples differ: income analyses include 242,200 household-years and 64,292 clan-years, representing 2,906 unique clans; wealth analyses include 122,069 household-years and 26,655 clan-years, representing 2,636 unique clans.</w:t>
+      </w:r>
+    </w:p>
+    <w:p>
+      <w:pPr>
+        <w:pStyle w:val="BodyText"/>
+      </w:pPr>
+      <w:r>
+        <w:rPr>
+          <w:b/>
+          <w:bCs/>
+        </w:rPr>
+        <w:t xml:space="preserve">Measures of income and wealth.</w:t>
+      </w:r>
+      <w:r>
+        <w:t xml:space="preserve"> </w:t>
+      </w:r>
+      <w:r>
+        <w:t xml:space="preserve">We measure both income and wealth to capture distinct dimensions of economic inequality. This choice follows from research identifying divergent patterns depending on choice of financial indicator because mechanisms driving wealth inequality are distinct from those driving income inequality</w:t>
+      </w:r>
+      <w:r>
+        <w:t xml:space="preserve"> </w:t>
+      </w:r>
+      <w:r>
+        <w:t xml:space="preserve">[5, 17, 20]</w:t>
+      </w:r>
+      <w:r>
+        <w:t xml:space="preserve">. Aggregate measures for income and wealth are provided by the PSID. Income includes earnings, asset income, transfers, and income from farming and gardening. Wealth includes non-primary real estate, business equity, stocks, bonds, vehicles, retirement accounts, and bank accounts, and includes home equity.</w:t>
+      </w:r>
+    </w:p>
+    <w:p>
+      <w:pPr>
+        <w:pStyle w:val="BodyText"/>
+      </w:pPr>
+      <w:r>
+        <w:t xml:space="preserve">Missing data for components of income and wealth are imputed by the PSID. Concerns about measurement error, especially for wealth, are minimal, as imputation methods utilized by the PSID explain little of the variation in wealth over time</w:t>
+      </w:r>
+      <w:r>
+        <w:t xml:space="preserve"> </w:t>
+      </w:r>
+      <w:r>
+        <w:t xml:space="preserve">[20, 24]</w:t>
+      </w:r>
+      <w:r>
+        <w:t xml:space="preserve">. All income and wealth values are adjusted for inflation. Additionally, analyses set negative values of income and wealth to zero so that Gini coefficients remain in the 0 to 1 range (see Appendix D1 and F1). To construct clan-level measures, we aggregate household income and wealth for all households in a clan within each clan-year.</w:t>
+      </w:r>
+    </w:p>
+    <w:p>
+      <w:pPr>
+        <w:pStyle w:val="BodyText"/>
+      </w:pPr>
+      <w:r>
+        <w:t xml:space="preserve">All results presented are weighted. Using weights does not meaningfully change results (see Appendix D4 and F4). Household-level weights are provided by the PSID. The PSID constructs family weights from individual weights using the fair shares method, which assumes that the probability of observing any individual within a family equals the probability of observing the family itself. We extend this approach to construct clan-level weights using the same fair shares principle. Clan weights assume that the probability of observing a family within a clan equals the probability of observing the clan itself. These weights are applied to total clan income or wealth (rather than mean income or wealth) to avoid double standardization by household counts. In effect, clan weights already incorporate the number of households within a clan. As a result, each clan’s influence reflects the representation of the average household within that clan, rather than scaling mechanically with the clan’s total number of households.</w:t>
+      </w:r>
+    </w:p>
+    <w:p>
+      <w:pPr>
+        <w:pStyle w:val="BodyText"/>
+      </w:pPr>
+      <w:r>
+        <w:rPr>
+          <w:b/>
+          <w:bCs/>
+        </w:rPr>
+        <w:t xml:space="preserve">Measures of race.</w:t>
+      </w:r>
+      <w:r>
+        <w:t xml:space="preserve"> </w:t>
+      </w:r>
+      <w:r>
+        <w:t xml:space="preserve">The PSID collects race data from household heads and, in some years, from spouses. If a respondent ever identifies as Black, then that value is imputed for all years that respondent appears in the data</w:t>
+      </w:r>
+      <w:r>
+        <w:t xml:space="preserve"> </w:t>
+      </w:r>
+      <w:r>
+        <w:t xml:space="preserve">[25]</w:t>
+      </w:r>
+      <w:r>
+        <w:t xml:space="preserve">. Black households are all households with a Black head of household. Black clans are clans in which more than half of the households within it identify as Black. Analyses by race and ethnicity are limited to Black and non-Black categories because there are relatively few clans in the PSID data (2,906 for income and 2,636 for wealth). Additionally, the genealogical design of the PSID reflects the demographics of the United States at the time the survey began in 1968, which constrains analyses of clans for demographic groups that were not prominent at that time. Although the PSID incorporated additional samples over time to reflect the changing demographics of the United States in the PSID sample, ethnicity analyses remain limited because Hispanic/Latino households do not form consistent multigenerational lineages over the full panel and therefore have limited clans.</w:t>
+      </w:r>
+    </w:p>
+    <w:p>
+      <w:pPr>
+        <w:pStyle w:val="BodyText"/>
+      </w:pPr>
+      <w:r>
+        <w:rPr>
+          <w:b/>
+          <w:bCs/>
+        </w:rPr>
+        <w:t xml:space="preserve">Indexing inequality with the Gini coefficient.</w:t>
+      </w:r>
+      <w:r>
+        <w:t xml:space="preserve"> </w:t>
+      </w:r>
+      <w:r>
+        <w:t xml:space="preserve">Inequality is measured using the standard Gini coefficient, which ranges from 0 (perfect equality) to 1 (perfect inequality). Although widely used, the Gini has well-known limitations: it cannot distinguish between different inequality patterns and is most sensitive to variation in the middle of the income or wealth distribution</w:t>
+      </w:r>
+      <w:r>
+        <w:t xml:space="preserve"> </w:t>
+      </w:r>
+      <w:r>
+        <w:t xml:space="preserve">[26–28]</w:t>
+      </w:r>
+      <w:r>
+        <w:t xml:space="preserve">. These features make it well suited to the PSID, which underrepresents wealthy households compared with surveys such as the Survey of Consumer Finance.</w:t>
+      </w:r>
+    </w:p>
+    <w:p>
+      <w:pPr>
+        <w:pStyle w:val="BodyText"/>
+      </w:pPr>
+      <w:r>
+        <w:t xml:space="preserve">Gini coefficients are calculated separately for income and wealth to reflect their distinct dimensions of inequality. Estimates of Gini coefficients in our data are comparable to estimates that other studies have found, though there is more variation in wealth coefficients, likely because the PSID excludes wealthy households (see Appendix B).</w:t>
+      </w:r>
+    </w:p>
+    <w:bookmarkEnd w:id="27"/>
+    <w:bookmarkStart w:id="39" w:name="appendix"/>
+    <w:p>
+      <w:pPr>
+        <w:pStyle w:val="Heading1"/>
+      </w:pPr>
+      <w:r>
+        <w:t xml:space="preserve">Appendix</w:t>
+      </w:r>
+    </w:p>
+    <w:bookmarkStart w:id="37" w:name="appendix-a-simulating-gini-coefficients"/>
+    <w:p>
+      <w:pPr>
+        <w:pStyle w:val="Heading2"/>
+      </w:pPr>
+      <w:r>
+        <w:t xml:space="preserve">Appendix A: Simulating Gini Coefficients</w:t>
+      </w:r>
+    </w:p>
+    <w:p>
+      <w:pPr>
+        <w:pStyle w:val="FirstParagraph"/>
+      </w:pPr>
+      <w:r>
+        <w:t xml:space="preserve">Appendix A illustrates extreme cases from simulated household and clan data. The simulation demonstrates that clan-level Gini coefficients are not necessarily lower than household-level Gini coefficients. The direction of the difference depends on the relationship between clan size, the overall distribution of resources, and the selection of households into clans. Appendix A1 shows the minimum possible difference between clan and household Gini coefficients in the simulated data, while Appendix A2 shows the maximum possible difference. Curves show that Gini coefficients at the clan level can exceed those of households. Appendix A3 illustrates that, while it is more likely for Gini coefficients at the household level to exceed Gini coefficients at the clan level, whether this effect is observed depends on the combination between clan size and income or wealth distribution.</w:t>
+      </w:r>
+    </w:p>
+    <w:p>
+      <w:r>
+        <w:br w:type="page"/>
+      </w:r>
+    </w:p>
+    <w:p>
+      <w:pPr>
+        <w:pStyle w:val="BodyText"/>
+      </w:pPr>
+      <w:r>
+        <w:rPr>
+          <w:b/>
+          <w:bCs/>
+        </w:rPr>
+        <w:t xml:space="preserve">Appendix A1: Case with lowest simulated clan-household Gini difference</w:t>
       </w:r>
       <w:r>
         <w:t xml:space="preserve"> </w:t>
@@ -1010,7 +2569,7 @@
               <a:graphicData uri="http://schemas.openxmlformats.org/drawingml/2006/picture">
                 <pic:pic>
                   <pic:nvPicPr>
-                    <pic:cNvPr descr="/Users/amanda/Desktop/clan_project/10_draft/output/write_files/figure-docx/appendix-a2-1.png" id="30" name="Picture"/>
+                    <pic:cNvPr descr="/Users/amanda/Desktop/clan_project/10_draft/output/write_files/figure-docx/appendix-a1-1.png" id="30" name="Picture"/>
                     <pic:cNvPicPr>
                       <a:picLocks noChangeArrowheads="1" noChangeAspect="1"/>
                     </pic:cNvPicPr>
@@ -1044,11 +2603,6 @@
       </w:r>
     </w:p>
     <w:p>
-      <w:r>
-        <w:br w:type="page"/>
-      </w:r>
-    </w:p>
-    <w:p>
       <w:pPr>
         <w:pStyle w:val="BodyText"/>
       </w:pPr>
@@ -1057,7 +2611,7 @@
           <w:b/>
           <w:bCs/>
         </w:rPr>
-        <w:t xml:space="preserve">Appendix A3: Summary of extreme cases</w:t>
+        <w:t xml:space="preserve">Appendix A2: Case with highest simulated clan-household Gini difference</w:t>
       </w:r>
       <w:r>
         <w:t xml:space="preserve"> </w:t>
@@ -1065,20 +2619,82 @@
       <w:r>
         <w:drawing>
           <wp:inline>
-            <wp:extent cx="5334000" cy="4103076"/>
+            <wp:extent cx="5334000" cy="4000500"/>
             <wp:effectExtent b="0" l="0" r="0" t="0"/>
             <wp:docPr descr="" title="" id="32" name="Picture"/>
             <a:graphic>
               <a:graphicData uri="http://schemas.openxmlformats.org/drawingml/2006/picture">
                 <pic:pic>
                   <pic:nvPicPr>
-                    <pic:cNvPr descr="/Users/amanda/Desktop/clan_project/10_draft/output/write_files/figure-docx/appendix-a3-1.png" id="33" name="Picture"/>
+                    <pic:cNvPr descr="/Users/amanda/Desktop/clan_project/10_draft/output/write_files/figure-docx/appendix-a2-1.png" id="33" name="Picture"/>
                     <pic:cNvPicPr>
                       <a:picLocks noChangeArrowheads="1" noChangeAspect="1"/>
                     </pic:cNvPicPr>
                   </pic:nvPicPr>
                   <pic:blipFill>
                     <a:blip r:embed="rId31"/>
+                    <a:stretch>
+                      <a:fillRect/>
+                    </a:stretch>
+                  </pic:blipFill>
+                  <pic:spPr bwMode="auto">
+                    <a:xfrm>
+                      <a:off x="0" y="0"/>
+                      <a:ext cx="5334000" cy="4000500"/>
+                    </a:xfrm>
+                    <a:prstGeom prst="rect">
+                      <a:avLst/>
+                    </a:prstGeom>
+                    <a:noFill/>
+                    <a:ln w="9525">
+                      <a:noFill/>
+                      <a:headEnd/>
+                      <a:tailEnd/>
+                    </a:ln>
+                  </pic:spPr>
+                </pic:pic>
+              </a:graphicData>
+            </a:graphic>
+          </wp:inline>
+        </w:drawing>
+      </w:r>
+    </w:p>
+    <w:p>
+      <w:r>
+        <w:br w:type="page"/>
+      </w:r>
+    </w:p>
+    <w:p>
+      <w:pPr>
+        <w:pStyle w:val="BodyText"/>
+      </w:pPr>
+      <w:r>
+        <w:rPr>
+          <w:b/>
+          <w:bCs/>
+        </w:rPr>
+        <w:t xml:space="preserve">Appendix A3: Summary of extreme cases</w:t>
+      </w:r>
+      <w:r>
+        <w:t xml:space="preserve"> </w:t>
+      </w:r>
+      <w:r>
+        <w:drawing>
+          <wp:inline>
+            <wp:extent cx="5334000" cy="4103076"/>
+            <wp:effectExtent b="0" l="0" r="0" t="0"/>
+            <wp:docPr descr="" title="" id="35" name="Picture"/>
+            <a:graphic>
+              <a:graphicData uri="http://schemas.openxmlformats.org/drawingml/2006/picture">
+                <pic:pic>
+                  <pic:nvPicPr>
+                    <pic:cNvPr descr="/Users/amanda/Desktop/clan_project/10_draft/output/write_files/figure-docx/appendix-a3-1.png" id="36" name="Picture"/>
+                    <pic:cNvPicPr>
+                      <a:picLocks noChangeArrowheads="1" noChangeAspect="1"/>
+                    </pic:cNvPicPr>
+                  </pic:nvPicPr>
+                  <pic:blipFill>
+                    <a:blip r:embed="rId34"/>
                     <a:stretch>
                       <a:fillRect/>
                     </a:stretch>
@@ -1110,8 +2726,8 @@
         <w:br w:type="page"/>
       </w:r>
     </w:p>
-    <w:bookmarkEnd w:id="34"/>
-    <w:bookmarkStart w:id="35" w:name="X8f4b25e330c8c7d4282a452909c1adb149e7ace"/>
+    <w:bookmarkEnd w:id="37"/>
+    <w:bookmarkStart w:id="38" w:name="X8f4b25e330c8c7d4282a452909c1adb149e7ace"/>
     <w:p>
       <w:pPr>
         <w:pStyle w:val="Heading2"/>
@@ -5308,9 +6924,9 @@
         </w:tc>
       </w:tr>
     </w:tbl>
-    <w:bookmarkEnd w:id="35"/>
-    <w:bookmarkEnd w:id="36"/>
-    <w:bookmarkStart w:id="40" w:name="X0725f81ad50d659f5f315d5b9354a8278899984"/>
+    <w:bookmarkEnd w:id="38"/>
+    <w:bookmarkEnd w:id="39"/>
+    <w:bookmarkStart w:id="43" w:name="X0725f81ad50d659f5f315d5b9354a8278899984"/>
     <w:p>
       <w:pPr>
         <w:pStyle w:val="Heading1"/>
@@ -5328,18 +6944,18 @@
           <wp:inline>
             <wp:extent cx="5334000" cy="4953000"/>
             <wp:effectExtent b="0" l="0" r="0" t="0"/>
-            <wp:docPr descr="" title="" id="38" name="Picture"/>
+            <wp:docPr descr="" title="" id="41" name="Picture"/>
             <a:graphic>
               <a:graphicData uri="http://schemas.openxmlformats.org/drawingml/2006/picture">
                 <pic:pic>
                   <pic:nvPicPr>
-                    <pic:cNvPr descr="/Users/amanda/Desktop/clan_project/10_draft/output/write_files/figure-docx/appendix-c-1.png" id="39" name="Picture"/>
+                    <pic:cNvPr descr="/Users/amanda/Desktop/clan_project/10_draft/output/write_files/figure-docx/appendix-c-1.png" id="42" name="Picture"/>
                     <pic:cNvPicPr>
                       <a:picLocks noChangeArrowheads="1" noChangeAspect="1"/>
                     </pic:cNvPicPr>
                   </pic:nvPicPr>
                   <pic:blipFill>
-                    <a:blip r:embed="rId37"/>
+                    <a:blip r:embed="rId40"/>
                     <a:stretch>
                       <a:fillRect/>
                     </a:stretch>
@@ -5366,8 +6982,8 @@
         </w:drawing>
       </w:r>
     </w:p>
-    <w:bookmarkEnd w:id="40"/>
-    <w:bookmarkStart w:id="44" w:name="appendix-d1-sensitivity-negative-values"/>
+    <w:bookmarkEnd w:id="43"/>
+    <w:bookmarkStart w:id="47" w:name="appendix-d1-sensitivity-negative-values"/>
     <w:p>
       <w:pPr>
         <w:pStyle w:val="Heading1"/>
@@ -5385,18 +7001,18 @@
           <wp:inline>
             <wp:extent cx="5334000" cy="4191000"/>
             <wp:effectExtent b="0" l="0" r="0" t="0"/>
-            <wp:docPr descr="" title="" id="42" name="Picture"/>
+            <wp:docPr descr="" title="" id="45" name="Picture"/>
             <a:graphic>
               <a:graphicData uri="http://schemas.openxmlformats.org/drawingml/2006/picture">
                 <pic:pic>
                   <pic:nvPicPr>
-                    <pic:cNvPr descr="/Users/amanda/Desktop/clan_project/10_draft/output/write_files/figure-docx/appendix-d1-1.png" id="43" name="Picture"/>
+                    <pic:cNvPr descr="/Users/amanda/Desktop/clan_project/10_draft/output/write_files/figure-docx/appendix-d1-1.png" id="46" name="Picture"/>
                     <pic:cNvPicPr>
                       <a:picLocks noChangeArrowheads="1" noChangeAspect="1"/>
                     </pic:cNvPicPr>
                   </pic:nvPicPr>
                   <pic:blipFill>
-                    <a:blip r:embed="rId41"/>
+                    <a:blip r:embed="rId44"/>
                     <a:stretch>
                       <a:fillRect/>
                     </a:stretch>
@@ -5423,8 +7039,8 @@
         </w:drawing>
       </w:r>
     </w:p>
-    <w:bookmarkEnd w:id="44"/>
-    <w:bookmarkStart w:id="48" w:name="X2c0ca198151b488f0a5fd9ab3a13059241107bf"/>
+    <w:bookmarkEnd w:id="47"/>
+    <w:bookmarkStart w:id="51" w:name="X2c0ca198151b488f0a5fd9ab3a13059241107bf"/>
     <w:p>
       <w:pPr>
         <w:pStyle w:val="Heading1"/>
@@ -5442,18 +7058,18 @@
           <wp:inline>
             <wp:extent cx="5334000" cy="2667000"/>
             <wp:effectExtent b="0" l="0" r="0" t="0"/>
-            <wp:docPr descr="" title="" id="46" name="Picture"/>
+            <wp:docPr descr="" title="" id="49" name="Picture"/>
             <a:graphic>
               <a:graphicData uri="http://schemas.openxmlformats.org/drawingml/2006/picture">
                 <pic:pic>
                   <pic:nvPicPr>
-                    <pic:cNvPr descr="/Users/amanda/Desktop/clan_project/10_draft/output/write_files/figure-docx/appendix-d2-1.png" id="47" name="Picture"/>
+                    <pic:cNvPr descr="/Users/amanda/Desktop/clan_project/10_draft/output/write_files/figure-docx/appendix-d2-1.png" id="50" name="Picture"/>
                     <pic:cNvPicPr>
                       <a:picLocks noChangeArrowheads="1" noChangeAspect="1"/>
                     </pic:cNvPicPr>
                   </pic:nvPicPr>
                   <pic:blipFill>
-                    <a:blip r:embed="rId45"/>
+                    <a:blip r:embed="rId48"/>
                     <a:stretch>
                       <a:fillRect/>
                     </a:stretch>
@@ -5480,8 +7096,8 @@
         </w:drawing>
       </w:r>
     </w:p>
-    <w:bookmarkEnd w:id="48"/>
-    <w:bookmarkStart w:id="52" w:name="X796f0aa327689e7912dc08c18898cdb7c82e5b7"/>
+    <w:bookmarkEnd w:id="51"/>
+    <w:bookmarkStart w:id="55" w:name="X796f0aa327689e7912dc08c18898cdb7c82e5b7"/>
     <w:p>
       <w:pPr>
         <w:pStyle w:val="Heading1"/>
@@ -5499,18 +7115,18 @@
           <wp:inline>
             <wp:extent cx="5334000" cy="4191000"/>
             <wp:effectExtent b="0" l="0" r="0" t="0"/>
-            <wp:docPr descr="" title="" id="50" name="Picture"/>
+            <wp:docPr descr="" title="" id="53" name="Picture"/>
             <a:graphic>
               <a:graphicData uri="http://schemas.openxmlformats.org/drawingml/2006/picture">
                 <pic:pic>
                   <pic:nvPicPr>
-                    <pic:cNvPr descr="/Users/amanda/Desktop/clan_project/10_draft/output/write_files/figure-docx/appendix-d3-1.png" id="51" name="Picture"/>
+                    <pic:cNvPr descr="/Users/amanda/Desktop/clan_project/10_draft/output/write_files/figure-docx/appendix-d3-1.png" id="54" name="Picture"/>
                     <pic:cNvPicPr>
                       <a:picLocks noChangeArrowheads="1" noChangeAspect="1"/>
                     </pic:cNvPicPr>
                   </pic:nvPicPr>
                   <pic:blipFill>
-                    <a:blip r:embed="rId49"/>
+                    <a:blip r:embed="rId52"/>
                     <a:stretch>
                       <a:fillRect/>
                     </a:stretch>
@@ -5537,8 +7153,8 @@
         </w:drawing>
       </w:r>
     </w:p>
-    <w:bookmarkEnd w:id="52"/>
-    <w:bookmarkStart w:id="56" w:name="appendix-d4-sensitivity-weighting"/>
+    <w:bookmarkEnd w:id="55"/>
+    <w:bookmarkStart w:id="59" w:name="appendix-d4-sensitivity-weighting"/>
     <w:p>
       <w:pPr>
         <w:pStyle w:val="Heading1"/>
@@ -5556,18 +7172,18 @@
           <wp:inline>
             <wp:extent cx="5334000" cy="4191000"/>
             <wp:effectExtent b="0" l="0" r="0" t="0"/>
-            <wp:docPr descr="" title="" id="54" name="Picture"/>
+            <wp:docPr descr="" title="" id="57" name="Picture"/>
             <a:graphic>
               <a:graphicData uri="http://schemas.openxmlformats.org/drawingml/2006/picture">
                 <pic:pic>
                   <pic:nvPicPr>
-                    <pic:cNvPr descr="/Users/amanda/Desktop/clan_project/10_draft/output/write_files/figure-docx/appendix-d4-1.png" id="55" name="Picture"/>
+                    <pic:cNvPr descr="/Users/amanda/Desktop/clan_project/10_draft/output/write_files/figure-docx/appendix-d4-1.png" id="58" name="Picture"/>
                     <pic:cNvPicPr>
                       <a:picLocks noChangeArrowheads="1" noChangeAspect="1"/>
                     </pic:cNvPicPr>
                   </pic:nvPicPr>
                   <pic:blipFill>
-                    <a:blip r:embed="rId53"/>
+                    <a:blip r:embed="rId56"/>
                     <a:stretch>
                       <a:fillRect/>
                     </a:stretch>
@@ -5594,8 +7210,8 @@
         </w:drawing>
       </w:r>
     </w:p>
-    <w:bookmarkEnd w:id="56"/>
-    <w:bookmarkStart w:id="60" w:name="X47e0622b93f76056e7f4ad3b772b6ce26b8cfe3"/>
+    <w:bookmarkEnd w:id="59"/>
+    <w:bookmarkStart w:id="63" w:name="X47e0622b93f76056e7f4ad3b772b6ce26b8cfe3"/>
     <w:p>
       <w:pPr>
         <w:pStyle w:val="Heading1"/>
@@ -5613,18 +7229,18 @@
           <wp:inline>
             <wp:extent cx="5334000" cy="4191000"/>
             <wp:effectExtent b="0" l="0" r="0" t="0"/>
-            <wp:docPr descr="" title="" id="58" name="Picture"/>
+            <wp:docPr descr="" title="" id="61" name="Picture"/>
             <a:graphic>
               <a:graphicData uri="http://schemas.openxmlformats.org/drawingml/2006/picture">
                 <pic:pic>
                   <pic:nvPicPr>
-                    <pic:cNvPr descr="/Users/amanda/Desktop/clan_project/10_draft/output/write_files/figure-docx/appendix-d5-1.png" id="59" name="Picture"/>
+                    <pic:cNvPr descr="/Users/amanda/Desktop/clan_project/10_draft/output/write_files/figure-docx/appendix-d5-1.png" id="62" name="Picture"/>
                     <pic:cNvPicPr>
                       <a:picLocks noChangeArrowheads="1" noChangeAspect="1"/>
                     </pic:cNvPicPr>
                   </pic:nvPicPr>
                   <pic:blipFill>
-                    <a:blip r:embed="rId57"/>
+                    <a:blip r:embed="rId60"/>
                     <a:stretch>
                       <a:fillRect/>
                     </a:stretch>
@@ -5651,8 +7267,8 @@
         </w:drawing>
       </w:r>
     </w:p>
-    <w:bookmarkEnd w:id="60"/>
-    <w:bookmarkStart w:id="64" w:name="X750f075da32d67249c4b5a4cf57648e8a17e2c3"/>
+    <w:bookmarkEnd w:id="63"/>
+    <w:bookmarkStart w:id="67" w:name="X750f075da32d67249c4b5a4cf57648e8a17e2c3"/>
     <w:p>
       <w:pPr>
         <w:pStyle w:val="Heading1"/>
@@ -5670,18 +7286,18 @@
           <wp:inline>
             <wp:extent cx="5334000" cy="4191000"/>
             <wp:effectExtent b="0" l="0" r="0" t="0"/>
-            <wp:docPr descr="" title="" id="62" name="Picture"/>
+            <wp:docPr descr="" title="" id="65" name="Picture"/>
             <a:graphic>
               <a:graphicData uri="http://schemas.openxmlformats.org/drawingml/2006/picture">
                 <pic:pic>
                   <pic:nvPicPr>
-                    <pic:cNvPr descr="/Users/amanda/Desktop/clan_project/10_draft/output/write_files/figure-docx/appendix-d6-1.png" id="63" name="Picture"/>
+                    <pic:cNvPr descr="/Users/amanda/Desktop/clan_project/10_draft/output/write_files/figure-docx/appendix-d6-1.png" id="66" name="Picture"/>
                     <pic:cNvPicPr>
                       <a:picLocks noChangeArrowheads="1" noChangeAspect="1"/>
                     </pic:cNvPicPr>
                   </pic:nvPicPr>
                   <pic:blipFill>
-                    <a:blip r:embed="rId61"/>
+                    <a:blip r:embed="rId64"/>
                     <a:stretch>
                       <a:fillRect/>
                     </a:stretch>
@@ -5708,8 +7324,8 @@
         </w:drawing>
       </w:r>
     </w:p>
-    <w:bookmarkEnd w:id="64"/>
-    <w:bookmarkStart w:id="68" w:name="X3ca48920e7b797c3dd18e23810b9df77528cee2"/>
+    <w:bookmarkEnd w:id="67"/>
+    <w:bookmarkStart w:id="71" w:name="X3ca48920e7b797c3dd18e23810b9df77528cee2"/>
     <w:p>
       <w:pPr>
         <w:pStyle w:val="Heading1"/>
@@ -5727,18 +7343,18 @@
           <wp:inline>
             <wp:extent cx="5334000" cy="4191000"/>
             <wp:effectExtent b="0" l="0" r="0" t="0"/>
-            <wp:docPr descr="" title="" id="66" name="Picture"/>
+            <wp:docPr descr="" title="" id="69" name="Picture"/>
             <a:graphic>
               <a:graphicData uri="http://schemas.openxmlformats.org/drawingml/2006/picture">
                 <pic:pic>
                   <pic:nvPicPr>
-                    <pic:cNvPr descr="/Users/amanda/Desktop/clan_project/10_draft/output/write_files/figure-docx/appendix-e-1.png" id="67" name="Picture"/>
+                    <pic:cNvPr descr="/Users/amanda/Desktop/clan_project/10_draft/output/write_files/figure-docx/appendix-e-1.png" id="70" name="Picture"/>
                     <pic:cNvPicPr>
                       <a:picLocks noChangeArrowheads="1" noChangeAspect="1"/>
                     </pic:cNvPicPr>
                   </pic:nvPicPr>
                   <pic:blipFill>
-                    <a:blip r:embed="rId65"/>
+                    <a:blip r:embed="rId68"/>
                     <a:stretch>
                       <a:fillRect/>
                     </a:stretch>
@@ -5765,8 +7381,8 @@
         </w:drawing>
       </w:r>
     </w:p>
-    <w:bookmarkEnd w:id="68"/>
-    <w:bookmarkStart w:id="72" w:name="appendix-f1-race-ratios-negative-values"/>
+    <w:bookmarkEnd w:id="71"/>
+    <w:bookmarkStart w:id="75" w:name="appendix-f1-race-ratios-negative-values"/>
     <w:p>
       <w:pPr>
         <w:pStyle w:val="Heading1"/>
@@ -5784,18 +7400,18 @@
           <wp:inline>
             <wp:extent cx="5334000" cy="4191000"/>
             <wp:effectExtent b="0" l="0" r="0" t="0"/>
-            <wp:docPr descr="" title="" id="70" name="Picture"/>
+            <wp:docPr descr="" title="" id="73" name="Picture"/>
             <a:graphic>
               <a:graphicData uri="http://schemas.openxmlformats.org/drawingml/2006/picture">
                 <pic:pic>
                   <pic:nvPicPr>
-                    <pic:cNvPr descr="/Users/amanda/Desktop/clan_project/10_draft/output/write_files/figure-docx/appendix-f1-1.png" id="71" name="Picture"/>
+                    <pic:cNvPr descr="/Users/amanda/Desktop/clan_project/10_draft/output/write_files/figure-docx/appendix-f1-1.png" id="74" name="Picture"/>
                     <pic:cNvPicPr>
                       <a:picLocks noChangeArrowheads="1" noChangeAspect="1"/>
                     </pic:cNvPicPr>
                   </pic:nvPicPr>
                   <pic:blipFill>
-                    <a:blip r:embed="rId69"/>
+                    <a:blip r:embed="rId72"/>
                     <a:stretch>
                       <a:fillRect/>
                     </a:stretch>
@@ -5822,8 +7438,8 @@
         </w:drawing>
       </w:r>
     </w:p>
-    <w:bookmarkEnd w:id="72"/>
-    <w:bookmarkStart w:id="76" w:name="Xe408c392d53d71a7a9d72befc7a6c94911a5caf"/>
+    <w:bookmarkEnd w:id="75"/>
+    <w:bookmarkStart w:id="79" w:name="Xe408c392d53d71a7a9d72befc7a6c94911a5caf"/>
     <w:p>
       <w:pPr>
         <w:pStyle w:val="Heading1"/>
@@ -5841,18 +7457,18 @@
           <wp:inline>
             <wp:extent cx="5334000" cy="2667000"/>
             <wp:effectExtent b="0" l="0" r="0" t="0"/>
-            <wp:docPr descr="" title="" id="74" name="Picture"/>
+            <wp:docPr descr="" title="" id="77" name="Picture"/>
             <a:graphic>
               <a:graphicData uri="http://schemas.openxmlformats.org/drawingml/2006/picture">
                 <pic:pic>
                   <pic:nvPicPr>
-                    <pic:cNvPr descr="/Users/amanda/Desktop/clan_project/10_draft/output/write_files/figure-docx/appendix-f2-1.png" id="75" name="Picture"/>
+                    <pic:cNvPr descr="/Users/amanda/Desktop/clan_project/10_draft/output/write_files/figure-docx/appendix-f2-1.png" id="78" name="Picture"/>
                     <pic:cNvPicPr>
                       <a:picLocks noChangeArrowheads="1" noChangeAspect="1"/>
                     </pic:cNvPicPr>
                   </pic:nvPicPr>
                   <pic:blipFill>
-                    <a:blip r:embed="rId73"/>
+                    <a:blip r:embed="rId76"/>
                     <a:stretch>
                       <a:fillRect/>
                     </a:stretch>
@@ -5879,8 +7495,8 @@
         </w:drawing>
       </w:r>
     </w:p>
-    <w:bookmarkEnd w:id="76"/>
-    <w:bookmarkStart w:id="80" w:name="X9f0dd96eadad89e8a50793fc4b191c5f1b6409e"/>
+    <w:bookmarkEnd w:id="79"/>
+    <w:bookmarkStart w:id="83" w:name="X9f0dd96eadad89e8a50793fc4b191c5f1b6409e"/>
     <w:p>
       <w:pPr>
         <w:pStyle w:val="Heading1"/>
@@ -5898,18 +7514,18 @@
           <wp:inline>
             <wp:extent cx="5334000" cy="4191000"/>
             <wp:effectExtent b="0" l="0" r="0" t="0"/>
-            <wp:docPr descr="" title="" id="78" name="Picture"/>
+            <wp:docPr descr="" title="" id="81" name="Picture"/>
             <a:graphic>
               <a:graphicData uri="http://schemas.openxmlformats.org/drawingml/2006/picture">
                 <pic:pic>
                   <pic:nvPicPr>
-                    <pic:cNvPr descr="/Users/amanda/Desktop/clan_project/10_draft/output/write_files/figure-docx/appendix-f3-1.png" id="79" name="Picture"/>
+                    <pic:cNvPr descr="/Users/amanda/Desktop/clan_project/10_draft/output/write_files/figure-docx/appendix-f3-1.png" id="82" name="Picture"/>
                     <pic:cNvPicPr>
                       <a:picLocks noChangeArrowheads="1" noChangeAspect="1"/>
                     </pic:cNvPicPr>
                   </pic:nvPicPr>
                   <pic:blipFill>
-                    <a:blip r:embed="rId77"/>
+                    <a:blip r:embed="rId80"/>
                     <a:stretch>
                       <a:fillRect/>
                     </a:stretch>
@@ -5936,8 +7552,8 @@
         </w:drawing>
       </w:r>
     </w:p>
-    <w:bookmarkEnd w:id="80"/>
-    <w:bookmarkStart w:id="151" w:name="appendix-f4-race-ratios-weighting"/>
+    <w:bookmarkEnd w:id="83"/>
+    <w:bookmarkStart w:id="154" w:name="appendix-f4-race-ratios-weighting"/>
     <w:p>
       <w:pPr>
         <w:pStyle w:val="Heading1"/>
@@ -5955,18 +7571,18 @@
           <wp:inline>
             <wp:extent cx="5334000" cy="4191000"/>
             <wp:effectExtent b="0" l="0" r="0" t="0"/>
-            <wp:docPr descr="" title="" id="82" name="Picture"/>
+            <wp:docPr descr="" title="" id="85" name="Picture"/>
             <a:graphic>
               <a:graphicData uri="http://schemas.openxmlformats.org/drawingml/2006/picture">
                 <pic:pic>
                   <pic:nvPicPr>
-                    <pic:cNvPr descr="/Users/amanda/Desktop/clan_project/10_draft/output/write_files/figure-docx/appendix-f4-1.png" id="83" name="Picture"/>
+                    <pic:cNvPr descr="/Users/amanda/Desktop/clan_project/10_draft/output/write_files/figure-docx/appendix-f4-1.png" id="86" name="Picture"/>
                     <pic:cNvPicPr>
                       <a:picLocks noChangeArrowheads="1" noChangeAspect="1"/>
                     </pic:cNvPicPr>
                   </pic:nvPicPr>
                   <pic:blipFill>
-                    <a:blip r:embed="rId81"/>
+                    <a:blip r:embed="rId84"/>
                     <a:stretch>
                       <a:fillRect/>
                     </a:stretch>
@@ -5993,8 +7609,8 @@
         </w:drawing>
       </w:r>
     </w:p>
-    <w:bookmarkStart w:id="150" w:name="refs"/>
-    <w:bookmarkStart w:id="85" w:name="ref-fred_gini_2025"/>
+    <w:bookmarkStart w:id="153" w:name="refs"/>
+    <w:bookmarkStart w:id="88" w:name="ref-fred_gini_2025"/>
     <w:p>
       <w:pPr>
         <w:pStyle w:val="Bibliography"/>
@@ -6047,7 +7663,7 @@
       <w:r>
         <w:t xml:space="preserve"> </w:t>
       </w:r>
-      <w:hyperlink r:id="rId84">
+      <w:hyperlink r:id="rId87">
         <w:r>
           <w:rPr>
             <w:rStyle w:val="Hyperlink"/>
@@ -6056,8 +7672,8 @@
         </w:r>
       </w:hyperlink>
     </w:p>
-    <w:bookmarkEnd w:id="85"/>
-    <w:bookmarkStart w:id="87" w:name="ref-barro_decline_2020"/>
+    <w:bookmarkEnd w:id="88"/>
+    <w:bookmarkStart w:id="90" w:name="ref-barro_decline_2020"/>
     <w:p>
       <w:pPr>
         <w:pStyle w:val="Bibliography"/>
@@ -6128,7 +7744,7 @@
       <w:r>
         <w:t xml:space="preserve"> </w:t>
       </w:r>
-      <w:hyperlink r:id="rId86">
+      <w:hyperlink r:id="rId89">
         <w:r>
           <w:rPr>
             <w:rStyle w:val="Hyperlink"/>
@@ -6137,8 +7753,8 @@
         </w:r>
       </w:hyperlink>
     </w:p>
-    <w:bookmarkEnd w:id="87"/>
-    <w:bookmarkStart w:id="90" w:name="ref-kuhn_income_2025"/>
+    <w:bookmarkEnd w:id="90"/>
+    <w:bookmarkStart w:id="93" w:name="ref-kuhn_income_2025"/>
     <w:p>
       <w:pPr>
         <w:pStyle w:val="Bibliography"/>
@@ -6224,7 +7840,7 @@
       <w:r>
         <w:t xml:space="preserve"> </w:t>
       </w:r>
-      <w:hyperlink r:id="rId88">
+      <w:hyperlink r:id="rId91">
         <w:r>
           <w:rPr>
             <w:rStyle w:val="Hyperlink"/>
@@ -6235,7 +7851,7 @@
       <w:r>
         <w:t xml:space="preserve">. doi:</w:t>
       </w:r>
-      <w:hyperlink r:id="rId89">
+      <w:hyperlink r:id="rId92">
         <w:r>
           <w:rPr>
             <w:rStyle w:val="Hyperlink"/>
@@ -6244,8 +7860,8 @@
         </w:r>
       </w:hyperlink>
     </w:p>
-    <w:bookmarkEnd w:id="90"/>
-    <w:bookmarkStart w:id="93" w:name="ref-auten_income_2024"/>
+    <w:bookmarkEnd w:id="93"/>
+    <w:bookmarkStart w:id="96" w:name="ref-auten_income_2024"/>
     <w:p>
       <w:pPr>
         <w:pStyle w:val="Bibliography"/>
@@ -6343,7 +7959,7 @@
       <w:r>
         <w:t xml:space="preserve"> </w:t>
       </w:r>
-      <w:hyperlink r:id="rId91">
+      <w:hyperlink r:id="rId94">
         <w:r>
           <w:rPr>
             <w:rStyle w:val="Hyperlink"/>
@@ -6354,7 +7970,7 @@
       <w:r>
         <w:t xml:space="preserve">. doi:</w:t>
       </w:r>
-      <w:hyperlink r:id="rId92">
+      <w:hyperlink r:id="rId95">
         <w:r>
           <w:rPr>
             <w:rStyle w:val="Hyperlink"/>
@@ -6363,8 +7979,8 @@
         </w:r>
       </w:hyperlink>
     </w:p>
-    <w:bookmarkEnd w:id="93"/>
-    <w:bookmarkStart w:id="96" w:name="ref-killewald_wealth_2017"/>
+    <w:bookmarkEnd w:id="96"/>
+    <w:bookmarkStart w:id="99" w:name="ref-killewald_wealth_2017"/>
     <w:p>
       <w:pPr>
         <w:pStyle w:val="Bibliography"/>
@@ -6405,7 +8021,7 @@
       <w:r>
         <w:t xml:space="preserve"> </w:t>
       </w:r>
-      <w:hyperlink r:id="rId94">
+      <w:hyperlink r:id="rId97">
         <w:r>
           <w:rPr>
             <w:rStyle w:val="Hyperlink"/>
@@ -6416,7 +8032,7 @@
       <w:r>
         <w:t xml:space="preserve">. doi:</w:t>
       </w:r>
-      <w:hyperlink r:id="rId95">
+      <w:hyperlink r:id="rId98">
         <w:r>
           <w:rPr>
             <w:rStyle w:val="Hyperlink"/>
@@ -6425,8 +8041,8 @@
         </w:r>
       </w:hyperlink>
     </w:p>
-    <w:bookmarkEnd w:id="96"/>
-    <w:bookmarkStart w:id="98" w:name="ref-saez_wealth_2016"/>
+    <w:bookmarkEnd w:id="99"/>
+    <w:bookmarkStart w:id="101" w:name="ref-saez_wealth_2016"/>
     <w:p>
       <w:pPr>
         <w:pStyle w:val="Bibliography"/>
@@ -6518,7 +8134,7 @@
       <w:r>
         <w:t xml:space="preserve"> </w:t>
       </w:r>
-      <w:hyperlink r:id="rId97">
+      <w:hyperlink r:id="rId100">
         <w:r>
           <w:rPr>
             <w:rStyle w:val="Hyperlink"/>
@@ -6529,7 +8145,7 @@
       <w:r>
         <w:t xml:space="preserve">. doi:</w:t>
       </w:r>
-      <w:hyperlink r:id="rId97">
+      <w:hyperlink r:id="rId100">
         <w:r>
           <w:rPr>
             <w:rStyle w:val="Hyperlink"/>
@@ -6538,8 +8154,8 @@
         </w:r>
       </w:hyperlink>
     </w:p>
-    <w:bookmarkEnd w:id="98"/>
-    <w:bookmarkStart w:id="99" w:name="ref-goode_world_1963"/>
+    <w:bookmarkEnd w:id="101"/>
+    <w:bookmarkStart w:id="102" w:name="ref-goode_world_1963"/>
     <w:p>
       <w:pPr>
         <w:pStyle w:val="Bibliography"/>
@@ -6557,8 +8173,8 @@
         <w:t xml:space="preserve">Goode WJ. World revolution and family patterns. Oxford, England: Free Press Glencoe; 1963.</w:t>
       </w:r>
     </w:p>
-    <w:bookmarkEnd w:id="99"/>
-    <w:bookmarkStart w:id="101" w:name="ref-parsons_essays_1954"/>
+    <w:bookmarkEnd w:id="102"/>
+    <w:bookmarkStart w:id="104" w:name="ref-parsons_essays_1954"/>
     <w:p>
       <w:pPr>
         <w:pStyle w:val="Bibliography"/>
@@ -6590,7 +8206,7 @@
       <w:r>
         <w:t xml:space="preserve">. 2nd ed. New York, NY, US: MacMillan Co; 1954. doi:</w:t>
       </w:r>
-      <w:hyperlink r:id="rId100">
+      <w:hyperlink r:id="rId103">
         <w:r>
           <w:rPr>
             <w:rStyle w:val="Hyperlink"/>
@@ -6599,8 +8215,8 @@
         </w:r>
       </w:hyperlink>
     </w:p>
-    <w:bookmarkEnd w:id="101"/>
-    <w:bookmarkStart w:id="103" w:name="ref-pilkauskas_beyond_2018"/>
+    <w:bookmarkEnd w:id="104"/>
+    <w:bookmarkStart w:id="106" w:name="ref-pilkauskas_beyond_2018"/>
     <w:p>
       <w:pPr>
         <w:pStyle w:val="Bibliography"/>
@@ -6680,7 +8296,7 @@
       <w:r>
         <w:t xml:space="preserve"> </w:t>
       </w:r>
-      <w:hyperlink r:id="rId102">
+      <w:hyperlink r:id="rId105">
         <w:r>
           <w:rPr>
             <w:rStyle w:val="Hyperlink"/>
@@ -6691,7 +8307,7 @@
       <w:r>
         <w:t xml:space="preserve">. doi:</w:t>
       </w:r>
-      <w:hyperlink r:id="rId102">
+      <w:hyperlink r:id="rId105">
         <w:r>
           <w:rPr>
             <w:rStyle w:val="Hyperlink"/>
@@ -6700,8 +8316,8 @@
         </w:r>
       </w:hyperlink>
     </w:p>
-    <w:bookmarkEnd w:id="103"/>
-    <w:bookmarkStart w:id="105" w:name="ref-mare_multigenerational_2011"/>
+    <w:bookmarkEnd w:id="106"/>
+    <w:bookmarkStart w:id="108" w:name="ref-mare_multigenerational_2011"/>
     <w:p>
       <w:pPr>
         <w:pStyle w:val="Bibliography"/>
@@ -6748,7 +8364,7 @@
       <w:r>
         <w:t xml:space="preserve"> </w:t>
       </w:r>
-      <w:hyperlink r:id="rId104">
+      <w:hyperlink r:id="rId107">
         <w:r>
           <w:rPr>
             <w:rStyle w:val="Hyperlink"/>
@@ -6759,7 +8375,7 @@
       <w:r>
         <w:t xml:space="preserve">. doi:</w:t>
       </w:r>
-      <w:hyperlink r:id="rId104">
+      <w:hyperlink r:id="rId107">
         <w:r>
           <w:rPr>
             <w:rStyle w:val="Hyperlink"/>
@@ -6768,8 +8384,8 @@
         </w:r>
       </w:hyperlink>
     </w:p>
-    <w:bookmarkEnd w:id="105"/>
-    <w:bookmarkStart w:id="107" w:name="ref-obrien_family_2024"/>
+    <w:bookmarkEnd w:id="108"/>
+    <w:bookmarkStart w:id="110" w:name="ref-obrien_family_2024"/>
     <w:p>
       <w:pPr>
         <w:pStyle w:val="Bibliography"/>
@@ -6801,7 +8417,7 @@
       <w:r>
         <w:t xml:space="preserve"> </w:t>
       </w:r>
-      <w:hyperlink r:id="rId106">
+      <w:hyperlink r:id="rId109">
         <w:r>
           <w:rPr>
             <w:rStyle w:val="Hyperlink"/>
@@ -6812,7 +8428,7 @@
       <w:r>
         <w:t xml:space="preserve">. doi:</w:t>
       </w:r>
-      <w:hyperlink r:id="rId106">
+      <w:hyperlink r:id="rId109">
         <w:r>
           <w:rPr>
             <w:rStyle w:val="Hyperlink"/>
@@ -6821,8 +8437,8 @@
         </w:r>
       </w:hyperlink>
     </w:p>
-    <w:bookmarkEnd w:id="107"/>
-    <w:bookmarkStart w:id="109" w:name="ref-shiffer-sebba_keeping_2025"/>
+    <w:bookmarkEnd w:id="110"/>
+    <w:bookmarkStart w:id="112" w:name="ref-shiffer-sebba_keeping_2025"/>
     <w:p>
       <w:pPr>
         <w:pStyle w:val="Bibliography"/>
@@ -6902,7 +8518,7 @@
       <w:r>
         <w:t xml:space="preserve"> </w:t>
       </w:r>
-      <w:hyperlink r:id="rId108">
+      <w:hyperlink r:id="rId111">
         <w:r>
           <w:rPr>
             <w:rStyle w:val="Hyperlink"/>
@@ -6913,7 +8529,7 @@
       <w:r>
         <w:t xml:space="preserve">. doi:</w:t>
       </w:r>
-      <w:hyperlink r:id="rId108">
+      <w:hyperlink r:id="rId111">
         <w:r>
           <w:rPr>
             <w:rStyle w:val="Hyperlink"/>
@@ -6922,8 +8538,8 @@
         </w:r>
       </w:hyperlink>
     </w:p>
-    <w:bookmarkEnd w:id="109"/>
-    <w:bookmarkStart w:id="112" w:name="ref-adermon_dynastic_2021"/>
+    <w:bookmarkEnd w:id="112"/>
+    <w:bookmarkStart w:id="115" w:name="ref-adermon_dynastic_2021"/>
     <w:p>
       <w:pPr>
         <w:pStyle w:val="Bibliography"/>
@@ -6982,7 +8598,7 @@
       <w:r>
         <w:t xml:space="preserve"> </w:t>
       </w:r>
-      <w:hyperlink r:id="rId110">
+      <w:hyperlink r:id="rId113">
         <w:r>
           <w:rPr>
             <w:rStyle w:val="Hyperlink"/>
@@ -6993,7 +8609,7 @@
       <w:r>
         <w:t xml:space="preserve">. doi:</w:t>
       </w:r>
-      <w:hyperlink r:id="rId111">
+      <w:hyperlink r:id="rId114">
         <w:r>
           <w:rPr>
             <w:rStyle w:val="Hyperlink"/>
@@ -7002,8 +8618,8 @@
         </w:r>
       </w:hyperlink>
     </w:p>
-    <w:bookmarkEnd w:id="112"/>
-    <w:bookmarkStart w:id="115" w:name="ref-hallsten_shadow_2023"/>
+    <w:bookmarkEnd w:id="115"/>
+    <w:bookmarkStart w:id="118" w:name="ref-hallsten_shadow_2023"/>
     <w:p>
       <w:pPr>
         <w:pStyle w:val="Bibliography"/>
@@ -7101,7 +8717,7 @@
       <w:r>
         <w:t xml:space="preserve"> </w:t>
       </w:r>
-      <w:hyperlink r:id="rId113">
+      <w:hyperlink r:id="rId116">
         <w:r>
           <w:rPr>
             <w:rStyle w:val="Hyperlink"/>
@@ -7112,7 +8728,7 @@
       <w:r>
         <w:t xml:space="preserve">. doi:</w:t>
       </w:r>
-      <w:hyperlink r:id="rId114">
+      <w:hyperlink r:id="rId117">
         <w:r>
           <w:rPr>
             <w:rStyle w:val="Hyperlink"/>
@@ -7121,8 +8737,8 @@
         </w:r>
       </w:hyperlink>
     </w:p>
-    <w:bookmarkEnd w:id="115"/>
-    <w:bookmarkStart w:id="117" w:name="ref-song_shared_2019"/>
+    <w:bookmarkEnd w:id="118"/>
+    <w:bookmarkStart w:id="120" w:name="ref-song_shared_2019"/>
     <w:p>
       <w:pPr>
         <w:pStyle w:val="Bibliography"/>
@@ -7178,7 +8794,7 @@
       <w:r>
         <w:t xml:space="preserve">. Demography. 2019;56(3):891–916. doi:</w:t>
       </w:r>
-      <w:hyperlink r:id="rId116">
+      <w:hyperlink r:id="rId119">
         <w:r>
           <w:rPr>
             <w:rStyle w:val="Hyperlink"/>
@@ -7187,8 +8803,8 @@
         </w:r>
       </w:hyperlink>
     </w:p>
-    <w:bookmarkEnd w:id="117"/>
-    <w:bookmarkStart w:id="118" w:name="ref-shiffer-sebba_concentration_2022"/>
+    <w:bookmarkEnd w:id="120"/>
+    <w:bookmarkStart w:id="121" w:name="ref-shiffer-sebba_concentration_2022"/>
     <w:p>
       <w:pPr>
         <w:pStyle w:val="Bibliography"/>
@@ -7278,8 +8894,8 @@
         <w:t xml:space="preserve">. 2022.</w:t>
       </w:r>
     </w:p>
-    <w:bookmarkEnd w:id="118"/>
-    <w:bookmarkStart w:id="120" w:name="ref-hallsten_grand_2017"/>
+    <w:bookmarkEnd w:id="121"/>
+    <w:bookmarkStart w:id="123" w:name="ref-hallsten_grand_2017"/>
     <w:p>
       <w:pPr>
         <w:pStyle w:val="Bibliography"/>
@@ -7359,7 +8975,7 @@
       <w:r>
         <w:t xml:space="preserve">. American Sociological Review. 2017;82(2):328–360. doi:</w:t>
       </w:r>
-      <w:hyperlink r:id="rId119">
+      <w:hyperlink r:id="rId122">
         <w:r>
           <w:rPr>
             <w:rStyle w:val="Hyperlink"/>
@@ -7368,8 +8984,8 @@
         </w:r>
       </w:hyperlink>
     </w:p>
-    <w:bookmarkEnd w:id="120"/>
-    <w:bookmarkStart w:id="121" w:name="ref-insolera_overview_2021"/>
+    <w:bookmarkEnd w:id="123"/>
+    <w:bookmarkStart w:id="124" w:name="ref-insolera_overview_2021"/>
     <w:p>
       <w:pPr>
         <w:pStyle w:val="Bibliography"/>
@@ -7471,8 +9087,8 @@
         <w:t xml:space="preserve">).</w:t>
       </w:r>
     </w:p>
-    <w:bookmarkEnd w:id="121"/>
-    <w:bookmarkStart w:id="123" w:name="ref-pfeffer_measuring_2016"/>
+    <w:bookmarkEnd w:id="124"/>
+    <w:bookmarkStart w:id="126" w:name="ref-pfeffer_measuring_2016"/>
     <w:p>
       <w:pPr>
         <w:pStyle w:val="Bibliography"/>
@@ -7552,7 +9168,7 @@
       <w:r>
         <w:t xml:space="preserve">. Journal of Economic and Social Measurement. 2016;41(2):103–120. doi:</w:t>
       </w:r>
-      <w:hyperlink r:id="rId122">
+      <w:hyperlink r:id="rId125">
         <w:r>
           <w:rPr>
             <w:rStyle w:val="Hyperlink"/>
@@ -7561,8 +9177,8 @@
         </w:r>
       </w:hyperlink>
     </w:p>
-    <w:bookmarkEnd w:id="123"/>
-    <w:bookmarkStart w:id="124" w:name="ref-pfeffer_determinants_2017"/>
+    <w:bookmarkEnd w:id="126"/>
+    <w:bookmarkStart w:id="127" w:name="ref-pfeffer_determinants_2017"/>
     <w:p>
       <w:pPr>
         <w:pStyle w:val="Bibliography"/>
@@ -7595,8 +9211,8 @@
         <w:t xml:space="preserve">. PWIE. 2017;11(1):87–108.</w:t>
       </w:r>
     </w:p>
-    <w:bookmarkEnd w:id="124"/>
-    <w:bookmarkStart w:id="127" w:name="ref-corak_income_2013"/>
+    <w:bookmarkEnd w:id="127"/>
+    <w:bookmarkStart w:id="130" w:name="ref-corak_income_2013"/>
     <w:p>
       <w:pPr>
         <w:pStyle w:val="Bibliography"/>
@@ -7661,7 +9277,7 @@
       <w:r>
         <w:t xml:space="preserve"> </w:t>
       </w:r>
-      <w:hyperlink r:id="rId125">
+      <w:hyperlink r:id="rId128">
         <w:r>
           <w:rPr>
             <w:rStyle w:val="Hyperlink"/>
@@ -7672,7 +9288,7 @@
       <w:r>
         <w:t xml:space="preserve">. doi:</w:t>
       </w:r>
-      <w:hyperlink r:id="rId126">
+      <w:hyperlink r:id="rId129">
         <w:r>
           <w:rPr>
             <w:rStyle w:val="Hyperlink"/>
@@ -7681,8 +9297,8 @@
         </w:r>
       </w:hyperlink>
     </w:p>
-    <w:bookmarkEnd w:id="127"/>
-    <w:bookmarkStart w:id="129" w:name="ref-ermisch_parents_2012"/>
+    <w:bookmarkEnd w:id="130"/>
+    <w:bookmarkStart w:id="132" w:name="ref-ermisch_parents_2012"/>
     <w:p>
       <w:pPr>
         <w:pStyle w:val="Bibliography"/>
@@ -7756,7 +9372,7 @@
       <w:r>
         <w:t xml:space="preserve"> </w:t>
       </w:r>
-      <w:hyperlink r:id="rId128">
+      <w:hyperlink r:id="rId131">
         <w:r>
           <w:rPr>
             <w:rStyle w:val="Hyperlink"/>
@@ -7765,8 +9381,8 @@
         </w:r>
       </w:hyperlink>
     </w:p>
-    <w:bookmarkEnd w:id="129"/>
-    <w:bookmarkStart w:id="131" w:name="ref-jerrim_income_2015"/>
+    <w:bookmarkEnd w:id="132"/>
+    <w:bookmarkStart w:id="134" w:name="ref-jerrim_income_2015"/>
     <w:p>
       <w:pPr>
         <w:pStyle w:val="Bibliography"/>
@@ -7855,7 +9471,7 @@
       <w:r>
         <w:t xml:space="preserve">? Social Forces. 2015;94. doi:</w:t>
       </w:r>
-      <w:hyperlink r:id="rId130">
+      <w:hyperlink r:id="rId133">
         <w:r>
           <w:rPr>
             <w:rStyle w:val="Hyperlink"/>
@@ -7864,8 +9480,8 @@
         </w:r>
       </w:hyperlink>
     </w:p>
-    <w:bookmarkEnd w:id="131"/>
-    <w:bookmarkStart w:id="134" w:name="ref-si_multiple_2021"/>
+    <w:bookmarkEnd w:id="134"/>
+    <w:bookmarkStart w:id="137" w:name="ref-si_multiple_2021"/>
     <w:p>
       <w:pPr>
         <w:pStyle w:val="Bibliography"/>
@@ -7963,7 +9579,7 @@
       <w:r>
         <w:t xml:space="preserve"> </w:t>
       </w:r>
-      <w:hyperlink r:id="rId132">
+      <w:hyperlink r:id="rId135">
         <w:r>
           <w:rPr>
             <w:rStyle w:val="Hyperlink"/>
@@ -7974,7 +9590,7 @@
       <w:r>
         <w:t xml:space="preserve">. doi:</w:t>
       </w:r>
-      <w:hyperlink r:id="rId133">
+      <w:hyperlink r:id="rId136">
         <w:r>
           <w:rPr>
             <w:rStyle w:val="Hyperlink"/>
@@ -7983,8 +9599,8 @@
         </w:r>
       </w:hyperlink>
     </w:p>
-    <w:bookmarkEnd w:id="134"/>
-    <w:bookmarkStart w:id="135" w:name="ref-sayer_women_2004"/>
+    <w:bookmarkEnd w:id="137"/>
+    <w:bookmarkStart w:id="138" w:name="ref-sayer_women_2004"/>
     <w:p>
       <w:pPr>
         <w:pStyle w:val="Bibliography"/>
@@ -8020,8 +9636,8 @@
         <w:t xml:space="preserve">. Russell Sage Foundation; 2004.</w:t>
       </w:r>
     </w:p>
-    <w:bookmarkEnd w:id="135"/>
-    <w:bookmarkStart w:id="138" w:name="ref-de_maio_income_2007"/>
+    <w:bookmarkEnd w:id="138"/>
+    <w:bookmarkStart w:id="141" w:name="ref-de_maio_income_2007"/>
     <w:p>
       <w:pPr>
         <w:pStyle w:val="Bibliography"/>
@@ -8056,7 +9672,7 @@
       <w:r>
         <w:t xml:space="preserve"> </w:t>
       </w:r>
-      <w:hyperlink r:id="rId136">
+      <w:hyperlink r:id="rId139">
         <w:r>
           <w:rPr>
             <w:rStyle w:val="Hyperlink"/>
@@ -8067,7 +9683,7 @@
       <w:r>
         <w:t xml:space="preserve">. doi:</w:t>
       </w:r>
-      <w:hyperlink r:id="rId137">
+      <w:hyperlink r:id="rId140">
         <w:r>
           <w:rPr>
             <w:rStyle w:val="Hyperlink"/>
@@ -8076,8 +9692,8 @@
         </w:r>
       </w:hyperlink>
     </w:p>
-    <w:bookmarkEnd w:id="138"/>
-    <w:bookmarkStart w:id="141" w:name="ref-kawachi_relationship_1997"/>
+    <w:bookmarkEnd w:id="141"/>
+    <w:bookmarkStart w:id="144" w:name="ref-kawachi_relationship_1997"/>
     <w:p>
       <w:pPr>
         <w:pStyle w:val="Bibliography"/>
@@ -8109,7 +9725,7 @@
       <w:r>
         <w:t xml:space="preserve"> </w:t>
       </w:r>
-      <w:hyperlink r:id="rId139">
+      <w:hyperlink r:id="rId142">
         <w:r>
           <w:rPr>
             <w:rStyle w:val="Hyperlink"/>
@@ -8120,7 +9736,7 @@
       <w:r>
         <w:t xml:space="preserve">. doi:</w:t>
       </w:r>
-      <w:hyperlink r:id="rId140">
+      <w:hyperlink r:id="rId143">
         <w:r>
           <w:rPr>
             <w:rStyle w:val="Hyperlink"/>
@@ -8129,8 +9745,8 @@
         </w:r>
       </w:hyperlink>
     </w:p>
-    <w:bookmarkEnd w:id="141"/>
-    <w:bookmarkStart w:id="144" w:name="ref-aaberge_ginis_2007"/>
+    <w:bookmarkEnd w:id="144"/>
+    <w:bookmarkStart w:id="147" w:name="ref-aaberge_ginis_2007"/>
     <w:p>
       <w:pPr>
         <w:pStyle w:val="Bibliography"/>
@@ -8150,7 +9766,7 @@
       <w:r>
         <w:t xml:space="preserve"> </w:t>
       </w:r>
-      <w:hyperlink r:id="rId142">
+      <w:hyperlink r:id="rId145">
         <w:r>
           <w:rPr>
             <w:rStyle w:val="Hyperlink"/>
@@ -8161,7 +9777,7 @@
       <w:r>
         <w:t xml:space="preserve">. doi:</w:t>
       </w:r>
-      <w:hyperlink r:id="rId143">
+      <w:hyperlink r:id="rId146">
         <w:r>
           <w:rPr>
             <w:rStyle w:val="Hyperlink"/>
@@ -8170,8 +9786,8 @@
         </w:r>
       </w:hyperlink>
     </w:p>
-    <w:bookmarkEnd w:id="144"/>
-    <w:bookmarkStart w:id="146" w:name="ref-noauthor_table_nodate"/>
+    <w:bookmarkEnd w:id="147"/>
+    <w:bookmarkStart w:id="149" w:name="ref-noauthor_table_nodate"/>
     <w:p>
       <w:pPr>
         <w:pStyle w:val="Bibliography"/>
@@ -8269,7 +9885,7 @@
       <w:r>
         <w:t xml:space="preserve"> </w:t>
       </w:r>
-      <w:hyperlink r:id="rId145">
+      <w:hyperlink r:id="rId148">
         <w:r>
           <w:rPr>
             <w:rStyle w:val="Hyperlink"/>
@@ -8278,8 +9894,8 @@
         </w:r>
       </w:hyperlink>
     </w:p>
-    <w:bookmarkEnd w:id="146"/>
-    <w:bookmarkStart w:id="147" w:name="ref-wolff_size_209"/>
+    <w:bookmarkEnd w:id="149"/>
+    <w:bookmarkStart w:id="150" w:name="ref-wolff_size_209"/>
     <w:p>
       <w:pPr>
         <w:pStyle w:val="Bibliography"/>
@@ -8438,8 +10054,8 @@
         <w:t xml:space="preserve">. Panel Study of Income Dynamics; 209 AD.</w:t>
       </w:r>
     </w:p>
-    <w:bookmarkEnd w:id="147"/>
-    <w:bookmarkStart w:id="149" w:name="ref-pfeffer_wealth_2013"/>
+    <w:bookmarkEnd w:id="150"/>
+    <w:bookmarkStart w:id="152" w:name="ref-pfeffer_wealth_2013"/>
     <w:p>
       <w:pPr>
         <w:pStyle w:val="Bibliography"/>
@@ -8483,7 +10099,7 @@
       <w:r>
         <w:t xml:space="preserve">. The Annals of the American Academy of Political and Social Science. 2013;650(1):98–123. doi:</w:t>
       </w:r>
-      <w:hyperlink r:id="rId148">
+      <w:hyperlink r:id="rId151">
         <w:r>
           <w:rPr>
             <w:rStyle w:val="Hyperlink"/>
@@ -8492,9 +10108,9 @@
         </w:r>
       </w:hyperlink>
     </w:p>
-    <w:bookmarkEnd w:id="149"/>
-    <w:bookmarkEnd w:id="150"/>
-    <w:bookmarkEnd w:id="151"/>
+    <w:bookmarkEnd w:id="152"/>
+    <w:bookmarkEnd w:id="153"/>
+    <w:bookmarkEnd w:id="154"/>
     <w:sectPr>
       <w:footnotePr>
         <w:numRestart w:val="eachSect"/>

--- a/10_draft/output/write.docx
+++ b/10_draft/output/write.docx
@@ -15,7 +15,7 @@
         <w:pStyle w:val="Author"/>
       </w:pPr>
       <w:r>
-        <w:t xml:space="preserve">Author Name(s)</w:t>
+        <w:t xml:space="preserve">Names</w:t>
       </w:r>
     </w:p>
     <w:p>
@@ -23,7 +23,7 @@
         <w:pStyle w:val="Date"/>
       </w:pPr>
       <w:r>
-        <w:t xml:space="preserve">March 11, 2026</w:t>
+        <w:t xml:space="preserve">March 12, 2026</w:t>
       </w:r>
     </w:p>
     <w:bookmarkStart w:id="9" w:name="abstract"/>
@@ -593,46 +593,25 @@
         <w:t xml:space="preserve"> </w:t>
       </w:r>
       <w:r>
-        <w:drawing>
-          <wp:inline>
-            <wp:extent cx="5334000" cy="4191000"/>
-            <wp:effectExtent b="0" l="0" r="0" t="0"/>
-            <wp:docPr descr="" title="" id="20" name="Picture"/>
-            <a:graphic>
-              <a:graphicData uri="http://schemas.openxmlformats.org/drawingml/2006/picture">
-                <pic:pic>
-                  <pic:nvPicPr>
-                    <pic:cNvPr descr="../9_figures/output/figure3.pdf" id="21" name="Picture"/>
-                    <pic:cNvPicPr>
-                      <a:picLocks noChangeArrowheads="1" noChangeAspect="1"/>
-                    </pic:cNvPicPr>
-                  </pic:nvPicPr>
-                  <pic:blipFill>
-                    <a:blip r:embed="rId19"/>
-                    <a:stretch>
-                      <a:fillRect/>
-                    </a:stretch>
-                  </pic:blipFill>
-                  <pic:spPr bwMode="auto">
-                    <a:xfrm>
-                      <a:off x="0" y="0"/>
-                      <a:ext cx="5334000" cy="4191000"/>
-                    </a:xfrm>
-                    <a:prstGeom prst="rect">
-                      <a:avLst/>
-                    </a:prstGeom>
-                    <a:noFill/>
-                    <a:ln w="9525">
-                      <a:noFill/>
-                      <a:headEnd/>
-                      <a:tailEnd/>
-                    </a:ln>
-                  </pic:spPr>
-                </pic:pic>
-              </a:graphicData>
-            </a:graphic>
-          </wp:inline>
-        </w:drawing>
+        <w:t xml:space="preserve">Scholars document a persistent racial wealth gap between Black and non-Black households</w:t>
+      </w:r>
+      <w:r>
+        <w:t xml:space="preserve"> </w:t>
+      </w:r>
+      <w:r>
+        <w:t xml:space="preserve">[5, 20]</w:t>
+      </w:r>
+      <w:r>
+        <w:t xml:space="preserve">, while also highlighting the unique role of kinship networks in shaping economic outcomes by race</w:t>
+      </w:r>
+      <w:r>
+        <w:t xml:space="preserve"> </w:t>
+      </w:r>
+      <w:r>
+        <w:t xml:space="preserve">[21, 22]</w:t>
+      </w:r>
+      <w:r>
+        <w:t xml:space="preserve">. Given these findings, one might expect the choice of unit of analysis to affect inequality estimates differently across racial groups. While there is higher inequality among Black households and clans overall, the direction of the household–clan difference in Gini coefficients is consistent across racial groups (see Appendix C1).</w:t>
       </w:r>
     </w:p>
     <w:p>
@@ -640,11 +619,7 @@
         <w:pStyle w:val="BodyText"/>
       </w:pPr>
       <w:r>
-        <w:rPr>
-          <w:i/>
-          <w:iCs/>
-        </w:rPr>
-        <w:t xml:space="preserve">Note: Lines show the ratio of weighted mean income (Panel A) or wealth (Panel B) for Black relative to Non-Black households and clans. Weighted mean income for Black HH is $36,205, $56,600 for Non-Black HH, $60,000 for Black clans, and $108,522 for Non-Black clans. The income ratio changed by -5.2% for households (0.65 in 1969 to 0.62 in 2023) and -7.8% for clans (0.63 to 0.58). Weighted mean wealth for Black HH is $89,761, $476,552 for Non-Black HH, $147,662 for Black clans, and $818,198 for Non-Black clans (includes home equity). The wealth ratio changed by 1.0% for households (0.18 in 1984 to 0.18 in 2023) and -13.7% for clans (0.23 to 0.20). On average across all years, the income ratio is -0.006 lower for households than clans, and the wealth ratio is 0.014 higher for households than clans. Solid lines = households; dotted lines = clans.</w:t>
+        <w:t xml:space="preserve">Measuring inequality at the clan-level reveals less inequality across racial subgroups. However, using clans as the unit of analysis does not eliminate racial wealth gaps between groups. Table 4 shows racial wealth gaps at both the household and clans levels for mean and median wealth. When using the mean, Black households hold 19 cents for every dollar of wealth held by non-Black households, and Black clans hold 18 cents for every dollar held by non-Black clans. A similar pattern appears when examining median wealth among clans, where Black clans hold 19 cents for every dollar held by non-Black clans. However, the median reveals an even starker disparity at the household level: the typical Black household holds only 9 cents for every dollar of wealth held by the typical non-Black household. These patterns suggest that while Black households hold substantially less wealth on average, wealth among them is also distributed with greater inequality. At both levels, inequality is about the same or lower between clans than between households, though Black clans hold considerably less wealth than non-Black ones.</w:t>
       </w:r>
     </w:p>
     <w:p>
@@ -652,58 +627,16 @@
         <w:pStyle w:val="BodyText"/>
       </w:pPr>
       <w:r>
-        <w:drawing>
-          <wp:inline>
-            <wp:extent cx="5334000" cy="4191000"/>
-            <wp:effectExtent b="0" l="0" r="0" t="0"/>
-            <wp:docPr descr="" title="" id="23" name="Picture"/>
-            <a:graphic>
-              <a:graphicData uri="http://schemas.openxmlformats.org/drawingml/2006/picture">
-                <pic:pic>
-                  <pic:nvPicPr>
-                    <pic:cNvPr descr="../9_figures/output/figure4.pdf" id="24" name="Picture"/>
-                    <pic:cNvPicPr>
-                      <a:picLocks noChangeArrowheads="1" noChangeAspect="1"/>
-                    </pic:cNvPicPr>
-                  </pic:nvPicPr>
-                  <pic:blipFill>
-                    <a:blip r:embed="rId22"/>
-                    <a:stretch>
-                      <a:fillRect/>
-                    </a:stretch>
-                  </pic:blipFill>
-                  <pic:spPr bwMode="auto">
-                    <a:xfrm>
-                      <a:off x="0" y="0"/>
-                      <a:ext cx="5334000" cy="4191000"/>
-                    </a:xfrm>
-                    <a:prstGeom prst="rect">
-                      <a:avLst/>
-                    </a:prstGeom>
-                    <a:noFill/>
-                    <a:ln w="9525">
-                      <a:noFill/>
-                      <a:headEnd/>
-                      <a:tailEnd/>
-                    </a:ln>
-                  </pic:spPr>
-                </pic:pic>
-              </a:graphicData>
-            </a:graphic>
-          </wp:inline>
-        </w:drawing>
-      </w:r>
-    </w:p>
-    <w:p>
-      <w:pPr>
-        <w:pStyle w:val="BodyText"/>
-      </w:pPr>
-      <w:r>
-        <w:rPr>
-          <w:i/>
-          <w:iCs/>
-        </w:rPr>
-        <w:t xml:space="preserve">Note: Lines show the ratio of weighted median income (Panel A) or wealth (Panel B) for Black relative to Non-Black households and clans. The weighted median income for Black HHs is $17,621, $29,233 for Non-Black HHs, $36,562 for Black clans, and $62,916 for Non-Black clans. The income ratio changed by 5.8% for households (0.59 in 1969 to 0.62 in 2023) and 0.2% for clans (0.57 to 0.57). Weighted median wealth for Black HHs is $6,908, $79,216 for Non-Black HHs, $58,326 for Black clans, and $306,988 for Non-Black clans (includes home equity). The wealth ratio changed by -4.6% for households (0.07 in 1984 to 0.07 in 2023) and 7.5% for clans (0.20 to 0.22). On average across all years, the income ratio is -0.044 lower for households than clans, and the wealth ratio is -0.112 lower for households than clans. Solid lines = households; dotted lines = clans.</w:t>
+        <w:t xml:space="preserve">Examining the share of households and clans with zero wealth further illustrates the racial wealth gap at the household and clan levels and how this inequality appears lesser at the clan-level. Following</w:t>
+      </w:r>
+      <w:r>
+        <w:t xml:space="preserve"> </w:t>
+      </w:r>
+      <w:r>
+        <w:t xml:space="preserve">[20]</w:t>
+      </w:r>
+      <w:r>
+        <w:t xml:space="preserve">, 32.66% of Black households report no wealth, compared to just 13.40% of non-Black households. At the clan level, however, the share with zero wealth drops considerably. Non-Black clans exhibit extremely low levels of zero wealth, with only 3.16% reporting none, suggesting that most non-Black individuals have some wealth within their extended family networks. Black clans also experience a decline in zero-wealth, falling to 10.07%. In percentage terms, the transition from the household to clan level represents a 69.2% reduction in zero-wealth for Black households and a 76.4% reduction for non-Black households. As a result, the extent of inequality appears less stark when wealth is considered at the clan level rather than at the household level, though the decrease in inequality is higher for non-Black clans.</w:t>
       </w:r>
     </w:p>
     <w:p xmlns:w="http://schemas.openxmlformats.org/wordprocessingml/2006/main" xmlns:wp="http://schemas.openxmlformats.org/drawingml/2006/wordprocessingDrawing" xmlns:r="http://schemas.openxmlformats.org/officeDocument/2006/relationships" xmlns:w14="http://schemas.microsoft.com/office/word/2010/wordml">
@@ -721,7 +654,7 @@
         <w:ind w:left="60" w:right="60" w:firstLine="0" w:firstLineChars="0"/>
       </w:pPr>
       <w:r>
-        <w:t xml:space="preserve">Table 1. Median Income and Wealth by Race: Households vs. Clans</w:t>
+        <w:t xml:space="preserve">Table A. Mean and Median Wealth by Race: Households vs. Clans</w:t>
       </w:r>
     </w:p>
     <w:tbl xmlns:w="http://schemas.openxmlformats.org/wordprocessingml/2006/main" xmlns:r="http://schemas.openxmlformats.org/officeDocument/2006/relationships" xmlns:w14="http://schemas.microsoft.com/office/word/2010/wordml" xmlns:wp="http://schemas.openxmlformats.org/drawingml/2006/wordprocessingDrawing" xmlns:a="http://schemas.openxmlformats.org/drawingml/2006/main" xmlns:pic="http://schemas.openxmlformats.org/drawingml/2006/picture">
@@ -845,7 +778,7 @@
                 <w:szCs w:val="20"/>
                 <w:color w:val="000000"/>
               </w:rPr>
-              <w:t xml:space="preserve">Median Income HH</w:t>
+              <w:t xml:space="preserve">Mean Wealth HH</w:t>
             </w:r>
           </w:p>
         </w:tc>
@@ -897,7 +830,7 @@
                 <w:szCs w:val="20"/>
                 <w:color w:val="000000"/>
               </w:rPr>
-              <w:t xml:space="preserve">Median Income Clan</w:t>
+              <w:t xml:space="preserve">Mean Wealth Clan</w:t>
             </w:r>
           </w:p>
         </w:tc>
@@ -1215,7 +1148,7 @@
                 <w:szCs w:val="20"/>
                 <w:color w:val="000000"/>
               </w:rPr>
-              <w:t xml:space="preserve">17,621</w:t>
+              <w:t xml:space="preserve">89,761</w:t>
             </w:r>
           </w:p>
         </w:tc>
@@ -1267,7 +1200,7 @@
                 <w:szCs w:val="20"/>
                 <w:color w:val="000000"/>
               </w:rPr>
-              <w:t xml:space="preserve">36,562</w:t>
+              <w:t xml:space="preserve">147,662</w:t>
             </w:r>
           </w:p>
         </w:tc>
@@ -1585,7 +1518,7 @@
                 <w:szCs w:val="20"/>
                 <w:color w:val="000000"/>
               </w:rPr>
-              <w:t xml:space="preserve">29,233</w:t>
+              <w:t xml:space="preserve">476,552</w:t>
             </w:r>
           </w:p>
         </w:tc>
@@ -1637,7 +1570,7 @@
                 <w:szCs w:val="20"/>
                 <w:color w:val="000000"/>
               </w:rPr>
-              <w:t xml:space="preserve">62,916</w:t>
+              <w:t xml:space="preserve">818,198</w:t>
             </w:r>
           </w:p>
         </w:tc>
@@ -1955,6 +1888,1393 @@
                 <w:szCs w:val="20"/>
                 <w:color w:val="000000"/>
               </w:rPr>
+              <w:t xml:space="preserve">0.19</w:t>
+            </w:r>
+          </w:p>
+        </w:tc>
+        <w:tc>
+          <w:tcPr>
+            <w:tcBorders>
+              <w:bottom w:val="single" w:sz="12" w:space="0" w:color="666666"/>
+              <w:top w:val="single" w:sz="4" w:space="0" w:color="999999"/>
+              <w:left w:val="none" w:sz="0" w:space="0" w:color="000000"/>
+              <w:right w:val="none" w:sz="0" w:space="0" w:color="000000"/>
+            </w:tcBorders>
+            <w:shd w:val="clear" w:color="auto" w:fill="F2F2F2"/>
+            <w:tcMar>
+              <w:top w:w="0" w:type="dxa"/>
+              <w:bottom w:w="0" w:type="dxa"/>
+              <w:left w:w="0" w:type="dxa"/>
+              <w:right w:w="0" w:type="dxa"/>
+            </w:tcMar>
+            <w:vAlign w:val="center"/>
+          </w:tcPr>
+          <w:p>
+            <w:pPr>
+              <w:jc w:val="center"/>
+              <w:pBdr>
+                <w:bottom w:val="none" w:sz="0" w:space="0" w:color="000000"/>
+                <w:top w:val="none" w:sz="0" w:space="0" w:color="000000"/>
+                <w:left w:val="none" w:sz="0" w:space="0" w:color="000000"/>
+                <w:right w:val="none" w:sz="0" w:space="0" w:color="000000"/>
+              </w:pBdr>
+              <w:spacing w:after="100" w:before="100" w:line="240"/>
+              <w:ind w:left="100" w:right="100" w:firstLine="0" w:firstLineChars="0"/>
+              <w:rPr>
+                <w:rFonts w:ascii="serif" w:hAnsi="serif" w:eastAsia="serif" w:cs="serif"/>
+                <w:i w:val="false"/>
+                <w:b w:val="false"/>
+                <w:u w:val="none"/>
+                <w:sz w:val="20"/>
+                <w:szCs w:val="20"/>
+                <w:color w:val="000000"/>
+              </w:rPr>
+            </w:pPr>
+            <w:r xmlns:w="http://schemas.openxmlformats.org/wordprocessingml/2006/main" xmlns:wp="http://schemas.openxmlformats.org/drawingml/2006/wordprocessingDrawing" xmlns:r="http://schemas.openxmlformats.org/officeDocument/2006/relationships" xmlns:w14="http://schemas.microsoft.com/office/word/2010/wordml">
+              <w:rPr>
+                <w:rFonts w:ascii="serif" w:hAnsi="serif" w:eastAsia="serif" w:cs="serif"/>
+                <w:i w:val="false"/>
+                <w:b w:val="false"/>
+                <w:u w:val="none"/>
+                <w:sz w:val="20"/>
+                <w:szCs w:val="20"/>
+                <w:color w:val="000000"/>
+              </w:rPr>
+              <w:t xml:space="preserve">0.18</w:t>
+            </w:r>
+          </w:p>
+        </w:tc>
+        <w:tc>
+          <w:tcPr>
+            <w:tcBorders>
+              <w:bottom w:val="single" w:sz="12" w:space="0" w:color="666666"/>
+              <w:top w:val="single" w:sz="4" w:space="0" w:color="999999"/>
+              <w:left w:val="none" w:sz="0" w:space="0" w:color="000000"/>
+              <w:right w:val="none" w:sz="0" w:space="0" w:color="000000"/>
+            </w:tcBorders>
+            <w:shd w:val="clear" w:color="auto" w:fill="F2F2F2"/>
+            <w:tcMar>
+              <w:top w:w="0" w:type="dxa"/>
+              <w:bottom w:w="0" w:type="dxa"/>
+              <w:left w:w="0" w:type="dxa"/>
+              <w:right w:w="0" w:type="dxa"/>
+            </w:tcMar>
+            <w:vAlign w:val="center"/>
+          </w:tcPr>
+          <w:p>
+            <w:pPr>
+              <w:jc w:val="center"/>
+              <w:pBdr>
+                <w:bottom w:val="none" w:sz="0" w:space="0" w:color="000000"/>
+                <w:top w:val="none" w:sz="0" w:space="0" w:color="000000"/>
+                <w:left w:val="none" w:sz="0" w:space="0" w:color="000000"/>
+                <w:right w:val="none" w:sz="0" w:space="0" w:color="000000"/>
+              </w:pBdr>
+              <w:spacing w:after="100" w:before="100" w:line="240"/>
+              <w:ind w:left="100" w:right="100" w:firstLine="0" w:firstLineChars="0"/>
+              <w:rPr>
+                <w:rFonts w:ascii="serif" w:hAnsi="serif" w:eastAsia="serif" w:cs="serif"/>
+                <w:i w:val="false"/>
+                <w:b w:val="false"/>
+                <w:u w:val="none"/>
+                <w:sz w:val="20"/>
+                <w:szCs w:val="20"/>
+                <w:color w:val="000000"/>
+              </w:rPr>
+            </w:pPr>
+            <w:r xmlns:w="http://schemas.openxmlformats.org/wordprocessingml/2006/main" xmlns:wp="http://schemas.openxmlformats.org/drawingml/2006/wordprocessingDrawing" xmlns:r="http://schemas.openxmlformats.org/officeDocument/2006/relationships" xmlns:w14="http://schemas.microsoft.com/office/word/2010/wordml">
+              <w:rPr>
+                <w:rFonts w:ascii="serif" w:hAnsi="serif" w:eastAsia="serif" w:cs="serif"/>
+                <w:i w:val="false"/>
+                <w:b w:val="false"/>
+                <w:u w:val="none"/>
+                <w:sz w:val="20"/>
+                <w:szCs w:val="20"/>
+                <w:color w:val="000000"/>
+              </w:rPr>
+              <w:t xml:space="preserve">0.09</w:t>
+            </w:r>
+          </w:p>
+        </w:tc>
+        <w:tc>
+          <w:tcPr>
+            <w:tcBorders>
+              <w:bottom w:val="single" w:sz="12" w:space="0" w:color="666666"/>
+              <w:top w:val="single" w:sz="4" w:space="0" w:color="999999"/>
+              <w:left w:val="none" w:sz="0" w:space="0" w:color="000000"/>
+              <w:right w:val="none" w:sz="0" w:space="0" w:color="000000"/>
+            </w:tcBorders>
+            <w:shd w:val="clear" w:color="auto" w:fill="F2F2F2"/>
+            <w:tcMar>
+              <w:top w:w="0" w:type="dxa"/>
+              <w:bottom w:w="0" w:type="dxa"/>
+              <w:left w:w="0" w:type="dxa"/>
+              <w:right w:w="0" w:type="dxa"/>
+            </w:tcMar>
+            <w:vAlign w:val="center"/>
+          </w:tcPr>
+          <w:p>
+            <w:pPr>
+              <w:jc w:val="center"/>
+              <w:pBdr>
+                <w:bottom w:val="none" w:sz="0" w:space="0" w:color="000000"/>
+                <w:top w:val="none" w:sz="0" w:space="0" w:color="000000"/>
+                <w:left w:val="none" w:sz="0" w:space="0" w:color="000000"/>
+                <w:right w:val="none" w:sz="0" w:space="0" w:color="000000"/>
+              </w:pBdr>
+              <w:spacing w:after="100" w:before="100" w:line="240"/>
+              <w:ind w:left="100" w:right="100" w:firstLine="0" w:firstLineChars="0"/>
+              <w:rPr>
+                <w:rFonts w:ascii="serif" w:hAnsi="serif" w:eastAsia="serif" w:cs="serif"/>
+                <w:i w:val="false"/>
+                <w:b w:val="false"/>
+                <w:u w:val="none"/>
+                <w:sz w:val="20"/>
+                <w:szCs w:val="20"/>
+                <w:color w:val="000000"/>
+              </w:rPr>
+            </w:pPr>
+            <w:r xmlns:w="http://schemas.openxmlformats.org/wordprocessingml/2006/main" xmlns:wp="http://schemas.openxmlformats.org/drawingml/2006/wordprocessingDrawing" xmlns:r="http://schemas.openxmlformats.org/officeDocument/2006/relationships" xmlns:w14="http://schemas.microsoft.com/office/word/2010/wordml">
+              <w:rPr>
+                <w:rFonts w:ascii="serif" w:hAnsi="serif" w:eastAsia="serif" w:cs="serif"/>
+                <w:i w:val="false"/>
+                <w:b w:val="false"/>
+                <w:u w:val="none"/>
+                <w:sz w:val="20"/>
+                <w:szCs w:val="20"/>
+                <w:color w:val="000000"/>
+              </w:rPr>
+              <w:t xml:space="preserve">0.19</w:t>
+            </w:r>
+          </w:p>
+        </w:tc>
+        <w:tc>
+          <w:tcPr>
+            <w:tcBorders>
+              <w:bottom w:val="single" w:sz="12" w:space="0" w:color="666666"/>
+              <w:top w:val="single" w:sz="4" w:space="0" w:color="999999"/>
+              <w:left w:val="none" w:sz="0" w:space="0" w:color="000000"/>
+              <w:right w:val="none" w:sz="0" w:space="0" w:color="000000"/>
+            </w:tcBorders>
+            <w:shd w:val="clear" w:color="auto" w:fill="F2F2F2"/>
+            <w:tcMar>
+              <w:top w:w="0" w:type="dxa"/>
+              <w:bottom w:w="0" w:type="dxa"/>
+              <w:left w:w="0" w:type="dxa"/>
+              <w:right w:w="0" w:type="dxa"/>
+            </w:tcMar>
+            <w:vAlign w:val="center"/>
+          </w:tcPr>
+          <w:p>
+            <w:pPr>
+              <w:jc w:val="center"/>
+              <w:pBdr>
+                <w:bottom w:val="none" w:sz="0" w:space="0" w:color="000000"/>
+                <w:top w:val="none" w:sz="0" w:space="0" w:color="000000"/>
+                <w:left w:val="none" w:sz="0" w:space="0" w:color="000000"/>
+                <w:right w:val="none" w:sz="0" w:space="0" w:color="000000"/>
+              </w:pBdr>
+              <w:spacing w:after="100" w:before="100" w:line="240"/>
+              <w:ind w:left="100" w:right="100" w:firstLine="0" w:firstLineChars="0"/>
+              <w:rPr>
+                <w:rFonts w:ascii="serif" w:hAnsi="serif" w:eastAsia="serif" w:cs="serif"/>
+                <w:i w:val="false"/>
+                <w:b w:val="false"/>
+                <w:u w:val="none"/>
+                <w:sz w:val="20"/>
+                <w:szCs w:val="20"/>
+                <w:color w:val="000000"/>
+              </w:rPr>
+            </w:pPr>
+            <w:r xmlns:w="http://schemas.openxmlformats.org/wordprocessingml/2006/main" xmlns:wp="http://schemas.openxmlformats.org/drawingml/2006/wordprocessingDrawing" xmlns:r="http://schemas.openxmlformats.org/officeDocument/2006/relationships" xmlns:w14="http://schemas.microsoft.com/office/word/2010/wordml">
+              <w:rPr>
+                <w:rFonts w:ascii="serif" w:hAnsi="serif" w:eastAsia="serif" w:cs="serif"/>
+                <w:i w:val="false"/>
+                <w:b w:val="false"/>
+                <w:u w:val="none"/>
+                <w:sz w:val="20"/>
+                <w:szCs w:val="20"/>
+                <w:color w:val="000000"/>
+              </w:rPr>
+              <w:t xml:space="preserve">2.44</w:t>
+            </w:r>
+          </w:p>
+        </w:tc>
+        <w:tc>
+          <w:tcPr>
+            <w:tcBorders>
+              <w:bottom w:val="single" w:sz="12" w:space="0" w:color="666666"/>
+              <w:top w:val="single" w:sz="4" w:space="0" w:color="999999"/>
+              <w:left w:val="none" w:sz="0" w:space="0" w:color="000000"/>
+              <w:right w:val="none" w:sz="0" w:space="0" w:color="000000"/>
+            </w:tcBorders>
+            <w:shd w:val="clear" w:color="auto" w:fill="F2F2F2"/>
+            <w:tcMar>
+              <w:top w:w="0" w:type="dxa"/>
+              <w:bottom w:w="0" w:type="dxa"/>
+              <w:left w:w="0" w:type="dxa"/>
+              <w:right w:w="0" w:type="dxa"/>
+            </w:tcMar>
+            <w:vAlign w:val="center"/>
+          </w:tcPr>
+          <w:p>
+            <w:pPr>
+              <w:jc w:val="center"/>
+              <w:pBdr>
+                <w:bottom w:val="none" w:sz="0" w:space="0" w:color="000000"/>
+                <w:top w:val="none" w:sz="0" w:space="0" w:color="000000"/>
+                <w:left w:val="none" w:sz="0" w:space="0" w:color="000000"/>
+                <w:right w:val="none" w:sz="0" w:space="0" w:color="000000"/>
+              </w:pBdr>
+              <w:spacing w:after="100" w:before="100" w:line="240"/>
+              <w:ind w:left="100" w:right="100" w:firstLine="0" w:firstLineChars="0"/>
+              <w:rPr>
+                <w:rFonts w:ascii="serif" w:hAnsi="serif" w:eastAsia="serif" w:cs="serif"/>
+                <w:i w:val="false"/>
+                <w:b w:val="false"/>
+                <w:u w:val="none"/>
+                <w:sz w:val="20"/>
+                <w:szCs w:val="20"/>
+                <w:color w:val="000000"/>
+              </w:rPr>
+            </w:pPr>
+            <w:r xmlns:w="http://schemas.openxmlformats.org/wordprocessingml/2006/main" xmlns:wp="http://schemas.openxmlformats.org/drawingml/2006/wordprocessingDrawing" xmlns:r="http://schemas.openxmlformats.org/officeDocument/2006/relationships" xmlns:w14="http://schemas.microsoft.com/office/word/2010/wordml">
+              <w:rPr>
+                <w:rFonts w:ascii="serif" w:hAnsi="serif" w:eastAsia="serif" w:cs="serif"/>
+                <w:i w:val="false"/>
+                <w:b w:val="false"/>
+                <w:u w:val="none"/>
+                <w:sz w:val="20"/>
+                <w:szCs w:val="20"/>
+                <w:color w:val="000000"/>
+              </w:rPr>
+              <w:t xml:space="preserve">3.18</w:t>
+            </w:r>
+          </w:p>
+        </w:tc>
+      </w:tr>
+    </w:tbl>
+    <w:p>
+      <w:pPr>
+        <w:pStyle w:val="BodyText"/>
+      </w:pPr>
+      <w:r>
+        <w:rPr>
+          <w:i/>
+          <w:iCs/>
+        </w:rPr>
+        <w:t xml:space="preserve">Note: All values are weighted using PSID family and clan weights and pooled across all years. Income and wealth are size-standardised (divided by household or clan size). Wealth includes home equity.</w:t>
+      </w:r>
+      <w:r>
+        <w:rPr>
+          <w:i/>
+          <w:iCs/>
+        </w:rPr>
+        <w:t xml:space="preserve"> </w:t>
+      </w:r>
+      <w:r>
+        <w:rPr>
+          <w:i/>
+          <w:iCs/>
+        </w:rPr>
+        <w:t xml:space="preserve">‘0 Wealth’</w:t>
+      </w:r>
+      <w:r>
+        <w:rPr>
+          <w:i/>
+          <w:iCs/>
+        </w:rPr>
+        <w:t xml:space="preserve"> </w:t>
+      </w:r>
+      <w:r>
+        <w:rPr>
+          <w:i/>
+          <w:iCs/>
+        </w:rPr>
+        <w:t xml:space="preserve">indicates wealth &lt;= 0. Ratio row shows Black / Non-Black.</w:t>
+      </w:r>
+    </w:p>
+    <w:p>
+      <w:pPr>
+        <w:pStyle w:val="BodyText"/>
+      </w:pPr>
+      <w:r>
+        <w:rPr>
+          <w:i/>
+          <w:iCs/>
+        </w:rPr>
+        <w:t xml:space="preserve">We are really talking about the racial wealth, not income, gap. It would probably make sense to exclude the table below but it is here in case you want to see it. The race ratio for clans is</w:t>
+      </w:r>
+      <w:r>
+        <w:rPr>
+          <w:i/>
+          <w:iCs/>
+        </w:rPr>
+        <w:t xml:space="preserve"> </w:t>
+      </w:r>
+      <w:r>
+        <w:rPr>
+          <w:b/>
+          <w:bCs/>
+          <w:i/>
+          <w:iCs/>
+        </w:rPr>
+        <w:t xml:space="preserve">worse</w:t>
+      </w:r>
+      <w:r>
+        <w:rPr>
+          <w:i/>
+          <w:iCs/>
+        </w:rPr>
+        <w:t xml:space="preserve"> </w:t>
+      </w:r>
+      <w:r>
+        <w:rPr>
+          <w:i/>
+          <w:iCs/>
+        </w:rPr>
+        <w:t xml:space="preserve">than it is for households for income.</w:t>
+      </w:r>
+    </w:p>
+    <w:p xmlns:w="http://schemas.openxmlformats.org/wordprocessingml/2006/main" xmlns:wp="http://schemas.openxmlformats.org/drawingml/2006/wordprocessingDrawing" xmlns:r="http://schemas.openxmlformats.org/officeDocument/2006/relationships" xmlns:w14="http://schemas.microsoft.com/office/word/2010/wordml">
+      <w:pPr>
+        <w:pStyle w:val="TableCaption"/>
+        <w:jc w:val="center"/>
+        <w:keepNext/>
+        <w:pBdr>
+          <w:bottom w:val="none" w:sz="0" w:space="0" w:color="000000"/>
+          <w:top w:val="none" w:sz="0" w:space="0" w:color="000000"/>
+          <w:left w:val="none" w:sz="0" w:space="0" w:color="000000"/>
+          <w:right w:val="none" w:sz="0" w:space="0" w:color="000000"/>
+        </w:pBdr>
+        <w:spacing w:after="60" w:before="60" w:line="240"/>
+        <w:ind w:left="60" w:right="60" w:firstLine="0" w:firstLineChars="0"/>
+      </w:pPr>
+      <w:r>
+        <w:t xml:space="preserve">Table B. Mean and Median Income by Race: Households vs. Clans</w:t>
+      </w:r>
+    </w:p>
+    <w:tbl xmlns:w="http://schemas.openxmlformats.org/wordprocessingml/2006/main" xmlns:r="http://schemas.openxmlformats.org/officeDocument/2006/relationships" xmlns:w14="http://schemas.microsoft.com/office/word/2010/wordml" xmlns:wp="http://schemas.openxmlformats.org/drawingml/2006/wordprocessingDrawing" xmlns:a="http://schemas.openxmlformats.org/drawingml/2006/main" xmlns:pic="http://schemas.openxmlformats.org/drawingml/2006/picture">
+      <w:tblPr>
+        <w:tblLayout w:type="fixed"/>
+        <w:jc w:val="center"/>
+        <w:tblLook w:firstRow="1" w:lastRow="0" w:firstColumn="0" w:lastColumn="0" w:noHBand="0" w:noVBand="1"/>
+      </w:tblPr>
+      <w:tblGrid>
+        <w:gridCol w:w="1080"/>
+        <w:gridCol w:w="1080"/>
+        <w:gridCol w:w="1080"/>
+        <w:gridCol w:w="1080"/>
+        <w:gridCol w:w="1080"/>
+      </w:tblGrid>
+      <w:tr>
+        <w:trPr>
+          <w:trHeight w:val="360" w:hRule="auto"/>
+          <w:tblHeader/>
+        </w:trPr>
+        header1
+        <w:tc>
+          <w:tcPr>
+            <w:tcBorders>
+              <w:bottom w:val="single" w:sz="12" w:space="0" w:color="666666"/>
+              <w:top w:val="single" w:sz="12" w:space="0" w:color="666666"/>
+              <w:left w:val="none" w:sz="0" w:space="0" w:color="000000"/>
+              <w:right w:val="none" w:sz="0" w:space="0" w:color="000000"/>
+            </w:tcBorders>
+            <w:shd w:val="clear" w:color="auto" w:fill="F2F2F2"/>
+            <w:tcMar>
+              <w:top w:w="0" w:type="dxa"/>
+              <w:bottom w:w="0" w:type="dxa"/>
+              <w:left w:w="0" w:type="dxa"/>
+              <w:right w:w="0" w:type="dxa"/>
+            </w:tcMar>
+            <w:vAlign w:val="center"/>
+          </w:tcPr>
+          <w:p>
+            <w:pPr>
+              <w:jc w:val="center"/>
+              <w:pBdr>
+                <w:bottom w:val="none" w:sz="0" w:space="0" w:color="000000"/>
+                <w:top w:val="none" w:sz="0" w:space="0" w:color="000000"/>
+                <w:left w:val="none" w:sz="0" w:space="0" w:color="000000"/>
+                <w:right w:val="none" w:sz="0" w:space="0" w:color="000000"/>
+              </w:pBdr>
+              <w:spacing w:after="100" w:before="100" w:line="240"/>
+              <w:ind w:left="100" w:right="100" w:firstLine="0" w:firstLineChars="0"/>
+              <w:rPr>
+                <w:rFonts w:ascii="serif" w:hAnsi="serif" w:eastAsia="serif" w:cs="serif"/>
+                <w:i w:val="false"/>
+                <w:b w:val="true"/>
+                <w:u w:val="none"/>
+                <w:sz w:val="20"/>
+                <w:szCs w:val="20"/>
+                <w:color w:val="000000"/>
+              </w:rPr>
+            </w:pPr>
+            <w:r xmlns:w="http://schemas.openxmlformats.org/wordprocessingml/2006/main" xmlns:wp="http://schemas.openxmlformats.org/drawingml/2006/wordprocessingDrawing" xmlns:r="http://schemas.openxmlformats.org/officeDocument/2006/relationships" xmlns:w14="http://schemas.microsoft.com/office/word/2010/wordml">
+              <w:rPr>
+                <w:rFonts w:ascii="serif" w:hAnsi="serif" w:eastAsia="serif" w:cs="serif"/>
+                <w:i w:val="false"/>
+                <w:b w:val="true"/>
+                <w:u w:val="none"/>
+                <w:sz w:val="20"/>
+                <w:szCs w:val="20"/>
+                <w:color w:val="000000"/>
+              </w:rPr>
+              <w:t xml:space="preserve">Group</w:t>
+            </w:r>
+          </w:p>
+        </w:tc>
+        <w:tc>
+          <w:tcPr>
+            <w:tcBorders>
+              <w:bottom w:val="single" w:sz="12" w:space="0" w:color="666666"/>
+              <w:top w:val="single" w:sz="12" w:space="0" w:color="666666"/>
+              <w:left w:val="none" w:sz="0" w:space="0" w:color="000000"/>
+              <w:right w:val="none" w:sz="0" w:space="0" w:color="000000"/>
+            </w:tcBorders>
+            <w:shd w:val="clear" w:color="auto" w:fill="F2F2F2"/>
+            <w:tcMar>
+              <w:top w:w="0" w:type="dxa"/>
+              <w:bottom w:w="0" w:type="dxa"/>
+              <w:left w:w="0" w:type="dxa"/>
+              <w:right w:w="0" w:type="dxa"/>
+            </w:tcMar>
+            <w:vAlign w:val="center"/>
+          </w:tcPr>
+          <w:p>
+            <w:pPr>
+              <w:jc w:val="center"/>
+              <w:pBdr>
+                <w:bottom w:val="none" w:sz="0" w:space="0" w:color="000000"/>
+                <w:top w:val="none" w:sz="0" w:space="0" w:color="000000"/>
+                <w:left w:val="none" w:sz="0" w:space="0" w:color="000000"/>
+                <w:right w:val="none" w:sz="0" w:space="0" w:color="000000"/>
+              </w:pBdr>
+              <w:spacing w:after="100" w:before="100" w:line="240"/>
+              <w:ind w:left="100" w:right="100" w:firstLine="0" w:firstLineChars="0"/>
+              <w:rPr>
+                <w:rFonts w:ascii="serif" w:hAnsi="serif" w:eastAsia="serif" w:cs="serif"/>
+                <w:i w:val="false"/>
+                <w:b w:val="true"/>
+                <w:u w:val="none"/>
+                <w:sz w:val="20"/>
+                <w:szCs w:val="20"/>
+                <w:color w:val="000000"/>
+              </w:rPr>
+            </w:pPr>
+            <w:r xmlns:w="http://schemas.openxmlformats.org/wordprocessingml/2006/main" xmlns:wp="http://schemas.openxmlformats.org/drawingml/2006/wordprocessingDrawing" xmlns:r="http://schemas.openxmlformats.org/officeDocument/2006/relationships" xmlns:w14="http://schemas.microsoft.com/office/word/2010/wordml">
+              <w:rPr>
+                <w:rFonts w:ascii="serif" w:hAnsi="serif" w:eastAsia="serif" w:cs="serif"/>
+                <w:i w:val="false"/>
+                <w:b w:val="true"/>
+                <w:u w:val="none"/>
+                <w:sz w:val="20"/>
+                <w:szCs w:val="20"/>
+                <w:color w:val="000000"/>
+              </w:rPr>
+              <w:t xml:space="preserve">Mean Income HH</w:t>
+            </w:r>
+          </w:p>
+        </w:tc>
+        <w:tc>
+          <w:tcPr>
+            <w:tcBorders>
+              <w:bottom w:val="single" w:sz="12" w:space="0" w:color="666666"/>
+              <w:top w:val="single" w:sz="12" w:space="0" w:color="666666"/>
+              <w:left w:val="none" w:sz="0" w:space="0" w:color="000000"/>
+              <w:right w:val="none" w:sz="0" w:space="0" w:color="000000"/>
+            </w:tcBorders>
+            <w:shd w:val="clear" w:color="auto" w:fill="F2F2F2"/>
+            <w:tcMar>
+              <w:top w:w="0" w:type="dxa"/>
+              <w:bottom w:w="0" w:type="dxa"/>
+              <w:left w:w="0" w:type="dxa"/>
+              <w:right w:w="0" w:type="dxa"/>
+            </w:tcMar>
+            <w:vAlign w:val="center"/>
+          </w:tcPr>
+          <w:p>
+            <w:pPr>
+              <w:jc w:val="center"/>
+              <w:pBdr>
+                <w:bottom w:val="none" w:sz="0" w:space="0" w:color="000000"/>
+                <w:top w:val="none" w:sz="0" w:space="0" w:color="000000"/>
+                <w:left w:val="none" w:sz="0" w:space="0" w:color="000000"/>
+                <w:right w:val="none" w:sz="0" w:space="0" w:color="000000"/>
+              </w:pBdr>
+              <w:spacing w:after="100" w:before="100" w:line="240"/>
+              <w:ind w:left="100" w:right="100" w:firstLine="0" w:firstLineChars="0"/>
+              <w:rPr>
+                <w:rFonts w:ascii="serif" w:hAnsi="serif" w:eastAsia="serif" w:cs="serif"/>
+                <w:i w:val="false"/>
+                <w:b w:val="true"/>
+                <w:u w:val="none"/>
+                <w:sz w:val="20"/>
+                <w:szCs w:val="20"/>
+                <w:color w:val="000000"/>
+              </w:rPr>
+            </w:pPr>
+            <w:r xmlns:w="http://schemas.openxmlformats.org/wordprocessingml/2006/main" xmlns:wp="http://schemas.openxmlformats.org/drawingml/2006/wordprocessingDrawing" xmlns:r="http://schemas.openxmlformats.org/officeDocument/2006/relationships" xmlns:w14="http://schemas.microsoft.com/office/word/2010/wordml">
+              <w:rPr>
+                <w:rFonts w:ascii="serif" w:hAnsi="serif" w:eastAsia="serif" w:cs="serif"/>
+                <w:i w:val="false"/>
+                <w:b w:val="true"/>
+                <w:u w:val="none"/>
+                <w:sz w:val="20"/>
+                <w:szCs w:val="20"/>
+                <w:color w:val="000000"/>
+              </w:rPr>
+              <w:t xml:space="preserve">Mean Income Clan</w:t>
+            </w:r>
+          </w:p>
+        </w:tc>
+        <w:tc>
+          <w:tcPr>
+            <w:tcBorders>
+              <w:bottom w:val="single" w:sz="12" w:space="0" w:color="666666"/>
+              <w:top w:val="single" w:sz="12" w:space="0" w:color="666666"/>
+              <w:left w:val="none" w:sz="0" w:space="0" w:color="000000"/>
+              <w:right w:val="none" w:sz="0" w:space="0" w:color="000000"/>
+            </w:tcBorders>
+            <w:shd w:val="clear" w:color="auto" w:fill="F2F2F2"/>
+            <w:tcMar>
+              <w:top w:w="0" w:type="dxa"/>
+              <w:bottom w:w="0" w:type="dxa"/>
+              <w:left w:w="0" w:type="dxa"/>
+              <w:right w:w="0" w:type="dxa"/>
+            </w:tcMar>
+            <w:vAlign w:val="center"/>
+          </w:tcPr>
+          <w:p>
+            <w:pPr>
+              <w:jc w:val="center"/>
+              <w:pBdr>
+                <w:bottom w:val="none" w:sz="0" w:space="0" w:color="000000"/>
+                <w:top w:val="none" w:sz="0" w:space="0" w:color="000000"/>
+                <w:left w:val="none" w:sz="0" w:space="0" w:color="000000"/>
+                <w:right w:val="none" w:sz="0" w:space="0" w:color="000000"/>
+              </w:pBdr>
+              <w:spacing w:after="100" w:before="100" w:line="240"/>
+              <w:ind w:left="100" w:right="100" w:firstLine="0" w:firstLineChars="0"/>
+              <w:rPr>
+                <w:rFonts w:ascii="serif" w:hAnsi="serif" w:eastAsia="serif" w:cs="serif"/>
+                <w:i w:val="false"/>
+                <w:b w:val="true"/>
+                <w:u w:val="none"/>
+                <w:sz w:val="20"/>
+                <w:szCs w:val="20"/>
+                <w:color w:val="000000"/>
+              </w:rPr>
+            </w:pPr>
+            <w:r xmlns:w="http://schemas.openxmlformats.org/wordprocessingml/2006/main" xmlns:wp="http://schemas.openxmlformats.org/drawingml/2006/wordprocessingDrawing" xmlns:r="http://schemas.openxmlformats.org/officeDocument/2006/relationships" xmlns:w14="http://schemas.microsoft.com/office/word/2010/wordml">
+              <w:rPr>
+                <w:rFonts w:ascii="serif" w:hAnsi="serif" w:eastAsia="serif" w:cs="serif"/>
+                <w:i w:val="false"/>
+                <w:b w:val="true"/>
+                <w:u w:val="none"/>
+                <w:sz w:val="20"/>
+                <w:szCs w:val="20"/>
+                <w:color w:val="000000"/>
+              </w:rPr>
+              <w:t xml:space="preserve">Median Income HH</w:t>
+            </w:r>
+          </w:p>
+        </w:tc>
+        <w:tc>
+          <w:tcPr>
+            <w:tcBorders>
+              <w:bottom w:val="single" w:sz="12" w:space="0" w:color="666666"/>
+              <w:top w:val="single" w:sz="12" w:space="0" w:color="666666"/>
+              <w:left w:val="none" w:sz="0" w:space="0" w:color="000000"/>
+              <w:right w:val="none" w:sz="0" w:space="0" w:color="000000"/>
+            </w:tcBorders>
+            <w:shd w:val="clear" w:color="auto" w:fill="F2F2F2"/>
+            <w:tcMar>
+              <w:top w:w="0" w:type="dxa"/>
+              <w:bottom w:w="0" w:type="dxa"/>
+              <w:left w:w="0" w:type="dxa"/>
+              <w:right w:w="0" w:type="dxa"/>
+            </w:tcMar>
+            <w:vAlign w:val="center"/>
+          </w:tcPr>
+          <w:p>
+            <w:pPr>
+              <w:jc w:val="center"/>
+              <w:pBdr>
+                <w:bottom w:val="none" w:sz="0" w:space="0" w:color="000000"/>
+                <w:top w:val="none" w:sz="0" w:space="0" w:color="000000"/>
+                <w:left w:val="none" w:sz="0" w:space="0" w:color="000000"/>
+                <w:right w:val="none" w:sz="0" w:space="0" w:color="000000"/>
+              </w:pBdr>
+              <w:spacing w:after="100" w:before="100" w:line="240"/>
+              <w:ind w:left="100" w:right="100" w:firstLine="0" w:firstLineChars="0"/>
+              <w:rPr>
+                <w:rFonts w:ascii="serif" w:hAnsi="serif" w:eastAsia="serif" w:cs="serif"/>
+                <w:i w:val="false"/>
+                <w:b w:val="true"/>
+                <w:u w:val="none"/>
+                <w:sz w:val="20"/>
+                <w:szCs w:val="20"/>
+                <w:color w:val="000000"/>
+              </w:rPr>
+            </w:pPr>
+            <w:r xmlns:w="http://schemas.openxmlformats.org/wordprocessingml/2006/main" xmlns:wp="http://schemas.openxmlformats.org/drawingml/2006/wordprocessingDrawing" xmlns:r="http://schemas.openxmlformats.org/officeDocument/2006/relationships" xmlns:w14="http://schemas.microsoft.com/office/word/2010/wordml">
+              <w:rPr>
+                <w:rFonts w:ascii="serif" w:hAnsi="serif" w:eastAsia="serif" w:cs="serif"/>
+                <w:i w:val="false"/>
+                <w:b w:val="true"/>
+                <w:u w:val="none"/>
+                <w:sz w:val="20"/>
+                <w:szCs w:val="20"/>
+                <w:color w:val="000000"/>
+              </w:rPr>
+              <w:t xml:space="preserve">Median Income Clan</w:t>
+            </w:r>
+          </w:p>
+        </w:tc>
+      </w:tr>
+      <w:tr>
+        <w:trPr>
+          <w:trHeight w:val="360" w:hRule="auto"/>
+        </w:trPr>
+        body1
+        <w:tc>
+          <w:tcPr>
+            <w:tcBorders>
+              <w:bottom w:val="none" w:sz="0" w:space="0" w:color="000000"/>
+              <w:top w:val="single" w:sz="12" w:space="0" w:color="666666"/>
+              <w:left w:val="none" w:sz="0" w:space="0" w:color="000000"/>
+              <w:right w:val="none" w:sz="0" w:space="0" w:color="000000"/>
+            </w:tcBorders>
+            <w:shd w:val="clear" w:color="auto" w:fill="FFFFFF"/>
+            <w:tcMar>
+              <w:top w:w="0" w:type="dxa"/>
+              <w:bottom w:w="0" w:type="dxa"/>
+              <w:left w:w="0" w:type="dxa"/>
+              <w:right w:w="0" w:type="dxa"/>
+            </w:tcMar>
+            <w:vAlign w:val="center"/>
+          </w:tcPr>
+          <w:p>
+            <w:pPr>
+              <w:jc w:val="left"/>
+              <w:pBdr>
+                <w:bottom w:val="none" w:sz="0" w:space="0" w:color="000000"/>
+                <w:top w:val="none" w:sz="0" w:space="0" w:color="000000"/>
+                <w:left w:val="none" w:sz="0" w:space="0" w:color="000000"/>
+                <w:right w:val="none" w:sz="0" w:space="0" w:color="000000"/>
+              </w:pBdr>
+              <w:spacing w:after="100" w:before="100" w:line="240"/>
+              <w:ind w:left="100" w:right="100" w:firstLine="0" w:firstLineChars="0"/>
+              <w:rPr>
+                <w:rFonts w:ascii="serif" w:hAnsi="serif" w:eastAsia="serif" w:cs="serif"/>
+                <w:i w:val="false"/>
+                <w:b w:val="true"/>
+                <w:u w:val="none"/>
+                <w:sz w:val="20"/>
+                <w:szCs w:val="20"/>
+                <w:color w:val="000000"/>
+              </w:rPr>
+            </w:pPr>
+            <w:r xmlns:w="http://schemas.openxmlformats.org/wordprocessingml/2006/main" xmlns:wp="http://schemas.openxmlformats.org/drawingml/2006/wordprocessingDrawing" xmlns:r="http://schemas.openxmlformats.org/officeDocument/2006/relationships" xmlns:w14="http://schemas.microsoft.com/office/word/2010/wordml">
+              <w:rPr>
+                <w:rFonts w:ascii="serif" w:hAnsi="serif" w:eastAsia="serif" w:cs="serif"/>
+                <w:i w:val="false"/>
+                <w:b w:val="true"/>
+                <w:u w:val="none"/>
+                <w:sz w:val="20"/>
+                <w:szCs w:val="20"/>
+                <w:color w:val="000000"/>
+              </w:rPr>
+              <w:t xml:space="preserve">Black</w:t>
+            </w:r>
+          </w:p>
+        </w:tc>
+        <w:tc>
+          <w:tcPr>
+            <w:tcBorders>
+              <w:bottom w:val="none" w:sz="0" w:space="0" w:color="000000"/>
+              <w:top w:val="single" w:sz="12" w:space="0" w:color="666666"/>
+              <w:left w:val="none" w:sz="0" w:space="0" w:color="000000"/>
+              <w:right w:val="none" w:sz="0" w:space="0" w:color="000000"/>
+            </w:tcBorders>
+            <w:shd w:val="clear" w:color="auto" w:fill="FFFFFF"/>
+            <w:tcMar>
+              <w:top w:w="0" w:type="dxa"/>
+              <w:bottom w:w="0" w:type="dxa"/>
+              <w:left w:w="0" w:type="dxa"/>
+              <w:right w:w="0" w:type="dxa"/>
+            </w:tcMar>
+            <w:vAlign w:val="center"/>
+          </w:tcPr>
+          <w:p>
+            <w:pPr>
+              <w:jc w:val="center"/>
+              <w:pBdr>
+                <w:bottom w:val="none" w:sz="0" w:space="0" w:color="000000"/>
+                <w:top w:val="none" w:sz="0" w:space="0" w:color="000000"/>
+                <w:left w:val="none" w:sz="0" w:space="0" w:color="000000"/>
+                <w:right w:val="none" w:sz="0" w:space="0" w:color="000000"/>
+              </w:pBdr>
+              <w:spacing w:after="100" w:before="100" w:line="240"/>
+              <w:ind w:left="100" w:right="100" w:firstLine="0" w:firstLineChars="0"/>
+              <w:rPr>
+                <w:rFonts w:ascii="serif" w:hAnsi="serif" w:eastAsia="serif" w:cs="serif"/>
+                <w:i w:val="false"/>
+                <w:b w:val="false"/>
+                <w:u w:val="none"/>
+                <w:sz w:val="20"/>
+                <w:szCs w:val="20"/>
+                <w:color w:val="000000"/>
+              </w:rPr>
+            </w:pPr>
+            <w:r xmlns:w="http://schemas.openxmlformats.org/wordprocessingml/2006/main" xmlns:wp="http://schemas.openxmlformats.org/drawingml/2006/wordprocessingDrawing" xmlns:r="http://schemas.openxmlformats.org/officeDocument/2006/relationships" xmlns:w14="http://schemas.microsoft.com/office/word/2010/wordml">
+              <w:rPr>
+                <w:rFonts w:ascii="serif" w:hAnsi="serif" w:eastAsia="serif" w:cs="serif"/>
+                <w:i w:val="false"/>
+                <w:b w:val="false"/>
+                <w:u w:val="none"/>
+                <w:sz w:val="20"/>
+                <w:szCs w:val="20"/>
+                <w:color w:val="000000"/>
+              </w:rPr>
+              <w:t xml:space="preserve">36,205</w:t>
+            </w:r>
+          </w:p>
+        </w:tc>
+        <w:tc>
+          <w:tcPr>
+            <w:tcBorders>
+              <w:bottom w:val="none" w:sz="0" w:space="0" w:color="000000"/>
+              <w:top w:val="single" w:sz="12" w:space="0" w:color="666666"/>
+              <w:left w:val="none" w:sz="0" w:space="0" w:color="000000"/>
+              <w:right w:val="none" w:sz="0" w:space="0" w:color="000000"/>
+            </w:tcBorders>
+            <w:shd w:val="clear" w:color="auto" w:fill="FFFFFF"/>
+            <w:tcMar>
+              <w:top w:w="0" w:type="dxa"/>
+              <w:bottom w:w="0" w:type="dxa"/>
+              <w:left w:w="0" w:type="dxa"/>
+              <w:right w:w="0" w:type="dxa"/>
+            </w:tcMar>
+            <w:vAlign w:val="center"/>
+          </w:tcPr>
+          <w:p>
+            <w:pPr>
+              <w:jc w:val="center"/>
+              <w:pBdr>
+                <w:bottom w:val="none" w:sz="0" w:space="0" w:color="000000"/>
+                <w:top w:val="none" w:sz="0" w:space="0" w:color="000000"/>
+                <w:left w:val="none" w:sz="0" w:space="0" w:color="000000"/>
+                <w:right w:val="none" w:sz="0" w:space="0" w:color="000000"/>
+              </w:pBdr>
+              <w:spacing w:after="100" w:before="100" w:line="240"/>
+              <w:ind w:left="100" w:right="100" w:firstLine="0" w:firstLineChars="0"/>
+              <w:rPr>
+                <w:rFonts w:ascii="serif" w:hAnsi="serif" w:eastAsia="serif" w:cs="serif"/>
+                <w:i w:val="false"/>
+                <w:b w:val="false"/>
+                <w:u w:val="none"/>
+                <w:sz w:val="20"/>
+                <w:szCs w:val="20"/>
+                <w:color w:val="000000"/>
+              </w:rPr>
+            </w:pPr>
+            <w:r xmlns:w="http://schemas.openxmlformats.org/wordprocessingml/2006/main" xmlns:wp="http://schemas.openxmlformats.org/drawingml/2006/wordprocessingDrawing" xmlns:r="http://schemas.openxmlformats.org/officeDocument/2006/relationships" xmlns:w14="http://schemas.microsoft.com/office/word/2010/wordml">
+              <w:rPr>
+                <w:rFonts w:ascii="serif" w:hAnsi="serif" w:eastAsia="serif" w:cs="serif"/>
+                <w:i w:val="false"/>
+                <w:b w:val="false"/>
+                <w:u w:val="none"/>
+                <w:sz w:val="20"/>
+                <w:szCs w:val="20"/>
+                <w:color w:val="000000"/>
+              </w:rPr>
+              <w:t xml:space="preserve">60,000</w:t>
+            </w:r>
+          </w:p>
+        </w:tc>
+        <w:tc>
+          <w:tcPr>
+            <w:tcBorders>
+              <w:bottom w:val="none" w:sz="0" w:space="0" w:color="000000"/>
+              <w:top w:val="single" w:sz="12" w:space="0" w:color="666666"/>
+              <w:left w:val="none" w:sz="0" w:space="0" w:color="000000"/>
+              <w:right w:val="none" w:sz="0" w:space="0" w:color="000000"/>
+            </w:tcBorders>
+            <w:shd w:val="clear" w:color="auto" w:fill="FFFFFF"/>
+            <w:tcMar>
+              <w:top w:w="0" w:type="dxa"/>
+              <w:bottom w:w="0" w:type="dxa"/>
+              <w:left w:w="0" w:type="dxa"/>
+              <w:right w:w="0" w:type="dxa"/>
+            </w:tcMar>
+            <w:vAlign w:val="center"/>
+          </w:tcPr>
+          <w:p>
+            <w:pPr>
+              <w:jc w:val="center"/>
+              <w:pBdr>
+                <w:bottom w:val="none" w:sz="0" w:space="0" w:color="000000"/>
+                <w:top w:val="none" w:sz="0" w:space="0" w:color="000000"/>
+                <w:left w:val="none" w:sz="0" w:space="0" w:color="000000"/>
+                <w:right w:val="none" w:sz="0" w:space="0" w:color="000000"/>
+              </w:pBdr>
+              <w:spacing w:after="100" w:before="100" w:line="240"/>
+              <w:ind w:left="100" w:right="100" w:firstLine="0" w:firstLineChars="0"/>
+              <w:rPr>
+                <w:rFonts w:ascii="serif" w:hAnsi="serif" w:eastAsia="serif" w:cs="serif"/>
+                <w:i w:val="false"/>
+                <w:b w:val="false"/>
+                <w:u w:val="none"/>
+                <w:sz w:val="20"/>
+                <w:szCs w:val="20"/>
+                <w:color w:val="000000"/>
+              </w:rPr>
+            </w:pPr>
+            <w:r xmlns:w="http://schemas.openxmlformats.org/wordprocessingml/2006/main" xmlns:wp="http://schemas.openxmlformats.org/drawingml/2006/wordprocessingDrawing" xmlns:r="http://schemas.openxmlformats.org/officeDocument/2006/relationships" xmlns:w14="http://schemas.microsoft.com/office/word/2010/wordml">
+              <w:rPr>
+                <w:rFonts w:ascii="serif" w:hAnsi="serif" w:eastAsia="serif" w:cs="serif"/>
+                <w:i w:val="false"/>
+                <w:b w:val="false"/>
+                <w:u w:val="none"/>
+                <w:sz w:val="20"/>
+                <w:szCs w:val="20"/>
+                <w:color w:val="000000"/>
+              </w:rPr>
+              <w:t xml:space="preserve">17,621</w:t>
+            </w:r>
+          </w:p>
+        </w:tc>
+        <w:tc>
+          <w:tcPr>
+            <w:tcBorders>
+              <w:bottom w:val="none" w:sz="0" w:space="0" w:color="000000"/>
+              <w:top w:val="single" w:sz="12" w:space="0" w:color="666666"/>
+              <w:left w:val="none" w:sz="0" w:space="0" w:color="000000"/>
+              <w:right w:val="none" w:sz="0" w:space="0" w:color="000000"/>
+            </w:tcBorders>
+            <w:shd w:val="clear" w:color="auto" w:fill="FFFFFF"/>
+            <w:tcMar>
+              <w:top w:w="0" w:type="dxa"/>
+              <w:bottom w:w="0" w:type="dxa"/>
+              <w:left w:w="0" w:type="dxa"/>
+              <w:right w:w="0" w:type="dxa"/>
+            </w:tcMar>
+            <w:vAlign w:val="center"/>
+          </w:tcPr>
+          <w:p>
+            <w:pPr>
+              <w:jc w:val="center"/>
+              <w:pBdr>
+                <w:bottom w:val="none" w:sz="0" w:space="0" w:color="000000"/>
+                <w:top w:val="none" w:sz="0" w:space="0" w:color="000000"/>
+                <w:left w:val="none" w:sz="0" w:space="0" w:color="000000"/>
+                <w:right w:val="none" w:sz="0" w:space="0" w:color="000000"/>
+              </w:pBdr>
+              <w:spacing w:after="100" w:before="100" w:line="240"/>
+              <w:ind w:left="100" w:right="100" w:firstLine="0" w:firstLineChars="0"/>
+              <w:rPr>
+                <w:rFonts w:ascii="serif" w:hAnsi="serif" w:eastAsia="serif" w:cs="serif"/>
+                <w:i w:val="false"/>
+                <w:b w:val="false"/>
+                <w:u w:val="none"/>
+                <w:sz w:val="20"/>
+                <w:szCs w:val="20"/>
+                <w:color w:val="000000"/>
+              </w:rPr>
+            </w:pPr>
+            <w:r xmlns:w="http://schemas.openxmlformats.org/wordprocessingml/2006/main" xmlns:wp="http://schemas.openxmlformats.org/drawingml/2006/wordprocessingDrawing" xmlns:r="http://schemas.openxmlformats.org/officeDocument/2006/relationships" xmlns:w14="http://schemas.microsoft.com/office/word/2010/wordml">
+              <w:rPr>
+                <w:rFonts w:ascii="serif" w:hAnsi="serif" w:eastAsia="serif" w:cs="serif"/>
+                <w:i w:val="false"/>
+                <w:b w:val="false"/>
+                <w:u w:val="none"/>
+                <w:sz w:val="20"/>
+                <w:szCs w:val="20"/>
+                <w:color w:val="000000"/>
+              </w:rPr>
+              <w:t xml:space="preserve">36,562</w:t>
+            </w:r>
+          </w:p>
+        </w:tc>
+      </w:tr>
+      <w:tr>
+        <w:trPr>
+          <w:trHeight w:val="360" w:hRule="auto"/>
+        </w:trPr>
+        body2
+        <w:tc>
+          <w:tcPr>
+            <w:tcBorders>
+              <w:bottom w:val="single" w:sz="4" w:space="0" w:color="999999"/>
+              <w:top w:val="none" w:sz="0" w:space="0" w:color="000000"/>
+              <w:left w:val="none" w:sz="0" w:space="0" w:color="000000"/>
+              <w:right w:val="none" w:sz="0" w:space="0" w:color="000000"/>
+            </w:tcBorders>
+            <w:shd w:val="clear" w:color="auto" w:fill="FFFFFF"/>
+            <w:tcMar>
+              <w:top w:w="0" w:type="dxa"/>
+              <w:bottom w:w="0" w:type="dxa"/>
+              <w:left w:w="0" w:type="dxa"/>
+              <w:right w:w="0" w:type="dxa"/>
+            </w:tcMar>
+            <w:vAlign w:val="center"/>
+          </w:tcPr>
+          <w:p>
+            <w:pPr>
+              <w:jc w:val="left"/>
+              <w:pBdr>
+                <w:bottom w:val="none" w:sz="0" w:space="0" w:color="000000"/>
+                <w:top w:val="none" w:sz="0" w:space="0" w:color="000000"/>
+                <w:left w:val="none" w:sz="0" w:space="0" w:color="000000"/>
+                <w:right w:val="none" w:sz="0" w:space="0" w:color="000000"/>
+              </w:pBdr>
+              <w:spacing w:after="100" w:before="100" w:line="240"/>
+              <w:ind w:left="100" w:right="100" w:firstLine="0" w:firstLineChars="0"/>
+              <w:rPr>
+                <w:rFonts w:ascii="serif" w:hAnsi="serif" w:eastAsia="serif" w:cs="serif"/>
+                <w:i w:val="false"/>
+                <w:b w:val="true"/>
+                <w:u w:val="none"/>
+                <w:sz w:val="20"/>
+                <w:szCs w:val="20"/>
+                <w:color w:val="000000"/>
+              </w:rPr>
+            </w:pPr>
+            <w:r xmlns:w="http://schemas.openxmlformats.org/wordprocessingml/2006/main" xmlns:wp="http://schemas.openxmlformats.org/drawingml/2006/wordprocessingDrawing" xmlns:r="http://schemas.openxmlformats.org/officeDocument/2006/relationships" xmlns:w14="http://schemas.microsoft.com/office/word/2010/wordml">
+              <w:rPr>
+                <w:rFonts w:ascii="serif" w:hAnsi="serif" w:eastAsia="serif" w:cs="serif"/>
+                <w:i w:val="false"/>
+                <w:b w:val="true"/>
+                <w:u w:val="none"/>
+                <w:sz w:val="20"/>
+                <w:szCs w:val="20"/>
+                <w:color w:val="000000"/>
+              </w:rPr>
+              <w:t xml:space="preserve">Non-Black</w:t>
+            </w:r>
+          </w:p>
+        </w:tc>
+        <w:tc>
+          <w:tcPr>
+            <w:tcBorders>
+              <w:bottom w:val="single" w:sz="4" w:space="0" w:color="999999"/>
+              <w:top w:val="none" w:sz="0" w:space="0" w:color="000000"/>
+              <w:left w:val="none" w:sz="0" w:space="0" w:color="000000"/>
+              <w:right w:val="none" w:sz="0" w:space="0" w:color="000000"/>
+            </w:tcBorders>
+            <w:shd w:val="clear" w:color="auto" w:fill="FFFFFF"/>
+            <w:tcMar>
+              <w:top w:w="0" w:type="dxa"/>
+              <w:bottom w:w="0" w:type="dxa"/>
+              <w:left w:w="0" w:type="dxa"/>
+              <w:right w:w="0" w:type="dxa"/>
+            </w:tcMar>
+            <w:vAlign w:val="center"/>
+          </w:tcPr>
+          <w:p>
+            <w:pPr>
+              <w:jc w:val="center"/>
+              <w:pBdr>
+                <w:bottom w:val="none" w:sz="0" w:space="0" w:color="000000"/>
+                <w:top w:val="none" w:sz="0" w:space="0" w:color="000000"/>
+                <w:left w:val="none" w:sz="0" w:space="0" w:color="000000"/>
+                <w:right w:val="none" w:sz="0" w:space="0" w:color="000000"/>
+              </w:pBdr>
+              <w:spacing w:after="100" w:before="100" w:line="240"/>
+              <w:ind w:left="100" w:right="100" w:firstLine="0" w:firstLineChars="0"/>
+              <w:rPr>
+                <w:rFonts w:ascii="serif" w:hAnsi="serif" w:eastAsia="serif" w:cs="serif"/>
+                <w:i w:val="false"/>
+                <w:b w:val="false"/>
+                <w:u w:val="none"/>
+                <w:sz w:val="20"/>
+                <w:szCs w:val="20"/>
+                <w:color w:val="000000"/>
+              </w:rPr>
+            </w:pPr>
+            <w:r xmlns:w="http://schemas.openxmlformats.org/wordprocessingml/2006/main" xmlns:wp="http://schemas.openxmlformats.org/drawingml/2006/wordprocessingDrawing" xmlns:r="http://schemas.openxmlformats.org/officeDocument/2006/relationships" xmlns:w14="http://schemas.microsoft.com/office/word/2010/wordml">
+              <w:rPr>
+                <w:rFonts w:ascii="serif" w:hAnsi="serif" w:eastAsia="serif" w:cs="serif"/>
+                <w:i w:val="false"/>
+                <w:b w:val="false"/>
+                <w:u w:val="none"/>
+                <w:sz w:val="20"/>
+                <w:szCs w:val="20"/>
+                <w:color w:val="000000"/>
+              </w:rPr>
+              <w:t xml:space="preserve">56,600</w:t>
+            </w:r>
+          </w:p>
+        </w:tc>
+        <w:tc>
+          <w:tcPr>
+            <w:tcBorders>
+              <w:bottom w:val="single" w:sz="4" w:space="0" w:color="999999"/>
+              <w:top w:val="none" w:sz="0" w:space="0" w:color="000000"/>
+              <w:left w:val="none" w:sz="0" w:space="0" w:color="000000"/>
+              <w:right w:val="none" w:sz="0" w:space="0" w:color="000000"/>
+            </w:tcBorders>
+            <w:shd w:val="clear" w:color="auto" w:fill="FFFFFF"/>
+            <w:tcMar>
+              <w:top w:w="0" w:type="dxa"/>
+              <w:bottom w:w="0" w:type="dxa"/>
+              <w:left w:w="0" w:type="dxa"/>
+              <w:right w:w="0" w:type="dxa"/>
+            </w:tcMar>
+            <w:vAlign w:val="center"/>
+          </w:tcPr>
+          <w:p>
+            <w:pPr>
+              <w:jc w:val="center"/>
+              <w:pBdr>
+                <w:bottom w:val="none" w:sz="0" w:space="0" w:color="000000"/>
+                <w:top w:val="none" w:sz="0" w:space="0" w:color="000000"/>
+                <w:left w:val="none" w:sz="0" w:space="0" w:color="000000"/>
+                <w:right w:val="none" w:sz="0" w:space="0" w:color="000000"/>
+              </w:pBdr>
+              <w:spacing w:after="100" w:before="100" w:line="240"/>
+              <w:ind w:left="100" w:right="100" w:firstLine="0" w:firstLineChars="0"/>
+              <w:rPr>
+                <w:rFonts w:ascii="serif" w:hAnsi="serif" w:eastAsia="serif" w:cs="serif"/>
+                <w:i w:val="false"/>
+                <w:b w:val="false"/>
+                <w:u w:val="none"/>
+                <w:sz w:val="20"/>
+                <w:szCs w:val="20"/>
+                <w:color w:val="000000"/>
+              </w:rPr>
+            </w:pPr>
+            <w:r xmlns:w="http://schemas.openxmlformats.org/wordprocessingml/2006/main" xmlns:wp="http://schemas.openxmlformats.org/drawingml/2006/wordprocessingDrawing" xmlns:r="http://schemas.openxmlformats.org/officeDocument/2006/relationships" xmlns:w14="http://schemas.microsoft.com/office/word/2010/wordml">
+              <w:rPr>
+                <w:rFonts w:ascii="serif" w:hAnsi="serif" w:eastAsia="serif" w:cs="serif"/>
+                <w:i w:val="false"/>
+                <w:b w:val="false"/>
+                <w:u w:val="none"/>
+                <w:sz w:val="20"/>
+                <w:szCs w:val="20"/>
+                <w:color w:val="000000"/>
+              </w:rPr>
+              <w:t xml:space="preserve">108,522</w:t>
+            </w:r>
+          </w:p>
+        </w:tc>
+        <w:tc>
+          <w:tcPr>
+            <w:tcBorders>
+              <w:bottom w:val="single" w:sz="4" w:space="0" w:color="999999"/>
+              <w:top w:val="none" w:sz="0" w:space="0" w:color="000000"/>
+              <w:left w:val="none" w:sz="0" w:space="0" w:color="000000"/>
+              <w:right w:val="none" w:sz="0" w:space="0" w:color="000000"/>
+            </w:tcBorders>
+            <w:shd w:val="clear" w:color="auto" w:fill="FFFFFF"/>
+            <w:tcMar>
+              <w:top w:w="0" w:type="dxa"/>
+              <w:bottom w:w="0" w:type="dxa"/>
+              <w:left w:w="0" w:type="dxa"/>
+              <w:right w:w="0" w:type="dxa"/>
+            </w:tcMar>
+            <w:vAlign w:val="center"/>
+          </w:tcPr>
+          <w:p>
+            <w:pPr>
+              <w:jc w:val="center"/>
+              <w:pBdr>
+                <w:bottom w:val="none" w:sz="0" w:space="0" w:color="000000"/>
+                <w:top w:val="none" w:sz="0" w:space="0" w:color="000000"/>
+                <w:left w:val="none" w:sz="0" w:space="0" w:color="000000"/>
+                <w:right w:val="none" w:sz="0" w:space="0" w:color="000000"/>
+              </w:pBdr>
+              <w:spacing w:after="100" w:before="100" w:line="240"/>
+              <w:ind w:left="100" w:right="100" w:firstLine="0" w:firstLineChars="0"/>
+              <w:rPr>
+                <w:rFonts w:ascii="serif" w:hAnsi="serif" w:eastAsia="serif" w:cs="serif"/>
+                <w:i w:val="false"/>
+                <w:b w:val="false"/>
+                <w:u w:val="none"/>
+                <w:sz w:val="20"/>
+                <w:szCs w:val="20"/>
+                <w:color w:val="000000"/>
+              </w:rPr>
+            </w:pPr>
+            <w:r xmlns:w="http://schemas.openxmlformats.org/wordprocessingml/2006/main" xmlns:wp="http://schemas.openxmlformats.org/drawingml/2006/wordprocessingDrawing" xmlns:r="http://schemas.openxmlformats.org/officeDocument/2006/relationships" xmlns:w14="http://schemas.microsoft.com/office/word/2010/wordml">
+              <w:rPr>
+                <w:rFonts w:ascii="serif" w:hAnsi="serif" w:eastAsia="serif" w:cs="serif"/>
+                <w:i w:val="false"/>
+                <w:b w:val="false"/>
+                <w:u w:val="none"/>
+                <w:sz w:val="20"/>
+                <w:szCs w:val="20"/>
+                <w:color w:val="000000"/>
+              </w:rPr>
+              <w:t xml:space="preserve">29,233</w:t>
+            </w:r>
+          </w:p>
+        </w:tc>
+        <w:tc>
+          <w:tcPr>
+            <w:tcBorders>
+              <w:bottom w:val="single" w:sz="4" w:space="0" w:color="999999"/>
+              <w:top w:val="none" w:sz="0" w:space="0" w:color="000000"/>
+              <w:left w:val="none" w:sz="0" w:space="0" w:color="000000"/>
+              <w:right w:val="none" w:sz="0" w:space="0" w:color="000000"/>
+            </w:tcBorders>
+            <w:shd w:val="clear" w:color="auto" w:fill="FFFFFF"/>
+            <w:tcMar>
+              <w:top w:w="0" w:type="dxa"/>
+              <w:bottom w:w="0" w:type="dxa"/>
+              <w:left w:w="0" w:type="dxa"/>
+              <w:right w:w="0" w:type="dxa"/>
+            </w:tcMar>
+            <w:vAlign w:val="center"/>
+          </w:tcPr>
+          <w:p>
+            <w:pPr>
+              <w:jc w:val="center"/>
+              <w:pBdr>
+                <w:bottom w:val="none" w:sz="0" w:space="0" w:color="000000"/>
+                <w:top w:val="none" w:sz="0" w:space="0" w:color="000000"/>
+                <w:left w:val="none" w:sz="0" w:space="0" w:color="000000"/>
+                <w:right w:val="none" w:sz="0" w:space="0" w:color="000000"/>
+              </w:pBdr>
+              <w:spacing w:after="100" w:before="100" w:line="240"/>
+              <w:ind w:left="100" w:right="100" w:firstLine="0" w:firstLineChars="0"/>
+              <w:rPr>
+                <w:rFonts w:ascii="serif" w:hAnsi="serif" w:eastAsia="serif" w:cs="serif"/>
+                <w:i w:val="false"/>
+                <w:b w:val="false"/>
+                <w:u w:val="none"/>
+                <w:sz w:val="20"/>
+                <w:szCs w:val="20"/>
+                <w:color w:val="000000"/>
+              </w:rPr>
+            </w:pPr>
+            <w:r xmlns:w="http://schemas.openxmlformats.org/wordprocessingml/2006/main" xmlns:wp="http://schemas.openxmlformats.org/drawingml/2006/wordprocessingDrawing" xmlns:r="http://schemas.openxmlformats.org/officeDocument/2006/relationships" xmlns:w14="http://schemas.microsoft.com/office/word/2010/wordml">
+              <w:rPr>
+                <w:rFonts w:ascii="serif" w:hAnsi="serif" w:eastAsia="serif" w:cs="serif"/>
+                <w:i w:val="false"/>
+                <w:b w:val="false"/>
+                <w:u w:val="none"/>
+                <w:sz w:val="20"/>
+                <w:szCs w:val="20"/>
+                <w:color w:val="000000"/>
+              </w:rPr>
+              <w:t xml:space="preserve">62,916</w:t>
+            </w:r>
+          </w:p>
+        </w:tc>
+      </w:tr>
+      <w:tr>
+        <w:trPr>
+          <w:trHeight w:val="360" w:hRule="auto"/>
+        </w:trPr>
+        body3
+        <w:tc>
+          <w:tcPr>
+            <w:tcBorders>
+              <w:bottom w:val="single" w:sz="12" w:space="0" w:color="666666"/>
+              <w:top w:val="single" w:sz="4" w:space="0" w:color="999999"/>
+              <w:left w:val="none" w:sz="0" w:space="0" w:color="000000"/>
+              <w:right w:val="none" w:sz="0" w:space="0" w:color="000000"/>
+            </w:tcBorders>
+            <w:shd w:val="clear" w:color="auto" w:fill="F2F2F2"/>
+            <w:tcMar>
+              <w:top w:w="0" w:type="dxa"/>
+              <w:bottom w:w="0" w:type="dxa"/>
+              <w:left w:w="0" w:type="dxa"/>
+              <w:right w:w="0" w:type="dxa"/>
+            </w:tcMar>
+            <w:vAlign w:val="center"/>
+          </w:tcPr>
+          <w:p>
+            <w:pPr>
+              <w:jc w:val="left"/>
+              <w:pBdr>
+                <w:bottom w:val="none" w:sz="0" w:space="0" w:color="000000"/>
+                <w:top w:val="none" w:sz="0" w:space="0" w:color="000000"/>
+                <w:left w:val="none" w:sz="0" w:space="0" w:color="000000"/>
+                <w:right w:val="none" w:sz="0" w:space="0" w:color="000000"/>
+              </w:pBdr>
+              <w:spacing w:after="100" w:before="100" w:line="240"/>
+              <w:ind w:left="100" w:right="100" w:firstLine="0" w:firstLineChars="0"/>
+              <w:rPr>
+                <w:rFonts w:ascii="serif" w:hAnsi="serif" w:eastAsia="serif" w:cs="serif"/>
+                <w:i w:val="false"/>
+                <w:b w:val="true"/>
+                <w:u w:val="none"/>
+                <w:sz w:val="20"/>
+                <w:szCs w:val="20"/>
+                <w:color w:val="000000"/>
+              </w:rPr>
+            </w:pPr>
+            <w:r xmlns:w="http://schemas.openxmlformats.org/wordprocessingml/2006/main" xmlns:wp="http://schemas.openxmlformats.org/drawingml/2006/wordprocessingDrawing" xmlns:r="http://schemas.openxmlformats.org/officeDocument/2006/relationships" xmlns:w14="http://schemas.microsoft.com/office/word/2010/wordml">
+              <w:rPr>
+                <w:rFonts w:ascii="serif" w:hAnsi="serif" w:eastAsia="serif" w:cs="serif"/>
+                <w:i w:val="false"/>
+                <w:b w:val="true"/>
+                <w:u w:val="none"/>
+                <w:sz w:val="20"/>
+                <w:szCs w:val="20"/>
+                <w:color w:val="000000"/>
+              </w:rPr>
+              <w:t xml:space="preserve">Ratio</w:t>
+            </w:r>
+          </w:p>
+        </w:tc>
+        <w:tc>
+          <w:tcPr>
+            <w:tcBorders>
+              <w:bottom w:val="single" w:sz="12" w:space="0" w:color="666666"/>
+              <w:top w:val="single" w:sz="4" w:space="0" w:color="999999"/>
+              <w:left w:val="none" w:sz="0" w:space="0" w:color="000000"/>
+              <w:right w:val="none" w:sz="0" w:space="0" w:color="000000"/>
+            </w:tcBorders>
+            <w:shd w:val="clear" w:color="auto" w:fill="F2F2F2"/>
+            <w:tcMar>
+              <w:top w:w="0" w:type="dxa"/>
+              <w:bottom w:w="0" w:type="dxa"/>
+              <w:left w:w="0" w:type="dxa"/>
+              <w:right w:w="0" w:type="dxa"/>
+            </w:tcMar>
+            <w:vAlign w:val="center"/>
+          </w:tcPr>
+          <w:p>
+            <w:pPr>
+              <w:jc w:val="center"/>
+              <w:pBdr>
+                <w:bottom w:val="none" w:sz="0" w:space="0" w:color="000000"/>
+                <w:top w:val="none" w:sz="0" w:space="0" w:color="000000"/>
+                <w:left w:val="none" w:sz="0" w:space="0" w:color="000000"/>
+                <w:right w:val="none" w:sz="0" w:space="0" w:color="000000"/>
+              </w:pBdr>
+              <w:spacing w:after="100" w:before="100" w:line="240"/>
+              <w:ind w:left="100" w:right="100" w:firstLine="0" w:firstLineChars="0"/>
+              <w:rPr>
+                <w:rFonts w:ascii="serif" w:hAnsi="serif" w:eastAsia="serif" w:cs="serif"/>
+                <w:i w:val="false"/>
+                <w:b w:val="false"/>
+                <w:u w:val="none"/>
+                <w:sz w:val="20"/>
+                <w:szCs w:val="20"/>
+                <w:color w:val="000000"/>
+              </w:rPr>
+            </w:pPr>
+            <w:r xmlns:w="http://schemas.openxmlformats.org/wordprocessingml/2006/main" xmlns:wp="http://schemas.openxmlformats.org/drawingml/2006/wordprocessingDrawing" xmlns:r="http://schemas.openxmlformats.org/officeDocument/2006/relationships" xmlns:w14="http://schemas.microsoft.com/office/word/2010/wordml">
+              <w:rPr>
+                <w:rFonts w:ascii="serif" w:hAnsi="serif" w:eastAsia="serif" w:cs="serif"/>
+                <w:i w:val="false"/>
+                <w:b w:val="false"/>
+                <w:u w:val="none"/>
+                <w:sz w:val="20"/>
+                <w:szCs w:val="20"/>
+                <w:color w:val="000000"/>
+              </w:rPr>
+              <w:t xml:space="preserve">0.64</w:t>
+            </w:r>
+          </w:p>
+        </w:tc>
+        <w:tc>
+          <w:tcPr>
+            <w:tcBorders>
+              <w:bottom w:val="single" w:sz="12" w:space="0" w:color="666666"/>
+              <w:top w:val="single" w:sz="4" w:space="0" w:color="999999"/>
+              <w:left w:val="none" w:sz="0" w:space="0" w:color="000000"/>
+              <w:right w:val="none" w:sz="0" w:space="0" w:color="000000"/>
+            </w:tcBorders>
+            <w:shd w:val="clear" w:color="auto" w:fill="F2F2F2"/>
+            <w:tcMar>
+              <w:top w:w="0" w:type="dxa"/>
+              <w:bottom w:w="0" w:type="dxa"/>
+              <w:left w:w="0" w:type="dxa"/>
+              <w:right w:w="0" w:type="dxa"/>
+            </w:tcMar>
+            <w:vAlign w:val="center"/>
+          </w:tcPr>
+          <w:p>
+            <w:pPr>
+              <w:jc w:val="center"/>
+              <w:pBdr>
+                <w:bottom w:val="none" w:sz="0" w:space="0" w:color="000000"/>
+                <w:top w:val="none" w:sz="0" w:space="0" w:color="000000"/>
+                <w:left w:val="none" w:sz="0" w:space="0" w:color="000000"/>
+                <w:right w:val="none" w:sz="0" w:space="0" w:color="000000"/>
+              </w:pBdr>
+              <w:spacing w:after="100" w:before="100" w:line="240"/>
+              <w:ind w:left="100" w:right="100" w:firstLine="0" w:firstLineChars="0"/>
+              <w:rPr>
+                <w:rFonts w:ascii="serif" w:hAnsi="serif" w:eastAsia="serif" w:cs="serif"/>
+                <w:i w:val="false"/>
+                <w:b w:val="false"/>
+                <w:u w:val="none"/>
+                <w:sz w:val="20"/>
+                <w:szCs w:val="20"/>
+                <w:color w:val="000000"/>
+              </w:rPr>
+            </w:pPr>
+            <w:r xmlns:w="http://schemas.openxmlformats.org/wordprocessingml/2006/main" xmlns:wp="http://schemas.openxmlformats.org/drawingml/2006/wordprocessingDrawing" xmlns:r="http://schemas.openxmlformats.org/officeDocument/2006/relationships" xmlns:w14="http://schemas.microsoft.com/office/word/2010/wordml">
+              <w:rPr>
+                <w:rFonts w:ascii="serif" w:hAnsi="serif" w:eastAsia="serif" w:cs="serif"/>
+                <w:i w:val="false"/>
+                <w:b w:val="false"/>
+                <w:u w:val="none"/>
+                <w:sz w:val="20"/>
+                <w:szCs w:val="20"/>
+                <w:color w:val="000000"/>
+              </w:rPr>
+              <w:t xml:space="preserve">0.55</w:t>
+            </w:r>
+          </w:p>
+        </w:tc>
+        <w:tc>
+          <w:tcPr>
+            <w:tcBorders>
+              <w:bottom w:val="single" w:sz="12" w:space="0" w:color="666666"/>
+              <w:top w:val="single" w:sz="4" w:space="0" w:color="999999"/>
+              <w:left w:val="none" w:sz="0" w:space="0" w:color="000000"/>
+              <w:right w:val="none" w:sz="0" w:space="0" w:color="000000"/>
+            </w:tcBorders>
+            <w:shd w:val="clear" w:color="auto" w:fill="F2F2F2"/>
+            <w:tcMar>
+              <w:top w:w="0" w:type="dxa"/>
+              <w:bottom w:w="0" w:type="dxa"/>
+              <w:left w:w="0" w:type="dxa"/>
+              <w:right w:w="0" w:type="dxa"/>
+            </w:tcMar>
+            <w:vAlign w:val="center"/>
+          </w:tcPr>
+          <w:p>
+            <w:pPr>
+              <w:jc w:val="center"/>
+              <w:pBdr>
+                <w:bottom w:val="none" w:sz="0" w:space="0" w:color="000000"/>
+                <w:top w:val="none" w:sz="0" w:space="0" w:color="000000"/>
+                <w:left w:val="none" w:sz="0" w:space="0" w:color="000000"/>
+                <w:right w:val="none" w:sz="0" w:space="0" w:color="000000"/>
+              </w:pBdr>
+              <w:spacing w:after="100" w:before="100" w:line="240"/>
+              <w:ind w:left="100" w:right="100" w:firstLine="0" w:firstLineChars="0"/>
+              <w:rPr>
+                <w:rFonts w:ascii="serif" w:hAnsi="serif" w:eastAsia="serif" w:cs="serif"/>
+                <w:i w:val="false"/>
+                <w:b w:val="false"/>
+                <w:u w:val="none"/>
+                <w:sz w:val="20"/>
+                <w:szCs w:val="20"/>
+                <w:color w:val="000000"/>
+              </w:rPr>
+            </w:pPr>
+            <w:r xmlns:w="http://schemas.openxmlformats.org/wordprocessingml/2006/main" xmlns:wp="http://schemas.openxmlformats.org/drawingml/2006/wordprocessingDrawing" xmlns:r="http://schemas.openxmlformats.org/officeDocument/2006/relationships" xmlns:w14="http://schemas.microsoft.com/office/word/2010/wordml">
+              <w:rPr>
+                <w:rFonts w:ascii="serif" w:hAnsi="serif" w:eastAsia="serif" w:cs="serif"/>
+                <w:i w:val="false"/>
+                <w:b w:val="false"/>
+                <w:u w:val="none"/>
+                <w:sz w:val="20"/>
+                <w:szCs w:val="20"/>
+                <w:color w:val="000000"/>
+              </w:rPr>
               <w:t xml:space="preserve">0.60</w:t>
             </w:r>
           </w:p>
@@ -2011,214 +3331,6 @@
             </w:r>
           </w:p>
         </w:tc>
-        <w:tc>
-          <w:tcPr>
-            <w:tcBorders>
-              <w:bottom w:val="single" w:sz="12" w:space="0" w:color="666666"/>
-              <w:top w:val="single" w:sz="4" w:space="0" w:color="999999"/>
-              <w:left w:val="none" w:sz="0" w:space="0" w:color="000000"/>
-              <w:right w:val="none" w:sz="0" w:space="0" w:color="000000"/>
-            </w:tcBorders>
-            <w:shd w:val="clear" w:color="auto" w:fill="F2F2F2"/>
-            <w:tcMar>
-              <w:top w:w="0" w:type="dxa"/>
-              <w:bottom w:w="0" w:type="dxa"/>
-              <w:left w:w="0" w:type="dxa"/>
-              <w:right w:w="0" w:type="dxa"/>
-            </w:tcMar>
-            <w:vAlign w:val="center"/>
-          </w:tcPr>
-          <w:p>
-            <w:pPr>
-              <w:jc w:val="center"/>
-              <w:pBdr>
-                <w:bottom w:val="none" w:sz="0" w:space="0" w:color="000000"/>
-                <w:top w:val="none" w:sz="0" w:space="0" w:color="000000"/>
-                <w:left w:val="none" w:sz="0" w:space="0" w:color="000000"/>
-                <w:right w:val="none" w:sz="0" w:space="0" w:color="000000"/>
-              </w:pBdr>
-              <w:spacing w:after="100" w:before="100" w:line="240"/>
-              <w:ind w:left="100" w:right="100" w:firstLine="0" w:firstLineChars="0"/>
-              <w:rPr>
-                <w:rFonts w:ascii="serif" w:hAnsi="serif" w:eastAsia="serif" w:cs="serif"/>
-                <w:i w:val="false"/>
-                <w:b w:val="false"/>
-                <w:u w:val="none"/>
-                <w:sz w:val="20"/>
-                <w:szCs w:val="20"/>
-                <w:color w:val="000000"/>
-              </w:rPr>
-            </w:pPr>
-            <w:r xmlns:w="http://schemas.openxmlformats.org/wordprocessingml/2006/main" xmlns:wp="http://schemas.openxmlformats.org/drawingml/2006/wordprocessingDrawing" xmlns:r="http://schemas.openxmlformats.org/officeDocument/2006/relationships" xmlns:w14="http://schemas.microsoft.com/office/word/2010/wordml">
-              <w:rPr>
-                <w:rFonts w:ascii="serif" w:hAnsi="serif" w:eastAsia="serif" w:cs="serif"/>
-                <w:i w:val="false"/>
-                <w:b w:val="false"/>
-                <w:u w:val="none"/>
-                <w:sz w:val="20"/>
-                <w:szCs w:val="20"/>
-                <w:color w:val="000000"/>
-              </w:rPr>
-              <w:t xml:space="preserve">0.09</w:t>
-            </w:r>
-          </w:p>
-        </w:tc>
-        <w:tc>
-          <w:tcPr>
-            <w:tcBorders>
-              <w:bottom w:val="single" w:sz="12" w:space="0" w:color="666666"/>
-              <w:top w:val="single" w:sz="4" w:space="0" w:color="999999"/>
-              <w:left w:val="none" w:sz="0" w:space="0" w:color="000000"/>
-              <w:right w:val="none" w:sz="0" w:space="0" w:color="000000"/>
-            </w:tcBorders>
-            <w:shd w:val="clear" w:color="auto" w:fill="F2F2F2"/>
-            <w:tcMar>
-              <w:top w:w="0" w:type="dxa"/>
-              <w:bottom w:w="0" w:type="dxa"/>
-              <w:left w:w="0" w:type="dxa"/>
-              <w:right w:w="0" w:type="dxa"/>
-            </w:tcMar>
-            <w:vAlign w:val="center"/>
-          </w:tcPr>
-          <w:p>
-            <w:pPr>
-              <w:jc w:val="center"/>
-              <w:pBdr>
-                <w:bottom w:val="none" w:sz="0" w:space="0" w:color="000000"/>
-                <w:top w:val="none" w:sz="0" w:space="0" w:color="000000"/>
-                <w:left w:val="none" w:sz="0" w:space="0" w:color="000000"/>
-                <w:right w:val="none" w:sz="0" w:space="0" w:color="000000"/>
-              </w:pBdr>
-              <w:spacing w:after="100" w:before="100" w:line="240"/>
-              <w:ind w:left="100" w:right="100" w:firstLine="0" w:firstLineChars="0"/>
-              <w:rPr>
-                <w:rFonts w:ascii="serif" w:hAnsi="serif" w:eastAsia="serif" w:cs="serif"/>
-                <w:i w:val="false"/>
-                <w:b w:val="false"/>
-                <w:u w:val="none"/>
-                <w:sz w:val="20"/>
-                <w:szCs w:val="20"/>
-                <w:color w:val="000000"/>
-              </w:rPr>
-            </w:pPr>
-            <w:r xmlns:w="http://schemas.openxmlformats.org/wordprocessingml/2006/main" xmlns:wp="http://schemas.openxmlformats.org/drawingml/2006/wordprocessingDrawing" xmlns:r="http://schemas.openxmlformats.org/officeDocument/2006/relationships" xmlns:w14="http://schemas.microsoft.com/office/word/2010/wordml">
-              <w:rPr>
-                <w:rFonts w:ascii="serif" w:hAnsi="serif" w:eastAsia="serif" w:cs="serif"/>
-                <w:i w:val="false"/>
-                <w:b w:val="false"/>
-                <w:u w:val="none"/>
-                <w:sz w:val="20"/>
-                <w:szCs w:val="20"/>
-                <w:color w:val="000000"/>
-              </w:rPr>
-              <w:t xml:space="preserve">0.19</w:t>
-            </w:r>
-          </w:p>
-        </w:tc>
-        <w:tc>
-          <w:tcPr>
-            <w:tcBorders>
-              <w:bottom w:val="single" w:sz="12" w:space="0" w:color="666666"/>
-              <w:top w:val="single" w:sz="4" w:space="0" w:color="999999"/>
-              <w:left w:val="none" w:sz="0" w:space="0" w:color="000000"/>
-              <w:right w:val="none" w:sz="0" w:space="0" w:color="000000"/>
-            </w:tcBorders>
-            <w:shd w:val="clear" w:color="auto" w:fill="F2F2F2"/>
-            <w:tcMar>
-              <w:top w:w="0" w:type="dxa"/>
-              <w:bottom w:w="0" w:type="dxa"/>
-              <w:left w:w="0" w:type="dxa"/>
-              <w:right w:w="0" w:type="dxa"/>
-            </w:tcMar>
-            <w:vAlign w:val="center"/>
-          </w:tcPr>
-          <w:p>
-            <w:pPr>
-              <w:jc w:val="center"/>
-              <w:pBdr>
-                <w:bottom w:val="none" w:sz="0" w:space="0" w:color="000000"/>
-                <w:top w:val="none" w:sz="0" w:space="0" w:color="000000"/>
-                <w:left w:val="none" w:sz="0" w:space="0" w:color="000000"/>
-                <w:right w:val="none" w:sz="0" w:space="0" w:color="000000"/>
-              </w:pBdr>
-              <w:spacing w:after="100" w:before="100" w:line="240"/>
-              <w:ind w:left="100" w:right="100" w:firstLine="0" w:firstLineChars="0"/>
-              <w:rPr>
-                <w:rFonts w:ascii="serif" w:hAnsi="serif" w:eastAsia="serif" w:cs="serif"/>
-                <w:i w:val="false"/>
-                <w:b w:val="false"/>
-                <w:u w:val="none"/>
-                <w:sz w:val="20"/>
-                <w:szCs w:val="20"/>
-                <w:color w:val="000000"/>
-              </w:rPr>
-            </w:pPr>
-            <w:r xmlns:w="http://schemas.openxmlformats.org/wordprocessingml/2006/main" xmlns:wp="http://schemas.openxmlformats.org/drawingml/2006/wordprocessingDrawing" xmlns:r="http://schemas.openxmlformats.org/officeDocument/2006/relationships" xmlns:w14="http://schemas.microsoft.com/office/word/2010/wordml">
-              <w:rPr>
-                <w:rFonts w:ascii="serif" w:hAnsi="serif" w:eastAsia="serif" w:cs="serif"/>
-                <w:i w:val="false"/>
-                <w:b w:val="false"/>
-                <w:u w:val="none"/>
-                <w:sz w:val="20"/>
-                <w:szCs w:val="20"/>
-                <w:color w:val="000000"/>
-              </w:rPr>
-              <w:t xml:space="preserve">2.44</w:t>
-            </w:r>
-          </w:p>
-        </w:tc>
-        <w:tc>
-          <w:tcPr>
-            <w:tcBorders>
-              <w:bottom w:val="single" w:sz="12" w:space="0" w:color="666666"/>
-              <w:top w:val="single" w:sz="4" w:space="0" w:color="999999"/>
-              <w:left w:val="none" w:sz="0" w:space="0" w:color="000000"/>
-              <w:right w:val="none" w:sz="0" w:space="0" w:color="000000"/>
-            </w:tcBorders>
-            <w:shd w:val="clear" w:color="auto" w:fill="F2F2F2"/>
-            <w:tcMar>
-              <w:top w:w="0" w:type="dxa"/>
-              <w:bottom w:w="0" w:type="dxa"/>
-              <w:left w:w="0" w:type="dxa"/>
-              <w:right w:w="0" w:type="dxa"/>
-            </w:tcMar>
-            <w:vAlign w:val="center"/>
-          </w:tcPr>
-          <w:p>
-            <w:pPr>
-              <w:jc w:val="center"/>
-              <w:pBdr>
-                <w:bottom w:val="none" w:sz="0" w:space="0" w:color="000000"/>
-                <w:top w:val="none" w:sz="0" w:space="0" w:color="000000"/>
-                <w:left w:val="none" w:sz="0" w:space="0" w:color="000000"/>
-                <w:right w:val="none" w:sz="0" w:space="0" w:color="000000"/>
-              </w:pBdr>
-              <w:spacing w:after="100" w:before="100" w:line="240"/>
-              <w:ind w:left="100" w:right="100" w:firstLine="0" w:firstLineChars="0"/>
-              <w:rPr>
-                <w:rFonts w:ascii="serif" w:hAnsi="serif" w:eastAsia="serif" w:cs="serif"/>
-                <w:i w:val="false"/>
-                <w:b w:val="false"/>
-                <w:u w:val="none"/>
-                <w:sz w:val="20"/>
-                <w:szCs w:val="20"/>
-                <w:color w:val="000000"/>
-              </w:rPr>
-            </w:pPr>
-            <w:r xmlns:w="http://schemas.openxmlformats.org/wordprocessingml/2006/main" xmlns:wp="http://schemas.openxmlformats.org/drawingml/2006/wordprocessingDrawing" xmlns:r="http://schemas.openxmlformats.org/officeDocument/2006/relationships" xmlns:w14="http://schemas.microsoft.com/office/word/2010/wordml">
-              <w:rPr>
-                <w:rFonts w:ascii="serif" w:hAnsi="serif" w:eastAsia="serif" w:cs="serif"/>
-                <w:i w:val="false"/>
-                <w:b w:val="false"/>
-                <w:u w:val="none"/>
-                <w:sz w:val="20"/>
-                <w:szCs w:val="20"/>
-                <w:color w:val="000000"/>
-              </w:rPr>
-              <w:t xml:space="preserve">3.18</w:t>
-            </w:r>
-          </w:p>
-        </w:tc>
       </w:tr>
     </w:tbl>
     <w:p>
@@ -2230,35 +3342,7 @@
           <w:i/>
           <w:iCs/>
         </w:rPr>
-        <w:t xml:space="preserve">Note: All values are weighted using PSID family and clan weights and pooled across all years. Income and wealth are size-standardised (divided by household or clan size). Wealth includes home equity.</w:t>
-      </w:r>
-      <w:r>
-        <w:rPr>
-          <w:i/>
-          <w:iCs/>
-        </w:rPr>
-        <w:t xml:space="preserve"> </w:t>
-      </w:r>
-      <w:r>
-        <w:rPr>
-          <w:i/>
-          <w:iCs/>
-        </w:rPr>
-        <w:t xml:space="preserve">‘0 Wealth’</w:t>
-      </w:r>
-      <w:r>
-        <w:rPr>
-          <w:i/>
-          <w:iCs/>
-        </w:rPr>
-        <w:t xml:space="preserve"> </w:t>
-      </w:r>
-      <w:r>
-        <w:rPr>
-          <w:i/>
-          <w:iCs/>
-        </w:rPr>
-        <w:t xml:space="preserve">indicates wealth &lt;= 0. Ratio row shows Black / Non-Black.</w:t>
+        <w:t xml:space="preserve">Below are two figures that show the information in the tables. These (or a combination of these) could be used instead of tables. I (AEB) found the tables easier to interpret, so that’s what I took a stab at first.</w:t>
       </w:r>
     </w:p>
     <w:p>
@@ -2266,6 +3350,124 @@
         <w:pStyle w:val="BodyText"/>
       </w:pPr>
       <w:r>
+        <w:drawing>
+          <wp:inline>
+            <wp:extent cx="5334000" cy="4191000"/>
+            <wp:effectExtent b="0" l="0" r="0" t="0"/>
+            <wp:docPr descr="" title="" id="20" name="Picture"/>
+            <a:graphic>
+              <a:graphicData uri="http://schemas.openxmlformats.org/drawingml/2006/picture">
+                <pic:pic>
+                  <pic:nvPicPr>
+                    <pic:cNvPr descr="../9_figures/output/figure3.pdf" id="21" name="Picture"/>
+                    <pic:cNvPicPr>
+                      <a:picLocks noChangeArrowheads="1" noChangeAspect="1"/>
+                    </pic:cNvPicPr>
+                  </pic:nvPicPr>
+                  <pic:blipFill>
+                    <a:blip r:embed="rId19"/>
+                    <a:stretch>
+                      <a:fillRect/>
+                    </a:stretch>
+                  </pic:blipFill>
+                  <pic:spPr bwMode="auto">
+                    <a:xfrm>
+                      <a:off x="0" y="0"/>
+                      <a:ext cx="5334000" cy="4191000"/>
+                    </a:xfrm>
+                    <a:prstGeom prst="rect">
+                      <a:avLst/>
+                    </a:prstGeom>
+                    <a:noFill/>
+                    <a:ln w="9525">
+                      <a:noFill/>
+                      <a:headEnd/>
+                      <a:tailEnd/>
+                    </a:ln>
+                  </pic:spPr>
+                </pic:pic>
+              </a:graphicData>
+            </a:graphic>
+          </wp:inline>
+        </w:drawing>
+      </w:r>
+    </w:p>
+    <w:p>
+      <w:pPr>
+        <w:pStyle w:val="BodyText"/>
+      </w:pPr>
+      <w:r>
+        <w:rPr>
+          <w:i/>
+          <w:iCs/>
+        </w:rPr>
+        <w:t xml:space="preserve">Note: Lines show the ratio of weighted mean income (Panel A) or wealth (Panel B) for Black relative to Non-Black households and clans. Weighted mean income for Black HH is $36,205, $56,600 for Non-Black HH, $60,000 for Black clans, and $108,522 for Non-Black clans. The income ratio changed by -5.2% for households (0.65 in 1969 to 0.62 in 2023) and -7.8% for clans (0.63 to 0.58). Weighted mean wealth for Black HH is $89,761, $476,552 for Non-Black HH, $147,662 for Black clans, and $818,198 for Non-Black clans (includes home equity). The wealth ratio changed by 1.0% for households (0.18 in 1984 to 0.18 in 2023) and -13.7% for clans (0.23 to 0.20). On average across all years, the income ratio is -0.006 lower for households than clans, and the wealth ratio is 0.014 higher for households than clans. Solid lines = households; dotted lines = clans.</w:t>
+      </w:r>
+    </w:p>
+    <w:p>
+      <w:pPr>
+        <w:pStyle w:val="BodyText"/>
+      </w:pPr>
+      <w:r>
+        <w:drawing>
+          <wp:inline>
+            <wp:extent cx="5334000" cy="4191000"/>
+            <wp:effectExtent b="0" l="0" r="0" t="0"/>
+            <wp:docPr descr="" title="" id="23" name="Picture"/>
+            <a:graphic>
+              <a:graphicData uri="http://schemas.openxmlformats.org/drawingml/2006/picture">
+                <pic:pic>
+                  <pic:nvPicPr>
+                    <pic:cNvPr descr="../9_figures/output/figure4.pdf" id="24" name="Picture"/>
+                    <pic:cNvPicPr>
+                      <a:picLocks noChangeArrowheads="1" noChangeAspect="1"/>
+                    </pic:cNvPicPr>
+                  </pic:nvPicPr>
+                  <pic:blipFill>
+                    <a:blip r:embed="rId22"/>
+                    <a:stretch>
+                      <a:fillRect/>
+                    </a:stretch>
+                  </pic:blipFill>
+                  <pic:spPr bwMode="auto">
+                    <a:xfrm>
+                      <a:off x="0" y="0"/>
+                      <a:ext cx="5334000" cy="4191000"/>
+                    </a:xfrm>
+                    <a:prstGeom prst="rect">
+                      <a:avLst/>
+                    </a:prstGeom>
+                    <a:noFill/>
+                    <a:ln w="9525">
+                      <a:noFill/>
+                      <a:headEnd/>
+                      <a:tailEnd/>
+                    </a:ln>
+                  </pic:spPr>
+                </pic:pic>
+              </a:graphicData>
+            </a:graphic>
+          </wp:inline>
+        </w:drawing>
+      </w:r>
+    </w:p>
+    <w:p>
+      <w:pPr>
+        <w:pStyle w:val="BodyText"/>
+      </w:pPr>
+      <w:r>
+        <w:rPr>
+          <w:i/>
+          <w:iCs/>
+        </w:rPr>
+        <w:t xml:space="preserve">Note: Lines show the ratio of weighted median income (Panel A) or wealth (Panel B) for Black relative to Non-Black households and clans. The weighted median income for Black HHs is $17,621, $29,233 for Non-Black HHs, $36,562 for Black clans, and $62,916 for Non-Black clans. The income ratio changed by 5.8% for households (0.59 in 1969 to 0.62 in 2023) and 0.2% for clans (0.57 to 0.57). Weighted median wealth for Black HHs is $6,908, $79,216 for Non-Black HHs, $58,326 for Black clans, and $306,988 for Non-Black clans (includes home equity). The wealth ratio changed by -4.6% for households (0.07 in 1984 to 0.07 in 2023) and 7.5% for clans (0.20 to 0.22). On average across all years, the income ratio is -0.044 lower for households than clans, and the wealth ratio is -0.112 lower for households than clans. Solid lines = households; dotted lines = clans.</w:t>
+      </w:r>
+    </w:p>
+    <w:p>
+      <w:pPr>
+        <w:pStyle w:val="BodyText"/>
+      </w:pPr>
+      <w:r>
         <w:rPr>
           <w:b/>
           <w:bCs/>
@@ -2277,6 +3479,16 @@
       </w:r>
       <w:r>
         <w:t xml:space="preserve">Across all specifications, estimated inequality is lower when using clans rather than households as the unit of analysis. This finding is robust across race, different inclusion criteria for income and wealth measures, different samples, alternative measures of inequality, and when adjusting for household and clan size. Results from sensitivity analyses are available in Appendix C and D.</w:t>
+      </w:r>
+      <w:r>
+        <w:t xml:space="preserve"> </w:t>
+      </w:r>
+      <w:r>
+        <w:rPr>
+          <w:i/>
+          <w:iCs/>
+        </w:rPr>
+        <w:t xml:space="preserve">This mini-section should change or be deleted.</w:t>
       </w:r>
     </w:p>
     <w:bookmarkEnd w:id="25"/>
@@ -2320,7 +3532,7 @@
         <w:t xml:space="preserve"> </w:t>
       </w:r>
       <w:r>
-        <w:t xml:space="preserve">[11, 13, 20]</w:t>
+        <w:t xml:space="preserve">[11, 13, 23]</w:t>
       </w:r>
       <w:r>
         <w:t xml:space="preserve">, or limitations of the PSID’s coverage of the top of the wealth distribution, where much wealth inequality is generated. Together, these patterns reinforce the importance of examining inequality at multiple levels of social organization.</w:t>
@@ -2337,7 +3549,7 @@
         <w:t xml:space="preserve"> </w:t>
       </w:r>
       <w:r>
-        <w:t xml:space="preserve">[21–23]</w:t>
+        <w:t xml:space="preserve">[24–26]</w:t>
       </w:r>
       <w:r>
         <w:t xml:space="preserve"> </w:t>
@@ -2347,7 +3559,7 @@
       </w:r>
     </w:p>
     <w:bookmarkEnd w:id="26"/>
-    <w:bookmarkStart w:id="27" w:name="materials-and-methods"/>
+    <w:bookmarkStart w:id="28" w:name="materials-and-methods"/>
     <w:p>
       <w:pPr>
         <w:pStyle w:val="Heading1"/>
@@ -2396,7 +3608,16 @@
         <w:pStyle w:val="BodyText"/>
       </w:pPr>
       <w:r>
-        <w:t xml:space="preserve">The PSID has collected income data since its inception but began collecting wealth data only in 1984. As a result, analytic samples differ: income analyses include 242,200 household-years and 64,292 clan-years, representing 2,906 unique clans; wealth analyses include 122,069 household-years and 26,655 clan-years, representing 2,636 unique clans.</w:t>
+        <w:t xml:space="preserve">Additionally, although all households belong to a clan, not all extended family members are observed in the PSID in every year. In some cases (especially in earlier years)</w:t>
+      </w:r>
+      <w:r>
+        <w:rPr>
+          <w:rStyle w:val="FootnoteReference"/>
+        </w:rPr>
+        <w:footnoteReference w:id="27"/>
+      </w:r>
+      <w:r>
+        <w:t xml:space="preserve">, PSID clans consist of only a single observed household, rendering household and clan-level measures identical. These observations are excluded from the main analyses because they do not capture extended family dynamics and are a result of survey limitations, rather than social reality. Including these single household clans reduces the household–clan inequality gap for income and wealth but does not eliminate it (see Appendix C2).</w:t>
       </w:r>
     </w:p>
     <w:p>
@@ -2404,6 +3625,14 @@
         <w:pStyle w:val="BodyText"/>
       </w:pPr>
       <w:r>
+        <w:t xml:space="preserve">The PSID has collected income data since its inception but began collecting wealth data only in 1984. As a result, analytic samples differ: income analyses include 242,200 household-years and 64,292 clan-years, representing 2,906 unique clans; wealth analyses include 122,069 household-years and 26,655 clan-years, representing 2,636 unique clans.</w:t>
+      </w:r>
+    </w:p>
+    <w:p>
+      <w:pPr>
+        <w:pStyle w:val="BodyText"/>
+      </w:pPr>
+      <w:r>
         <w:rPr>
           <w:b/>
           <w:bCs/>
@@ -2420,10 +3649,10 @@
         <w:t xml:space="preserve"> </w:t>
       </w:r>
       <w:r>
-        <w:t xml:space="preserve">[5, 17, 20]</w:t>
-      </w:r>
-      <w:r>
-        <w:t xml:space="preserve">. Aggregate measures for income and wealth are provided by the PSID. Income includes earnings, asset income, transfers, and income from farming and gardening. Wealth includes non-primary real estate, business equity, stocks, bonds, vehicles, retirement accounts, and bank accounts, and includes home equity.</w:t>
+        <w:t xml:space="preserve">[5, 17, 23]</w:t>
+      </w:r>
+      <w:r>
+        <w:t xml:space="preserve">. Aggregate measures for income and wealth are provided by the PSID. Income includes earnings, asset income, transfers, and income from farming and gardening. Wealth includes non-primary real estate, business equity, stocks, bonds, vehicles, retirement accounts, and bank accounts, and includes home equity. As a sensitivity analysis, we compare Gini coefficients for wealth measures that exclude home equity (see Appendix C3). When home equity is excluded, estimated inequality is lower at both the household and clan level, but the difference between household and clan-level Gini coefficients remains similar.</w:t>
       </w:r>
     </w:p>
     <w:p>
@@ -2437,10 +3666,10 @@
         <w:t xml:space="preserve"> </w:t>
       </w:r>
       <w:r>
-        <w:t xml:space="preserve">[20, 24]</w:t>
-      </w:r>
-      <w:r>
-        <w:t xml:space="preserve">. All income and wealth values are adjusted for inflation. Additionally, analyses set negative values of income and wealth to zero so that Gini coefficients remain in the 0 to 1 range (see Appendix D1 and F1). To construct clan-level measures, we aggregate household income and wealth for all households in a clan within each clan-year.</w:t>
+        <w:t xml:space="preserve">[23, 27]</w:t>
+      </w:r>
+      <w:r>
+        <w:t xml:space="preserve">. All income and wealth values are adjusted for inflation. Additionally, analyses set negative values of income and wealth to zero so that Gini coefficients are interpretable by remaining in the 0 to 1 range. When negative values are included, Gini coefficents are about the same (see Appendix C4).</w:t>
       </w:r>
     </w:p>
     <w:p>
@@ -2448,7 +3677,7 @@
         <w:pStyle w:val="BodyText"/>
       </w:pPr>
       <w:r>
-        <w:t xml:space="preserve">All results presented are weighted. Using weights does not meaningfully change results (see Appendix D4 and F4). Household-level weights are provided by the PSID. The PSID constructs family weights from individual weights using the fair shares method, which assumes that the probability of observing any individual within a family equals the probability of observing the family itself. We extend this approach to construct clan-level weights using the same fair shares principle. Clan weights assume that the probability of observing a family within a clan equals the probability of observing the clan itself. These weights are applied to total clan income or wealth (rather than mean income or wealth) to avoid double standardization by household counts. In effect, clan weights already incorporate the number of households within a clan. As a result, each clan’s influence reflects the representation of the average household within that clan, rather than scaling mechanically with the clan’s total number of households.</w:t>
+        <w:t xml:space="preserve">To construct clan-level measures, we aggregate household income and wealth for all households in a clan within each clan-year. Measures are divided by the number of people in a household or number of households within a clan to standardize by household and clan size, respectively. Adjusting for size descreased inequality and magnifies the difference between household and clan Gini coefficients. Nonetheless, less inequality is estimated when clans are the unit of analysis whether income and wealth are adjusted for size or not (see Appendix C5).</w:t>
       </w:r>
     </w:p>
     <w:p>
@@ -2456,6 +3685,14 @@
         <w:pStyle w:val="BodyText"/>
       </w:pPr>
       <w:r>
+        <w:t xml:space="preserve">All results presented are weighted. Using weights does not meaningfully change results (see Appendix C6). Household-level weights are provided by the PSID. The PSID constructs family weights from individual weights using the fair shares method, which assumes that the probability of observing any individual within a family equals the probability of observing the family itself. We extend this approach to construct clan-level weights using the same fair shares principle. Clan weights assume that the probability of observing a family within a clan equals the probability of observing the clan itself. As a result, each clan’s influence reflects the representation of the average household within that clan, rather than scaling mechanically with the clan’s total number of households.</w:t>
+      </w:r>
+    </w:p>
+    <w:p>
+      <w:pPr>
+        <w:pStyle w:val="BodyText"/>
+      </w:pPr>
+      <w:r>
         <w:rPr>
           <w:b/>
           <w:bCs/>
@@ -2472,7 +3709,7 @@
         <w:t xml:space="preserve"> </w:t>
       </w:r>
       <w:r>
-        <w:t xml:space="preserve">[25]</w:t>
+        <w:t xml:space="preserve">[28]</w:t>
       </w:r>
       <w:r>
         <w:t xml:space="preserve">. Black households are all households with a Black head of household. Black clans are clans in which more than half of the households within it identify as Black. Analyses by race and ethnicity are limited to Black and non-Black categories because there are relatively few clans in the PSID data (2,906 for income and 2,636 for wealth). Additionally, the genealogical design of the PSID reflects the demographics of the United States at the time the survey began in 1968, which constrains analyses of clans for demographic groups that were not prominent at that time. Although the PSID incorporated additional samples over time to reflect the changing demographics of the United States in the PSID sample, ethnicity analyses remain limited because Hispanic/Latino households do not form consistent multigenerational lineages over the full panel and therefore have limited clans.</w:t>
@@ -2493,16 +3730,25 @@
         <w:t xml:space="preserve"> </w:t>
       </w:r>
       <w:r>
-        <w:t xml:space="preserve">Inequality is measured using the standard Gini coefficient, which ranges from 0 (perfect equality) to 1 (perfect inequality). Although widely used, the Gini has well-known limitations: it cannot distinguish between different inequality patterns and is most sensitive to variation in the middle of the income or wealth distribution</w:t>
-      </w:r>
-      <w:r>
-        <w:t xml:space="preserve"> </w:t>
-      </w:r>
-      <w:r>
-        <w:t xml:space="preserve">[26–28]</w:t>
-      </w:r>
-      <w:r>
-        <w:t xml:space="preserve">. These features make it well suited to the PSID, which underrepresents wealthy households compared with surveys such as the Survey of Consumer Finance.</w:t>
+        <w:t xml:space="preserve">Inequality is measured using the standard Gini coefficient, which ranges from 0 (perfect equality) to 1 (perfect inequality). While the Gini index is a widely-used measure of inequality, it has well-known limitations. First, the Gini places greater weight on differences around the middle of the income or wealth distribution, making it well suited to the PSID, which underrepresents wealthy households compared with surveys such as the Survey of Consumer Finance</w:t>
+      </w:r>
+      <w:r>
+        <w:t xml:space="preserve"> </w:t>
+      </w:r>
+      <w:r>
+        <w:t xml:space="preserve">[29–31]</w:t>
+      </w:r>
+      <w:r>
+        <w:t xml:space="preserve">. To assess whether our results depend on where inequality is concentrated along the distribution, we also examine two related measures, referred to as the Gini’s “nuclear family”</w:t>
+      </w:r>
+      <w:r>
+        <w:t xml:space="preserve"> </w:t>
+      </w:r>
+      <w:r>
+        <w:t xml:space="preserve">[32]</w:t>
+      </w:r>
+      <w:r>
+        <w:t xml:space="preserve">. Across all measures, we find that estimated inequality is consistently lower when measured at the clan level than at the household level for both income and wealth (see Appendix G).</w:t>
       </w:r>
     </w:p>
     <w:p>
@@ -2513,8 +3759,8 @@
         <w:t xml:space="preserve">Gini coefficients are calculated separately for income and wealth to reflect their distinct dimensions of inequality. Estimates of Gini coefficients in our data are comparable to estimates that other studies have found, though there is more variation in wealth coefficients, likely because the PSID excludes wealthy households (see Appendix B).</w:t>
       </w:r>
     </w:p>
-    <w:bookmarkEnd w:id="27"/>
-    <w:bookmarkStart w:id="39" w:name="appendix"/>
+    <w:bookmarkEnd w:id="28"/>
+    <w:bookmarkStart w:id="40" w:name="appendix"/>
     <w:p>
       <w:pPr>
         <w:pStyle w:val="Heading1"/>
@@ -2523,7 +3769,7 @@
         <w:t xml:space="preserve">Appendix</w:t>
       </w:r>
     </w:p>
-    <w:bookmarkStart w:id="37" w:name="appendix-a-simulating-gini-coefficients"/>
+    <w:bookmarkStart w:id="38" w:name="appendix-a-simulating-gini-coefficients"/>
     <w:p>
       <w:pPr>
         <w:pStyle w:val="Heading2"/>
@@ -2564,18 +3810,18 @@
           <wp:inline>
             <wp:extent cx="5334000" cy="4000500"/>
             <wp:effectExtent b="0" l="0" r="0" t="0"/>
-            <wp:docPr descr="" title="" id="29" name="Picture"/>
+            <wp:docPr descr="" title="" id="30" name="Picture"/>
             <a:graphic>
               <a:graphicData uri="http://schemas.openxmlformats.org/drawingml/2006/picture">
                 <pic:pic>
                   <pic:nvPicPr>
-                    <pic:cNvPr descr="/Users/amanda/Desktop/clan_project/10_draft/output/write_files/figure-docx/appendix-a1-1.png" id="30" name="Picture"/>
+                    <pic:cNvPr descr="/Users/amanda/Desktop/clan_project/10_draft/output/write_files/figure-docx/appendix-a1-1.png" id="31" name="Picture"/>
                     <pic:cNvPicPr>
                       <a:picLocks noChangeArrowheads="1" noChangeAspect="1"/>
                     </pic:cNvPicPr>
                   </pic:nvPicPr>
                   <pic:blipFill>
-                    <a:blip r:embed="rId28"/>
+                    <a:blip r:embed="rId29"/>
                     <a:stretch>
                       <a:fillRect/>
                     </a:stretch>
@@ -2621,18 +3867,18 @@
           <wp:inline>
             <wp:extent cx="5334000" cy="4000500"/>
             <wp:effectExtent b="0" l="0" r="0" t="0"/>
-            <wp:docPr descr="" title="" id="32" name="Picture"/>
+            <wp:docPr descr="" title="" id="33" name="Picture"/>
             <a:graphic>
               <a:graphicData uri="http://schemas.openxmlformats.org/drawingml/2006/picture">
                 <pic:pic>
                   <pic:nvPicPr>
-                    <pic:cNvPr descr="/Users/amanda/Desktop/clan_project/10_draft/output/write_files/figure-docx/appendix-a2-1.png" id="33" name="Picture"/>
+                    <pic:cNvPr descr="/Users/amanda/Desktop/clan_project/10_draft/output/write_files/figure-docx/appendix-a2-1.png" id="34" name="Picture"/>
                     <pic:cNvPicPr>
                       <a:picLocks noChangeArrowheads="1" noChangeAspect="1"/>
                     </pic:cNvPicPr>
                   </pic:nvPicPr>
                   <pic:blipFill>
-                    <a:blip r:embed="rId31"/>
+                    <a:blip r:embed="rId32"/>
                     <a:stretch>
                       <a:fillRect/>
                     </a:stretch>
@@ -2683,18 +3929,18 @@
           <wp:inline>
             <wp:extent cx="5334000" cy="4103076"/>
             <wp:effectExtent b="0" l="0" r="0" t="0"/>
-            <wp:docPr descr="" title="" id="35" name="Picture"/>
+            <wp:docPr descr="" title="" id="36" name="Picture"/>
             <a:graphic>
               <a:graphicData uri="http://schemas.openxmlformats.org/drawingml/2006/picture">
                 <pic:pic>
                   <pic:nvPicPr>
-                    <pic:cNvPr descr="/Users/amanda/Desktop/clan_project/10_draft/output/write_files/figure-docx/appendix-a3-1.png" id="36" name="Picture"/>
+                    <pic:cNvPr descr="/Users/amanda/Desktop/clan_project/10_draft/output/write_files/figure-docx/appendix-a3-1.png" id="37" name="Picture"/>
                     <pic:cNvPicPr>
                       <a:picLocks noChangeArrowheads="1" noChangeAspect="1"/>
                     </pic:cNvPicPr>
                   </pic:nvPicPr>
                   <pic:blipFill>
-                    <a:blip r:embed="rId34"/>
+                    <a:blip r:embed="rId35"/>
                     <a:stretch>
                       <a:fillRect/>
                     </a:stretch>
@@ -2726,8 +3972,8 @@
         <w:br w:type="page"/>
       </w:r>
     </w:p>
-    <w:bookmarkEnd w:id="37"/>
-    <w:bookmarkStart w:id="38" w:name="X8f4b25e330c8c7d4282a452909c1adb149e7ace"/>
+    <w:bookmarkEnd w:id="38"/>
+    <w:bookmarkStart w:id="39" w:name="X8f4b25e330c8c7d4282a452909c1adb149e7ace"/>
     <w:p>
       <w:pPr>
         <w:pStyle w:val="Heading2"/>
@@ -2755,7 +4001,7 @@
         <w:t xml:space="preserve"> </w:t>
       </w:r>
       <w:r>
-        <w:t xml:space="preserve">[1, 29]</w:t>
+        <w:t xml:space="preserve">[1, 33]</w:t>
       </w:r>
       <w:r>
         <w:t xml:space="preserve">. FRED uses data from the World Bank on U.S. households and the Census uses data from the Current Population Survey (CPS). Gini coefficient benchmarks for wealth rely on estimates from research papers based on data from the PSID or Survey of Consumer Finances (SCF)</w:t>
@@ -2764,7 +4010,7 @@
         <w:t xml:space="preserve"> </w:t>
       </w:r>
       <w:r>
-        <w:t xml:space="preserve">[30, 31]</w:t>
+        <w:t xml:space="preserve">[34, 35]</w:t>
       </w:r>
       <w:r>
         <w:t xml:space="preserve">.</w:t>
@@ -6924,15 +8170,24 @@
         </w:tc>
       </w:tr>
     </w:tbl>
-    <w:bookmarkEnd w:id="38"/>
     <w:bookmarkEnd w:id="39"/>
-    <w:bookmarkStart w:id="43" w:name="X0725f81ad50d659f5f315d5b9354a8278899984"/>
+    <w:bookmarkEnd w:id="40"/>
+    <w:bookmarkStart w:id="65" w:name="X1a48765accbb976c449929efb9c303c48aeac11"/>
     <w:p>
       <w:pPr>
         <w:pStyle w:val="Heading1"/>
       </w:pPr>
       <w:r>
-        <w:t xml:space="preserve">Appendix C: Alternative Inequality Measures</w:t>
+        <w:t xml:space="preserve">Appendix C: Sensitivity Analyses — Gini Coefficients</w:t>
+      </w:r>
+    </w:p>
+    <w:bookmarkStart w:id="44" w:name="X2af1039fa4a14e53aec9c9fa061f4e8992f7595"/>
+    <w:p>
+      <w:pPr>
+        <w:pStyle w:val="Heading2"/>
+      </w:pPr>
+      <w:r>
+        <w:t xml:space="preserve">Appendix C1: Gini Coefficients by Race Subgroup</w:t>
       </w:r>
     </w:p>
     <w:p>
@@ -6942,20 +8197,363 @@
       <w:r>
         <w:drawing>
           <wp:inline>
-            <wp:extent cx="5334000" cy="4953000"/>
+            <wp:extent cx="5334000" cy="4191000"/>
             <wp:effectExtent b="0" l="0" r="0" t="0"/>
-            <wp:docPr descr="" title="" id="41" name="Picture"/>
+            <wp:docPr descr="" title="" id="42" name="Picture"/>
             <a:graphic>
               <a:graphicData uri="http://schemas.openxmlformats.org/drawingml/2006/picture">
                 <pic:pic>
                   <pic:nvPicPr>
-                    <pic:cNvPr descr="/Users/amanda/Desktop/clan_project/10_draft/output/write_files/figure-docx/appendix-c-1.png" id="42" name="Picture"/>
+                    <pic:cNvPr descr="/Users/amanda/Desktop/clan_project/10_draft/output/write_files/figure-docx/appendix-c1-1.png" id="43" name="Picture"/>
                     <pic:cNvPicPr>
                       <a:picLocks noChangeArrowheads="1" noChangeAspect="1"/>
                     </pic:cNvPicPr>
                   </pic:nvPicPr>
                   <pic:blipFill>
-                    <a:blip r:embed="rId40"/>
+                    <a:blip r:embed="rId41"/>
+                    <a:stretch>
+                      <a:fillRect/>
+                    </a:stretch>
+                  </pic:blipFill>
+                  <pic:spPr bwMode="auto">
+                    <a:xfrm>
+                      <a:off x="0" y="0"/>
+                      <a:ext cx="5334000" cy="4191000"/>
+                    </a:xfrm>
+                    <a:prstGeom prst="rect">
+                      <a:avLst/>
+                    </a:prstGeom>
+                    <a:noFill/>
+                    <a:ln w="9525">
+                      <a:noFill/>
+                      <a:headEnd/>
+                      <a:tailEnd/>
+                    </a:ln>
+                  </pic:spPr>
+                </pic:pic>
+              </a:graphicData>
+            </a:graphic>
+          </wp:inline>
+        </w:drawing>
+      </w:r>
+    </w:p>
+    <w:bookmarkEnd w:id="44"/>
+    <w:bookmarkStart w:id="48" w:name="X05171309a402648ffa9946822f50c48bfc2d2fb"/>
+    <w:p>
+      <w:pPr>
+        <w:pStyle w:val="Heading2"/>
+      </w:pPr>
+      <w:r>
+        <w:t xml:space="preserve">Appendix C2: Sensitivity — Single-Household Clans</w:t>
+      </w:r>
+    </w:p>
+    <w:p>
+      <w:pPr>
+        <w:pStyle w:val="FirstParagraph"/>
+      </w:pPr>
+      <w:r>
+        <w:drawing>
+          <wp:inline>
+            <wp:extent cx="5334000" cy="4191000"/>
+            <wp:effectExtent b="0" l="0" r="0" t="0"/>
+            <wp:docPr descr="" title="" id="46" name="Picture"/>
+            <a:graphic>
+              <a:graphicData uri="http://schemas.openxmlformats.org/drawingml/2006/picture">
+                <pic:pic>
+                  <pic:nvPicPr>
+                    <pic:cNvPr descr="/Users/amanda/Desktop/clan_project/10_draft/output/write_files/figure-docx/appendix-c2-1.png" id="47" name="Picture"/>
+                    <pic:cNvPicPr>
+                      <a:picLocks noChangeArrowheads="1" noChangeAspect="1"/>
+                    </pic:cNvPicPr>
+                  </pic:nvPicPr>
+                  <pic:blipFill>
+                    <a:blip r:embed="rId45"/>
+                    <a:stretch>
+                      <a:fillRect/>
+                    </a:stretch>
+                  </pic:blipFill>
+                  <pic:spPr bwMode="auto">
+                    <a:xfrm>
+                      <a:off x="0" y="0"/>
+                      <a:ext cx="5334000" cy="4191000"/>
+                    </a:xfrm>
+                    <a:prstGeom prst="rect">
+                      <a:avLst/>
+                    </a:prstGeom>
+                    <a:noFill/>
+                    <a:ln w="9525">
+                      <a:noFill/>
+                      <a:headEnd/>
+                      <a:tailEnd/>
+                    </a:ln>
+                  </pic:spPr>
+                </pic:pic>
+              </a:graphicData>
+            </a:graphic>
+          </wp:inline>
+        </w:drawing>
+      </w:r>
+    </w:p>
+    <w:bookmarkEnd w:id="48"/>
+    <w:bookmarkStart w:id="52" w:name="X0135a91ed4579dbd4101e9315fdc7d38edce4c7"/>
+    <w:p>
+      <w:pPr>
+        <w:pStyle w:val="Heading2"/>
+      </w:pPr>
+      <w:r>
+        <w:t xml:space="preserve">Appendix C3: Sensitivity — Wealth With and Without Home Equity</w:t>
+      </w:r>
+    </w:p>
+    <w:p>
+      <w:pPr>
+        <w:pStyle w:val="FirstParagraph"/>
+      </w:pPr>
+      <w:r>
+        <w:drawing>
+          <wp:inline>
+            <wp:extent cx="5334000" cy="2667000"/>
+            <wp:effectExtent b="0" l="0" r="0" t="0"/>
+            <wp:docPr descr="" title="" id="50" name="Picture"/>
+            <a:graphic>
+              <a:graphicData uri="http://schemas.openxmlformats.org/drawingml/2006/picture">
+                <pic:pic>
+                  <pic:nvPicPr>
+                    <pic:cNvPr descr="/Users/amanda/Desktop/clan_project/10_draft/output/write_files/figure-docx/appendix-c3-1.png" id="51" name="Picture"/>
+                    <pic:cNvPicPr>
+                      <a:picLocks noChangeArrowheads="1" noChangeAspect="1"/>
+                    </pic:cNvPicPr>
+                  </pic:nvPicPr>
+                  <pic:blipFill>
+                    <a:blip r:embed="rId49"/>
+                    <a:stretch>
+                      <a:fillRect/>
+                    </a:stretch>
+                  </pic:blipFill>
+                  <pic:spPr bwMode="auto">
+                    <a:xfrm>
+                      <a:off x="0" y="0"/>
+                      <a:ext cx="5334000" cy="2667000"/>
+                    </a:xfrm>
+                    <a:prstGeom prst="rect">
+                      <a:avLst/>
+                    </a:prstGeom>
+                    <a:noFill/>
+                    <a:ln w="9525">
+                      <a:noFill/>
+                      <a:headEnd/>
+                      <a:tailEnd/>
+                    </a:ln>
+                  </pic:spPr>
+                </pic:pic>
+              </a:graphicData>
+            </a:graphic>
+          </wp:inline>
+        </w:drawing>
+      </w:r>
+    </w:p>
+    <w:bookmarkEnd w:id="52"/>
+    <w:bookmarkStart w:id="56" w:name="appendix-c4-sensitivity-negative-values"/>
+    <w:p>
+      <w:pPr>
+        <w:pStyle w:val="Heading2"/>
+      </w:pPr>
+      <w:r>
+        <w:t xml:space="preserve">Appendix C4: Sensitivity — Negative Values</w:t>
+      </w:r>
+    </w:p>
+    <w:p>
+      <w:pPr>
+        <w:pStyle w:val="FirstParagraph"/>
+      </w:pPr>
+      <w:r>
+        <w:drawing>
+          <wp:inline>
+            <wp:extent cx="5334000" cy="4191000"/>
+            <wp:effectExtent b="0" l="0" r="0" t="0"/>
+            <wp:docPr descr="" title="" id="54" name="Picture"/>
+            <a:graphic>
+              <a:graphicData uri="http://schemas.openxmlformats.org/drawingml/2006/picture">
+                <pic:pic>
+                  <pic:nvPicPr>
+                    <pic:cNvPr descr="/Users/amanda/Desktop/clan_project/10_draft/output/write_files/figure-docx/appendix-c4-1.png" id="55" name="Picture"/>
+                    <pic:cNvPicPr>
+                      <a:picLocks noChangeArrowheads="1" noChangeAspect="1"/>
+                    </pic:cNvPicPr>
+                  </pic:nvPicPr>
+                  <pic:blipFill>
+                    <a:blip r:embed="rId53"/>
+                    <a:stretch>
+                      <a:fillRect/>
+                    </a:stretch>
+                  </pic:blipFill>
+                  <pic:spPr bwMode="auto">
+                    <a:xfrm>
+                      <a:off x="0" y="0"/>
+                      <a:ext cx="5334000" cy="4191000"/>
+                    </a:xfrm>
+                    <a:prstGeom prst="rect">
+                      <a:avLst/>
+                    </a:prstGeom>
+                    <a:noFill/>
+                    <a:ln w="9525">
+                      <a:noFill/>
+                      <a:headEnd/>
+                      <a:tailEnd/>
+                    </a:ln>
+                  </pic:spPr>
+                </pic:pic>
+              </a:graphicData>
+            </a:graphic>
+          </wp:inline>
+        </w:drawing>
+      </w:r>
+    </w:p>
+    <w:bookmarkEnd w:id="56"/>
+    <w:bookmarkStart w:id="60" w:name="X77e9005b9b6a06de423e46c0fd275669ef06bbc"/>
+    <w:p>
+      <w:pPr>
+        <w:pStyle w:val="Heading2"/>
+      </w:pPr>
+      <w:r>
+        <w:t xml:space="preserve">Appendix C5: Sensitivity — Size Standardization</w:t>
+      </w:r>
+    </w:p>
+    <w:p>
+      <w:pPr>
+        <w:pStyle w:val="FirstParagraph"/>
+      </w:pPr>
+      <w:r>
+        <w:drawing>
+          <wp:inline>
+            <wp:extent cx="5334000" cy="4191000"/>
+            <wp:effectExtent b="0" l="0" r="0" t="0"/>
+            <wp:docPr descr="" title="" id="58" name="Picture"/>
+            <a:graphic>
+              <a:graphicData uri="http://schemas.openxmlformats.org/drawingml/2006/picture">
+                <pic:pic>
+                  <pic:nvPicPr>
+                    <pic:cNvPr descr="/Users/amanda/Desktop/clan_project/10_draft/output/write_files/figure-docx/appendix-c5-1.png" id="59" name="Picture"/>
+                    <pic:cNvPicPr>
+                      <a:picLocks noChangeArrowheads="1" noChangeAspect="1"/>
+                    </pic:cNvPicPr>
+                  </pic:nvPicPr>
+                  <pic:blipFill>
+                    <a:blip r:embed="rId57"/>
+                    <a:stretch>
+                      <a:fillRect/>
+                    </a:stretch>
+                  </pic:blipFill>
+                  <pic:spPr bwMode="auto">
+                    <a:xfrm>
+                      <a:off x="0" y="0"/>
+                      <a:ext cx="5334000" cy="4191000"/>
+                    </a:xfrm>
+                    <a:prstGeom prst="rect">
+                      <a:avLst/>
+                    </a:prstGeom>
+                    <a:noFill/>
+                    <a:ln w="9525">
+                      <a:noFill/>
+                      <a:headEnd/>
+                      <a:tailEnd/>
+                    </a:ln>
+                  </pic:spPr>
+                </pic:pic>
+              </a:graphicData>
+            </a:graphic>
+          </wp:inline>
+        </w:drawing>
+      </w:r>
+    </w:p>
+    <w:bookmarkEnd w:id="60"/>
+    <w:bookmarkStart w:id="64" w:name="appendix-c6-sensitivity-weighting"/>
+    <w:p>
+      <w:pPr>
+        <w:pStyle w:val="Heading2"/>
+      </w:pPr>
+      <w:r>
+        <w:t xml:space="preserve">Appendix C6: Sensitivity — Weighting</w:t>
+      </w:r>
+    </w:p>
+    <w:p>
+      <w:pPr>
+        <w:pStyle w:val="FirstParagraph"/>
+      </w:pPr>
+      <w:r>
+        <w:drawing>
+          <wp:inline>
+            <wp:extent cx="5334000" cy="4191000"/>
+            <wp:effectExtent b="0" l="0" r="0" t="0"/>
+            <wp:docPr descr="" title="" id="62" name="Picture"/>
+            <a:graphic>
+              <a:graphicData uri="http://schemas.openxmlformats.org/drawingml/2006/picture">
+                <pic:pic>
+                  <pic:nvPicPr>
+                    <pic:cNvPr descr="/Users/amanda/Desktop/clan_project/10_draft/output/write_files/figure-docx/appendix-c6-1.png" id="63" name="Picture"/>
+                    <pic:cNvPicPr>
+                      <a:picLocks noChangeArrowheads="1" noChangeAspect="1"/>
+                    </pic:cNvPicPr>
+                  </pic:nvPicPr>
+                  <pic:blipFill>
+                    <a:blip r:embed="rId61"/>
+                    <a:stretch>
+                      <a:fillRect/>
+                    </a:stretch>
+                  </pic:blipFill>
+                  <pic:spPr bwMode="auto">
+                    <a:xfrm>
+                      <a:off x="0" y="0"/>
+                      <a:ext cx="5334000" cy="4191000"/>
+                    </a:xfrm>
+                    <a:prstGeom prst="rect">
+                      <a:avLst/>
+                    </a:prstGeom>
+                    <a:noFill/>
+                    <a:ln w="9525">
+                      <a:noFill/>
+                      <a:headEnd/>
+                      <a:tailEnd/>
+                    </a:ln>
+                  </pic:spPr>
+                </pic:pic>
+              </a:graphicData>
+            </a:graphic>
+          </wp:inline>
+        </w:drawing>
+      </w:r>
+    </w:p>
+    <w:bookmarkEnd w:id="64"/>
+    <w:bookmarkEnd w:id="65"/>
+    <w:bookmarkStart w:id="147" w:name="Xbdbdfc1a62708dc07a090fee8b3b74e63e756a2"/>
+    <w:p>
+      <w:pPr>
+        <w:pStyle w:val="Heading1"/>
+      </w:pPr>
+      <w:r>
+        <w:t xml:space="preserve">Appendix D: Alternative Inequality Measures</w:t>
+      </w:r>
+    </w:p>
+    <w:p>
+      <w:pPr>
+        <w:pStyle w:val="FirstParagraph"/>
+      </w:pPr>
+      <w:r>
+        <w:drawing>
+          <wp:inline>
+            <wp:extent cx="5334000" cy="4953000"/>
+            <wp:effectExtent b="0" l="0" r="0" t="0"/>
+            <wp:docPr descr="" title="" id="67" name="Picture"/>
+            <a:graphic>
+              <a:graphicData uri="http://schemas.openxmlformats.org/drawingml/2006/picture">
+                <pic:pic>
+                  <pic:nvPicPr>
+                    <pic:cNvPr descr="/Users/amanda/Desktop/clan_project/10_draft/output/write_files/figure-docx/appendix-d-1.png" id="68" name="Picture"/>
+                    <pic:cNvPicPr>
+                      <a:picLocks noChangeArrowheads="1" noChangeAspect="1"/>
+                    </pic:cNvPicPr>
+                  </pic:nvPicPr>
+                  <pic:blipFill>
+                    <a:blip r:embed="rId66"/>
                     <a:stretch>
                       <a:fillRect/>
                     </a:stretch>
@@ -6982,635 +8580,8 @@
         </w:drawing>
       </w:r>
     </w:p>
-    <w:bookmarkEnd w:id="43"/>
-    <w:bookmarkStart w:id="47" w:name="appendix-d1-sensitivity-negative-values"/>
-    <w:p>
-      <w:pPr>
-        <w:pStyle w:val="Heading1"/>
-      </w:pPr>
-      <w:r>
-        <w:t xml:space="preserve">Appendix D1: Sensitivity — Negative Values</w:t>
-      </w:r>
-    </w:p>
-    <w:p>
-      <w:pPr>
-        <w:pStyle w:val="FirstParagraph"/>
-      </w:pPr>
-      <w:r>
-        <w:drawing>
-          <wp:inline>
-            <wp:extent cx="5334000" cy="4191000"/>
-            <wp:effectExtent b="0" l="0" r="0" t="0"/>
-            <wp:docPr descr="" title="" id="45" name="Picture"/>
-            <a:graphic>
-              <a:graphicData uri="http://schemas.openxmlformats.org/drawingml/2006/picture">
-                <pic:pic>
-                  <pic:nvPicPr>
-                    <pic:cNvPr descr="/Users/amanda/Desktop/clan_project/10_draft/output/write_files/figure-docx/appendix-d1-1.png" id="46" name="Picture"/>
-                    <pic:cNvPicPr>
-                      <a:picLocks noChangeArrowheads="1" noChangeAspect="1"/>
-                    </pic:cNvPicPr>
-                  </pic:nvPicPr>
-                  <pic:blipFill>
-                    <a:blip r:embed="rId44"/>
-                    <a:stretch>
-                      <a:fillRect/>
-                    </a:stretch>
-                  </pic:blipFill>
-                  <pic:spPr bwMode="auto">
-                    <a:xfrm>
-                      <a:off x="0" y="0"/>
-                      <a:ext cx="5334000" cy="4191000"/>
-                    </a:xfrm>
-                    <a:prstGeom prst="rect">
-                      <a:avLst/>
-                    </a:prstGeom>
-                    <a:noFill/>
-                    <a:ln w="9525">
-                      <a:noFill/>
-                      <a:headEnd/>
-                      <a:tailEnd/>
-                    </a:ln>
-                  </pic:spPr>
-                </pic:pic>
-              </a:graphicData>
-            </a:graphic>
-          </wp:inline>
-        </w:drawing>
-      </w:r>
-    </w:p>
-    <w:bookmarkEnd w:id="47"/>
-    <w:bookmarkStart w:id="51" w:name="X2c0ca198151b488f0a5fd9ab3a13059241107bf"/>
-    <w:p>
-      <w:pPr>
-        <w:pStyle w:val="Heading1"/>
-      </w:pPr>
-      <w:r>
-        <w:t xml:space="preserve">Appendix D2: Sensitivity — Wealth With and Without Home Equity</w:t>
-      </w:r>
-    </w:p>
-    <w:p>
-      <w:pPr>
-        <w:pStyle w:val="FirstParagraph"/>
-      </w:pPr>
-      <w:r>
-        <w:drawing>
-          <wp:inline>
-            <wp:extent cx="5334000" cy="2667000"/>
-            <wp:effectExtent b="0" l="0" r="0" t="0"/>
-            <wp:docPr descr="" title="" id="49" name="Picture"/>
-            <a:graphic>
-              <a:graphicData uri="http://schemas.openxmlformats.org/drawingml/2006/picture">
-                <pic:pic>
-                  <pic:nvPicPr>
-                    <pic:cNvPr descr="/Users/amanda/Desktop/clan_project/10_draft/output/write_files/figure-docx/appendix-d2-1.png" id="50" name="Picture"/>
-                    <pic:cNvPicPr>
-                      <a:picLocks noChangeArrowheads="1" noChangeAspect="1"/>
-                    </pic:cNvPicPr>
-                  </pic:nvPicPr>
-                  <pic:blipFill>
-                    <a:blip r:embed="rId48"/>
-                    <a:stretch>
-                      <a:fillRect/>
-                    </a:stretch>
-                  </pic:blipFill>
-                  <pic:spPr bwMode="auto">
-                    <a:xfrm>
-                      <a:off x="0" y="0"/>
-                      <a:ext cx="5334000" cy="2667000"/>
-                    </a:xfrm>
-                    <a:prstGeom prst="rect">
-                      <a:avLst/>
-                    </a:prstGeom>
-                    <a:noFill/>
-                    <a:ln w="9525">
-                      <a:noFill/>
-                      <a:headEnd/>
-                      <a:tailEnd/>
-                    </a:ln>
-                  </pic:spPr>
-                </pic:pic>
-              </a:graphicData>
-            </a:graphic>
-          </wp:inline>
-        </w:drawing>
-      </w:r>
-    </w:p>
-    <w:bookmarkEnd w:id="51"/>
-    <w:bookmarkStart w:id="55" w:name="X796f0aa327689e7912dc08c18898cdb7c82e5b7"/>
-    <w:p>
-      <w:pPr>
-        <w:pStyle w:val="Heading1"/>
-      </w:pPr>
-      <w:r>
-        <w:t xml:space="preserve">Appendix D3: Sensitivity — Single-Household Clans</w:t>
-      </w:r>
-    </w:p>
-    <w:p>
-      <w:pPr>
-        <w:pStyle w:val="FirstParagraph"/>
-      </w:pPr>
-      <w:r>
-        <w:drawing>
-          <wp:inline>
-            <wp:extent cx="5334000" cy="4191000"/>
-            <wp:effectExtent b="0" l="0" r="0" t="0"/>
-            <wp:docPr descr="" title="" id="53" name="Picture"/>
-            <a:graphic>
-              <a:graphicData uri="http://schemas.openxmlformats.org/drawingml/2006/picture">
-                <pic:pic>
-                  <pic:nvPicPr>
-                    <pic:cNvPr descr="/Users/amanda/Desktop/clan_project/10_draft/output/write_files/figure-docx/appendix-d3-1.png" id="54" name="Picture"/>
-                    <pic:cNvPicPr>
-                      <a:picLocks noChangeArrowheads="1" noChangeAspect="1"/>
-                    </pic:cNvPicPr>
-                  </pic:nvPicPr>
-                  <pic:blipFill>
-                    <a:blip r:embed="rId52"/>
-                    <a:stretch>
-                      <a:fillRect/>
-                    </a:stretch>
-                  </pic:blipFill>
-                  <pic:spPr bwMode="auto">
-                    <a:xfrm>
-                      <a:off x="0" y="0"/>
-                      <a:ext cx="5334000" cy="4191000"/>
-                    </a:xfrm>
-                    <a:prstGeom prst="rect">
-                      <a:avLst/>
-                    </a:prstGeom>
-                    <a:noFill/>
-                    <a:ln w="9525">
-                      <a:noFill/>
-                      <a:headEnd/>
-                      <a:tailEnd/>
-                    </a:ln>
-                  </pic:spPr>
-                </pic:pic>
-              </a:graphicData>
-            </a:graphic>
-          </wp:inline>
-        </w:drawing>
-      </w:r>
-    </w:p>
-    <w:bookmarkEnd w:id="55"/>
-    <w:bookmarkStart w:id="59" w:name="appendix-d4-sensitivity-weighting"/>
-    <w:p>
-      <w:pPr>
-        <w:pStyle w:val="Heading1"/>
-      </w:pPr>
-      <w:r>
-        <w:t xml:space="preserve">Appendix D4: Sensitivity — Weighting</w:t>
-      </w:r>
-    </w:p>
-    <w:p>
-      <w:pPr>
-        <w:pStyle w:val="FirstParagraph"/>
-      </w:pPr>
-      <w:r>
-        <w:drawing>
-          <wp:inline>
-            <wp:extent cx="5334000" cy="4191000"/>
-            <wp:effectExtent b="0" l="0" r="0" t="0"/>
-            <wp:docPr descr="" title="" id="57" name="Picture"/>
-            <a:graphic>
-              <a:graphicData uri="http://schemas.openxmlformats.org/drawingml/2006/picture">
-                <pic:pic>
-                  <pic:nvPicPr>
-                    <pic:cNvPr descr="/Users/amanda/Desktop/clan_project/10_draft/output/write_files/figure-docx/appendix-d4-1.png" id="58" name="Picture"/>
-                    <pic:cNvPicPr>
-                      <a:picLocks noChangeArrowheads="1" noChangeAspect="1"/>
-                    </pic:cNvPicPr>
-                  </pic:nvPicPr>
-                  <pic:blipFill>
-                    <a:blip r:embed="rId56"/>
-                    <a:stretch>
-                      <a:fillRect/>
-                    </a:stretch>
-                  </pic:blipFill>
-                  <pic:spPr bwMode="auto">
-                    <a:xfrm>
-                      <a:off x="0" y="0"/>
-                      <a:ext cx="5334000" cy="4191000"/>
-                    </a:xfrm>
-                    <a:prstGeom prst="rect">
-                      <a:avLst/>
-                    </a:prstGeom>
-                    <a:noFill/>
-                    <a:ln w="9525">
-                      <a:noFill/>
-                      <a:headEnd/>
-                      <a:tailEnd/>
-                    </a:ln>
-                  </pic:spPr>
-                </pic:pic>
-              </a:graphicData>
-            </a:graphic>
-          </wp:inline>
-        </w:drawing>
-      </w:r>
-    </w:p>
-    <w:bookmarkEnd w:id="59"/>
-    <w:bookmarkStart w:id="63" w:name="X47e0622b93f76056e7f4ad3b772b6ce26b8cfe3"/>
-    <w:p>
-      <w:pPr>
-        <w:pStyle w:val="Heading1"/>
-      </w:pPr>
-      <w:r>
-        <w:t xml:space="preserve">Appendix D5: Sensitivity — Size Standardization</w:t>
-      </w:r>
-    </w:p>
-    <w:p>
-      <w:pPr>
-        <w:pStyle w:val="FirstParagraph"/>
-      </w:pPr>
-      <w:r>
-        <w:drawing>
-          <wp:inline>
-            <wp:extent cx="5334000" cy="4191000"/>
-            <wp:effectExtent b="0" l="0" r="0" t="0"/>
-            <wp:docPr descr="" title="" id="61" name="Picture"/>
-            <a:graphic>
-              <a:graphicData uri="http://schemas.openxmlformats.org/drawingml/2006/picture">
-                <pic:pic>
-                  <pic:nvPicPr>
-                    <pic:cNvPr descr="/Users/amanda/Desktop/clan_project/10_draft/output/write_files/figure-docx/appendix-d5-1.png" id="62" name="Picture"/>
-                    <pic:cNvPicPr>
-                      <a:picLocks noChangeArrowheads="1" noChangeAspect="1"/>
-                    </pic:cNvPicPr>
-                  </pic:nvPicPr>
-                  <pic:blipFill>
-                    <a:blip r:embed="rId60"/>
-                    <a:stretch>
-                      <a:fillRect/>
-                    </a:stretch>
-                  </pic:blipFill>
-                  <pic:spPr bwMode="auto">
-                    <a:xfrm>
-                      <a:off x="0" y="0"/>
-                      <a:ext cx="5334000" cy="4191000"/>
-                    </a:xfrm>
-                    <a:prstGeom prst="rect">
-                      <a:avLst/>
-                    </a:prstGeom>
-                    <a:noFill/>
-                    <a:ln w="9525">
-                      <a:noFill/>
-                      <a:headEnd/>
-                      <a:tailEnd/>
-                    </a:ln>
-                  </pic:spPr>
-                </pic:pic>
-              </a:graphicData>
-            </a:graphic>
-          </wp:inline>
-        </w:drawing>
-      </w:r>
-    </w:p>
-    <w:bookmarkEnd w:id="63"/>
-    <w:bookmarkStart w:id="67" w:name="X750f075da32d67249c4b5a4cf57648e8a17e2c3"/>
-    <w:p>
-      <w:pPr>
-        <w:pStyle w:val="Heading1"/>
-      </w:pPr>
-      <w:r>
-        <w:t xml:space="preserve">Appendix D6: Gini Coefficients by Race Subgroup</w:t>
-      </w:r>
-    </w:p>
-    <w:p>
-      <w:pPr>
-        <w:pStyle w:val="FirstParagraph"/>
-      </w:pPr>
-      <w:r>
-        <w:drawing>
-          <wp:inline>
-            <wp:extent cx="5334000" cy="4191000"/>
-            <wp:effectExtent b="0" l="0" r="0" t="0"/>
-            <wp:docPr descr="" title="" id="65" name="Picture"/>
-            <a:graphic>
-              <a:graphicData uri="http://schemas.openxmlformats.org/drawingml/2006/picture">
-                <pic:pic>
-                  <pic:nvPicPr>
-                    <pic:cNvPr descr="/Users/amanda/Desktop/clan_project/10_draft/output/write_files/figure-docx/appendix-d6-1.png" id="66" name="Picture"/>
-                    <pic:cNvPicPr>
-                      <a:picLocks noChangeArrowheads="1" noChangeAspect="1"/>
-                    </pic:cNvPicPr>
-                  </pic:nvPicPr>
-                  <pic:blipFill>
-                    <a:blip r:embed="rId64"/>
-                    <a:stretch>
-                      <a:fillRect/>
-                    </a:stretch>
-                  </pic:blipFill>
-                  <pic:spPr bwMode="auto">
-                    <a:xfrm>
-                      <a:off x="0" y="0"/>
-                      <a:ext cx="5334000" cy="4191000"/>
-                    </a:xfrm>
-                    <a:prstGeom prst="rect">
-                      <a:avLst/>
-                    </a:prstGeom>
-                    <a:noFill/>
-                    <a:ln w="9525">
-                      <a:noFill/>
-                      <a:headEnd/>
-                      <a:tailEnd/>
-                    </a:ln>
-                  </pic:spPr>
-                </pic:pic>
-              </a:graphicData>
-            </a:graphic>
-          </wp:inline>
-        </w:drawing>
-      </w:r>
-    </w:p>
-    <w:bookmarkEnd w:id="67"/>
-    <w:bookmarkStart w:id="71" w:name="X3ca48920e7b797c3dd18e23810b9df77528cee2"/>
-    <w:p>
-      <w:pPr>
-        <w:pStyle w:val="Heading1"/>
-      </w:pPr>
-      <w:r>
-        <w:t xml:space="preserve">Appendix E: Distribution of Income and Wealth</w:t>
-      </w:r>
-    </w:p>
-    <w:p>
-      <w:pPr>
-        <w:pStyle w:val="FirstParagraph"/>
-      </w:pPr>
-      <w:r>
-        <w:drawing>
-          <wp:inline>
-            <wp:extent cx="5334000" cy="4191000"/>
-            <wp:effectExtent b="0" l="0" r="0" t="0"/>
-            <wp:docPr descr="" title="" id="69" name="Picture"/>
-            <a:graphic>
-              <a:graphicData uri="http://schemas.openxmlformats.org/drawingml/2006/picture">
-                <pic:pic>
-                  <pic:nvPicPr>
-                    <pic:cNvPr descr="/Users/amanda/Desktop/clan_project/10_draft/output/write_files/figure-docx/appendix-e-1.png" id="70" name="Picture"/>
-                    <pic:cNvPicPr>
-                      <a:picLocks noChangeArrowheads="1" noChangeAspect="1"/>
-                    </pic:cNvPicPr>
-                  </pic:nvPicPr>
-                  <pic:blipFill>
-                    <a:blip r:embed="rId68"/>
-                    <a:stretch>
-                      <a:fillRect/>
-                    </a:stretch>
-                  </pic:blipFill>
-                  <pic:spPr bwMode="auto">
-                    <a:xfrm>
-                      <a:off x="0" y="0"/>
-                      <a:ext cx="5334000" cy="4191000"/>
-                    </a:xfrm>
-                    <a:prstGeom prst="rect">
-                      <a:avLst/>
-                    </a:prstGeom>
-                    <a:noFill/>
-                    <a:ln w="9525">
-                      <a:noFill/>
-                      <a:headEnd/>
-                      <a:tailEnd/>
-                    </a:ln>
-                  </pic:spPr>
-                </pic:pic>
-              </a:graphicData>
-            </a:graphic>
-          </wp:inline>
-        </w:drawing>
-      </w:r>
-    </w:p>
-    <w:bookmarkEnd w:id="71"/>
-    <w:bookmarkStart w:id="75" w:name="appendix-f1-race-ratios-negative-values"/>
-    <w:p>
-      <w:pPr>
-        <w:pStyle w:val="Heading1"/>
-      </w:pPr>
-      <w:r>
-        <w:t xml:space="preserve">Appendix F1: Race Ratios — Negative Values</w:t>
-      </w:r>
-    </w:p>
-    <w:p>
-      <w:pPr>
-        <w:pStyle w:val="FirstParagraph"/>
-      </w:pPr>
-      <w:r>
-        <w:drawing>
-          <wp:inline>
-            <wp:extent cx="5334000" cy="4191000"/>
-            <wp:effectExtent b="0" l="0" r="0" t="0"/>
-            <wp:docPr descr="" title="" id="73" name="Picture"/>
-            <a:graphic>
-              <a:graphicData uri="http://schemas.openxmlformats.org/drawingml/2006/picture">
-                <pic:pic>
-                  <pic:nvPicPr>
-                    <pic:cNvPr descr="/Users/amanda/Desktop/clan_project/10_draft/output/write_files/figure-docx/appendix-f1-1.png" id="74" name="Picture"/>
-                    <pic:cNvPicPr>
-                      <a:picLocks noChangeArrowheads="1" noChangeAspect="1"/>
-                    </pic:cNvPicPr>
-                  </pic:nvPicPr>
-                  <pic:blipFill>
-                    <a:blip r:embed="rId72"/>
-                    <a:stretch>
-                      <a:fillRect/>
-                    </a:stretch>
-                  </pic:blipFill>
-                  <pic:spPr bwMode="auto">
-                    <a:xfrm>
-                      <a:off x="0" y="0"/>
-                      <a:ext cx="5334000" cy="4191000"/>
-                    </a:xfrm>
-                    <a:prstGeom prst="rect">
-                      <a:avLst/>
-                    </a:prstGeom>
-                    <a:noFill/>
-                    <a:ln w="9525">
-                      <a:noFill/>
-                      <a:headEnd/>
-                      <a:tailEnd/>
-                    </a:ln>
-                  </pic:spPr>
-                </pic:pic>
-              </a:graphicData>
-            </a:graphic>
-          </wp:inline>
-        </w:drawing>
-      </w:r>
-    </w:p>
-    <w:bookmarkEnd w:id="75"/>
-    <w:bookmarkStart w:id="79" w:name="Xe408c392d53d71a7a9d72befc7a6c94911a5caf"/>
-    <w:p>
-      <w:pPr>
-        <w:pStyle w:val="Heading1"/>
-      </w:pPr>
-      <w:r>
-        <w:t xml:space="preserve">Appendix F2: Race Ratios — Wealth With and Without Home Equity</w:t>
-      </w:r>
-    </w:p>
-    <w:p>
-      <w:pPr>
-        <w:pStyle w:val="FirstParagraph"/>
-      </w:pPr>
-      <w:r>
-        <w:drawing>
-          <wp:inline>
-            <wp:extent cx="5334000" cy="2667000"/>
-            <wp:effectExtent b="0" l="0" r="0" t="0"/>
-            <wp:docPr descr="" title="" id="77" name="Picture"/>
-            <a:graphic>
-              <a:graphicData uri="http://schemas.openxmlformats.org/drawingml/2006/picture">
-                <pic:pic>
-                  <pic:nvPicPr>
-                    <pic:cNvPr descr="/Users/amanda/Desktop/clan_project/10_draft/output/write_files/figure-docx/appendix-f2-1.png" id="78" name="Picture"/>
-                    <pic:cNvPicPr>
-                      <a:picLocks noChangeArrowheads="1" noChangeAspect="1"/>
-                    </pic:cNvPicPr>
-                  </pic:nvPicPr>
-                  <pic:blipFill>
-                    <a:blip r:embed="rId76"/>
-                    <a:stretch>
-                      <a:fillRect/>
-                    </a:stretch>
-                  </pic:blipFill>
-                  <pic:spPr bwMode="auto">
-                    <a:xfrm>
-                      <a:off x="0" y="0"/>
-                      <a:ext cx="5334000" cy="2667000"/>
-                    </a:xfrm>
-                    <a:prstGeom prst="rect">
-                      <a:avLst/>
-                    </a:prstGeom>
-                    <a:noFill/>
-                    <a:ln w="9525">
-                      <a:noFill/>
-                      <a:headEnd/>
-                      <a:tailEnd/>
-                    </a:ln>
-                  </pic:spPr>
-                </pic:pic>
-              </a:graphicData>
-            </a:graphic>
-          </wp:inline>
-        </w:drawing>
-      </w:r>
-    </w:p>
-    <w:bookmarkEnd w:id="79"/>
-    <w:bookmarkStart w:id="83" w:name="X9f0dd96eadad89e8a50793fc4b191c5f1b6409e"/>
-    <w:p>
-      <w:pPr>
-        <w:pStyle w:val="Heading1"/>
-      </w:pPr>
-      <w:r>
-        <w:t xml:space="preserve">Appendix F3: Race Ratios — Single-Household Clans</w:t>
-      </w:r>
-    </w:p>
-    <w:p>
-      <w:pPr>
-        <w:pStyle w:val="FirstParagraph"/>
-      </w:pPr>
-      <w:r>
-        <w:drawing>
-          <wp:inline>
-            <wp:extent cx="5334000" cy="4191000"/>
-            <wp:effectExtent b="0" l="0" r="0" t="0"/>
-            <wp:docPr descr="" title="" id="81" name="Picture"/>
-            <a:graphic>
-              <a:graphicData uri="http://schemas.openxmlformats.org/drawingml/2006/picture">
-                <pic:pic>
-                  <pic:nvPicPr>
-                    <pic:cNvPr descr="/Users/amanda/Desktop/clan_project/10_draft/output/write_files/figure-docx/appendix-f3-1.png" id="82" name="Picture"/>
-                    <pic:cNvPicPr>
-                      <a:picLocks noChangeArrowheads="1" noChangeAspect="1"/>
-                    </pic:cNvPicPr>
-                  </pic:nvPicPr>
-                  <pic:blipFill>
-                    <a:blip r:embed="rId80"/>
-                    <a:stretch>
-                      <a:fillRect/>
-                    </a:stretch>
-                  </pic:blipFill>
-                  <pic:spPr bwMode="auto">
-                    <a:xfrm>
-                      <a:off x="0" y="0"/>
-                      <a:ext cx="5334000" cy="4191000"/>
-                    </a:xfrm>
-                    <a:prstGeom prst="rect">
-                      <a:avLst/>
-                    </a:prstGeom>
-                    <a:noFill/>
-                    <a:ln w="9525">
-                      <a:noFill/>
-                      <a:headEnd/>
-                      <a:tailEnd/>
-                    </a:ln>
-                  </pic:spPr>
-                </pic:pic>
-              </a:graphicData>
-            </a:graphic>
-          </wp:inline>
-        </w:drawing>
-      </w:r>
-    </w:p>
-    <w:bookmarkEnd w:id="83"/>
-    <w:bookmarkStart w:id="154" w:name="appendix-f4-race-ratios-weighting"/>
-    <w:p>
-      <w:pPr>
-        <w:pStyle w:val="Heading1"/>
-      </w:pPr>
-      <w:r>
-        <w:t xml:space="preserve">Appendix F4: Race Ratios — Weighting</w:t>
-      </w:r>
-    </w:p>
-    <w:p>
-      <w:pPr>
-        <w:pStyle w:val="FirstParagraph"/>
-      </w:pPr>
-      <w:r>
-        <w:drawing>
-          <wp:inline>
-            <wp:extent cx="5334000" cy="4191000"/>
-            <wp:effectExtent b="0" l="0" r="0" t="0"/>
-            <wp:docPr descr="" title="" id="85" name="Picture"/>
-            <a:graphic>
-              <a:graphicData uri="http://schemas.openxmlformats.org/drawingml/2006/picture">
-                <pic:pic>
-                  <pic:nvPicPr>
-                    <pic:cNvPr descr="/Users/amanda/Desktop/clan_project/10_draft/output/write_files/figure-docx/appendix-f4-1.png" id="86" name="Picture"/>
-                    <pic:cNvPicPr>
-                      <a:picLocks noChangeArrowheads="1" noChangeAspect="1"/>
-                    </pic:cNvPicPr>
-                  </pic:nvPicPr>
-                  <pic:blipFill>
-                    <a:blip r:embed="rId84"/>
-                    <a:stretch>
-                      <a:fillRect/>
-                    </a:stretch>
-                  </pic:blipFill>
-                  <pic:spPr bwMode="auto">
-                    <a:xfrm>
-                      <a:off x="0" y="0"/>
-                      <a:ext cx="5334000" cy="4191000"/>
-                    </a:xfrm>
-                    <a:prstGeom prst="rect">
-                      <a:avLst/>
-                    </a:prstGeom>
-                    <a:noFill/>
-                    <a:ln w="9525">
-                      <a:noFill/>
-                      <a:headEnd/>
-                      <a:tailEnd/>
-                    </a:ln>
-                  </pic:spPr>
-                </pic:pic>
-              </a:graphicData>
-            </a:graphic>
-          </wp:inline>
-        </w:drawing>
-      </w:r>
-    </w:p>
-    <w:bookmarkStart w:id="153" w:name="refs"/>
-    <w:bookmarkStart w:id="88" w:name="ref-fred_gini_2025"/>
+    <w:bookmarkStart w:id="146" w:name="refs"/>
+    <w:bookmarkStart w:id="70" w:name="ref-fred_gini_2025"/>
     <w:p>
       <w:pPr>
         <w:pStyle w:val="Bibliography"/>
@@ -7663,7 +8634,7 @@
       <w:r>
         <w:t xml:space="preserve"> </w:t>
       </w:r>
-      <w:hyperlink r:id="rId87">
+      <w:hyperlink r:id="rId69">
         <w:r>
           <w:rPr>
             <w:rStyle w:val="Hyperlink"/>
@@ -7672,8 +8643,8 @@
         </w:r>
       </w:hyperlink>
     </w:p>
-    <w:bookmarkEnd w:id="88"/>
-    <w:bookmarkStart w:id="90" w:name="ref-barro_decline_2020"/>
+    <w:bookmarkEnd w:id="70"/>
+    <w:bookmarkStart w:id="72" w:name="ref-barro_decline_2020"/>
     <w:p>
       <w:pPr>
         <w:pStyle w:val="Bibliography"/>
@@ -7744,7 +8715,7 @@
       <w:r>
         <w:t xml:space="preserve"> </w:t>
       </w:r>
-      <w:hyperlink r:id="rId89">
+      <w:hyperlink r:id="rId71">
         <w:r>
           <w:rPr>
             <w:rStyle w:val="Hyperlink"/>
@@ -7753,8 +8724,8 @@
         </w:r>
       </w:hyperlink>
     </w:p>
-    <w:bookmarkEnd w:id="90"/>
-    <w:bookmarkStart w:id="93" w:name="ref-kuhn_income_2025"/>
+    <w:bookmarkEnd w:id="72"/>
+    <w:bookmarkStart w:id="75" w:name="ref-kuhn_income_2025"/>
     <w:p>
       <w:pPr>
         <w:pStyle w:val="Bibliography"/>
@@ -7840,7 +8811,7 @@
       <w:r>
         <w:t xml:space="preserve"> </w:t>
       </w:r>
-      <w:hyperlink r:id="rId91">
+      <w:hyperlink r:id="rId73">
         <w:r>
           <w:rPr>
             <w:rStyle w:val="Hyperlink"/>
@@ -7851,7 +8822,7 @@
       <w:r>
         <w:t xml:space="preserve">. doi:</w:t>
       </w:r>
-      <w:hyperlink r:id="rId92">
+      <w:hyperlink r:id="rId74">
         <w:r>
           <w:rPr>
             <w:rStyle w:val="Hyperlink"/>
@@ -7860,8 +8831,8 @@
         </w:r>
       </w:hyperlink>
     </w:p>
-    <w:bookmarkEnd w:id="93"/>
-    <w:bookmarkStart w:id="96" w:name="ref-auten_income_2024"/>
+    <w:bookmarkEnd w:id="75"/>
+    <w:bookmarkStart w:id="78" w:name="ref-auten_income_2024"/>
     <w:p>
       <w:pPr>
         <w:pStyle w:val="Bibliography"/>
@@ -7959,7 +8930,7 @@
       <w:r>
         <w:t xml:space="preserve"> </w:t>
       </w:r>
-      <w:hyperlink r:id="rId94">
+      <w:hyperlink r:id="rId76">
         <w:r>
           <w:rPr>
             <w:rStyle w:val="Hyperlink"/>
@@ -7970,7 +8941,7 @@
       <w:r>
         <w:t xml:space="preserve">. doi:</w:t>
       </w:r>
-      <w:hyperlink r:id="rId95">
+      <w:hyperlink r:id="rId77">
         <w:r>
           <w:rPr>
             <w:rStyle w:val="Hyperlink"/>
@@ -7979,8 +8950,8 @@
         </w:r>
       </w:hyperlink>
     </w:p>
-    <w:bookmarkEnd w:id="96"/>
-    <w:bookmarkStart w:id="99" w:name="ref-killewald_wealth_2017"/>
+    <w:bookmarkEnd w:id="78"/>
+    <w:bookmarkStart w:id="81" w:name="ref-killewald_wealth_2017"/>
     <w:p>
       <w:pPr>
         <w:pStyle w:val="Bibliography"/>
@@ -8021,7 +8992,7 @@
       <w:r>
         <w:t xml:space="preserve"> </w:t>
       </w:r>
-      <w:hyperlink r:id="rId97">
+      <w:hyperlink r:id="rId79">
         <w:r>
           <w:rPr>
             <w:rStyle w:val="Hyperlink"/>
@@ -8032,7 +9003,7 @@
       <w:r>
         <w:t xml:space="preserve">. doi:</w:t>
       </w:r>
-      <w:hyperlink r:id="rId98">
+      <w:hyperlink r:id="rId80">
         <w:r>
           <w:rPr>
             <w:rStyle w:val="Hyperlink"/>
@@ -8041,8 +9012,8 @@
         </w:r>
       </w:hyperlink>
     </w:p>
-    <w:bookmarkEnd w:id="99"/>
-    <w:bookmarkStart w:id="101" w:name="ref-saez_wealth_2016"/>
+    <w:bookmarkEnd w:id="81"/>
+    <w:bookmarkStart w:id="83" w:name="ref-saez_wealth_2016"/>
     <w:p>
       <w:pPr>
         <w:pStyle w:val="Bibliography"/>
@@ -8134,7 +9105,7 @@
       <w:r>
         <w:t xml:space="preserve"> </w:t>
       </w:r>
-      <w:hyperlink r:id="rId100">
+      <w:hyperlink r:id="rId82">
         <w:r>
           <w:rPr>
             <w:rStyle w:val="Hyperlink"/>
@@ -8145,7 +9116,7 @@
       <w:r>
         <w:t xml:space="preserve">. doi:</w:t>
       </w:r>
-      <w:hyperlink r:id="rId100">
+      <w:hyperlink r:id="rId82">
         <w:r>
           <w:rPr>
             <w:rStyle w:val="Hyperlink"/>
@@ -8154,8 +9125,8 @@
         </w:r>
       </w:hyperlink>
     </w:p>
-    <w:bookmarkEnd w:id="101"/>
-    <w:bookmarkStart w:id="102" w:name="ref-goode_world_1963"/>
+    <w:bookmarkEnd w:id="83"/>
+    <w:bookmarkStart w:id="84" w:name="ref-goode_world_1963"/>
     <w:p>
       <w:pPr>
         <w:pStyle w:val="Bibliography"/>
@@ -8173,8 +9144,8 @@
         <w:t xml:space="preserve">Goode WJ. World revolution and family patterns. Oxford, England: Free Press Glencoe; 1963.</w:t>
       </w:r>
     </w:p>
-    <w:bookmarkEnd w:id="102"/>
-    <w:bookmarkStart w:id="104" w:name="ref-parsons_essays_1954"/>
+    <w:bookmarkEnd w:id="84"/>
+    <w:bookmarkStart w:id="86" w:name="ref-parsons_essays_1954"/>
     <w:p>
       <w:pPr>
         <w:pStyle w:val="Bibliography"/>
@@ -8206,7 +9177,7 @@
       <w:r>
         <w:t xml:space="preserve">. 2nd ed. New York, NY, US: MacMillan Co; 1954. doi:</w:t>
       </w:r>
-      <w:hyperlink r:id="rId103">
+      <w:hyperlink r:id="rId85">
         <w:r>
           <w:rPr>
             <w:rStyle w:val="Hyperlink"/>
@@ -8215,8 +9186,8 @@
         </w:r>
       </w:hyperlink>
     </w:p>
-    <w:bookmarkEnd w:id="104"/>
-    <w:bookmarkStart w:id="106" w:name="ref-pilkauskas_beyond_2018"/>
+    <w:bookmarkEnd w:id="86"/>
+    <w:bookmarkStart w:id="88" w:name="ref-pilkauskas_beyond_2018"/>
     <w:p>
       <w:pPr>
         <w:pStyle w:val="Bibliography"/>
@@ -8296,7 +9267,7 @@
       <w:r>
         <w:t xml:space="preserve"> </w:t>
       </w:r>
-      <w:hyperlink r:id="rId105">
+      <w:hyperlink r:id="rId87">
         <w:r>
           <w:rPr>
             <w:rStyle w:val="Hyperlink"/>
@@ -8307,7 +9278,7 @@
       <w:r>
         <w:t xml:space="preserve">. doi:</w:t>
       </w:r>
-      <w:hyperlink r:id="rId105">
+      <w:hyperlink r:id="rId87">
         <w:r>
           <w:rPr>
             <w:rStyle w:val="Hyperlink"/>
@@ -8316,8 +9287,8 @@
         </w:r>
       </w:hyperlink>
     </w:p>
-    <w:bookmarkEnd w:id="106"/>
-    <w:bookmarkStart w:id="108" w:name="ref-mare_multigenerational_2011"/>
+    <w:bookmarkEnd w:id="88"/>
+    <w:bookmarkStart w:id="90" w:name="ref-mare_multigenerational_2011"/>
     <w:p>
       <w:pPr>
         <w:pStyle w:val="Bibliography"/>
@@ -8364,7 +9335,7 @@
       <w:r>
         <w:t xml:space="preserve"> </w:t>
       </w:r>
-      <w:hyperlink r:id="rId107">
+      <w:hyperlink r:id="rId89">
         <w:r>
           <w:rPr>
             <w:rStyle w:val="Hyperlink"/>
@@ -8375,7 +9346,7 @@
       <w:r>
         <w:t xml:space="preserve">. doi:</w:t>
       </w:r>
-      <w:hyperlink r:id="rId107">
+      <w:hyperlink r:id="rId89">
         <w:r>
           <w:rPr>
             <w:rStyle w:val="Hyperlink"/>
@@ -8384,8 +9355,8 @@
         </w:r>
       </w:hyperlink>
     </w:p>
-    <w:bookmarkEnd w:id="108"/>
-    <w:bookmarkStart w:id="110" w:name="ref-obrien_family_2024"/>
+    <w:bookmarkEnd w:id="90"/>
+    <w:bookmarkStart w:id="92" w:name="ref-obrien_family_2024"/>
     <w:p>
       <w:pPr>
         <w:pStyle w:val="Bibliography"/>
@@ -8417,7 +9388,7 @@
       <w:r>
         <w:t xml:space="preserve"> </w:t>
       </w:r>
-      <w:hyperlink r:id="rId109">
+      <w:hyperlink r:id="rId91">
         <w:r>
           <w:rPr>
             <w:rStyle w:val="Hyperlink"/>
@@ -8428,7 +9399,7 @@
       <w:r>
         <w:t xml:space="preserve">. doi:</w:t>
       </w:r>
-      <w:hyperlink r:id="rId109">
+      <w:hyperlink r:id="rId91">
         <w:r>
           <w:rPr>
             <w:rStyle w:val="Hyperlink"/>
@@ -8437,8 +9408,8 @@
         </w:r>
       </w:hyperlink>
     </w:p>
-    <w:bookmarkEnd w:id="110"/>
-    <w:bookmarkStart w:id="112" w:name="ref-shiffer-sebba_keeping_2025"/>
+    <w:bookmarkEnd w:id="92"/>
+    <w:bookmarkStart w:id="94" w:name="ref-shiffer-sebba_keeping_2025"/>
     <w:p>
       <w:pPr>
         <w:pStyle w:val="Bibliography"/>
@@ -8518,7 +9489,7 @@
       <w:r>
         <w:t xml:space="preserve"> </w:t>
       </w:r>
-      <w:hyperlink r:id="rId111">
+      <w:hyperlink r:id="rId93">
         <w:r>
           <w:rPr>
             <w:rStyle w:val="Hyperlink"/>
@@ -8529,7 +9500,7 @@
       <w:r>
         <w:t xml:space="preserve">. doi:</w:t>
       </w:r>
-      <w:hyperlink r:id="rId111">
+      <w:hyperlink r:id="rId93">
         <w:r>
           <w:rPr>
             <w:rStyle w:val="Hyperlink"/>
@@ -8538,8 +9509,8 @@
         </w:r>
       </w:hyperlink>
     </w:p>
-    <w:bookmarkEnd w:id="112"/>
-    <w:bookmarkStart w:id="115" w:name="ref-adermon_dynastic_2021"/>
+    <w:bookmarkEnd w:id="94"/>
+    <w:bookmarkStart w:id="97" w:name="ref-adermon_dynastic_2021"/>
     <w:p>
       <w:pPr>
         <w:pStyle w:val="Bibliography"/>
@@ -8598,7 +9569,7 @@
       <w:r>
         <w:t xml:space="preserve"> </w:t>
       </w:r>
-      <w:hyperlink r:id="rId113">
+      <w:hyperlink r:id="rId95">
         <w:r>
           <w:rPr>
             <w:rStyle w:val="Hyperlink"/>
@@ -8609,7 +9580,7 @@
       <w:r>
         <w:t xml:space="preserve">. doi:</w:t>
       </w:r>
-      <w:hyperlink r:id="rId114">
+      <w:hyperlink r:id="rId96">
         <w:r>
           <w:rPr>
             <w:rStyle w:val="Hyperlink"/>
@@ -8618,8 +9589,8 @@
         </w:r>
       </w:hyperlink>
     </w:p>
-    <w:bookmarkEnd w:id="115"/>
-    <w:bookmarkStart w:id="118" w:name="ref-hallsten_shadow_2023"/>
+    <w:bookmarkEnd w:id="97"/>
+    <w:bookmarkStart w:id="100" w:name="ref-hallsten_shadow_2023"/>
     <w:p>
       <w:pPr>
         <w:pStyle w:val="Bibliography"/>
@@ -8717,7 +9688,7 @@
       <w:r>
         <w:t xml:space="preserve"> </w:t>
       </w:r>
-      <w:hyperlink r:id="rId116">
+      <w:hyperlink r:id="rId98">
         <w:r>
           <w:rPr>
             <w:rStyle w:val="Hyperlink"/>
@@ -8728,7 +9699,7 @@
       <w:r>
         <w:t xml:space="preserve">. doi:</w:t>
       </w:r>
-      <w:hyperlink r:id="rId117">
+      <w:hyperlink r:id="rId99">
         <w:r>
           <w:rPr>
             <w:rStyle w:val="Hyperlink"/>
@@ -8737,8 +9708,8 @@
         </w:r>
       </w:hyperlink>
     </w:p>
-    <w:bookmarkEnd w:id="118"/>
-    <w:bookmarkStart w:id="120" w:name="ref-song_shared_2019"/>
+    <w:bookmarkEnd w:id="100"/>
+    <w:bookmarkStart w:id="102" w:name="ref-song_shared_2019"/>
     <w:p>
       <w:pPr>
         <w:pStyle w:val="Bibliography"/>
@@ -8794,7 +9765,7 @@
       <w:r>
         <w:t xml:space="preserve">. Demography. 2019;56(3):891–916. doi:</w:t>
       </w:r>
-      <w:hyperlink r:id="rId119">
+      <w:hyperlink r:id="rId101">
         <w:r>
           <w:rPr>
             <w:rStyle w:val="Hyperlink"/>
@@ -8803,8 +9774,8 @@
         </w:r>
       </w:hyperlink>
     </w:p>
-    <w:bookmarkEnd w:id="120"/>
-    <w:bookmarkStart w:id="121" w:name="ref-shiffer-sebba_concentration_2022"/>
+    <w:bookmarkEnd w:id="102"/>
+    <w:bookmarkStart w:id="103" w:name="ref-shiffer-sebba_concentration_2022"/>
     <w:p>
       <w:pPr>
         <w:pStyle w:val="Bibliography"/>
@@ -8894,8 +9865,8 @@
         <w:t xml:space="preserve">. 2022.</w:t>
       </w:r>
     </w:p>
-    <w:bookmarkEnd w:id="121"/>
-    <w:bookmarkStart w:id="123" w:name="ref-hallsten_grand_2017"/>
+    <w:bookmarkEnd w:id="103"/>
+    <w:bookmarkStart w:id="105" w:name="ref-hallsten_grand_2017"/>
     <w:p>
       <w:pPr>
         <w:pStyle w:val="Bibliography"/>
@@ -8975,7 +9946,7 @@
       <w:r>
         <w:t xml:space="preserve">. American Sociological Review. 2017;82(2):328–360. doi:</w:t>
       </w:r>
-      <w:hyperlink r:id="rId122">
+      <w:hyperlink r:id="rId104">
         <w:r>
           <w:rPr>
             <w:rStyle w:val="Hyperlink"/>
@@ -8984,8 +9955,8 @@
         </w:r>
       </w:hyperlink>
     </w:p>
-    <w:bookmarkEnd w:id="123"/>
-    <w:bookmarkStart w:id="124" w:name="ref-insolera_overview_2021"/>
+    <w:bookmarkEnd w:id="105"/>
+    <w:bookmarkStart w:id="106" w:name="ref-insolera_overview_2021"/>
     <w:p>
       <w:pPr>
         <w:pStyle w:val="Bibliography"/>
@@ -9087,8 +10058,8 @@
         <w:t xml:space="preserve">).</w:t>
       </w:r>
     </w:p>
-    <w:bookmarkEnd w:id="124"/>
-    <w:bookmarkStart w:id="126" w:name="ref-pfeffer_measuring_2016"/>
+    <w:bookmarkEnd w:id="106"/>
+    <w:bookmarkStart w:id="108" w:name="ref-pfeffer_measuring_2016"/>
     <w:p>
       <w:pPr>
         <w:pStyle w:val="Bibliography"/>
@@ -9168,7 +10139,7 @@
       <w:r>
         <w:t xml:space="preserve">. Journal of Economic and Social Measurement. 2016;41(2):103–120. doi:</w:t>
       </w:r>
-      <w:hyperlink r:id="rId125">
+      <w:hyperlink r:id="rId107">
         <w:r>
           <w:rPr>
             <w:rStyle w:val="Hyperlink"/>
@@ -9177,8 +10148,8 @@
         </w:r>
       </w:hyperlink>
     </w:p>
-    <w:bookmarkEnd w:id="126"/>
-    <w:bookmarkStart w:id="127" w:name="ref-pfeffer_determinants_2017"/>
+    <w:bookmarkEnd w:id="108"/>
+    <w:bookmarkStart w:id="110" w:name="ref-oliver_black_2013"/>
     <w:p>
       <w:pPr>
         <w:pStyle w:val="Bibliography"/>
@@ -9193,7 +10164,7 @@
         <w:t xml:space="preserve">	</w:t>
       </w:r>
       <w:r>
-        <w:t xml:space="preserve">Pfeffer FT, Griffin J. Determinants of</w:t>
+        <w:t xml:space="preserve">Oliver M, Shapiro T. Black</w:t>
       </w:r>
       <w:r>
         <w:t xml:space="preserve"> </w:t>
@@ -9205,14 +10176,73 @@
         <w:t xml:space="preserve"> </w:t>
       </w:r>
       <w:r>
-        <w:t xml:space="preserve">Fluctuations</w:t>
-      </w:r>
-      <w:r>
-        <w:t xml:space="preserve">. PWIE. 2017;11(1):87–108.</w:t>
-      </w:r>
+        <w:t xml:space="preserve">/</w:t>
+      </w:r>
+      <w:r>
+        <w:t xml:space="preserve"> </w:t>
+      </w:r>
+      <w:r>
+        <w:t xml:space="preserve">White</w:t>
+      </w:r>
+      <w:r>
+        <w:t xml:space="preserve"> </w:t>
+      </w:r>
+      <w:r>
+        <w:t xml:space="preserve">Wealth</w:t>
+      </w:r>
+      <w:r>
+        <w:t xml:space="preserve">:</w:t>
+      </w:r>
+      <w:r>
+        <w:t xml:space="preserve"> </w:t>
+      </w:r>
+      <w:r>
+        <w:t xml:space="preserve">A</w:t>
+      </w:r>
+      <w:r>
+        <w:t xml:space="preserve"> </w:t>
+      </w:r>
+      <w:r>
+        <w:t xml:space="preserve">New</w:t>
+      </w:r>
+      <w:r>
+        <w:t xml:space="preserve"> </w:t>
+      </w:r>
+      <w:r>
+        <w:t xml:space="preserve">Perspective</w:t>
+      </w:r>
+      <w:r>
+        <w:t xml:space="preserve"> </w:t>
+      </w:r>
+      <w:r>
+        <w:t xml:space="preserve">on</w:t>
+      </w:r>
+      <w:r>
+        <w:t xml:space="preserve"> </w:t>
+      </w:r>
+      <w:r>
+        <w:t xml:space="preserve">Racial</w:t>
+      </w:r>
+      <w:r>
+        <w:t xml:space="preserve"> </w:t>
+      </w:r>
+      <w:r>
+        <w:t xml:space="preserve">Inequality</w:t>
+      </w:r>
+      <w:r>
+        <w:t xml:space="preserve">. 2nd ed. New York: Routledge; 2013. doi:</w:t>
+      </w:r>
+      <w:hyperlink r:id="rId109">
+        <w:r>
+          <w:rPr>
+            <w:rStyle w:val="Hyperlink"/>
+          </w:rPr>
+          <w:t xml:space="preserve">10.4324/9780203707425</w:t>
+        </w:r>
+      </w:hyperlink>
     </w:p>
-    <w:bookmarkEnd w:id="127"/>
-    <w:bookmarkStart w:id="130" w:name="ref-corak_income_2013"/>
+    <w:bookmarkEnd w:id="110"/>
+    <w:bookmarkStart w:id="113" w:name="ref-beckert_durable_2022"/>
     <w:p>
       <w:pPr>
         <w:pStyle w:val="Bibliography"/>
@@ -9227,6 +10257,203 @@
         <w:t xml:space="preserve">	</w:t>
       </w:r>
       <w:r>
+        <w:t xml:space="preserve">Beckert J. Durable</w:t>
+      </w:r>
+      <w:r>
+        <w:t xml:space="preserve"> </w:t>
+      </w:r>
+      <w:r>
+        <w:t xml:space="preserve">Wealth</w:t>
+      </w:r>
+      <w:r>
+        <w:t xml:space="preserve">:</w:t>
+      </w:r>
+      <w:r>
+        <w:t xml:space="preserve"> </w:t>
+      </w:r>
+      <w:r>
+        <w:t xml:space="preserve">Institutions</w:t>
+      </w:r>
+      <w:r>
+        <w:t xml:space="preserve">,</w:t>
+      </w:r>
+      <w:r>
+        <w:t xml:space="preserve"> </w:t>
+      </w:r>
+      <w:r>
+        <w:t xml:space="preserve">Mechanisms</w:t>
+      </w:r>
+      <w:r>
+        <w:t xml:space="preserve">, and</w:t>
+      </w:r>
+      <w:r>
+        <w:t xml:space="preserve"> </w:t>
+      </w:r>
+      <w:r>
+        <w:t xml:space="preserve">Practices</w:t>
+      </w:r>
+      <w:r>
+        <w:t xml:space="preserve"> </w:t>
+      </w:r>
+      <w:r>
+        <w:t xml:space="preserve">of</w:t>
+      </w:r>
+      <w:r>
+        <w:t xml:space="preserve"> </w:t>
+      </w:r>
+      <w:r>
+        <w:t xml:space="preserve">Wealth</w:t>
+      </w:r>
+      <w:r>
+        <w:t xml:space="preserve"> </w:t>
+      </w:r>
+      <w:r>
+        <w:t xml:space="preserve">Perpetuation</w:t>
+      </w:r>
+      <w:r>
+        <w:t xml:space="preserve">. Annual Review of Sociology. 2022 [accessed 2025 Dec 16];48:233–255.</w:t>
+      </w:r>
+      <w:r>
+        <w:t xml:space="preserve"> </w:t>
+      </w:r>
+      <w:hyperlink r:id="rId111">
+        <w:r>
+          <w:rPr>
+            <w:rStyle w:val="Hyperlink"/>
+          </w:rPr>
+          <w:t xml:space="preserve">https://www-annualreviews-org.turing.library.northwestern.edu/content/journals/10.1146/annurev-soc-030320-115024</w:t>
+        </w:r>
+      </w:hyperlink>
+      <w:r>
+        <w:t xml:space="preserve">. doi:</w:t>
+      </w:r>
+      <w:hyperlink r:id="rId112">
+        <w:r>
+          <w:rPr>
+            <w:rStyle w:val="Hyperlink"/>
+          </w:rPr>
+          <w:t xml:space="preserve">doi.org/10.1146/annurev-soc-030320-115024</w:t>
+        </w:r>
+      </w:hyperlink>
+    </w:p>
+    <w:bookmarkEnd w:id="113"/>
+    <w:bookmarkStart w:id="116" w:name="ref-obrien_structural_2020"/>
+    <w:p>
+      <w:pPr>
+        <w:pStyle w:val="Bibliography"/>
+      </w:pPr>
+      <w:r>
+        <w:t xml:space="preserve">[22]</w:t>
+      </w:r>
+      <w:r>
+        <w:t xml:space="preserve"> </w:t>
+      </w:r>
+      <w:r>
+        <w:t xml:space="preserve">	</w:t>
+      </w:r>
+      <w:r>
+        <w:t xml:space="preserve">O’Brien R, Neman T, Seltzer N, Evans L, Venkataramani A. Structural racism, economic opportunity and racial health disparities:</w:t>
+      </w:r>
+      <w:r>
+        <w:t xml:space="preserve"> </w:t>
+      </w:r>
+      <w:r>
+        <w:t xml:space="preserve">Evidence</w:t>
+      </w:r>
+      <w:r>
+        <w:t xml:space="preserve"> </w:t>
+      </w:r>
+      <w:r>
+        <w:t xml:space="preserve">from</w:t>
+      </w:r>
+      <w:r>
+        <w:t xml:space="preserve"> </w:t>
+      </w:r>
+      <w:r>
+        <w:t xml:space="preserve">U</w:t>
+      </w:r>
+      <w:r>
+        <w:t xml:space="preserve">.</w:t>
+      </w:r>
+      <w:r>
+        <w:t xml:space="preserve">S</w:t>
+      </w:r>
+      <w:r>
+        <w:t xml:space="preserve">. counties. SSM - Population Health. 2020 [accessed 2025 Dec 18];11:100564.</w:t>
+      </w:r>
+      <w:r>
+        <w:t xml:space="preserve"> </w:t>
+      </w:r>
+      <w:hyperlink r:id="rId114">
+        <w:r>
+          <w:rPr>
+            <w:rStyle w:val="Hyperlink"/>
+          </w:rPr>
+          <w:t xml:space="preserve">https://www.sciencedirect.com/science/article/pii/S2352827319303623</w:t>
+        </w:r>
+      </w:hyperlink>
+      <w:r>
+        <w:t xml:space="preserve">. doi:</w:t>
+      </w:r>
+      <w:hyperlink r:id="rId115">
+        <w:r>
+          <w:rPr>
+            <w:rStyle w:val="Hyperlink"/>
+          </w:rPr>
+          <w:t xml:space="preserve">10.1016/j.ssmph.2020.100564</w:t>
+        </w:r>
+      </w:hyperlink>
+    </w:p>
+    <w:bookmarkEnd w:id="116"/>
+    <w:bookmarkStart w:id="117" w:name="ref-pfeffer_determinants_2017"/>
+    <w:p>
+      <w:pPr>
+        <w:pStyle w:val="Bibliography"/>
+      </w:pPr>
+      <w:r>
+        <w:t xml:space="preserve">[23]</w:t>
+      </w:r>
+      <w:r>
+        <w:t xml:space="preserve"> </w:t>
+      </w:r>
+      <w:r>
+        <w:t xml:space="preserve">	</w:t>
+      </w:r>
+      <w:r>
+        <w:t xml:space="preserve">Pfeffer FT, Griffin J. Determinants of</w:t>
+      </w:r>
+      <w:r>
+        <w:t xml:space="preserve"> </w:t>
+      </w:r>
+      <w:r>
+        <w:t xml:space="preserve">Wealth</w:t>
+      </w:r>
+      <w:r>
+        <w:t xml:space="preserve"> </w:t>
+      </w:r>
+      <w:r>
+        <w:t xml:space="preserve">Fluctuations</w:t>
+      </w:r>
+      <w:r>
+        <w:t xml:space="preserve">. PWIE. 2017;11(1):87–108.</w:t>
+      </w:r>
+    </w:p>
+    <w:bookmarkEnd w:id="117"/>
+    <w:bookmarkStart w:id="120" w:name="ref-corak_income_2013"/>
+    <w:p>
+      <w:pPr>
+        <w:pStyle w:val="Bibliography"/>
+      </w:pPr>
+      <w:r>
+        <w:t xml:space="preserve">[24]</w:t>
+      </w:r>
+      <w:r>
+        <w:t xml:space="preserve"> </w:t>
+      </w:r>
+      <w:r>
+        <w:t xml:space="preserve">	</w:t>
+      </w:r>
+      <w:r>
         <w:t xml:space="preserve">Corak M. Income</w:t>
       </w:r>
       <w:r>
@@ -9277,7 +10504,7 @@
       <w:r>
         <w:t xml:space="preserve"> </w:t>
       </w:r>
-      <w:hyperlink r:id="rId128">
+      <w:hyperlink r:id="rId118">
         <w:r>
           <w:rPr>
             <w:rStyle w:val="Hyperlink"/>
@@ -9288,7 +10515,7 @@
       <w:r>
         <w:t xml:space="preserve">. doi:</w:t>
       </w:r>
-      <w:hyperlink r:id="rId129">
+      <w:hyperlink r:id="rId119">
         <w:r>
           <w:rPr>
             <w:rStyle w:val="Hyperlink"/>
@@ -9297,14 +10524,14 @@
         </w:r>
       </w:hyperlink>
     </w:p>
-    <w:bookmarkEnd w:id="130"/>
-    <w:bookmarkStart w:id="132" w:name="ref-ermisch_parents_2012"/>
+    <w:bookmarkEnd w:id="120"/>
+    <w:bookmarkStart w:id="122" w:name="ref-ermisch_parents_2012"/>
     <w:p>
       <w:pPr>
         <w:pStyle w:val="Bibliography"/>
       </w:pPr>
       <w:r>
-        <w:t xml:space="preserve">[22]</w:t>
+        <w:t xml:space="preserve">[25]</w:t>
       </w:r>
       <w:r>
         <w:t xml:space="preserve"> </w:t>
@@ -9372,7 +10599,7 @@
       <w:r>
         <w:t xml:space="preserve"> </w:t>
       </w:r>
-      <w:hyperlink r:id="rId131">
+      <w:hyperlink r:id="rId121">
         <w:r>
           <w:rPr>
             <w:rStyle w:val="Hyperlink"/>
@@ -9381,14 +10608,14 @@
         </w:r>
       </w:hyperlink>
     </w:p>
-    <w:bookmarkEnd w:id="132"/>
-    <w:bookmarkStart w:id="134" w:name="ref-jerrim_income_2015"/>
+    <w:bookmarkEnd w:id="122"/>
+    <w:bookmarkStart w:id="124" w:name="ref-jerrim_income_2015"/>
     <w:p>
       <w:pPr>
         <w:pStyle w:val="Bibliography"/>
       </w:pPr>
       <w:r>
-        <w:t xml:space="preserve">[23]</w:t>
+        <w:t xml:space="preserve">[26]</w:t>
       </w:r>
       <w:r>
         <w:t xml:space="preserve"> </w:t>
@@ -9471,7 +10698,7 @@
       <w:r>
         <w:t xml:space="preserve">? Social Forces. 2015;94. doi:</w:t>
       </w:r>
-      <w:hyperlink r:id="rId133">
+      <w:hyperlink r:id="rId123">
         <w:r>
           <w:rPr>
             <w:rStyle w:val="Hyperlink"/>
@@ -9480,14 +10707,14 @@
         </w:r>
       </w:hyperlink>
     </w:p>
-    <w:bookmarkEnd w:id="134"/>
-    <w:bookmarkStart w:id="137" w:name="ref-si_multiple_2021"/>
+    <w:bookmarkEnd w:id="124"/>
+    <w:bookmarkStart w:id="127" w:name="ref-si_multiple_2021"/>
     <w:p>
       <w:pPr>
         <w:pStyle w:val="Bibliography"/>
       </w:pPr>
       <w:r>
-        <w:t xml:space="preserve">[24]</w:t>
+        <w:t xml:space="preserve">[27]</w:t>
       </w:r>
       <w:r>
         <w:t xml:space="preserve"> </w:t>
@@ -9579,7 +10806,7 @@
       <w:r>
         <w:t xml:space="preserve"> </w:t>
       </w:r>
-      <w:hyperlink r:id="rId135">
+      <w:hyperlink r:id="rId125">
         <w:r>
           <w:rPr>
             <w:rStyle w:val="Hyperlink"/>
@@ -9590,7 +10817,7 @@
       <w:r>
         <w:t xml:space="preserve">. doi:</w:t>
       </w:r>
-      <w:hyperlink r:id="rId136">
+      <w:hyperlink r:id="rId126">
         <w:r>
           <w:rPr>
             <w:rStyle w:val="Hyperlink"/>
@@ -9599,14 +10826,14 @@
         </w:r>
       </w:hyperlink>
     </w:p>
-    <w:bookmarkEnd w:id="137"/>
-    <w:bookmarkStart w:id="138" w:name="ref-sayer_women_2004"/>
+    <w:bookmarkEnd w:id="127"/>
+    <w:bookmarkStart w:id="128" w:name="ref-sayer_women_2004"/>
     <w:p>
       <w:pPr>
         <w:pStyle w:val="Bibliography"/>
       </w:pPr>
       <w:r>
-        <w:t xml:space="preserve">[25]</w:t>
+        <w:t xml:space="preserve">[28]</w:t>
       </w:r>
       <w:r>
         <w:t xml:space="preserve"> </w:t>
@@ -9636,14 +10863,14 @@
         <w:t xml:space="preserve">. Russell Sage Foundation; 2004.</w:t>
       </w:r>
     </w:p>
-    <w:bookmarkEnd w:id="138"/>
-    <w:bookmarkStart w:id="141" w:name="ref-de_maio_income_2007"/>
+    <w:bookmarkEnd w:id="128"/>
+    <w:bookmarkStart w:id="131" w:name="ref-atkinson_measurement_1970"/>
     <w:p>
       <w:pPr>
         <w:pStyle w:val="Bibliography"/>
       </w:pPr>
       <w:r>
-        <w:t xml:space="preserve">[26]</w:t>
+        <w:t xml:space="preserve">[29]</w:t>
       </w:r>
       <w:r>
         <w:t xml:space="preserve"> </w:t>
@@ -9652,6 +10879,47 @@
         <w:t xml:space="preserve">	</w:t>
       </w:r>
       <w:r>
+        <w:t xml:space="preserve">Atkinson AB. On the measurement of inequality. Journal of Economic Theory. 1970 [accessed 2025 July 18];2(3):244–263.</w:t>
+      </w:r>
+      <w:r>
+        <w:t xml:space="preserve"> </w:t>
+      </w:r>
+      <w:hyperlink r:id="rId129">
+        <w:r>
+          <w:rPr>
+            <w:rStyle w:val="Hyperlink"/>
+          </w:rPr>
+          <w:t xml:space="preserve">https://www.sciencedirect.com/science/article/pii/0022053170900396</w:t>
+        </w:r>
+      </w:hyperlink>
+      <w:r>
+        <w:t xml:space="preserve">. doi:</w:t>
+      </w:r>
+      <w:hyperlink r:id="rId130">
+        <w:r>
+          <w:rPr>
+            <w:rStyle w:val="Hyperlink"/>
+          </w:rPr>
+          <w:t xml:space="preserve">10.1016/0022-0531(70)90039-6</w:t>
+        </w:r>
+      </w:hyperlink>
+    </w:p>
+    <w:bookmarkEnd w:id="131"/>
+    <w:bookmarkStart w:id="134" w:name="ref-de_maio_income_2007"/>
+    <w:p>
+      <w:pPr>
+        <w:pStyle w:val="Bibliography"/>
+      </w:pPr>
+      <w:r>
+        <w:t xml:space="preserve">[30]</w:t>
+      </w:r>
+      <w:r>
+        <w:t xml:space="preserve"> </w:t>
+      </w:r>
+      <w:r>
+        <w:t xml:space="preserve">	</w:t>
+      </w:r>
+      <w:r>
         <w:t xml:space="preserve">De Maio F. Income</w:t>
       </w:r>
       <w:r>
@@ -9672,7 +10940,7 @@
       <w:r>
         <w:t xml:space="preserve"> </w:t>
       </w:r>
-      <w:hyperlink r:id="rId139">
+      <w:hyperlink r:id="rId132">
         <w:r>
           <w:rPr>
             <w:rStyle w:val="Hyperlink"/>
@@ -9683,7 +10951,7 @@
       <w:r>
         <w:t xml:space="preserve">. doi:</w:t>
       </w:r>
-      <w:hyperlink r:id="rId140">
+      <w:hyperlink r:id="rId133">
         <w:r>
           <w:rPr>
             <w:rStyle w:val="Hyperlink"/>
@@ -9692,14 +10960,14 @@
         </w:r>
       </w:hyperlink>
     </w:p>
-    <w:bookmarkEnd w:id="141"/>
-    <w:bookmarkStart w:id="144" w:name="ref-kawachi_relationship_1997"/>
+    <w:bookmarkEnd w:id="134"/>
+    <w:bookmarkStart w:id="137" w:name="ref-kawachi_relationship_1997"/>
     <w:p>
       <w:pPr>
         <w:pStyle w:val="Bibliography"/>
       </w:pPr>
       <w:r>
-        <w:t xml:space="preserve">[27]</w:t>
+        <w:t xml:space="preserve">[31]</w:t>
       </w:r>
       <w:r>
         <w:t xml:space="preserve"> </w:t>
@@ -9725,7 +10993,7 @@
       <w:r>
         <w:t xml:space="preserve"> </w:t>
       </w:r>
-      <w:hyperlink r:id="rId142">
+      <w:hyperlink r:id="rId135">
         <w:r>
           <w:rPr>
             <w:rStyle w:val="Hyperlink"/>
@@ -9736,7 +11004,7 @@
       <w:r>
         <w:t xml:space="preserve">. doi:</w:t>
       </w:r>
-      <w:hyperlink r:id="rId143">
+      <w:hyperlink r:id="rId136">
         <w:r>
           <w:rPr>
             <w:rStyle w:val="Hyperlink"/>
@@ -9745,14 +11013,14 @@
         </w:r>
       </w:hyperlink>
     </w:p>
-    <w:bookmarkEnd w:id="144"/>
-    <w:bookmarkStart w:id="147" w:name="ref-aaberge_ginis_2007"/>
+    <w:bookmarkEnd w:id="137"/>
+    <w:bookmarkStart w:id="140" w:name="ref-aaberge_ginis_2007"/>
     <w:p>
       <w:pPr>
         <w:pStyle w:val="Bibliography"/>
       </w:pPr>
       <w:r>
-        <w:t xml:space="preserve">[28]</w:t>
+        <w:t xml:space="preserve">[32]</w:t>
       </w:r>
       <w:r>
         <w:t xml:space="preserve"> </w:t>
@@ -9766,7 +11034,7 @@
       <w:r>
         <w:t xml:space="preserve"> </w:t>
       </w:r>
-      <w:hyperlink r:id="rId145">
+      <w:hyperlink r:id="rId138">
         <w:r>
           <w:rPr>
             <w:rStyle w:val="Hyperlink"/>
@@ -9777,7 +11045,7 @@
       <w:r>
         <w:t xml:space="preserve">. doi:</w:t>
       </w:r>
-      <w:hyperlink r:id="rId146">
+      <w:hyperlink r:id="rId139">
         <w:r>
           <w:rPr>
             <w:rStyle w:val="Hyperlink"/>
@@ -9786,14 +11054,14 @@
         </w:r>
       </w:hyperlink>
     </w:p>
-    <w:bookmarkEnd w:id="147"/>
-    <w:bookmarkStart w:id="149" w:name="ref-noauthor_table_nodate"/>
+    <w:bookmarkEnd w:id="140"/>
+    <w:bookmarkStart w:id="142" w:name="ref-noauthor_table_nodate"/>
     <w:p>
       <w:pPr>
         <w:pStyle w:val="Bibliography"/>
       </w:pPr>
       <w:r>
-        <w:t xml:space="preserve">[29]</w:t>
+        <w:t xml:space="preserve">[33]</w:t>
       </w:r>
       <w:r>
         <w:t xml:space="preserve"> </w:t>
@@ -9885,7 +11153,7 @@
       <w:r>
         <w:t xml:space="preserve"> </w:t>
       </w:r>
-      <w:hyperlink r:id="rId148">
+      <w:hyperlink r:id="rId141">
         <w:r>
           <w:rPr>
             <w:rStyle w:val="Hyperlink"/>
@@ -9894,14 +11162,14 @@
         </w:r>
       </w:hyperlink>
     </w:p>
-    <w:bookmarkEnd w:id="149"/>
-    <w:bookmarkStart w:id="150" w:name="ref-wolff_size_209"/>
+    <w:bookmarkEnd w:id="142"/>
+    <w:bookmarkStart w:id="143" w:name="ref-wolff_size_209"/>
     <w:p>
       <w:pPr>
         <w:pStyle w:val="Bibliography"/>
       </w:pPr>
       <w:r>
-        <w:t xml:space="preserve">[30]</w:t>
+        <w:t xml:space="preserve">[34]</w:t>
       </w:r>
       <w:r>
         <w:t xml:space="preserve"> </w:t>
@@ -10054,14 +11322,14 @@
         <w:t xml:space="preserve">. Panel Study of Income Dynamics; 209 AD.</w:t>
       </w:r>
     </w:p>
-    <w:bookmarkEnd w:id="150"/>
-    <w:bookmarkStart w:id="152" w:name="ref-pfeffer_wealth_2013"/>
+    <w:bookmarkEnd w:id="143"/>
+    <w:bookmarkStart w:id="145" w:name="ref-pfeffer_wealth_2013"/>
     <w:p>
       <w:pPr>
         <w:pStyle w:val="Bibliography"/>
       </w:pPr>
       <w:r>
-        <w:t xml:space="preserve">[31]</w:t>
+        <w:t xml:space="preserve">[35]</w:t>
       </w:r>
       <w:r>
         <w:t xml:space="preserve"> </w:t>
@@ -10099,7 +11367,7 @@
       <w:r>
         <w:t xml:space="preserve">. The Annals of the American Academy of Political and Social Science. 2013;650(1):98–123. doi:</w:t>
       </w:r>
-      <w:hyperlink r:id="rId151">
+      <w:hyperlink r:id="rId144">
         <w:r>
           <w:rPr>
             <w:rStyle w:val="Hyperlink"/>
@@ -10108,9 +11376,9 @@
         </w:r>
       </w:hyperlink>
     </w:p>
-    <w:bookmarkEnd w:id="152"/>
-    <w:bookmarkEnd w:id="153"/>
-    <w:bookmarkEnd w:id="154"/>
+    <w:bookmarkEnd w:id="145"/>
+    <w:bookmarkEnd w:id="146"/>
+    <w:bookmarkEnd w:id="147"/>
     <w:sectPr>
       <w:footnotePr>
         <w:numRestart w:val="eachSect"/>
@@ -10165,6 +11433,25 @@
       </w:r>
       <w:r>
         <w:t xml:space="preserve">. In this case, a focus on households elevates the importance of live-in extended family members and downplays the importance of extended family members who do not co-reside.</w:t>
+      </w:r>
+    </w:p>
+  </w:footnote>
+  <w:footnote w:id="27">
+    <w:p>
+      <w:pPr>
+        <w:pStyle w:val="FootnoteText"/>
+      </w:pPr>
+      <w:r>
+        <w:rPr>
+          <w:rStyle w:val="FootnoteReference"/>
+        </w:rPr>
+        <w:footnoteRef/>
+      </w:r>
+      <w:r>
+        <w:t xml:space="preserve"> </w:t>
+      </w:r>
+      <w:r>
+        <w:t xml:space="preserve">The prevalence of single-household clans dropped by 75% between 1969 and 1980. However, overall trends remain similar regardless of whether this earlier period is excluded.</w:t>
       </w:r>
     </w:p>
   </w:footnote>

--- a/10_draft/output/write.docx
+++ b/10_draft/output/write.docx
@@ -8195,6 +8195,14 @@
         <w:pStyle w:val="FirstParagraph"/>
       </w:pPr>
       <w:r>
+        <w:t xml:space="preserve">Graphs on the left side show Gini cofficients for Black households and clans. Graphs in the middle show Gini coefficients for non-Black households and clans. The graphs on the right side show the difference between household and clan (HH - Clan) Gini coefficients for each group. Both Black and non-Black clans have higher Gini coefficients than Black and non-Black households, indicating that inequaltiy is lower when estimated at the clan level. The differences between Gini coefficients at the household and clan level are not driven by racial subgroups.</w:t>
+      </w:r>
+    </w:p>
+    <w:p>
+      <w:pPr>
+        <w:pStyle w:val="BodyText"/>
+      </w:pPr>
+      <w:r>
         <w:drawing>
           <wp:inline>
             <wp:extent cx="5334000" cy="4191000"/>
@@ -8252,6 +8260,14 @@
         <w:pStyle w:val="FirstParagraph"/>
       </w:pPr>
       <w:r>
+        <w:t xml:space="preserve">In reality, all households belong to clans that consist of multiple households. However, due to the original PSID sample lacking clans by design, as well as attrition, some clans in the PSID comprise a single household in some years. Because this limitation is imposed by the survey design, not social reality, we exclude household-years where households are alone in their clans from both household and clan measurements. The graphs on the left side show this. When including these single-household clans, or “clanless” households, the difference in Gini coefficients at the household and clans levels is minimized but not eliminated. The graphs in the middle show Gini coefficients when single-household clans are included. The graphs on the right side show the difference between household and clan (HH - Clan) Gini coefficients for each group.</w:t>
+      </w:r>
+    </w:p>
+    <w:p>
+      <w:pPr>
+        <w:pStyle w:val="BodyText"/>
+      </w:pPr>
+      <w:r>
         <w:drawing>
           <wp:inline>
             <wp:extent cx="5334000" cy="4191000"/>
@@ -8309,6 +8325,14 @@
         <w:pStyle w:val="FirstParagraph"/>
       </w:pPr>
       <w:r>
+        <w:t xml:space="preserve">Results presented in the main text include home equity for measures of wealth. Appendix C3 shows Gini coefficients when home equity is excluded (middle graphs), and report the difference between Gini coefficients at the household and clan levels (graphs on the right). Excluding home equity makes estimated inequality lower and minimizes the observed difference between household and clan Gini coefficients.</w:t>
+      </w:r>
+    </w:p>
+    <w:p>
+      <w:pPr>
+        <w:pStyle w:val="BodyText"/>
+      </w:pPr>
+      <w:r>
         <w:drawing>
           <wp:inline>
             <wp:extent cx="5334000" cy="2667000"/>
@@ -8366,6 +8390,12 @@
         <w:pStyle w:val="FirstParagraph"/>
       </w:pPr>
       <w:r>
+        <w:t xml:space="preserve">Results presented in the main text exclude negative values for income and wealth. Appendix C4 show Gini coefficients when negative values are included (middle graphs), and report the difference between Gini coefficients at the household and clan levels (graphs on the right). Including negative values does not change estimated Gini coefficients at the household or clan levels.</w:t>
+      </w:r>
+      <w:r>
+        <w:t xml:space="preserve"> </w:t>
+      </w:r>
+      <w:r>
         <w:drawing>
           <wp:inline>
             <wp:extent cx="5334000" cy="4191000"/>
@@ -8423,6 +8453,14 @@
         <w:pStyle w:val="FirstParagraph"/>
       </w:pPr>
       <w:r>
+        <w:t xml:space="preserve">Results in the main text standardize by household and clan size. Estimated inequality is higher when results are not standardized by size and the gap between household and clan Gini coefficients is smaller. However, Gini coefficients are higher at the clan versus household level irrespective of whether measurements are adjusted by size.</w:t>
+      </w:r>
+    </w:p>
+    <w:p>
+      <w:pPr>
+        <w:pStyle w:val="BodyText"/>
+      </w:pPr>
+      <w:r>
         <w:drawing>
           <wp:inline>
             <wp:extent cx="5334000" cy="4191000"/>
@@ -8480,6 +8518,14 @@
         <w:pStyle w:val="FirstParagraph"/>
       </w:pPr>
       <w:r>
+        <w:t xml:space="preserve">All results presented in the main paper are weighted. Household-level Gini coefficients are weighted using PSID-provided family weights, while clan-level Gini coefficients are weighted using a constructed clan weight based on the PSID family weight. Weighting does not substantially change the results.</w:t>
+      </w:r>
+    </w:p>
+    <w:p>
+      <w:pPr>
+        <w:pStyle w:val="BodyText"/>
+      </w:pPr>
+      <w:r>
         <w:drawing>
           <wp:inline>
             <wp:extent cx="5334000" cy="4191000"/>
@@ -8536,6 +8582,23 @@
     <w:p>
       <w:pPr>
         <w:pStyle w:val="FirstParagraph"/>
+      </w:pPr>
+      <w:r>
+        <w:t xml:space="preserve">Appendix D shows three alternative measures of inequality proposed by Aaberge</w:t>
+      </w:r>
+      <w:r>
+        <w:t xml:space="preserve"> </w:t>
+      </w:r>
+      <w:r>
+        <w:t xml:space="preserve">[32]</w:t>
+      </w:r>
+      <w:r>
+        <w:t xml:space="preserve">. C1 is the Bonferroni coefficient (greater weight on lower tail); C2 is the standard Gini coefficient; C3 places greater weight on the upper tail of the distribution. All estimates are weighted averages across all available years. Inequality is lower at the clan level using any measure of inequality.</w:t>
+      </w:r>
+    </w:p>
+    <w:p>
+      <w:pPr>
+        <w:pStyle w:val="BodyText"/>
       </w:pPr>
       <w:r>
         <w:drawing>

--- a/10_draft/output/write.docx
+++ b/10_draft/output/write.docx
@@ -23,7 +23,7 @@
         <w:pStyle w:val="Date"/>
       </w:pPr>
       <w:r>
-        <w:t xml:space="preserve">March 12, 2026</w:t>
+        <w:t xml:space="preserve">April 02, 2026</w:t>
       </w:r>
     </w:p>
     <w:bookmarkStart w:id="9" w:name="abstract"/>
@@ -40,115 +40,7 @@
         <w:pStyle w:val="FirstParagraph"/>
       </w:pPr>
       <w:r>
-        <w:t xml:space="preserve">Most macro-level studies of inequality treat households as the primary unit of analysis.</w:t>
-      </w:r>
-      <w:r>
-        <w:t xml:space="preserve"> </w:t>
-      </w:r>
-      <w:r>
-        <w:t xml:space="preserve">As a result, we know far less about inequality across extended families. Building on</w:t>
-      </w:r>
-      <w:r>
-        <w:t xml:space="preserve"> </w:t>
-      </w:r>
-      <w:r>
-        <w:t xml:space="preserve">research highlighting the importance of intergenerational family ties, we examine income</w:t>
-      </w:r>
-      <w:r>
-        <w:t xml:space="preserve"> </w:t>
-      </w:r>
-      <w:r>
-        <w:t xml:space="preserve">and wealth inequality in the United States using both households and intergenerational</w:t>
-      </w:r>
-      <w:r>
-        <w:t xml:space="preserve"> </w:t>
-      </w:r>
-      <w:r>
-        <w:t xml:space="preserve">extended families, which we term clans, as units of analysis. Using data from the Panel</w:t>
-      </w:r>
-      <w:r>
-        <w:t xml:space="preserve"> </w:t>
-      </w:r>
-      <w:r>
-        <w:t xml:space="preserve">Study of Income Dynamics (PSID), we calculate Gini coefficients for income and wealth at</w:t>
-      </w:r>
-      <w:r>
-        <w:t xml:space="preserve"> </w:t>
-      </w:r>
-      <w:r>
-        <w:t xml:space="preserve">the household and clan levels from 1969 to 2023. We find that inequality is substantially</w:t>
-      </w:r>
-      <w:r>
-        <w:t xml:space="preserve"> </w:t>
-      </w:r>
-      <w:r>
-        <w:t xml:space="preserve">lower when measured at the clan rather than the household level. The income Gini declines</w:t>
-      </w:r>
-      <w:r>
-        <w:t xml:space="preserve"> </w:t>
-      </w:r>
-      <w:r>
-        <w:t xml:space="preserve">by 0.12 points on average (from 0.43 to 0.31),</w:t>
-      </w:r>
-      <w:r>
-        <w:t xml:space="preserve"> </w:t>
-      </w:r>
-      <w:r>
-        <w:t xml:space="preserve">a 28.34% reduction, while the wealth Gini declines by</w:t>
-      </w:r>
-      <w:r>
-        <w:t xml:space="preserve"> </w:t>
-      </w:r>
-      <w:r>
-        <w:t xml:space="preserve">0.16 points on average (from 0.82 to 0.66), or about</w:t>
-      </w:r>
-      <w:r>
-        <w:t xml:space="preserve"> </w:t>
-      </w:r>
-      <w:r>
-        <w:t xml:space="preserve">19.6%. Inequality between households is not only higher than</w:t>
-      </w:r>
-      <w:r>
-        <w:t xml:space="preserve"> </w:t>
-      </w:r>
-      <w:r>
-        <w:t xml:space="preserve">inequality between clans on average but consistently higher across all survey years</w:t>
-      </w:r>
-      <w:r>
-        <w:t xml:space="preserve"> </w:t>
-      </w:r>
-      <w:r>
-        <w:t xml:space="preserve">for both income and wealth. Over time, trends in household and clan inequality are similar</w:t>
-      </w:r>
-      <w:r>
-        <w:t xml:space="preserve"> </w:t>
-      </w:r>
-      <w:r>
-        <w:t xml:space="preserve">for wealth, but diverge for income: clan-level income inequality has increased more</w:t>
-      </w:r>
-      <w:r>
-        <w:t xml:space="preserve"> </w:t>
-      </w:r>
-      <w:r>
-        <w:t xml:space="preserve">rapidly than household-level income inequality</w:t>
-      </w:r>
-      <w:r>
-        <w:t xml:space="preserve"> </w:t>
-      </w:r>
-      <w:r>
-        <w:t xml:space="preserve">(20.61% vs. 15.98% since 1969). Together, these findings</w:t>
-      </w:r>
-      <w:r>
-        <w:t xml:space="preserve"> </w:t>
-      </w:r>
-      <w:r>
-        <w:t xml:space="preserve">demonstrate the importance of considering extended families—in addition to</w:t>
-      </w:r>
-      <w:r>
-        <w:t xml:space="preserve"> </w:t>
-      </w:r>
-      <w:r>
-        <w:t xml:space="preserve">households—when exploring contemporary patterns of inequality in the U.S.</w:t>
+        <w:t xml:space="preserve">Most macro-level studies of inequality treat households as the primary unit of analysis, focusing on disparities between households. As a result, far less is known about inequality between extended families. Building on research highlighting the importance of intergenerational family ties, we examine income and wealth inequality in the United States using both households and intergenerational extended families—hereafter referred to as clans. Using data from the Panel Study of Income Dynamics (PSID), we calculate Gini coefficients for income and wealth at the household and clan levels from 1969 to 2023. We find that both income and wealth inequality are higher when measured at the household level than at the clan level. Wealth inequality has increased at similar rates across both units, whereas income inequality has grown more rapidly at the clan level than at the household level. These divergent patterns reflect differences in where inequality emerges within the distributions: the gap between household and clan wealth inequality is driven primarily by those in the middle of the wealth distribution, while the gap in income inequality is driven by units across the entire income distribution. Finally, although the mean racial wealth gap between Black and non-Black households and clans is similar, the median racial wealth gap is more pronounced at the household level. Together, these findings underscore the importance of considering extended families—in addition to households—when examining contemporary patterns of inequality in the United States.</w:t>
       </w:r>
     </w:p>
     <w:bookmarkEnd w:id="9"/>
@@ -166,7 +58,7 @@
         <w:pStyle w:val="FirstParagraph"/>
       </w:pPr>
       <w:r>
-        <w:t xml:space="preserve">Economic inequality in the United States is typically measured across households, overlooking the role of extended families in shaping inequality. Using more than five decades of data from the Panel Study of Income Dynamics, we show that income and wealth inequality are substantially lower when measured across intergenerational extended families rather than households, a finding that holds across all survey years. However, income inequality across extended families has increased more rapidly than household income inequality over time. Together, these findings demonstrate the importance of considering extended families—in addition to households—when exploring contemporary patterns of inequality.</w:t>
+        <w:t xml:space="preserve">Economic inequality in the United States is typically measured across households, leaving inequality across extended families largely unexplored. Using more than five decades of data from the Panel Study of Income Dynamics, we show that income and wealth inequality are substantially lower when measured across intergenerational extended families rather than households, a finding that holds across all survey years. However, income inequality across extended families has increased more rapidly than household income inequality over time. Together, these findings demonstrate the importance of considering extended families—in addition to households—when exploring contemporary patterns of inequality.</w:t>
       </w:r>
     </w:p>
     <w:bookmarkEnd w:id="10"/>
@@ -348,7 +240,7 @@
       </w:r>
     </w:p>
     <w:bookmarkEnd w:id="12"/>
-    <w:bookmarkStart w:id="25" w:name="results"/>
+    <w:bookmarkStart w:id="22" w:name="results"/>
     <w:p>
       <w:pPr>
         <w:pStyle w:val="Heading1"/>
@@ -464,7 +356,7 @@
         <w:pStyle w:val="BodyText"/>
       </w:pPr>
       <w:r>
-        <w:t xml:space="preserve">Changes over time in household and clan inequality are similar for wealth, but not for income. Income inequality measured at the household level rose by 16.0% from 0.41 in 1969 to 0.48 in 2023. Income inequality measured at the clan level, meanwhile, rose 20.6% from 0.30 to 0.36 over the same period. As both measurements are trending upwards, this means that clan income inequality is increasing at a faster pace than household income inequality. If we were to project these trends linearly into the future, by 705 household and clan income inequality would appear identical. Put another way, these trends reflect a narrowing of income inequality between households and clans over time: in 1969 the gap between the two was 0.12. By 2023 it had decreased to 0.12. But the gap is still far from closing.</w:t>
+        <w:t xml:space="preserve">Changes over time in household and clan inequality are similar for wealth, but less so for income. Income inequality measured at the household level rose by 16.0% from 0.41 in 1969 to 0.48 in 2023. Income inequality measured at the clan level, meanwhile, rose 20.6% from 0.30 to 0.36 over the same period. Though both measurements are trending upwards, clan income inequality is increasing at a faster pace than household income inequality.</w:t>
       </w:r>
     </w:p>
     <w:p>
@@ -472,7 +364,7 @@
         <w:pStyle w:val="BodyText"/>
       </w:pPr>
       <w:r>
-        <w:t xml:space="preserve">Unlike income inequality, the gap between household and clan wealth inequality has remained remarkably consistent. Wealth inequality typically exhibits greater temporal stability, whereas income inequality is more dynamic, because income is a flow that responds more quickly to labor-market conditions and policy shifts. Household wealth Gini has increased only slightly from 0.78 in 1984 to 0.81 in 2023, a 4.5% increase. At the clan level, it rose from 0.61 to 0.64 over the same period, which also constitutes a 4.4% increase. In other words, the clan-household gap in wealth inequality as measured by the Gini coefficient has remained stable, moving from 0.17 in 1984 to 0.17 in 2023. These trends should be interpreted as inequality that excludes the wealthy. The PSID does not adequately sample the top of the wealth distribution</w:t>
+        <w:t xml:space="preserve">Unlike income inequality, the difference between household and clan wealth inequality has remained remarkably consistent. The household wealth Gini has increased only slightly from 0.78 in 1984 to 0.81 in 2023, a 4.5% increase. At the clan level, it rose from 0.61 to 0.64 over the same period, which also constitutes a 4.4% increase. Importantly, these trends reflect inequality measured among households that exclude the very top of the wealth distribution. The PSID does not adequately sample the top of the wealth distribution</w:t>
       </w:r>
       <w:r>
         <w:t xml:space="preserve"> </w:t>
@@ -502,7 +394,7 @@
           <w:b/>
           <w:bCs/>
         </w:rPr>
-        <w:t xml:space="preserve">Comparing household and clan distributions.</w:t>
+        <w:t xml:space="preserve">Comparing household and clan distributions at two time points.</w:t>
       </w:r>
       <w:r>
         <w:t xml:space="preserve"> </w:t>
@@ -587,7 +479,7 @@
           <w:b/>
           <w:bCs/>
         </w:rPr>
-        <w:t xml:space="preserve">How the unit of analysis affects the racial wealth gap</w:t>
+        <w:t xml:space="preserve">How the unit of analysis affects the racial wealth gap.</w:t>
       </w:r>
       <w:r>
         <w:t xml:space="preserve"> </w:t>
@@ -611,2738 +503,7 @@
         <w:t xml:space="preserve">[21, 22]</w:t>
       </w:r>
       <w:r>
-        <w:t xml:space="preserve">. Given these findings, one might expect the choice of unit of analysis to affect inequality estimates differently across racial groups. While there is higher inequality among Black households and clans overall, the direction of the household–clan difference in Gini coefficients is consistent across racial groups (see Appendix C1).</w:t>
-      </w:r>
-    </w:p>
-    <w:p>
-      <w:pPr>
-        <w:pStyle w:val="BodyText"/>
-      </w:pPr>
-      <w:r>
-        <w:t xml:space="preserve">Measuring inequality at the clan-level reveals less inequality across racial subgroups. However, using clans as the unit of analysis does not eliminate racial wealth gaps between groups. Table 4 shows racial wealth gaps at both the household and clans levels for mean and median wealth. When using the mean, Black households hold 19 cents for every dollar of wealth held by non-Black households, and Black clans hold 18 cents for every dollar held by non-Black clans. A similar pattern appears when examining median wealth among clans, where Black clans hold 19 cents for every dollar held by non-Black clans. However, the median reveals an even starker disparity at the household level: the typical Black household holds only 9 cents for every dollar of wealth held by the typical non-Black household. These patterns suggest that while Black households hold substantially less wealth on average, wealth among them is also distributed with greater inequality. At both levels, inequality is about the same or lower between clans than between households, though Black clans hold considerably less wealth than non-Black ones.</w:t>
-      </w:r>
-    </w:p>
-    <w:p>
-      <w:pPr>
-        <w:pStyle w:val="BodyText"/>
-      </w:pPr>
-      <w:r>
-        <w:t xml:space="preserve">Examining the share of households and clans with zero wealth further illustrates the racial wealth gap at the household and clan levels and how this inequality appears lesser at the clan-level. Following</w:t>
-      </w:r>
-      <w:r>
-        <w:t xml:space="preserve"> </w:t>
-      </w:r>
-      <w:r>
-        <w:t xml:space="preserve">[20]</w:t>
-      </w:r>
-      <w:r>
-        <w:t xml:space="preserve">, 32.66% of Black households report no wealth, compared to just 13.40% of non-Black households. At the clan level, however, the share with zero wealth drops considerably. Non-Black clans exhibit extremely low levels of zero wealth, with only 3.16% reporting none, suggesting that most non-Black individuals have some wealth within their extended family networks. Black clans also experience a decline in zero-wealth, falling to 10.07%. In percentage terms, the transition from the household to clan level represents a 69.2% reduction in zero-wealth for Black households and a 76.4% reduction for non-Black households. As a result, the extent of inequality appears less stark when wealth is considered at the clan level rather than at the household level, though the decrease in inequality is higher for non-Black clans.</w:t>
-      </w:r>
-    </w:p>
-    <w:p xmlns:w="http://schemas.openxmlformats.org/wordprocessingml/2006/main" xmlns:wp="http://schemas.openxmlformats.org/drawingml/2006/wordprocessingDrawing" xmlns:r="http://schemas.openxmlformats.org/officeDocument/2006/relationships" xmlns:w14="http://schemas.microsoft.com/office/word/2010/wordml">
-      <w:pPr>
-        <w:pStyle w:val="TableCaption"/>
-        <w:jc w:val="center"/>
-        <w:keepNext/>
-        <w:pBdr>
-          <w:bottom w:val="none" w:sz="0" w:space="0" w:color="000000"/>
-          <w:top w:val="none" w:sz="0" w:space="0" w:color="000000"/>
-          <w:left w:val="none" w:sz="0" w:space="0" w:color="000000"/>
-          <w:right w:val="none" w:sz="0" w:space="0" w:color="000000"/>
-        </w:pBdr>
-        <w:spacing w:after="60" w:before="60" w:line="240"/>
-        <w:ind w:left="60" w:right="60" w:firstLine="0" w:firstLineChars="0"/>
-      </w:pPr>
-      <w:r>
-        <w:t xml:space="preserve">Table A. Mean and Median Wealth by Race: Households vs. Clans</w:t>
-      </w:r>
-    </w:p>
-    <w:tbl xmlns:w="http://schemas.openxmlformats.org/wordprocessingml/2006/main" xmlns:r="http://schemas.openxmlformats.org/officeDocument/2006/relationships" xmlns:w14="http://schemas.microsoft.com/office/word/2010/wordml" xmlns:wp="http://schemas.openxmlformats.org/drawingml/2006/wordprocessingDrawing" xmlns:a="http://schemas.openxmlformats.org/drawingml/2006/main" xmlns:pic="http://schemas.openxmlformats.org/drawingml/2006/picture">
-      <w:tblPr>
-        <w:tblLayout w:type="fixed"/>
-        <w:jc w:val="center"/>
-        <w:tblLook w:firstRow="1" w:lastRow="0" w:firstColumn="0" w:lastColumn="0" w:noHBand="0" w:noVBand="1"/>
-      </w:tblPr>
-      <w:tblGrid>
-        <w:gridCol w:w="1080"/>
-        <w:gridCol w:w="1080"/>
-        <w:gridCol w:w="1080"/>
-        <w:gridCol w:w="1080"/>
-        <w:gridCol w:w="1080"/>
-        <w:gridCol w:w="1080"/>
-        <w:gridCol w:w="1080"/>
-      </w:tblGrid>
-      <w:tr>
-        <w:trPr>
-          <w:trHeight w:val="360" w:hRule="auto"/>
-          <w:tblHeader/>
-        </w:trPr>
-        header1
-        <w:tc>
-          <w:tcPr>
-            <w:tcBorders>
-              <w:bottom w:val="single" w:sz="12" w:space="0" w:color="666666"/>
-              <w:top w:val="single" w:sz="12" w:space="0" w:color="666666"/>
-              <w:left w:val="none" w:sz="0" w:space="0" w:color="000000"/>
-              <w:right w:val="none" w:sz="0" w:space="0" w:color="000000"/>
-            </w:tcBorders>
-            <w:shd w:val="clear" w:color="auto" w:fill="F2F2F2"/>
-            <w:tcMar>
-              <w:top w:w="0" w:type="dxa"/>
-              <w:bottom w:w="0" w:type="dxa"/>
-              <w:left w:w="0" w:type="dxa"/>
-              <w:right w:w="0" w:type="dxa"/>
-            </w:tcMar>
-            <w:vAlign w:val="center"/>
-          </w:tcPr>
-          <w:p>
-            <w:pPr>
-              <w:jc w:val="center"/>
-              <w:pBdr>
-                <w:bottom w:val="none" w:sz="0" w:space="0" w:color="000000"/>
-                <w:top w:val="none" w:sz="0" w:space="0" w:color="000000"/>
-                <w:left w:val="none" w:sz="0" w:space="0" w:color="000000"/>
-                <w:right w:val="none" w:sz="0" w:space="0" w:color="000000"/>
-              </w:pBdr>
-              <w:spacing w:after="100" w:before="100" w:line="240"/>
-              <w:ind w:left="100" w:right="100" w:firstLine="0" w:firstLineChars="0"/>
-              <w:rPr>
-                <w:rFonts w:ascii="serif" w:hAnsi="serif" w:eastAsia="serif" w:cs="serif"/>
-                <w:i w:val="false"/>
-                <w:b w:val="true"/>
-                <w:u w:val="none"/>
-                <w:sz w:val="20"/>
-                <w:szCs w:val="20"/>
-                <w:color w:val="000000"/>
-              </w:rPr>
-            </w:pPr>
-            <w:r xmlns:w="http://schemas.openxmlformats.org/wordprocessingml/2006/main" xmlns:wp="http://schemas.openxmlformats.org/drawingml/2006/wordprocessingDrawing" xmlns:r="http://schemas.openxmlformats.org/officeDocument/2006/relationships" xmlns:w14="http://schemas.microsoft.com/office/word/2010/wordml">
-              <w:rPr>
-                <w:rFonts w:ascii="serif" w:hAnsi="serif" w:eastAsia="serif" w:cs="serif"/>
-                <w:i w:val="false"/>
-                <w:b w:val="true"/>
-                <w:u w:val="none"/>
-                <w:sz w:val="20"/>
-                <w:szCs w:val="20"/>
-                <w:color w:val="000000"/>
-              </w:rPr>
-              <w:t xml:space="preserve">Group</w:t>
-            </w:r>
-          </w:p>
-        </w:tc>
-        <w:tc>
-          <w:tcPr>
-            <w:tcBorders>
-              <w:bottom w:val="single" w:sz="12" w:space="0" w:color="666666"/>
-              <w:top w:val="single" w:sz="12" w:space="0" w:color="666666"/>
-              <w:left w:val="none" w:sz="0" w:space="0" w:color="000000"/>
-              <w:right w:val="none" w:sz="0" w:space="0" w:color="000000"/>
-            </w:tcBorders>
-            <w:shd w:val="clear" w:color="auto" w:fill="F2F2F2"/>
-            <w:tcMar>
-              <w:top w:w="0" w:type="dxa"/>
-              <w:bottom w:w="0" w:type="dxa"/>
-              <w:left w:w="0" w:type="dxa"/>
-              <w:right w:w="0" w:type="dxa"/>
-            </w:tcMar>
-            <w:vAlign w:val="center"/>
-          </w:tcPr>
-          <w:p>
-            <w:pPr>
-              <w:jc w:val="center"/>
-              <w:pBdr>
-                <w:bottom w:val="none" w:sz="0" w:space="0" w:color="000000"/>
-                <w:top w:val="none" w:sz="0" w:space="0" w:color="000000"/>
-                <w:left w:val="none" w:sz="0" w:space="0" w:color="000000"/>
-                <w:right w:val="none" w:sz="0" w:space="0" w:color="000000"/>
-              </w:pBdr>
-              <w:spacing w:after="100" w:before="100" w:line="240"/>
-              <w:ind w:left="100" w:right="100" w:firstLine="0" w:firstLineChars="0"/>
-              <w:rPr>
-                <w:rFonts w:ascii="serif" w:hAnsi="serif" w:eastAsia="serif" w:cs="serif"/>
-                <w:i w:val="false"/>
-                <w:b w:val="true"/>
-                <w:u w:val="none"/>
-                <w:sz w:val="20"/>
-                <w:szCs w:val="20"/>
-                <w:color w:val="000000"/>
-              </w:rPr>
-            </w:pPr>
-            <w:r xmlns:w="http://schemas.openxmlformats.org/wordprocessingml/2006/main" xmlns:wp="http://schemas.openxmlformats.org/drawingml/2006/wordprocessingDrawing" xmlns:r="http://schemas.openxmlformats.org/officeDocument/2006/relationships" xmlns:w14="http://schemas.microsoft.com/office/word/2010/wordml">
-              <w:rPr>
-                <w:rFonts w:ascii="serif" w:hAnsi="serif" w:eastAsia="serif" w:cs="serif"/>
-                <w:i w:val="false"/>
-                <w:b w:val="true"/>
-                <w:u w:val="none"/>
-                <w:sz w:val="20"/>
-                <w:szCs w:val="20"/>
-                <w:color w:val="000000"/>
-              </w:rPr>
-              <w:t xml:space="preserve">Mean Wealth HH</w:t>
-            </w:r>
-          </w:p>
-        </w:tc>
-        <w:tc>
-          <w:tcPr>
-            <w:tcBorders>
-              <w:bottom w:val="single" w:sz="12" w:space="0" w:color="666666"/>
-              <w:top w:val="single" w:sz="12" w:space="0" w:color="666666"/>
-              <w:left w:val="none" w:sz="0" w:space="0" w:color="000000"/>
-              <w:right w:val="none" w:sz="0" w:space="0" w:color="000000"/>
-            </w:tcBorders>
-            <w:shd w:val="clear" w:color="auto" w:fill="F2F2F2"/>
-            <w:tcMar>
-              <w:top w:w="0" w:type="dxa"/>
-              <w:bottom w:w="0" w:type="dxa"/>
-              <w:left w:w="0" w:type="dxa"/>
-              <w:right w:w="0" w:type="dxa"/>
-            </w:tcMar>
-            <w:vAlign w:val="center"/>
-          </w:tcPr>
-          <w:p>
-            <w:pPr>
-              <w:jc w:val="center"/>
-              <w:pBdr>
-                <w:bottom w:val="none" w:sz="0" w:space="0" w:color="000000"/>
-                <w:top w:val="none" w:sz="0" w:space="0" w:color="000000"/>
-                <w:left w:val="none" w:sz="0" w:space="0" w:color="000000"/>
-                <w:right w:val="none" w:sz="0" w:space="0" w:color="000000"/>
-              </w:pBdr>
-              <w:spacing w:after="100" w:before="100" w:line="240"/>
-              <w:ind w:left="100" w:right="100" w:firstLine="0" w:firstLineChars="0"/>
-              <w:rPr>
-                <w:rFonts w:ascii="serif" w:hAnsi="serif" w:eastAsia="serif" w:cs="serif"/>
-                <w:i w:val="false"/>
-                <w:b w:val="true"/>
-                <w:u w:val="none"/>
-                <w:sz w:val="20"/>
-                <w:szCs w:val="20"/>
-                <w:color w:val="000000"/>
-              </w:rPr>
-            </w:pPr>
-            <w:r xmlns:w="http://schemas.openxmlformats.org/wordprocessingml/2006/main" xmlns:wp="http://schemas.openxmlformats.org/drawingml/2006/wordprocessingDrawing" xmlns:r="http://schemas.openxmlformats.org/officeDocument/2006/relationships" xmlns:w14="http://schemas.microsoft.com/office/word/2010/wordml">
-              <w:rPr>
-                <w:rFonts w:ascii="serif" w:hAnsi="serif" w:eastAsia="serif" w:cs="serif"/>
-                <w:i w:val="false"/>
-                <w:b w:val="true"/>
-                <w:u w:val="none"/>
-                <w:sz w:val="20"/>
-                <w:szCs w:val="20"/>
-                <w:color w:val="000000"/>
-              </w:rPr>
-              <w:t xml:space="preserve">Mean Wealth Clan</w:t>
-            </w:r>
-          </w:p>
-        </w:tc>
-        <w:tc>
-          <w:tcPr>
-            <w:tcBorders>
-              <w:bottom w:val="single" w:sz="12" w:space="0" w:color="666666"/>
-              <w:top w:val="single" w:sz="12" w:space="0" w:color="666666"/>
-              <w:left w:val="none" w:sz="0" w:space="0" w:color="000000"/>
-              <w:right w:val="none" w:sz="0" w:space="0" w:color="000000"/>
-            </w:tcBorders>
-            <w:shd w:val="clear" w:color="auto" w:fill="F2F2F2"/>
-            <w:tcMar>
-              <w:top w:w="0" w:type="dxa"/>
-              <w:bottom w:w="0" w:type="dxa"/>
-              <w:left w:w="0" w:type="dxa"/>
-              <w:right w:w="0" w:type="dxa"/>
-            </w:tcMar>
-            <w:vAlign w:val="center"/>
-          </w:tcPr>
-          <w:p>
-            <w:pPr>
-              <w:jc w:val="center"/>
-              <w:pBdr>
-                <w:bottom w:val="none" w:sz="0" w:space="0" w:color="000000"/>
-                <w:top w:val="none" w:sz="0" w:space="0" w:color="000000"/>
-                <w:left w:val="none" w:sz="0" w:space="0" w:color="000000"/>
-                <w:right w:val="none" w:sz="0" w:space="0" w:color="000000"/>
-              </w:pBdr>
-              <w:spacing w:after="100" w:before="100" w:line="240"/>
-              <w:ind w:left="100" w:right="100" w:firstLine="0" w:firstLineChars="0"/>
-              <w:rPr>
-                <w:rFonts w:ascii="serif" w:hAnsi="serif" w:eastAsia="serif" w:cs="serif"/>
-                <w:i w:val="false"/>
-                <w:b w:val="true"/>
-                <w:u w:val="none"/>
-                <w:sz w:val="20"/>
-                <w:szCs w:val="20"/>
-                <w:color w:val="000000"/>
-              </w:rPr>
-            </w:pPr>
-            <w:r xmlns:w="http://schemas.openxmlformats.org/wordprocessingml/2006/main" xmlns:wp="http://schemas.openxmlformats.org/drawingml/2006/wordprocessingDrawing" xmlns:r="http://schemas.openxmlformats.org/officeDocument/2006/relationships" xmlns:w14="http://schemas.microsoft.com/office/word/2010/wordml">
-              <w:rPr>
-                <w:rFonts w:ascii="serif" w:hAnsi="serif" w:eastAsia="serif" w:cs="serif"/>
-                <w:i w:val="false"/>
-                <w:b w:val="true"/>
-                <w:u w:val="none"/>
-                <w:sz w:val="20"/>
-                <w:szCs w:val="20"/>
-                <w:color w:val="000000"/>
-              </w:rPr>
-              <w:t xml:space="preserve">Median Wealth HH</w:t>
-            </w:r>
-          </w:p>
-        </w:tc>
-        <w:tc>
-          <w:tcPr>
-            <w:tcBorders>
-              <w:bottom w:val="single" w:sz="12" w:space="0" w:color="666666"/>
-              <w:top w:val="single" w:sz="12" w:space="0" w:color="666666"/>
-              <w:left w:val="none" w:sz="0" w:space="0" w:color="000000"/>
-              <w:right w:val="none" w:sz="0" w:space="0" w:color="000000"/>
-            </w:tcBorders>
-            <w:shd w:val="clear" w:color="auto" w:fill="F2F2F2"/>
-            <w:tcMar>
-              <w:top w:w="0" w:type="dxa"/>
-              <w:bottom w:w="0" w:type="dxa"/>
-              <w:left w:w="0" w:type="dxa"/>
-              <w:right w:w="0" w:type="dxa"/>
-            </w:tcMar>
-            <w:vAlign w:val="center"/>
-          </w:tcPr>
-          <w:p>
-            <w:pPr>
-              <w:jc w:val="center"/>
-              <w:pBdr>
-                <w:bottom w:val="none" w:sz="0" w:space="0" w:color="000000"/>
-                <w:top w:val="none" w:sz="0" w:space="0" w:color="000000"/>
-                <w:left w:val="none" w:sz="0" w:space="0" w:color="000000"/>
-                <w:right w:val="none" w:sz="0" w:space="0" w:color="000000"/>
-              </w:pBdr>
-              <w:spacing w:after="100" w:before="100" w:line="240"/>
-              <w:ind w:left="100" w:right="100" w:firstLine="0" w:firstLineChars="0"/>
-              <w:rPr>
-                <w:rFonts w:ascii="serif" w:hAnsi="serif" w:eastAsia="serif" w:cs="serif"/>
-                <w:i w:val="false"/>
-                <w:b w:val="true"/>
-                <w:u w:val="none"/>
-                <w:sz w:val="20"/>
-                <w:szCs w:val="20"/>
-                <w:color w:val="000000"/>
-              </w:rPr>
-            </w:pPr>
-            <w:r xmlns:w="http://schemas.openxmlformats.org/wordprocessingml/2006/main" xmlns:wp="http://schemas.openxmlformats.org/drawingml/2006/wordprocessingDrawing" xmlns:r="http://schemas.openxmlformats.org/officeDocument/2006/relationships" xmlns:w14="http://schemas.microsoft.com/office/word/2010/wordml">
-              <w:rPr>
-                <w:rFonts w:ascii="serif" w:hAnsi="serif" w:eastAsia="serif" w:cs="serif"/>
-                <w:i w:val="false"/>
-                <w:b w:val="true"/>
-                <w:u w:val="none"/>
-                <w:sz w:val="20"/>
-                <w:szCs w:val="20"/>
-                <w:color w:val="000000"/>
-              </w:rPr>
-              <w:t xml:space="preserve">Median Wealth Clan</w:t>
-            </w:r>
-          </w:p>
-        </w:tc>
-        <w:tc>
-          <w:tcPr>
-            <w:tcBorders>
-              <w:bottom w:val="single" w:sz="12" w:space="0" w:color="666666"/>
-              <w:top w:val="single" w:sz="12" w:space="0" w:color="666666"/>
-              <w:left w:val="none" w:sz="0" w:space="0" w:color="000000"/>
-              <w:right w:val="none" w:sz="0" w:space="0" w:color="000000"/>
-            </w:tcBorders>
-            <w:shd w:val="clear" w:color="auto" w:fill="F2F2F2"/>
-            <w:tcMar>
-              <w:top w:w="0" w:type="dxa"/>
-              <w:bottom w:w="0" w:type="dxa"/>
-              <w:left w:w="0" w:type="dxa"/>
-              <w:right w:w="0" w:type="dxa"/>
-            </w:tcMar>
-            <w:vAlign w:val="center"/>
-          </w:tcPr>
-          <w:p>
-            <w:pPr>
-              <w:jc w:val="center"/>
-              <w:pBdr>
-                <w:bottom w:val="none" w:sz="0" w:space="0" w:color="000000"/>
-                <w:top w:val="none" w:sz="0" w:space="0" w:color="000000"/>
-                <w:left w:val="none" w:sz="0" w:space="0" w:color="000000"/>
-                <w:right w:val="none" w:sz="0" w:space="0" w:color="000000"/>
-              </w:pBdr>
-              <w:spacing w:after="100" w:before="100" w:line="240"/>
-              <w:ind w:left="100" w:right="100" w:firstLine="0" w:firstLineChars="0"/>
-              <w:rPr>
-                <w:rFonts w:ascii="serif" w:hAnsi="serif" w:eastAsia="serif" w:cs="serif"/>
-                <w:i w:val="false"/>
-                <w:b w:val="true"/>
-                <w:u w:val="none"/>
-                <w:sz w:val="20"/>
-                <w:szCs w:val="20"/>
-                <w:color w:val="000000"/>
-              </w:rPr>
-            </w:pPr>
-            <w:r xmlns:w="http://schemas.openxmlformats.org/wordprocessingml/2006/main" xmlns:wp="http://schemas.openxmlformats.org/drawingml/2006/wordprocessingDrawing" xmlns:r="http://schemas.openxmlformats.org/officeDocument/2006/relationships" xmlns:w14="http://schemas.microsoft.com/office/word/2010/wordml">
-              <w:rPr>
-                <w:rFonts w:ascii="serif" w:hAnsi="serif" w:eastAsia="serif" w:cs="serif"/>
-                <w:i w:val="false"/>
-                <w:b w:val="true"/>
-                <w:u w:val="none"/>
-                <w:sz w:val="20"/>
-                <w:szCs w:val="20"/>
-                <w:color w:val="000000"/>
-              </w:rPr>
-              <w:t xml:space="preserve">HH with 0 Wealth</w:t>
-            </w:r>
-          </w:p>
-        </w:tc>
-        <w:tc>
-          <w:tcPr>
-            <w:tcBorders>
-              <w:bottom w:val="single" w:sz="12" w:space="0" w:color="666666"/>
-              <w:top w:val="single" w:sz="12" w:space="0" w:color="666666"/>
-              <w:left w:val="none" w:sz="0" w:space="0" w:color="000000"/>
-              <w:right w:val="none" w:sz="0" w:space="0" w:color="000000"/>
-            </w:tcBorders>
-            <w:shd w:val="clear" w:color="auto" w:fill="F2F2F2"/>
-            <w:tcMar>
-              <w:top w:w="0" w:type="dxa"/>
-              <w:bottom w:w="0" w:type="dxa"/>
-              <w:left w:w="0" w:type="dxa"/>
-              <w:right w:w="0" w:type="dxa"/>
-            </w:tcMar>
-            <w:vAlign w:val="center"/>
-          </w:tcPr>
-          <w:p>
-            <w:pPr>
-              <w:jc w:val="center"/>
-              <w:pBdr>
-                <w:bottom w:val="none" w:sz="0" w:space="0" w:color="000000"/>
-                <w:top w:val="none" w:sz="0" w:space="0" w:color="000000"/>
-                <w:left w:val="none" w:sz="0" w:space="0" w:color="000000"/>
-                <w:right w:val="none" w:sz="0" w:space="0" w:color="000000"/>
-              </w:pBdr>
-              <w:spacing w:after="100" w:before="100" w:line="240"/>
-              <w:ind w:left="100" w:right="100" w:firstLine="0" w:firstLineChars="0"/>
-              <w:rPr>
-                <w:rFonts w:ascii="serif" w:hAnsi="serif" w:eastAsia="serif" w:cs="serif"/>
-                <w:i w:val="false"/>
-                <w:b w:val="true"/>
-                <w:u w:val="none"/>
-                <w:sz w:val="20"/>
-                <w:szCs w:val="20"/>
-                <w:color w:val="000000"/>
-              </w:rPr>
-            </w:pPr>
-            <w:r xmlns:w="http://schemas.openxmlformats.org/wordprocessingml/2006/main" xmlns:wp="http://schemas.openxmlformats.org/drawingml/2006/wordprocessingDrawing" xmlns:r="http://schemas.openxmlformats.org/officeDocument/2006/relationships" xmlns:w14="http://schemas.microsoft.com/office/word/2010/wordml">
-              <w:rPr>
-                <w:rFonts w:ascii="serif" w:hAnsi="serif" w:eastAsia="serif" w:cs="serif"/>
-                <w:i w:val="false"/>
-                <w:b w:val="true"/>
-                <w:u w:val="none"/>
-                <w:sz w:val="20"/>
-                <w:szCs w:val="20"/>
-                <w:color w:val="000000"/>
-              </w:rPr>
-              <w:t xml:space="preserve">Clans with 0 Wealth</w:t>
-            </w:r>
-          </w:p>
-        </w:tc>
-      </w:tr>
-      <w:tr>
-        <w:trPr>
-          <w:trHeight w:val="360" w:hRule="auto"/>
-        </w:trPr>
-        body1
-        <w:tc>
-          <w:tcPr>
-            <w:tcBorders>
-              <w:bottom w:val="none" w:sz="0" w:space="0" w:color="000000"/>
-              <w:top w:val="single" w:sz="12" w:space="0" w:color="666666"/>
-              <w:left w:val="none" w:sz="0" w:space="0" w:color="000000"/>
-              <w:right w:val="none" w:sz="0" w:space="0" w:color="000000"/>
-            </w:tcBorders>
-            <w:shd w:val="clear" w:color="auto" w:fill="FFFFFF"/>
-            <w:tcMar>
-              <w:top w:w="0" w:type="dxa"/>
-              <w:bottom w:w="0" w:type="dxa"/>
-              <w:left w:w="0" w:type="dxa"/>
-              <w:right w:w="0" w:type="dxa"/>
-            </w:tcMar>
-            <w:vAlign w:val="center"/>
-          </w:tcPr>
-          <w:p>
-            <w:pPr>
-              <w:jc w:val="left"/>
-              <w:pBdr>
-                <w:bottom w:val="none" w:sz="0" w:space="0" w:color="000000"/>
-                <w:top w:val="none" w:sz="0" w:space="0" w:color="000000"/>
-                <w:left w:val="none" w:sz="0" w:space="0" w:color="000000"/>
-                <w:right w:val="none" w:sz="0" w:space="0" w:color="000000"/>
-              </w:pBdr>
-              <w:spacing w:after="100" w:before="100" w:line="240"/>
-              <w:ind w:left="100" w:right="100" w:firstLine="0" w:firstLineChars="0"/>
-              <w:rPr>
-                <w:rFonts w:ascii="serif" w:hAnsi="serif" w:eastAsia="serif" w:cs="serif"/>
-                <w:i w:val="false"/>
-                <w:b w:val="true"/>
-                <w:u w:val="none"/>
-                <w:sz w:val="20"/>
-                <w:szCs w:val="20"/>
-                <w:color w:val="000000"/>
-              </w:rPr>
-            </w:pPr>
-            <w:r xmlns:w="http://schemas.openxmlformats.org/wordprocessingml/2006/main" xmlns:wp="http://schemas.openxmlformats.org/drawingml/2006/wordprocessingDrawing" xmlns:r="http://schemas.openxmlformats.org/officeDocument/2006/relationships" xmlns:w14="http://schemas.microsoft.com/office/word/2010/wordml">
-              <w:rPr>
-                <w:rFonts w:ascii="serif" w:hAnsi="serif" w:eastAsia="serif" w:cs="serif"/>
-                <w:i w:val="false"/>
-                <w:b w:val="true"/>
-                <w:u w:val="none"/>
-                <w:sz w:val="20"/>
-                <w:szCs w:val="20"/>
-                <w:color w:val="000000"/>
-              </w:rPr>
-              <w:t xml:space="preserve">Black</w:t>
-            </w:r>
-          </w:p>
-        </w:tc>
-        <w:tc>
-          <w:tcPr>
-            <w:tcBorders>
-              <w:bottom w:val="none" w:sz="0" w:space="0" w:color="000000"/>
-              <w:top w:val="single" w:sz="12" w:space="0" w:color="666666"/>
-              <w:left w:val="none" w:sz="0" w:space="0" w:color="000000"/>
-              <w:right w:val="none" w:sz="0" w:space="0" w:color="000000"/>
-            </w:tcBorders>
-            <w:shd w:val="clear" w:color="auto" w:fill="FFFFFF"/>
-            <w:tcMar>
-              <w:top w:w="0" w:type="dxa"/>
-              <w:bottom w:w="0" w:type="dxa"/>
-              <w:left w:w="0" w:type="dxa"/>
-              <w:right w:w="0" w:type="dxa"/>
-            </w:tcMar>
-            <w:vAlign w:val="center"/>
-          </w:tcPr>
-          <w:p>
-            <w:pPr>
-              <w:jc w:val="center"/>
-              <w:pBdr>
-                <w:bottom w:val="none" w:sz="0" w:space="0" w:color="000000"/>
-                <w:top w:val="none" w:sz="0" w:space="0" w:color="000000"/>
-                <w:left w:val="none" w:sz="0" w:space="0" w:color="000000"/>
-                <w:right w:val="none" w:sz="0" w:space="0" w:color="000000"/>
-              </w:pBdr>
-              <w:spacing w:after="100" w:before="100" w:line="240"/>
-              <w:ind w:left="100" w:right="100" w:firstLine="0" w:firstLineChars="0"/>
-              <w:rPr>
-                <w:rFonts w:ascii="serif" w:hAnsi="serif" w:eastAsia="serif" w:cs="serif"/>
-                <w:i w:val="false"/>
-                <w:b w:val="false"/>
-                <w:u w:val="none"/>
-                <w:sz w:val="20"/>
-                <w:szCs w:val="20"/>
-                <w:color w:val="000000"/>
-              </w:rPr>
-            </w:pPr>
-            <w:r xmlns:w="http://schemas.openxmlformats.org/wordprocessingml/2006/main" xmlns:wp="http://schemas.openxmlformats.org/drawingml/2006/wordprocessingDrawing" xmlns:r="http://schemas.openxmlformats.org/officeDocument/2006/relationships" xmlns:w14="http://schemas.microsoft.com/office/word/2010/wordml">
-              <w:rPr>
-                <w:rFonts w:ascii="serif" w:hAnsi="serif" w:eastAsia="serif" w:cs="serif"/>
-                <w:i w:val="false"/>
-                <w:b w:val="false"/>
-                <w:u w:val="none"/>
-                <w:sz w:val="20"/>
-                <w:szCs w:val="20"/>
-                <w:color w:val="000000"/>
-              </w:rPr>
-              <w:t xml:space="preserve">89,761</w:t>
-            </w:r>
-          </w:p>
-        </w:tc>
-        <w:tc>
-          <w:tcPr>
-            <w:tcBorders>
-              <w:bottom w:val="none" w:sz="0" w:space="0" w:color="000000"/>
-              <w:top w:val="single" w:sz="12" w:space="0" w:color="666666"/>
-              <w:left w:val="none" w:sz="0" w:space="0" w:color="000000"/>
-              <w:right w:val="none" w:sz="0" w:space="0" w:color="000000"/>
-            </w:tcBorders>
-            <w:shd w:val="clear" w:color="auto" w:fill="FFFFFF"/>
-            <w:tcMar>
-              <w:top w:w="0" w:type="dxa"/>
-              <w:bottom w:w="0" w:type="dxa"/>
-              <w:left w:w="0" w:type="dxa"/>
-              <w:right w:w="0" w:type="dxa"/>
-            </w:tcMar>
-            <w:vAlign w:val="center"/>
-          </w:tcPr>
-          <w:p>
-            <w:pPr>
-              <w:jc w:val="center"/>
-              <w:pBdr>
-                <w:bottom w:val="none" w:sz="0" w:space="0" w:color="000000"/>
-                <w:top w:val="none" w:sz="0" w:space="0" w:color="000000"/>
-                <w:left w:val="none" w:sz="0" w:space="0" w:color="000000"/>
-                <w:right w:val="none" w:sz="0" w:space="0" w:color="000000"/>
-              </w:pBdr>
-              <w:spacing w:after="100" w:before="100" w:line="240"/>
-              <w:ind w:left="100" w:right="100" w:firstLine="0" w:firstLineChars="0"/>
-              <w:rPr>
-                <w:rFonts w:ascii="serif" w:hAnsi="serif" w:eastAsia="serif" w:cs="serif"/>
-                <w:i w:val="false"/>
-                <w:b w:val="false"/>
-                <w:u w:val="none"/>
-                <w:sz w:val="20"/>
-                <w:szCs w:val="20"/>
-                <w:color w:val="000000"/>
-              </w:rPr>
-            </w:pPr>
-            <w:r xmlns:w="http://schemas.openxmlformats.org/wordprocessingml/2006/main" xmlns:wp="http://schemas.openxmlformats.org/drawingml/2006/wordprocessingDrawing" xmlns:r="http://schemas.openxmlformats.org/officeDocument/2006/relationships" xmlns:w14="http://schemas.microsoft.com/office/word/2010/wordml">
-              <w:rPr>
-                <w:rFonts w:ascii="serif" w:hAnsi="serif" w:eastAsia="serif" w:cs="serif"/>
-                <w:i w:val="false"/>
-                <w:b w:val="false"/>
-                <w:u w:val="none"/>
-                <w:sz w:val="20"/>
-                <w:szCs w:val="20"/>
-                <w:color w:val="000000"/>
-              </w:rPr>
-              <w:t xml:space="preserve">147,662</w:t>
-            </w:r>
-          </w:p>
-        </w:tc>
-        <w:tc>
-          <w:tcPr>
-            <w:tcBorders>
-              <w:bottom w:val="none" w:sz="0" w:space="0" w:color="000000"/>
-              <w:top w:val="single" w:sz="12" w:space="0" w:color="666666"/>
-              <w:left w:val="none" w:sz="0" w:space="0" w:color="000000"/>
-              <w:right w:val="none" w:sz="0" w:space="0" w:color="000000"/>
-            </w:tcBorders>
-            <w:shd w:val="clear" w:color="auto" w:fill="FFFFFF"/>
-            <w:tcMar>
-              <w:top w:w="0" w:type="dxa"/>
-              <w:bottom w:w="0" w:type="dxa"/>
-              <w:left w:w="0" w:type="dxa"/>
-              <w:right w:w="0" w:type="dxa"/>
-            </w:tcMar>
-            <w:vAlign w:val="center"/>
-          </w:tcPr>
-          <w:p>
-            <w:pPr>
-              <w:jc w:val="center"/>
-              <w:pBdr>
-                <w:bottom w:val="none" w:sz="0" w:space="0" w:color="000000"/>
-                <w:top w:val="none" w:sz="0" w:space="0" w:color="000000"/>
-                <w:left w:val="none" w:sz="0" w:space="0" w:color="000000"/>
-                <w:right w:val="none" w:sz="0" w:space="0" w:color="000000"/>
-              </w:pBdr>
-              <w:spacing w:after="100" w:before="100" w:line="240"/>
-              <w:ind w:left="100" w:right="100" w:firstLine="0" w:firstLineChars="0"/>
-              <w:rPr>
-                <w:rFonts w:ascii="serif" w:hAnsi="serif" w:eastAsia="serif" w:cs="serif"/>
-                <w:i w:val="false"/>
-                <w:b w:val="false"/>
-                <w:u w:val="none"/>
-                <w:sz w:val="20"/>
-                <w:szCs w:val="20"/>
-                <w:color w:val="000000"/>
-              </w:rPr>
-            </w:pPr>
-            <w:r xmlns:w="http://schemas.openxmlformats.org/wordprocessingml/2006/main" xmlns:wp="http://schemas.openxmlformats.org/drawingml/2006/wordprocessingDrawing" xmlns:r="http://schemas.openxmlformats.org/officeDocument/2006/relationships" xmlns:w14="http://schemas.microsoft.com/office/word/2010/wordml">
-              <w:rPr>
-                <w:rFonts w:ascii="serif" w:hAnsi="serif" w:eastAsia="serif" w:cs="serif"/>
-                <w:i w:val="false"/>
-                <w:b w:val="false"/>
-                <w:u w:val="none"/>
-                <w:sz w:val="20"/>
-                <w:szCs w:val="20"/>
-                <w:color w:val="000000"/>
-              </w:rPr>
-              <w:t xml:space="preserve">6,908</w:t>
-            </w:r>
-          </w:p>
-        </w:tc>
-        <w:tc>
-          <w:tcPr>
-            <w:tcBorders>
-              <w:bottom w:val="none" w:sz="0" w:space="0" w:color="000000"/>
-              <w:top w:val="single" w:sz="12" w:space="0" w:color="666666"/>
-              <w:left w:val="none" w:sz="0" w:space="0" w:color="000000"/>
-              <w:right w:val="none" w:sz="0" w:space="0" w:color="000000"/>
-            </w:tcBorders>
-            <w:shd w:val="clear" w:color="auto" w:fill="FFFFFF"/>
-            <w:tcMar>
-              <w:top w:w="0" w:type="dxa"/>
-              <w:bottom w:w="0" w:type="dxa"/>
-              <w:left w:w="0" w:type="dxa"/>
-              <w:right w:w="0" w:type="dxa"/>
-            </w:tcMar>
-            <w:vAlign w:val="center"/>
-          </w:tcPr>
-          <w:p>
-            <w:pPr>
-              <w:jc w:val="center"/>
-              <w:pBdr>
-                <w:bottom w:val="none" w:sz="0" w:space="0" w:color="000000"/>
-                <w:top w:val="none" w:sz="0" w:space="0" w:color="000000"/>
-                <w:left w:val="none" w:sz="0" w:space="0" w:color="000000"/>
-                <w:right w:val="none" w:sz="0" w:space="0" w:color="000000"/>
-              </w:pBdr>
-              <w:spacing w:after="100" w:before="100" w:line="240"/>
-              <w:ind w:left="100" w:right="100" w:firstLine="0" w:firstLineChars="0"/>
-              <w:rPr>
-                <w:rFonts w:ascii="serif" w:hAnsi="serif" w:eastAsia="serif" w:cs="serif"/>
-                <w:i w:val="false"/>
-                <w:b w:val="false"/>
-                <w:u w:val="none"/>
-                <w:sz w:val="20"/>
-                <w:szCs w:val="20"/>
-                <w:color w:val="000000"/>
-              </w:rPr>
-            </w:pPr>
-            <w:r xmlns:w="http://schemas.openxmlformats.org/wordprocessingml/2006/main" xmlns:wp="http://schemas.openxmlformats.org/drawingml/2006/wordprocessingDrawing" xmlns:r="http://schemas.openxmlformats.org/officeDocument/2006/relationships" xmlns:w14="http://schemas.microsoft.com/office/word/2010/wordml">
-              <w:rPr>
-                <w:rFonts w:ascii="serif" w:hAnsi="serif" w:eastAsia="serif" w:cs="serif"/>
-                <w:i w:val="false"/>
-                <w:b w:val="false"/>
-                <w:u w:val="none"/>
-                <w:sz w:val="20"/>
-                <w:szCs w:val="20"/>
-                <w:color w:val="000000"/>
-              </w:rPr>
-              <w:t xml:space="preserve">58,326</w:t>
-            </w:r>
-          </w:p>
-        </w:tc>
-        <w:tc>
-          <w:tcPr>
-            <w:tcBorders>
-              <w:bottom w:val="none" w:sz="0" w:space="0" w:color="000000"/>
-              <w:top w:val="single" w:sz="12" w:space="0" w:color="666666"/>
-              <w:left w:val="none" w:sz="0" w:space="0" w:color="000000"/>
-              <w:right w:val="none" w:sz="0" w:space="0" w:color="000000"/>
-            </w:tcBorders>
-            <w:shd w:val="clear" w:color="auto" w:fill="FFFFFF"/>
-            <w:tcMar>
-              <w:top w:w="0" w:type="dxa"/>
-              <w:bottom w:w="0" w:type="dxa"/>
-              <w:left w:w="0" w:type="dxa"/>
-              <w:right w:w="0" w:type="dxa"/>
-            </w:tcMar>
-            <w:vAlign w:val="center"/>
-          </w:tcPr>
-          <w:p>
-            <w:pPr>
-              <w:jc w:val="center"/>
-              <w:pBdr>
-                <w:bottom w:val="none" w:sz="0" w:space="0" w:color="000000"/>
-                <w:top w:val="none" w:sz="0" w:space="0" w:color="000000"/>
-                <w:left w:val="none" w:sz="0" w:space="0" w:color="000000"/>
-                <w:right w:val="none" w:sz="0" w:space="0" w:color="000000"/>
-              </w:pBdr>
-              <w:spacing w:after="100" w:before="100" w:line="240"/>
-              <w:ind w:left="100" w:right="100" w:firstLine="0" w:firstLineChars="0"/>
-              <w:rPr>
-                <w:rFonts w:ascii="serif" w:hAnsi="serif" w:eastAsia="serif" w:cs="serif"/>
-                <w:i w:val="false"/>
-                <w:b w:val="false"/>
-                <w:u w:val="none"/>
-                <w:sz w:val="20"/>
-                <w:szCs w:val="20"/>
-                <w:color w:val="000000"/>
-              </w:rPr>
-            </w:pPr>
-            <w:r xmlns:w="http://schemas.openxmlformats.org/wordprocessingml/2006/main" xmlns:wp="http://schemas.openxmlformats.org/drawingml/2006/wordprocessingDrawing" xmlns:r="http://schemas.openxmlformats.org/officeDocument/2006/relationships" xmlns:w14="http://schemas.microsoft.com/office/word/2010/wordml">
-              <w:rPr>
-                <w:rFonts w:ascii="serif" w:hAnsi="serif" w:eastAsia="serif" w:cs="serif"/>
-                <w:i w:val="false"/>
-                <w:b w:val="false"/>
-                <w:u w:val="none"/>
-                <w:sz w:val="20"/>
-                <w:szCs w:val="20"/>
-                <w:color w:val="000000"/>
-              </w:rPr>
-              <w:t xml:space="preserve">32.7%</w:t>
-            </w:r>
-          </w:p>
-        </w:tc>
-        <w:tc>
-          <w:tcPr>
-            <w:tcBorders>
-              <w:bottom w:val="none" w:sz="0" w:space="0" w:color="000000"/>
-              <w:top w:val="single" w:sz="12" w:space="0" w:color="666666"/>
-              <w:left w:val="none" w:sz="0" w:space="0" w:color="000000"/>
-              <w:right w:val="none" w:sz="0" w:space="0" w:color="000000"/>
-            </w:tcBorders>
-            <w:shd w:val="clear" w:color="auto" w:fill="FFFFFF"/>
-            <w:tcMar>
-              <w:top w:w="0" w:type="dxa"/>
-              <w:bottom w:w="0" w:type="dxa"/>
-              <w:left w:w="0" w:type="dxa"/>
-              <w:right w:w="0" w:type="dxa"/>
-            </w:tcMar>
-            <w:vAlign w:val="center"/>
-          </w:tcPr>
-          <w:p>
-            <w:pPr>
-              <w:jc w:val="center"/>
-              <w:pBdr>
-                <w:bottom w:val="none" w:sz="0" w:space="0" w:color="000000"/>
-                <w:top w:val="none" w:sz="0" w:space="0" w:color="000000"/>
-                <w:left w:val="none" w:sz="0" w:space="0" w:color="000000"/>
-                <w:right w:val="none" w:sz="0" w:space="0" w:color="000000"/>
-              </w:pBdr>
-              <w:spacing w:after="100" w:before="100" w:line="240"/>
-              <w:ind w:left="100" w:right="100" w:firstLine="0" w:firstLineChars="0"/>
-              <w:rPr>
-                <w:rFonts w:ascii="serif" w:hAnsi="serif" w:eastAsia="serif" w:cs="serif"/>
-                <w:i w:val="false"/>
-                <w:b w:val="false"/>
-                <w:u w:val="none"/>
-                <w:sz w:val="20"/>
-                <w:szCs w:val="20"/>
-                <w:color w:val="000000"/>
-              </w:rPr>
-            </w:pPr>
-            <w:r xmlns:w="http://schemas.openxmlformats.org/wordprocessingml/2006/main" xmlns:wp="http://schemas.openxmlformats.org/drawingml/2006/wordprocessingDrawing" xmlns:r="http://schemas.openxmlformats.org/officeDocument/2006/relationships" xmlns:w14="http://schemas.microsoft.com/office/word/2010/wordml">
-              <w:rPr>
-                <w:rFonts w:ascii="serif" w:hAnsi="serif" w:eastAsia="serif" w:cs="serif"/>
-                <w:i w:val="false"/>
-                <w:b w:val="false"/>
-                <w:u w:val="none"/>
-                <w:sz w:val="20"/>
-                <w:szCs w:val="20"/>
-                <w:color w:val="000000"/>
-              </w:rPr>
-              <w:t xml:space="preserve">10.1%</w:t>
-            </w:r>
-          </w:p>
-        </w:tc>
-      </w:tr>
-      <w:tr>
-        <w:trPr>
-          <w:trHeight w:val="360" w:hRule="auto"/>
-        </w:trPr>
-        body2
-        <w:tc>
-          <w:tcPr>
-            <w:tcBorders>
-              <w:bottom w:val="single" w:sz="4" w:space="0" w:color="999999"/>
-              <w:top w:val="none" w:sz="0" w:space="0" w:color="000000"/>
-              <w:left w:val="none" w:sz="0" w:space="0" w:color="000000"/>
-              <w:right w:val="none" w:sz="0" w:space="0" w:color="000000"/>
-            </w:tcBorders>
-            <w:shd w:val="clear" w:color="auto" w:fill="FFFFFF"/>
-            <w:tcMar>
-              <w:top w:w="0" w:type="dxa"/>
-              <w:bottom w:w="0" w:type="dxa"/>
-              <w:left w:w="0" w:type="dxa"/>
-              <w:right w:w="0" w:type="dxa"/>
-            </w:tcMar>
-            <w:vAlign w:val="center"/>
-          </w:tcPr>
-          <w:p>
-            <w:pPr>
-              <w:jc w:val="left"/>
-              <w:pBdr>
-                <w:bottom w:val="none" w:sz="0" w:space="0" w:color="000000"/>
-                <w:top w:val="none" w:sz="0" w:space="0" w:color="000000"/>
-                <w:left w:val="none" w:sz="0" w:space="0" w:color="000000"/>
-                <w:right w:val="none" w:sz="0" w:space="0" w:color="000000"/>
-              </w:pBdr>
-              <w:spacing w:after="100" w:before="100" w:line="240"/>
-              <w:ind w:left="100" w:right="100" w:firstLine="0" w:firstLineChars="0"/>
-              <w:rPr>
-                <w:rFonts w:ascii="serif" w:hAnsi="serif" w:eastAsia="serif" w:cs="serif"/>
-                <w:i w:val="false"/>
-                <w:b w:val="true"/>
-                <w:u w:val="none"/>
-                <w:sz w:val="20"/>
-                <w:szCs w:val="20"/>
-                <w:color w:val="000000"/>
-              </w:rPr>
-            </w:pPr>
-            <w:r xmlns:w="http://schemas.openxmlformats.org/wordprocessingml/2006/main" xmlns:wp="http://schemas.openxmlformats.org/drawingml/2006/wordprocessingDrawing" xmlns:r="http://schemas.openxmlformats.org/officeDocument/2006/relationships" xmlns:w14="http://schemas.microsoft.com/office/word/2010/wordml">
-              <w:rPr>
-                <w:rFonts w:ascii="serif" w:hAnsi="serif" w:eastAsia="serif" w:cs="serif"/>
-                <w:i w:val="false"/>
-                <w:b w:val="true"/>
-                <w:u w:val="none"/>
-                <w:sz w:val="20"/>
-                <w:szCs w:val="20"/>
-                <w:color w:val="000000"/>
-              </w:rPr>
-              <w:t xml:space="preserve">Non-Black</w:t>
-            </w:r>
-          </w:p>
-        </w:tc>
-        <w:tc>
-          <w:tcPr>
-            <w:tcBorders>
-              <w:bottom w:val="single" w:sz="4" w:space="0" w:color="999999"/>
-              <w:top w:val="none" w:sz="0" w:space="0" w:color="000000"/>
-              <w:left w:val="none" w:sz="0" w:space="0" w:color="000000"/>
-              <w:right w:val="none" w:sz="0" w:space="0" w:color="000000"/>
-            </w:tcBorders>
-            <w:shd w:val="clear" w:color="auto" w:fill="FFFFFF"/>
-            <w:tcMar>
-              <w:top w:w="0" w:type="dxa"/>
-              <w:bottom w:w="0" w:type="dxa"/>
-              <w:left w:w="0" w:type="dxa"/>
-              <w:right w:w="0" w:type="dxa"/>
-            </w:tcMar>
-            <w:vAlign w:val="center"/>
-          </w:tcPr>
-          <w:p>
-            <w:pPr>
-              <w:jc w:val="center"/>
-              <w:pBdr>
-                <w:bottom w:val="none" w:sz="0" w:space="0" w:color="000000"/>
-                <w:top w:val="none" w:sz="0" w:space="0" w:color="000000"/>
-                <w:left w:val="none" w:sz="0" w:space="0" w:color="000000"/>
-                <w:right w:val="none" w:sz="0" w:space="0" w:color="000000"/>
-              </w:pBdr>
-              <w:spacing w:after="100" w:before="100" w:line="240"/>
-              <w:ind w:left="100" w:right="100" w:firstLine="0" w:firstLineChars="0"/>
-              <w:rPr>
-                <w:rFonts w:ascii="serif" w:hAnsi="serif" w:eastAsia="serif" w:cs="serif"/>
-                <w:i w:val="false"/>
-                <w:b w:val="false"/>
-                <w:u w:val="none"/>
-                <w:sz w:val="20"/>
-                <w:szCs w:val="20"/>
-                <w:color w:val="000000"/>
-              </w:rPr>
-            </w:pPr>
-            <w:r xmlns:w="http://schemas.openxmlformats.org/wordprocessingml/2006/main" xmlns:wp="http://schemas.openxmlformats.org/drawingml/2006/wordprocessingDrawing" xmlns:r="http://schemas.openxmlformats.org/officeDocument/2006/relationships" xmlns:w14="http://schemas.microsoft.com/office/word/2010/wordml">
-              <w:rPr>
-                <w:rFonts w:ascii="serif" w:hAnsi="serif" w:eastAsia="serif" w:cs="serif"/>
-                <w:i w:val="false"/>
-                <w:b w:val="false"/>
-                <w:u w:val="none"/>
-                <w:sz w:val="20"/>
-                <w:szCs w:val="20"/>
-                <w:color w:val="000000"/>
-              </w:rPr>
-              <w:t xml:space="preserve">476,552</w:t>
-            </w:r>
-          </w:p>
-        </w:tc>
-        <w:tc>
-          <w:tcPr>
-            <w:tcBorders>
-              <w:bottom w:val="single" w:sz="4" w:space="0" w:color="999999"/>
-              <w:top w:val="none" w:sz="0" w:space="0" w:color="000000"/>
-              <w:left w:val="none" w:sz="0" w:space="0" w:color="000000"/>
-              <w:right w:val="none" w:sz="0" w:space="0" w:color="000000"/>
-            </w:tcBorders>
-            <w:shd w:val="clear" w:color="auto" w:fill="FFFFFF"/>
-            <w:tcMar>
-              <w:top w:w="0" w:type="dxa"/>
-              <w:bottom w:w="0" w:type="dxa"/>
-              <w:left w:w="0" w:type="dxa"/>
-              <w:right w:w="0" w:type="dxa"/>
-            </w:tcMar>
-            <w:vAlign w:val="center"/>
-          </w:tcPr>
-          <w:p>
-            <w:pPr>
-              <w:jc w:val="center"/>
-              <w:pBdr>
-                <w:bottom w:val="none" w:sz="0" w:space="0" w:color="000000"/>
-                <w:top w:val="none" w:sz="0" w:space="0" w:color="000000"/>
-                <w:left w:val="none" w:sz="0" w:space="0" w:color="000000"/>
-                <w:right w:val="none" w:sz="0" w:space="0" w:color="000000"/>
-              </w:pBdr>
-              <w:spacing w:after="100" w:before="100" w:line="240"/>
-              <w:ind w:left="100" w:right="100" w:firstLine="0" w:firstLineChars="0"/>
-              <w:rPr>
-                <w:rFonts w:ascii="serif" w:hAnsi="serif" w:eastAsia="serif" w:cs="serif"/>
-                <w:i w:val="false"/>
-                <w:b w:val="false"/>
-                <w:u w:val="none"/>
-                <w:sz w:val="20"/>
-                <w:szCs w:val="20"/>
-                <w:color w:val="000000"/>
-              </w:rPr>
-            </w:pPr>
-            <w:r xmlns:w="http://schemas.openxmlformats.org/wordprocessingml/2006/main" xmlns:wp="http://schemas.openxmlformats.org/drawingml/2006/wordprocessingDrawing" xmlns:r="http://schemas.openxmlformats.org/officeDocument/2006/relationships" xmlns:w14="http://schemas.microsoft.com/office/word/2010/wordml">
-              <w:rPr>
-                <w:rFonts w:ascii="serif" w:hAnsi="serif" w:eastAsia="serif" w:cs="serif"/>
-                <w:i w:val="false"/>
-                <w:b w:val="false"/>
-                <w:u w:val="none"/>
-                <w:sz w:val="20"/>
-                <w:szCs w:val="20"/>
-                <w:color w:val="000000"/>
-              </w:rPr>
-              <w:t xml:space="preserve">818,198</w:t>
-            </w:r>
-          </w:p>
-        </w:tc>
-        <w:tc>
-          <w:tcPr>
-            <w:tcBorders>
-              <w:bottom w:val="single" w:sz="4" w:space="0" w:color="999999"/>
-              <w:top w:val="none" w:sz="0" w:space="0" w:color="000000"/>
-              <w:left w:val="none" w:sz="0" w:space="0" w:color="000000"/>
-              <w:right w:val="none" w:sz="0" w:space="0" w:color="000000"/>
-            </w:tcBorders>
-            <w:shd w:val="clear" w:color="auto" w:fill="FFFFFF"/>
-            <w:tcMar>
-              <w:top w:w="0" w:type="dxa"/>
-              <w:bottom w:w="0" w:type="dxa"/>
-              <w:left w:w="0" w:type="dxa"/>
-              <w:right w:w="0" w:type="dxa"/>
-            </w:tcMar>
-            <w:vAlign w:val="center"/>
-          </w:tcPr>
-          <w:p>
-            <w:pPr>
-              <w:jc w:val="center"/>
-              <w:pBdr>
-                <w:bottom w:val="none" w:sz="0" w:space="0" w:color="000000"/>
-                <w:top w:val="none" w:sz="0" w:space="0" w:color="000000"/>
-                <w:left w:val="none" w:sz="0" w:space="0" w:color="000000"/>
-                <w:right w:val="none" w:sz="0" w:space="0" w:color="000000"/>
-              </w:pBdr>
-              <w:spacing w:after="100" w:before="100" w:line="240"/>
-              <w:ind w:left="100" w:right="100" w:firstLine="0" w:firstLineChars="0"/>
-              <w:rPr>
-                <w:rFonts w:ascii="serif" w:hAnsi="serif" w:eastAsia="serif" w:cs="serif"/>
-                <w:i w:val="false"/>
-                <w:b w:val="false"/>
-                <w:u w:val="none"/>
-                <w:sz w:val="20"/>
-                <w:szCs w:val="20"/>
-                <w:color w:val="000000"/>
-              </w:rPr>
-            </w:pPr>
-            <w:r xmlns:w="http://schemas.openxmlformats.org/wordprocessingml/2006/main" xmlns:wp="http://schemas.openxmlformats.org/drawingml/2006/wordprocessingDrawing" xmlns:r="http://schemas.openxmlformats.org/officeDocument/2006/relationships" xmlns:w14="http://schemas.microsoft.com/office/word/2010/wordml">
-              <w:rPr>
-                <w:rFonts w:ascii="serif" w:hAnsi="serif" w:eastAsia="serif" w:cs="serif"/>
-                <w:i w:val="false"/>
-                <w:b w:val="false"/>
-                <w:u w:val="none"/>
-                <w:sz w:val="20"/>
-                <w:szCs w:val="20"/>
-                <w:color w:val="000000"/>
-              </w:rPr>
-              <w:t xml:space="preserve">79,216</w:t>
-            </w:r>
-          </w:p>
-        </w:tc>
-        <w:tc>
-          <w:tcPr>
-            <w:tcBorders>
-              <w:bottom w:val="single" w:sz="4" w:space="0" w:color="999999"/>
-              <w:top w:val="none" w:sz="0" w:space="0" w:color="000000"/>
-              <w:left w:val="none" w:sz="0" w:space="0" w:color="000000"/>
-              <w:right w:val="none" w:sz="0" w:space="0" w:color="000000"/>
-            </w:tcBorders>
-            <w:shd w:val="clear" w:color="auto" w:fill="FFFFFF"/>
-            <w:tcMar>
-              <w:top w:w="0" w:type="dxa"/>
-              <w:bottom w:w="0" w:type="dxa"/>
-              <w:left w:w="0" w:type="dxa"/>
-              <w:right w:w="0" w:type="dxa"/>
-            </w:tcMar>
-            <w:vAlign w:val="center"/>
-          </w:tcPr>
-          <w:p>
-            <w:pPr>
-              <w:jc w:val="center"/>
-              <w:pBdr>
-                <w:bottom w:val="none" w:sz="0" w:space="0" w:color="000000"/>
-                <w:top w:val="none" w:sz="0" w:space="0" w:color="000000"/>
-                <w:left w:val="none" w:sz="0" w:space="0" w:color="000000"/>
-                <w:right w:val="none" w:sz="0" w:space="0" w:color="000000"/>
-              </w:pBdr>
-              <w:spacing w:after="100" w:before="100" w:line="240"/>
-              <w:ind w:left="100" w:right="100" w:firstLine="0" w:firstLineChars="0"/>
-              <w:rPr>
-                <w:rFonts w:ascii="serif" w:hAnsi="serif" w:eastAsia="serif" w:cs="serif"/>
-                <w:i w:val="false"/>
-                <w:b w:val="false"/>
-                <w:u w:val="none"/>
-                <w:sz w:val="20"/>
-                <w:szCs w:val="20"/>
-                <w:color w:val="000000"/>
-              </w:rPr>
-            </w:pPr>
-            <w:r xmlns:w="http://schemas.openxmlformats.org/wordprocessingml/2006/main" xmlns:wp="http://schemas.openxmlformats.org/drawingml/2006/wordprocessingDrawing" xmlns:r="http://schemas.openxmlformats.org/officeDocument/2006/relationships" xmlns:w14="http://schemas.microsoft.com/office/word/2010/wordml">
-              <w:rPr>
-                <w:rFonts w:ascii="serif" w:hAnsi="serif" w:eastAsia="serif" w:cs="serif"/>
-                <w:i w:val="false"/>
-                <w:b w:val="false"/>
-                <w:u w:val="none"/>
-                <w:sz w:val="20"/>
-                <w:szCs w:val="20"/>
-                <w:color w:val="000000"/>
-              </w:rPr>
-              <w:t xml:space="preserve">306,988</w:t>
-            </w:r>
-          </w:p>
-        </w:tc>
-        <w:tc>
-          <w:tcPr>
-            <w:tcBorders>
-              <w:bottom w:val="single" w:sz="4" w:space="0" w:color="999999"/>
-              <w:top w:val="none" w:sz="0" w:space="0" w:color="000000"/>
-              <w:left w:val="none" w:sz="0" w:space="0" w:color="000000"/>
-              <w:right w:val="none" w:sz="0" w:space="0" w:color="000000"/>
-            </w:tcBorders>
-            <w:shd w:val="clear" w:color="auto" w:fill="FFFFFF"/>
-            <w:tcMar>
-              <w:top w:w="0" w:type="dxa"/>
-              <w:bottom w:w="0" w:type="dxa"/>
-              <w:left w:w="0" w:type="dxa"/>
-              <w:right w:w="0" w:type="dxa"/>
-            </w:tcMar>
-            <w:vAlign w:val="center"/>
-          </w:tcPr>
-          <w:p>
-            <w:pPr>
-              <w:jc w:val="center"/>
-              <w:pBdr>
-                <w:bottom w:val="none" w:sz="0" w:space="0" w:color="000000"/>
-                <w:top w:val="none" w:sz="0" w:space="0" w:color="000000"/>
-                <w:left w:val="none" w:sz="0" w:space="0" w:color="000000"/>
-                <w:right w:val="none" w:sz="0" w:space="0" w:color="000000"/>
-              </w:pBdr>
-              <w:spacing w:after="100" w:before="100" w:line="240"/>
-              <w:ind w:left="100" w:right="100" w:firstLine="0" w:firstLineChars="0"/>
-              <w:rPr>
-                <w:rFonts w:ascii="serif" w:hAnsi="serif" w:eastAsia="serif" w:cs="serif"/>
-                <w:i w:val="false"/>
-                <w:b w:val="false"/>
-                <w:u w:val="none"/>
-                <w:sz w:val="20"/>
-                <w:szCs w:val="20"/>
-                <w:color w:val="000000"/>
-              </w:rPr>
-            </w:pPr>
-            <w:r xmlns:w="http://schemas.openxmlformats.org/wordprocessingml/2006/main" xmlns:wp="http://schemas.openxmlformats.org/drawingml/2006/wordprocessingDrawing" xmlns:r="http://schemas.openxmlformats.org/officeDocument/2006/relationships" xmlns:w14="http://schemas.microsoft.com/office/word/2010/wordml">
-              <w:rPr>
-                <w:rFonts w:ascii="serif" w:hAnsi="serif" w:eastAsia="serif" w:cs="serif"/>
-                <w:i w:val="false"/>
-                <w:b w:val="false"/>
-                <w:u w:val="none"/>
-                <w:sz w:val="20"/>
-                <w:szCs w:val="20"/>
-                <w:color w:val="000000"/>
-              </w:rPr>
-              <w:t xml:space="preserve">13.4%</w:t>
-            </w:r>
-          </w:p>
-        </w:tc>
-        <w:tc>
-          <w:tcPr>
-            <w:tcBorders>
-              <w:bottom w:val="single" w:sz="4" w:space="0" w:color="999999"/>
-              <w:top w:val="none" w:sz="0" w:space="0" w:color="000000"/>
-              <w:left w:val="none" w:sz="0" w:space="0" w:color="000000"/>
-              <w:right w:val="none" w:sz="0" w:space="0" w:color="000000"/>
-            </w:tcBorders>
-            <w:shd w:val="clear" w:color="auto" w:fill="FFFFFF"/>
-            <w:tcMar>
-              <w:top w:w="0" w:type="dxa"/>
-              <w:bottom w:w="0" w:type="dxa"/>
-              <w:left w:w="0" w:type="dxa"/>
-              <w:right w:w="0" w:type="dxa"/>
-            </w:tcMar>
-            <w:vAlign w:val="center"/>
-          </w:tcPr>
-          <w:p>
-            <w:pPr>
-              <w:jc w:val="center"/>
-              <w:pBdr>
-                <w:bottom w:val="none" w:sz="0" w:space="0" w:color="000000"/>
-                <w:top w:val="none" w:sz="0" w:space="0" w:color="000000"/>
-                <w:left w:val="none" w:sz="0" w:space="0" w:color="000000"/>
-                <w:right w:val="none" w:sz="0" w:space="0" w:color="000000"/>
-              </w:pBdr>
-              <w:spacing w:after="100" w:before="100" w:line="240"/>
-              <w:ind w:left="100" w:right="100" w:firstLine="0" w:firstLineChars="0"/>
-              <w:rPr>
-                <w:rFonts w:ascii="serif" w:hAnsi="serif" w:eastAsia="serif" w:cs="serif"/>
-                <w:i w:val="false"/>
-                <w:b w:val="false"/>
-                <w:u w:val="none"/>
-                <w:sz w:val="20"/>
-                <w:szCs w:val="20"/>
-                <w:color w:val="000000"/>
-              </w:rPr>
-            </w:pPr>
-            <w:r xmlns:w="http://schemas.openxmlformats.org/wordprocessingml/2006/main" xmlns:wp="http://schemas.openxmlformats.org/drawingml/2006/wordprocessingDrawing" xmlns:r="http://schemas.openxmlformats.org/officeDocument/2006/relationships" xmlns:w14="http://schemas.microsoft.com/office/word/2010/wordml">
-              <w:rPr>
-                <w:rFonts w:ascii="serif" w:hAnsi="serif" w:eastAsia="serif" w:cs="serif"/>
-                <w:i w:val="false"/>
-                <w:b w:val="false"/>
-                <w:u w:val="none"/>
-                <w:sz w:val="20"/>
-                <w:szCs w:val="20"/>
-                <w:color w:val="000000"/>
-              </w:rPr>
-              <w:t xml:space="preserve">3.2%</w:t>
-            </w:r>
-          </w:p>
-        </w:tc>
-      </w:tr>
-      <w:tr>
-        <w:trPr>
-          <w:trHeight w:val="360" w:hRule="auto"/>
-        </w:trPr>
-        body3
-        <w:tc>
-          <w:tcPr>
-            <w:tcBorders>
-              <w:bottom w:val="single" w:sz="12" w:space="0" w:color="666666"/>
-              <w:top w:val="single" w:sz="4" w:space="0" w:color="999999"/>
-              <w:left w:val="none" w:sz="0" w:space="0" w:color="000000"/>
-              <w:right w:val="none" w:sz="0" w:space="0" w:color="000000"/>
-            </w:tcBorders>
-            <w:shd w:val="clear" w:color="auto" w:fill="F2F2F2"/>
-            <w:tcMar>
-              <w:top w:w="0" w:type="dxa"/>
-              <w:bottom w:w="0" w:type="dxa"/>
-              <w:left w:w="0" w:type="dxa"/>
-              <w:right w:w="0" w:type="dxa"/>
-            </w:tcMar>
-            <w:vAlign w:val="center"/>
-          </w:tcPr>
-          <w:p>
-            <w:pPr>
-              <w:jc w:val="left"/>
-              <w:pBdr>
-                <w:bottom w:val="none" w:sz="0" w:space="0" w:color="000000"/>
-                <w:top w:val="none" w:sz="0" w:space="0" w:color="000000"/>
-                <w:left w:val="none" w:sz="0" w:space="0" w:color="000000"/>
-                <w:right w:val="none" w:sz="0" w:space="0" w:color="000000"/>
-              </w:pBdr>
-              <w:spacing w:after="100" w:before="100" w:line="240"/>
-              <w:ind w:left="100" w:right="100" w:firstLine="0" w:firstLineChars="0"/>
-              <w:rPr>
-                <w:rFonts w:ascii="serif" w:hAnsi="serif" w:eastAsia="serif" w:cs="serif"/>
-                <w:i w:val="false"/>
-                <w:b w:val="true"/>
-                <w:u w:val="none"/>
-                <w:sz w:val="20"/>
-                <w:szCs w:val="20"/>
-                <w:color w:val="000000"/>
-              </w:rPr>
-            </w:pPr>
-            <w:r xmlns:w="http://schemas.openxmlformats.org/wordprocessingml/2006/main" xmlns:wp="http://schemas.openxmlformats.org/drawingml/2006/wordprocessingDrawing" xmlns:r="http://schemas.openxmlformats.org/officeDocument/2006/relationships" xmlns:w14="http://schemas.microsoft.com/office/word/2010/wordml">
-              <w:rPr>
-                <w:rFonts w:ascii="serif" w:hAnsi="serif" w:eastAsia="serif" w:cs="serif"/>
-                <w:i w:val="false"/>
-                <w:b w:val="true"/>
-                <w:u w:val="none"/>
-                <w:sz w:val="20"/>
-                <w:szCs w:val="20"/>
-                <w:color w:val="000000"/>
-              </w:rPr>
-              <w:t xml:space="preserve">Ratio</w:t>
-            </w:r>
-          </w:p>
-        </w:tc>
-        <w:tc>
-          <w:tcPr>
-            <w:tcBorders>
-              <w:bottom w:val="single" w:sz="12" w:space="0" w:color="666666"/>
-              <w:top w:val="single" w:sz="4" w:space="0" w:color="999999"/>
-              <w:left w:val="none" w:sz="0" w:space="0" w:color="000000"/>
-              <w:right w:val="none" w:sz="0" w:space="0" w:color="000000"/>
-            </w:tcBorders>
-            <w:shd w:val="clear" w:color="auto" w:fill="F2F2F2"/>
-            <w:tcMar>
-              <w:top w:w="0" w:type="dxa"/>
-              <w:bottom w:w="0" w:type="dxa"/>
-              <w:left w:w="0" w:type="dxa"/>
-              <w:right w:w="0" w:type="dxa"/>
-            </w:tcMar>
-            <w:vAlign w:val="center"/>
-          </w:tcPr>
-          <w:p>
-            <w:pPr>
-              <w:jc w:val="center"/>
-              <w:pBdr>
-                <w:bottom w:val="none" w:sz="0" w:space="0" w:color="000000"/>
-                <w:top w:val="none" w:sz="0" w:space="0" w:color="000000"/>
-                <w:left w:val="none" w:sz="0" w:space="0" w:color="000000"/>
-                <w:right w:val="none" w:sz="0" w:space="0" w:color="000000"/>
-              </w:pBdr>
-              <w:spacing w:after="100" w:before="100" w:line="240"/>
-              <w:ind w:left="100" w:right="100" w:firstLine="0" w:firstLineChars="0"/>
-              <w:rPr>
-                <w:rFonts w:ascii="serif" w:hAnsi="serif" w:eastAsia="serif" w:cs="serif"/>
-                <w:i w:val="false"/>
-                <w:b w:val="false"/>
-                <w:u w:val="none"/>
-                <w:sz w:val="20"/>
-                <w:szCs w:val="20"/>
-                <w:color w:val="000000"/>
-              </w:rPr>
-            </w:pPr>
-            <w:r xmlns:w="http://schemas.openxmlformats.org/wordprocessingml/2006/main" xmlns:wp="http://schemas.openxmlformats.org/drawingml/2006/wordprocessingDrawing" xmlns:r="http://schemas.openxmlformats.org/officeDocument/2006/relationships" xmlns:w14="http://schemas.microsoft.com/office/word/2010/wordml">
-              <w:rPr>
-                <w:rFonts w:ascii="serif" w:hAnsi="serif" w:eastAsia="serif" w:cs="serif"/>
-                <w:i w:val="false"/>
-                <w:b w:val="false"/>
-                <w:u w:val="none"/>
-                <w:sz w:val="20"/>
-                <w:szCs w:val="20"/>
-                <w:color w:val="000000"/>
-              </w:rPr>
-              <w:t xml:space="preserve">0.19</w:t>
-            </w:r>
-          </w:p>
-        </w:tc>
-        <w:tc>
-          <w:tcPr>
-            <w:tcBorders>
-              <w:bottom w:val="single" w:sz="12" w:space="0" w:color="666666"/>
-              <w:top w:val="single" w:sz="4" w:space="0" w:color="999999"/>
-              <w:left w:val="none" w:sz="0" w:space="0" w:color="000000"/>
-              <w:right w:val="none" w:sz="0" w:space="0" w:color="000000"/>
-            </w:tcBorders>
-            <w:shd w:val="clear" w:color="auto" w:fill="F2F2F2"/>
-            <w:tcMar>
-              <w:top w:w="0" w:type="dxa"/>
-              <w:bottom w:w="0" w:type="dxa"/>
-              <w:left w:w="0" w:type="dxa"/>
-              <w:right w:w="0" w:type="dxa"/>
-            </w:tcMar>
-            <w:vAlign w:val="center"/>
-          </w:tcPr>
-          <w:p>
-            <w:pPr>
-              <w:jc w:val="center"/>
-              <w:pBdr>
-                <w:bottom w:val="none" w:sz="0" w:space="0" w:color="000000"/>
-                <w:top w:val="none" w:sz="0" w:space="0" w:color="000000"/>
-                <w:left w:val="none" w:sz="0" w:space="0" w:color="000000"/>
-                <w:right w:val="none" w:sz="0" w:space="0" w:color="000000"/>
-              </w:pBdr>
-              <w:spacing w:after="100" w:before="100" w:line="240"/>
-              <w:ind w:left="100" w:right="100" w:firstLine="0" w:firstLineChars="0"/>
-              <w:rPr>
-                <w:rFonts w:ascii="serif" w:hAnsi="serif" w:eastAsia="serif" w:cs="serif"/>
-                <w:i w:val="false"/>
-                <w:b w:val="false"/>
-                <w:u w:val="none"/>
-                <w:sz w:val="20"/>
-                <w:szCs w:val="20"/>
-                <w:color w:val="000000"/>
-              </w:rPr>
-            </w:pPr>
-            <w:r xmlns:w="http://schemas.openxmlformats.org/wordprocessingml/2006/main" xmlns:wp="http://schemas.openxmlformats.org/drawingml/2006/wordprocessingDrawing" xmlns:r="http://schemas.openxmlformats.org/officeDocument/2006/relationships" xmlns:w14="http://schemas.microsoft.com/office/word/2010/wordml">
-              <w:rPr>
-                <w:rFonts w:ascii="serif" w:hAnsi="serif" w:eastAsia="serif" w:cs="serif"/>
-                <w:i w:val="false"/>
-                <w:b w:val="false"/>
-                <w:u w:val="none"/>
-                <w:sz w:val="20"/>
-                <w:szCs w:val="20"/>
-                <w:color w:val="000000"/>
-              </w:rPr>
-              <w:t xml:space="preserve">0.18</w:t>
-            </w:r>
-          </w:p>
-        </w:tc>
-        <w:tc>
-          <w:tcPr>
-            <w:tcBorders>
-              <w:bottom w:val="single" w:sz="12" w:space="0" w:color="666666"/>
-              <w:top w:val="single" w:sz="4" w:space="0" w:color="999999"/>
-              <w:left w:val="none" w:sz="0" w:space="0" w:color="000000"/>
-              <w:right w:val="none" w:sz="0" w:space="0" w:color="000000"/>
-            </w:tcBorders>
-            <w:shd w:val="clear" w:color="auto" w:fill="F2F2F2"/>
-            <w:tcMar>
-              <w:top w:w="0" w:type="dxa"/>
-              <w:bottom w:w="0" w:type="dxa"/>
-              <w:left w:w="0" w:type="dxa"/>
-              <w:right w:w="0" w:type="dxa"/>
-            </w:tcMar>
-            <w:vAlign w:val="center"/>
-          </w:tcPr>
-          <w:p>
-            <w:pPr>
-              <w:jc w:val="center"/>
-              <w:pBdr>
-                <w:bottom w:val="none" w:sz="0" w:space="0" w:color="000000"/>
-                <w:top w:val="none" w:sz="0" w:space="0" w:color="000000"/>
-                <w:left w:val="none" w:sz="0" w:space="0" w:color="000000"/>
-                <w:right w:val="none" w:sz="0" w:space="0" w:color="000000"/>
-              </w:pBdr>
-              <w:spacing w:after="100" w:before="100" w:line="240"/>
-              <w:ind w:left="100" w:right="100" w:firstLine="0" w:firstLineChars="0"/>
-              <w:rPr>
-                <w:rFonts w:ascii="serif" w:hAnsi="serif" w:eastAsia="serif" w:cs="serif"/>
-                <w:i w:val="false"/>
-                <w:b w:val="false"/>
-                <w:u w:val="none"/>
-                <w:sz w:val="20"/>
-                <w:szCs w:val="20"/>
-                <w:color w:val="000000"/>
-              </w:rPr>
-            </w:pPr>
-            <w:r xmlns:w="http://schemas.openxmlformats.org/wordprocessingml/2006/main" xmlns:wp="http://schemas.openxmlformats.org/drawingml/2006/wordprocessingDrawing" xmlns:r="http://schemas.openxmlformats.org/officeDocument/2006/relationships" xmlns:w14="http://schemas.microsoft.com/office/word/2010/wordml">
-              <w:rPr>
-                <w:rFonts w:ascii="serif" w:hAnsi="serif" w:eastAsia="serif" w:cs="serif"/>
-                <w:i w:val="false"/>
-                <w:b w:val="false"/>
-                <w:u w:val="none"/>
-                <w:sz w:val="20"/>
-                <w:szCs w:val="20"/>
-                <w:color w:val="000000"/>
-              </w:rPr>
-              <w:t xml:space="preserve">0.09</w:t>
-            </w:r>
-          </w:p>
-        </w:tc>
-        <w:tc>
-          <w:tcPr>
-            <w:tcBorders>
-              <w:bottom w:val="single" w:sz="12" w:space="0" w:color="666666"/>
-              <w:top w:val="single" w:sz="4" w:space="0" w:color="999999"/>
-              <w:left w:val="none" w:sz="0" w:space="0" w:color="000000"/>
-              <w:right w:val="none" w:sz="0" w:space="0" w:color="000000"/>
-            </w:tcBorders>
-            <w:shd w:val="clear" w:color="auto" w:fill="F2F2F2"/>
-            <w:tcMar>
-              <w:top w:w="0" w:type="dxa"/>
-              <w:bottom w:w="0" w:type="dxa"/>
-              <w:left w:w="0" w:type="dxa"/>
-              <w:right w:w="0" w:type="dxa"/>
-            </w:tcMar>
-            <w:vAlign w:val="center"/>
-          </w:tcPr>
-          <w:p>
-            <w:pPr>
-              <w:jc w:val="center"/>
-              <w:pBdr>
-                <w:bottom w:val="none" w:sz="0" w:space="0" w:color="000000"/>
-                <w:top w:val="none" w:sz="0" w:space="0" w:color="000000"/>
-                <w:left w:val="none" w:sz="0" w:space="0" w:color="000000"/>
-                <w:right w:val="none" w:sz="0" w:space="0" w:color="000000"/>
-              </w:pBdr>
-              <w:spacing w:after="100" w:before="100" w:line="240"/>
-              <w:ind w:left="100" w:right="100" w:firstLine="0" w:firstLineChars="0"/>
-              <w:rPr>
-                <w:rFonts w:ascii="serif" w:hAnsi="serif" w:eastAsia="serif" w:cs="serif"/>
-                <w:i w:val="false"/>
-                <w:b w:val="false"/>
-                <w:u w:val="none"/>
-                <w:sz w:val="20"/>
-                <w:szCs w:val="20"/>
-                <w:color w:val="000000"/>
-              </w:rPr>
-            </w:pPr>
-            <w:r xmlns:w="http://schemas.openxmlformats.org/wordprocessingml/2006/main" xmlns:wp="http://schemas.openxmlformats.org/drawingml/2006/wordprocessingDrawing" xmlns:r="http://schemas.openxmlformats.org/officeDocument/2006/relationships" xmlns:w14="http://schemas.microsoft.com/office/word/2010/wordml">
-              <w:rPr>
-                <w:rFonts w:ascii="serif" w:hAnsi="serif" w:eastAsia="serif" w:cs="serif"/>
-                <w:i w:val="false"/>
-                <w:b w:val="false"/>
-                <w:u w:val="none"/>
-                <w:sz w:val="20"/>
-                <w:szCs w:val="20"/>
-                <w:color w:val="000000"/>
-              </w:rPr>
-              <w:t xml:space="preserve">0.19</w:t>
-            </w:r>
-          </w:p>
-        </w:tc>
-        <w:tc>
-          <w:tcPr>
-            <w:tcBorders>
-              <w:bottom w:val="single" w:sz="12" w:space="0" w:color="666666"/>
-              <w:top w:val="single" w:sz="4" w:space="0" w:color="999999"/>
-              <w:left w:val="none" w:sz="0" w:space="0" w:color="000000"/>
-              <w:right w:val="none" w:sz="0" w:space="0" w:color="000000"/>
-            </w:tcBorders>
-            <w:shd w:val="clear" w:color="auto" w:fill="F2F2F2"/>
-            <w:tcMar>
-              <w:top w:w="0" w:type="dxa"/>
-              <w:bottom w:w="0" w:type="dxa"/>
-              <w:left w:w="0" w:type="dxa"/>
-              <w:right w:w="0" w:type="dxa"/>
-            </w:tcMar>
-            <w:vAlign w:val="center"/>
-          </w:tcPr>
-          <w:p>
-            <w:pPr>
-              <w:jc w:val="center"/>
-              <w:pBdr>
-                <w:bottom w:val="none" w:sz="0" w:space="0" w:color="000000"/>
-                <w:top w:val="none" w:sz="0" w:space="0" w:color="000000"/>
-                <w:left w:val="none" w:sz="0" w:space="0" w:color="000000"/>
-                <w:right w:val="none" w:sz="0" w:space="0" w:color="000000"/>
-              </w:pBdr>
-              <w:spacing w:after="100" w:before="100" w:line="240"/>
-              <w:ind w:left="100" w:right="100" w:firstLine="0" w:firstLineChars="0"/>
-              <w:rPr>
-                <w:rFonts w:ascii="serif" w:hAnsi="serif" w:eastAsia="serif" w:cs="serif"/>
-                <w:i w:val="false"/>
-                <w:b w:val="false"/>
-                <w:u w:val="none"/>
-                <w:sz w:val="20"/>
-                <w:szCs w:val="20"/>
-                <w:color w:val="000000"/>
-              </w:rPr>
-            </w:pPr>
-            <w:r xmlns:w="http://schemas.openxmlformats.org/wordprocessingml/2006/main" xmlns:wp="http://schemas.openxmlformats.org/drawingml/2006/wordprocessingDrawing" xmlns:r="http://schemas.openxmlformats.org/officeDocument/2006/relationships" xmlns:w14="http://schemas.microsoft.com/office/word/2010/wordml">
-              <w:rPr>
-                <w:rFonts w:ascii="serif" w:hAnsi="serif" w:eastAsia="serif" w:cs="serif"/>
-                <w:i w:val="false"/>
-                <w:b w:val="false"/>
-                <w:u w:val="none"/>
-                <w:sz w:val="20"/>
-                <w:szCs w:val="20"/>
-                <w:color w:val="000000"/>
-              </w:rPr>
-              <w:t xml:space="preserve">2.44</w:t>
-            </w:r>
-          </w:p>
-        </w:tc>
-        <w:tc>
-          <w:tcPr>
-            <w:tcBorders>
-              <w:bottom w:val="single" w:sz="12" w:space="0" w:color="666666"/>
-              <w:top w:val="single" w:sz="4" w:space="0" w:color="999999"/>
-              <w:left w:val="none" w:sz="0" w:space="0" w:color="000000"/>
-              <w:right w:val="none" w:sz="0" w:space="0" w:color="000000"/>
-            </w:tcBorders>
-            <w:shd w:val="clear" w:color="auto" w:fill="F2F2F2"/>
-            <w:tcMar>
-              <w:top w:w="0" w:type="dxa"/>
-              <w:bottom w:w="0" w:type="dxa"/>
-              <w:left w:w="0" w:type="dxa"/>
-              <w:right w:w="0" w:type="dxa"/>
-            </w:tcMar>
-            <w:vAlign w:val="center"/>
-          </w:tcPr>
-          <w:p>
-            <w:pPr>
-              <w:jc w:val="center"/>
-              <w:pBdr>
-                <w:bottom w:val="none" w:sz="0" w:space="0" w:color="000000"/>
-                <w:top w:val="none" w:sz="0" w:space="0" w:color="000000"/>
-                <w:left w:val="none" w:sz="0" w:space="0" w:color="000000"/>
-                <w:right w:val="none" w:sz="0" w:space="0" w:color="000000"/>
-              </w:pBdr>
-              <w:spacing w:after="100" w:before="100" w:line="240"/>
-              <w:ind w:left="100" w:right="100" w:firstLine="0" w:firstLineChars="0"/>
-              <w:rPr>
-                <w:rFonts w:ascii="serif" w:hAnsi="serif" w:eastAsia="serif" w:cs="serif"/>
-                <w:i w:val="false"/>
-                <w:b w:val="false"/>
-                <w:u w:val="none"/>
-                <w:sz w:val="20"/>
-                <w:szCs w:val="20"/>
-                <w:color w:val="000000"/>
-              </w:rPr>
-            </w:pPr>
-            <w:r xmlns:w="http://schemas.openxmlformats.org/wordprocessingml/2006/main" xmlns:wp="http://schemas.openxmlformats.org/drawingml/2006/wordprocessingDrawing" xmlns:r="http://schemas.openxmlformats.org/officeDocument/2006/relationships" xmlns:w14="http://schemas.microsoft.com/office/word/2010/wordml">
-              <w:rPr>
-                <w:rFonts w:ascii="serif" w:hAnsi="serif" w:eastAsia="serif" w:cs="serif"/>
-                <w:i w:val="false"/>
-                <w:b w:val="false"/>
-                <w:u w:val="none"/>
-                <w:sz w:val="20"/>
-                <w:szCs w:val="20"/>
-                <w:color w:val="000000"/>
-              </w:rPr>
-              <w:t xml:space="preserve">3.18</w:t>
-            </w:r>
-          </w:p>
-        </w:tc>
-      </w:tr>
-    </w:tbl>
-    <w:p>
-      <w:pPr>
-        <w:pStyle w:val="BodyText"/>
-      </w:pPr>
-      <w:r>
-        <w:rPr>
-          <w:i/>
-          <w:iCs/>
-        </w:rPr>
-        <w:t xml:space="preserve">Note: All values are weighted using PSID family and clan weights and pooled across all years. Income and wealth are size-standardised (divided by household or clan size). Wealth includes home equity.</w:t>
-      </w:r>
-      <w:r>
-        <w:rPr>
-          <w:i/>
-          <w:iCs/>
-        </w:rPr>
-        <w:t xml:space="preserve"> </w:t>
-      </w:r>
-      <w:r>
-        <w:rPr>
-          <w:i/>
-          <w:iCs/>
-        </w:rPr>
-        <w:t xml:space="preserve">‘0 Wealth’</w:t>
-      </w:r>
-      <w:r>
-        <w:rPr>
-          <w:i/>
-          <w:iCs/>
-        </w:rPr>
-        <w:t xml:space="preserve"> </w:t>
-      </w:r>
-      <w:r>
-        <w:rPr>
-          <w:i/>
-          <w:iCs/>
-        </w:rPr>
-        <w:t xml:space="preserve">indicates wealth &lt;= 0. Ratio row shows Black / Non-Black.</w:t>
-      </w:r>
-    </w:p>
-    <w:p>
-      <w:pPr>
-        <w:pStyle w:val="BodyText"/>
-      </w:pPr>
-      <w:r>
-        <w:rPr>
-          <w:i/>
-          <w:iCs/>
-        </w:rPr>
-        <w:t xml:space="preserve">We are really talking about the racial wealth, not income, gap. It would probably make sense to exclude the table below but it is here in case you want to see it. The race ratio for clans is</w:t>
-      </w:r>
-      <w:r>
-        <w:rPr>
-          <w:i/>
-          <w:iCs/>
-        </w:rPr>
-        <w:t xml:space="preserve"> </w:t>
-      </w:r>
-      <w:r>
-        <w:rPr>
-          <w:b/>
-          <w:bCs/>
-          <w:i/>
-          <w:iCs/>
-        </w:rPr>
-        <w:t xml:space="preserve">worse</w:t>
-      </w:r>
-      <w:r>
-        <w:rPr>
-          <w:i/>
-          <w:iCs/>
-        </w:rPr>
-        <w:t xml:space="preserve"> </w:t>
-      </w:r>
-      <w:r>
-        <w:rPr>
-          <w:i/>
-          <w:iCs/>
-        </w:rPr>
-        <w:t xml:space="preserve">than it is for households for income.</w:t>
-      </w:r>
-    </w:p>
-    <w:p xmlns:w="http://schemas.openxmlformats.org/wordprocessingml/2006/main" xmlns:wp="http://schemas.openxmlformats.org/drawingml/2006/wordprocessingDrawing" xmlns:r="http://schemas.openxmlformats.org/officeDocument/2006/relationships" xmlns:w14="http://schemas.microsoft.com/office/word/2010/wordml">
-      <w:pPr>
-        <w:pStyle w:val="TableCaption"/>
-        <w:jc w:val="center"/>
-        <w:keepNext/>
-        <w:pBdr>
-          <w:bottom w:val="none" w:sz="0" w:space="0" w:color="000000"/>
-          <w:top w:val="none" w:sz="0" w:space="0" w:color="000000"/>
-          <w:left w:val="none" w:sz="0" w:space="0" w:color="000000"/>
-          <w:right w:val="none" w:sz="0" w:space="0" w:color="000000"/>
-        </w:pBdr>
-        <w:spacing w:after="60" w:before="60" w:line="240"/>
-        <w:ind w:left="60" w:right="60" w:firstLine="0" w:firstLineChars="0"/>
-      </w:pPr>
-      <w:r>
-        <w:t xml:space="preserve">Table B. Mean and Median Income by Race: Households vs. Clans</w:t>
-      </w:r>
-    </w:p>
-    <w:tbl xmlns:w="http://schemas.openxmlformats.org/wordprocessingml/2006/main" xmlns:r="http://schemas.openxmlformats.org/officeDocument/2006/relationships" xmlns:w14="http://schemas.microsoft.com/office/word/2010/wordml" xmlns:wp="http://schemas.openxmlformats.org/drawingml/2006/wordprocessingDrawing" xmlns:a="http://schemas.openxmlformats.org/drawingml/2006/main" xmlns:pic="http://schemas.openxmlformats.org/drawingml/2006/picture">
-      <w:tblPr>
-        <w:tblLayout w:type="fixed"/>
-        <w:jc w:val="center"/>
-        <w:tblLook w:firstRow="1" w:lastRow="0" w:firstColumn="0" w:lastColumn="0" w:noHBand="0" w:noVBand="1"/>
-      </w:tblPr>
-      <w:tblGrid>
-        <w:gridCol w:w="1080"/>
-        <w:gridCol w:w="1080"/>
-        <w:gridCol w:w="1080"/>
-        <w:gridCol w:w="1080"/>
-        <w:gridCol w:w="1080"/>
-      </w:tblGrid>
-      <w:tr>
-        <w:trPr>
-          <w:trHeight w:val="360" w:hRule="auto"/>
-          <w:tblHeader/>
-        </w:trPr>
-        header1
-        <w:tc>
-          <w:tcPr>
-            <w:tcBorders>
-              <w:bottom w:val="single" w:sz="12" w:space="0" w:color="666666"/>
-              <w:top w:val="single" w:sz="12" w:space="0" w:color="666666"/>
-              <w:left w:val="none" w:sz="0" w:space="0" w:color="000000"/>
-              <w:right w:val="none" w:sz="0" w:space="0" w:color="000000"/>
-            </w:tcBorders>
-            <w:shd w:val="clear" w:color="auto" w:fill="F2F2F2"/>
-            <w:tcMar>
-              <w:top w:w="0" w:type="dxa"/>
-              <w:bottom w:w="0" w:type="dxa"/>
-              <w:left w:w="0" w:type="dxa"/>
-              <w:right w:w="0" w:type="dxa"/>
-            </w:tcMar>
-            <w:vAlign w:val="center"/>
-          </w:tcPr>
-          <w:p>
-            <w:pPr>
-              <w:jc w:val="center"/>
-              <w:pBdr>
-                <w:bottom w:val="none" w:sz="0" w:space="0" w:color="000000"/>
-                <w:top w:val="none" w:sz="0" w:space="0" w:color="000000"/>
-                <w:left w:val="none" w:sz="0" w:space="0" w:color="000000"/>
-                <w:right w:val="none" w:sz="0" w:space="0" w:color="000000"/>
-              </w:pBdr>
-              <w:spacing w:after="100" w:before="100" w:line="240"/>
-              <w:ind w:left="100" w:right="100" w:firstLine="0" w:firstLineChars="0"/>
-              <w:rPr>
-                <w:rFonts w:ascii="serif" w:hAnsi="serif" w:eastAsia="serif" w:cs="serif"/>
-                <w:i w:val="false"/>
-                <w:b w:val="true"/>
-                <w:u w:val="none"/>
-                <w:sz w:val="20"/>
-                <w:szCs w:val="20"/>
-                <w:color w:val="000000"/>
-              </w:rPr>
-            </w:pPr>
-            <w:r xmlns:w="http://schemas.openxmlformats.org/wordprocessingml/2006/main" xmlns:wp="http://schemas.openxmlformats.org/drawingml/2006/wordprocessingDrawing" xmlns:r="http://schemas.openxmlformats.org/officeDocument/2006/relationships" xmlns:w14="http://schemas.microsoft.com/office/word/2010/wordml">
-              <w:rPr>
-                <w:rFonts w:ascii="serif" w:hAnsi="serif" w:eastAsia="serif" w:cs="serif"/>
-                <w:i w:val="false"/>
-                <w:b w:val="true"/>
-                <w:u w:val="none"/>
-                <w:sz w:val="20"/>
-                <w:szCs w:val="20"/>
-                <w:color w:val="000000"/>
-              </w:rPr>
-              <w:t xml:space="preserve">Group</w:t>
-            </w:r>
-          </w:p>
-        </w:tc>
-        <w:tc>
-          <w:tcPr>
-            <w:tcBorders>
-              <w:bottom w:val="single" w:sz="12" w:space="0" w:color="666666"/>
-              <w:top w:val="single" w:sz="12" w:space="0" w:color="666666"/>
-              <w:left w:val="none" w:sz="0" w:space="0" w:color="000000"/>
-              <w:right w:val="none" w:sz="0" w:space="0" w:color="000000"/>
-            </w:tcBorders>
-            <w:shd w:val="clear" w:color="auto" w:fill="F2F2F2"/>
-            <w:tcMar>
-              <w:top w:w="0" w:type="dxa"/>
-              <w:bottom w:w="0" w:type="dxa"/>
-              <w:left w:w="0" w:type="dxa"/>
-              <w:right w:w="0" w:type="dxa"/>
-            </w:tcMar>
-            <w:vAlign w:val="center"/>
-          </w:tcPr>
-          <w:p>
-            <w:pPr>
-              <w:jc w:val="center"/>
-              <w:pBdr>
-                <w:bottom w:val="none" w:sz="0" w:space="0" w:color="000000"/>
-                <w:top w:val="none" w:sz="0" w:space="0" w:color="000000"/>
-                <w:left w:val="none" w:sz="0" w:space="0" w:color="000000"/>
-                <w:right w:val="none" w:sz="0" w:space="0" w:color="000000"/>
-              </w:pBdr>
-              <w:spacing w:after="100" w:before="100" w:line="240"/>
-              <w:ind w:left="100" w:right="100" w:firstLine="0" w:firstLineChars="0"/>
-              <w:rPr>
-                <w:rFonts w:ascii="serif" w:hAnsi="serif" w:eastAsia="serif" w:cs="serif"/>
-                <w:i w:val="false"/>
-                <w:b w:val="true"/>
-                <w:u w:val="none"/>
-                <w:sz w:val="20"/>
-                <w:szCs w:val="20"/>
-                <w:color w:val="000000"/>
-              </w:rPr>
-            </w:pPr>
-            <w:r xmlns:w="http://schemas.openxmlformats.org/wordprocessingml/2006/main" xmlns:wp="http://schemas.openxmlformats.org/drawingml/2006/wordprocessingDrawing" xmlns:r="http://schemas.openxmlformats.org/officeDocument/2006/relationships" xmlns:w14="http://schemas.microsoft.com/office/word/2010/wordml">
-              <w:rPr>
-                <w:rFonts w:ascii="serif" w:hAnsi="serif" w:eastAsia="serif" w:cs="serif"/>
-                <w:i w:val="false"/>
-                <w:b w:val="true"/>
-                <w:u w:val="none"/>
-                <w:sz w:val="20"/>
-                <w:szCs w:val="20"/>
-                <w:color w:val="000000"/>
-              </w:rPr>
-              <w:t xml:space="preserve">Mean Income HH</w:t>
-            </w:r>
-          </w:p>
-        </w:tc>
-        <w:tc>
-          <w:tcPr>
-            <w:tcBorders>
-              <w:bottom w:val="single" w:sz="12" w:space="0" w:color="666666"/>
-              <w:top w:val="single" w:sz="12" w:space="0" w:color="666666"/>
-              <w:left w:val="none" w:sz="0" w:space="0" w:color="000000"/>
-              <w:right w:val="none" w:sz="0" w:space="0" w:color="000000"/>
-            </w:tcBorders>
-            <w:shd w:val="clear" w:color="auto" w:fill="F2F2F2"/>
-            <w:tcMar>
-              <w:top w:w="0" w:type="dxa"/>
-              <w:bottom w:w="0" w:type="dxa"/>
-              <w:left w:w="0" w:type="dxa"/>
-              <w:right w:w="0" w:type="dxa"/>
-            </w:tcMar>
-            <w:vAlign w:val="center"/>
-          </w:tcPr>
-          <w:p>
-            <w:pPr>
-              <w:jc w:val="center"/>
-              <w:pBdr>
-                <w:bottom w:val="none" w:sz="0" w:space="0" w:color="000000"/>
-                <w:top w:val="none" w:sz="0" w:space="0" w:color="000000"/>
-                <w:left w:val="none" w:sz="0" w:space="0" w:color="000000"/>
-                <w:right w:val="none" w:sz="0" w:space="0" w:color="000000"/>
-              </w:pBdr>
-              <w:spacing w:after="100" w:before="100" w:line="240"/>
-              <w:ind w:left="100" w:right="100" w:firstLine="0" w:firstLineChars="0"/>
-              <w:rPr>
-                <w:rFonts w:ascii="serif" w:hAnsi="serif" w:eastAsia="serif" w:cs="serif"/>
-                <w:i w:val="false"/>
-                <w:b w:val="true"/>
-                <w:u w:val="none"/>
-                <w:sz w:val="20"/>
-                <w:szCs w:val="20"/>
-                <w:color w:val="000000"/>
-              </w:rPr>
-            </w:pPr>
-            <w:r xmlns:w="http://schemas.openxmlformats.org/wordprocessingml/2006/main" xmlns:wp="http://schemas.openxmlformats.org/drawingml/2006/wordprocessingDrawing" xmlns:r="http://schemas.openxmlformats.org/officeDocument/2006/relationships" xmlns:w14="http://schemas.microsoft.com/office/word/2010/wordml">
-              <w:rPr>
-                <w:rFonts w:ascii="serif" w:hAnsi="serif" w:eastAsia="serif" w:cs="serif"/>
-                <w:i w:val="false"/>
-                <w:b w:val="true"/>
-                <w:u w:val="none"/>
-                <w:sz w:val="20"/>
-                <w:szCs w:val="20"/>
-                <w:color w:val="000000"/>
-              </w:rPr>
-              <w:t xml:space="preserve">Mean Income Clan</w:t>
-            </w:r>
-          </w:p>
-        </w:tc>
-        <w:tc>
-          <w:tcPr>
-            <w:tcBorders>
-              <w:bottom w:val="single" w:sz="12" w:space="0" w:color="666666"/>
-              <w:top w:val="single" w:sz="12" w:space="0" w:color="666666"/>
-              <w:left w:val="none" w:sz="0" w:space="0" w:color="000000"/>
-              <w:right w:val="none" w:sz="0" w:space="0" w:color="000000"/>
-            </w:tcBorders>
-            <w:shd w:val="clear" w:color="auto" w:fill="F2F2F2"/>
-            <w:tcMar>
-              <w:top w:w="0" w:type="dxa"/>
-              <w:bottom w:w="0" w:type="dxa"/>
-              <w:left w:w="0" w:type="dxa"/>
-              <w:right w:w="0" w:type="dxa"/>
-            </w:tcMar>
-            <w:vAlign w:val="center"/>
-          </w:tcPr>
-          <w:p>
-            <w:pPr>
-              <w:jc w:val="center"/>
-              <w:pBdr>
-                <w:bottom w:val="none" w:sz="0" w:space="0" w:color="000000"/>
-                <w:top w:val="none" w:sz="0" w:space="0" w:color="000000"/>
-                <w:left w:val="none" w:sz="0" w:space="0" w:color="000000"/>
-                <w:right w:val="none" w:sz="0" w:space="0" w:color="000000"/>
-              </w:pBdr>
-              <w:spacing w:after="100" w:before="100" w:line="240"/>
-              <w:ind w:left="100" w:right="100" w:firstLine="0" w:firstLineChars="0"/>
-              <w:rPr>
-                <w:rFonts w:ascii="serif" w:hAnsi="serif" w:eastAsia="serif" w:cs="serif"/>
-                <w:i w:val="false"/>
-                <w:b w:val="true"/>
-                <w:u w:val="none"/>
-                <w:sz w:val="20"/>
-                <w:szCs w:val="20"/>
-                <w:color w:val="000000"/>
-              </w:rPr>
-            </w:pPr>
-            <w:r xmlns:w="http://schemas.openxmlformats.org/wordprocessingml/2006/main" xmlns:wp="http://schemas.openxmlformats.org/drawingml/2006/wordprocessingDrawing" xmlns:r="http://schemas.openxmlformats.org/officeDocument/2006/relationships" xmlns:w14="http://schemas.microsoft.com/office/word/2010/wordml">
-              <w:rPr>
-                <w:rFonts w:ascii="serif" w:hAnsi="serif" w:eastAsia="serif" w:cs="serif"/>
-                <w:i w:val="false"/>
-                <w:b w:val="true"/>
-                <w:u w:val="none"/>
-                <w:sz w:val="20"/>
-                <w:szCs w:val="20"/>
-                <w:color w:val="000000"/>
-              </w:rPr>
-              <w:t xml:space="preserve">Median Income HH</w:t>
-            </w:r>
-          </w:p>
-        </w:tc>
-        <w:tc>
-          <w:tcPr>
-            <w:tcBorders>
-              <w:bottom w:val="single" w:sz="12" w:space="0" w:color="666666"/>
-              <w:top w:val="single" w:sz="12" w:space="0" w:color="666666"/>
-              <w:left w:val="none" w:sz="0" w:space="0" w:color="000000"/>
-              <w:right w:val="none" w:sz="0" w:space="0" w:color="000000"/>
-            </w:tcBorders>
-            <w:shd w:val="clear" w:color="auto" w:fill="F2F2F2"/>
-            <w:tcMar>
-              <w:top w:w="0" w:type="dxa"/>
-              <w:bottom w:w="0" w:type="dxa"/>
-              <w:left w:w="0" w:type="dxa"/>
-              <w:right w:w="0" w:type="dxa"/>
-            </w:tcMar>
-            <w:vAlign w:val="center"/>
-          </w:tcPr>
-          <w:p>
-            <w:pPr>
-              <w:jc w:val="center"/>
-              <w:pBdr>
-                <w:bottom w:val="none" w:sz="0" w:space="0" w:color="000000"/>
-                <w:top w:val="none" w:sz="0" w:space="0" w:color="000000"/>
-                <w:left w:val="none" w:sz="0" w:space="0" w:color="000000"/>
-                <w:right w:val="none" w:sz="0" w:space="0" w:color="000000"/>
-              </w:pBdr>
-              <w:spacing w:after="100" w:before="100" w:line="240"/>
-              <w:ind w:left="100" w:right="100" w:firstLine="0" w:firstLineChars="0"/>
-              <w:rPr>
-                <w:rFonts w:ascii="serif" w:hAnsi="serif" w:eastAsia="serif" w:cs="serif"/>
-                <w:i w:val="false"/>
-                <w:b w:val="true"/>
-                <w:u w:val="none"/>
-                <w:sz w:val="20"/>
-                <w:szCs w:val="20"/>
-                <w:color w:val="000000"/>
-              </w:rPr>
-            </w:pPr>
-            <w:r xmlns:w="http://schemas.openxmlformats.org/wordprocessingml/2006/main" xmlns:wp="http://schemas.openxmlformats.org/drawingml/2006/wordprocessingDrawing" xmlns:r="http://schemas.openxmlformats.org/officeDocument/2006/relationships" xmlns:w14="http://schemas.microsoft.com/office/word/2010/wordml">
-              <w:rPr>
-                <w:rFonts w:ascii="serif" w:hAnsi="serif" w:eastAsia="serif" w:cs="serif"/>
-                <w:i w:val="false"/>
-                <w:b w:val="true"/>
-                <w:u w:val="none"/>
-                <w:sz w:val="20"/>
-                <w:szCs w:val="20"/>
-                <w:color w:val="000000"/>
-              </w:rPr>
-              <w:t xml:space="preserve">Median Income Clan</w:t>
-            </w:r>
-          </w:p>
-        </w:tc>
-      </w:tr>
-      <w:tr>
-        <w:trPr>
-          <w:trHeight w:val="360" w:hRule="auto"/>
-        </w:trPr>
-        body1
-        <w:tc>
-          <w:tcPr>
-            <w:tcBorders>
-              <w:bottom w:val="none" w:sz="0" w:space="0" w:color="000000"/>
-              <w:top w:val="single" w:sz="12" w:space="0" w:color="666666"/>
-              <w:left w:val="none" w:sz="0" w:space="0" w:color="000000"/>
-              <w:right w:val="none" w:sz="0" w:space="0" w:color="000000"/>
-            </w:tcBorders>
-            <w:shd w:val="clear" w:color="auto" w:fill="FFFFFF"/>
-            <w:tcMar>
-              <w:top w:w="0" w:type="dxa"/>
-              <w:bottom w:w="0" w:type="dxa"/>
-              <w:left w:w="0" w:type="dxa"/>
-              <w:right w:w="0" w:type="dxa"/>
-            </w:tcMar>
-            <w:vAlign w:val="center"/>
-          </w:tcPr>
-          <w:p>
-            <w:pPr>
-              <w:jc w:val="left"/>
-              <w:pBdr>
-                <w:bottom w:val="none" w:sz="0" w:space="0" w:color="000000"/>
-                <w:top w:val="none" w:sz="0" w:space="0" w:color="000000"/>
-                <w:left w:val="none" w:sz="0" w:space="0" w:color="000000"/>
-                <w:right w:val="none" w:sz="0" w:space="0" w:color="000000"/>
-              </w:pBdr>
-              <w:spacing w:after="100" w:before="100" w:line="240"/>
-              <w:ind w:left="100" w:right="100" w:firstLine="0" w:firstLineChars="0"/>
-              <w:rPr>
-                <w:rFonts w:ascii="serif" w:hAnsi="serif" w:eastAsia="serif" w:cs="serif"/>
-                <w:i w:val="false"/>
-                <w:b w:val="true"/>
-                <w:u w:val="none"/>
-                <w:sz w:val="20"/>
-                <w:szCs w:val="20"/>
-                <w:color w:val="000000"/>
-              </w:rPr>
-            </w:pPr>
-            <w:r xmlns:w="http://schemas.openxmlformats.org/wordprocessingml/2006/main" xmlns:wp="http://schemas.openxmlformats.org/drawingml/2006/wordprocessingDrawing" xmlns:r="http://schemas.openxmlformats.org/officeDocument/2006/relationships" xmlns:w14="http://schemas.microsoft.com/office/word/2010/wordml">
-              <w:rPr>
-                <w:rFonts w:ascii="serif" w:hAnsi="serif" w:eastAsia="serif" w:cs="serif"/>
-                <w:i w:val="false"/>
-                <w:b w:val="true"/>
-                <w:u w:val="none"/>
-                <w:sz w:val="20"/>
-                <w:szCs w:val="20"/>
-                <w:color w:val="000000"/>
-              </w:rPr>
-              <w:t xml:space="preserve">Black</w:t>
-            </w:r>
-          </w:p>
-        </w:tc>
-        <w:tc>
-          <w:tcPr>
-            <w:tcBorders>
-              <w:bottom w:val="none" w:sz="0" w:space="0" w:color="000000"/>
-              <w:top w:val="single" w:sz="12" w:space="0" w:color="666666"/>
-              <w:left w:val="none" w:sz="0" w:space="0" w:color="000000"/>
-              <w:right w:val="none" w:sz="0" w:space="0" w:color="000000"/>
-            </w:tcBorders>
-            <w:shd w:val="clear" w:color="auto" w:fill="FFFFFF"/>
-            <w:tcMar>
-              <w:top w:w="0" w:type="dxa"/>
-              <w:bottom w:w="0" w:type="dxa"/>
-              <w:left w:w="0" w:type="dxa"/>
-              <w:right w:w="0" w:type="dxa"/>
-            </w:tcMar>
-            <w:vAlign w:val="center"/>
-          </w:tcPr>
-          <w:p>
-            <w:pPr>
-              <w:jc w:val="center"/>
-              <w:pBdr>
-                <w:bottom w:val="none" w:sz="0" w:space="0" w:color="000000"/>
-                <w:top w:val="none" w:sz="0" w:space="0" w:color="000000"/>
-                <w:left w:val="none" w:sz="0" w:space="0" w:color="000000"/>
-                <w:right w:val="none" w:sz="0" w:space="0" w:color="000000"/>
-              </w:pBdr>
-              <w:spacing w:after="100" w:before="100" w:line="240"/>
-              <w:ind w:left="100" w:right="100" w:firstLine="0" w:firstLineChars="0"/>
-              <w:rPr>
-                <w:rFonts w:ascii="serif" w:hAnsi="serif" w:eastAsia="serif" w:cs="serif"/>
-                <w:i w:val="false"/>
-                <w:b w:val="false"/>
-                <w:u w:val="none"/>
-                <w:sz w:val="20"/>
-                <w:szCs w:val="20"/>
-                <w:color w:val="000000"/>
-              </w:rPr>
-            </w:pPr>
-            <w:r xmlns:w="http://schemas.openxmlformats.org/wordprocessingml/2006/main" xmlns:wp="http://schemas.openxmlformats.org/drawingml/2006/wordprocessingDrawing" xmlns:r="http://schemas.openxmlformats.org/officeDocument/2006/relationships" xmlns:w14="http://schemas.microsoft.com/office/word/2010/wordml">
-              <w:rPr>
-                <w:rFonts w:ascii="serif" w:hAnsi="serif" w:eastAsia="serif" w:cs="serif"/>
-                <w:i w:val="false"/>
-                <w:b w:val="false"/>
-                <w:u w:val="none"/>
-                <w:sz w:val="20"/>
-                <w:szCs w:val="20"/>
-                <w:color w:val="000000"/>
-              </w:rPr>
-              <w:t xml:space="preserve">36,205</w:t>
-            </w:r>
-          </w:p>
-        </w:tc>
-        <w:tc>
-          <w:tcPr>
-            <w:tcBorders>
-              <w:bottom w:val="none" w:sz="0" w:space="0" w:color="000000"/>
-              <w:top w:val="single" w:sz="12" w:space="0" w:color="666666"/>
-              <w:left w:val="none" w:sz="0" w:space="0" w:color="000000"/>
-              <w:right w:val="none" w:sz="0" w:space="0" w:color="000000"/>
-            </w:tcBorders>
-            <w:shd w:val="clear" w:color="auto" w:fill="FFFFFF"/>
-            <w:tcMar>
-              <w:top w:w="0" w:type="dxa"/>
-              <w:bottom w:w="0" w:type="dxa"/>
-              <w:left w:w="0" w:type="dxa"/>
-              <w:right w:w="0" w:type="dxa"/>
-            </w:tcMar>
-            <w:vAlign w:val="center"/>
-          </w:tcPr>
-          <w:p>
-            <w:pPr>
-              <w:jc w:val="center"/>
-              <w:pBdr>
-                <w:bottom w:val="none" w:sz="0" w:space="0" w:color="000000"/>
-                <w:top w:val="none" w:sz="0" w:space="0" w:color="000000"/>
-                <w:left w:val="none" w:sz="0" w:space="0" w:color="000000"/>
-                <w:right w:val="none" w:sz="0" w:space="0" w:color="000000"/>
-              </w:pBdr>
-              <w:spacing w:after="100" w:before="100" w:line="240"/>
-              <w:ind w:left="100" w:right="100" w:firstLine="0" w:firstLineChars="0"/>
-              <w:rPr>
-                <w:rFonts w:ascii="serif" w:hAnsi="serif" w:eastAsia="serif" w:cs="serif"/>
-                <w:i w:val="false"/>
-                <w:b w:val="false"/>
-                <w:u w:val="none"/>
-                <w:sz w:val="20"/>
-                <w:szCs w:val="20"/>
-                <w:color w:val="000000"/>
-              </w:rPr>
-            </w:pPr>
-            <w:r xmlns:w="http://schemas.openxmlformats.org/wordprocessingml/2006/main" xmlns:wp="http://schemas.openxmlformats.org/drawingml/2006/wordprocessingDrawing" xmlns:r="http://schemas.openxmlformats.org/officeDocument/2006/relationships" xmlns:w14="http://schemas.microsoft.com/office/word/2010/wordml">
-              <w:rPr>
-                <w:rFonts w:ascii="serif" w:hAnsi="serif" w:eastAsia="serif" w:cs="serif"/>
-                <w:i w:val="false"/>
-                <w:b w:val="false"/>
-                <w:u w:val="none"/>
-                <w:sz w:val="20"/>
-                <w:szCs w:val="20"/>
-                <w:color w:val="000000"/>
-              </w:rPr>
-              <w:t xml:space="preserve">60,000</w:t>
-            </w:r>
-          </w:p>
-        </w:tc>
-        <w:tc>
-          <w:tcPr>
-            <w:tcBorders>
-              <w:bottom w:val="none" w:sz="0" w:space="0" w:color="000000"/>
-              <w:top w:val="single" w:sz="12" w:space="0" w:color="666666"/>
-              <w:left w:val="none" w:sz="0" w:space="0" w:color="000000"/>
-              <w:right w:val="none" w:sz="0" w:space="0" w:color="000000"/>
-            </w:tcBorders>
-            <w:shd w:val="clear" w:color="auto" w:fill="FFFFFF"/>
-            <w:tcMar>
-              <w:top w:w="0" w:type="dxa"/>
-              <w:bottom w:w="0" w:type="dxa"/>
-              <w:left w:w="0" w:type="dxa"/>
-              <w:right w:w="0" w:type="dxa"/>
-            </w:tcMar>
-            <w:vAlign w:val="center"/>
-          </w:tcPr>
-          <w:p>
-            <w:pPr>
-              <w:jc w:val="center"/>
-              <w:pBdr>
-                <w:bottom w:val="none" w:sz="0" w:space="0" w:color="000000"/>
-                <w:top w:val="none" w:sz="0" w:space="0" w:color="000000"/>
-                <w:left w:val="none" w:sz="0" w:space="0" w:color="000000"/>
-                <w:right w:val="none" w:sz="0" w:space="0" w:color="000000"/>
-              </w:pBdr>
-              <w:spacing w:after="100" w:before="100" w:line="240"/>
-              <w:ind w:left="100" w:right="100" w:firstLine="0" w:firstLineChars="0"/>
-              <w:rPr>
-                <w:rFonts w:ascii="serif" w:hAnsi="serif" w:eastAsia="serif" w:cs="serif"/>
-                <w:i w:val="false"/>
-                <w:b w:val="false"/>
-                <w:u w:val="none"/>
-                <w:sz w:val="20"/>
-                <w:szCs w:val="20"/>
-                <w:color w:val="000000"/>
-              </w:rPr>
-            </w:pPr>
-            <w:r xmlns:w="http://schemas.openxmlformats.org/wordprocessingml/2006/main" xmlns:wp="http://schemas.openxmlformats.org/drawingml/2006/wordprocessingDrawing" xmlns:r="http://schemas.openxmlformats.org/officeDocument/2006/relationships" xmlns:w14="http://schemas.microsoft.com/office/word/2010/wordml">
-              <w:rPr>
-                <w:rFonts w:ascii="serif" w:hAnsi="serif" w:eastAsia="serif" w:cs="serif"/>
-                <w:i w:val="false"/>
-                <w:b w:val="false"/>
-                <w:u w:val="none"/>
-                <w:sz w:val="20"/>
-                <w:szCs w:val="20"/>
-                <w:color w:val="000000"/>
-              </w:rPr>
-              <w:t xml:space="preserve">17,621</w:t>
-            </w:r>
-          </w:p>
-        </w:tc>
-        <w:tc>
-          <w:tcPr>
-            <w:tcBorders>
-              <w:bottom w:val="none" w:sz="0" w:space="0" w:color="000000"/>
-              <w:top w:val="single" w:sz="12" w:space="0" w:color="666666"/>
-              <w:left w:val="none" w:sz="0" w:space="0" w:color="000000"/>
-              <w:right w:val="none" w:sz="0" w:space="0" w:color="000000"/>
-            </w:tcBorders>
-            <w:shd w:val="clear" w:color="auto" w:fill="FFFFFF"/>
-            <w:tcMar>
-              <w:top w:w="0" w:type="dxa"/>
-              <w:bottom w:w="0" w:type="dxa"/>
-              <w:left w:w="0" w:type="dxa"/>
-              <w:right w:w="0" w:type="dxa"/>
-            </w:tcMar>
-            <w:vAlign w:val="center"/>
-          </w:tcPr>
-          <w:p>
-            <w:pPr>
-              <w:jc w:val="center"/>
-              <w:pBdr>
-                <w:bottom w:val="none" w:sz="0" w:space="0" w:color="000000"/>
-                <w:top w:val="none" w:sz="0" w:space="0" w:color="000000"/>
-                <w:left w:val="none" w:sz="0" w:space="0" w:color="000000"/>
-                <w:right w:val="none" w:sz="0" w:space="0" w:color="000000"/>
-              </w:pBdr>
-              <w:spacing w:after="100" w:before="100" w:line="240"/>
-              <w:ind w:left="100" w:right="100" w:firstLine="0" w:firstLineChars="0"/>
-              <w:rPr>
-                <w:rFonts w:ascii="serif" w:hAnsi="serif" w:eastAsia="serif" w:cs="serif"/>
-                <w:i w:val="false"/>
-                <w:b w:val="false"/>
-                <w:u w:val="none"/>
-                <w:sz w:val="20"/>
-                <w:szCs w:val="20"/>
-                <w:color w:val="000000"/>
-              </w:rPr>
-            </w:pPr>
-            <w:r xmlns:w="http://schemas.openxmlformats.org/wordprocessingml/2006/main" xmlns:wp="http://schemas.openxmlformats.org/drawingml/2006/wordprocessingDrawing" xmlns:r="http://schemas.openxmlformats.org/officeDocument/2006/relationships" xmlns:w14="http://schemas.microsoft.com/office/word/2010/wordml">
-              <w:rPr>
-                <w:rFonts w:ascii="serif" w:hAnsi="serif" w:eastAsia="serif" w:cs="serif"/>
-                <w:i w:val="false"/>
-                <w:b w:val="false"/>
-                <w:u w:val="none"/>
-                <w:sz w:val="20"/>
-                <w:szCs w:val="20"/>
-                <w:color w:val="000000"/>
-              </w:rPr>
-              <w:t xml:space="preserve">36,562</w:t>
-            </w:r>
-          </w:p>
-        </w:tc>
-      </w:tr>
-      <w:tr>
-        <w:trPr>
-          <w:trHeight w:val="360" w:hRule="auto"/>
-        </w:trPr>
-        body2
-        <w:tc>
-          <w:tcPr>
-            <w:tcBorders>
-              <w:bottom w:val="single" w:sz="4" w:space="0" w:color="999999"/>
-              <w:top w:val="none" w:sz="0" w:space="0" w:color="000000"/>
-              <w:left w:val="none" w:sz="0" w:space="0" w:color="000000"/>
-              <w:right w:val="none" w:sz="0" w:space="0" w:color="000000"/>
-            </w:tcBorders>
-            <w:shd w:val="clear" w:color="auto" w:fill="FFFFFF"/>
-            <w:tcMar>
-              <w:top w:w="0" w:type="dxa"/>
-              <w:bottom w:w="0" w:type="dxa"/>
-              <w:left w:w="0" w:type="dxa"/>
-              <w:right w:w="0" w:type="dxa"/>
-            </w:tcMar>
-            <w:vAlign w:val="center"/>
-          </w:tcPr>
-          <w:p>
-            <w:pPr>
-              <w:jc w:val="left"/>
-              <w:pBdr>
-                <w:bottom w:val="none" w:sz="0" w:space="0" w:color="000000"/>
-                <w:top w:val="none" w:sz="0" w:space="0" w:color="000000"/>
-                <w:left w:val="none" w:sz="0" w:space="0" w:color="000000"/>
-                <w:right w:val="none" w:sz="0" w:space="0" w:color="000000"/>
-              </w:pBdr>
-              <w:spacing w:after="100" w:before="100" w:line="240"/>
-              <w:ind w:left="100" w:right="100" w:firstLine="0" w:firstLineChars="0"/>
-              <w:rPr>
-                <w:rFonts w:ascii="serif" w:hAnsi="serif" w:eastAsia="serif" w:cs="serif"/>
-                <w:i w:val="false"/>
-                <w:b w:val="true"/>
-                <w:u w:val="none"/>
-                <w:sz w:val="20"/>
-                <w:szCs w:val="20"/>
-                <w:color w:val="000000"/>
-              </w:rPr>
-            </w:pPr>
-            <w:r xmlns:w="http://schemas.openxmlformats.org/wordprocessingml/2006/main" xmlns:wp="http://schemas.openxmlformats.org/drawingml/2006/wordprocessingDrawing" xmlns:r="http://schemas.openxmlformats.org/officeDocument/2006/relationships" xmlns:w14="http://schemas.microsoft.com/office/word/2010/wordml">
-              <w:rPr>
-                <w:rFonts w:ascii="serif" w:hAnsi="serif" w:eastAsia="serif" w:cs="serif"/>
-                <w:i w:val="false"/>
-                <w:b w:val="true"/>
-                <w:u w:val="none"/>
-                <w:sz w:val="20"/>
-                <w:szCs w:val="20"/>
-                <w:color w:val="000000"/>
-              </w:rPr>
-              <w:t xml:space="preserve">Non-Black</w:t>
-            </w:r>
-          </w:p>
-        </w:tc>
-        <w:tc>
-          <w:tcPr>
-            <w:tcBorders>
-              <w:bottom w:val="single" w:sz="4" w:space="0" w:color="999999"/>
-              <w:top w:val="none" w:sz="0" w:space="0" w:color="000000"/>
-              <w:left w:val="none" w:sz="0" w:space="0" w:color="000000"/>
-              <w:right w:val="none" w:sz="0" w:space="0" w:color="000000"/>
-            </w:tcBorders>
-            <w:shd w:val="clear" w:color="auto" w:fill="FFFFFF"/>
-            <w:tcMar>
-              <w:top w:w="0" w:type="dxa"/>
-              <w:bottom w:w="0" w:type="dxa"/>
-              <w:left w:w="0" w:type="dxa"/>
-              <w:right w:w="0" w:type="dxa"/>
-            </w:tcMar>
-            <w:vAlign w:val="center"/>
-          </w:tcPr>
-          <w:p>
-            <w:pPr>
-              <w:jc w:val="center"/>
-              <w:pBdr>
-                <w:bottom w:val="none" w:sz="0" w:space="0" w:color="000000"/>
-                <w:top w:val="none" w:sz="0" w:space="0" w:color="000000"/>
-                <w:left w:val="none" w:sz="0" w:space="0" w:color="000000"/>
-                <w:right w:val="none" w:sz="0" w:space="0" w:color="000000"/>
-              </w:pBdr>
-              <w:spacing w:after="100" w:before="100" w:line="240"/>
-              <w:ind w:left="100" w:right="100" w:firstLine="0" w:firstLineChars="0"/>
-              <w:rPr>
-                <w:rFonts w:ascii="serif" w:hAnsi="serif" w:eastAsia="serif" w:cs="serif"/>
-                <w:i w:val="false"/>
-                <w:b w:val="false"/>
-                <w:u w:val="none"/>
-                <w:sz w:val="20"/>
-                <w:szCs w:val="20"/>
-                <w:color w:val="000000"/>
-              </w:rPr>
-            </w:pPr>
-            <w:r xmlns:w="http://schemas.openxmlformats.org/wordprocessingml/2006/main" xmlns:wp="http://schemas.openxmlformats.org/drawingml/2006/wordprocessingDrawing" xmlns:r="http://schemas.openxmlformats.org/officeDocument/2006/relationships" xmlns:w14="http://schemas.microsoft.com/office/word/2010/wordml">
-              <w:rPr>
-                <w:rFonts w:ascii="serif" w:hAnsi="serif" w:eastAsia="serif" w:cs="serif"/>
-                <w:i w:val="false"/>
-                <w:b w:val="false"/>
-                <w:u w:val="none"/>
-                <w:sz w:val="20"/>
-                <w:szCs w:val="20"/>
-                <w:color w:val="000000"/>
-              </w:rPr>
-              <w:t xml:space="preserve">56,600</w:t>
-            </w:r>
-          </w:p>
-        </w:tc>
-        <w:tc>
-          <w:tcPr>
-            <w:tcBorders>
-              <w:bottom w:val="single" w:sz="4" w:space="0" w:color="999999"/>
-              <w:top w:val="none" w:sz="0" w:space="0" w:color="000000"/>
-              <w:left w:val="none" w:sz="0" w:space="0" w:color="000000"/>
-              <w:right w:val="none" w:sz="0" w:space="0" w:color="000000"/>
-            </w:tcBorders>
-            <w:shd w:val="clear" w:color="auto" w:fill="FFFFFF"/>
-            <w:tcMar>
-              <w:top w:w="0" w:type="dxa"/>
-              <w:bottom w:w="0" w:type="dxa"/>
-              <w:left w:w="0" w:type="dxa"/>
-              <w:right w:w="0" w:type="dxa"/>
-            </w:tcMar>
-            <w:vAlign w:val="center"/>
-          </w:tcPr>
-          <w:p>
-            <w:pPr>
-              <w:jc w:val="center"/>
-              <w:pBdr>
-                <w:bottom w:val="none" w:sz="0" w:space="0" w:color="000000"/>
-                <w:top w:val="none" w:sz="0" w:space="0" w:color="000000"/>
-                <w:left w:val="none" w:sz="0" w:space="0" w:color="000000"/>
-                <w:right w:val="none" w:sz="0" w:space="0" w:color="000000"/>
-              </w:pBdr>
-              <w:spacing w:after="100" w:before="100" w:line="240"/>
-              <w:ind w:left="100" w:right="100" w:firstLine="0" w:firstLineChars="0"/>
-              <w:rPr>
-                <w:rFonts w:ascii="serif" w:hAnsi="serif" w:eastAsia="serif" w:cs="serif"/>
-                <w:i w:val="false"/>
-                <w:b w:val="false"/>
-                <w:u w:val="none"/>
-                <w:sz w:val="20"/>
-                <w:szCs w:val="20"/>
-                <w:color w:val="000000"/>
-              </w:rPr>
-            </w:pPr>
-            <w:r xmlns:w="http://schemas.openxmlformats.org/wordprocessingml/2006/main" xmlns:wp="http://schemas.openxmlformats.org/drawingml/2006/wordprocessingDrawing" xmlns:r="http://schemas.openxmlformats.org/officeDocument/2006/relationships" xmlns:w14="http://schemas.microsoft.com/office/word/2010/wordml">
-              <w:rPr>
-                <w:rFonts w:ascii="serif" w:hAnsi="serif" w:eastAsia="serif" w:cs="serif"/>
-                <w:i w:val="false"/>
-                <w:b w:val="false"/>
-                <w:u w:val="none"/>
-                <w:sz w:val="20"/>
-                <w:szCs w:val="20"/>
-                <w:color w:val="000000"/>
-              </w:rPr>
-              <w:t xml:space="preserve">108,522</w:t>
-            </w:r>
-          </w:p>
-        </w:tc>
-        <w:tc>
-          <w:tcPr>
-            <w:tcBorders>
-              <w:bottom w:val="single" w:sz="4" w:space="0" w:color="999999"/>
-              <w:top w:val="none" w:sz="0" w:space="0" w:color="000000"/>
-              <w:left w:val="none" w:sz="0" w:space="0" w:color="000000"/>
-              <w:right w:val="none" w:sz="0" w:space="0" w:color="000000"/>
-            </w:tcBorders>
-            <w:shd w:val="clear" w:color="auto" w:fill="FFFFFF"/>
-            <w:tcMar>
-              <w:top w:w="0" w:type="dxa"/>
-              <w:bottom w:w="0" w:type="dxa"/>
-              <w:left w:w="0" w:type="dxa"/>
-              <w:right w:w="0" w:type="dxa"/>
-            </w:tcMar>
-            <w:vAlign w:val="center"/>
-          </w:tcPr>
-          <w:p>
-            <w:pPr>
-              <w:jc w:val="center"/>
-              <w:pBdr>
-                <w:bottom w:val="none" w:sz="0" w:space="0" w:color="000000"/>
-                <w:top w:val="none" w:sz="0" w:space="0" w:color="000000"/>
-                <w:left w:val="none" w:sz="0" w:space="0" w:color="000000"/>
-                <w:right w:val="none" w:sz="0" w:space="0" w:color="000000"/>
-              </w:pBdr>
-              <w:spacing w:after="100" w:before="100" w:line="240"/>
-              <w:ind w:left="100" w:right="100" w:firstLine="0" w:firstLineChars="0"/>
-              <w:rPr>
-                <w:rFonts w:ascii="serif" w:hAnsi="serif" w:eastAsia="serif" w:cs="serif"/>
-                <w:i w:val="false"/>
-                <w:b w:val="false"/>
-                <w:u w:val="none"/>
-                <w:sz w:val="20"/>
-                <w:szCs w:val="20"/>
-                <w:color w:val="000000"/>
-              </w:rPr>
-            </w:pPr>
-            <w:r xmlns:w="http://schemas.openxmlformats.org/wordprocessingml/2006/main" xmlns:wp="http://schemas.openxmlformats.org/drawingml/2006/wordprocessingDrawing" xmlns:r="http://schemas.openxmlformats.org/officeDocument/2006/relationships" xmlns:w14="http://schemas.microsoft.com/office/word/2010/wordml">
-              <w:rPr>
-                <w:rFonts w:ascii="serif" w:hAnsi="serif" w:eastAsia="serif" w:cs="serif"/>
-                <w:i w:val="false"/>
-                <w:b w:val="false"/>
-                <w:u w:val="none"/>
-                <w:sz w:val="20"/>
-                <w:szCs w:val="20"/>
-                <w:color w:val="000000"/>
-              </w:rPr>
-              <w:t xml:space="preserve">29,233</w:t>
-            </w:r>
-          </w:p>
-        </w:tc>
-        <w:tc>
-          <w:tcPr>
-            <w:tcBorders>
-              <w:bottom w:val="single" w:sz="4" w:space="0" w:color="999999"/>
-              <w:top w:val="none" w:sz="0" w:space="0" w:color="000000"/>
-              <w:left w:val="none" w:sz="0" w:space="0" w:color="000000"/>
-              <w:right w:val="none" w:sz="0" w:space="0" w:color="000000"/>
-            </w:tcBorders>
-            <w:shd w:val="clear" w:color="auto" w:fill="FFFFFF"/>
-            <w:tcMar>
-              <w:top w:w="0" w:type="dxa"/>
-              <w:bottom w:w="0" w:type="dxa"/>
-              <w:left w:w="0" w:type="dxa"/>
-              <w:right w:w="0" w:type="dxa"/>
-            </w:tcMar>
-            <w:vAlign w:val="center"/>
-          </w:tcPr>
-          <w:p>
-            <w:pPr>
-              <w:jc w:val="center"/>
-              <w:pBdr>
-                <w:bottom w:val="none" w:sz="0" w:space="0" w:color="000000"/>
-                <w:top w:val="none" w:sz="0" w:space="0" w:color="000000"/>
-                <w:left w:val="none" w:sz="0" w:space="0" w:color="000000"/>
-                <w:right w:val="none" w:sz="0" w:space="0" w:color="000000"/>
-              </w:pBdr>
-              <w:spacing w:after="100" w:before="100" w:line="240"/>
-              <w:ind w:left="100" w:right="100" w:firstLine="0" w:firstLineChars="0"/>
-              <w:rPr>
-                <w:rFonts w:ascii="serif" w:hAnsi="serif" w:eastAsia="serif" w:cs="serif"/>
-                <w:i w:val="false"/>
-                <w:b w:val="false"/>
-                <w:u w:val="none"/>
-                <w:sz w:val="20"/>
-                <w:szCs w:val="20"/>
-                <w:color w:val="000000"/>
-              </w:rPr>
-            </w:pPr>
-            <w:r xmlns:w="http://schemas.openxmlformats.org/wordprocessingml/2006/main" xmlns:wp="http://schemas.openxmlformats.org/drawingml/2006/wordprocessingDrawing" xmlns:r="http://schemas.openxmlformats.org/officeDocument/2006/relationships" xmlns:w14="http://schemas.microsoft.com/office/word/2010/wordml">
-              <w:rPr>
-                <w:rFonts w:ascii="serif" w:hAnsi="serif" w:eastAsia="serif" w:cs="serif"/>
-                <w:i w:val="false"/>
-                <w:b w:val="false"/>
-                <w:u w:val="none"/>
-                <w:sz w:val="20"/>
-                <w:szCs w:val="20"/>
-                <w:color w:val="000000"/>
-              </w:rPr>
-              <w:t xml:space="preserve">62,916</w:t>
-            </w:r>
-          </w:p>
-        </w:tc>
-      </w:tr>
-      <w:tr>
-        <w:trPr>
-          <w:trHeight w:val="360" w:hRule="auto"/>
-        </w:trPr>
-        body3
-        <w:tc>
-          <w:tcPr>
-            <w:tcBorders>
-              <w:bottom w:val="single" w:sz="12" w:space="0" w:color="666666"/>
-              <w:top w:val="single" w:sz="4" w:space="0" w:color="999999"/>
-              <w:left w:val="none" w:sz="0" w:space="0" w:color="000000"/>
-              <w:right w:val="none" w:sz="0" w:space="0" w:color="000000"/>
-            </w:tcBorders>
-            <w:shd w:val="clear" w:color="auto" w:fill="F2F2F2"/>
-            <w:tcMar>
-              <w:top w:w="0" w:type="dxa"/>
-              <w:bottom w:w="0" w:type="dxa"/>
-              <w:left w:w="0" w:type="dxa"/>
-              <w:right w:w="0" w:type="dxa"/>
-            </w:tcMar>
-            <w:vAlign w:val="center"/>
-          </w:tcPr>
-          <w:p>
-            <w:pPr>
-              <w:jc w:val="left"/>
-              <w:pBdr>
-                <w:bottom w:val="none" w:sz="0" w:space="0" w:color="000000"/>
-                <w:top w:val="none" w:sz="0" w:space="0" w:color="000000"/>
-                <w:left w:val="none" w:sz="0" w:space="0" w:color="000000"/>
-                <w:right w:val="none" w:sz="0" w:space="0" w:color="000000"/>
-              </w:pBdr>
-              <w:spacing w:after="100" w:before="100" w:line="240"/>
-              <w:ind w:left="100" w:right="100" w:firstLine="0" w:firstLineChars="0"/>
-              <w:rPr>
-                <w:rFonts w:ascii="serif" w:hAnsi="serif" w:eastAsia="serif" w:cs="serif"/>
-                <w:i w:val="false"/>
-                <w:b w:val="true"/>
-                <w:u w:val="none"/>
-                <w:sz w:val="20"/>
-                <w:szCs w:val="20"/>
-                <w:color w:val="000000"/>
-              </w:rPr>
-            </w:pPr>
-            <w:r xmlns:w="http://schemas.openxmlformats.org/wordprocessingml/2006/main" xmlns:wp="http://schemas.openxmlformats.org/drawingml/2006/wordprocessingDrawing" xmlns:r="http://schemas.openxmlformats.org/officeDocument/2006/relationships" xmlns:w14="http://schemas.microsoft.com/office/word/2010/wordml">
-              <w:rPr>
-                <w:rFonts w:ascii="serif" w:hAnsi="serif" w:eastAsia="serif" w:cs="serif"/>
-                <w:i w:val="false"/>
-                <w:b w:val="true"/>
-                <w:u w:val="none"/>
-                <w:sz w:val="20"/>
-                <w:szCs w:val="20"/>
-                <w:color w:val="000000"/>
-              </w:rPr>
-              <w:t xml:space="preserve">Ratio</w:t>
-            </w:r>
-          </w:p>
-        </w:tc>
-        <w:tc>
-          <w:tcPr>
-            <w:tcBorders>
-              <w:bottom w:val="single" w:sz="12" w:space="0" w:color="666666"/>
-              <w:top w:val="single" w:sz="4" w:space="0" w:color="999999"/>
-              <w:left w:val="none" w:sz="0" w:space="0" w:color="000000"/>
-              <w:right w:val="none" w:sz="0" w:space="0" w:color="000000"/>
-            </w:tcBorders>
-            <w:shd w:val="clear" w:color="auto" w:fill="F2F2F2"/>
-            <w:tcMar>
-              <w:top w:w="0" w:type="dxa"/>
-              <w:bottom w:w="0" w:type="dxa"/>
-              <w:left w:w="0" w:type="dxa"/>
-              <w:right w:w="0" w:type="dxa"/>
-            </w:tcMar>
-            <w:vAlign w:val="center"/>
-          </w:tcPr>
-          <w:p>
-            <w:pPr>
-              <w:jc w:val="center"/>
-              <w:pBdr>
-                <w:bottom w:val="none" w:sz="0" w:space="0" w:color="000000"/>
-                <w:top w:val="none" w:sz="0" w:space="0" w:color="000000"/>
-                <w:left w:val="none" w:sz="0" w:space="0" w:color="000000"/>
-                <w:right w:val="none" w:sz="0" w:space="0" w:color="000000"/>
-              </w:pBdr>
-              <w:spacing w:after="100" w:before="100" w:line="240"/>
-              <w:ind w:left="100" w:right="100" w:firstLine="0" w:firstLineChars="0"/>
-              <w:rPr>
-                <w:rFonts w:ascii="serif" w:hAnsi="serif" w:eastAsia="serif" w:cs="serif"/>
-                <w:i w:val="false"/>
-                <w:b w:val="false"/>
-                <w:u w:val="none"/>
-                <w:sz w:val="20"/>
-                <w:szCs w:val="20"/>
-                <w:color w:val="000000"/>
-              </w:rPr>
-            </w:pPr>
-            <w:r xmlns:w="http://schemas.openxmlformats.org/wordprocessingml/2006/main" xmlns:wp="http://schemas.openxmlformats.org/drawingml/2006/wordprocessingDrawing" xmlns:r="http://schemas.openxmlformats.org/officeDocument/2006/relationships" xmlns:w14="http://schemas.microsoft.com/office/word/2010/wordml">
-              <w:rPr>
-                <w:rFonts w:ascii="serif" w:hAnsi="serif" w:eastAsia="serif" w:cs="serif"/>
-                <w:i w:val="false"/>
-                <w:b w:val="false"/>
-                <w:u w:val="none"/>
-                <w:sz w:val="20"/>
-                <w:szCs w:val="20"/>
-                <w:color w:val="000000"/>
-              </w:rPr>
-              <w:t xml:space="preserve">0.64</w:t>
-            </w:r>
-          </w:p>
-        </w:tc>
-        <w:tc>
-          <w:tcPr>
-            <w:tcBorders>
-              <w:bottom w:val="single" w:sz="12" w:space="0" w:color="666666"/>
-              <w:top w:val="single" w:sz="4" w:space="0" w:color="999999"/>
-              <w:left w:val="none" w:sz="0" w:space="0" w:color="000000"/>
-              <w:right w:val="none" w:sz="0" w:space="0" w:color="000000"/>
-            </w:tcBorders>
-            <w:shd w:val="clear" w:color="auto" w:fill="F2F2F2"/>
-            <w:tcMar>
-              <w:top w:w="0" w:type="dxa"/>
-              <w:bottom w:w="0" w:type="dxa"/>
-              <w:left w:w="0" w:type="dxa"/>
-              <w:right w:w="0" w:type="dxa"/>
-            </w:tcMar>
-            <w:vAlign w:val="center"/>
-          </w:tcPr>
-          <w:p>
-            <w:pPr>
-              <w:jc w:val="center"/>
-              <w:pBdr>
-                <w:bottom w:val="none" w:sz="0" w:space="0" w:color="000000"/>
-                <w:top w:val="none" w:sz="0" w:space="0" w:color="000000"/>
-                <w:left w:val="none" w:sz="0" w:space="0" w:color="000000"/>
-                <w:right w:val="none" w:sz="0" w:space="0" w:color="000000"/>
-              </w:pBdr>
-              <w:spacing w:after="100" w:before="100" w:line="240"/>
-              <w:ind w:left="100" w:right="100" w:firstLine="0" w:firstLineChars="0"/>
-              <w:rPr>
-                <w:rFonts w:ascii="serif" w:hAnsi="serif" w:eastAsia="serif" w:cs="serif"/>
-                <w:i w:val="false"/>
-                <w:b w:val="false"/>
-                <w:u w:val="none"/>
-                <w:sz w:val="20"/>
-                <w:szCs w:val="20"/>
-                <w:color w:val="000000"/>
-              </w:rPr>
-            </w:pPr>
-            <w:r xmlns:w="http://schemas.openxmlformats.org/wordprocessingml/2006/main" xmlns:wp="http://schemas.openxmlformats.org/drawingml/2006/wordprocessingDrawing" xmlns:r="http://schemas.openxmlformats.org/officeDocument/2006/relationships" xmlns:w14="http://schemas.microsoft.com/office/word/2010/wordml">
-              <w:rPr>
-                <w:rFonts w:ascii="serif" w:hAnsi="serif" w:eastAsia="serif" w:cs="serif"/>
-                <w:i w:val="false"/>
-                <w:b w:val="false"/>
-                <w:u w:val="none"/>
-                <w:sz w:val="20"/>
-                <w:szCs w:val="20"/>
-                <w:color w:val="000000"/>
-              </w:rPr>
-              <w:t xml:space="preserve">0.55</w:t>
-            </w:r>
-          </w:p>
-        </w:tc>
-        <w:tc>
-          <w:tcPr>
-            <w:tcBorders>
-              <w:bottom w:val="single" w:sz="12" w:space="0" w:color="666666"/>
-              <w:top w:val="single" w:sz="4" w:space="0" w:color="999999"/>
-              <w:left w:val="none" w:sz="0" w:space="0" w:color="000000"/>
-              <w:right w:val="none" w:sz="0" w:space="0" w:color="000000"/>
-            </w:tcBorders>
-            <w:shd w:val="clear" w:color="auto" w:fill="F2F2F2"/>
-            <w:tcMar>
-              <w:top w:w="0" w:type="dxa"/>
-              <w:bottom w:w="0" w:type="dxa"/>
-              <w:left w:w="0" w:type="dxa"/>
-              <w:right w:w="0" w:type="dxa"/>
-            </w:tcMar>
-            <w:vAlign w:val="center"/>
-          </w:tcPr>
-          <w:p>
-            <w:pPr>
-              <w:jc w:val="center"/>
-              <w:pBdr>
-                <w:bottom w:val="none" w:sz="0" w:space="0" w:color="000000"/>
-                <w:top w:val="none" w:sz="0" w:space="0" w:color="000000"/>
-                <w:left w:val="none" w:sz="0" w:space="0" w:color="000000"/>
-                <w:right w:val="none" w:sz="0" w:space="0" w:color="000000"/>
-              </w:pBdr>
-              <w:spacing w:after="100" w:before="100" w:line="240"/>
-              <w:ind w:left="100" w:right="100" w:firstLine="0" w:firstLineChars="0"/>
-              <w:rPr>
-                <w:rFonts w:ascii="serif" w:hAnsi="serif" w:eastAsia="serif" w:cs="serif"/>
-                <w:i w:val="false"/>
-                <w:b w:val="false"/>
-                <w:u w:val="none"/>
-                <w:sz w:val="20"/>
-                <w:szCs w:val="20"/>
-                <w:color w:val="000000"/>
-              </w:rPr>
-            </w:pPr>
-            <w:r xmlns:w="http://schemas.openxmlformats.org/wordprocessingml/2006/main" xmlns:wp="http://schemas.openxmlformats.org/drawingml/2006/wordprocessingDrawing" xmlns:r="http://schemas.openxmlformats.org/officeDocument/2006/relationships" xmlns:w14="http://schemas.microsoft.com/office/word/2010/wordml">
-              <w:rPr>
-                <w:rFonts w:ascii="serif" w:hAnsi="serif" w:eastAsia="serif" w:cs="serif"/>
-                <w:i w:val="false"/>
-                <w:b w:val="false"/>
-                <w:u w:val="none"/>
-                <w:sz w:val="20"/>
-                <w:szCs w:val="20"/>
-                <w:color w:val="000000"/>
-              </w:rPr>
-              <w:t xml:space="preserve">0.60</w:t>
-            </w:r>
-          </w:p>
-        </w:tc>
-        <w:tc>
-          <w:tcPr>
-            <w:tcBorders>
-              <w:bottom w:val="single" w:sz="12" w:space="0" w:color="666666"/>
-              <w:top w:val="single" w:sz="4" w:space="0" w:color="999999"/>
-              <w:left w:val="none" w:sz="0" w:space="0" w:color="000000"/>
-              <w:right w:val="none" w:sz="0" w:space="0" w:color="000000"/>
-            </w:tcBorders>
-            <w:shd w:val="clear" w:color="auto" w:fill="F2F2F2"/>
-            <w:tcMar>
-              <w:top w:w="0" w:type="dxa"/>
-              <w:bottom w:w="0" w:type="dxa"/>
-              <w:left w:w="0" w:type="dxa"/>
-              <w:right w:w="0" w:type="dxa"/>
-            </w:tcMar>
-            <w:vAlign w:val="center"/>
-          </w:tcPr>
-          <w:p>
-            <w:pPr>
-              <w:jc w:val="center"/>
-              <w:pBdr>
-                <w:bottom w:val="none" w:sz="0" w:space="0" w:color="000000"/>
-                <w:top w:val="none" w:sz="0" w:space="0" w:color="000000"/>
-                <w:left w:val="none" w:sz="0" w:space="0" w:color="000000"/>
-                <w:right w:val="none" w:sz="0" w:space="0" w:color="000000"/>
-              </w:pBdr>
-              <w:spacing w:after="100" w:before="100" w:line="240"/>
-              <w:ind w:left="100" w:right="100" w:firstLine="0" w:firstLineChars="0"/>
-              <w:rPr>
-                <w:rFonts w:ascii="serif" w:hAnsi="serif" w:eastAsia="serif" w:cs="serif"/>
-                <w:i w:val="false"/>
-                <w:b w:val="false"/>
-                <w:u w:val="none"/>
-                <w:sz w:val="20"/>
-                <w:szCs w:val="20"/>
-                <w:color w:val="000000"/>
-              </w:rPr>
-            </w:pPr>
-            <w:r xmlns:w="http://schemas.openxmlformats.org/wordprocessingml/2006/main" xmlns:wp="http://schemas.openxmlformats.org/drawingml/2006/wordprocessingDrawing" xmlns:r="http://schemas.openxmlformats.org/officeDocument/2006/relationships" xmlns:w14="http://schemas.microsoft.com/office/word/2010/wordml">
-              <w:rPr>
-                <w:rFonts w:ascii="serif" w:hAnsi="serif" w:eastAsia="serif" w:cs="serif"/>
-                <w:i w:val="false"/>
-                <w:b w:val="false"/>
-                <w:u w:val="none"/>
-                <w:sz w:val="20"/>
-                <w:szCs w:val="20"/>
-                <w:color w:val="000000"/>
-              </w:rPr>
-              <w:t xml:space="preserve">0.58</w:t>
-            </w:r>
-          </w:p>
-        </w:tc>
-      </w:tr>
-    </w:tbl>
-    <w:p>
-      <w:pPr>
-        <w:pStyle w:val="BodyText"/>
-      </w:pPr>
-      <w:r>
-        <w:rPr>
-          <w:i/>
-          <w:iCs/>
-        </w:rPr>
-        <w:t xml:space="preserve">Below are two figures that show the information in the tables. These (or a combination of these) could be used instead of tables. I (AEB) found the tables easier to interpret, so that’s what I took a stab at first.</w:t>
+        <w:t xml:space="preserve">.</w:t>
       </w:r>
     </w:p>
     <w:p>
@@ -3359,7 +520,7 @@
               <a:graphicData uri="http://schemas.openxmlformats.org/drawingml/2006/picture">
                 <pic:pic>
                   <pic:nvPicPr>
-                    <pic:cNvPr descr="../9_figures/output/figure3.pdf" id="21" name="Picture"/>
+                    <pic:cNvPr descr="/Users/amanda/Desktop/clan_project/10_draft/output/write_files/figure-docx/figure3-1.png" id="21" name="Picture"/>
                     <pic:cNvPicPr>
                       <a:picLocks noChangeArrowheads="1" noChangeAspect="1"/>
                     </pic:cNvPicPr>
@@ -3401,30 +562,360 @@
           <w:i/>
           <w:iCs/>
         </w:rPr>
-        <w:t xml:space="preserve">Note: Lines show the ratio of weighted mean income (Panel A) or wealth (Panel B) for Black relative to Non-Black households and clans. Weighted mean income for Black HH is $36,205, $56,600 for Non-Black HH, $60,000 for Black clans, and $108,522 for Non-Black clans. The income ratio changed by -5.2% for households (0.65 in 1969 to 0.62 in 2023) and -7.8% for clans (0.63 to 0.58). Weighted mean wealth for Black HH is $89,761, $476,552 for Non-Black HH, $147,662 for Black clans, and $818,198 for Non-Black clans (includes home equity). The wealth ratio changed by 1.0% for households (0.18 in 1984 to 0.18 in 2023) and -13.7% for clans (0.23 to 0.20). On average across all years, the income ratio is -0.006 lower for households than clans, and the wealth ratio is 0.014 higher for households than clans. Solid lines = households; dotted lines = clans.</w:t>
+        <w:t xml:space="preserve">Note: Lines show the ratio of Black to Non-Black wealth for households and clans (includes home equity). Panel A uses weighted means; Panel B uses weighted medians. Weighted mean wealth: Black HH $89,761, Non-Black HH $476,552, Black clans $147,662, Non-Black clans $818,198. Mean ratio changed by 1.0% for households (0.18 in 1984 to 0.18 in 2023) and -13.7% for clans (0.23 to 0.20). On average across all years, the mean ratio is 0.014 higher for households than clans. Weighted median wealth: Black HH $6,908, Non-Black HH $79,216, Black clans $58,326, Non-Black clans $306,988. Median ratio changed by -4.6% for households (0.07 in 1984 to 0.07 in 2023) and 7.5% for clans (0.20 to 0.22). On average across all years, the median ratio is -0.112 higher for households than clans. Solid lines = households; dotted lines = clans.</w:t>
       </w:r>
     </w:p>
     <w:p>
       <w:pPr>
         <w:pStyle w:val="BodyText"/>
       </w:pPr>
+      <w:r>
+        <w:rPr>
+          <w:b/>
+          <w:bCs/>
+        </w:rPr>
+        <w:t xml:space="preserve">Sensitivity of difference between household- and clan-level Gini coefficients.</w:t>
+      </w:r>
+      <w:r>
+        <w:t xml:space="preserve"> </w:t>
+      </w:r>
+      <w:r>
+        <w:t xml:space="preserve">Across all specifications, estimated inequality is lower when using clans rather than households as the unit of analysis. This finding is robust across race, different inclusion criteria for income and wealth measures, different samples, alternative measures of inequality, and when adjusting for household and clan size. Results from sensitivity analyses are available in Appendix C and D.</w:t>
+      </w:r>
+    </w:p>
+    <w:bookmarkEnd w:id="22"/>
+    <w:bookmarkStart w:id="23" w:name="discussion"/>
+    <w:p>
+      <w:pPr>
+        <w:pStyle w:val="Heading1"/>
+      </w:pPr>
+      <w:r>
+        <w:t xml:space="preserve">Discussion</w:t>
+      </w:r>
+    </w:p>
+    <w:p>
+      <w:pPr>
+        <w:pStyle w:val="FirstParagraph"/>
+      </w:pPr>
+      <w:r>
+        <w:t xml:space="preserve">Our analyses explored what income and wealth inequality in the U.S. look like when examined not only at the household level but also at the level of intergenerational extended families. We found that both income and wealth inequality were more extreme, as per Gini coefficients, when examining society as a collection of households (the standard in the literature) rather than a collection of clans. In other words, an individual’s extended family was more economically similar on average to other extended families than their household was to other households.</w:t>
+      </w:r>
+    </w:p>
+    <w:p>
+      <w:pPr>
+        <w:pStyle w:val="BodyText"/>
+      </w:pPr>
+      <w:r>
+        <w:t xml:space="preserve">Our analyses provided an important complement to existing scholarship on income and wealth inequality that typically measures inequality at the household level (or in some cases the individual level). Our aim is not to downplay the importance of households as units of analysis, but rather to show that considering multiple units of analysis—including households and clans—is helpful for fully understanding inequality as a complex societal phenomenon. The choice of analytical unit matters in part because different historical periods generate changes in inequality at some levels more than others. For example, our analyses showed that clan-level income inequality has increased more rapidly than household-level income inequality over the study period. By contrast, trends in household and clan inequality were similar for wealth over time. This may reflect the cumulative nature of wealth, which is more durably concentrated within kinship networks</w:t>
+      </w:r>
+      <w:r>
+        <w:t xml:space="preserve"> </w:t>
+      </w:r>
+      <w:r>
+        <w:t xml:space="preserve">[11, 13, 23]</w:t>
+      </w:r>
+      <w:r>
+        <w:t xml:space="preserve">, or limitations of the PSID’s coverage of the top of the wealth distribution, where much wealth inequality is generated. Together, these patterns reinforce the importance of examining inequality at multiple levels of social organization.</w:t>
+      </w:r>
+    </w:p>
+    <w:p>
+      <w:pPr>
+        <w:pStyle w:val="BodyText"/>
+      </w:pPr>
+      <w:r>
+        <w:t xml:space="preserve">Our extended family perspective also has implications for our understandings of the racial wealth gap. We found the mean racial wealth gap between Black and non-Black households and clans is similar, but the median racial wealth gap is more pronounced at the household level. These patterns suggest that while Black households hold substantially less wealth on average than non-Black ones, wealth among Black households is also distributed with greater inequality compared to XX. In part, this may reflect that the share of Black clans with zero wealth is lower than the share of Black households with zero wealth. Together, these patterns indicate that household-based measures may obscure important features of racial wealth inequality that become visible only when extended family structures are taken into account. Our findings are striking because they appear to run counter to scholarship on intergenerational mobility that argues that we may overestimate mobility by focusing on households rather than extended families. In contrast, we find inequality looks more extreme when measured at the household, compared to extended family levels. One possible explanation for this difference lies in how patterns of mobility accumulate across generations. Mechanically, lower mobility produces greater homogeneity within clans over time, whereas higher mobility has the opposite effect. Conversely, inequality across extended families may build atop inequality across households in reducing mobility. If resources and constraints are transmitted within clans then rising inequality may further reduce mobility for those in disadvantaged households. In other words, the prevalent concern that high inequality undermines intergenerational mobility</w:t>
+      </w:r>
+      <w:r>
+        <w:t xml:space="preserve"> </w:t>
+      </w:r>
+      <w:r>
+        <w:t xml:space="preserve">[24–26]</w:t>
+      </w:r>
+      <w:r>
+        <w:t xml:space="preserve"> </w:t>
+      </w:r>
+      <w:r>
+        <w:t xml:space="preserve">may operate on both the household and clan levels, fueling future differences in inequality between households and clans.</w:t>
+      </w:r>
+    </w:p>
+    <w:p>
+      <w:pPr>
+        <w:pStyle w:val="BodyText"/>
+      </w:pPr>
+      <w:r>
+        <w:t xml:space="preserve">Although our analyses focused on the macro level, they highlighted a clear need for additional research on how extended families structure social life at the micro level. One key question raised by our findings concerns the prevalence and scale of resource transfers within extended families, an issue beyond the scope of this study. Methodologically, our project suggests the need for data and research designs that capture resource flows across kinship networks rather than limiting analysis to households. Taken together, our findings demonstrate that understanding economic inequality requires moving beyond a sole focus on households to also account for the extended family structures through which resources, advantage, and disadvantage are transmitted across generations.</w:t>
+      </w:r>
+    </w:p>
+    <w:bookmarkEnd w:id="23"/>
+    <w:bookmarkStart w:id="25" w:name="materials-and-methods"/>
+    <w:p>
+      <w:pPr>
+        <w:pStyle w:val="Heading1"/>
+      </w:pPr>
+      <w:r>
+        <w:t xml:space="preserve">Materials and Methods</w:t>
+      </w:r>
+    </w:p>
+    <w:p>
+      <w:pPr>
+        <w:pStyle w:val="FirstParagraph"/>
+      </w:pPr>
+      <w:r>
+        <w:rPr>
+          <w:b/>
+          <w:bCs/>
+        </w:rPr>
+        <w:t xml:space="preserve">Data and sample.</w:t>
+      </w:r>
+      <w:r>
+        <w:t xml:space="preserve"> </w:t>
+      </w:r>
+      <w:r>
+        <w:t xml:space="preserve">We use the genealogical design of the Panel Study of Income Dynamics (PSID) to compare estimates of inequality when using households and clans as the unit of analysis. The PSID began in 1968, surveying families annually until 1997 and biennially thereafter. It follows descendants of the original sample across generations and maintains national representativeness. Data from the PSID produce estimates that mostly align with other national surveys</w:t>
+      </w:r>
+      <w:r>
+        <w:t xml:space="preserve"> </w:t>
+      </w:r>
+      <w:r>
+        <w:t xml:space="preserve">[18]</w:t>
+      </w:r>
+      <w:r>
+        <w:t xml:space="preserve">.</w:t>
+      </w:r>
+    </w:p>
+    <w:p>
+      <w:pPr>
+        <w:pStyle w:val="BodyText"/>
+      </w:pPr>
+      <w:r>
+        <w:t xml:space="preserve">The PSID facilitates two linked units of analysis: households and clans. Households consist of economically interdependent individuals living in the same dwelling, with one member reporting data on income and wealth for all members. Household composition changes over time with transitions such as divorce or childbirth; individuals who leave receive a new household identifier. As a result, unique households cannot be identified over time in the PSID. In contrast, clans include all descendants of households sampled in 1968, linked through a PSID-generated identifier, which we refer to as a clan identifier. Households added after 1968 receive their own clan identifier upon entry. Unlike household identifiers, clan membership remains fixed for individuals and can be compared over time. A small number of households (134 household-years) contain couples belonging to different clans; these cases were assigned to both clans.</w:t>
+      </w:r>
+    </w:p>
+    <w:p>
+      <w:pPr>
+        <w:pStyle w:val="BodyText"/>
+      </w:pPr>
+      <w:r>
+        <w:t xml:space="preserve">Additionally, although all households belong to a clan, not all extended family members are observed in the PSID in every year. In some cases (especially in earlier years)</w:t>
+      </w:r>
+      <w:r>
+        <w:rPr>
+          <w:rStyle w:val="FootnoteReference"/>
+        </w:rPr>
+        <w:footnoteReference w:id="24"/>
+      </w:r>
+      <w:r>
+        <w:t xml:space="preserve">, PSID clans consist of only a single observed household, rendering household and clan-level measures identical. These observations are excluded from the main analyses because they do not capture extended family dynamics and are a result of survey limitations, rather than social reality. Including these single household clans reduces the household–clan inequality gap for income and wealth but does not eliminate it (see Appendix C2).</w:t>
+      </w:r>
+    </w:p>
+    <w:p>
+      <w:pPr>
+        <w:pStyle w:val="BodyText"/>
+      </w:pPr>
+      <w:r>
+        <w:t xml:space="preserve">The PSID has collected income data since its inception but began collecting wealth data only in 1984. As a result, analytic samples differ: income analyses include 242,200 household-years and 64,292 clan-years, representing 2,906 unique clans; wealth analyses include 122,069 household-years and 26,655 clan-years, representing 2,636 unique clans.</w:t>
+      </w:r>
+    </w:p>
+    <w:p>
+      <w:pPr>
+        <w:pStyle w:val="BodyText"/>
+      </w:pPr>
+      <w:r>
+        <w:rPr>
+          <w:b/>
+          <w:bCs/>
+        </w:rPr>
+        <w:t xml:space="preserve">Measures of income and wealth.</w:t>
+      </w:r>
+      <w:r>
+        <w:t xml:space="preserve"> </w:t>
+      </w:r>
+      <w:r>
+        <w:t xml:space="preserve">We measure both income and wealth to capture distinct dimensions of economic inequality. This choice follows from research identifying divergent patterns depending on choice of financial indicator because mechanisms driving wealth inequality are distinct from those driving income inequality</w:t>
+      </w:r>
+      <w:r>
+        <w:t xml:space="preserve"> </w:t>
+      </w:r>
+      <w:r>
+        <w:t xml:space="preserve">[5, 17, 23]</w:t>
+      </w:r>
+      <w:r>
+        <w:t xml:space="preserve">. Aggregate measures for income and wealth are provided by the PSID. Income includes earnings, asset income, transfers, and income from farming and gardening. Wealth includes non-primary real estate, business equity, stocks, bonds, vehicles, retirement accounts, and bank accounts, and includes home equity. As a sensitivity analysis, we compare Gini coefficients for wealth measures that exclude home equity (see Appendix C3). When home equity is excluded, estimated inequality is lower at both the household and clan level, but the difference between household and clan-level Gini coefficients remains similar.</w:t>
+      </w:r>
+    </w:p>
+    <w:p>
+      <w:pPr>
+        <w:pStyle w:val="BodyText"/>
+      </w:pPr>
+      <w:r>
+        <w:t xml:space="preserve">Missing data for components of income and wealth are imputed by the PSID. Concerns about measurement error, especially for wealth, are minimal, as imputation methods utilized by the PSID explain little of the variation in wealth over time</w:t>
+      </w:r>
+      <w:r>
+        <w:t xml:space="preserve"> </w:t>
+      </w:r>
+      <w:r>
+        <w:t xml:space="preserve">[23, 27]</w:t>
+      </w:r>
+      <w:r>
+        <w:t xml:space="preserve">. All income and wealth values are adjusted for inflation. Additionally, analyses set negative values of income and wealth to zero so that Gini coefficients are interpretable by remaining in the 0 to 1 range. When negative values are included, Gini coefficents are about the same (see Appendix C4).</w:t>
+      </w:r>
+    </w:p>
+    <w:p>
+      <w:pPr>
+        <w:pStyle w:val="BodyText"/>
+      </w:pPr>
+      <w:r>
+        <w:t xml:space="preserve">To construct clan-level measures, we aggregate household income and wealth for all households in a clan within each clan-year. Measures are divided by the number of people in a household or number of households within a clan to standardize by household and clan size, respectively. Adjusting for size descreased inequality and magnifies the difference between household and clan Gini coefficients. Nonetheless, less inequality is estimated when clans are the unit of analysis whether income and wealth are adjusted for size or not (see Appendix C5).</w:t>
+      </w:r>
+    </w:p>
+    <w:p>
+      <w:pPr>
+        <w:pStyle w:val="BodyText"/>
+      </w:pPr>
+      <w:r>
+        <w:t xml:space="preserve">All results presented are weighted. Using weights does not meaningfully change results (see Appendix C6). Household-level weights are provided by the PSID. The PSID constructs family weights from individual weights using the fair shares method, which assumes that the probability of observing any individual within a family equals the probability of observing the family itself. We extend this approach to construct clan-level weights using the same fair shares principle. Clan weights assume that the probability of observing a family within a clan equals the probability of observing the clan itself. As a result, each clan’s influence reflects the representation of the average household within that clan, rather than scaling mechanically with the clan’s total number of households.</w:t>
+      </w:r>
+    </w:p>
+    <w:p>
+      <w:pPr>
+        <w:pStyle w:val="BodyText"/>
+      </w:pPr>
+      <w:r>
+        <w:rPr>
+          <w:b/>
+          <w:bCs/>
+        </w:rPr>
+        <w:t xml:space="preserve">Measures of race.</w:t>
+      </w:r>
+      <w:r>
+        <w:t xml:space="preserve"> </w:t>
+      </w:r>
+      <w:r>
+        <w:t xml:space="preserve">The PSID collects race data from household heads and, in some years, from spouses. If a respondent ever identifies as Black, then that value is imputed for all years that respondent appears in the data</w:t>
+      </w:r>
+      <w:r>
+        <w:t xml:space="preserve"> </w:t>
+      </w:r>
+      <w:r>
+        <w:t xml:space="preserve">[28]</w:t>
+      </w:r>
+      <w:r>
+        <w:t xml:space="preserve">. Black households are all households with a Black head of household. Black clans are clans in which more than half of the households within it identify as Black. Analyses by race and ethnicity are limited to Black and non-Black categories because there are relatively few clans in the PSID data (2,906 for income and 2,636 for wealth). Additionally, the genealogical design of the PSID reflects the demographics of the United States at the time the survey began in 1968, which constrains analyses of clans for demographic groups that were not prominent at that time. Although the PSID incorporated additional samples over time to reflect the changing demographics of the United States in the PSID sample, ethnicity analyses remain limited because Hispanic/Latino households do not form consistent multigenerational lineages over the full panel and therefore have limited clans.</w:t>
+      </w:r>
+    </w:p>
+    <w:p>
+      <w:pPr>
+        <w:pStyle w:val="BodyText"/>
+      </w:pPr>
+      <w:r>
+        <w:rPr>
+          <w:b/>
+          <w:bCs/>
+        </w:rPr>
+        <w:t xml:space="preserve">Indexing inequality with the Gini coefficient.</w:t>
+      </w:r>
+      <w:r>
+        <w:t xml:space="preserve"> </w:t>
+      </w:r>
+      <w:r>
+        <w:t xml:space="preserve">Inequality is measured using the standard Gini coefficient, which ranges from 0 (perfect equality) to 1 (perfect inequality). While the Gini index is a widely-used measure of inequality, it has well-known limitations. First, the Gini places greater weight on differences around the middle of the income or wealth distribution, making it well suited to the PSID, which underrepresents wealthy households compared with surveys such as the Survey of Consumer Finance</w:t>
+      </w:r>
+      <w:r>
+        <w:t xml:space="preserve"> </w:t>
+      </w:r>
+      <w:r>
+        <w:t xml:space="preserve">[29–31]</w:t>
+      </w:r>
+      <w:r>
+        <w:t xml:space="preserve">. To assess whether our results depend on where inequality is concentrated along the distribution, we also examine two related measures, referred to as the Gini’s</w:t>
+      </w:r>
+      <w:r>
+        <w:t xml:space="preserve"> </w:t>
+      </w:r>
+      <w:r>
+        <w:t xml:space="preserve">“nuclear family”</w:t>
+      </w:r>
+      <w:r>
+        <w:t xml:space="preserve"> </w:t>
+      </w:r>
+      <w:r>
+        <w:t xml:space="preserve">[32]</w:t>
+      </w:r>
+      <w:r>
+        <w:t xml:space="preserve">. Across all measures, we find that estimated inequality is consistently lower when measured at the clan level than at the household level for both income and wealth (see Appendix G).</w:t>
+      </w:r>
+    </w:p>
+    <w:p>
+      <w:pPr>
+        <w:pStyle w:val="BodyText"/>
+      </w:pPr>
+      <w:r>
+        <w:t xml:space="preserve">Gini coefficients are calculated separately for income and wealth to reflect their distinct dimensions of inequality. Estimates of Gini coefficients in our data are comparable to estimates that other studies have found, though there is more variation in wealth coefficients, likely because the PSID excludes wealthy households (see Appendix B).</w:t>
+      </w:r>
+    </w:p>
+    <w:bookmarkEnd w:id="25"/>
+    <w:bookmarkStart w:id="37" w:name="appendix"/>
+    <w:p>
+      <w:pPr>
+        <w:pStyle w:val="Heading1"/>
+      </w:pPr>
+      <w:r>
+        <w:t xml:space="preserve">Appendix</w:t>
+      </w:r>
+    </w:p>
+    <w:bookmarkStart w:id="35" w:name="appendix-a-simulating-gini-coefficients"/>
+    <w:p>
+      <w:pPr>
+        <w:pStyle w:val="Heading2"/>
+      </w:pPr>
+      <w:r>
+        <w:t xml:space="preserve">Appendix A: Simulating Gini Coefficients</w:t>
+      </w:r>
+    </w:p>
+    <w:p>
+      <w:pPr>
+        <w:pStyle w:val="FirstParagraph"/>
+      </w:pPr>
+      <w:r>
+        <w:t xml:space="preserve">Appendix A illustrates extreme cases from simulated household and clan data. The simulation demonstrates that clan-level Gini coefficients are not necessarily lower than household-level Gini coefficients. The direction of the difference depends on the relationship between clan size, the overall distribution of resources, and the selection of households into clans. Appendix A1 shows the minimum possible difference between clan and household Gini coefficients in the simulated data, while Appendix A2 shows the maximum possible difference. Curves show that Gini coefficients at the clan level can exceed those of households. Appendix A3 illustrates that, while it is more likely for Gini coefficients at the household level to exceed Gini coefficients at the clan level, whether this effect is observed depends on the combination between clan size and income or wealth distribution.</w:t>
+      </w:r>
+    </w:p>
+    <w:p>
+      <w:r>
+        <w:br w:type="page"/>
+      </w:r>
+    </w:p>
+    <w:p>
+      <w:pPr>
+        <w:pStyle w:val="BodyText"/>
+      </w:pPr>
+      <w:r>
+        <w:rPr>
+          <w:b/>
+          <w:bCs/>
+        </w:rPr>
+        <w:t xml:space="preserve">Appendix A1: Case with lowest simulated clan-household Gini difference</w:t>
+      </w:r>
+      <w:r>
+        <w:t xml:space="preserve"> </w:t>
+      </w:r>
       <w:r>
         <w:drawing>
           <wp:inline>
-            <wp:extent cx="5334000" cy="4191000"/>
+            <wp:extent cx="5334000" cy="4000500"/>
             <wp:effectExtent b="0" l="0" r="0" t="0"/>
-            <wp:docPr descr="" title="" id="23" name="Picture"/>
+            <wp:docPr descr="" title="" id="27" name="Picture"/>
             <a:graphic>
               <a:graphicData uri="http://schemas.openxmlformats.org/drawingml/2006/picture">
                 <pic:pic>
                   <pic:nvPicPr>
-                    <pic:cNvPr descr="../9_figures/output/figure4.pdf" id="24" name="Picture"/>
+                    <pic:cNvPr descr="/Users/amanda/Desktop/clan_project/10_draft/output/write_files/figure-docx/appendix-a1-1.png" id="28" name="Picture"/>
                     <pic:cNvPicPr>
                       <a:picLocks noChangeArrowheads="1" noChangeAspect="1"/>
                     </pic:cNvPicPr>
                   </pic:nvPicPr>
                   <pic:blipFill>
-                    <a:blip r:embed="rId22"/>
+                    <a:blip r:embed="rId26"/>
                     <a:stretch>
                       <a:fillRect/>
                     </a:stretch>
@@ -3432,7 +923,7 @@
                   <pic:spPr bwMode="auto">
                     <a:xfrm>
                       <a:off x="0" y="0"/>
-                      <a:ext cx="5334000" cy="4191000"/>
+                      <a:ext cx="5334000" cy="4000500"/>
                     </a:xfrm>
                     <a:prstGeom prst="rect">
                       <a:avLst/>
@@ -3457,350 +948,10 @@
       </w:pPr>
       <w:r>
         <w:rPr>
-          <w:i/>
-          <w:iCs/>
-        </w:rPr>
-        <w:t xml:space="preserve">Note: Lines show the ratio of weighted median income (Panel A) or wealth (Panel B) for Black relative to Non-Black households and clans. The weighted median income for Black HHs is $17,621, $29,233 for Non-Black HHs, $36,562 for Black clans, and $62,916 for Non-Black clans. The income ratio changed by 5.8% for households (0.59 in 1969 to 0.62 in 2023) and 0.2% for clans (0.57 to 0.57). Weighted median wealth for Black HHs is $6,908, $79,216 for Non-Black HHs, $58,326 for Black clans, and $306,988 for Non-Black clans (includes home equity). The wealth ratio changed by -4.6% for households (0.07 in 1984 to 0.07 in 2023) and 7.5% for clans (0.20 to 0.22). On average across all years, the income ratio is -0.044 lower for households than clans, and the wealth ratio is -0.112 lower for households than clans. Solid lines = households; dotted lines = clans.</w:t>
-      </w:r>
-    </w:p>
-    <w:p>
-      <w:pPr>
-        <w:pStyle w:val="BodyText"/>
-      </w:pPr>
-      <w:r>
-        <w:rPr>
           <w:b/>
           <w:bCs/>
         </w:rPr>
-        <w:t xml:space="preserve">Sensitivity of difference between household- and clan-level Gini coefficients.</w:t>
-      </w:r>
-      <w:r>
-        <w:t xml:space="preserve"> </w:t>
-      </w:r>
-      <w:r>
-        <w:t xml:space="preserve">Across all specifications, estimated inequality is lower when using clans rather than households as the unit of analysis. This finding is robust across race, different inclusion criteria for income and wealth measures, different samples, alternative measures of inequality, and when adjusting for household and clan size. Results from sensitivity analyses are available in Appendix C and D.</w:t>
-      </w:r>
-      <w:r>
-        <w:t xml:space="preserve"> </w:t>
-      </w:r>
-      <w:r>
-        <w:rPr>
-          <w:i/>
-          <w:iCs/>
-        </w:rPr>
-        <w:t xml:space="preserve">This mini-section should change or be deleted.</w:t>
-      </w:r>
-    </w:p>
-    <w:bookmarkEnd w:id="25"/>
-    <w:bookmarkStart w:id="26" w:name="discussion"/>
-    <w:p>
-      <w:pPr>
-        <w:pStyle w:val="Heading1"/>
-      </w:pPr>
-      <w:r>
-        <w:t xml:space="preserve">Discussion</w:t>
-      </w:r>
-    </w:p>
-    <w:p>
-      <w:pPr>
-        <w:pStyle w:val="FirstParagraph"/>
-      </w:pPr>
-      <w:r>
-        <w:t xml:space="preserve">Our analyses explored what income and wealth inequality in the U.S. look like when examined not only at the household level but also at the level of intergenerational extended families. We found that both income and wealth inequality were more extreme, as per Gini coefficients, when examining society as a collection of households (the standard in the literature) rather than a collection of clans. Income inequality was about 6 points higher for households than for clans, and wealth inequality was about 12 points higher, indicating fewer disparities on average between extended family networks than between households. In other words, an individual’s extended family was more economically similar on average to other extended families than their household was to other households. Thus, claims that current estimates, which focus on households, underestimate inequality</w:t>
-      </w:r>
-      <w:r>
-        <w:t xml:space="preserve"> </w:t>
-      </w:r>
-      <w:r>
-        <w:t xml:space="preserve">[10]</w:t>
-      </w:r>
-      <w:r>
-        <w:t xml:space="preserve"> </w:t>
-      </w:r>
-      <w:r>
-        <w:t xml:space="preserve">may be exaggerated. Inequality between larger family units is lower than inequality between households.</w:t>
-      </w:r>
-    </w:p>
-    <w:p>
-      <w:pPr>
-        <w:pStyle w:val="BodyText"/>
-      </w:pPr>
-      <w:r>
-        <w:t xml:space="preserve">Our analyses provided an important complement to existing scholarship on income and wealth inequality that typically measures inequality at the household level (or in some cases the individual level). Our aim is not to downplay the importance of households as units of analysis, but rather to show that considering multiple units of analysis—including households and clans—is helpful for fully understanding inequality as a complex societal phenomenon. The choice of analytical unit matters in part because different historical periods generate changes in inequality at some levels more than others. For example, our analyses showed that clan-level income inequality has increased more rapidly than household-level income inequality over the study period. By contrast, trends in household and clan inequality were similar for wealth over time. This may reflect the cumulative nature of wealth, which is more durably concentrated within kinship networks</w:t>
-      </w:r>
-      <w:r>
-        <w:t xml:space="preserve"> </w:t>
-      </w:r>
-      <w:r>
-        <w:t xml:space="preserve">[11, 13, 23]</w:t>
-      </w:r>
-      <w:r>
-        <w:t xml:space="preserve">, or limitations of the PSID’s coverage of the top of the wealth distribution, where much wealth inequality is generated. Together, these patterns reinforce the importance of examining inequality at multiple levels of social organization.</w:t>
-      </w:r>
-    </w:p>
-    <w:p>
-      <w:pPr>
-        <w:pStyle w:val="BodyText"/>
-      </w:pPr>
-      <w:r>
-        <w:t xml:space="preserve">Differences in historical patterns between households and clans may reflect changes in mobility over time. Mechanically, lower mobility produces greater homogeneity within clans over time, whereas higher mobility has the opposite effect. Conversely, inequality across extended families may build atop inequality across households in reducing mobility. If resources and constraints are transmitted within clans then rising inequality may further reduce mobility for those in disadvantaged households. In other words, the prevalent concern that high inequality undermines intergenerational mobility</w:t>
-      </w:r>
-      <w:r>
-        <w:t xml:space="preserve"> </w:t>
-      </w:r>
-      <w:r>
-        <w:t xml:space="preserve">[24–26]</w:t>
-      </w:r>
-      <w:r>
-        <w:t xml:space="preserve"> </w:t>
-      </w:r>
-      <w:r>
-        <w:t xml:space="preserve">may operate on both the household and clan levels, fueling future differences in inequality between households and clans. Although our analyses focused on the macro level, they highlighted a clear need for additional research on how extended families structure social life at the micro level. One key question raised by our findings concerns the prevalence and scale of resource transfers within extended families, an issue beyond the scope of this study. Methodologically, our project suggests the need for data and research designs that capture resource flows across kinship networks rather than limiting analysis to households. Taken together, our findings demonstrate that understanding economic inequality requires moving beyond a sole focus on households to also account for the extended family structures through which resources, advantage, and disadvantage are transmitted across generations.</w:t>
-      </w:r>
-    </w:p>
-    <w:bookmarkEnd w:id="26"/>
-    <w:bookmarkStart w:id="28" w:name="materials-and-methods"/>
-    <w:p>
-      <w:pPr>
-        <w:pStyle w:val="Heading1"/>
-      </w:pPr>
-      <w:r>
-        <w:t xml:space="preserve">Materials and Methods</w:t>
-      </w:r>
-    </w:p>
-    <w:p>
-      <w:pPr>
-        <w:pStyle w:val="FirstParagraph"/>
-      </w:pPr>
-      <w:r>
-        <w:rPr>
-          <w:b/>
-          <w:bCs/>
-        </w:rPr>
-        <w:t xml:space="preserve">Data and sample.</w:t>
-      </w:r>
-      <w:r>
-        <w:t xml:space="preserve"> </w:t>
-      </w:r>
-      <w:r>
-        <w:t xml:space="preserve">We use the genealogical design of the Panel Study of Income Dynamics (PSID) to compare estimates of inequality when using households and clans as the unit of analysis. The PSID began in 1968, surveying families annually until 1997 and biennially thereafter. It follows descendants of the original sample across generations and maintains national representativeness. Data from the PSID produce estimates that mostly align with other national surveys</w:t>
-      </w:r>
-      <w:r>
-        <w:t xml:space="preserve"> </w:t>
-      </w:r>
-      <w:r>
-        <w:t xml:space="preserve">[18]</w:t>
-      </w:r>
-      <w:r>
-        <w:t xml:space="preserve">.</w:t>
-      </w:r>
-    </w:p>
-    <w:p>
-      <w:pPr>
-        <w:pStyle w:val="BodyText"/>
-      </w:pPr>
-      <w:r>
-        <w:t xml:space="preserve">The PSID facilitates two linked units of analysis: households and clans. Households consist of economically interdependent individuals living in the same dwelling, with one member reporting data on income and wealth for all members. Household composition changes over time with transitions such as divorce or childbirth; individuals who leave receive a new household identifier. As a result, unique households cannot be identified over time in the PSID. In contrast, clans include all descendants of households sampled in 1968, linked through a PSID-generated identifier, which we refer to as a clan identifier. Households added after 1968 receive their own clan identifier upon entry. Unlike household identifiers, clan membership remains fixed for individuals and can be compared over time. A small number of households (134 household-years) contain couples belonging to different clans; these cases were assigned to both clans.</w:t>
-      </w:r>
-    </w:p>
-    <w:p>
-      <w:pPr>
-        <w:pStyle w:val="BodyText"/>
-      </w:pPr>
-      <w:r>
-        <w:t xml:space="preserve">Additionally, although all households belong to a clan, not all extended family members are observed in the PSID in every year. In some cases (especially in earlier years)</w:t>
-      </w:r>
-      <w:r>
-        <w:rPr>
-          <w:rStyle w:val="FootnoteReference"/>
-        </w:rPr>
-        <w:footnoteReference w:id="27"/>
-      </w:r>
-      <w:r>
-        <w:t xml:space="preserve">, PSID clans consist of only a single observed household, rendering household and clan-level measures identical. These observations are excluded from the main analyses because they do not capture extended family dynamics and are a result of survey limitations, rather than social reality. Including these single household clans reduces the household–clan inequality gap for income and wealth but does not eliminate it (see Appendix C2).</w:t>
-      </w:r>
-    </w:p>
-    <w:p>
-      <w:pPr>
-        <w:pStyle w:val="BodyText"/>
-      </w:pPr>
-      <w:r>
-        <w:t xml:space="preserve">The PSID has collected income data since its inception but began collecting wealth data only in 1984. As a result, analytic samples differ: income analyses include 242,200 household-years and 64,292 clan-years, representing 2,906 unique clans; wealth analyses include 122,069 household-years and 26,655 clan-years, representing 2,636 unique clans.</w:t>
-      </w:r>
-    </w:p>
-    <w:p>
-      <w:pPr>
-        <w:pStyle w:val="BodyText"/>
-      </w:pPr>
-      <w:r>
-        <w:rPr>
-          <w:b/>
-          <w:bCs/>
-        </w:rPr>
-        <w:t xml:space="preserve">Measures of income and wealth.</w:t>
-      </w:r>
-      <w:r>
-        <w:t xml:space="preserve"> </w:t>
-      </w:r>
-      <w:r>
-        <w:t xml:space="preserve">We measure both income and wealth to capture distinct dimensions of economic inequality. This choice follows from research identifying divergent patterns depending on choice of financial indicator because mechanisms driving wealth inequality are distinct from those driving income inequality</w:t>
-      </w:r>
-      <w:r>
-        <w:t xml:space="preserve"> </w:t>
-      </w:r>
-      <w:r>
-        <w:t xml:space="preserve">[5, 17, 23]</w:t>
-      </w:r>
-      <w:r>
-        <w:t xml:space="preserve">. Aggregate measures for income and wealth are provided by the PSID. Income includes earnings, asset income, transfers, and income from farming and gardening. Wealth includes non-primary real estate, business equity, stocks, bonds, vehicles, retirement accounts, and bank accounts, and includes home equity. As a sensitivity analysis, we compare Gini coefficients for wealth measures that exclude home equity (see Appendix C3). When home equity is excluded, estimated inequality is lower at both the household and clan level, but the difference between household and clan-level Gini coefficients remains similar.</w:t>
-      </w:r>
-    </w:p>
-    <w:p>
-      <w:pPr>
-        <w:pStyle w:val="BodyText"/>
-      </w:pPr>
-      <w:r>
-        <w:t xml:space="preserve">Missing data for components of income and wealth are imputed by the PSID. Concerns about measurement error, especially for wealth, are minimal, as imputation methods utilized by the PSID explain little of the variation in wealth over time</w:t>
-      </w:r>
-      <w:r>
-        <w:t xml:space="preserve"> </w:t>
-      </w:r>
-      <w:r>
-        <w:t xml:space="preserve">[23, 27]</w:t>
-      </w:r>
-      <w:r>
-        <w:t xml:space="preserve">. All income and wealth values are adjusted for inflation. Additionally, analyses set negative values of income and wealth to zero so that Gini coefficients are interpretable by remaining in the 0 to 1 range. When negative values are included, Gini coefficents are about the same (see Appendix C4).</w:t>
-      </w:r>
-    </w:p>
-    <w:p>
-      <w:pPr>
-        <w:pStyle w:val="BodyText"/>
-      </w:pPr>
-      <w:r>
-        <w:t xml:space="preserve">To construct clan-level measures, we aggregate household income and wealth for all households in a clan within each clan-year. Measures are divided by the number of people in a household or number of households within a clan to standardize by household and clan size, respectively. Adjusting for size descreased inequality and magnifies the difference between household and clan Gini coefficients. Nonetheless, less inequality is estimated when clans are the unit of analysis whether income and wealth are adjusted for size or not (see Appendix C5).</w:t>
-      </w:r>
-    </w:p>
-    <w:p>
-      <w:pPr>
-        <w:pStyle w:val="BodyText"/>
-      </w:pPr>
-      <w:r>
-        <w:t xml:space="preserve">All results presented are weighted. Using weights does not meaningfully change results (see Appendix C6). Household-level weights are provided by the PSID. The PSID constructs family weights from individual weights using the fair shares method, which assumes that the probability of observing any individual within a family equals the probability of observing the family itself. We extend this approach to construct clan-level weights using the same fair shares principle. Clan weights assume that the probability of observing a family within a clan equals the probability of observing the clan itself. As a result, each clan’s influence reflects the representation of the average household within that clan, rather than scaling mechanically with the clan’s total number of households.</w:t>
-      </w:r>
-    </w:p>
-    <w:p>
-      <w:pPr>
-        <w:pStyle w:val="BodyText"/>
-      </w:pPr>
-      <w:r>
-        <w:rPr>
-          <w:b/>
-          <w:bCs/>
-        </w:rPr>
-        <w:t xml:space="preserve">Measures of race.</w:t>
-      </w:r>
-      <w:r>
-        <w:t xml:space="preserve"> </w:t>
-      </w:r>
-      <w:r>
-        <w:t xml:space="preserve">The PSID collects race data from household heads and, in some years, from spouses. If a respondent ever identifies as Black, then that value is imputed for all years that respondent appears in the data</w:t>
-      </w:r>
-      <w:r>
-        <w:t xml:space="preserve"> </w:t>
-      </w:r>
-      <w:r>
-        <w:t xml:space="preserve">[28]</w:t>
-      </w:r>
-      <w:r>
-        <w:t xml:space="preserve">. Black households are all households with a Black head of household. Black clans are clans in which more than half of the households within it identify as Black. Analyses by race and ethnicity are limited to Black and non-Black categories because there are relatively few clans in the PSID data (2,906 for income and 2,636 for wealth). Additionally, the genealogical design of the PSID reflects the demographics of the United States at the time the survey began in 1968, which constrains analyses of clans for demographic groups that were not prominent at that time. Although the PSID incorporated additional samples over time to reflect the changing demographics of the United States in the PSID sample, ethnicity analyses remain limited because Hispanic/Latino households do not form consistent multigenerational lineages over the full panel and therefore have limited clans.</w:t>
-      </w:r>
-    </w:p>
-    <w:p>
-      <w:pPr>
-        <w:pStyle w:val="BodyText"/>
-      </w:pPr>
-      <w:r>
-        <w:rPr>
-          <w:b/>
-          <w:bCs/>
-        </w:rPr>
-        <w:t xml:space="preserve">Indexing inequality with the Gini coefficient.</w:t>
-      </w:r>
-      <w:r>
-        <w:t xml:space="preserve"> </w:t>
-      </w:r>
-      <w:r>
-        <w:t xml:space="preserve">Inequality is measured using the standard Gini coefficient, which ranges from 0 (perfect equality) to 1 (perfect inequality). While the Gini index is a widely-used measure of inequality, it has well-known limitations. First, the Gini places greater weight on differences around the middle of the income or wealth distribution, making it well suited to the PSID, which underrepresents wealthy households compared with surveys such as the Survey of Consumer Finance</w:t>
-      </w:r>
-      <w:r>
-        <w:t xml:space="preserve"> </w:t>
-      </w:r>
-      <w:r>
-        <w:t xml:space="preserve">[29–31]</w:t>
-      </w:r>
-      <w:r>
-        <w:t xml:space="preserve">. To assess whether our results depend on where inequality is concentrated along the distribution, we also examine two related measures, referred to as the Gini’s “nuclear family”</w:t>
-      </w:r>
-      <w:r>
-        <w:t xml:space="preserve"> </w:t>
-      </w:r>
-      <w:r>
-        <w:t xml:space="preserve">[32]</w:t>
-      </w:r>
-      <w:r>
-        <w:t xml:space="preserve">. Across all measures, we find that estimated inequality is consistently lower when measured at the clan level than at the household level for both income and wealth (see Appendix G).</w:t>
-      </w:r>
-    </w:p>
-    <w:p>
-      <w:pPr>
-        <w:pStyle w:val="BodyText"/>
-      </w:pPr>
-      <w:r>
-        <w:t xml:space="preserve">Gini coefficients are calculated separately for income and wealth to reflect their distinct dimensions of inequality. Estimates of Gini coefficients in our data are comparable to estimates that other studies have found, though there is more variation in wealth coefficients, likely because the PSID excludes wealthy households (see Appendix B).</w:t>
-      </w:r>
-    </w:p>
-    <w:bookmarkEnd w:id="28"/>
-    <w:bookmarkStart w:id="40" w:name="appendix"/>
-    <w:p>
-      <w:pPr>
-        <w:pStyle w:val="Heading1"/>
-      </w:pPr>
-      <w:r>
-        <w:t xml:space="preserve">Appendix</w:t>
-      </w:r>
-    </w:p>
-    <w:bookmarkStart w:id="38" w:name="appendix-a-simulating-gini-coefficients"/>
-    <w:p>
-      <w:pPr>
-        <w:pStyle w:val="Heading2"/>
-      </w:pPr>
-      <w:r>
-        <w:t xml:space="preserve">Appendix A: Simulating Gini Coefficients</w:t>
-      </w:r>
-    </w:p>
-    <w:p>
-      <w:pPr>
-        <w:pStyle w:val="FirstParagraph"/>
-      </w:pPr>
-      <w:r>
-        <w:t xml:space="preserve">Appendix A illustrates extreme cases from simulated household and clan data. The simulation demonstrates that clan-level Gini coefficients are not necessarily lower than household-level Gini coefficients. The direction of the difference depends on the relationship between clan size, the overall distribution of resources, and the selection of households into clans. Appendix A1 shows the minimum possible difference between clan and household Gini coefficients in the simulated data, while Appendix A2 shows the maximum possible difference. Curves show that Gini coefficients at the clan level can exceed those of households. Appendix A3 illustrates that, while it is more likely for Gini coefficients at the household level to exceed Gini coefficients at the clan level, whether this effect is observed depends on the combination between clan size and income or wealth distribution.</w:t>
-      </w:r>
-    </w:p>
-    <w:p>
-      <w:r>
-        <w:br w:type="page"/>
-      </w:r>
-    </w:p>
-    <w:p>
-      <w:pPr>
-        <w:pStyle w:val="BodyText"/>
-      </w:pPr>
-      <w:r>
-        <w:rPr>
-          <w:b/>
-          <w:bCs/>
-        </w:rPr>
-        <w:t xml:space="preserve">Appendix A1: Case with lowest simulated clan-household Gini difference</w:t>
+        <w:t xml:space="preserve">Appendix A2: Case with highest simulated clan-household Gini difference</w:t>
       </w:r>
       <w:r>
         <w:t xml:space="preserve"> </w:t>
@@ -3815,7 +966,7 @@
               <a:graphicData uri="http://schemas.openxmlformats.org/drawingml/2006/picture">
                 <pic:pic>
                   <pic:nvPicPr>
-                    <pic:cNvPr descr="/Users/amanda/Desktop/clan_project/10_draft/output/write_files/figure-docx/appendix-a1-1.png" id="31" name="Picture"/>
+                    <pic:cNvPr descr="/Users/amanda/Desktop/clan_project/10_draft/output/write_files/figure-docx/appendix-a2-1.png" id="31" name="Picture"/>
                     <pic:cNvPicPr>
                       <a:picLocks noChangeArrowheads="1" noChangeAspect="1"/>
                     </pic:cNvPicPr>
@@ -3849,6 +1000,11 @@
       </w:r>
     </w:p>
     <w:p>
+      <w:r>
+        <w:br w:type="page"/>
+      </w:r>
+    </w:p>
+    <w:p>
       <w:pPr>
         <w:pStyle w:val="BodyText"/>
       </w:pPr>
@@ -3857,7 +1013,7 @@
           <w:b/>
           <w:bCs/>
         </w:rPr>
-        <w:t xml:space="preserve">Appendix A2: Case with highest simulated clan-household Gini difference</w:t>
+        <w:t xml:space="preserve">Appendix A3: Summary of extreme cases</w:t>
       </w:r>
       <w:r>
         <w:t xml:space="preserve"> </w:t>
@@ -3865,82 +1021,20 @@
       <w:r>
         <w:drawing>
           <wp:inline>
-            <wp:extent cx="5334000" cy="4000500"/>
+            <wp:extent cx="5334000" cy="4103076"/>
             <wp:effectExtent b="0" l="0" r="0" t="0"/>
             <wp:docPr descr="" title="" id="33" name="Picture"/>
             <a:graphic>
               <a:graphicData uri="http://schemas.openxmlformats.org/drawingml/2006/picture">
                 <pic:pic>
                   <pic:nvPicPr>
-                    <pic:cNvPr descr="/Users/amanda/Desktop/clan_project/10_draft/output/write_files/figure-docx/appendix-a2-1.png" id="34" name="Picture"/>
+                    <pic:cNvPr descr="/Users/amanda/Desktop/clan_project/10_draft/output/write_files/figure-docx/appendix-a3-1.png" id="34" name="Picture"/>
                     <pic:cNvPicPr>
                       <a:picLocks noChangeArrowheads="1" noChangeAspect="1"/>
                     </pic:cNvPicPr>
                   </pic:nvPicPr>
                   <pic:blipFill>
                     <a:blip r:embed="rId32"/>
-                    <a:stretch>
-                      <a:fillRect/>
-                    </a:stretch>
-                  </pic:blipFill>
-                  <pic:spPr bwMode="auto">
-                    <a:xfrm>
-                      <a:off x="0" y="0"/>
-                      <a:ext cx="5334000" cy="4000500"/>
-                    </a:xfrm>
-                    <a:prstGeom prst="rect">
-                      <a:avLst/>
-                    </a:prstGeom>
-                    <a:noFill/>
-                    <a:ln w="9525">
-                      <a:noFill/>
-                      <a:headEnd/>
-                      <a:tailEnd/>
-                    </a:ln>
-                  </pic:spPr>
-                </pic:pic>
-              </a:graphicData>
-            </a:graphic>
-          </wp:inline>
-        </w:drawing>
-      </w:r>
-    </w:p>
-    <w:p>
-      <w:r>
-        <w:br w:type="page"/>
-      </w:r>
-    </w:p>
-    <w:p>
-      <w:pPr>
-        <w:pStyle w:val="BodyText"/>
-      </w:pPr>
-      <w:r>
-        <w:rPr>
-          <w:b/>
-          <w:bCs/>
-        </w:rPr>
-        <w:t xml:space="preserve">Appendix A3: Summary of extreme cases</w:t>
-      </w:r>
-      <w:r>
-        <w:t xml:space="preserve"> </w:t>
-      </w:r>
-      <w:r>
-        <w:drawing>
-          <wp:inline>
-            <wp:extent cx="5334000" cy="4103076"/>
-            <wp:effectExtent b="0" l="0" r="0" t="0"/>
-            <wp:docPr descr="" title="" id="36" name="Picture"/>
-            <a:graphic>
-              <a:graphicData uri="http://schemas.openxmlformats.org/drawingml/2006/picture">
-                <pic:pic>
-                  <pic:nvPicPr>
-                    <pic:cNvPr descr="/Users/amanda/Desktop/clan_project/10_draft/output/write_files/figure-docx/appendix-a3-1.png" id="37" name="Picture"/>
-                    <pic:cNvPicPr>
-                      <a:picLocks noChangeArrowheads="1" noChangeAspect="1"/>
-                    </pic:cNvPicPr>
-                  </pic:nvPicPr>
-                  <pic:blipFill>
-                    <a:blip r:embed="rId35"/>
                     <a:stretch>
                       <a:fillRect/>
                     </a:stretch>
@@ -3972,8 +1066,8 @@
         <w:br w:type="page"/>
       </w:r>
     </w:p>
-    <w:bookmarkEnd w:id="38"/>
-    <w:bookmarkStart w:id="39" w:name="X8f4b25e330c8c7d4282a452909c1adb149e7ace"/>
+    <w:bookmarkEnd w:id="35"/>
+    <w:bookmarkStart w:id="36" w:name="X8f4b25e330c8c7d4282a452909c1adb149e7ace"/>
     <w:p>
       <w:pPr>
         <w:pStyle w:val="Heading2"/>
@@ -8170,9 +5264,9 @@
         </w:tc>
       </w:tr>
     </w:tbl>
-    <w:bookmarkEnd w:id="39"/>
-    <w:bookmarkEnd w:id="40"/>
-    <w:bookmarkStart w:id="65" w:name="X1a48765accbb976c449929efb9c303c48aeac11"/>
+    <w:bookmarkEnd w:id="36"/>
+    <w:bookmarkEnd w:id="37"/>
+    <w:bookmarkStart w:id="62" w:name="X1a48765accbb976c449929efb9c303c48aeac11"/>
     <w:p>
       <w:pPr>
         <w:pStyle w:val="Heading1"/>
@@ -8181,7 +5275,7 @@
         <w:t xml:space="preserve">Appendix C: Sensitivity Analyses — Gini Coefficients</w:t>
       </w:r>
     </w:p>
-    <w:bookmarkStart w:id="44" w:name="X2af1039fa4a14e53aec9c9fa061f4e8992f7595"/>
+    <w:bookmarkStart w:id="41" w:name="X2af1039fa4a14e53aec9c9fa061f4e8992f7595"/>
     <w:p>
       <w:pPr>
         <w:pStyle w:val="Heading2"/>
@@ -8207,18 +5301,18 @@
           <wp:inline>
             <wp:extent cx="5334000" cy="4191000"/>
             <wp:effectExtent b="0" l="0" r="0" t="0"/>
-            <wp:docPr descr="" title="" id="42" name="Picture"/>
+            <wp:docPr descr="" title="" id="39" name="Picture"/>
             <a:graphic>
               <a:graphicData uri="http://schemas.openxmlformats.org/drawingml/2006/picture">
                 <pic:pic>
                   <pic:nvPicPr>
-                    <pic:cNvPr descr="/Users/amanda/Desktop/clan_project/10_draft/output/write_files/figure-docx/appendix-c1-1.png" id="43" name="Picture"/>
+                    <pic:cNvPr descr="/Users/amanda/Desktop/clan_project/10_draft/output/write_files/figure-docx/appendix-c1-1.png" id="40" name="Picture"/>
                     <pic:cNvPicPr>
                       <a:picLocks noChangeArrowheads="1" noChangeAspect="1"/>
                     </pic:cNvPicPr>
                   </pic:nvPicPr>
                   <pic:blipFill>
-                    <a:blip r:embed="rId41"/>
+                    <a:blip r:embed="rId38"/>
                     <a:stretch>
                       <a:fillRect/>
                     </a:stretch>
@@ -8245,8 +5339,8 @@
         </w:drawing>
       </w:r>
     </w:p>
-    <w:bookmarkEnd w:id="44"/>
-    <w:bookmarkStart w:id="48" w:name="X05171309a402648ffa9946822f50c48bfc2d2fb"/>
+    <w:bookmarkEnd w:id="41"/>
+    <w:bookmarkStart w:id="45" w:name="X05171309a402648ffa9946822f50c48bfc2d2fb"/>
     <w:p>
       <w:pPr>
         <w:pStyle w:val="Heading2"/>
@@ -8260,7 +5354,19 @@
         <w:pStyle w:val="FirstParagraph"/>
       </w:pPr>
       <w:r>
-        <w:t xml:space="preserve">In reality, all households belong to clans that consist of multiple households. However, due to the original PSID sample lacking clans by design, as well as attrition, some clans in the PSID comprise a single household in some years. Because this limitation is imposed by the survey design, not social reality, we exclude household-years where households are alone in their clans from both household and clan measurements. The graphs on the left side show this. When including these single-household clans, or “clanless” households, the difference in Gini coefficients at the household and clans levels is minimized but not eliminated. The graphs in the middle show Gini coefficients when single-household clans are included. The graphs on the right side show the difference between household and clan (HH - Clan) Gini coefficients for each group.</w:t>
+        <w:t xml:space="preserve">In reality, all households belong to clans that consist of multiple households. However, due to the original PSID sample lacking clans by design, as well as attrition, some clans in the PSID comprise a single household in some years. Because this limitation is imposed by the survey design, not social reality, we exclude household-years where households are alone in their clans from both household and clan measurements. The graphs on the left side show this. When including these single-household clans, or</w:t>
+      </w:r>
+      <w:r>
+        <w:t xml:space="preserve"> </w:t>
+      </w:r>
+      <w:r>
+        <w:t xml:space="preserve">“clanless”</w:t>
+      </w:r>
+      <w:r>
+        <w:t xml:space="preserve"> </w:t>
+      </w:r>
+      <w:r>
+        <w:t xml:space="preserve">households, the difference in Gini coefficients at the household and clans levels is minimized but not eliminated. The graphs in the middle show Gini coefficients when single-household clans are included. The graphs on the right side show the difference between household and clan (HH - Clan) Gini coefficients for each group.</w:t>
       </w:r>
     </w:p>
     <w:p>
@@ -8272,18 +5378,18 @@
           <wp:inline>
             <wp:extent cx="5334000" cy="4191000"/>
             <wp:effectExtent b="0" l="0" r="0" t="0"/>
-            <wp:docPr descr="" title="" id="46" name="Picture"/>
+            <wp:docPr descr="" title="" id="43" name="Picture"/>
             <a:graphic>
               <a:graphicData uri="http://schemas.openxmlformats.org/drawingml/2006/picture">
                 <pic:pic>
                   <pic:nvPicPr>
-                    <pic:cNvPr descr="/Users/amanda/Desktop/clan_project/10_draft/output/write_files/figure-docx/appendix-c2-1.png" id="47" name="Picture"/>
+                    <pic:cNvPr descr="/Users/amanda/Desktop/clan_project/10_draft/output/write_files/figure-docx/appendix-c2-1.png" id="44" name="Picture"/>
                     <pic:cNvPicPr>
                       <a:picLocks noChangeArrowheads="1" noChangeAspect="1"/>
                     </pic:cNvPicPr>
                   </pic:nvPicPr>
                   <pic:blipFill>
-                    <a:blip r:embed="rId45"/>
+                    <a:blip r:embed="rId42"/>
                     <a:stretch>
                       <a:fillRect/>
                     </a:stretch>
@@ -8310,8 +5416,8 @@
         </w:drawing>
       </w:r>
     </w:p>
-    <w:bookmarkEnd w:id="48"/>
-    <w:bookmarkStart w:id="52" w:name="X0135a91ed4579dbd4101e9315fdc7d38edce4c7"/>
+    <w:bookmarkEnd w:id="45"/>
+    <w:bookmarkStart w:id="49" w:name="X0135a91ed4579dbd4101e9315fdc7d38edce4c7"/>
     <w:p>
       <w:pPr>
         <w:pStyle w:val="Heading2"/>
@@ -8337,18 +5443,18 @@
           <wp:inline>
             <wp:extent cx="5334000" cy="2667000"/>
             <wp:effectExtent b="0" l="0" r="0" t="0"/>
-            <wp:docPr descr="" title="" id="50" name="Picture"/>
+            <wp:docPr descr="" title="" id="47" name="Picture"/>
             <a:graphic>
               <a:graphicData uri="http://schemas.openxmlformats.org/drawingml/2006/picture">
                 <pic:pic>
                   <pic:nvPicPr>
-                    <pic:cNvPr descr="/Users/amanda/Desktop/clan_project/10_draft/output/write_files/figure-docx/appendix-c3-1.png" id="51" name="Picture"/>
+                    <pic:cNvPr descr="/Users/amanda/Desktop/clan_project/10_draft/output/write_files/figure-docx/appendix-c3-1.png" id="48" name="Picture"/>
                     <pic:cNvPicPr>
                       <a:picLocks noChangeArrowheads="1" noChangeAspect="1"/>
                     </pic:cNvPicPr>
                   </pic:nvPicPr>
                   <pic:blipFill>
-                    <a:blip r:embed="rId49"/>
+                    <a:blip r:embed="rId46"/>
                     <a:stretch>
                       <a:fillRect/>
                     </a:stretch>
@@ -8375,8 +5481,8 @@
         </w:drawing>
       </w:r>
     </w:p>
-    <w:bookmarkEnd w:id="52"/>
-    <w:bookmarkStart w:id="56" w:name="appendix-c4-sensitivity-negative-values"/>
+    <w:bookmarkEnd w:id="49"/>
+    <w:bookmarkStart w:id="53" w:name="appendix-c4-sensitivity-negative-values"/>
     <w:p>
       <w:pPr>
         <w:pStyle w:val="Heading2"/>
@@ -8392,26 +5498,28 @@
       <w:r>
         <w:t xml:space="preserve">Results presented in the main text exclude negative values for income and wealth. Appendix C4 show Gini coefficients when negative values are included (middle graphs), and report the difference between Gini coefficients at the household and clan levels (graphs on the right). Including negative values does not change estimated Gini coefficients at the household or clan levels.</w:t>
       </w:r>
-      <w:r>
-        <w:t xml:space="preserve"> </w:t>
-      </w:r>
+    </w:p>
+    <w:p>
+      <w:pPr>
+        <w:pStyle w:val="BodyText"/>
+      </w:pPr>
       <w:r>
         <w:drawing>
           <wp:inline>
             <wp:extent cx="5334000" cy="4191000"/>
             <wp:effectExtent b="0" l="0" r="0" t="0"/>
-            <wp:docPr descr="" title="" id="54" name="Picture"/>
+            <wp:docPr descr="" title="" id="51" name="Picture"/>
             <a:graphic>
               <a:graphicData uri="http://schemas.openxmlformats.org/drawingml/2006/picture">
                 <pic:pic>
                   <pic:nvPicPr>
-                    <pic:cNvPr descr="/Users/amanda/Desktop/clan_project/10_draft/output/write_files/figure-docx/appendix-c4-1.png" id="55" name="Picture"/>
+                    <pic:cNvPr descr="/Users/amanda/Desktop/clan_project/10_draft/output/write_files/figure-docx/appendix-c4-1.png" id="52" name="Picture"/>
                     <pic:cNvPicPr>
                       <a:picLocks noChangeArrowheads="1" noChangeAspect="1"/>
                     </pic:cNvPicPr>
                   </pic:nvPicPr>
                   <pic:blipFill>
-                    <a:blip r:embed="rId53"/>
+                    <a:blip r:embed="rId50"/>
                     <a:stretch>
                       <a:fillRect/>
                     </a:stretch>
@@ -8438,8 +5546,8 @@
         </w:drawing>
       </w:r>
     </w:p>
-    <w:bookmarkEnd w:id="56"/>
-    <w:bookmarkStart w:id="60" w:name="X77e9005b9b6a06de423e46c0fd275669ef06bbc"/>
+    <w:bookmarkEnd w:id="53"/>
+    <w:bookmarkStart w:id="57" w:name="X77e9005b9b6a06de423e46c0fd275669ef06bbc"/>
     <w:p>
       <w:pPr>
         <w:pStyle w:val="Heading2"/>
@@ -8465,18 +5573,18 @@
           <wp:inline>
             <wp:extent cx="5334000" cy="4191000"/>
             <wp:effectExtent b="0" l="0" r="0" t="0"/>
-            <wp:docPr descr="" title="" id="58" name="Picture"/>
+            <wp:docPr descr="" title="" id="55" name="Picture"/>
             <a:graphic>
               <a:graphicData uri="http://schemas.openxmlformats.org/drawingml/2006/picture">
                 <pic:pic>
                   <pic:nvPicPr>
-                    <pic:cNvPr descr="/Users/amanda/Desktop/clan_project/10_draft/output/write_files/figure-docx/appendix-c5-1.png" id="59" name="Picture"/>
+                    <pic:cNvPr descr="/Users/amanda/Desktop/clan_project/10_draft/output/write_files/figure-docx/appendix-c5-1.png" id="56" name="Picture"/>
                     <pic:cNvPicPr>
                       <a:picLocks noChangeArrowheads="1" noChangeAspect="1"/>
                     </pic:cNvPicPr>
                   </pic:nvPicPr>
                   <pic:blipFill>
-                    <a:blip r:embed="rId57"/>
+                    <a:blip r:embed="rId54"/>
                     <a:stretch>
                       <a:fillRect/>
                     </a:stretch>
@@ -8503,8 +5611,8 @@
         </w:drawing>
       </w:r>
     </w:p>
-    <w:bookmarkEnd w:id="60"/>
-    <w:bookmarkStart w:id="64" w:name="appendix-c6-sensitivity-weighting"/>
+    <w:bookmarkEnd w:id="57"/>
+    <w:bookmarkStart w:id="61" w:name="appendix-c6-sensitivity-weighting"/>
     <w:p>
       <w:pPr>
         <w:pStyle w:val="Heading2"/>
@@ -8530,18 +5638,18 @@
           <wp:inline>
             <wp:extent cx="5334000" cy="4191000"/>
             <wp:effectExtent b="0" l="0" r="0" t="0"/>
-            <wp:docPr descr="" title="" id="62" name="Picture"/>
+            <wp:docPr descr="" title="" id="59" name="Picture"/>
             <a:graphic>
               <a:graphicData uri="http://schemas.openxmlformats.org/drawingml/2006/picture">
                 <pic:pic>
                   <pic:nvPicPr>
-                    <pic:cNvPr descr="/Users/amanda/Desktop/clan_project/10_draft/output/write_files/figure-docx/appendix-c6-1.png" id="63" name="Picture"/>
+                    <pic:cNvPr descr="/Users/amanda/Desktop/clan_project/10_draft/output/write_files/figure-docx/appendix-c6-1.png" id="60" name="Picture"/>
                     <pic:cNvPicPr>
                       <a:picLocks noChangeArrowheads="1" noChangeAspect="1"/>
                     </pic:cNvPicPr>
                   </pic:nvPicPr>
                   <pic:blipFill>
-                    <a:blip r:embed="rId61"/>
+                    <a:blip r:embed="rId58"/>
                     <a:stretch>
                       <a:fillRect/>
                     </a:stretch>
@@ -8568,9 +5676,9 @@
         </w:drawing>
       </w:r>
     </w:p>
-    <w:bookmarkEnd w:id="64"/>
-    <w:bookmarkEnd w:id="65"/>
-    <w:bookmarkStart w:id="147" w:name="Xbdbdfc1a62708dc07a090fee8b3b74e63e756a2"/>
+    <w:bookmarkEnd w:id="61"/>
+    <w:bookmarkEnd w:id="62"/>
+    <w:bookmarkStart w:id="66" w:name="Xbdbdfc1a62708dc07a090fee8b3b74e63e756a2"/>
     <w:p>
       <w:pPr>
         <w:pStyle w:val="Heading1"/>
@@ -8605,18 +5713,18 @@
           <wp:inline>
             <wp:extent cx="5334000" cy="4953000"/>
             <wp:effectExtent b="0" l="0" r="0" t="0"/>
-            <wp:docPr descr="" title="" id="67" name="Picture"/>
+            <wp:docPr descr="" title="" id="64" name="Picture"/>
             <a:graphic>
               <a:graphicData uri="http://schemas.openxmlformats.org/drawingml/2006/picture">
                 <pic:pic>
                   <pic:nvPicPr>
-                    <pic:cNvPr descr="/Users/amanda/Desktop/clan_project/10_draft/output/write_files/figure-docx/appendix-d-1.png" id="68" name="Picture"/>
+                    <pic:cNvPr descr="/Users/amanda/Desktop/clan_project/10_draft/output/write_files/figure-docx/appendix-d-1.png" id="65" name="Picture"/>
                     <pic:cNvPicPr>
                       <a:picLocks noChangeArrowheads="1" noChangeAspect="1"/>
                     </pic:cNvPicPr>
                   </pic:nvPicPr>
                   <pic:blipFill>
-                    <a:blip r:embed="rId66"/>
+                    <a:blip r:embed="rId63"/>
                     <a:stretch>
                       <a:fillRect/>
                     </a:stretch>
@@ -8643,8 +5751,342 @@
         </w:drawing>
       </w:r>
     </w:p>
-    <w:bookmarkStart w:id="146" w:name="refs"/>
-    <w:bookmarkStart w:id="70" w:name="ref-fred_gini_2025"/>
+    <w:bookmarkEnd w:id="66"/>
+    <w:bookmarkStart w:id="165" w:name="X5f622d6d803146b163d9253c739d30f2df1566c"/>
+    <w:p>
+      <w:pPr>
+        <w:pStyle w:val="Heading1"/>
+      </w:pPr>
+      <w:r>
+        <w:t xml:space="preserve">Appendix E: Sensitivity Analyses — Race Ratios</w:t>
+      </w:r>
+    </w:p>
+    <w:bookmarkStart w:id="70" w:name="X073d3e0376ec70413dc399942489db4bf540f8c"/>
+    <w:p>
+      <w:pPr>
+        <w:pStyle w:val="Heading2"/>
+      </w:pPr>
+      <w:r>
+        <w:t xml:space="preserve">Appendix E1: Race Ratios — Single-Household Clans</w:t>
+      </w:r>
+    </w:p>
+    <w:p>
+      <w:pPr>
+        <w:pStyle w:val="FirstParagraph"/>
+      </w:pPr>
+      <w:r>
+        <w:t xml:space="preserve">Appendix E1 shows Black / Non-Black wealth ratios when single-household clans are excluded (main specification, left panels) versus included (right panels). Panel A shows mean wealth ratios and Panel B shows median wealth ratios. Including single-household clans minimizes but does not eliminate the difference between household and clan race ratios.</w:t>
+      </w:r>
+    </w:p>
+    <w:p>
+      <w:pPr>
+        <w:pStyle w:val="BodyText"/>
+      </w:pPr>
+      <w:r>
+        <w:drawing>
+          <wp:inline>
+            <wp:extent cx="5334000" cy="4191000"/>
+            <wp:effectExtent b="0" l="0" r="0" t="0"/>
+            <wp:docPr descr="" title="" id="68" name="Picture"/>
+            <a:graphic>
+              <a:graphicData uri="http://schemas.openxmlformats.org/drawingml/2006/picture">
+                <pic:pic>
+                  <pic:nvPicPr>
+                    <pic:cNvPr descr="/Users/amanda/Desktop/clan_project/10_draft/output/write_files/figure-docx/appendix-e1-1.png" id="69" name="Picture"/>
+                    <pic:cNvPicPr>
+                      <a:picLocks noChangeArrowheads="1" noChangeAspect="1"/>
+                    </pic:cNvPicPr>
+                  </pic:nvPicPr>
+                  <pic:blipFill>
+                    <a:blip r:embed="rId67"/>
+                    <a:stretch>
+                      <a:fillRect/>
+                    </a:stretch>
+                  </pic:blipFill>
+                  <pic:spPr bwMode="auto">
+                    <a:xfrm>
+                      <a:off x="0" y="0"/>
+                      <a:ext cx="5334000" cy="4191000"/>
+                    </a:xfrm>
+                    <a:prstGeom prst="rect">
+                      <a:avLst/>
+                    </a:prstGeom>
+                    <a:noFill/>
+                    <a:ln w="9525">
+                      <a:noFill/>
+                      <a:headEnd/>
+                      <a:tailEnd/>
+                    </a:ln>
+                  </pic:spPr>
+                </pic:pic>
+              </a:graphicData>
+            </a:graphic>
+          </wp:inline>
+        </w:drawing>
+      </w:r>
+    </w:p>
+    <w:bookmarkEnd w:id="70"/>
+    <w:bookmarkStart w:id="74" w:name="X44cd73c19ec5053c9965e5c699439a9e1cd6656"/>
+    <w:p>
+      <w:pPr>
+        <w:pStyle w:val="Heading2"/>
+      </w:pPr>
+      <w:r>
+        <w:t xml:space="preserve">Appendix E2: Race Ratios — Wealth With and Without Home Equity</w:t>
+      </w:r>
+    </w:p>
+    <w:p>
+      <w:pPr>
+        <w:pStyle w:val="FirstParagraph"/>
+      </w:pPr>
+      <w:r>
+        <w:t xml:space="preserve">Appendix E2 compares Black / Non-Black wealth ratios when home equity is included (main specification, left panels) versus excluded (right panels). Panel A shows mean wealth ratios and Panel B shows median wealth ratios.</w:t>
+      </w:r>
+    </w:p>
+    <w:p>
+      <w:pPr>
+        <w:pStyle w:val="BodyText"/>
+      </w:pPr>
+      <w:r>
+        <w:drawing>
+          <wp:inline>
+            <wp:extent cx="5334000" cy="4191000"/>
+            <wp:effectExtent b="0" l="0" r="0" t="0"/>
+            <wp:docPr descr="" title="" id="72" name="Picture"/>
+            <a:graphic>
+              <a:graphicData uri="http://schemas.openxmlformats.org/drawingml/2006/picture">
+                <pic:pic>
+                  <pic:nvPicPr>
+                    <pic:cNvPr descr="/Users/amanda/Desktop/clan_project/10_draft/output/write_files/figure-docx/appendix-e2-1.png" id="73" name="Picture"/>
+                    <pic:cNvPicPr>
+                      <a:picLocks noChangeArrowheads="1" noChangeAspect="1"/>
+                    </pic:cNvPicPr>
+                  </pic:nvPicPr>
+                  <pic:blipFill>
+                    <a:blip r:embed="rId71"/>
+                    <a:stretch>
+                      <a:fillRect/>
+                    </a:stretch>
+                  </pic:blipFill>
+                  <pic:spPr bwMode="auto">
+                    <a:xfrm>
+                      <a:off x="0" y="0"/>
+                      <a:ext cx="5334000" cy="4191000"/>
+                    </a:xfrm>
+                    <a:prstGeom prst="rect">
+                      <a:avLst/>
+                    </a:prstGeom>
+                    <a:noFill/>
+                    <a:ln w="9525">
+                      <a:noFill/>
+                      <a:headEnd/>
+                      <a:tailEnd/>
+                    </a:ln>
+                  </pic:spPr>
+                </pic:pic>
+              </a:graphicData>
+            </a:graphic>
+          </wp:inline>
+        </w:drawing>
+      </w:r>
+    </w:p>
+    <w:bookmarkEnd w:id="74"/>
+    <w:bookmarkStart w:id="78" w:name="appendix-e3-race-ratios-negative-values"/>
+    <w:p>
+      <w:pPr>
+        <w:pStyle w:val="Heading2"/>
+      </w:pPr>
+      <w:r>
+        <w:t xml:space="preserve">Appendix E3: Race Ratios — Negative Values</w:t>
+      </w:r>
+    </w:p>
+    <w:p>
+      <w:pPr>
+        <w:pStyle w:val="FirstParagraph"/>
+      </w:pPr>
+      <w:r>
+        <w:t xml:space="preserve">Appendix E3 shows Black / Non-Black wealth ratios when negative wealth values are excluded (main specification, left panels) versus included (right panels). Panel A shows mean wealth ratios and Panel B shows median wealth ratios. Including negative values does not substantially change the estimated race ratios.</w:t>
+      </w:r>
+    </w:p>
+    <w:p>
+      <w:pPr>
+        <w:pStyle w:val="BodyText"/>
+      </w:pPr>
+      <w:r>
+        <w:drawing>
+          <wp:inline>
+            <wp:extent cx="5334000" cy="4191000"/>
+            <wp:effectExtent b="0" l="0" r="0" t="0"/>
+            <wp:docPr descr="" title="" id="76" name="Picture"/>
+            <a:graphic>
+              <a:graphicData uri="http://schemas.openxmlformats.org/drawingml/2006/picture">
+                <pic:pic>
+                  <pic:nvPicPr>
+                    <pic:cNvPr descr="/Users/amanda/Desktop/clan_project/10_draft/output/write_files/figure-docx/appendix-e3-1.png" id="77" name="Picture"/>
+                    <pic:cNvPicPr>
+                      <a:picLocks noChangeArrowheads="1" noChangeAspect="1"/>
+                    </pic:cNvPicPr>
+                  </pic:nvPicPr>
+                  <pic:blipFill>
+                    <a:blip r:embed="rId75"/>
+                    <a:stretch>
+                      <a:fillRect/>
+                    </a:stretch>
+                  </pic:blipFill>
+                  <pic:spPr bwMode="auto">
+                    <a:xfrm>
+                      <a:off x="0" y="0"/>
+                      <a:ext cx="5334000" cy="4191000"/>
+                    </a:xfrm>
+                    <a:prstGeom prst="rect">
+                      <a:avLst/>
+                    </a:prstGeom>
+                    <a:noFill/>
+                    <a:ln w="9525">
+                      <a:noFill/>
+                      <a:headEnd/>
+                      <a:tailEnd/>
+                    </a:ln>
+                  </pic:spPr>
+                </pic:pic>
+              </a:graphicData>
+            </a:graphic>
+          </wp:inline>
+        </w:drawing>
+      </w:r>
+    </w:p>
+    <w:bookmarkEnd w:id="78"/>
+    <w:bookmarkStart w:id="82" w:name="X60547b172595a275f95838a3eaedea0d02c0ba7"/>
+    <w:p>
+      <w:pPr>
+        <w:pStyle w:val="Heading2"/>
+      </w:pPr>
+      <w:r>
+        <w:t xml:space="preserve">Appendix E4: Race Ratios — Size Standardization</w:t>
+      </w:r>
+    </w:p>
+    <w:p>
+      <w:pPr>
+        <w:pStyle w:val="FirstParagraph"/>
+      </w:pPr>
+      <w:r>
+        <w:t xml:space="preserve">Appendix E4 compares Black / Non-Black wealth ratios when wealth is size-standardized by household and clan size (main specification, left panels) versus unadjusted (right panels). Panel A shows mean wealth ratios and Panel B shows median wealth ratios.</w:t>
+      </w:r>
+    </w:p>
+    <w:p>
+      <w:pPr>
+        <w:pStyle w:val="BodyText"/>
+      </w:pPr>
+      <w:r>
+        <w:drawing>
+          <wp:inline>
+            <wp:extent cx="5334000" cy="4191000"/>
+            <wp:effectExtent b="0" l="0" r="0" t="0"/>
+            <wp:docPr descr="" title="" id="80" name="Picture"/>
+            <a:graphic>
+              <a:graphicData uri="http://schemas.openxmlformats.org/drawingml/2006/picture">
+                <pic:pic>
+                  <pic:nvPicPr>
+                    <pic:cNvPr descr="/Users/amanda/Desktop/clan_project/10_draft/output/write_files/figure-docx/appendix-e4-1.png" id="81" name="Picture"/>
+                    <pic:cNvPicPr>
+                      <a:picLocks noChangeArrowheads="1" noChangeAspect="1"/>
+                    </pic:cNvPicPr>
+                  </pic:nvPicPr>
+                  <pic:blipFill>
+                    <a:blip r:embed="rId79"/>
+                    <a:stretch>
+                      <a:fillRect/>
+                    </a:stretch>
+                  </pic:blipFill>
+                  <pic:spPr bwMode="auto">
+                    <a:xfrm>
+                      <a:off x="0" y="0"/>
+                      <a:ext cx="5334000" cy="4191000"/>
+                    </a:xfrm>
+                    <a:prstGeom prst="rect">
+                      <a:avLst/>
+                    </a:prstGeom>
+                    <a:noFill/>
+                    <a:ln w="9525">
+                      <a:noFill/>
+                      <a:headEnd/>
+                      <a:tailEnd/>
+                    </a:ln>
+                  </pic:spPr>
+                </pic:pic>
+              </a:graphicData>
+            </a:graphic>
+          </wp:inline>
+        </w:drawing>
+      </w:r>
+    </w:p>
+    <w:bookmarkEnd w:id="82"/>
+    <w:bookmarkStart w:id="164" w:name="appendix-e5-race-ratios-weighting"/>
+    <w:p>
+      <w:pPr>
+        <w:pStyle w:val="Heading2"/>
+      </w:pPr>
+      <w:r>
+        <w:t xml:space="preserve">Appendix E5: Race Ratios — Weighting</w:t>
+      </w:r>
+    </w:p>
+    <w:p>
+      <w:pPr>
+        <w:pStyle w:val="FirstParagraph"/>
+      </w:pPr>
+      <w:r>
+        <w:t xml:space="preserve">Appendix E5 shows Black / Non-Black wealth ratios using weighted estimates (main specification, left panels) versus unweighted estimates (right panels). Panel A shows mean wealth ratios and Panel B shows median wealth ratios. Weighting does not substantially change the estimated race ratios.</w:t>
+      </w:r>
+    </w:p>
+    <w:p>
+      <w:pPr>
+        <w:pStyle w:val="BodyText"/>
+      </w:pPr>
+      <w:r>
+        <w:drawing>
+          <wp:inline>
+            <wp:extent cx="5334000" cy="4191000"/>
+            <wp:effectExtent b="0" l="0" r="0" t="0"/>
+            <wp:docPr descr="" title="" id="84" name="Picture"/>
+            <a:graphic>
+              <a:graphicData uri="http://schemas.openxmlformats.org/drawingml/2006/picture">
+                <pic:pic>
+                  <pic:nvPicPr>
+                    <pic:cNvPr descr="/Users/amanda/Desktop/clan_project/10_draft/output/write_files/figure-docx/appendix-e5-1.png" id="85" name="Picture"/>
+                    <pic:cNvPicPr>
+                      <a:picLocks noChangeArrowheads="1" noChangeAspect="1"/>
+                    </pic:cNvPicPr>
+                  </pic:nvPicPr>
+                  <pic:blipFill>
+                    <a:blip r:embed="rId83"/>
+                    <a:stretch>
+                      <a:fillRect/>
+                    </a:stretch>
+                  </pic:blipFill>
+                  <pic:spPr bwMode="auto">
+                    <a:xfrm>
+                      <a:off x="0" y="0"/>
+                      <a:ext cx="5334000" cy="4191000"/>
+                    </a:xfrm>
+                    <a:prstGeom prst="rect">
+                      <a:avLst/>
+                    </a:prstGeom>
+                    <a:noFill/>
+                    <a:ln w="9525">
+                      <a:noFill/>
+                      <a:headEnd/>
+                      <a:tailEnd/>
+                    </a:ln>
+                  </pic:spPr>
+                </pic:pic>
+              </a:graphicData>
+            </a:graphic>
+          </wp:inline>
+        </w:drawing>
+      </w:r>
+    </w:p>
+    <w:bookmarkStart w:id="163" w:name="refs"/>
+    <w:bookmarkStart w:id="87" w:name="ref-fred_gini_2025"/>
     <w:p>
       <w:pPr>
         <w:pStyle w:val="Bibliography"/>
@@ -8697,7 +6139,7 @@
       <w:r>
         <w:t xml:space="preserve"> </w:t>
       </w:r>
-      <w:hyperlink r:id="rId69">
+      <w:hyperlink r:id="rId86">
         <w:r>
           <w:rPr>
             <w:rStyle w:val="Hyperlink"/>
@@ -8706,8 +6148,8 @@
         </w:r>
       </w:hyperlink>
     </w:p>
-    <w:bookmarkEnd w:id="70"/>
-    <w:bookmarkStart w:id="72" w:name="ref-barro_decline_2020"/>
+    <w:bookmarkEnd w:id="87"/>
+    <w:bookmarkStart w:id="89" w:name="ref-barro_decline_2020"/>
     <w:p>
       <w:pPr>
         <w:pStyle w:val="Bibliography"/>
@@ -8778,7 +6220,7 @@
       <w:r>
         <w:t xml:space="preserve"> </w:t>
       </w:r>
-      <w:hyperlink r:id="rId71">
+      <w:hyperlink r:id="rId88">
         <w:r>
           <w:rPr>
             <w:rStyle w:val="Hyperlink"/>
@@ -8787,8 +6229,8 @@
         </w:r>
       </w:hyperlink>
     </w:p>
-    <w:bookmarkEnd w:id="72"/>
-    <w:bookmarkStart w:id="75" w:name="ref-kuhn_income_2025"/>
+    <w:bookmarkEnd w:id="89"/>
+    <w:bookmarkStart w:id="92" w:name="ref-kuhn_income_2025"/>
     <w:p>
       <w:pPr>
         <w:pStyle w:val="Bibliography"/>
@@ -8874,7 +6316,7 @@
       <w:r>
         <w:t xml:space="preserve"> </w:t>
       </w:r>
-      <w:hyperlink r:id="rId73">
+      <w:hyperlink r:id="rId90">
         <w:r>
           <w:rPr>
             <w:rStyle w:val="Hyperlink"/>
@@ -8885,7 +6327,7 @@
       <w:r>
         <w:t xml:space="preserve">. doi:</w:t>
       </w:r>
-      <w:hyperlink r:id="rId74">
+      <w:hyperlink r:id="rId91">
         <w:r>
           <w:rPr>
             <w:rStyle w:val="Hyperlink"/>
@@ -8894,8 +6336,8 @@
         </w:r>
       </w:hyperlink>
     </w:p>
-    <w:bookmarkEnd w:id="75"/>
-    <w:bookmarkStart w:id="78" w:name="ref-auten_income_2024"/>
+    <w:bookmarkEnd w:id="92"/>
+    <w:bookmarkStart w:id="95" w:name="ref-auten_income_2024"/>
     <w:p>
       <w:pPr>
         <w:pStyle w:val="Bibliography"/>
@@ -8993,7 +6435,7 @@
       <w:r>
         <w:t xml:space="preserve"> </w:t>
       </w:r>
-      <w:hyperlink r:id="rId76">
+      <w:hyperlink r:id="rId93">
         <w:r>
           <w:rPr>
             <w:rStyle w:val="Hyperlink"/>
@@ -9004,7 +6446,7 @@
       <w:r>
         <w:t xml:space="preserve">. doi:</w:t>
       </w:r>
-      <w:hyperlink r:id="rId77">
+      <w:hyperlink r:id="rId94">
         <w:r>
           <w:rPr>
             <w:rStyle w:val="Hyperlink"/>
@@ -9013,8 +6455,8 @@
         </w:r>
       </w:hyperlink>
     </w:p>
-    <w:bookmarkEnd w:id="78"/>
-    <w:bookmarkStart w:id="81" w:name="ref-killewald_wealth_2017"/>
+    <w:bookmarkEnd w:id="95"/>
+    <w:bookmarkStart w:id="98" w:name="ref-killewald_wealth_2017"/>
     <w:p>
       <w:pPr>
         <w:pStyle w:val="Bibliography"/>
@@ -9055,7 +6497,7 @@
       <w:r>
         <w:t xml:space="preserve"> </w:t>
       </w:r>
-      <w:hyperlink r:id="rId79">
+      <w:hyperlink r:id="rId96">
         <w:r>
           <w:rPr>
             <w:rStyle w:val="Hyperlink"/>
@@ -9066,7 +6508,7 @@
       <w:r>
         <w:t xml:space="preserve">. doi:</w:t>
       </w:r>
-      <w:hyperlink r:id="rId80">
+      <w:hyperlink r:id="rId97">
         <w:r>
           <w:rPr>
             <w:rStyle w:val="Hyperlink"/>
@@ -9075,8 +6517,8 @@
         </w:r>
       </w:hyperlink>
     </w:p>
-    <w:bookmarkEnd w:id="81"/>
-    <w:bookmarkStart w:id="83" w:name="ref-saez_wealth_2016"/>
+    <w:bookmarkEnd w:id="98"/>
+    <w:bookmarkStart w:id="100" w:name="ref-saez_wealth_2016"/>
     <w:p>
       <w:pPr>
         <w:pStyle w:val="Bibliography"/>
@@ -9168,7 +6610,7 @@
       <w:r>
         <w:t xml:space="preserve"> </w:t>
       </w:r>
-      <w:hyperlink r:id="rId82">
+      <w:hyperlink r:id="rId99">
         <w:r>
           <w:rPr>
             <w:rStyle w:val="Hyperlink"/>
@@ -9179,7 +6621,7 @@
       <w:r>
         <w:t xml:space="preserve">. doi:</w:t>
       </w:r>
-      <w:hyperlink r:id="rId82">
+      <w:hyperlink r:id="rId99">
         <w:r>
           <w:rPr>
             <w:rStyle w:val="Hyperlink"/>
@@ -9188,8 +6630,8 @@
         </w:r>
       </w:hyperlink>
     </w:p>
-    <w:bookmarkEnd w:id="83"/>
-    <w:bookmarkStart w:id="84" w:name="ref-goode_world_1963"/>
+    <w:bookmarkEnd w:id="100"/>
+    <w:bookmarkStart w:id="101" w:name="ref-goode_world_1963"/>
     <w:p>
       <w:pPr>
         <w:pStyle w:val="Bibliography"/>
@@ -9207,8 +6649,8 @@
         <w:t xml:space="preserve">Goode WJ. World revolution and family patterns. Oxford, England: Free Press Glencoe; 1963.</w:t>
       </w:r>
     </w:p>
-    <w:bookmarkEnd w:id="84"/>
-    <w:bookmarkStart w:id="86" w:name="ref-parsons_essays_1954"/>
+    <w:bookmarkEnd w:id="101"/>
+    <w:bookmarkStart w:id="103" w:name="ref-parsons_essays_1954"/>
     <w:p>
       <w:pPr>
         <w:pStyle w:val="Bibliography"/>
@@ -9240,7 +6682,7 @@
       <w:r>
         <w:t xml:space="preserve">. 2nd ed. New York, NY, US: MacMillan Co; 1954. doi:</w:t>
       </w:r>
-      <w:hyperlink r:id="rId85">
+      <w:hyperlink r:id="rId102">
         <w:r>
           <w:rPr>
             <w:rStyle w:val="Hyperlink"/>
@@ -9249,8 +6691,8 @@
         </w:r>
       </w:hyperlink>
     </w:p>
-    <w:bookmarkEnd w:id="86"/>
-    <w:bookmarkStart w:id="88" w:name="ref-pilkauskas_beyond_2018"/>
+    <w:bookmarkEnd w:id="103"/>
+    <w:bookmarkStart w:id="105" w:name="ref-pilkauskas_beyond_2018"/>
     <w:p>
       <w:pPr>
         <w:pStyle w:val="Bibliography"/>
@@ -9330,7 +6772,7 @@
       <w:r>
         <w:t xml:space="preserve"> </w:t>
       </w:r>
-      <w:hyperlink r:id="rId87">
+      <w:hyperlink r:id="rId104">
         <w:r>
           <w:rPr>
             <w:rStyle w:val="Hyperlink"/>
@@ -9341,7 +6783,7 @@
       <w:r>
         <w:t xml:space="preserve">. doi:</w:t>
       </w:r>
-      <w:hyperlink r:id="rId87">
+      <w:hyperlink r:id="rId104">
         <w:r>
           <w:rPr>
             <w:rStyle w:val="Hyperlink"/>
@@ -9350,8 +6792,8 @@
         </w:r>
       </w:hyperlink>
     </w:p>
-    <w:bookmarkEnd w:id="88"/>
-    <w:bookmarkStart w:id="90" w:name="ref-mare_multigenerational_2011"/>
+    <w:bookmarkEnd w:id="105"/>
+    <w:bookmarkStart w:id="107" w:name="ref-mare_multigenerational_2011"/>
     <w:p>
       <w:pPr>
         <w:pStyle w:val="Bibliography"/>
@@ -9398,7 +6840,7 @@
       <w:r>
         <w:t xml:space="preserve"> </w:t>
       </w:r>
-      <w:hyperlink r:id="rId89">
+      <w:hyperlink r:id="rId106">
         <w:r>
           <w:rPr>
             <w:rStyle w:val="Hyperlink"/>
@@ -9409,7 +6851,7 @@
       <w:r>
         <w:t xml:space="preserve">. doi:</w:t>
       </w:r>
-      <w:hyperlink r:id="rId89">
+      <w:hyperlink r:id="rId106">
         <w:r>
           <w:rPr>
             <w:rStyle w:val="Hyperlink"/>
@@ -9418,8 +6860,8 @@
         </w:r>
       </w:hyperlink>
     </w:p>
-    <w:bookmarkEnd w:id="90"/>
-    <w:bookmarkStart w:id="92" w:name="ref-obrien_family_2024"/>
+    <w:bookmarkEnd w:id="107"/>
+    <w:bookmarkStart w:id="109" w:name="ref-obrien_family_2024"/>
     <w:p>
       <w:pPr>
         <w:pStyle w:val="Bibliography"/>
@@ -9451,7 +6893,7 @@
       <w:r>
         <w:t xml:space="preserve"> </w:t>
       </w:r>
-      <w:hyperlink r:id="rId91">
+      <w:hyperlink r:id="rId108">
         <w:r>
           <w:rPr>
             <w:rStyle w:val="Hyperlink"/>
@@ -9462,7 +6904,7 @@
       <w:r>
         <w:t xml:space="preserve">. doi:</w:t>
       </w:r>
-      <w:hyperlink r:id="rId91">
+      <w:hyperlink r:id="rId108">
         <w:r>
           <w:rPr>
             <w:rStyle w:val="Hyperlink"/>
@@ -9471,8 +6913,8 @@
         </w:r>
       </w:hyperlink>
     </w:p>
-    <w:bookmarkEnd w:id="92"/>
-    <w:bookmarkStart w:id="94" w:name="ref-shiffer-sebba_keeping_2025"/>
+    <w:bookmarkEnd w:id="109"/>
+    <w:bookmarkStart w:id="111" w:name="ref-shiffer-sebba_keeping_2025"/>
     <w:p>
       <w:pPr>
         <w:pStyle w:val="Bibliography"/>
@@ -9552,7 +6994,7 @@
       <w:r>
         <w:t xml:space="preserve"> </w:t>
       </w:r>
-      <w:hyperlink r:id="rId93">
+      <w:hyperlink r:id="rId110">
         <w:r>
           <w:rPr>
             <w:rStyle w:val="Hyperlink"/>
@@ -9563,7 +7005,7 @@
       <w:r>
         <w:t xml:space="preserve">. doi:</w:t>
       </w:r>
-      <w:hyperlink r:id="rId93">
+      <w:hyperlink r:id="rId110">
         <w:r>
           <w:rPr>
             <w:rStyle w:val="Hyperlink"/>
@@ -9572,8 +7014,8 @@
         </w:r>
       </w:hyperlink>
     </w:p>
-    <w:bookmarkEnd w:id="94"/>
-    <w:bookmarkStart w:id="97" w:name="ref-adermon_dynastic_2021"/>
+    <w:bookmarkEnd w:id="111"/>
+    <w:bookmarkStart w:id="114" w:name="ref-adermon_dynastic_2021"/>
     <w:p>
       <w:pPr>
         <w:pStyle w:val="Bibliography"/>
@@ -9632,7 +7074,7 @@
       <w:r>
         <w:t xml:space="preserve"> </w:t>
       </w:r>
-      <w:hyperlink r:id="rId95">
+      <w:hyperlink r:id="rId112">
         <w:r>
           <w:rPr>
             <w:rStyle w:val="Hyperlink"/>
@@ -9643,7 +7085,7 @@
       <w:r>
         <w:t xml:space="preserve">. doi:</w:t>
       </w:r>
-      <w:hyperlink r:id="rId96">
+      <w:hyperlink r:id="rId113">
         <w:r>
           <w:rPr>
             <w:rStyle w:val="Hyperlink"/>
@@ -9652,8 +7094,8 @@
         </w:r>
       </w:hyperlink>
     </w:p>
-    <w:bookmarkEnd w:id="97"/>
-    <w:bookmarkStart w:id="100" w:name="ref-hallsten_shadow_2023"/>
+    <w:bookmarkEnd w:id="114"/>
+    <w:bookmarkStart w:id="117" w:name="ref-hallsten_shadow_2023"/>
     <w:p>
       <w:pPr>
         <w:pStyle w:val="Bibliography"/>
@@ -9751,7 +7193,7 @@
       <w:r>
         <w:t xml:space="preserve"> </w:t>
       </w:r>
-      <w:hyperlink r:id="rId98">
+      <w:hyperlink r:id="rId115">
         <w:r>
           <w:rPr>
             <w:rStyle w:val="Hyperlink"/>
@@ -9762,7 +7204,7 @@
       <w:r>
         <w:t xml:space="preserve">. doi:</w:t>
       </w:r>
-      <w:hyperlink r:id="rId99">
+      <w:hyperlink r:id="rId116">
         <w:r>
           <w:rPr>
             <w:rStyle w:val="Hyperlink"/>
@@ -9771,8 +7213,8 @@
         </w:r>
       </w:hyperlink>
     </w:p>
-    <w:bookmarkEnd w:id="100"/>
-    <w:bookmarkStart w:id="102" w:name="ref-song_shared_2019"/>
+    <w:bookmarkEnd w:id="117"/>
+    <w:bookmarkStart w:id="119" w:name="ref-song_shared_2019"/>
     <w:p>
       <w:pPr>
         <w:pStyle w:val="Bibliography"/>
@@ -9828,7 +7270,7 @@
       <w:r>
         <w:t xml:space="preserve">. Demography. 2019;56(3):891–916. doi:</w:t>
       </w:r>
-      <w:hyperlink r:id="rId101">
+      <w:hyperlink r:id="rId118">
         <w:r>
           <w:rPr>
             <w:rStyle w:val="Hyperlink"/>
@@ -9837,8 +7279,8 @@
         </w:r>
       </w:hyperlink>
     </w:p>
-    <w:bookmarkEnd w:id="102"/>
-    <w:bookmarkStart w:id="103" w:name="ref-shiffer-sebba_concentration_2022"/>
+    <w:bookmarkEnd w:id="119"/>
+    <w:bookmarkStart w:id="120" w:name="ref-shiffer-sebba_concentration_2022"/>
     <w:p>
       <w:pPr>
         <w:pStyle w:val="Bibliography"/>
@@ -9928,8 +7370,8 @@
         <w:t xml:space="preserve">. 2022.</w:t>
       </w:r>
     </w:p>
-    <w:bookmarkEnd w:id="103"/>
-    <w:bookmarkStart w:id="105" w:name="ref-hallsten_grand_2017"/>
+    <w:bookmarkEnd w:id="120"/>
+    <w:bookmarkStart w:id="122" w:name="ref-hallsten_grand_2017"/>
     <w:p>
       <w:pPr>
         <w:pStyle w:val="Bibliography"/>
@@ -10009,7 +7451,7 @@
       <w:r>
         <w:t xml:space="preserve">. American Sociological Review. 2017;82(2):328–360. doi:</w:t>
       </w:r>
-      <w:hyperlink r:id="rId104">
+      <w:hyperlink r:id="rId121">
         <w:r>
           <w:rPr>
             <w:rStyle w:val="Hyperlink"/>
@@ -10018,8 +7460,8 @@
         </w:r>
       </w:hyperlink>
     </w:p>
-    <w:bookmarkEnd w:id="105"/>
-    <w:bookmarkStart w:id="106" w:name="ref-insolera_overview_2021"/>
+    <w:bookmarkEnd w:id="122"/>
+    <w:bookmarkStart w:id="123" w:name="ref-insolera_overview_2021"/>
     <w:p>
       <w:pPr>
         <w:pStyle w:val="Bibliography"/>
@@ -10121,8 +7563,8 @@
         <w:t xml:space="preserve">).</w:t>
       </w:r>
     </w:p>
-    <w:bookmarkEnd w:id="106"/>
-    <w:bookmarkStart w:id="108" w:name="ref-pfeffer_measuring_2016"/>
+    <w:bookmarkEnd w:id="123"/>
+    <w:bookmarkStart w:id="125" w:name="ref-pfeffer_measuring_2016"/>
     <w:p>
       <w:pPr>
         <w:pStyle w:val="Bibliography"/>
@@ -10202,7 +7644,7 @@
       <w:r>
         <w:t xml:space="preserve">. Journal of Economic and Social Measurement. 2016;41(2):103–120. doi:</w:t>
       </w:r>
-      <w:hyperlink r:id="rId107">
+      <w:hyperlink r:id="rId124">
         <w:r>
           <w:rPr>
             <w:rStyle w:val="Hyperlink"/>
@@ -10211,8 +7653,8 @@
         </w:r>
       </w:hyperlink>
     </w:p>
-    <w:bookmarkEnd w:id="108"/>
-    <w:bookmarkStart w:id="110" w:name="ref-oliver_black_2013"/>
+    <w:bookmarkEnd w:id="125"/>
+    <w:bookmarkStart w:id="127" w:name="ref-oliver_black_2013"/>
     <w:p>
       <w:pPr>
         <w:pStyle w:val="Bibliography"/>
@@ -10295,7 +7737,7 @@
       <w:r>
         <w:t xml:space="preserve">. 2nd ed. New York: Routledge; 2013. doi:</w:t>
       </w:r>
-      <w:hyperlink r:id="rId109">
+      <w:hyperlink r:id="rId126">
         <w:r>
           <w:rPr>
             <w:rStyle w:val="Hyperlink"/>
@@ -10304,8 +7746,8 @@
         </w:r>
       </w:hyperlink>
     </w:p>
-    <w:bookmarkEnd w:id="110"/>
-    <w:bookmarkStart w:id="113" w:name="ref-beckert_durable_2022"/>
+    <w:bookmarkEnd w:id="127"/>
+    <w:bookmarkStart w:id="130" w:name="ref-beckert_durable_2022"/>
     <w:p>
       <w:pPr>
         <w:pStyle w:val="Bibliography"/>
@@ -10379,7 +7821,7 @@
       <w:r>
         <w:t xml:space="preserve"> </w:t>
       </w:r>
-      <w:hyperlink r:id="rId111">
+      <w:hyperlink r:id="rId128">
         <w:r>
           <w:rPr>
             <w:rStyle w:val="Hyperlink"/>
@@ -10390,7 +7832,7 @@
       <w:r>
         <w:t xml:space="preserve">. doi:</w:t>
       </w:r>
-      <w:hyperlink r:id="rId112">
+      <w:hyperlink r:id="rId129">
         <w:r>
           <w:rPr>
             <w:rStyle w:val="Hyperlink"/>
@@ -10399,8 +7841,8 @@
         </w:r>
       </w:hyperlink>
     </w:p>
-    <w:bookmarkEnd w:id="113"/>
-    <w:bookmarkStart w:id="116" w:name="ref-obrien_structural_2020"/>
+    <w:bookmarkEnd w:id="130"/>
+    <w:bookmarkStart w:id="133" w:name="ref-obrien_structural_2020"/>
     <w:p>
       <w:pPr>
         <w:pStyle w:val="Bibliography"/>
@@ -10447,7 +7889,7 @@
       <w:r>
         <w:t xml:space="preserve"> </w:t>
       </w:r>
-      <w:hyperlink r:id="rId114">
+      <w:hyperlink r:id="rId131">
         <w:r>
           <w:rPr>
             <w:rStyle w:val="Hyperlink"/>
@@ -10458,7 +7900,7 @@
       <w:r>
         <w:t xml:space="preserve">. doi:</w:t>
       </w:r>
-      <w:hyperlink r:id="rId115">
+      <w:hyperlink r:id="rId132">
         <w:r>
           <w:rPr>
             <w:rStyle w:val="Hyperlink"/>
@@ -10467,8 +7909,8 @@
         </w:r>
       </w:hyperlink>
     </w:p>
-    <w:bookmarkEnd w:id="116"/>
-    <w:bookmarkStart w:id="117" w:name="ref-pfeffer_determinants_2017"/>
+    <w:bookmarkEnd w:id="133"/>
+    <w:bookmarkStart w:id="134" w:name="ref-pfeffer_determinants_2017"/>
     <w:p>
       <w:pPr>
         <w:pStyle w:val="Bibliography"/>
@@ -10501,8 +7943,8 @@
         <w:t xml:space="preserve">. PWIE. 2017;11(1):87–108.</w:t>
       </w:r>
     </w:p>
-    <w:bookmarkEnd w:id="117"/>
-    <w:bookmarkStart w:id="120" w:name="ref-corak_income_2013"/>
+    <w:bookmarkEnd w:id="134"/>
+    <w:bookmarkStart w:id="137" w:name="ref-corak_income_2013"/>
     <w:p>
       <w:pPr>
         <w:pStyle w:val="Bibliography"/>
@@ -10567,7 +8009,7 @@
       <w:r>
         <w:t xml:space="preserve"> </w:t>
       </w:r>
-      <w:hyperlink r:id="rId118">
+      <w:hyperlink r:id="rId135">
         <w:r>
           <w:rPr>
             <w:rStyle w:val="Hyperlink"/>
@@ -10578,7 +8020,7 @@
       <w:r>
         <w:t xml:space="preserve">. doi:</w:t>
       </w:r>
-      <w:hyperlink r:id="rId119">
+      <w:hyperlink r:id="rId136">
         <w:r>
           <w:rPr>
             <w:rStyle w:val="Hyperlink"/>
@@ -10587,8 +8029,8 @@
         </w:r>
       </w:hyperlink>
     </w:p>
-    <w:bookmarkEnd w:id="120"/>
-    <w:bookmarkStart w:id="122" w:name="ref-ermisch_parents_2012"/>
+    <w:bookmarkEnd w:id="137"/>
+    <w:bookmarkStart w:id="139" w:name="ref-ermisch_parents_2012"/>
     <w:p>
       <w:pPr>
         <w:pStyle w:val="Bibliography"/>
@@ -10662,7 +8104,7 @@
       <w:r>
         <w:t xml:space="preserve"> </w:t>
       </w:r>
-      <w:hyperlink r:id="rId121">
+      <w:hyperlink r:id="rId138">
         <w:r>
           <w:rPr>
             <w:rStyle w:val="Hyperlink"/>
@@ -10671,8 +8113,8 @@
         </w:r>
       </w:hyperlink>
     </w:p>
-    <w:bookmarkEnd w:id="122"/>
-    <w:bookmarkStart w:id="124" w:name="ref-jerrim_income_2015"/>
+    <w:bookmarkEnd w:id="139"/>
+    <w:bookmarkStart w:id="141" w:name="ref-jerrim_income_2015"/>
     <w:p>
       <w:pPr>
         <w:pStyle w:val="Bibliography"/>
@@ -10761,7 +8203,7 @@
       <w:r>
         <w:t xml:space="preserve">? Social Forces. 2015;94. doi:</w:t>
       </w:r>
-      <w:hyperlink r:id="rId123">
+      <w:hyperlink r:id="rId140">
         <w:r>
           <w:rPr>
             <w:rStyle w:val="Hyperlink"/>
@@ -10770,8 +8212,8 @@
         </w:r>
       </w:hyperlink>
     </w:p>
-    <w:bookmarkEnd w:id="124"/>
-    <w:bookmarkStart w:id="127" w:name="ref-si_multiple_2021"/>
+    <w:bookmarkEnd w:id="141"/>
+    <w:bookmarkStart w:id="144" w:name="ref-si_multiple_2021"/>
     <w:p>
       <w:pPr>
         <w:pStyle w:val="Bibliography"/>
@@ -10869,7 +8311,7 @@
       <w:r>
         <w:t xml:space="preserve"> </w:t>
       </w:r>
-      <w:hyperlink r:id="rId125">
+      <w:hyperlink r:id="rId142">
         <w:r>
           <w:rPr>
             <w:rStyle w:val="Hyperlink"/>
@@ -10880,7 +8322,7 @@
       <w:r>
         <w:t xml:space="preserve">. doi:</w:t>
       </w:r>
-      <w:hyperlink r:id="rId126">
+      <w:hyperlink r:id="rId143">
         <w:r>
           <w:rPr>
             <w:rStyle w:val="Hyperlink"/>
@@ -10889,8 +8331,8 @@
         </w:r>
       </w:hyperlink>
     </w:p>
-    <w:bookmarkEnd w:id="127"/>
-    <w:bookmarkStart w:id="128" w:name="ref-sayer_women_2004"/>
+    <w:bookmarkEnd w:id="144"/>
+    <w:bookmarkStart w:id="145" w:name="ref-sayer_women_2004"/>
     <w:p>
       <w:pPr>
         <w:pStyle w:val="Bibliography"/>
@@ -10926,8 +8368,8 @@
         <w:t xml:space="preserve">. Russell Sage Foundation; 2004.</w:t>
       </w:r>
     </w:p>
-    <w:bookmarkEnd w:id="128"/>
-    <w:bookmarkStart w:id="131" w:name="ref-atkinson_measurement_1970"/>
+    <w:bookmarkEnd w:id="145"/>
+    <w:bookmarkStart w:id="148" w:name="ref-atkinson_measurement_1970"/>
     <w:p>
       <w:pPr>
         <w:pStyle w:val="Bibliography"/>
@@ -10947,7 +8389,7 @@
       <w:r>
         <w:t xml:space="preserve"> </w:t>
       </w:r>
-      <w:hyperlink r:id="rId129">
+      <w:hyperlink r:id="rId146">
         <w:r>
           <w:rPr>
             <w:rStyle w:val="Hyperlink"/>
@@ -10958,7 +8400,7 @@
       <w:r>
         <w:t xml:space="preserve">. doi:</w:t>
       </w:r>
-      <w:hyperlink r:id="rId130">
+      <w:hyperlink r:id="rId147">
         <w:r>
           <w:rPr>
             <w:rStyle w:val="Hyperlink"/>
@@ -10967,8 +8409,8 @@
         </w:r>
       </w:hyperlink>
     </w:p>
-    <w:bookmarkEnd w:id="131"/>
-    <w:bookmarkStart w:id="134" w:name="ref-de_maio_income_2007"/>
+    <w:bookmarkEnd w:id="148"/>
+    <w:bookmarkStart w:id="151" w:name="ref-de_maio_income_2007"/>
     <w:p>
       <w:pPr>
         <w:pStyle w:val="Bibliography"/>
@@ -11003,7 +8445,7 @@
       <w:r>
         <w:t xml:space="preserve"> </w:t>
       </w:r>
-      <w:hyperlink r:id="rId132">
+      <w:hyperlink r:id="rId149">
         <w:r>
           <w:rPr>
             <w:rStyle w:val="Hyperlink"/>
@@ -11014,7 +8456,7 @@
       <w:r>
         <w:t xml:space="preserve">. doi:</w:t>
       </w:r>
-      <w:hyperlink r:id="rId133">
+      <w:hyperlink r:id="rId150">
         <w:r>
           <w:rPr>
             <w:rStyle w:val="Hyperlink"/>
@@ -11023,8 +8465,8 @@
         </w:r>
       </w:hyperlink>
     </w:p>
-    <w:bookmarkEnd w:id="134"/>
-    <w:bookmarkStart w:id="137" w:name="ref-kawachi_relationship_1997"/>
+    <w:bookmarkEnd w:id="151"/>
+    <w:bookmarkStart w:id="154" w:name="ref-kawachi_relationship_1997"/>
     <w:p>
       <w:pPr>
         <w:pStyle w:val="Bibliography"/>
@@ -11056,7 +8498,7 @@
       <w:r>
         <w:t xml:space="preserve"> </w:t>
       </w:r>
-      <w:hyperlink r:id="rId135">
+      <w:hyperlink r:id="rId152">
         <w:r>
           <w:rPr>
             <w:rStyle w:val="Hyperlink"/>
@@ -11067,7 +8509,7 @@
       <w:r>
         <w:t xml:space="preserve">. doi:</w:t>
       </w:r>
-      <w:hyperlink r:id="rId136">
+      <w:hyperlink r:id="rId153">
         <w:r>
           <w:rPr>
             <w:rStyle w:val="Hyperlink"/>
@@ -11076,8 +8518,8 @@
         </w:r>
       </w:hyperlink>
     </w:p>
-    <w:bookmarkEnd w:id="137"/>
-    <w:bookmarkStart w:id="140" w:name="ref-aaberge_ginis_2007"/>
+    <w:bookmarkEnd w:id="154"/>
+    <w:bookmarkStart w:id="157" w:name="ref-aaberge_ginis_2007"/>
     <w:p>
       <w:pPr>
         <w:pStyle w:val="Bibliography"/>
@@ -11097,7 +8539,7 @@
       <w:r>
         <w:t xml:space="preserve"> </w:t>
       </w:r>
-      <w:hyperlink r:id="rId138">
+      <w:hyperlink r:id="rId155">
         <w:r>
           <w:rPr>
             <w:rStyle w:val="Hyperlink"/>
@@ -11108,7 +8550,7 @@
       <w:r>
         <w:t xml:space="preserve">. doi:</w:t>
       </w:r>
-      <w:hyperlink r:id="rId139">
+      <w:hyperlink r:id="rId156">
         <w:r>
           <w:rPr>
             <w:rStyle w:val="Hyperlink"/>
@@ -11117,8 +8559,8 @@
         </w:r>
       </w:hyperlink>
     </w:p>
-    <w:bookmarkEnd w:id="140"/>
-    <w:bookmarkStart w:id="142" w:name="ref-noauthor_table_nodate"/>
+    <w:bookmarkEnd w:id="157"/>
+    <w:bookmarkStart w:id="159" w:name="ref-noauthor_table_nodate"/>
     <w:p>
       <w:pPr>
         <w:pStyle w:val="Bibliography"/>
@@ -11216,7 +8658,7 @@
       <w:r>
         <w:t xml:space="preserve"> </w:t>
       </w:r>
-      <w:hyperlink r:id="rId141">
+      <w:hyperlink r:id="rId158">
         <w:r>
           <w:rPr>
             <w:rStyle w:val="Hyperlink"/>
@@ -11225,8 +8667,8 @@
         </w:r>
       </w:hyperlink>
     </w:p>
-    <w:bookmarkEnd w:id="142"/>
-    <w:bookmarkStart w:id="143" w:name="ref-wolff_size_209"/>
+    <w:bookmarkEnd w:id="159"/>
+    <w:bookmarkStart w:id="160" w:name="ref-wolff_size_209"/>
     <w:p>
       <w:pPr>
         <w:pStyle w:val="Bibliography"/>
@@ -11385,8 +8827,8 @@
         <w:t xml:space="preserve">. Panel Study of Income Dynamics; 209 AD.</w:t>
       </w:r>
     </w:p>
-    <w:bookmarkEnd w:id="143"/>
-    <w:bookmarkStart w:id="145" w:name="ref-pfeffer_wealth_2013"/>
+    <w:bookmarkEnd w:id="160"/>
+    <w:bookmarkStart w:id="162" w:name="ref-pfeffer_wealth_2013"/>
     <w:p>
       <w:pPr>
         <w:pStyle w:val="Bibliography"/>
@@ -11430,7 +8872,7 @@
       <w:r>
         <w:t xml:space="preserve">. The Annals of the American Academy of Political and Social Science. 2013;650(1):98–123. doi:</w:t>
       </w:r>
-      <w:hyperlink r:id="rId144">
+      <w:hyperlink r:id="rId161">
         <w:r>
           <w:rPr>
             <w:rStyle w:val="Hyperlink"/>
@@ -11439,9 +8881,10 @@
         </w:r>
       </w:hyperlink>
     </w:p>
-    <w:bookmarkEnd w:id="145"/>
-    <w:bookmarkEnd w:id="146"/>
-    <w:bookmarkEnd w:id="147"/>
+    <w:bookmarkEnd w:id="162"/>
+    <w:bookmarkEnd w:id="163"/>
+    <w:bookmarkEnd w:id="164"/>
+    <w:bookmarkEnd w:id="165"/>
     <w:sectPr>
       <w:footnotePr>
         <w:numRestart w:val="eachSect"/>
@@ -11499,7 +8942,7 @@
       </w:r>
     </w:p>
   </w:footnote>
-  <w:footnote w:id="27">
+  <w:footnote w:id="24">
     <w:p>
       <w:pPr>
         <w:pStyle w:val="FootnoteText"/>

--- a/10_draft/output/write.docx
+++ b/10_draft/output/write.docx
@@ -23,7 +23,7 @@
         <w:pStyle w:val="Date"/>
       </w:pPr>
       <w:r>
-        <w:t xml:space="preserve">April 02, 2026</w:t>
+        <w:t xml:space="preserve">April 10, 2026</w:t>
       </w:r>
     </w:p>
     <w:bookmarkStart w:id="9" w:name="abstract"/>
@@ -40,7 +40,7 @@
         <w:pStyle w:val="FirstParagraph"/>
       </w:pPr>
       <w:r>
-        <w:t xml:space="preserve">Most macro-level studies of inequality treat households as the primary unit of analysis, focusing on disparities between households. As a result, far less is known about inequality between extended families. Building on research highlighting the importance of intergenerational family ties, we examine income and wealth inequality in the United States using both households and intergenerational extended families—hereafter referred to as clans. Using data from the Panel Study of Income Dynamics (PSID), we calculate Gini coefficients for income and wealth at the household and clan levels from 1969 to 2023. We find that both income and wealth inequality are higher when measured at the household level than at the clan level. Wealth inequality has increased at similar rates across both units, whereas income inequality has grown more rapidly at the clan level than at the household level. These divergent patterns reflect differences in where inequality emerges within the distributions: the gap between household and clan wealth inequality is driven primarily by those in the middle of the wealth distribution, while the gap in income inequality is driven by units across the entire income distribution. Finally, although the mean racial wealth gap between Black and non-Black households and clans is similar, the median racial wealth gap is more pronounced at the household level. Together, these findings underscore the importance of considering extended families—in addition to households—when examining contemporary patterns of inequality in the United States.</w:t>
+        <w:t xml:space="preserve">Most macro-level studies of inequality treat households as the primary unit of analysis, focusing on disparities between households. As a result, far less is known about inequality between extended families. Building on research highlighting the importance of intergenerational family ties, we examine income and wealth inequality in the United States using both households and intergenerational extended families—hereafter referred to as clans. Using data from the Panel Study of Income Dynamics (PSID), we calculate Gini coefficients for income and wealth at the household and clan levels from 1968 to 2023. We find that both income and wealth inequality are higher when measured at the household level than at the clan level. Wealth inequality has increased at similar rates across both units, whereas income inequality has grown more rapidly at the clan level than at the household level. These divergent patterns reflect differences in where inequality emerges within the distributions: the gap between household and clan wealth inequality is driven primarily by those in the middle of the wealth distribution, while the gap in income inequality is driven by units across the entire income distribution. Finally, although the mean racial wealth gap between Black and non-Black households and clans is similar, the median racial wealth gap is more pronounced at the household level. Together, these findings underscore the importance of considering extended families—in addition to households—when examining contemporary patterns of inequality in the United States.</w:t>
       </w:r>
     </w:p>
     <w:bookmarkEnd w:id="9"/>
@@ -228,7 +228,7 @@
         <w:pStyle w:val="BodyText"/>
       </w:pPr>
       <w:r>
-        <w:t xml:space="preserve">We calculate Gini coefficients for both income and wealth at the household and clan levels from 1969 to 2023. Conceptually, the Gini can be understood as the average difference between any two units in a population. Arithmetically, it is the average absolute difference between all pairs of observations, normalized by the mean. The Gini is often illustrated with the Lorenz curve, which plots the cumulative share of income or wealth against the cumulative share of the population—whether defined as households or clans. Perfect equality appears as a 45° line where income or wealth is distributed evenly; greater inequality pulls the curve farther below this line. The Gini summarizes this deviation from perfect equality. Comparing household- and clan-level Ginis therefore shows whether the average difference between households is larger or smaller than the average difference between clans.</w:t>
+        <w:t xml:space="preserve">We calculate Gini coefficients for both income and wealth at the household and clan levels from 1968 to 2023. Conceptually, the Gini can be understood as the average difference between any two units in a population. Arithmetically, it is the average absolute difference between all pairs of observations, normalized by the mean. The Gini is often illustrated with the Lorenz curve, which plots the cumulative share of income or wealth against the cumulative share of the population—whether defined as households or clans. Perfect equality appears as a 45° line where income or wealth is distributed evenly; greater inequality pulls the curve farther below this line. The Gini summarizes this deviation from perfect equality. Comparing household- and clan-level Ginis therefore shows whether the average difference between households is larger or smaller than the average difference between clans.</w:t>
       </w:r>
     </w:p>
     <w:p>
@@ -264,7 +264,7 @@
         <w:t xml:space="preserve"> </w:t>
       </w:r>
       <w:r>
-        <w:t xml:space="preserve">Figure 1 depicts income and wealth inequality for all households and clans over time. Reflecting available data, Panel A plots income Gini coefficients from 1969 to 2023 and Panel B plots wealth Gini coefficients from 1984 to 2023. Inequality is lower when using clans as the unit of analysis rather than households. The Gini coefficient for income falls by 0.12 points on average (from 0.43 to 0.31), a 28.34% decline, while the wealth Gini falls by 0.16 points on average (from 0.82 to 0.66), about a 19.6% decrease. Taken together, these results indicate that both wealth and income inequality are higher when measured using households versus extended family units.</w:t>
+        <w:t xml:space="preserve">Figure 1 depicts income and wealth inequality for all households and clans over time. Reflecting available data, Panel A plots income Gini coefficients from 1968 to 2023 and Panel B plots wealth Gini coefficients from 1984 to 2023. Inequality is lower when using clans as the unit of analysis rather than households. The Gini coefficient for income falls by 0.12 points on average (from 0.43 to 0.31), a 28.34% decline, while the wealth Gini falls by 0.16 points on average (from 0.82 to 0.66), about a 19.6% decrease. Taken together, these results indicate that both wealth and income inequality are higher when measured using households versus extended family units.</w:t>
       </w:r>
     </w:p>
     <w:p>
@@ -323,7 +323,14 @@
           <w:i/>
           <w:iCs/>
         </w:rPr>
-        <w:t xml:space="preserve">Note: Gini coefficients estimated from weighted PSID data. Weighted mean income: $107,534 (households), $415,687 (clans). Weighted mean wealth: $490,457 (households), $1,884,939 (clans; includes home equity). Income Gini changed by 16.0% for households (0.41 in 1969 to 0.48 in 2023) and by 20.6% for clans (0.30 to 0.36). Wealth Gini changed by 4.5% for households (0.78 in 1984 to 0.81 in 2023) and by 4.4% for clans (0.61 to 0.64). On average across all years, the income Gini is 0.123 higher for households than clans; the wealth Gini is 0.160 higher. Solid lines = households; dotted lines = clans.</w:t>
+        <w:t xml:space="preserve">Note: Gini coefficients estimated from weighted PSID data. Weighted mean income: $107,534 (households), $415,687 (clans). Weighted mean wealth: $490,457 (households), $1,884,939 (clans; includes home equity). Income Gini changed by 16.0% for households (0.41 in 1968 to 0.48 in 2022) and by 20.6% for clans (0.30 to 0.36). Wealth Gini changed by 4.5% for households (0.78 in 1984 to 0.81 in 2023) and by 4.4% for clans (0.61 to 0.64). On average across all years, the income Gini is 0.123 higher for households than clans; the wealth Gini is 0.160 higher.</w:t>
+      </w:r>
+      <w:r>
+        <w:rPr>
+          <w:i/>
+          <w:iCs/>
+        </w:rPr>
+        <w:t xml:space="preserve"> </w:t>
       </w:r>
     </w:p>
     <w:p>
@@ -459,7 +466,7 @@
           <w:i/>
           <w:iCs/>
         </w:rPr>
-        <w:t xml:space="preserve">Note: Lorenz curves are estimated from weighted data using PSID family and clan weights. Wealth includes home equity. Solid lines = households; dotted lines = clans. Income in 1984: weighted mean (median) $27,647 ($22,520) for households, $85,338 ($71,914) for clans. Income in 2023: $297,591 ($196,196) for households, $1,487,913 ($1,059,244) for clans.</w:t>
+        <w:t xml:space="preserve">Note: Lorenz curves are estimated from weighted data using PSID family and clan weights. Wealth includes home equity.Income in 1984: weighted mean (median) $27,647 ($22,520) for households, $85,338 ($71,914) for clans. Income in 2023: $297,591 ($196,196) for households, $1,487,913 ($1,059,244) for clans.</w:t>
       </w:r>
     </w:p>
     <w:p>
@@ -562,7 +569,7 @@
           <w:i/>
           <w:iCs/>
         </w:rPr>
-        <w:t xml:space="preserve">Note: Lines show the ratio of Black to Non-Black wealth for households and clans (includes home equity). Panel A uses weighted means; Panel B uses weighted medians. Weighted mean wealth: Black HH $89,761, Non-Black HH $476,552, Black clans $147,662, Non-Black clans $818,198. Mean ratio changed by 1.0% for households (0.18 in 1984 to 0.18 in 2023) and -13.7% for clans (0.23 to 0.20). On average across all years, the mean ratio is 0.014 higher for households than clans. Weighted median wealth: Black HH $6,908, Non-Black HH $79,216, Black clans $58,326, Non-Black clans $306,988. Median ratio changed by -4.6% for households (0.07 in 1984 to 0.07 in 2023) and 7.5% for clans (0.20 to 0.22). On average across all years, the median ratio is -0.112 higher for households than clans. Solid lines = households; dotted lines = clans.</w:t>
+        <w:t xml:space="preserve">Note: Lines show the ratio of Black to Non-Black wealth for households and clans (includes home equity), using weighted medians. Weighted median wealth: Black HH $6,908, Non-Black HH $79,216, Black clans $58,326, Non-Black clans $306,988. Median ratio changed by -4.6% for households (0.07 in 1984 to 0.07 in 2023) and 7.5% for clans (0.20 to 0.22). On average across all years, the median ratio is -0.112 higher for households than clans. See Appendix E for mean wealth ratios.</w:t>
       </w:r>
     </w:p>
     <w:p>
@@ -740,7 +747,7 @@
         <w:t xml:space="preserve">[5, 17, 23]</w:t>
       </w:r>
       <w:r>
-        <w:t xml:space="preserve">. Aggregate measures for income and wealth are provided by the PSID. Income includes earnings, asset income, transfers, and income from farming and gardening. Wealth includes non-primary real estate, business equity, stocks, bonds, vehicles, retirement accounts, and bank accounts, and includes home equity. As a sensitivity analysis, we compare Gini coefficients for wealth measures that exclude home equity (see Appendix C3). When home equity is excluded, estimated inequality is lower at both the household and clan level, but the difference between household and clan-level Gini coefficients remains similar.</w:t>
+        <w:t xml:space="preserve">. Aggregate measures for income and wealth are provided by the PSID. Income includes earnings, asset income, transfers, and income from farming and gardening. Income is recorded for the year prior to when the survey is fielded. For example, survey data collected in 2023 asks about income in 2022. Wealth includes non-primary real estate, business equity, stocks, bonds, vehicles, retirement accounts, and bank accounts, and includes home equity. As a sensitivity analysis, we compare Gini coefficients for wealth measures that exclude home equity (see Appendix C3). When home equity is excluded, estimated inequality is lower at both the household and clan level, but the difference between household and clan-level Gini coefficients remains similar.</w:t>
       </w:r>
     </w:p>
     <w:p>
@@ -5752,22 +5759,13 @@
       </w:r>
     </w:p>
     <w:bookmarkEnd w:id="66"/>
-    <w:bookmarkStart w:id="165" w:name="X5f622d6d803146b163d9253c739d30f2df1566c"/>
+    <w:bookmarkStart w:id="70" w:name="appendix-e-mean-wealth-ratios"/>
     <w:p>
       <w:pPr>
         <w:pStyle w:val="Heading1"/>
       </w:pPr>
       <w:r>
-        <w:t xml:space="preserve">Appendix E: Sensitivity Analyses — Race Ratios</w:t>
-      </w:r>
-    </w:p>
-    <w:bookmarkStart w:id="70" w:name="X073d3e0376ec70413dc399942489db4bf540f8c"/>
-    <w:p>
-      <w:pPr>
-        <w:pStyle w:val="Heading2"/>
-      </w:pPr>
-      <w:r>
-        <w:t xml:space="preserve">Appendix E1: Race Ratios — Single-Household Clans</w:t>
+        <w:t xml:space="preserve">Appendix E: Mean Wealth Ratios</w:t>
       </w:r>
     </w:p>
     <w:p>
@@ -5775,7 +5773,7 @@
         <w:pStyle w:val="FirstParagraph"/>
       </w:pPr>
       <w:r>
-        <w:t xml:space="preserve">Appendix E1 shows Black / Non-Black wealth ratios when single-household clans are excluded (main specification, left panels) versus included (right panels). Panel A shows mean wealth ratios and Panel B shows median wealth ratios. Including single-household clans minimizes but does not eliminate the difference between household and clan race ratios.</w:t>
+        <w:t xml:space="preserve">Appendix E shows Black / Non-Black wealth ratios using weighted means for households and clans. Panel A shows the median wealth ratio (as in Figure 3) and Panel B shows the mean wealth ratio.</w:t>
       </w:r>
     </w:p>
     <w:p>
@@ -5792,7 +5790,7 @@
               <a:graphicData uri="http://schemas.openxmlformats.org/drawingml/2006/picture">
                 <pic:pic>
                   <pic:nvPicPr>
-                    <pic:cNvPr descr="/Users/amanda/Desktop/clan_project/10_draft/output/write_files/figure-docx/appendix-e1-1.png" id="69" name="Picture"/>
+                    <pic:cNvPr descr="/Users/amanda/Desktop/clan_project/10_draft/output/write_files/figure-docx/appendix-e-1.png" id="69" name="Picture"/>
                     <pic:cNvPicPr>
                       <a:picLocks noChangeArrowheads="1" noChangeAspect="1"/>
                     </pic:cNvPicPr>
@@ -5826,13 +5824,22 @@
       </w:r>
     </w:p>
     <w:bookmarkEnd w:id="70"/>
-    <w:bookmarkStart w:id="74" w:name="X44cd73c19ec5053c9965e5c699439a9e1cd6656"/>
+    <w:bookmarkStart w:id="169" w:name="Xcb67444dabb8bef906448ddac13bb8f671ea2d1"/>
+    <w:p>
+      <w:pPr>
+        <w:pStyle w:val="Heading1"/>
+      </w:pPr>
+      <w:r>
+        <w:t xml:space="preserve">Appendix F: Sensitivity Analyses — Race Ratios</w:t>
+      </w:r>
+    </w:p>
+    <w:bookmarkStart w:id="74" w:name="Xdacf5f8268f7e32ded330e1ac8914f6f3f1aa6f"/>
     <w:p>
       <w:pPr>
         <w:pStyle w:val="Heading2"/>
       </w:pPr>
       <w:r>
-        <w:t xml:space="preserve">Appendix E2: Race Ratios — Wealth With and Without Home Equity</w:t>
+        <w:t xml:space="preserve">Appendix F1: Race Ratios — Single-Household Clans</w:t>
       </w:r>
     </w:p>
     <w:p>
@@ -5840,7 +5847,7 @@
         <w:pStyle w:val="FirstParagraph"/>
       </w:pPr>
       <w:r>
-        <w:t xml:space="preserve">Appendix E2 compares Black / Non-Black wealth ratios when home equity is included (main specification, left panels) versus excluded (right panels). Panel A shows mean wealth ratios and Panel B shows median wealth ratios.</w:t>
+        <w:t xml:space="preserve">Appendix F1 shows Black / Non-Black wealth ratios when single-household clans are excluded (main specification, left panels) versus included (right panels). Panel A shows median wealth ratios and Panel B shows mean wealth ratios. Including single-household clans minimizes but does not eliminate the difference between household and clan race ratios.</w:t>
       </w:r>
     </w:p>
     <w:p>
@@ -5857,7 +5864,7 @@
               <a:graphicData uri="http://schemas.openxmlformats.org/drawingml/2006/picture">
                 <pic:pic>
                   <pic:nvPicPr>
-                    <pic:cNvPr descr="/Users/amanda/Desktop/clan_project/10_draft/output/write_files/figure-docx/appendix-e2-1.png" id="73" name="Picture"/>
+                    <pic:cNvPr descr="/Users/amanda/Desktop/clan_project/10_draft/output/write_files/figure-docx/appendix-f1-1.png" id="73" name="Picture"/>
                     <pic:cNvPicPr>
                       <a:picLocks noChangeArrowheads="1" noChangeAspect="1"/>
                     </pic:cNvPicPr>
@@ -5891,13 +5898,13 @@
       </w:r>
     </w:p>
     <w:bookmarkEnd w:id="74"/>
-    <w:bookmarkStart w:id="78" w:name="appendix-e3-race-ratios-negative-values"/>
+    <w:bookmarkStart w:id="78" w:name="Xe408c392d53d71a7a9d72befc7a6c94911a5caf"/>
     <w:p>
       <w:pPr>
         <w:pStyle w:val="Heading2"/>
       </w:pPr>
       <w:r>
-        <w:t xml:space="preserve">Appendix E3: Race Ratios — Negative Values</w:t>
+        <w:t xml:space="preserve">Appendix F2: Race Ratios — Wealth With and Without Home Equity</w:t>
       </w:r>
     </w:p>
     <w:p>
@@ -5905,7 +5912,7 @@
         <w:pStyle w:val="FirstParagraph"/>
       </w:pPr>
       <w:r>
-        <w:t xml:space="preserve">Appendix E3 shows Black / Non-Black wealth ratios when negative wealth values are excluded (main specification, left panels) versus included (right panels). Panel A shows mean wealth ratios and Panel B shows median wealth ratios. Including negative values does not substantially change the estimated race ratios.</w:t>
+        <w:t xml:space="preserve">Appendix F2 compares Black / Non-Black wealth ratios when home equity is included (main specification, left panels) versus excluded (right panels). Panel A shows median wealth ratios and Panel B shows mean wealth ratios.</w:t>
       </w:r>
     </w:p>
     <w:p>
@@ -5922,7 +5929,7 @@
               <a:graphicData uri="http://schemas.openxmlformats.org/drawingml/2006/picture">
                 <pic:pic>
                   <pic:nvPicPr>
-                    <pic:cNvPr descr="/Users/amanda/Desktop/clan_project/10_draft/output/write_files/figure-docx/appendix-e3-1.png" id="77" name="Picture"/>
+                    <pic:cNvPr descr="/Users/amanda/Desktop/clan_project/10_draft/output/write_files/figure-docx/appendix-f2-1.png" id="77" name="Picture"/>
                     <pic:cNvPicPr>
                       <a:picLocks noChangeArrowheads="1" noChangeAspect="1"/>
                     </pic:cNvPicPr>
@@ -5956,13 +5963,13 @@
       </w:r>
     </w:p>
     <w:bookmarkEnd w:id="78"/>
-    <w:bookmarkStart w:id="82" w:name="X60547b172595a275f95838a3eaedea0d02c0ba7"/>
+    <w:bookmarkStart w:id="82" w:name="appendix-f3-race-ratios-negative-values"/>
     <w:p>
       <w:pPr>
         <w:pStyle w:val="Heading2"/>
       </w:pPr>
       <w:r>
-        <w:t xml:space="preserve">Appendix E4: Race Ratios — Size Standardization</w:t>
+        <w:t xml:space="preserve">Appendix F3: Race Ratios — Negative Values</w:t>
       </w:r>
     </w:p>
     <w:p>
@@ -5970,7 +5977,7 @@
         <w:pStyle w:val="FirstParagraph"/>
       </w:pPr>
       <w:r>
-        <w:t xml:space="preserve">Appendix E4 compares Black / Non-Black wealth ratios when wealth is size-standardized by household and clan size (main specification, left panels) versus unadjusted (right panels). Panel A shows mean wealth ratios and Panel B shows median wealth ratios.</w:t>
+        <w:t xml:space="preserve">Appendix F3 shows Black / Non-Black wealth ratios when negative wealth values are excluded (main specification, left panels) versus included (right panels). Panel A shows median wealth ratios and Panel B shows mean wealth ratios. Including negative values does not substantially change the estimated race ratios.</w:t>
       </w:r>
     </w:p>
     <w:p>
@@ -5987,7 +5994,7 @@
               <a:graphicData uri="http://schemas.openxmlformats.org/drawingml/2006/picture">
                 <pic:pic>
                   <pic:nvPicPr>
-                    <pic:cNvPr descr="/Users/amanda/Desktop/clan_project/10_draft/output/write_files/figure-docx/appendix-e4-1.png" id="81" name="Picture"/>
+                    <pic:cNvPr descr="/Users/amanda/Desktop/clan_project/10_draft/output/write_files/figure-docx/appendix-f3-1.png" id="81" name="Picture"/>
                     <pic:cNvPicPr>
                       <a:picLocks noChangeArrowheads="1" noChangeAspect="1"/>
                     </pic:cNvPicPr>
@@ -6021,13 +6028,13 @@
       </w:r>
     </w:p>
     <w:bookmarkEnd w:id="82"/>
-    <w:bookmarkStart w:id="164" w:name="appendix-e5-race-ratios-weighting"/>
+    <w:bookmarkStart w:id="86" w:name="X6da171898a54c1627d338b576a8481086bbba7a"/>
     <w:p>
       <w:pPr>
         <w:pStyle w:val="Heading2"/>
       </w:pPr>
       <w:r>
-        <w:t xml:space="preserve">Appendix E5: Race Ratios — Weighting</w:t>
+        <w:t xml:space="preserve">Appendix F4: Race Ratios — Size Standardization</w:t>
       </w:r>
     </w:p>
     <w:p>
@@ -6035,7 +6042,7 @@
         <w:pStyle w:val="FirstParagraph"/>
       </w:pPr>
       <w:r>
-        <w:t xml:space="preserve">Appendix E5 shows Black / Non-Black wealth ratios using weighted estimates (main specification, left panels) versus unweighted estimates (right panels). Panel A shows mean wealth ratios and Panel B shows median wealth ratios. Weighting does not substantially change the estimated race ratios.</w:t>
+        <w:t xml:space="preserve">Appendix F4 compares Black / Non-Black wealth ratios when wealth is size-standardized by household and clan size (main specification, left panels) versus unadjusted (right panels). Panel A shows median wealth ratios and Panel B shows mean wealth ratios.</w:t>
       </w:r>
     </w:p>
     <w:p>
@@ -6052,7 +6059,7 @@
               <a:graphicData uri="http://schemas.openxmlformats.org/drawingml/2006/picture">
                 <pic:pic>
                   <pic:nvPicPr>
-                    <pic:cNvPr descr="/Users/amanda/Desktop/clan_project/10_draft/output/write_files/figure-docx/appendix-e5-1.png" id="85" name="Picture"/>
+                    <pic:cNvPr descr="/Users/amanda/Desktop/clan_project/10_draft/output/write_files/figure-docx/appendix-f4-1.png" id="85" name="Picture"/>
                     <pic:cNvPicPr>
                       <a:picLocks noChangeArrowheads="1" noChangeAspect="1"/>
                     </pic:cNvPicPr>
@@ -6085,8 +6092,73 @@
         </w:drawing>
       </w:r>
     </w:p>
-    <w:bookmarkStart w:id="163" w:name="refs"/>
-    <w:bookmarkStart w:id="87" w:name="ref-fred_gini_2025"/>
+    <w:bookmarkEnd w:id="86"/>
+    <w:bookmarkStart w:id="168" w:name="appendix-f5-race-ratios-weighting"/>
+    <w:p>
+      <w:pPr>
+        <w:pStyle w:val="Heading2"/>
+      </w:pPr>
+      <w:r>
+        <w:t xml:space="preserve">Appendix F5: Race Ratios — Weighting</w:t>
+      </w:r>
+    </w:p>
+    <w:p>
+      <w:pPr>
+        <w:pStyle w:val="FirstParagraph"/>
+      </w:pPr>
+      <w:r>
+        <w:t xml:space="preserve">Appendix F5 shows Black / Non-Black wealth ratios using weighted estimates (main specification, left panels) versus unweighted estimates (right panels). Panel A shows median wealth ratios and Panel B shows mean wealth ratios. Weighting does not substantially change the estimated race ratios.</w:t>
+      </w:r>
+    </w:p>
+    <w:p>
+      <w:pPr>
+        <w:pStyle w:val="BodyText"/>
+      </w:pPr>
+      <w:r>
+        <w:drawing>
+          <wp:inline>
+            <wp:extent cx="5334000" cy="4191000"/>
+            <wp:effectExtent b="0" l="0" r="0" t="0"/>
+            <wp:docPr descr="" title="" id="88" name="Picture"/>
+            <a:graphic>
+              <a:graphicData uri="http://schemas.openxmlformats.org/drawingml/2006/picture">
+                <pic:pic>
+                  <pic:nvPicPr>
+                    <pic:cNvPr descr="/Users/amanda/Desktop/clan_project/10_draft/output/write_files/figure-docx/appendix-f5-1.png" id="89" name="Picture"/>
+                    <pic:cNvPicPr>
+                      <a:picLocks noChangeArrowheads="1" noChangeAspect="1"/>
+                    </pic:cNvPicPr>
+                  </pic:nvPicPr>
+                  <pic:blipFill>
+                    <a:blip r:embed="rId87"/>
+                    <a:stretch>
+                      <a:fillRect/>
+                    </a:stretch>
+                  </pic:blipFill>
+                  <pic:spPr bwMode="auto">
+                    <a:xfrm>
+                      <a:off x="0" y="0"/>
+                      <a:ext cx="5334000" cy="4191000"/>
+                    </a:xfrm>
+                    <a:prstGeom prst="rect">
+                      <a:avLst/>
+                    </a:prstGeom>
+                    <a:noFill/>
+                    <a:ln w="9525">
+                      <a:noFill/>
+                      <a:headEnd/>
+                      <a:tailEnd/>
+                    </a:ln>
+                  </pic:spPr>
+                </pic:pic>
+              </a:graphicData>
+            </a:graphic>
+          </wp:inline>
+        </w:drawing>
+      </w:r>
+    </w:p>
+    <w:bookmarkStart w:id="167" w:name="refs"/>
+    <w:bookmarkStart w:id="91" w:name="ref-fred_gini_2025"/>
     <w:p>
       <w:pPr>
         <w:pStyle w:val="Bibliography"/>
@@ -6139,7 +6211,7 @@
       <w:r>
         <w:t xml:space="preserve"> </w:t>
       </w:r>
-      <w:hyperlink r:id="rId86">
+      <w:hyperlink r:id="rId90">
         <w:r>
           <w:rPr>
             <w:rStyle w:val="Hyperlink"/>
@@ -6148,8 +6220,8 @@
         </w:r>
       </w:hyperlink>
     </w:p>
-    <w:bookmarkEnd w:id="87"/>
-    <w:bookmarkStart w:id="89" w:name="ref-barro_decline_2020"/>
+    <w:bookmarkEnd w:id="91"/>
+    <w:bookmarkStart w:id="93" w:name="ref-barro_decline_2020"/>
     <w:p>
       <w:pPr>
         <w:pStyle w:val="Bibliography"/>
@@ -6220,7 +6292,7 @@
       <w:r>
         <w:t xml:space="preserve"> </w:t>
       </w:r>
-      <w:hyperlink r:id="rId88">
+      <w:hyperlink r:id="rId92">
         <w:r>
           <w:rPr>
             <w:rStyle w:val="Hyperlink"/>
@@ -6229,8 +6301,8 @@
         </w:r>
       </w:hyperlink>
     </w:p>
-    <w:bookmarkEnd w:id="89"/>
-    <w:bookmarkStart w:id="92" w:name="ref-kuhn_income_2025"/>
+    <w:bookmarkEnd w:id="93"/>
+    <w:bookmarkStart w:id="96" w:name="ref-kuhn_income_2025"/>
     <w:p>
       <w:pPr>
         <w:pStyle w:val="Bibliography"/>
@@ -6316,7 +6388,7 @@
       <w:r>
         <w:t xml:space="preserve"> </w:t>
       </w:r>
-      <w:hyperlink r:id="rId90">
+      <w:hyperlink r:id="rId94">
         <w:r>
           <w:rPr>
             <w:rStyle w:val="Hyperlink"/>
@@ -6327,7 +6399,7 @@
       <w:r>
         <w:t xml:space="preserve">. doi:</w:t>
       </w:r>
-      <w:hyperlink r:id="rId91">
+      <w:hyperlink r:id="rId95">
         <w:r>
           <w:rPr>
             <w:rStyle w:val="Hyperlink"/>
@@ -6336,8 +6408,8 @@
         </w:r>
       </w:hyperlink>
     </w:p>
-    <w:bookmarkEnd w:id="92"/>
-    <w:bookmarkStart w:id="95" w:name="ref-auten_income_2024"/>
+    <w:bookmarkEnd w:id="96"/>
+    <w:bookmarkStart w:id="99" w:name="ref-auten_income_2024"/>
     <w:p>
       <w:pPr>
         <w:pStyle w:val="Bibliography"/>
@@ -6435,7 +6507,7 @@
       <w:r>
         <w:t xml:space="preserve"> </w:t>
       </w:r>
-      <w:hyperlink r:id="rId93">
+      <w:hyperlink r:id="rId97">
         <w:r>
           <w:rPr>
             <w:rStyle w:val="Hyperlink"/>
@@ -6446,7 +6518,7 @@
       <w:r>
         <w:t xml:space="preserve">. doi:</w:t>
       </w:r>
-      <w:hyperlink r:id="rId94">
+      <w:hyperlink r:id="rId98">
         <w:r>
           <w:rPr>
             <w:rStyle w:val="Hyperlink"/>
@@ -6455,8 +6527,8 @@
         </w:r>
       </w:hyperlink>
     </w:p>
-    <w:bookmarkEnd w:id="95"/>
-    <w:bookmarkStart w:id="98" w:name="ref-killewald_wealth_2017"/>
+    <w:bookmarkEnd w:id="99"/>
+    <w:bookmarkStart w:id="102" w:name="ref-killewald_wealth_2017"/>
     <w:p>
       <w:pPr>
         <w:pStyle w:val="Bibliography"/>
@@ -6497,7 +6569,7 @@
       <w:r>
         <w:t xml:space="preserve"> </w:t>
       </w:r>
-      <w:hyperlink r:id="rId96">
+      <w:hyperlink r:id="rId100">
         <w:r>
           <w:rPr>
             <w:rStyle w:val="Hyperlink"/>
@@ -6508,7 +6580,7 @@
       <w:r>
         <w:t xml:space="preserve">. doi:</w:t>
       </w:r>
-      <w:hyperlink r:id="rId97">
+      <w:hyperlink r:id="rId101">
         <w:r>
           <w:rPr>
             <w:rStyle w:val="Hyperlink"/>
@@ -6517,8 +6589,8 @@
         </w:r>
       </w:hyperlink>
     </w:p>
-    <w:bookmarkEnd w:id="98"/>
-    <w:bookmarkStart w:id="100" w:name="ref-saez_wealth_2016"/>
+    <w:bookmarkEnd w:id="102"/>
+    <w:bookmarkStart w:id="104" w:name="ref-saez_wealth_2016"/>
     <w:p>
       <w:pPr>
         <w:pStyle w:val="Bibliography"/>
@@ -6610,7 +6682,7 @@
       <w:r>
         <w:t xml:space="preserve"> </w:t>
       </w:r>
-      <w:hyperlink r:id="rId99">
+      <w:hyperlink r:id="rId103">
         <w:r>
           <w:rPr>
             <w:rStyle w:val="Hyperlink"/>
@@ -6621,7 +6693,7 @@
       <w:r>
         <w:t xml:space="preserve">. doi:</w:t>
       </w:r>
-      <w:hyperlink r:id="rId99">
+      <w:hyperlink r:id="rId103">
         <w:r>
           <w:rPr>
             <w:rStyle w:val="Hyperlink"/>
@@ -6630,8 +6702,8 @@
         </w:r>
       </w:hyperlink>
     </w:p>
-    <w:bookmarkEnd w:id="100"/>
-    <w:bookmarkStart w:id="101" w:name="ref-goode_world_1963"/>
+    <w:bookmarkEnd w:id="104"/>
+    <w:bookmarkStart w:id="105" w:name="ref-goode_world_1963"/>
     <w:p>
       <w:pPr>
         <w:pStyle w:val="Bibliography"/>
@@ -6649,8 +6721,8 @@
         <w:t xml:space="preserve">Goode WJ. World revolution and family patterns. Oxford, England: Free Press Glencoe; 1963.</w:t>
       </w:r>
     </w:p>
-    <w:bookmarkEnd w:id="101"/>
-    <w:bookmarkStart w:id="103" w:name="ref-parsons_essays_1954"/>
+    <w:bookmarkEnd w:id="105"/>
+    <w:bookmarkStart w:id="107" w:name="ref-parsons_essays_1954"/>
     <w:p>
       <w:pPr>
         <w:pStyle w:val="Bibliography"/>
@@ -6682,7 +6754,7 @@
       <w:r>
         <w:t xml:space="preserve">. 2nd ed. New York, NY, US: MacMillan Co; 1954. doi:</w:t>
       </w:r>
-      <w:hyperlink r:id="rId102">
+      <w:hyperlink r:id="rId106">
         <w:r>
           <w:rPr>
             <w:rStyle w:val="Hyperlink"/>
@@ -6691,8 +6763,8 @@
         </w:r>
       </w:hyperlink>
     </w:p>
-    <w:bookmarkEnd w:id="103"/>
-    <w:bookmarkStart w:id="105" w:name="ref-pilkauskas_beyond_2018"/>
+    <w:bookmarkEnd w:id="107"/>
+    <w:bookmarkStart w:id="109" w:name="ref-pilkauskas_beyond_2018"/>
     <w:p>
       <w:pPr>
         <w:pStyle w:val="Bibliography"/>
@@ -6772,7 +6844,7 @@
       <w:r>
         <w:t xml:space="preserve"> </w:t>
       </w:r>
-      <w:hyperlink r:id="rId104">
+      <w:hyperlink r:id="rId108">
         <w:r>
           <w:rPr>
             <w:rStyle w:val="Hyperlink"/>
@@ -6783,7 +6855,7 @@
       <w:r>
         <w:t xml:space="preserve">. doi:</w:t>
       </w:r>
-      <w:hyperlink r:id="rId104">
+      <w:hyperlink r:id="rId108">
         <w:r>
           <w:rPr>
             <w:rStyle w:val="Hyperlink"/>
@@ -6792,8 +6864,8 @@
         </w:r>
       </w:hyperlink>
     </w:p>
-    <w:bookmarkEnd w:id="105"/>
-    <w:bookmarkStart w:id="107" w:name="ref-mare_multigenerational_2011"/>
+    <w:bookmarkEnd w:id="109"/>
+    <w:bookmarkStart w:id="111" w:name="ref-mare_multigenerational_2011"/>
     <w:p>
       <w:pPr>
         <w:pStyle w:val="Bibliography"/>
@@ -6840,7 +6912,7 @@
       <w:r>
         <w:t xml:space="preserve"> </w:t>
       </w:r>
-      <w:hyperlink r:id="rId106">
+      <w:hyperlink r:id="rId110">
         <w:r>
           <w:rPr>
             <w:rStyle w:val="Hyperlink"/>
@@ -6851,7 +6923,7 @@
       <w:r>
         <w:t xml:space="preserve">. doi:</w:t>
       </w:r>
-      <w:hyperlink r:id="rId106">
+      <w:hyperlink r:id="rId110">
         <w:r>
           <w:rPr>
             <w:rStyle w:val="Hyperlink"/>
@@ -6860,8 +6932,8 @@
         </w:r>
       </w:hyperlink>
     </w:p>
-    <w:bookmarkEnd w:id="107"/>
-    <w:bookmarkStart w:id="109" w:name="ref-obrien_family_2024"/>
+    <w:bookmarkEnd w:id="111"/>
+    <w:bookmarkStart w:id="113" w:name="ref-obrien_family_2024"/>
     <w:p>
       <w:pPr>
         <w:pStyle w:val="Bibliography"/>
@@ -6893,7 +6965,7 @@
       <w:r>
         <w:t xml:space="preserve"> </w:t>
       </w:r>
-      <w:hyperlink r:id="rId108">
+      <w:hyperlink r:id="rId112">
         <w:r>
           <w:rPr>
             <w:rStyle w:val="Hyperlink"/>
@@ -6904,7 +6976,7 @@
       <w:r>
         <w:t xml:space="preserve">. doi:</w:t>
       </w:r>
-      <w:hyperlink r:id="rId108">
+      <w:hyperlink r:id="rId112">
         <w:r>
           <w:rPr>
             <w:rStyle w:val="Hyperlink"/>
@@ -6913,8 +6985,8 @@
         </w:r>
       </w:hyperlink>
     </w:p>
-    <w:bookmarkEnd w:id="109"/>
-    <w:bookmarkStart w:id="111" w:name="ref-shiffer-sebba_keeping_2025"/>
+    <w:bookmarkEnd w:id="113"/>
+    <w:bookmarkStart w:id="115" w:name="ref-shiffer-sebba_keeping_2025"/>
     <w:p>
       <w:pPr>
         <w:pStyle w:val="Bibliography"/>
@@ -6994,7 +7066,7 @@
       <w:r>
         <w:t xml:space="preserve"> </w:t>
       </w:r>
-      <w:hyperlink r:id="rId110">
+      <w:hyperlink r:id="rId114">
         <w:r>
           <w:rPr>
             <w:rStyle w:val="Hyperlink"/>
@@ -7005,7 +7077,7 @@
       <w:r>
         <w:t xml:space="preserve">. doi:</w:t>
       </w:r>
-      <w:hyperlink r:id="rId110">
+      <w:hyperlink r:id="rId114">
         <w:r>
           <w:rPr>
             <w:rStyle w:val="Hyperlink"/>
@@ -7014,8 +7086,8 @@
         </w:r>
       </w:hyperlink>
     </w:p>
-    <w:bookmarkEnd w:id="111"/>
-    <w:bookmarkStart w:id="114" w:name="ref-adermon_dynastic_2021"/>
+    <w:bookmarkEnd w:id="115"/>
+    <w:bookmarkStart w:id="118" w:name="ref-adermon_dynastic_2021"/>
     <w:p>
       <w:pPr>
         <w:pStyle w:val="Bibliography"/>
@@ -7074,7 +7146,7 @@
       <w:r>
         <w:t xml:space="preserve"> </w:t>
       </w:r>
-      <w:hyperlink r:id="rId112">
+      <w:hyperlink r:id="rId116">
         <w:r>
           <w:rPr>
             <w:rStyle w:val="Hyperlink"/>
@@ -7085,7 +7157,7 @@
       <w:r>
         <w:t xml:space="preserve">. doi:</w:t>
       </w:r>
-      <w:hyperlink r:id="rId113">
+      <w:hyperlink r:id="rId117">
         <w:r>
           <w:rPr>
             <w:rStyle w:val="Hyperlink"/>
@@ -7094,8 +7166,8 @@
         </w:r>
       </w:hyperlink>
     </w:p>
-    <w:bookmarkEnd w:id="114"/>
-    <w:bookmarkStart w:id="117" w:name="ref-hallsten_shadow_2023"/>
+    <w:bookmarkEnd w:id="118"/>
+    <w:bookmarkStart w:id="121" w:name="ref-hallsten_shadow_2023"/>
     <w:p>
       <w:pPr>
         <w:pStyle w:val="Bibliography"/>
@@ -7193,7 +7265,7 @@
       <w:r>
         <w:t xml:space="preserve"> </w:t>
       </w:r>
-      <w:hyperlink r:id="rId115">
+      <w:hyperlink r:id="rId119">
         <w:r>
           <w:rPr>
             <w:rStyle w:val="Hyperlink"/>
@@ -7204,7 +7276,7 @@
       <w:r>
         <w:t xml:space="preserve">. doi:</w:t>
       </w:r>
-      <w:hyperlink r:id="rId116">
+      <w:hyperlink r:id="rId120">
         <w:r>
           <w:rPr>
             <w:rStyle w:val="Hyperlink"/>
@@ -7213,8 +7285,8 @@
         </w:r>
       </w:hyperlink>
     </w:p>
-    <w:bookmarkEnd w:id="117"/>
-    <w:bookmarkStart w:id="119" w:name="ref-song_shared_2019"/>
+    <w:bookmarkEnd w:id="121"/>
+    <w:bookmarkStart w:id="123" w:name="ref-song_shared_2019"/>
     <w:p>
       <w:pPr>
         <w:pStyle w:val="Bibliography"/>
@@ -7270,7 +7342,7 @@
       <w:r>
         <w:t xml:space="preserve">. Demography. 2019;56(3):891–916. doi:</w:t>
       </w:r>
-      <w:hyperlink r:id="rId118">
+      <w:hyperlink r:id="rId122">
         <w:r>
           <w:rPr>
             <w:rStyle w:val="Hyperlink"/>
@@ -7279,8 +7351,8 @@
         </w:r>
       </w:hyperlink>
     </w:p>
-    <w:bookmarkEnd w:id="119"/>
-    <w:bookmarkStart w:id="120" w:name="ref-shiffer-sebba_concentration_2022"/>
+    <w:bookmarkEnd w:id="123"/>
+    <w:bookmarkStart w:id="124" w:name="ref-shiffer-sebba_concentration_2022"/>
     <w:p>
       <w:pPr>
         <w:pStyle w:val="Bibliography"/>
@@ -7370,8 +7442,8 @@
         <w:t xml:space="preserve">. 2022.</w:t>
       </w:r>
     </w:p>
-    <w:bookmarkEnd w:id="120"/>
-    <w:bookmarkStart w:id="122" w:name="ref-hallsten_grand_2017"/>
+    <w:bookmarkEnd w:id="124"/>
+    <w:bookmarkStart w:id="126" w:name="ref-hallsten_grand_2017"/>
     <w:p>
       <w:pPr>
         <w:pStyle w:val="Bibliography"/>
@@ -7451,7 +7523,7 @@
       <w:r>
         <w:t xml:space="preserve">. American Sociological Review. 2017;82(2):328–360. doi:</w:t>
       </w:r>
-      <w:hyperlink r:id="rId121">
+      <w:hyperlink r:id="rId125">
         <w:r>
           <w:rPr>
             <w:rStyle w:val="Hyperlink"/>
@@ -7460,8 +7532,8 @@
         </w:r>
       </w:hyperlink>
     </w:p>
-    <w:bookmarkEnd w:id="122"/>
-    <w:bookmarkStart w:id="123" w:name="ref-insolera_overview_2021"/>
+    <w:bookmarkEnd w:id="126"/>
+    <w:bookmarkStart w:id="127" w:name="ref-insolera_overview_2021"/>
     <w:p>
       <w:pPr>
         <w:pStyle w:val="Bibliography"/>
@@ -7563,8 +7635,8 @@
         <w:t xml:space="preserve">).</w:t>
       </w:r>
     </w:p>
-    <w:bookmarkEnd w:id="123"/>
-    <w:bookmarkStart w:id="125" w:name="ref-pfeffer_measuring_2016"/>
+    <w:bookmarkEnd w:id="127"/>
+    <w:bookmarkStart w:id="129" w:name="ref-pfeffer_measuring_2016"/>
     <w:p>
       <w:pPr>
         <w:pStyle w:val="Bibliography"/>
@@ -7644,7 +7716,7 @@
       <w:r>
         <w:t xml:space="preserve">. Journal of Economic and Social Measurement. 2016;41(2):103–120. doi:</w:t>
       </w:r>
-      <w:hyperlink r:id="rId124">
+      <w:hyperlink r:id="rId128">
         <w:r>
           <w:rPr>
             <w:rStyle w:val="Hyperlink"/>
@@ -7653,8 +7725,8 @@
         </w:r>
       </w:hyperlink>
     </w:p>
-    <w:bookmarkEnd w:id="125"/>
-    <w:bookmarkStart w:id="127" w:name="ref-oliver_black_2013"/>
+    <w:bookmarkEnd w:id="129"/>
+    <w:bookmarkStart w:id="131" w:name="ref-oliver_black_2013"/>
     <w:p>
       <w:pPr>
         <w:pStyle w:val="Bibliography"/>
@@ -7737,7 +7809,7 @@
       <w:r>
         <w:t xml:space="preserve">. 2nd ed. New York: Routledge; 2013. doi:</w:t>
       </w:r>
-      <w:hyperlink r:id="rId126">
+      <w:hyperlink r:id="rId130">
         <w:r>
           <w:rPr>
             <w:rStyle w:val="Hyperlink"/>
@@ -7746,8 +7818,8 @@
         </w:r>
       </w:hyperlink>
     </w:p>
-    <w:bookmarkEnd w:id="127"/>
-    <w:bookmarkStart w:id="130" w:name="ref-beckert_durable_2022"/>
+    <w:bookmarkEnd w:id="131"/>
+    <w:bookmarkStart w:id="134" w:name="ref-beckert_durable_2022"/>
     <w:p>
       <w:pPr>
         <w:pStyle w:val="Bibliography"/>
@@ -7821,7 +7893,7 @@
       <w:r>
         <w:t xml:space="preserve"> </w:t>
       </w:r>
-      <w:hyperlink r:id="rId128">
+      <w:hyperlink r:id="rId132">
         <w:r>
           <w:rPr>
             <w:rStyle w:val="Hyperlink"/>
@@ -7832,7 +7904,7 @@
       <w:r>
         <w:t xml:space="preserve">. doi:</w:t>
       </w:r>
-      <w:hyperlink r:id="rId129">
+      <w:hyperlink r:id="rId133">
         <w:r>
           <w:rPr>
             <w:rStyle w:val="Hyperlink"/>
@@ -7841,8 +7913,8 @@
         </w:r>
       </w:hyperlink>
     </w:p>
-    <w:bookmarkEnd w:id="130"/>
-    <w:bookmarkStart w:id="133" w:name="ref-obrien_structural_2020"/>
+    <w:bookmarkEnd w:id="134"/>
+    <w:bookmarkStart w:id="137" w:name="ref-obrien_structural_2020"/>
     <w:p>
       <w:pPr>
         <w:pStyle w:val="Bibliography"/>
@@ -7889,7 +7961,7 @@
       <w:r>
         <w:t xml:space="preserve"> </w:t>
       </w:r>
-      <w:hyperlink r:id="rId131">
+      <w:hyperlink r:id="rId135">
         <w:r>
           <w:rPr>
             <w:rStyle w:val="Hyperlink"/>
@@ -7900,7 +7972,7 @@
       <w:r>
         <w:t xml:space="preserve">. doi:</w:t>
       </w:r>
-      <w:hyperlink r:id="rId132">
+      <w:hyperlink r:id="rId136">
         <w:r>
           <w:rPr>
             <w:rStyle w:val="Hyperlink"/>
@@ -7909,8 +7981,8 @@
         </w:r>
       </w:hyperlink>
     </w:p>
-    <w:bookmarkEnd w:id="133"/>
-    <w:bookmarkStart w:id="134" w:name="ref-pfeffer_determinants_2017"/>
+    <w:bookmarkEnd w:id="137"/>
+    <w:bookmarkStart w:id="138" w:name="ref-pfeffer_determinants_2017"/>
     <w:p>
       <w:pPr>
         <w:pStyle w:val="Bibliography"/>
@@ -7943,8 +8015,8 @@
         <w:t xml:space="preserve">. PWIE. 2017;11(1):87–108.</w:t>
       </w:r>
     </w:p>
-    <w:bookmarkEnd w:id="134"/>
-    <w:bookmarkStart w:id="137" w:name="ref-corak_income_2013"/>
+    <w:bookmarkEnd w:id="138"/>
+    <w:bookmarkStart w:id="141" w:name="ref-corak_income_2013"/>
     <w:p>
       <w:pPr>
         <w:pStyle w:val="Bibliography"/>
@@ -8009,7 +8081,7 @@
       <w:r>
         <w:t xml:space="preserve"> </w:t>
       </w:r>
-      <w:hyperlink r:id="rId135">
+      <w:hyperlink r:id="rId139">
         <w:r>
           <w:rPr>
             <w:rStyle w:val="Hyperlink"/>
@@ -8020,7 +8092,7 @@
       <w:r>
         <w:t xml:space="preserve">. doi:</w:t>
       </w:r>
-      <w:hyperlink r:id="rId136">
+      <w:hyperlink r:id="rId140">
         <w:r>
           <w:rPr>
             <w:rStyle w:val="Hyperlink"/>
@@ -8029,8 +8101,8 @@
         </w:r>
       </w:hyperlink>
     </w:p>
-    <w:bookmarkEnd w:id="137"/>
-    <w:bookmarkStart w:id="139" w:name="ref-ermisch_parents_2012"/>
+    <w:bookmarkEnd w:id="141"/>
+    <w:bookmarkStart w:id="143" w:name="ref-ermisch_parents_2012"/>
     <w:p>
       <w:pPr>
         <w:pStyle w:val="Bibliography"/>
@@ -8104,7 +8176,7 @@
       <w:r>
         <w:t xml:space="preserve"> </w:t>
       </w:r>
-      <w:hyperlink r:id="rId138">
+      <w:hyperlink r:id="rId142">
         <w:r>
           <w:rPr>
             <w:rStyle w:val="Hyperlink"/>
@@ -8113,8 +8185,8 @@
         </w:r>
       </w:hyperlink>
     </w:p>
-    <w:bookmarkEnd w:id="139"/>
-    <w:bookmarkStart w:id="141" w:name="ref-jerrim_income_2015"/>
+    <w:bookmarkEnd w:id="143"/>
+    <w:bookmarkStart w:id="145" w:name="ref-jerrim_income_2015"/>
     <w:p>
       <w:pPr>
         <w:pStyle w:val="Bibliography"/>
@@ -8203,7 +8275,7 @@
       <w:r>
         <w:t xml:space="preserve">? Social Forces. 2015;94. doi:</w:t>
       </w:r>
-      <w:hyperlink r:id="rId140">
+      <w:hyperlink r:id="rId144">
         <w:r>
           <w:rPr>
             <w:rStyle w:val="Hyperlink"/>
@@ -8212,8 +8284,8 @@
         </w:r>
       </w:hyperlink>
     </w:p>
-    <w:bookmarkEnd w:id="141"/>
-    <w:bookmarkStart w:id="144" w:name="ref-si_multiple_2021"/>
+    <w:bookmarkEnd w:id="145"/>
+    <w:bookmarkStart w:id="148" w:name="ref-si_multiple_2021"/>
     <w:p>
       <w:pPr>
         <w:pStyle w:val="Bibliography"/>
@@ -8311,7 +8383,7 @@
       <w:r>
         <w:t xml:space="preserve"> </w:t>
       </w:r>
-      <w:hyperlink r:id="rId142">
+      <w:hyperlink r:id="rId146">
         <w:r>
           <w:rPr>
             <w:rStyle w:val="Hyperlink"/>
@@ -8322,7 +8394,7 @@
       <w:r>
         <w:t xml:space="preserve">. doi:</w:t>
       </w:r>
-      <w:hyperlink r:id="rId143">
+      <w:hyperlink r:id="rId147">
         <w:r>
           <w:rPr>
             <w:rStyle w:val="Hyperlink"/>
@@ -8331,8 +8403,8 @@
         </w:r>
       </w:hyperlink>
     </w:p>
-    <w:bookmarkEnd w:id="144"/>
-    <w:bookmarkStart w:id="145" w:name="ref-sayer_women_2004"/>
+    <w:bookmarkEnd w:id="148"/>
+    <w:bookmarkStart w:id="149" w:name="ref-sayer_women_2004"/>
     <w:p>
       <w:pPr>
         <w:pStyle w:val="Bibliography"/>
@@ -8368,8 +8440,8 @@
         <w:t xml:space="preserve">. Russell Sage Foundation; 2004.</w:t>
       </w:r>
     </w:p>
-    <w:bookmarkEnd w:id="145"/>
-    <w:bookmarkStart w:id="148" w:name="ref-atkinson_measurement_1970"/>
+    <w:bookmarkEnd w:id="149"/>
+    <w:bookmarkStart w:id="152" w:name="ref-atkinson_measurement_1970"/>
     <w:p>
       <w:pPr>
         <w:pStyle w:val="Bibliography"/>
@@ -8389,7 +8461,7 @@
       <w:r>
         <w:t xml:space="preserve"> </w:t>
       </w:r>
-      <w:hyperlink r:id="rId146">
+      <w:hyperlink r:id="rId150">
         <w:r>
           <w:rPr>
             <w:rStyle w:val="Hyperlink"/>
@@ -8400,7 +8472,7 @@
       <w:r>
         <w:t xml:space="preserve">. doi:</w:t>
       </w:r>
-      <w:hyperlink r:id="rId147">
+      <w:hyperlink r:id="rId151">
         <w:r>
           <w:rPr>
             <w:rStyle w:val="Hyperlink"/>
@@ -8409,8 +8481,8 @@
         </w:r>
       </w:hyperlink>
     </w:p>
-    <w:bookmarkEnd w:id="148"/>
-    <w:bookmarkStart w:id="151" w:name="ref-de_maio_income_2007"/>
+    <w:bookmarkEnd w:id="152"/>
+    <w:bookmarkStart w:id="155" w:name="ref-de_maio_income_2007"/>
     <w:p>
       <w:pPr>
         <w:pStyle w:val="Bibliography"/>
@@ -8445,7 +8517,7 @@
       <w:r>
         <w:t xml:space="preserve"> </w:t>
       </w:r>
-      <w:hyperlink r:id="rId149">
+      <w:hyperlink r:id="rId153">
         <w:r>
           <w:rPr>
             <w:rStyle w:val="Hyperlink"/>
@@ -8456,7 +8528,7 @@
       <w:r>
         <w:t xml:space="preserve">. doi:</w:t>
       </w:r>
-      <w:hyperlink r:id="rId150">
+      <w:hyperlink r:id="rId154">
         <w:r>
           <w:rPr>
             <w:rStyle w:val="Hyperlink"/>
@@ -8465,8 +8537,8 @@
         </w:r>
       </w:hyperlink>
     </w:p>
-    <w:bookmarkEnd w:id="151"/>
-    <w:bookmarkStart w:id="154" w:name="ref-kawachi_relationship_1997"/>
+    <w:bookmarkEnd w:id="155"/>
+    <w:bookmarkStart w:id="158" w:name="ref-kawachi_relationship_1997"/>
     <w:p>
       <w:pPr>
         <w:pStyle w:val="Bibliography"/>
@@ -8498,7 +8570,7 @@
       <w:r>
         <w:t xml:space="preserve"> </w:t>
       </w:r>
-      <w:hyperlink r:id="rId152">
+      <w:hyperlink r:id="rId156">
         <w:r>
           <w:rPr>
             <w:rStyle w:val="Hyperlink"/>
@@ -8509,7 +8581,7 @@
       <w:r>
         <w:t xml:space="preserve">. doi:</w:t>
       </w:r>
-      <w:hyperlink r:id="rId153">
+      <w:hyperlink r:id="rId157">
         <w:r>
           <w:rPr>
             <w:rStyle w:val="Hyperlink"/>
@@ -8518,8 +8590,8 @@
         </w:r>
       </w:hyperlink>
     </w:p>
-    <w:bookmarkEnd w:id="154"/>
-    <w:bookmarkStart w:id="157" w:name="ref-aaberge_ginis_2007"/>
+    <w:bookmarkEnd w:id="158"/>
+    <w:bookmarkStart w:id="161" w:name="ref-aaberge_ginis_2007"/>
     <w:p>
       <w:pPr>
         <w:pStyle w:val="Bibliography"/>
@@ -8539,7 +8611,7 @@
       <w:r>
         <w:t xml:space="preserve"> </w:t>
       </w:r>
-      <w:hyperlink r:id="rId155">
+      <w:hyperlink r:id="rId159">
         <w:r>
           <w:rPr>
             <w:rStyle w:val="Hyperlink"/>
@@ -8550,7 +8622,7 @@
       <w:r>
         <w:t xml:space="preserve">. doi:</w:t>
       </w:r>
-      <w:hyperlink r:id="rId156">
+      <w:hyperlink r:id="rId160">
         <w:r>
           <w:rPr>
             <w:rStyle w:val="Hyperlink"/>
@@ -8559,8 +8631,8 @@
         </w:r>
       </w:hyperlink>
     </w:p>
-    <w:bookmarkEnd w:id="157"/>
-    <w:bookmarkStart w:id="159" w:name="ref-noauthor_table_nodate"/>
+    <w:bookmarkEnd w:id="161"/>
+    <w:bookmarkStart w:id="163" w:name="ref-noauthor_table_nodate"/>
     <w:p>
       <w:pPr>
         <w:pStyle w:val="Bibliography"/>
@@ -8658,7 +8730,7 @@
       <w:r>
         <w:t xml:space="preserve"> </w:t>
       </w:r>
-      <w:hyperlink r:id="rId158">
+      <w:hyperlink r:id="rId162">
         <w:r>
           <w:rPr>
             <w:rStyle w:val="Hyperlink"/>
@@ -8667,8 +8739,8 @@
         </w:r>
       </w:hyperlink>
     </w:p>
-    <w:bookmarkEnd w:id="159"/>
-    <w:bookmarkStart w:id="160" w:name="ref-wolff_size_209"/>
+    <w:bookmarkEnd w:id="163"/>
+    <w:bookmarkStart w:id="164" w:name="ref-wolff_size_209"/>
     <w:p>
       <w:pPr>
         <w:pStyle w:val="Bibliography"/>
@@ -8827,8 +8899,8 @@
         <w:t xml:space="preserve">. Panel Study of Income Dynamics; 209 AD.</w:t>
       </w:r>
     </w:p>
-    <w:bookmarkEnd w:id="160"/>
-    <w:bookmarkStart w:id="162" w:name="ref-pfeffer_wealth_2013"/>
+    <w:bookmarkEnd w:id="164"/>
+    <w:bookmarkStart w:id="166" w:name="ref-pfeffer_wealth_2013"/>
     <w:p>
       <w:pPr>
         <w:pStyle w:val="Bibliography"/>
@@ -8872,7 +8944,7 @@
       <w:r>
         <w:t xml:space="preserve">. The Annals of the American Academy of Political and Social Science. 2013;650(1):98–123. doi:</w:t>
       </w:r>
-      <w:hyperlink r:id="rId161">
+      <w:hyperlink r:id="rId165">
         <w:r>
           <w:rPr>
             <w:rStyle w:val="Hyperlink"/>
@@ -8881,10 +8953,10 @@
         </w:r>
       </w:hyperlink>
     </w:p>
-    <w:bookmarkEnd w:id="162"/>
-    <w:bookmarkEnd w:id="163"/>
-    <w:bookmarkEnd w:id="164"/>
-    <w:bookmarkEnd w:id="165"/>
+    <w:bookmarkEnd w:id="166"/>
+    <w:bookmarkEnd w:id="167"/>
+    <w:bookmarkEnd w:id="168"/>
+    <w:bookmarkEnd w:id="169"/>
     <w:sectPr>
       <w:footnotePr>
         <w:numRestart w:val="eachSect"/>

--- a/10_draft/output/write.docx
+++ b/10_draft/output/write.docx
@@ -7,7 +7,7 @@
         <w:pStyle w:val="Title"/>
       </w:pPr>
       <w:r>
-        <w:t xml:space="preserve">An Extended Family Approach to Income and Wealth Inequality in the U.S.</w:t>
+        <w:t xml:space="preserve">Kin Group Gini: An Extended Family Approach to Income and Wealth Inequality in the U.S.</w:t>
       </w:r>
     </w:p>
     <w:p>
@@ -15,7 +15,7 @@
         <w:pStyle w:val="Author"/>
       </w:pPr>
       <w:r>
-        <w:t xml:space="preserve">Names</w:t>
+        <w:t xml:space="preserve">Doron Shiffer-Sebba, Amanda Buechele, Julia A. Behrman, Limor Gabay Egozi</w:t>
       </w:r>
     </w:p>
     <w:p>
@@ -23,7 +23,7 @@
         <w:pStyle w:val="Date"/>
       </w:pPr>
       <w:r>
-        <w:t xml:space="preserve">April 10, 2026</w:t>
+        <w:t xml:space="preserve">May 28, 2026</w:t>
       </w:r>
     </w:p>
     <w:bookmarkStart w:id="9" w:name="abstract"/>
@@ -40,7 +40,7 @@
         <w:pStyle w:val="FirstParagraph"/>
       </w:pPr>
       <w:r>
-        <w:t xml:space="preserve">Most macro-level studies of inequality treat households as the primary unit of analysis, focusing on disparities between households. As a result, far less is known about inequality between extended families. Building on research highlighting the importance of intergenerational family ties, we examine income and wealth inequality in the United States using both households and intergenerational extended families—hereafter referred to as clans. Using data from the Panel Study of Income Dynamics (PSID), we calculate Gini coefficients for income and wealth at the household and clan levels from 1968 to 2023. We find that both income and wealth inequality are higher when measured at the household level than at the clan level. Wealth inequality has increased at similar rates across both units, whereas income inequality has grown more rapidly at the clan level than at the household level. These divergent patterns reflect differences in where inequality emerges within the distributions: the gap between household and clan wealth inequality is driven primarily by those in the middle of the wealth distribution, while the gap in income inequality is driven by units across the entire income distribution. Finally, although the mean racial wealth gap between Black and non-Black households and clans is similar, the median racial wealth gap is more pronounced at the household level. Together, these findings underscore the importance of considering extended families—in addition to households—when examining contemporary patterns of inequality in the United States.</w:t>
+        <w:t xml:space="preserve">Most macro-level studies of inequality treat the household as the primary unit of analysis, focusing on disparities between households. As a result, despite increasing acknowledgement of the importance of extended family ties, far less is known about inequality between extended families. We examine income and wealth inequality in the United States using both households and intergenerational extended families—hereafter referred to as “kin groups”. Using data from the Panel Study of Income Dynamics (PSID), we calculate Gini coefficients for income and wealth at the household and kin group levels from 1969 to 2023. We find that income and wealth inequality are high at both levels, with inequality 20-30 percent lower when measured at the kin group level than at the household level. Over time, wealth inequality has increased at similar rates across both units, whereas income inequality has grown more rapidly at the kin group level. Comparing Lorenz curves from 1984 and 2023, we show that wealth inequality varied more across units of analysis (households vs. kin groups) than over time, whereas income inequality varied more over time than across units. Finally, the median racial wealth gap between Black and non-Black kin groups is ten percentage points lower than the analogous gap between Black and non-Black households. These findings underscore the importance of considering both extended families and households when examining contemporary patterns of inequality in the United States.</w:t>
       </w:r>
     </w:p>
     <w:bookmarkEnd w:id="9"/>
@@ -58,11 +58,11 @@
         <w:pStyle w:val="FirstParagraph"/>
       </w:pPr>
       <w:r>
-        <w:t xml:space="preserve">Economic inequality in the United States is typically measured across households, leaving inequality across extended families largely unexplored. Using more than five decades of data from the Panel Study of Income Dynamics, we show that income and wealth inequality are substantially lower when measured across intergenerational extended families rather than households, a finding that holds across all survey years. However, income inequality across extended families has increased more rapidly than household income inequality over time. Together, these findings demonstrate the importance of considering extended families—in addition to households—when exploring contemporary patterns of inequality.</w:t>
+        <w:t xml:space="preserve">Economic inequality in the United States is typically measured between households, leaving inequality between extended families largely unexplored. Using more than five decades of data from the Panel Study of Income Dynamics, we show that income and wealth inequality between intergenerational extended families are between 20-30 percent lower than inequality between households, a finding that holds across all survey years. However, income inequality between extended families has increased more rapidly than household income inequality over time. Together, these findings demonstrate the importance of considering both extended families and households when exploring contemporary patterns of inequality.</w:t>
       </w:r>
     </w:p>
     <w:bookmarkEnd w:id="10"/>
-    <w:bookmarkStart w:id="12" w:name="introduction"/>
+    <w:bookmarkStart w:id="13" w:name="introduction"/>
     <w:p>
       <w:pPr>
         <w:pStyle w:val="Heading1"/>
@@ -102,19 +102,13 @@
         <w:pStyle w:val="BodyText"/>
       </w:pPr>
       <w:r>
-        <w:t xml:space="preserve">The Gini—like most measures of inequality—is typically calculated at the household level</w:t>
-      </w:r>
-      <w:r>
-        <w:t xml:space="preserve"> </w:t>
+        <w:t xml:space="preserve">The Gini and other important measures of inequality, like the racial wealth gap, are typically calculated at the household level</w:t>
       </w:r>
       <w:r>
         <w:t xml:space="preserve">[4, 5]</w:t>
       </w:r>
       <w:r>
-        <w:t xml:space="preserve">. As a result, research on inequality typically focuses on differences between households</w:t>
-      </w:r>
-      <w:r>
-        <w:t xml:space="preserve"> </w:t>
+        <w:t xml:space="preserve">. As a result, research on inequality tends to focus on differences between households</w:t>
       </w:r>
       <w:r>
         <w:t xml:space="preserve">[6]</w:t>
@@ -167,7 +161,7 @@
         <w:t xml:space="preserve">[10]</w:t>
       </w:r>
       <w:r>
-        <w:t xml:space="preserve">, for example, argues that intergenerational mobility has likely been overstated because analyses typically ignore the influence of ancestors and extended kin. Research on elites similarly highlights the importance of extended family networks in maintaining wealth across generations. For example, O’Brien’s</w:t>
+        <w:t xml:space="preserve">, or example, argues that intergenerational mobility has likely been overstated because analyses typically ignore the influence of ancestors and extended kin. Research on elites similarly highlights the importance of extended family networks in maintaining wealth across generations. For example, O’Brien’s</w:t>
       </w:r>
       <w:r>
         <w:t xml:space="preserve"> </w:t>
@@ -179,13 +173,22 @@
         <w:t xml:space="preserve"> </w:t>
       </w:r>
       <w:r>
-        <w:t xml:space="preserve">study of elite families in Dallas shows that focusing solely on parent–child dyads obscures how these dyads are embedded within interconnected kin networks, where intermarriage among elite families is common and wealth circulates within a small number of extended lineages. Narrow attention to households therefore makes society appear more mobile than it truly is. Such insights have prompted renewed attention to the role extended family members play in the transmission of (dis)advantage. Scholars show that extended family members such as grandparents, aunts, uncles, and cousins transfer resources to individuals that impact their socioeconomic status</w:t>
-      </w:r>
-      <w:r>
-        <w:t xml:space="preserve"> </w:t>
-      </w:r>
-      <w:r>
-        <w:t xml:space="preserve">[13–15]</w:t>
+        <w:t xml:space="preserve">study of elite families in Dallas shows that focusing solely on parent–child dyads obscures how these dyads are embedded within interconnected kin networks, where intermarriage among elite families is common and wealth circulates within a small number of extended lineages. Narrow attention to households therefore makes society appear more mobile than it truly is. Such insights have prompted renewed attention to the role extended family members play in the transmission of (dis)advantage</w:t>
+      </w:r>
+      <w:r>
+        <w:t xml:space="preserve"> </w:t>
+      </w:r>
+      <w:r>
+        <w:t xml:space="preserve">[13]</w:t>
+      </w:r>
+      <w:r>
+        <w:t xml:space="preserve">. Scholars show that individual extended family members such as grandparents, aunts, uncles, and cousins transfer resources to individuals that impact their socioeconomic status</w:t>
+      </w:r>
+      <w:r>
+        <w:t xml:space="preserve"> </w:t>
+      </w:r>
+      <w:r>
+        <w:t xml:space="preserve">[14–16]</w:t>
       </w:r>
       <w:r>
         <w:t xml:space="preserve">, and that these resource flows often continue even when family members live geographically far apart</w:t>
@@ -194,10 +197,10 @@
         <w:t xml:space="preserve"> </w:t>
       </w:r>
       <w:r>
-        <w:t xml:space="preserve">[15]</w:t>
-      </w:r>
-      <w:r>
-        <w:t xml:space="preserve">. Yet despite these insights, most macro-level studies of inequality—such as those relying on the Gini coefficient—continue to treat households, or occasionally individuals, as the primary unit of analysis. Consequently, scholars have documented patterns of inequality across households, but know little about inequality across extended families.</w:t>
+        <w:t xml:space="preserve">[16]</w:t>
+      </w:r>
+      <w:r>
+        <w:t xml:space="preserve">. Yet despite these insights, most macro-level studies of inequality—such as those that calculate the Gini coefficient or estimate the racial wealth gap—continue to treat households, or occasionally individuals, as the primary unit of analysis. Consequently, scholars have documented patterns of inequality between households, but know little about inequality between extended families.</w:t>
       </w:r>
     </w:p>
     <w:p>
@@ -205,22 +208,13 @@
         <w:pStyle w:val="BodyText"/>
       </w:pPr>
       <w:r>
-        <w:t xml:space="preserve">Drawing on scholarship showing the importance of extended families, we ask: what do income and wealth inequality in the U.S. look like when examined not only at the household level but also at the level of intergenerational extended families—what we refer to as</w:t>
-      </w:r>
-      <w:r>
-        <w:t xml:space="preserve"> </w:t>
-      </w:r>
-      <w:r>
-        <w:t xml:space="preserve">“clans”</w:t>
-      </w:r>
-      <w:r>
-        <w:t xml:space="preserve"> </w:t>
-      </w:r>
-      <w:r>
-        <w:t xml:space="preserve">[16]</w:t>
-      </w:r>
-      <w:r>
-        <w:t xml:space="preserve">. In our empirical analyses, we use data from the Panel Study of Income Dynamics (PSID), a nationally representative longitudinal survey that has followed American households and their descendants since 1968. In the PSID, households include economically interdependent individuals living in the same dwelling, while clans include all descendants linked to an original household through a family identifier. In practice, this means that clans are comprised of households linked by birth, marriage, and adoption spanning multiple generations and extended kin ties (grandparents, aunts, uncles, and cousins and in some cases great-grandparents, great-uncles, second cousins, and so on).</w:t>
+        <w:t xml:space="preserve">Drawing on scholarship showing the importance of extended families, we ask: what does income and wealth inequality in the U.S. look like when examining intergenerational extended families—what we refer to as “ kin groups”. To ease interpretation, we compare kin group estimates to the dominant unit of analysis, households. In our empirical analyses, we use data from the Panel Study of Income Dynamics (PSID), a nationally representative longitudinal survey that has followed American households and their descendants since 1968. In the PSID, households include economically interdependent individuals living in the same dwelling, while kin groups include all descendants linked to an original household through a family identifier. In practice, this means that kin groups are comprised of households linked by birth, marriage, and adoption spanning multiple generations and extended kin ties (grandparents, aunts, uncles, and cousins and in some cases great-grandparents, great-uncles, second cousins, and so on).</w:t>
+      </w:r>
+      <w:r>
+        <w:rPr>
+          <w:rStyle w:val="FootnoteReference"/>
+        </w:rPr>
+        <w:footnoteReference w:id="12"/>
       </w:r>
     </w:p>
     <w:p>
@@ -228,7 +222,37 @@
         <w:pStyle w:val="BodyText"/>
       </w:pPr>
       <w:r>
-        <w:t xml:space="preserve">We calculate Gini coefficients for both income and wealth at the household and clan levels from 1968 to 2023. Conceptually, the Gini can be understood as the average difference between any two units in a population. Arithmetically, it is the average absolute difference between all pairs of observations, normalized by the mean. The Gini is often illustrated with the Lorenz curve, which plots the cumulative share of income or wealth against the cumulative share of the population—whether defined as households or clans. Perfect equality appears as a 45° line where income or wealth is distributed evenly; greater inequality pulls the curve farther below this line. The Gini summarizes this deviation from perfect equality. Comparing household- and clan-level Ginis therefore shows whether the average difference between households is larger or smaller than the average difference between clans.</w:t>
+        <w:t xml:space="preserve">We calculate household and kin-group Gini coefficients for both income and wealth, as well as the racial wealth gap, using all available PSID years up to 2023. Conceptually, the Gini can be understood as the average difference between any two units in a population. Arithmetically, it is the average absolute difference between all pairs of observations, normalized by the mean. Scholars have also documented a persistent racial wealth gap between Black and non-Black households</w:t>
+      </w:r>
+      <w:r>
+        <w:t xml:space="preserve"> </w:t>
+      </w:r>
+      <w:r>
+        <w:t xml:space="preserve">[5, 17]</w:t>
+      </w:r>
+      <w:r>
+        <w:t xml:space="preserve"> </w:t>
+      </w:r>
+      <w:r>
+        <w:t xml:space="preserve">that is not captured by the Gini coefficient. Other work highlights the unique role of kinship networks in shaping economic outcomes by race</w:t>
+      </w:r>
+      <w:r>
+        <w:t xml:space="preserve"> </w:t>
+      </w:r>
+      <w:r>
+        <w:t xml:space="preserve">[18, 19]</w:t>
+      </w:r>
+      <w:r>
+        <w:t xml:space="preserve">. Because aggregate inequality measures can obscure these group-based differences, we supplement household and kin group Gini coefficients with ratios of average wealth by race</w:t>
+      </w:r>
+      <w:r>
+        <w:t xml:space="preserve"> </w:t>
+      </w:r>
+      <w:r>
+        <w:t xml:space="preserve">[17, 20, 21]</w:t>
+      </w:r>
+      <w:r>
+        <w:t xml:space="preserve">, the most common measurement for the racial wealth gap in the United States. Similarly to the Gini, we compare median wealth ratios that rely on household-level values with those that rely on kin group-level values.</w:t>
       </w:r>
     </w:p>
     <w:p>
@@ -236,11 +260,28 @@
         <w:pStyle w:val="BodyText"/>
       </w:pPr>
       <w:r>
-        <w:t xml:space="preserve">Using clans as the unit of analysis requires aggregating households. One may think that aggregating units smooths variation and will inherently lead to a Gini coefficient representing less inequality. However, this is not the case. Using simulated data, we show that it is possible to obtain clan-level Gini coefficients equal to or higher than a household-level Gini coefficient (see Appendix Table A). Whether the Gini coefficient increases or decreases from the household to the clan level depends on the relationship between clan size, the overall distribution of resources, and the selection of households into clans.</w:t>
-      </w:r>
-    </w:p>
-    <w:bookmarkEnd w:id="12"/>
-    <w:bookmarkStart w:id="22" w:name="results"/>
+        <w:t xml:space="preserve">Using kin groups as the unit of analysis requires aggregating households into kin groups. If households were hypothetically distributed into kin groups at random with respect to their economic attributes, inequality between kin groups could be low even in the context of high between-household inequality. If between-household correlation of economic attributes were high within kin groups, inequality between kin groups would be higher. One may think that aggregating households smooths variation and will inherently lead to a lower Gini coefficient, representing less inequality, between kin groups. However, this is not the case. Using simulated data, Appendix Table A shows that it is possible to obtain kin group-level Gini coefficients equal to or even higher than household-level Gini coefficients. The direction and degree of change in the Gini coefficient from the household to the kin group level depends on the relationship between the distribution of resources between households, kin group size, and the selection of households into kin groups.</w:t>
+      </w:r>
+    </w:p>
+    <w:p>
+      <w:pPr>
+        <w:pStyle w:val="BodyText"/>
+      </w:pPr>
+      <w:r>
+        <w:t xml:space="preserve">The relationship between households and kin groups can be understood as an extension of a similar dynamic in inequality research :the relationship between individuals and households. Individuals tend to form households with others who have similar socioeconomic characteristics through marital homogamy</w:t>
+      </w:r>
+      <w:r>
+        <w:t xml:space="preserve"> </w:t>
+      </w:r>
+      <w:r>
+        <w:t xml:space="preserve">[22]</w:t>
+      </w:r>
+      <w:r>
+        <w:t xml:space="preserve">. Resources are thus concentrated within households, increasing disparities between them. If analogous mechanisms sort households into kin groups, kin groups may represent an important—and underexamined—unit for understanding the concentration of economic resources.</w:t>
+      </w:r>
+    </w:p>
+    <w:bookmarkEnd w:id="13"/>
+    <w:bookmarkStart w:id="23" w:name="results"/>
     <w:p>
       <w:pPr>
         <w:pStyle w:val="Heading1"/>
@@ -264,7 +305,15 @@
         <w:t xml:space="preserve"> </w:t>
       </w:r>
       <w:r>
-        <w:t xml:space="preserve">Figure 1 depicts income and wealth inequality for all households and clans over time. Reflecting available data, Panel A plots income Gini coefficients from 1968 to 2023 and Panel B plots wealth Gini coefficients from 1984 to 2023. Inequality is lower when using clans as the unit of analysis rather than households. The Gini coefficient for income falls by 0.12 points on average (from 0.43 to 0.31), a 28.34% decline, while the wealth Gini falls by 0.16 points on average (from 0.82 to 0.66), about a 19.6% decrease. Taken together, these results indicate that both wealth and income inequality are higher when measured using households versus extended family units.</w:t>
+        <w:t xml:space="preserve">Figure 1 depicts income and wealth inequality for all households and kin groups over time. Reflecting data availability in the PSID, Panel A plots income Gini coefficients from 1969 to 2023 and Panel B plots wealth Gini coefficients from 1984 to 2023. Figure 1 shows that inequality is substantial under both measurement approaches. Yet the level of inequality depends on the unit of analysis. Wealth and income Ginis measured at the kin group level are roughly 70%-80% the levels of their respective Ginis measured at the household level, a pattern that holds over the study period. The average income Gini coefficient is 0.43 at the household level versus 0.31 at the kin group level. For wealth, the average Gini coefficient is 0.82 at the household level versus 0.66 at the kin group level.</w:t>
+      </w:r>
+    </w:p>
+    <w:p>
+      <w:pPr>
+        <w:pStyle w:val="BodyText"/>
+      </w:pPr>
+      <w:r>
+        <w:t xml:space="preserve">Plotting Gini coefficients over time helps contextualize contemporary inequality by placing kin group estimates alongside historical household benchmarks. For example, the most recent income Gini measured at the kin group level is only slightly lower than the household-level income Gini in the early 1970s. Inequality is higher today than in the 1970s at both levels, but because household inequality in the 1970s—at roughly 80% of current levels—has long been considered substantively important, today’s kin group inequality should be viewed as similarly consequential. Wealth Ginis tell a related but distinct story. While kin group wealth inequality represents a large share of household-level inequality, it has not approached the historically observed levels of household wealth inequality over the period we examine.</w:t>
       </w:r>
     </w:p>
     <w:p>
@@ -276,18 +325,18 @@
           <wp:inline>
             <wp:extent cx="5334000" cy="4191000"/>
             <wp:effectExtent b="0" l="0" r="0" t="0"/>
-            <wp:docPr descr="" title="" id="14" name="Picture"/>
+            <wp:docPr descr="" title="" id="15" name="Picture"/>
             <a:graphic>
               <a:graphicData uri="http://schemas.openxmlformats.org/drawingml/2006/picture">
                 <pic:pic>
                   <pic:nvPicPr>
-                    <pic:cNvPr descr="/Users/amanda/Desktop/clan_project/10_draft/output/write_files/figure-docx/figure1-1.png" id="15" name="Picture"/>
+                    <pic:cNvPr descr="/Users/amanda/Desktop/clan_project/10_draft/output/write_files/figure-docx/figure1-1.png" id="16" name="Picture"/>
                     <pic:cNvPicPr>
                       <a:picLocks noChangeArrowheads="1" noChangeAspect="1"/>
                     </pic:cNvPicPr>
                   </pic:nvPicPr>
                   <pic:blipFill>
-                    <a:blip r:embed="rId13"/>
+                    <a:blip r:embed="rId14"/>
                     <a:stretch>
                       <a:fillRect/>
                     </a:stretch>
@@ -323,7 +372,7 @@
           <w:i/>
           <w:iCs/>
         </w:rPr>
-        <w:t xml:space="preserve">Note: Gini coefficients estimated from weighted PSID data. Weighted mean income: $107,534 (households), $415,687 (clans). Weighted mean wealth: $490,457 (households), $1,884,939 (clans; includes home equity). Income Gini changed by 16.0% for households (0.41 in 1968 to 0.48 in 2022) and by 20.6% for clans (0.30 to 0.36). Wealth Gini changed by 4.5% for households (0.78 in 1984 to 0.81 in 2023) and by 4.4% for clans (0.61 to 0.64). On average across all years, the income Gini is 0.123 higher for households than clans; the wealth Gini is 0.160 higher.</w:t>
+        <w:t xml:space="preserve">Note: Gini coefficients estimated from weighted PSID data. Weighted mean income: $107,534 (households), $415,687 (kin groups). Weighted mean wealth: $490,457 (households), $1,884,939 (kin groups; includes home equity). Income Ginis changed by 16.0% for households (0.41 in 1969 to 0.48 in 2023) and by 20.6% for kin groups (0.30 to 0.36). Wealth Ginis changed by 4.5% for households (0.78 in 1984 to 0.81 in 2023) and by 4.4% for kin groups (0.61 to 0.64). On average across all years, the income Gini is 0.123 higher for households than kin groups; the wealth Gini is 0.160 higher.</w:t>
       </w:r>
       <w:r>
         <w:rPr>
@@ -338,7 +387,16 @@
         <w:pStyle w:val="BodyText"/>
       </w:pPr>
       <w:r>
-        <w:t xml:space="preserve">Figure 1 shows that inequality between households is consistently higher than inequality between clans across all survey years for both income and wealth. This means that if two clans were randomly selected and compared by income or wealth in any available year, they would, on average, differ less than two randomly selected households.</w:t>
+        <w:t xml:space="preserve">We find inequality is higher for wealth than for income at both kin group and household levels. This finding is consistent with prior research showing how wealth accumulates over time and generations, retaining the imprint of earlier opportunities and constraints in a way that income does not</w:t>
+      </w:r>
+      <w:r>
+        <w:t xml:space="preserve"> </w:t>
+      </w:r>
+      <w:r>
+        <w:t xml:space="preserve">[5, 23]</w:t>
+      </w:r>
+      <w:r>
+        <w:t xml:space="preserve">. As such, wealth reflects long-run inequality and intergenerationally accumulated advantages and disadvantages.</w:t>
       </w:r>
     </w:p>
     <w:p>
@@ -346,16 +404,7 @@
         <w:pStyle w:val="BodyText"/>
       </w:pPr>
       <w:r>
-        <w:t xml:space="preserve">We find inequality is higher for wealth than for income. This finding is consistent with prior research showing how wealth accumulates over time and generations, retaining the imprint of earlier opportunities and constraints in a way that income does not</w:t>
-      </w:r>
-      <w:r>
-        <w:t xml:space="preserve"> </w:t>
-      </w:r>
-      <w:r>
-        <w:t xml:space="preserve">[5, 17]</w:t>
-      </w:r>
-      <w:r>
-        <w:t xml:space="preserve">. As such, wealth reflects long-run inequality and intergenerationally accumulated advantages and disadvantages.</w:t>
+        <w:t xml:space="preserve">Change over time in household and kin group-level income inequality differ. At the household level, income inequality rose by 16.0% from 0.41 in 1969 to 0.48 in 2023. At the kin group level, income inequality rose more sharply – by 20.6% - from 0.30 to 0.36 over the same period. Thus, while income inequality increased at both levels, the growth was faster when measured at the kin group level.</w:t>
       </w:r>
     </w:p>
     <w:p>
@@ -363,33 +412,16 @@
         <w:pStyle w:val="BodyText"/>
       </w:pPr>
       <w:r>
-        <w:t xml:space="preserve">Changes over time in household and clan inequality are similar for wealth, but less so for income. Income inequality measured at the household level rose by 16.0% from 0.41 in 1969 to 0.48 in 2023. Income inequality measured at the clan level, meanwhile, rose 20.6% from 0.30 to 0.36 over the same period. Though both measurements are trending upwards, clan income inequality is increasing at a faster pace than household income inequality.</w:t>
-      </w:r>
-    </w:p>
-    <w:p>
-      <w:pPr>
-        <w:pStyle w:val="BodyText"/>
-      </w:pPr>
-      <w:r>
-        <w:t xml:space="preserve">Unlike income inequality, the difference between household and clan wealth inequality has remained remarkably consistent. The household wealth Gini has increased only slightly from 0.78 in 1984 to 0.81 in 2023, a 4.5% increase. At the clan level, it rose from 0.61 to 0.64 over the same period, which also constitutes a 4.4% increase. Importantly, these trends reflect inequality measured among households that exclude the very top of the wealth distribution. The PSID does not adequately sample the top of the wealth distribution</w:t>
-      </w:r>
-      <w:r>
-        <w:t xml:space="preserve"> </w:t>
-      </w:r>
-      <w:r>
-        <w:t xml:space="preserve">[18]</w:t>
-      </w:r>
-      <w:r>
-        <w:t xml:space="preserve">, which drives much of the inequality in wealth</w:t>
-      </w:r>
-      <w:r>
-        <w:t xml:space="preserve"> </w:t>
-      </w:r>
-      <w:r>
-        <w:t xml:space="preserve">[18, 19]</w:t>
-      </w:r>
-      <w:r>
-        <w:t xml:space="preserve">. Therefore, these patterns indicate stable wealth inequality, for both households and clans, among the bottom 95% [change number depending on cites], not for society as a whole.</w:t>
+        <w:t xml:space="preserve">Unlike income inequality, the difference between household and kin group wealth inequality has remained remarkably consistent. The household wealth Gini has increased only slightly from 0.78 in 1984 to 0.81 in 2023, a 4.5% increase. At the kin group level, it rose from 0.61 to 0.64 over the same period, which also constitutes a 4.4% increase. Importantly, these trends reflect inequality within a population that excludes the very top of the wealth distribution. The PSID does not adequately sample the wealthiest individuals, who drive much of the inequality in wealth</w:t>
+      </w:r>
+      <w:r>
+        <w:t xml:space="preserve"> </w:t>
+      </w:r>
+      <w:r>
+        <w:t xml:space="preserve">[24, 25]</w:t>
+      </w:r>
+      <w:r>
+        <w:t xml:space="preserve">. Therefore, these patterns indicate stable wealth inequality, for both households and kin groups, among the bottom 95%.</w:t>
       </w:r>
     </w:p>
     <w:p>
@@ -401,13 +433,37 @@
           <w:b/>
           <w:bCs/>
         </w:rPr>
-        <w:t xml:space="preserve">Comparing household and clan distributions at two time points.</w:t>
-      </w:r>
-      <w:r>
-        <w:t xml:space="preserve"> </w:t>
-      </w:r>
-      <w:r>
-        <w:t xml:space="preserve">Figure 2 illustrates differences in income and wealth inequality estimates using Lorenz curves at two points in time: 1984 (blue) and 2023 (orange). These curves teach us two things about the differences between household and clan inequality: first, the differences between inequality measured through the two units are driven by different parts of the distribution for income and wealth. In both 1984 and 2023, the clan lines (dotted) separate from the household lines (solid) across the entire distribution for income (Panel A), but mostly in the middle of the distribution for wealth (Panel B). These differences, which are partially but not entirely generated by the greater prevalence of zero wealth than zero income, mean that the gap between household and clan wealth inequality are driven by those at the middle of the wealth distribution, whereas the gap between household and clan income inequality capture differences between units across the entire distribution—from those with the lowest incomes to those at the 95th percentile of the income distribution.</w:t>
+        <w:t xml:space="preserve">Lorenz curves for 1984 and 2023.</w:t>
+      </w:r>
+      <w:r>
+        <w:t xml:space="preserve"> </w:t>
+      </w:r>
+      <w:r>
+        <w:t xml:space="preserve">Figure 2 illustrates differences in income and wealth inequality estimates using Lorenz curves–which are often used to depict Gini coefficients at a single point in time – in 1984 (blue) and 2023 (orange). Lorenz curves plot the cumulative share of income or wealth against the cumulative share of the population—whether defined as households or kin groups. Perfect equality appears as a 45° line where income or wealth is distributed evenly; greater inequality pulls the curve farther below this line. The Gini summarizes this deviation from perfect equality. Comparing household- and kin group-level Ginis at two points contextualizes differences by unit by juxtaposing them with how the two measures of inequality have shifted over the years.</w:t>
+      </w:r>
+    </w:p>
+    <w:p>
+      <w:pPr>
+        <w:pStyle w:val="BodyText"/>
+      </w:pPr>
+      <w:r>
+        <w:t xml:space="preserve">These curves juxtapose two inequality trends: differences in how income and wealth inequality change over time, and differences in inequality across units of analysis. Panel A mirrors Figure 1 Panel A in showing that household inequality (solid) is consistently higher than kin group inequality (dotted), and that income inequality in 2023 (orange) was higher than income inequality in 1984. All curves lie below the 45-degree dashed line representing perfect equality, but the 2023 curves fall further from this line than the 1984 curves, and each household curve falls further from this line than its respective kin group curve. Panel B similarly mirrors Figure 1 Panel B. Wealth inequality has increased from 1984 to 2023 and is greater at the household level than the kin group level at each year. Figure 2 also mirrors Figure 1 by showing that wealth is more unequally distributed than income in both years, with Panel B curves falling further from the line of equality than Panel A curves.</w:t>
+      </w:r>
+    </w:p>
+    <w:p>
+      <w:pPr>
+        <w:pStyle w:val="BodyText"/>
+      </w:pPr>
+      <w:r>
+        <w:t xml:space="preserve">Comparing the two panels, however, reveals two additional key differences between income and wealth inequality. First, the gap between household (solid) and kin group (dotted) wealth curves (Panel B) is large and often exceeds the shift between 1984 (blue) and 2023 (orange) curves. This suggests that differences across units of analysis are more pronounced than changes over time for wealth. This,however, is not the case for income (Panel A). For income, gaps between household (solid) and kin group (dotted) curves appear smaller, and for the most part smaller than differences between 1984 (blue) and 2023 (orange) curves. Taken together, these findings indicate that wealth inequality varies more across units than over time, while income inequality varies more over time than across units.</w:t>
+      </w:r>
+    </w:p>
+    <w:p>
+      <w:pPr>
+        <w:pStyle w:val="BodyText"/>
+      </w:pPr>
+      <w:r>
+        <w:t xml:space="preserve">Second, the differences between inequality measured through the two units are driven by different parts of the distribution for income and wealth. In both 1984 and 2023, the kin group lines (dotted) separate from the household lines (solid) across the entire distribution for income (Panel A), but mostly in the middle of the distribution for wealth (Panel B). These differences, which are partially but not entirely generated by the greater prevalence of zero wealth than zero income, mean that the gap between household and kin group wealth inequality are driven by those at the middle of the wealth distribution, whereas the gap between household and kin group income inequality capture differences between units across the entire distribution—from those with the lowest incomes to those at the top of the income distribution captured by the PSID.</w:t>
       </w:r>
     </w:p>
     <w:p>
@@ -419,18 +475,18 @@
           <wp:inline>
             <wp:extent cx="5334000" cy="4191000"/>
             <wp:effectExtent b="0" l="0" r="0" t="0"/>
-            <wp:docPr descr="" title="" id="17" name="Picture"/>
+            <wp:docPr descr="" title="" id="18" name="Picture"/>
             <a:graphic>
               <a:graphicData uri="http://schemas.openxmlformats.org/drawingml/2006/picture">
                 <pic:pic>
                   <pic:nvPicPr>
-                    <pic:cNvPr descr="/Users/amanda/Desktop/clan_project/10_draft/output/write_files/figure-docx/figure2-1.png" id="18" name="Picture"/>
+                    <pic:cNvPr descr="/Users/amanda/Desktop/clan_project/10_draft/output/write_files/figure-docx/figure2-1.png" id="19" name="Picture"/>
                     <pic:cNvPicPr>
                       <a:picLocks noChangeArrowheads="1" noChangeAspect="1"/>
                     </pic:cNvPicPr>
                   </pic:nvPicPr>
                   <pic:blipFill>
-                    <a:blip r:embed="rId16"/>
+                    <a:blip r:embed="rId17"/>
                     <a:stretch>
                       <a:fillRect/>
                     </a:stretch>
@@ -466,15 +522,7 @@
           <w:i/>
           <w:iCs/>
         </w:rPr>
-        <w:t xml:space="preserve">Note: Lorenz curves are estimated from weighted data using PSID family and clan weights. Wealth includes home equity.Income in 1984: weighted mean (median) $27,647 ($22,520) for households, $85,338 ($71,914) for clans. Income in 2023: $297,591 ($196,196) for households, $1,487,913 ($1,059,244) for clans.</w:t>
-      </w:r>
-    </w:p>
-    <w:p>
-      <w:pPr>
-        <w:pStyle w:val="BodyText"/>
-      </w:pPr>
-      <w:r>
-        <w:t xml:space="preserve">Second, the Lorenz curves bring into focus the different scales of the differences between household inequality and clan inequality for income and wealth. For income inequality (Panel A), the difference between household and clan inequality appears smaller compared with changes in inequality between 1984 and 2023. That both 1984 curves are closer to the line of equality than both 2023 curves means that the increase of income inequality over time is starker than differences in unit of analysis. But for wealth inequality (Panel B) this is not the case. For wealth inequality, both clan (dotted) lines are closer to the line of equality than both household (solid) lines. This means that the difference across unit of measurement is starker than the change over time.</w:t>
+        <w:t xml:space="preserve">Note: Lorenz curves are estimated from weighted data using PSID family and kin group weights. Wealth includes home equity. Income in 1984: weighted mean (median) $27,647 ($22,520) for households, $85,338 ($71,914) for kin groups. Income in 2023: $297,591 ($196,196) for households, $1,487,913 ($1,059,244) for kin groups.</w:t>
       </w:r>
     </w:p>
     <w:p>
@@ -486,31 +534,38 @@
           <w:b/>
           <w:bCs/>
         </w:rPr>
-        <w:t xml:space="preserve">How the unit of analysis affects the racial wealth gap.</w:t>
-      </w:r>
-      <w:r>
-        <w:t xml:space="preserve"> </w:t>
-      </w:r>
-      <w:r>
-        <w:t xml:space="preserve">Scholars document a persistent racial wealth gap between Black and non-Black households</w:t>
-      </w:r>
-      <w:r>
-        <w:t xml:space="preserve"> </w:t>
-      </w:r>
-      <w:r>
-        <w:t xml:space="preserve">[5, 20]</w:t>
-      </w:r>
-      <w:r>
-        <w:t xml:space="preserve">, while also highlighting the unique role of kinship networks in shaping economic outcomes by race</w:t>
-      </w:r>
-      <w:r>
-        <w:t xml:space="preserve"> </w:t>
-      </w:r>
-      <w:r>
-        <w:t xml:space="preserve">[21, 22]</w:t>
-      </w:r>
-      <w:r>
-        <w:t xml:space="preserve">.</w:t>
+        <w:t xml:space="preserve">The racial wealth gap at the household and kin group levels.</w:t>
+      </w:r>
+      <w:r>
+        <w:t xml:space="preserve"> </w:t>
+      </w:r>
+      <w:r>
+        <w:t xml:space="preserve">Figure 3 depicts the racial wealth gap using both households and kin groups. We report racial wealth gaps using medians to account for wealth’s right-skew</w:t>
+      </w:r>
+      <w:r>
+        <w:t xml:space="preserve"> </w:t>
+      </w:r>
+      <w:r>
+        <w:t xml:space="preserve">[5, 26, 27]</w:t>
+      </w:r>
+      <w:r>
+        <w:t xml:space="preserve">. Specifically, we report the ratio of Black median wealth to non-Black median wealth, where a value of 1 indicates equal median wealth across racial categories. Values below 1 indicate that Black households or kin groups hold less wealth than their non-Black counterparts. Such values can also be interpreted as cents held by Black households or kin groups for every dollar held by non-Black households or kin groups.</w:t>
+      </w:r>
+    </w:p>
+    <w:p>
+      <w:pPr>
+        <w:pStyle w:val="BodyText"/>
+      </w:pPr>
+      <w:r>
+        <w:t xml:space="preserve">The gap is persistent and sizable regardless of the unit of analysis. The typical Black household holds 9 cents for every dollar of wealth held by the typical non-Black household across the survey period (ranging from 6 cents in 2011 to 12 cents in 1994). The typical Black kin group holds 20 cents for every dollar held by the typical non-Black kin group (ranging from 14 cents in 2013 to 24 cents in 1994). The ratio between Black and non-Black median wealth when measured at the kin group level is thus around ten percentage points lower than the equivalent ratio measured at the household level.</w:t>
+      </w:r>
+    </w:p>
+    <w:p>
+      <w:pPr>
+        <w:pStyle w:val="BodyText"/>
+      </w:pPr>
+      <w:r>
+        <w:t xml:space="preserve">These gaps largely persist throughout the 1969-2023 period, but fluctuate differently by unit of analysis. The kin group-level ratio declines before reversing around 2013. The household-level ratio, meanwhile, fluctuates more modestly and approaches its minimum in 2023.</w:t>
       </w:r>
     </w:p>
     <w:p>
@@ -522,18 +577,18 @@
           <wp:inline>
             <wp:extent cx="5334000" cy="4191000"/>
             <wp:effectExtent b="0" l="0" r="0" t="0"/>
-            <wp:docPr descr="" title="" id="20" name="Picture"/>
+            <wp:docPr descr="" title="" id="21" name="Picture"/>
             <a:graphic>
               <a:graphicData uri="http://schemas.openxmlformats.org/drawingml/2006/picture">
                 <pic:pic>
                   <pic:nvPicPr>
-                    <pic:cNvPr descr="/Users/amanda/Desktop/clan_project/10_draft/output/write_files/figure-docx/figure3-1.png" id="21" name="Picture"/>
+                    <pic:cNvPr descr="/Users/amanda/Desktop/clan_project/10_draft/output/write_files/figure-docx/figure3-1.png" id="22" name="Picture"/>
                     <pic:cNvPicPr>
                       <a:picLocks noChangeArrowheads="1" noChangeAspect="1"/>
                     </pic:cNvPicPr>
                   </pic:nvPicPr>
                   <pic:blipFill>
-                    <a:blip r:embed="rId19"/>
+                    <a:blip r:embed="rId20"/>
                     <a:stretch>
                       <a:fillRect/>
                     </a:stretch>
@@ -569,7 +624,7 @@
           <w:i/>
           <w:iCs/>
         </w:rPr>
-        <w:t xml:space="preserve">Note: Lines show the ratio of Black to Non-Black wealth for households and clans (includes home equity), using weighted medians. Weighted median wealth: Black HH $6,908, Non-Black HH $79,216, Black clans $58,326, Non-Black clans $306,988. Median ratio changed by -4.6% for households (0.07 in 1984 to 0.07 in 2023) and 7.5% for clans (0.20 to 0.22). On average across all years, the median ratio is -0.112 higher for households than clans. See Appendix E for mean wealth ratios.</w:t>
+        <w:t xml:space="preserve">Note: Lines show the ratio of Black to Non-Black wealth for households and kin groups (includes home equity), using weighted medians. Across all years, weighted median wealth is $6,908 for Black households and $79,216 for Non-Black households. For kin groups, the weighted median wealth is $58,326 for Black kin groups and $306,988 for Non-Black kin groups. Median ratio changed by -4.6% for households (0.074 in 1984 to 0.071 in 2023) and 7.5% for kin groups (0.201 to 0.216). On average across all years, the median wealth ratio for kin groups is 0.112 higher than for households. See Appendix E for mean wealth ratios.</w:t>
       </w:r>
     </w:p>
     <w:p>
@@ -581,17 +636,17 @@
           <w:b/>
           <w:bCs/>
         </w:rPr>
-        <w:t xml:space="preserve">Sensitivity of difference between household- and clan-level Gini coefficients.</w:t>
-      </w:r>
-      <w:r>
-        <w:t xml:space="preserve"> </w:t>
-      </w:r>
-      <w:r>
-        <w:t xml:space="preserve">Across all specifications, estimated inequality is lower when using clans rather than households as the unit of analysis. This finding is robust across race, different inclusion criteria for income and wealth measures, different samples, alternative measures of inequality, and when adjusting for household and clan size. Results from sensitivity analyses are available in Appendix C and D.</w:t>
-      </w:r>
-    </w:p>
-    <w:bookmarkEnd w:id="22"/>
-    <w:bookmarkStart w:id="23" w:name="discussion"/>
+        <w:t xml:space="preserve">Sensitivity of difference between household- and kin group-level inequality.</w:t>
+      </w:r>
+      <w:r>
+        <w:t xml:space="preserve"> </w:t>
+      </w:r>
+      <w:r>
+        <w:t xml:space="preserve">We assess the robustness of our results through a series of sensitivity analyses. Across all specifications, estimated inequality is lower when using kin groups rather than households as the unit of analysis. For Gini coefficients, this finding is robust across race, different inclusion criteria for income and wealth measures, different samples, alternative measures of inequality, and when adjusting for household and kin group size. Some sensitivity analyses reduce the difference between household and kin group Gini, suggesting kin group inequality may be higher than what we find in our main analyses, but differences are never altogether eliminated. Results from these sensitivity analyses are available in Appendices C and D. For wealth ratios, findings are robust to different measures, inclusion criteria for wealth, samples, and when adjusting for household and kin group size. Using means rather than medians makes the kin group-level racial wealth gap appear similar to the household-level gap, as a small number of wealthy Black households skew average household-level inequality upwards. Results from these sensitivity analyses are available in Appendices E and F.</w:t>
+      </w:r>
+    </w:p>
+    <w:bookmarkEnd w:id="23"/>
+    <w:bookmarkStart w:id="24" w:name="discussion"/>
     <w:p>
       <w:pPr>
         <w:pStyle w:val="Heading1"/>
@@ -605,7 +660,7 @@
         <w:pStyle w:val="FirstParagraph"/>
       </w:pPr>
       <w:r>
-        <w:t xml:space="preserve">Our analyses explored what income and wealth inequality in the U.S. look like when examined not only at the household level but also at the level of intergenerational extended families. We found that both income and wealth inequality were more extreme, as per Gini coefficients, when examining society as a collection of households (the standard in the literature) rather than a collection of clans. In other words, an individual’s extended family was more economically similar on average to other extended families than their household was to other households.</w:t>
+        <w:t xml:space="preserve">Our analyses explored what income and wealth inequality in the U.S. look like when examined not only at the household level but also at the level of intergenerational extended families. We found that income and wealth inequality appear high both when examining society as a collection of households (the standard in the literature) and when examining society as a collection of kin groups. For the most part, income and wealth inequality are 20-30 percent lower when measured at the kin group- rather than the household-level, as per Gini coefficients. Likewise, we find that the median racial wealth gap between Black and non-Black families is high and persistent, whether measured at the household or kin group levels. Kin group racial wealth gaps are roughly ten percentage points lower than household gaps between Black and non-Black households. In other words, extended families are somewhat more economically similar to one another, on average, than households, but economic inequality is still severe on the kin group level.</w:t>
       </w:r>
     </w:p>
     <w:p>
@@ -613,13 +668,21 @@
         <w:pStyle w:val="BodyText"/>
       </w:pPr>
       <w:r>
-        <w:t xml:space="preserve">Our analyses provided an important complement to existing scholarship on income and wealth inequality that typically measures inequality at the household level (or in some cases the individual level). Our aim is not to downplay the importance of households as units of analysis, but rather to show that considering multiple units of analysis—including households and clans—is helpful for fully understanding inequality as a complex societal phenomenon. The choice of analytical unit matters in part because different historical periods generate changes in inequality at some levels more than others. For example, our analyses showed that clan-level income inequality has increased more rapidly than household-level income inequality over the study period. By contrast, trends in household and clan inequality were similar for wealth over time. This may reflect the cumulative nature of wealth, which is more durably concentrated within kinship networks</w:t>
-      </w:r>
-      <w:r>
-        <w:t xml:space="preserve"> </w:t>
-      </w:r>
-      <w:r>
-        <w:t xml:space="preserve">[11, 13, 23]</w:t>
+        <w:t xml:space="preserve">Our analyses complement existing scholarship on income and wealth inequality, which typically measures inequality at the household level (or in some cases the individual level). Our goal is not to diminish the importance of households as units of analysis, but to demonstrate that examining multiple units—including both households and kin groups—yields a more complete understanding of inequality as a complex social phenomenon. In principle, inequality between households could be very high even if inequality between kin groups were low. In the United States over the past 55 years, however, we observe substantial inequality at the kin group level as well.</w:t>
+      </w:r>
+    </w:p>
+    <w:p>
+      <w:pPr>
+        <w:pStyle w:val="BodyText"/>
+      </w:pPr>
+      <w:r>
+        <w:t xml:space="preserve">The choice to examine both households and kin groups as analytical units matters because different historical periods may generate inequality at different levels of social organization, a pattern reflected in our findings. For example, our analyses showed that kin group-level income inequality increased more rapidly than household-level income inequality over the study period. By contrast, trends over time in household and kin group wealth inequality were similar. This divergence over time between income and wealth patterns across levels of analysis may reflect the cumulative nature of wealth, which is more durably concentrated within kinship networks</w:t>
+      </w:r>
+      <w:r>
+        <w:t xml:space="preserve"> </w:t>
+      </w:r>
+      <w:r>
+        <w:t xml:space="preserve">[11, 14, 28]</w:t>
       </w:r>
       <w:r>
         <w:t xml:space="preserve">, or limitations of the PSID’s coverage of the top of the wealth distribution, where much wealth inequality is generated. Together, these patterns reinforce the importance of examining inequality at multiple levels of social organization.</w:t>
@@ -630,19 +693,7 @@
         <w:pStyle w:val="BodyText"/>
       </w:pPr>
       <w:r>
-        <w:t xml:space="preserve">Our extended family perspective also has implications for our understandings of the racial wealth gap. We found the mean racial wealth gap between Black and non-Black households and clans is similar, but the median racial wealth gap is more pronounced at the household level. These patterns suggest that while Black households hold substantially less wealth on average than non-Black ones, wealth among Black households is also distributed with greater inequality compared to XX. In part, this may reflect that the share of Black clans with zero wealth is lower than the share of Black households with zero wealth. Together, these patterns indicate that household-based measures may obscure important features of racial wealth inequality that become visible only when extended family structures are taken into account. Our findings are striking because they appear to run counter to scholarship on intergenerational mobility that argues that we may overestimate mobility by focusing on households rather than extended families. In contrast, we find inequality looks more extreme when measured at the household, compared to extended family levels. One possible explanation for this difference lies in how patterns of mobility accumulate across generations. Mechanically, lower mobility produces greater homogeneity within clans over time, whereas higher mobility has the opposite effect. Conversely, inequality across extended families may build atop inequality across households in reducing mobility. If resources and constraints are transmitted within clans then rising inequality may further reduce mobility for those in disadvantaged households. In other words, the prevalent concern that high inequality undermines intergenerational mobility</w:t>
-      </w:r>
-      <w:r>
-        <w:t xml:space="preserve"> </w:t>
-      </w:r>
-      <w:r>
-        <w:t xml:space="preserve">[24–26]</w:t>
-      </w:r>
-      <w:r>
-        <w:t xml:space="preserve"> </w:t>
-      </w:r>
-      <w:r>
-        <w:t xml:space="preserve">may operate on both the household and clan levels, fueling future differences in inequality between households and clans.</w:t>
+        <w:t xml:space="preserve">The patterns documented in our paper should not be interpreted as evidence that inequality in the U.S. is somehow less severe than previously understood. Our results suggest that if the United States were a pure “kin group society”—that is, if kin groups were the only meaningful social units and households held no independent significance—overall inequality would remain high, but somewhat less severe than current estimates imply. In reality, however, households are socially and economically meaningful units in the United States, and the substantial inequality between them remains consequential. At the same time, because the United States is not a pure “household society” either, high levels of kin group‑level inequality must also be taken seriously.</w:t>
       </w:r>
     </w:p>
     <w:p>
@@ -650,11 +701,56 @@
         <w:pStyle w:val="BodyText"/>
       </w:pPr>
       <w:r>
+        <w:t xml:space="preserve">Ultimately, inequality between households is nested in, and compounds with, inequality between kin groups. It is thus important to understand how the two, and for that matter individual-level inequality as well, interact to shape overall inequality. It is possible that families behave differently along the economic distribution, as our Lorenz curves suggest. If, for example, kin groups in the middle of the distribution have different motivations for accumulating wealth than those at the top, they may also spread resources differently within kin groups, across households</w:t>
+      </w:r>
+      <w:r>
+        <w:t xml:space="preserve"> </w:t>
+      </w:r>
+      <w:r>
+        <w:t xml:space="preserve">[29]</w:t>
+      </w:r>
+      <w:r>
+        <w:t xml:space="preserve">. To fully understand patterns of inequality, we must examine interactions across levels.</w:t>
+      </w:r>
+    </w:p>
+    <w:p>
+      <w:pPr>
+        <w:pStyle w:val="BodyText"/>
+      </w:pPr>
+      <w:r>
+        <w:t xml:space="preserve">One possible mechanism shaping differences between household and kin group inequality, for both income and wealth, is intergenerational mobility. Mechanically, lower mobility between households produces greater homogeneity within kin groups. Low mobility means descendants’ households mimic the status of their ancestors, producing kin groups made up of similar households. Higher mobility would have the opposite effect. Persistently high inequality at both the household and kin group levels indicates that mobility has not been high.</w:t>
+      </w:r>
+    </w:p>
+    <w:p>
+      <w:pPr>
+        <w:pStyle w:val="BodyText"/>
+      </w:pPr>
+      <w:r>
+        <w:t xml:space="preserve">Additionally, high kin group inequality may further reduce mobility. If extended family members are valuable for upward mobility, high inequality across kin groups means that lower resourced households have less access to higher resourced households within their kin group. In other words, the prevalent concern that high inequality undermines intergenerational mobility</w:t>
+      </w:r>
+      <w:r>
+        <w:t xml:space="preserve"> </w:t>
+      </w:r>
+      <w:r>
+        <w:t xml:space="preserve">[30–32]</w:t>
+      </w:r>
+      <w:r>
+        <w:t xml:space="preserve"> </w:t>
+      </w:r>
+      <w:r>
+        <w:t xml:space="preserve">may operate on both the household and kin group levels, fueling future patterns of inequality.</w:t>
+      </w:r>
+    </w:p>
+    <w:p>
+      <w:pPr>
+        <w:pStyle w:val="BodyText"/>
+      </w:pPr>
+      <w:r>
         <w:t xml:space="preserve">Although our analyses focused on the macro level, they highlighted a clear need for additional research on how extended families structure social life at the micro level. One key question raised by our findings concerns the prevalence and scale of resource transfers within extended families, an issue beyond the scope of this study. Methodologically, our project suggests the need for data and research designs that capture resource flows across kinship networks rather than limiting analysis to households. Taken together, our findings demonstrate that understanding economic inequality requires moving beyond a sole focus on households to also account for the extended family structures through which resources, advantage, and disadvantage are transmitted across generations.</w:t>
       </w:r>
     </w:p>
-    <w:bookmarkEnd w:id="23"/>
-    <w:bookmarkStart w:id="25" w:name="materials-and-methods"/>
+    <w:bookmarkEnd w:id="24"/>
+    <w:bookmarkStart w:id="27" w:name="materials-and-methods"/>
     <w:p>
       <w:pPr>
         <w:pStyle w:val="Heading1"/>
@@ -678,13 +774,13 @@
         <w:t xml:space="preserve"> </w:t>
       </w:r>
       <w:r>
-        <w:t xml:space="preserve">We use the genealogical design of the Panel Study of Income Dynamics (PSID) to compare estimates of inequality when using households and clans as the unit of analysis. The PSID began in 1968, surveying families annually until 1997 and biennially thereafter. It follows descendants of the original sample across generations and maintains national representativeness. Data from the PSID produce estimates that mostly align with other national surveys</w:t>
-      </w:r>
-      <w:r>
-        <w:t xml:space="preserve"> </w:t>
-      </w:r>
-      <w:r>
-        <w:t xml:space="preserve">[18]</w:t>
+        <w:t xml:space="preserve">We use the genealogical design of the Panel Study of Income Dynamics (PSID) to compare estimates of inequality when using households and kin groups as the unit of analysis. The PSID began in 1968, surveying families annually until 1997 and biennially thereafter. It follows descendants of the original sample across generations and maintains national representativeness. Data from the PSID produce estimates that mostly align with other national surveys</w:t>
+      </w:r>
+      <w:r>
+        <w:t xml:space="preserve"> </w:t>
+      </w:r>
+      <w:r>
+        <w:t xml:space="preserve">[24]</w:t>
       </w:r>
       <w:r>
         <w:t xml:space="preserve">.</w:t>
@@ -695,7 +791,7 @@
         <w:pStyle w:val="BodyText"/>
       </w:pPr>
       <w:r>
-        <w:t xml:space="preserve">The PSID facilitates two linked units of analysis: households and clans. Households consist of economically interdependent individuals living in the same dwelling, with one member reporting data on income and wealth for all members. Household composition changes over time with transitions such as divorce or childbirth; individuals who leave receive a new household identifier. As a result, unique households cannot be identified over time in the PSID. In contrast, clans include all descendants of households sampled in 1968, linked through a PSID-generated identifier, which we refer to as a clan identifier. Households added after 1968 receive their own clan identifier upon entry. Unlike household identifiers, clan membership remains fixed for individuals and can be compared over time. A small number of households (134 household-years) contain couples belonging to different clans; these cases were assigned to both clans.</w:t>
+        <w:t xml:space="preserve">The PSID facilitates two linked units of analysis: households and kin groups. Households consist of economically interdependent individuals living in the same dwelling, with one member reporting data on income and wealth for all members. Household composition changes over time with transitions such as divorce or childbirth; individuals who leave receive a new household identifier. Kin groups, in contrast, include all descendants of households sampled in 1968, linked through a PSID-generated identifier, which we refer to as a kin group identifier. Households added after 1968 receive their own kin group identifier upon entry. Kin group membership can change due to birth, death, adoption, marriage, and divorce. A small number of households (134 household-years) contain couples belonging to different kin groups; these cases were assigned to both kin groups.</w:t>
       </w:r>
     </w:p>
     <w:p>
@@ -703,16 +799,16 @@
         <w:pStyle w:val="BodyText"/>
       </w:pPr>
       <w:r>
-        <w:t xml:space="preserve">Additionally, although all households belong to a clan, not all extended family members are observed in the PSID in every year. In some cases (especially in earlier years)</w:t>
+        <w:t xml:space="preserve">Additionally, although all households belong to a kin group, not all extended family members are observed in the PSID in every year. In some cases (especially in earlier years)</w:t>
       </w:r>
       <w:r>
         <w:rPr>
           <w:rStyle w:val="FootnoteReference"/>
         </w:rPr>
-        <w:footnoteReference w:id="24"/>
-      </w:r>
-      <w:r>
-        <w:t xml:space="preserve">, PSID clans consist of only a single observed household, rendering household and clan-level measures identical. These observations are excluded from the main analyses because they do not capture extended family dynamics and are a result of survey limitations, rather than social reality. Including these single household clans reduces the household–clan inequality gap for income and wealth but does not eliminate it (see Appendix C2).</w:t>
+        <w:footnoteReference w:id="25"/>
+      </w:r>
+      <w:r>
+        <w:t xml:space="preserve">, PSID kin groups consist of only a single observed household, rendering household and kin group-level measures identical. These observations are excluded from the main analyses because they do not capture extended family dynamics and are a result of survey limitations, rather than social reality. Including these single household kin groups reduces the household–kin group inequality gap for income and wealth but does not eliminate it (see Appendix C2).</w:t>
       </w:r>
     </w:p>
     <w:p>
@@ -720,7 +816,13 @@
         <w:pStyle w:val="BodyText"/>
       </w:pPr>
       <w:r>
-        <w:t xml:space="preserve">The PSID has collected income data since its inception but began collecting wealth data only in 1984. As a result, analytic samples differ: income analyses include 242,200 household-years and 64,292 clan-years, representing 2,906 unique clans; wealth analyses include 122,069 household-years and 26,655 clan-years, representing 2,636 unique clans.</w:t>
+        <w:t xml:space="preserve">The PSID has collected income data since its inception but began collecting wealth data only in 1984. As a result, analytic samples differ: income analyses include 242,200 household-years and 64,292 kin group-years, representing 2,906 unique kin groups. Wealth analyses include 122,069 household-years and 26,655 kin group-years, representing 2,636 unique kin groups. Kin groups in the income sample have about 3.6 households on average (SD = 2.3) and 9.3 individuals (SD = 7.0). Kin groups in the wealth sample have about 4.2 households on average (SD = 2.9) and 10.6 individuals (SD = 8.5). The average household consists of 2.4 individuals in the income sample (SD = 1.4) and 2.3 individuals in the wealth sample (SD = 1.4).</w:t>
+      </w:r>
+      <w:r>
+        <w:rPr>
+          <w:rStyle w:val="FootnoteReference"/>
+        </w:rPr>
+        <w:footnoteReference w:id="26"/>
       </w:r>
     </w:p>
     <w:p>
@@ -744,10 +846,10 @@
         <w:t xml:space="preserve"> </w:t>
       </w:r>
       <w:r>
-        <w:t xml:space="preserve">[5, 17, 23]</w:t>
-      </w:r>
-      <w:r>
-        <w:t xml:space="preserve">. Aggregate measures for income and wealth are provided by the PSID. Income includes earnings, asset income, transfers, and income from farming and gardening. Income is recorded for the year prior to when the survey is fielded. For example, survey data collected in 2023 asks about income in 2022. Wealth includes non-primary real estate, business equity, stocks, bonds, vehicles, retirement accounts, and bank accounts, and includes home equity. As a sensitivity analysis, we compare Gini coefficients for wealth measures that exclude home equity (see Appendix C3). When home equity is excluded, estimated inequality is lower at both the household and clan level, but the difference between household and clan-level Gini coefficients remains similar.</w:t>
+        <w:t xml:space="preserve">[5, 23, 28]</w:t>
+      </w:r>
+      <w:r>
+        <w:t xml:space="preserve">. Aggregate measures for income and wealth are provided by the PSID. Income includes earnings, asset income, transfers, and income from farming and gardening. Wealth includes non-primary real estate, business equity, stocks, bonds, vehicles, retirement accounts, and bank accounts, and includes home equity. As a sensitivity analysis, we compare Gini coefficients for wealth measures that exclude home equity (see Appendix C3). When home equity is excluded, estimated inequality is lower at both the household and kin group level, but the difference between household and kin group-level Gini coefficients remains similar.</w:t>
       </w:r>
     </w:p>
     <w:p>
@@ -758,13 +860,10 @@
         <w:t xml:space="preserve">Missing data for components of income and wealth are imputed by the PSID. Concerns about measurement error, especially for wealth, are minimal, as imputation methods utilized by the PSID explain little of the variation in wealth over time</w:t>
       </w:r>
       <w:r>
-        <w:t xml:space="preserve"> </w:t>
-      </w:r>
-      <w:r>
-        <w:t xml:space="preserve">[23, 27]</w:t>
-      </w:r>
-      <w:r>
-        <w:t xml:space="preserve">. All income and wealth values are adjusted for inflation. Additionally, analyses set negative values of income and wealth to zero so that Gini coefficients are interpretable by remaining in the 0 to 1 range. When negative values are included, Gini coefficents are about the same (see Appendix C4).</w:t>
+        <w:t xml:space="preserve">[28, 33]</w:t>
+      </w:r>
+      <w:r>
+        <w:t xml:space="preserve">. All income and wealth values are adjusted for inflation. Additionally, analyses set negative values of income and wealth to zero so that Gini coefficients are interpretable by remaining in the 0 to 1 range. When negative values are included, Gini coefficients are about the same (see Appendix C4).</w:t>
       </w:r>
     </w:p>
     <w:p>
@@ -772,7 +871,7 @@
         <w:pStyle w:val="BodyText"/>
       </w:pPr>
       <w:r>
-        <w:t xml:space="preserve">To construct clan-level measures, we aggregate household income and wealth for all households in a clan within each clan-year. Measures are divided by the number of people in a household or number of households within a clan to standardize by household and clan size, respectively. Adjusting for size descreased inequality and magnifies the difference between household and clan Gini coefficients. Nonetheless, less inequality is estimated when clans are the unit of analysis whether income and wealth are adjusted for size or not (see Appendix C5).</w:t>
+        <w:t xml:space="preserve">To construct kin group-level measures, we aggregate household income and wealth for all households in a kin group within each kin group-year. Measures are divided by the number of people in a household or number of households within a kin group to standardize by household and kin group size, respectively. Adjusting for size decreases inequality and magnifies the difference between household and kin group Gini coefficients. Nonetheless, less inequality is estimated when kin groups are the unit of analysis whether income and wealth are adjusted for size or not (see Appendix C5).</w:t>
       </w:r>
     </w:p>
     <w:p>
@@ -780,7 +879,7 @@
         <w:pStyle w:val="BodyText"/>
       </w:pPr>
       <w:r>
-        <w:t xml:space="preserve">All results presented are weighted. Using weights does not meaningfully change results (see Appendix C6). Household-level weights are provided by the PSID. The PSID constructs family weights from individual weights using the fair shares method, which assumes that the probability of observing any individual within a family equals the probability of observing the family itself. We extend this approach to construct clan-level weights using the same fair shares principle. Clan weights assume that the probability of observing a family within a clan equals the probability of observing the clan itself. As a result, each clan’s influence reflects the representation of the average household within that clan, rather than scaling mechanically with the clan’s total number of households.</w:t>
+        <w:t xml:space="preserve">All results presented are weighted. Using weights does not meaningfully change results (see Appendix C6). Household-level weights are provided by the PSID. The PSID constructs family weights from individual weights using the fair shares method, which assumes that the probability of observing any individual within a family equals the probability of observing the family itself. We extend this approach to construct kin group-level weights using the same fair shares principle. Kin group weights assume that the probability of observing a family within a kin group equals the probability of observing the kin group itself. As a result, each kin group’s influence reflects the representation of the average household within that kin group, rather than scaling mechanically with the kin group’s total number of households.</w:t>
       </w:r>
     </w:p>
     <w:p>
@@ -804,10 +903,10 @@
         <w:t xml:space="preserve"> </w:t>
       </w:r>
       <w:r>
-        <w:t xml:space="preserve">[28]</w:t>
-      </w:r>
-      <w:r>
-        <w:t xml:space="preserve">. Black households are all households with a Black head of household. Black clans are clans in which more than half of the households within it identify as Black. Analyses by race and ethnicity are limited to Black and non-Black categories because there are relatively few clans in the PSID data (2,906 for income and 2,636 for wealth). Additionally, the genealogical design of the PSID reflects the demographics of the United States at the time the survey began in 1968, which constrains analyses of clans for demographic groups that were not prominent at that time. Although the PSID incorporated additional samples over time to reflect the changing demographics of the United States in the PSID sample, ethnicity analyses remain limited because Hispanic/Latino households do not form consistent multigenerational lineages over the full panel and therefore have limited clans.</w:t>
+        <w:t xml:space="preserve">[34]</w:t>
+      </w:r>
+      <w:r>
+        <w:t xml:space="preserve">. Black households are all households with a Black head of household. Black kin groups are kin groups in which more than half of the households within it identify as Black. Analyses by race and ethnicity are limited to Black and non-Black categories because there are relatively few kin groups in the PSID data (2,906 for income and 2,636 for wealth). Additionally, the genealogical design of the PSID reflects the demographics of the United States at the time the survey began in 1968, which constrains analyses of kin groups for demographic groups that were not prominent at that time. Although the PSID incorporated additional samples over time to reflect the changing demographics of the United States in the PSID sample, ethnicity analyses remain limited because Hispanic/Latino households do not form consistent multigenerational lineages over the full panel and therefore have limited kin groups.</w:t>
       </w:r>
     </w:p>
     <w:p>
@@ -831,25 +930,19 @@
         <w:t xml:space="preserve"> </w:t>
       </w:r>
       <w:r>
-        <w:t xml:space="preserve">[29–31]</w:t>
-      </w:r>
-      <w:r>
-        <w:t xml:space="preserve">. To assess whether our results depend on where inequality is concentrated along the distribution, we also examine two related measures, referred to as the Gini’s</w:t>
-      </w:r>
-      <w:r>
-        <w:t xml:space="preserve"> </w:t>
-      </w:r>
-      <w:r>
-        <w:t xml:space="preserve">“nuclear family”</w:t>
-      </w:r>
-      <w:r>
-        <w:t xml:space="preserve"> </w:t>
-      </w:r>
-      <w:r>
-        <w:t xml:space="preserve">[32]</w:t>
-      </w:r>
-      <w:r>
-        <w:t xml:space="preserve">. Across all measures, we find that estimated inequality is consistently lower when measured at the clan level than at the household level for both income and wealth (see Appendix G).</w:t>
+        <w:t xml:space="preserve">[35–37]</w:t>
+      </w:r>
+      <w:r>
+        <w:t xml:space="preserve">. To assess whether our results depend on where inequality is concentrated along the distribution, we also examine two related measures, referred to as the Gini’s “nuclear family”</w:t>
+      </w:r>
+      <w:r>
+        <w:t xml:space="preserve"> </w:t>
+      </w:r>
+      <w:r>
+        <w:t xml:space="preserve">[38]</w:t>
+      </w:r>
+      <w:r>
+        <w:t xml:space="preserve">. Across all measures, we find that estimated inequality is consistently lower when measured at the kin group level than at the household level for both income and wealth (see Appendix D).</w:t>
       </w:r>
     </w:p>
     <w:p>
@@ -857,11 +950,11 @@
         <w:pStyle w:val="BodyText"/>
       </w:pPr>
       <w:r>
-        <w:t xml:space="preserve">Gini coefficients are calculated separately for income and wealth to reflect their distinct dimensions of inequality. Estimates of Gini coefficients in our data are comparable to estimates that other studies have found, though there is more variation in wealth coefficients, likely because the PSID excludes wealthy households (see Appendix B).</w:t>
-      </w:r>
-    </w:p>
-    <w:bookmarkEnd w:id="25"/>
-    <w:bookmarkStart w:id="37" w:name="appendix"/>
+        <w:t xml:space="preserve">Gini coefficients are calculated separately for income and wealth to reflect their distinct dimensions of inequality. Estimates of Gini coefficients in our data are comparable to estimates from other studies, though there is more variation in wealth coefficients, likely because the PSID excludes wealthy households (see Appendix B).</w:t>
+      </w:r>
+    </w:p>
+    <w:bookmarkEnd w:id="27"/>
+    <w:bookmarkStart w:id="39" w:name="appendix"/>
     <w:p>
       <w:pPr>
         <w:pStyle w:val="Heading1"/>
@@ -870,7 +963,7 @@
         <w:t xml:space="preserve">Appendix</w:t>
       </w:r>
     </w:p>
-    <w:bookmarkStart w:id="35" w:name="appendix-a-simulating-gini-coefficients"/>
+    <w:bookmarkStart w:id="37" w:name="appendix-a-simulating-gini-coefficients"/>
     <w:p>
       <w:pPr>
         <w:pStyle w:val="Heading2"/>
@@ -884,7 +977,15 @@
         <w:pStyle w:val="FirstParagraph"/>
       </w:pPr>
       <w:r>
-        <w:t xml:space="preserve">Appendix A illustrates extreme cases from simulated household and clan data. The simulation demonstrates that clan-level Gini coefficients are not necessarily lower than household-level Gini coefficients. The direction of the difference depends on the relationship between clan size, the overall distribution of resources, and the selection of households into clans. Appendix A1 shows the minimum possible difference between clan and household Gini coefficients in the simulated data, while Appendix A2 shows the maximum possible difference. Curves show that Gini coefficients at the clan level can exceed those of households. Appendix A3 illustrates that, while it is more likely for Gini coefficients at the household level to exceed Gini coefficients at the clan level, whether this effect is observed depends on the combination between clan size and income or wealth distribution.</w:t>
+        <w:t xml:space="preserve">Appendix A illustrates extreme cases from simulated household and kin group data. The simulation demonstrates that kin group-level Gini coefficients are not necessarily lower than household-level Gini coefficients. The direction of the difference depends on the relationship between kin group size, the overall distribution of resources, and the selection of households into kin groups.</w:t>
+      </w:r>
+    </w:p>
+    <w:p>
+      <w:pPr>
+        <w:pStyle w:val="BodyText"/>
+      </w:pPr>
+      <w:r>
+        <w:t xml:space="preserve">Appendix A1 shows the minimum possible difference between kin group and household Gini coefficients in the simulated data, while Appendix A2 shows the maximum possible difference. Curves show that Gini coefficients at the kin group level can exceed those of households. Appendix A3 illustrates that, while it is more likely for Gini coefficients at the household level to exceed Gini coefficients at the kin group level, whether this effect is observed depends on the combination between kin group size and income or wealth distribution.</w:t>
       </w:r>
     </w:p>
     <w:p>
@@ -911,18 +1012,18 @@
           <wp:inline>
             <wp:extent cx="5334000" cy="4000500"/>
             <wp:effectExtent b="0" l="0" r="0" t="0"/>
-            <wp:docPr descr="" title="" id="27" name="Picture"/>
+            <wp:docPr descr="" title="" id="29" name="Picture"/>
             <a:graphic>
               <a:graphicData uri="http://schemas.openxmlformats.org/drawingml/2006/picture">
                 <pic:pic>
                   <pic:nvPicPr>
-                    <pic:cNvPr descr="/Users/amanda/Desktop/clan_project/10_draft/output/write_files/figure-docx/appendix-a1-1.png" id="28" name="Picture"/>
+                    <pic:cNvPr descr="/Users/amanda/Desktop/clan_project/10_draft/output/write_files/figure-docx/appendix-a1-1.png" id="30" name="Picture"/>
                     <pic:cNvPicPr>
                       <a:picLocks noChangeArrowheads="1" noChangeAspect="1"/>
                     </pic:cNvPicPr>
                   </pic:nvPicPr>
                   <pic:blipFill>
-                    <a:blip r:embed="rId26"/>
+                    <a:blip r:embed="rId28"/>
                     <a:stretch>
                       <a:fillRect/>
                     </a:stretch>
@@ -968,18 +1069,18 @@
           <wp:inline>
             <wp:extent cx="5334000" cy="4000500"/>
             <wp:effectExtent b="0" l="0" r="0" t="0"/>
-            <wp:docPr descr="" title="" id="30" name="Picture"/>
+            <wp:docPr descr="" title="" id="32" name="Picture"/>
             <a:graphic>
               <a:graphicData uri="http://schemas.openxmlformats.org/drawingml/2006/picture">
                 <pic:pic>
                   <pic:nvPicPr>
-                    <pic:cNvPr descr="/Users/amanda/Desktop/clan_project/10_draft/output/write_files/figure-docx/appendix-a2-1.png" id="31" name="Picture"/>
+                    <pic:cNvPr descr="/Users/amanda/Desktop/clan_project/10_draft/output/write_files/figure-docx/appendix-a2-1.png" id="33" name="Picture"/>
                     <pic:cNvPicPr>
                       <a:picLocks noChangeArrowheads="1" noChangeAspect="1"/>
                     </pic:cNvPicPr>
                   </pic:nvPicPr>
                   <pic:blipFill>
-                    <a:blip r:embed="rId29"/>
+                    <a:blip r:embed="rId31"/>
                     <a:stretch>
                       <a:fillRect/>
                     </a:stretch>
@@ -1030,18 +1131,18 @@
           <wp:inline>
             <wp:extent cx="5334000" cy="4103076"/>
             <wp:effectExtent b="0" l="0" r="0" t="0"/>
-            <wp:docPr descr="" title="" id="33" name="Picture"/>
+            <wp:docPr descr="" title="" id="35" name="Picture"/>
             <a:graphic>
               <a:graphicData uri="http://schemas.openxmlformats.org/drawingml/2006/picture">
                 <pic:pic>
                   <pic:nvPicPr>
-                    <pic:cNvPr descr="/Users/amanda/Desktop/clan_project/10_draft/output/write_files/figure-docx/appendix-a3-1.png" id="34" name="Picture"/>
+                    <pic:cNvPr descr="/Users/amanda/Desktop/clan_project/10_draft/output/write_files/figure-docx/appendix-a3-1.png" id="36" name="Picture"/>
                     <pic:cNvPicPr>
                       <a:picLocks noChangeArrowheads="1" noChangeAspect="1"/>
                     </pic:cNvPicPr>
                   </pic:nvPicPr>
                   <pic:blipFill>
-                    <a:blip r:embed="rId32"/>
+                    <a:blip r:embed="rId34"/>
                     <a:stretch>
                       <a:fillRect/>
                     </a:stretch>
@@ -1073,8 +1174,8 @@
         <w:br w:type="page"/>
       </w:r>
     </w:p>
-    <w:bookmarkEnd w:id="35"/>
-    <w:bookmarkStart w:id="36" w:name="X8f4b25e330c8c7d4282a452909c1adb149e7ace"/>
+    <w:bookmarkEnd w:id="37"/>
+    <w:bookmarkStart w:id="38" w:name="X8f4b25e330c8c7d4282a452909c1adb149e7ace"/>
     <w:p>
       <w:pPr>
         <w:pStyle w:val="Heading2"/>
@@ -1088,7 +1189,7 @@
         <w:pStyle w:val="FirstParagraph"/>
       </w:pPr>
       <w:r>
-        <w:t xml:space="preserve">Appendix B compares Gini coefficients at the household level calculated for income and wealth with Gini coefficients from other researchers. Gini coefficients in Appendix B are calculated using the full sample of households in the PSID, rather than just the households who belong to a clan with at least one other household (which are the results presented in the main paper).</w:t>
+        <w:t xml:space="preserve">Appendix B compares Gini coefficients at the household level calculated for income and wealth with Gini coefficients from other researchers. Gini coefficients in Appendix B are calculated using the full sample of households in the PSID, rather than just the households who belong to a kin group with at least one other household (which are the results presented in the main paper).</w:t>
       </w:r>
     </w:p>
     <w:p>
@@ -1096,22 +1197,22 @@
         <w:pStyle w:val="BodyText"/>
       </w:pPr>
       <w:r>
-        <w:t xml:space="preserve">Gini coefficients are not available for all years in other sources, so only years available are presented. Gini coefficient benchmarks for income rely on estimates from the Federal Reserve Bank of St. Louis (FRED) and the U.S. Census</w:t>
-      </w:r>
-      <w:r>
-        <w:t xml:space="preserve"> </w:t>
-      </w:r>
-      <w:r>
-        <w:t xml:space="preserve">[1, 33]</w:t>
-      </w:r>
-      <w:r>
-        <w:t xml:space="preserve">. FRED uses data from the World Bank on U.S. households and the Census uses data from the Current Population Survey (CPS). Gini coefficient benchmarks for wealth rely on estimates from research papers based on data from the PSID or Survey of Consumer Finances (SCF)</w:t>
-      </w:r>
-      <w:r>
-        <w:t xml:space="preserve"> </w:t>
-      </w:r>
-      <w:r>
-        <w:t xml:space="preserve">[34, 35]</w:t>
+        <w:t xml:space="preserve">Gini coefficients are not available for all years in other sources, so only years available are presented. Gini benchmarks for income rely on estimates from the Federal Reserve Bank of St. Louis (FRED) and the U.S. Census</w:t>
+      </w:r>
+      <w:r>
+        <w:t xml:space="preserve"> </w:t>
+      </w:r>
+      <w:r>
+        <w:t xml:space="preserve">[1, 39]</w:t>
+      </w:r>
+      <w:r>
+        <w:t xml:space="preserve">. FRED uses data from the World Bank on U.S. households and the Census uses data from the Current Population Survey (CPS). Gini benchmarks for wealth rely on estimates from research papers based on data from the PSID or Survey of Consumer Finances (SCF)</w:t>
+      </w:r>
+      <w:r>
+        <w:t xml:space="preserve"> </w:t>
+      </w:r>
+      <w:r>
+        <w:t xml:space="preserve">[20, 40]</w:t>
       </w:r>
       <w:r>
         <w:t xml:space="preserve">.</w:t>
@@ -5271,9 +5372,9 @@
         </w:tc>
       </w:tr>
     </w:tbl>
-    <w:bookmarkEnd w:id="36"/>
-    <w:bookmarkEnd w:id="37"/>
-    <w:bookmarkStart w:id="62" w:name="X1a48765accbb976c449929efb9c303c48aeac11"/>
+    <w:bookmarkEnd w:id="38"/>
+    <w:bookmarkEnd w:id="39"/>
+    <w:bookmarkStart w:id="64" w:name="X1a48765accbb976c449929efb9c303c48aeac11"/>
     <w:p>
       <w:pPr>
         <w:pStyle w:val="Heading1"/>
@@ -5282,7 +5383,15 @@
         <w:t xml:space="preserve">Appendix C: Sensitivity Analyses — Gini Coefficients</w:t>
       </w:r>
     </w:p>
-    <w:bookmarkStart w:id="41" w:name="X2af1039fa4a14e53aec9c9fa061f4e8992f7595"/>
+    <w:p>
+      <w:pPr>
+        <w:pStyle w:val="FirstParagraph"/>
+      </w:pPr>
+      <w:r>
+        <w:t xml:space="preserve">Across a range of specifications, estimated inequality using the Gini is lower when kin groups are used as the unit of analysis instead of households. This pattern is not driven by race, nor does it disappear when expanding the sample, excluding home equity in measures of wealth, including negative wealth values, standardizing by household size, or applying weights. For each specification, results are recalculated and displayed alongside the main results.</w:t>
+      </w:r>
+    </w:p>
+    <w:bookmarkStart w:id="43" w:name="X2af1039fa4a14e53aec9c9fa061f4e8992f7595"/>
     <w:p>
       <w:pPr>
         <w:pStyle w:val="Heading2"/>
@@ -5296,7 +5405,7 @@
         <w:pStyle w:val="FirstParagraph"/>
       </w:pPr>
       <w:r>
-        <w:t xml:space="preserve">Graphs on the left side show Gini cofficients for Black households and clans. Graphs in the middle show Gini coefficients for non-Black households and clans. The graphs on the right side show the difference between household and clan (HH - Clan) Gini coefficients for each group. Both Black and non-Black clans have higher Gini coefficients than Black and non-Black households, indicating that inequaltiy is lower when estimated at the clan level. The differences between Gini coefficients at the household and clan level are not driven by racial subgroups.</w:t>
+        <w:t xml:space="preserve">The differences between Gini coefficients at the household and kin group level are not driven by racial subgroups. Graphs on the left side show Gini coefficients for Black households and kin groups. Graphs in the middle show Gini coefficients for non-Black households and kin groups. The graphs on the right side show the difference between household and kin group (HH - kin group) Gini coefficients for each group. Gini coefficients for income (Panel A) and wealth (Panel B) are higher at the kin group level for both Black and non-Black kin groups, indicating that inequality is lower when estimated at the kin group level across racial groups.</w:t>
       </w:r>
     </w:p>
     <w:p>
@@ -5308,18 +5417,18 @@
           <wp:inline>
             <wp:extent cx="5334000" cy="4191000"/>
             <wp:effectExtent b="0" l="0" r="0" t="0"/>
-            <wp:docPr descr="" title="" id="39" name="Picture"/>
+            <wp:docPr descr="" title="" id="41" name="Picture"/>
             <a:graphic>
               <a:graphicData uri="http://schemas.openxmlformats.org/drawingml/2006/picture">
                 <pic:pic>
                   <pic:nvPicPr>
-                    <pic:cNvPr descr="/Users/amanda/Desktop/clan_project/10_draft/output/write_files/figure-docx/appendix-c1-1.png" id="40" name="Picture"/>
+                    <pic:cNvPr descr="/Users/amanda/Desktop/clan_project/10_draft/output/write_files/figure-docx/appendix-c1-1.png" id="42" name="Picture"/>
                     <pic:cNvPicPr>
                       <a:picLocks noChangeArrowheads="1" noChangeAspect="1"/>
                     </pic:cNvPicPr>
                   </pic:nvPicPr>
                   <pic:blipFill>
-                    <a:blip r:embed="rId38"/>
+                    <a:blip r:embed="rId40"/>
                     <a:stretch>
                       <a:fillRect/>
                     </a:stretch>
@@ -5346,8 +5455,8 @@
         </w:drawing>
       </w:r>
     </w:p>
-    <w:bookmarkEnd w:id="41"/>
-    <w:bookmarkStart w:id="45" w:name="X05171309a402648ffa9946822f50c48bfc2d2fb"/>
+    <w:bookmarkEnd w:id="43"/>
+    <w:bookmarkStart w:id="47" w:name="X05171309a402648ffa9946822f50c48bfc2d2fb"/>
     <w:p>
       <w:pPr>
         <w:pStyle w:val="Heading2"/>
@@ -5361,19 +5470,15 @@
         <w:pStyle w:val="FirstParagraph"/>
       </w:pPr>
       <w:r>
-        <w:t xml:space="preserve">In reality, all households belong to clans that consist of multiple households. However, due to the original PSID sample lacking clans by design, as well as attrition, some clans in the PSID comprise a single household in some years. Because this limitation is imposed by the survey design, not social reality, we exclude household-years where households are alone in their clans from both household and clan measurements. The graphs on the left side show this. When including these single-household clans, or</w:t>
-      </w:r>
-      <w:r>
-        <w:t xml:space="preserve"> </w:t>
-      </w:r>
-      <w:r>
-        <w:t xml:space="preserve">“clanless”</w:t>
-      </w:r>
-      <w:r>
-        <w:t xml:space="preserve"> </w:t>
-      </w:r>
-      <w:r>
-        <w:t xml:space="preserve">households, the difference in Gini coefficients at the household and clans levels is minimized but not eliminated. The graphs in the middle show Gini coefficients when single-household clans are included. The graphs on the right side show the difference between household and clan (HH - Clan) Gini coefficients for each group.</w:t>
+        <w:t xml:space="preserve">In reality, all households belong to kin groups that consist of multiple households. However, some households in the PSID do not have kin groups due to the survey design and attrition. The survey is genealogical, meaning that initial households only have measurable kin groups once their descendants respond to the survey. Attrition also might limit responses from some households, thereby erasing kin groups for the households they are connected to.</w:t>
+      </w:r>
+    </w:p>
+    <w:p>
+      <w:pPr>
+        <w:pStyle w:val="BodyText"/>
+      </w:pPr>
+      <w:r>
+        <w:t xml:space="preserve">Because these limitations are imposed by the survey design, not social reality, we exclude household-years where households are alone in their kin group from both household and kin group measurements. The graphs on the left side show this. When including these single-household kin groups, or “kin groupless” households, the difference in Gini coefficients at the household and kin groups levels is minimized but not eliminated. The graphs in the middle show Gini coefficients when single-household kin groups are included. The graphs on the right side show the difference between household and kin group (HH - kin group) Gini coefficients for each group. Differences in estimated inequality at the kin group and household levels are smaller when including kin groupless households, however, they still exist and are increasing over time.</w:t>
       </w:r>
     </w:p>
     <w:p>
@@ -5385,18 +5490,18 @@
           <wp:inline>
             <wp:extent cx="5334000" cy="4191000"/>
             <wp:effectExtent b="0" l="0" r="0" t="0"/>
-            <wp:docPr descr="" title="" id="43" name="Picture"/>
+            <wp:docPr descr="" title="" id="45" name="Picture"/>
             <a:graphic>
               <a:graphicData uri="http://schemas.openxmlformats.org/drawingml/2006/picture">
                 <pic:pic>
                   <pic:nvPicPr>
-                    <pic:cNvPr descr="/Users/amanda/Desktop/clan_project/10_draft/output/write_files/figure-docx/appendix-c2-1.png" id="44" name="Picture"/>
+                    <pic:cNvPr descr="/Users/amanda/Desktop/clan_project/10_draft/output/write_files/figure-docx/appendix-c2-1.png" id="46" name="Picture"/>
                     <pic:cNvPicPr>
                       <a:picLocks noChangeArrowheads="1" noChangeAspect="1"/>
                     </pic:cNvPicPr>
                   </pic:nvPicPr>
                   <pic:blipFill>
-                    <a:blip r:embed="rId42"/>
+                    <a:blip r:embed="rId44"/>
                     <a:stretch>
                       <a:fillRect/>
                     </a:stretch>
@@ -5423,8 +5528,8 @@
         </w:drawing>
       </w:r>
     </w:p>
-    <w:bookmarkEnd w:id="45"/>
-    <w:bookmarkStart w:id="49" w:name="X0135a91ed4579dbd4101e9315fdc7d38edce4c7"/>
+    <w:bookmarkEnd w:id="47"/>
+    <w:bookmarkStart w:id="51" w:name="X0135a91ed4579dbd4101e9315fdc7d38edce4c7"/>
     <w:p>
       <w:pPr>
         <w:pStyle w:val="Heading2"/>
@@ -5438,7 +5543,7 @@
         <w:pStyle w:val="FirstParagraph"/>
       </w:pPr>
       <w:r>
-        <w:t xml:space="preserve">Results presented in the main text include home equity for measures of wealth. Appendix C3 shows Gini coefficients when home equity is excluded (middle graphs), and report the difference between Gini coefficients at the household and clan levels (graphs on the right). Excluding home equity makes estimated inequality lower and minimizes the observed difference between household and clan Gini coefficients.</w:t>
+        <w:t xml:space="preserve">Results presented in the main text include home equity for measures of wealth. Appendix C3 shows Gini coefficients when home equity is excluded (middle graphs), and reports the difference between Gini coefficients at the household and kin group levels (graphs on the right). Excluding home equity makes estimated inequality lower and minimizes the observed difference between household and kin group Gini coefficients.</w:t>
       </w:r>
     </w:p>
     <w:p>
@@ -5450,18 +5555,18 @@
           <wp:inline>
             <wp:extent cx="5334000" cy="2667000"/>
             <wp:effectExtent b="0" l="0" r="0" t="0"/>
-            <wp:docPr descr="" title="" id="47" name="Picture"/>
+            <wp:docPr descr="" title="" id="49" name="Picture"/>
             <a:graphic>
               <a:graphicData uri="http://schemas.openxmlformats.org/drawingml/2006/picture">
                 <pic:pic>
                   <pic:nvPicPr>
-                    <pic:cNvPr descr="/Users/amanda/Desktop/clan_project/10_draft/output/write_files/figure-docx/appendix-c3-1.png" id="48" name="Picture"/>
+                    <pic:cNvPr descr="/Users/amanda/Desktop/clan_project/10_draft/output/write_files/figure-docx/appendix-c3-1.png" id="50" name="Picture"/>
                     <pic:cNvPicPr>
                       <a:picLocks noChangeArrowheads="1" noChangeAspect="1"/>
                     </pic:cNvPicPr>
                   </pic:nvPicPr>
                   <pic:blipFill>
-                    <a:blip r:embed="rId46"/>
+                    <a:blip r:embed="rId48"/>
                     <a:stretch>
                       <a:fillRect/>
                     </a:stretch>
@@ -5488,8 +5593,8 @@
         </w:drawing>
       </w:r>
     </w:p>
-    <w:bookmarkEnd w:id="49"/>
-    <w:bookmarkStart w:id="53" w:name="appendix-c4-sensitivity-negative-values"/>
+    <w:bookmarkEnd w:id="51"/>
+    <w:bookmarkStart w:id="55" w:name="appendix-c4-sensitivity-negative-values"/>
     <w:p>
       <w:pPr>
         <w:pStyle w:val="Heading2"/>
@@ -5503,7 +5608,7 @@
         <w:pStyle w:val="FirstParagraph"/>
       </w:pPr>
       <w:r>
-        <w:t xml:space="preserve">Results presented in the main text exclude negative values for income and wealth. Appendix C4 show Gini coefficients when negative values are included (middle graphs), and report the difference between Gini coefficients at the household and clan levels (graphs on the right). Including negative values does not change estimated Gini coefficients at the household or clan levels.</w:t>
+        <w:t xml:space="preserve">Results presented in the main text exclude negative values for income and wealth. Appendix C4 shows Gini coefficients when negative values are included (middle graphs), and reports the difference between Gini coefficients at the household and kin group levels (graphs on the right). Including negative values does not change estimated Gini coefficients at the household or kin group levels.</w:t>
       </w:r>
     </w:p>
     <w:p>
@@ -5515,18 +5620,18 @@
           <wp:inline>
             <wp:extent cx="5334000" cy="4191000"/>
             <wp:effectExtent b="0" l="0" r="0" t="0"/>
-            <wp:docPr descr="" title="" id="51" name="Picture"/>
+            <wp:docPr descr="" title="" id="53" name="Picture"/>
             <a:graphic>
               <a:graphicData uri="http://schemas.openxmlformats.org/drawingml/2006/picture">
                 <pic:pic>
                   <pic:nvPicPr>
-                    <pic:cNvPr descr="/Users/amanda/Desktop/clan_project/10_draft/output/write_files/figure-docx/appendix-c4-1.png" id="52" name="Picture"/>
+                    <pic:cNvPr descr="/Users/amanda/Desktop/clan_project/10_draft/output/write_files/figure-docx/appendix-c4-1.png" id="54" name="Picture"/>
                     <pic:cNvPicPr>
                       <a:picLocks noChangeArrowheads="1" noChangeAspect="1"/>
                     </pic:cNvPicPr>
                   </pic:nvPicPr>
                   <pic:blipFill>
-                    <a:blip r:embed="rId50"/>
+                    <a:blip r:embed="rId52"/>
                     <a:stretch>
                       <a:fillRect/>
                     </a:stretch>
@@ -5553,8 +5658,8 @@
         </w:drawing>
       </w:r>
     </w:p>
-    <w:bookmarkEnd w:id="53"/>
-    <w:bookmarkStart w:id="57" w:name="X77e9005b9b6a06de423e46c0fd275669ef06bbc"/>
+    <w:bookmarkEnd w:id="55"/>
+    <w:bookmarkStart w:id="59" w:name="X77e9005b9b6a06de423e46c0fd275669ef06bbc"/>
     <w:p>
       <w:pPr>
         <w:pStyle w:val="Heading2"/>
@@ -5568,7 +5673,7 @@
         <w:pStyle w:val="FirstParagraph"/>
       </w:pPr>
       <w:r>
-        <w:t xml:space="preserve">Results in the main text standardize by household and clan size. Estimated inequality is higher when results are not standardized by size and the gap between household and clan Gini coefficients is smaller. However, Gini coefficients are higher at the clan versus household level irrespective of whether measurements are adjusted by size.</w:t>
+        <w:t xml:space="preserve">Results in the main text standardize income, wealth, and resulting Gini coefficients by household and kin group size. Estimated inequality is higher when results are not standardized by size and the gap between household and kin group Gini coefficients is smaller. However, Gini coefficients are higher at the kin group versus household level irrespective of whether measurements are adjusted by size.</w:t>
       </w:r>
     </w:p>
     <w:p>
@@ -5580,18 +5685,18 @@
           <wp:inline>
             <wp:extent cx="5334000" cy="4191000"/>
             <wp:effectExtent b="0" l="0" r="0" t="0"/>
-            <wp:docPr descr="" title="" id="55" name="Picture"/>
+            <wp:docPr descr="" title="" id="57" name="Picture"/>
             <a:graphic>
               <a:graphicData uri="http://schemas.openxmlformats.org/drawingml/2006/picture">
                 <pic:pic>
                   <pic:nvPicPr>
-                    <pic:cNvPr descr="/Users/amanda/Desktop/clan_project/10_draft/output/write_files/figure-docx/appendix-c5-1.png" id="56" name="Picture"/>
+                    <pic:cNvPr descr="/Users/amanda/Desktop/clan_project/10_draft/output/write_files/figure-docx/appendix-c5-1.png" id="58" name="Picture"/>
                     <pic:cNvPicPr>
                       <a:picLocks noChangeArrowheads="1" noChangeAspect="1"/>
                     </pic:cNvPicPr>
                   </pic:nvPicPr>
                   <pic:blipFill>
-                    <a:blip r:embed="rId54"/>
+                    <a:blip r:embed="rId56"/>
                     <a:stretch>
                       <a:fillRect/>
                     </a:stretch>
@@ -5618,8 +5723,8 @@
         </w:drawing>
       </w:r>
     </w:p>
-    <w:bookmarkEnd w:id="57"/>
-    <w:bookmarkStart w:id="61" w:name="appendix-c6-sensitivity-weighting"/>
+    <w:bookmarkEnd w:id="59"/>
+    <w:bookmarkStart w:id="63" w:name="appendix-c6-sensitivity-weighting"/>
     <w:p>
       <w:pPr>
         <w:pStyle w:val="Heading2"/>
@@ -5633,7 +5738,7 @@
         <w:pStyle w:val="FirstParagraph"/>
       </w:pPr>
       <w:r>
-        <w:t xml:space="preserve">All results presented in the main paper are weighted. Household-level Gini coefficients are weighted using PSID-provided family weights, while clan-level Gini coefficients are weighted using a constructed clan weight based on the PSID family weight. Weighting does not substantially change the results.</w:t>
+        <w:t xml:space="preserve">All results presented in the main paper are weighted. Household-level Gini coefficients are weighted using PSID-provided family weights, while kin group-level Gini coefficients are weighted using a constructed kin group weight based on the PSID family weight. Weighting does not substantially change the results.</w:t>
       </w:r>
     </w:p>
     <w:p>
@@ -5645,18 +5750,18 @@
           <wp:inline>
             <wp:extent cx="5334000" cy="4191000"/>
             <wp:effectExtent b="0" l="0" r="0" t="0"/>
-            <wp:docPr descr="" title="" id="59" name="Picture"/>
+            <wp:docPr descr="" title="" id="61" name="Picture"/>
             <a:graphic>
               <a:graphicData uri="http://schemas.openxmlformats.org/drawingml/2006/picture">
                 <pic:pic>
                   <pic:nvPicPr>
-                    <pic:cNvPr descr="/Users/amanda/Desktop/clan_project/10_draft/output/write_files/figure-docx/appendix-c6-1.png" id="60" name="Picture"/>
+                    <pic:cNvPr descr="/Users/amanda/Desktop/clan_project/10_draft/output/write_files/figure-docx/appendix-c6-1.png" id="62" name="Picture"/>
                     <pic:cNvPicPr>
                       <a:picLocks noChangeArrowheads="1" noChangeAspect="1"/>
                     </pic:cNvPicPr>
                   </pic:nvPicPr>
                   <pic:blipFill>
-                    <a:blip r:embed="rId58"/>
+                    <a:blip r:embed="rId60"/>
                     <a:stretch>
                       <a:fillRect/>
                     </a:stretch>
@@ -5683,9 +5788,9 @@
         </w:drawing>
       </w:r>
     </w:p>
-    <w:bookmarkEnd w:id="61"/>
-    <w:bookmarkEnd w:id="62"/>
-    <w:bookmarkStart w:id="66" w:name="Xbdbdfc1a62708dc07a090fee8b3b74e63e756a2"/>
+    <w:bookmarkEnd w:id="63"/>
+    <w:bookmarkEnd w:id="64"/>
+    <w:bookmarkStart w:id="68" w:name="Xbdbdfc1a62708dc07a090fee8b3b74e63e756a2"/>
     <w:p>
       <w:pPr>
         <w:pStyle w:val="Heading1"/>
@@ -5705,10 +5810,10 @@
         <w:t xml:space="preserve"> </w:t>
       </w:r>
       <w:r>
-        <w:t xml:space="preserve">[32]</w:t>
-      </w:r>
-      <w:r>
-        <w:t xml:space="preserve">. C1 is the Bonferroni coefficient (greater weight on lower tail); C2 is the standard Gini coefficient; C3 places greater weight on the upper tail of the distribution. All estimates are weighted averages across all available years. Inequality is lower at the clan level using any measure of inequality.</w:t>
+        <w:t xml:space="preserve">[38]</w:t>
+      </w:r>
+      <w:r>
+        <w:t xml:space="preserve">. C1 is the Bonferroni coefficient (greater weight on lower tail); C2 is the standard Gini coefficient; C3 places greater weight on the upper tail of the distribution. All estimates are weighted averages across all available years. Inequality is lower at the kin group level using any measure of inequality.</w:t>
       </w:r>
     </w:p>
     <w:p>
@@ -5720,18 +5825,18 @@
           <wp:inline>
             <wp:extent cx="5334000" cy="4953000"/>
             <wp:effectExtent b="0" l="0" r="0" t="0"/>
-            <wp:docPr descr="" title="" id="64" name="Picture"/>
+            <wp:docPr descr="" title="" id="66" name="Picture"/>
             <a:graphic>
               <a:graphicData uri="http://schemas.openxmlformats.org/drawingml/2006/picture">
                 <pic:pic>
                   <pic:nvPicPr>
-                    <pic:cNvPr descr="/Users/amanda/Desktop/clan_project/10_draft/output/write_files/figure-docx/appendix-d-1.png" id="65" name="Picture"/>
+                    <pic:cNvPr descr="/Users/amanda/Desktop/clan_project/10_draft/output/write_files/figure-docx/appendix-d-1.png" id="67" name="Picture"/>
                     <pic:cNvPicPr>
                       <a:picLocks noChangeArrowheads="1" noChangeAspect="1"/>
                     </pic:cNvPicPr>
                   </pic:nvPicPr>
                   <pic:blipFill>
-                    <a:blip r:embed="rId63"/>
+                    <a:blip r:embed="rId65"/>
                     <a:stretch>
                       <a:fillRect/>
                     </a:stretch>
@@ -5758,14 +5863,14 @@
         </w:drawing>
       </w:r>
     </w:p>
-    <w:bookmarkEnd w:id="66"/>
-    <w:bookmarkStart w:id="70" w:name="appendix-e-mean-wealth-ratios"/>
+    <w:bookmarkEnd w:id="68"/>
+    <w:bookmarkStart w:id="183" w:name="X5f622d6d803146b163d9253c739d30f2df1566c"/>
     <w:p>
       <w:pPr>
         <w:pStyle w:val="Heading1"/>
       </w:pPr>
       <w:r>
-        <w:t xml:space="preserve">Appendix E: Mean Wealth Ratios</w:t>
+        <w:t xml:space="preserve">Appendix E: Sensitivity Analyses — Race Ratios</w:t>
       </w:r>
     </w:p>
     <w:p>
@@ -5773,7 +5878,40 @@
         <w:pStyle w:val="FirstParagraph"/>
       </w:pPr>
       <w:r>
-        <w:t xml:space="preserve">Appendix E shows Black / Non-Black wealth ratios using weighted means for households and clans. Panel A shows the median wealth ratio (as in Figure 3) and Panel B shows the mean wealth ratio.</w:t>
+        <w:t xml:space="preserve">Across a range of specifications, estimated median racial wealth gaps are lower when kin groups are used as the unit of analysis instead of households. This pattern does not disappear when expanding the sample, excluding home equity in measures of wealth, including negative wealth values, standardizing by household size, or applying weights. For each specification, results are recalculated and displayed alongside the main results.</w:t>
+      </w:r>
+    </w:p>
+    <w:p>
+      <w:pPr>
+        <w:pStyle w:val="BodyText"/>
+      </w:pPr>
+      <w:r>
+        <w:t xml:space="preserve">Mean racial wealth gaps are about the same at the household and kin group levels. This finding is also robust across each specification. Appendix E1 explains the difference between the mean and median wealth ratios and why median racial wealth gaps are presented.</w:t>
+      </w:r>
+    </w:p>
+    <w:bookmarkStart w:id="72" w:name="Xaf4b4e30a82a5efc110f75affa781b311e02b22"/>
+    <w:p>
+      <w:pPr>
+        <w:pStyle w:val="Heading2"/>
+      </w:pPr>
+      <w:r>
+        <w:t xml:space="preserve">Appendix E1: Mean and Median Wealth Ratios</w:t>
+      </w:r>
+    </w:p>
+    <w:p>
+      <w:pPr>
+        <w:pStyle w:val="FirstParagraph"/>
+      </w:pPr>
+      <w:r>
+        <w:t xml:space="preserve">Appendix E1 reports Black / non-Black wealth ratios using weighted means for both households and kin groups. Panel A reproduces the median wealth ratios (as in Figure 3), while Panel B presents mean wealth ratios. Using medians, the racial wealth gap differs between households and kin groups (Panel A), whereas using means, the two are about the same (Panel B).</w:t>
+      </w:r>
+    </w:p>
+    <w:p>
+      <w:pPr>
+        <w:pStyle w:val="BodyText"/>
+      </w:pPr>
+      <w:r>
+        <w:t xml:space="preserve">Race ratios using mean wealth, when pooled across all years, show that Black households hold 19 cents for every dollar of wealth held by non-Black households, while Black kin groups hold 18 cents for every dollar held by non-Black kin groups. The convergence in mean-based estimates is driven by a small number of high-wealth Black households in the PSID, particularly in 2004–2005, which skew household-level averages. These results highlight the sensitivity of mean-based measures to outliers, which is why we present race ratios based on median wealth in the main text.</w:t>
       </w:r>
     </w:p>
     <w:p>
@@ -5785,18 +5923,18 @@
           <wp:inline>
             <wp:extent cx="5334000" cy="4191000"/>
             <wp:effectExtent b="0" l="0" r="0" t="0"/>
-            <wp:docPr descr="" title="" id="68" name="Picture"/>
+            <wp:docPr descr="" title="" id="70" name="Picture"/>
             <a:graphic>
               <a:graphicData uri="http://schemas.openxmlformats.org/drawingml/2006/picture">
                 <pic:pic>
                   <pic:nvPicPr>
-                    <pic:cNvPr descr="/Users/amanda/Desktop/clan_project/10_draft/output/write_files/figure-docx/appendix-e-1.png" id="69" name="Picture"/>
+                    <pic:cNvPr descr="/Users/amanda/Desktop/clan_project/10_draft/output/write_files/figure-docx/appendix-e1-1.png" id="71" name="Picture"/>
                     <pic:cNvPicPr>
                       <a:picLocks noChangeArrowheads="1" noChangeAspect="1"/>
                     </pic:cNvPicPr>
                   </pic:nvPicPr>
                   <pic:blipFill>
-                    <a:blip r:embed="rId67"/>
+                    <a:blip r:embed="rId69"/>
                     <a:stretch>
                       <a:fillRect/>
                     </a:stretch>
@@ -5823,23 +5961,14 @@
         </w:drawing>
       </w:r>
     </w:p>
-    <w:bookmarkEnd w:id="70"/>
-    <w:bookmarkStart w:id="169" w:name="Xcb67444dabb8bef906448ddac13bb8f671ea2d1"/>
-    <w:p>
-      <w:pPr>
-        <w:pStyle w:val="Heading1"/>
-      </w:pPr>
-      <w:r>
-        <w:t xml:space="preserve">Appendix F: Sensitivity Analyses — Race Ratios</w:t>
-      </w:r>
-    </w:p>
-    <w:bookmarkStart w:id="74" w:name="Xdacf5f8268f7e32ded330e1ac8914f6f3f1aa6f"/>
+    <w:bookmarkEnd w:id="72"/>
+    <w:bookmarkStart w:id="76" w:name="Xd5a9b67d5a8e965514382ecfe1cc3ed9659fe17"/>
     <w:p>
       <w:pPr>
         <w:pStyle w:val="Heading2"/>
       </w:pPr>
       <w:r>
-        <w:t xml:space="preserve">Appendix F1: Race Ratios — Single-Household Clans</w:t>
+        <w:t xml:space="preserve">Appendix E2: Race Ratios — Single-Household Clans</w:t>
       </w:r>
     </w:p>
     <w:p>
@@ -5847,7 +5976,7 @@
         <w:pStyle w:val="FirstParagraph"/>
       </w:pPr>
       <w:r>
-        <w:t xml:space="preserve">Appendix F1 shows Black / Non-Black wealth ratios when single-household clans are excluded (main specification, left panels) versus included (right panels). Panel A shows median wealth ratios and Panel B shows mean wealth ratios. Including single-household clans minimizes but does not eliminate the difference between household and clan race ratios.</w:t>
+        <w:t xml:space="preserve">Appendix E2 shows Black / Non-Black wealth ratios when single-household kin groups are excluded (main specification, left panels) versus included (middle panels). Panel A shows median wealth ratios and Panel B shows mean wealth ratios. Including single-household kin groups does little to change racial wealth gaps using median or mean wealth (right panels). In particular, the median racial wealth gap between kin groups, versus households, shows less inequality irrespective of whether single-household kin groups are included.</w:t>
       </w:r>
     </w:p>
     <w:p>
@@ -5859,18 +5988,18 @@
           <wp:inline>
             <wp:extent cx="5334000" cy="4191000"/>
             <wp:effectExtent b="0" l="0" r="0" t="0"/>
-            <wp:docPr descr="" title="" id="72" name="Picture"/>
+            <wp:docPr descr="" title="" id="74" name="Picture"/>
             <a:graphic>
               <a:graphicData uri="http://schemas.openxmlformats.org/drawingml/2006/picture">
                 <pic:pic>
                   <pic:nvPicPr>
-                    <pic:cNvPr descr="/Users/amanda/Desktop/clan_project/10_draft/output/write_files/figure-docx/appendix-f1-1.png" id="73" name="Picture"/>
+                    <pic:cNvPr descr="/Users/amanda/Desktop/clan_project/10_draft/output/write_files/figure-docx/appendix-e2-1.png" id="75" name="Picture"/>
                     <pic:cNvPicPr>
                       <a:picLocks noChangeArrowheads="1" noChangeAspect="1"/>
                     </pic:cNvPicPr>
                   </pic:nvPicPr>
                   <pic:blipFill>
-                    <a:blip r:embed="rId71"/>
+                    <a:blip r:embed="rId73"/>
                     <a:stretch>
                       <a:fillRect/>
                     </a:stretch>
@@ -5897,14 +6026,14 @@
         </w:drawing>
       </w:r>
     </w:p>
-    <w:bookmarkEnd w:id="74"/>
-    <w:bookmarkStart w:id="78" w:name="Xe408c392d53d71a7a9d72befc7a6c94911a5caf"/>
+    <w:bookmarkEnd w:id="76"/>
+    <w:bookmarkStart w:id="80" w:name="X4f8f6757e41621a604b96cab76adac83d382470"/>
     <w:p>
       <w:pPr>
         <w:pStyle w:val="Heading2"/>
       </w:pPr>
       <w:r>
-        <w:t xml:space="preserve">Appendix F2: Race Ratios — Wealth With and Without Home Equity</w:t>
+        <w:t xml:space="preserve">Appendix E3: Race Ratios — Wealth With and Without Home Equity</w:t>
       </w:r>
     </w:p>
     <w:p>
@@ -5912,7 +6041,7 @@
         <w:pStyle w:val="FirstParagraph"/>
       </w:pPr>
       <w:r>
-        <w:t xml:space="preserve">Appendix F2 compares Black / Non-Black wealth ratios when home equity is included (main specification, left panels) versus excluded (right panels). Panel A shows median wealth ratios and Panel B shows mean wealth ratios.</w:t>
+        <w:t xml:space="preserve">Appendix E3 compares racial wealth ratios when home equity is included (main specification, left panels) versus excluded (middle panels). Panel A shows median wealth ratios and Panel B shows mean wealth ratios. The median racial wealth gap between kin groups, versus households, shows less inequality irrespective of whether wealth measures include home equity.</w:t>
       </w:r>
     </w:p>
     <w:p>
@@ -5924,18 +6053,18 @@
           <wp:inline>
             <wp:extent cx="5334000" cy="4191000"/>
             <wp:effectExtent b="0" l="0" r="0" t="0"/>
-            <wp:docPr descr="" title="" id="76" name="Picture"/>
+            <wp:docPr descr="" title="" id="78" name="Picture"/>
             <a:graphic>
               <a:graphicData uri="http://schemas.openxmlformats.org/drawingml/2006/picture">
                 <pic:pic>
                   <pic:nvPicPr>
-                    <pic:cNvPr descr="/Users/amanda/Desktop/clan_project/10_draft/output/write_files/figure-docx/appendix-f2-1.png" id="77" name="Picture"/>
+                    <pic:cNvPr descr="/Users/amanda/Desktop/clan_project/10_draft/output/write_files/figure-docx/appendix-e3-1.png" id="79" name="Picture"/>
                     <pic:cNvPicPr>
                       <a:picLocks noChangeArrowheads="1" noChangeAspect="1"/>
                     </pic:cNvPicPr>
                   </pic:nvPicPr>
                   <pic:blipFill>
-                    <a:blip r:embed="rId75"/>
+                    <a:blip r:embed="rId77"/>
                     <a:stretch>
                       <a:fillRect/>
                     </a:stretch>
@@ -5962,14 +6091,14 @@
         </w:drawing>
       </w:r>
     </w:p>
-    <w:bookmarkEnd w:id="78"/>
-    <w:bookmarkStart w:id="82" w:name="appendix-f3-race-ratios-negative-values"/>
+    <w:bookmarkEnd w:id="80"/>
+    <w:bookmarkStart w:id="84" w:name="appendix-e4-race-ratios-negative-values"/>
     <w:p>
       <w:pPr>
         <w:pStyle w:val="Heading2"/>
       </w:pPr>
       <w:r>
-        <w:t xml:space="preserve">Appendix F3: Race Ratios — Negative Values</w:t>
+        <w:t xml:space="preserve">Appendix E4: Race Ratios — Negative Values</w:t>
       </w:r>
     </w:p>
     <w:p>
@@ -5977,7 +6106,7 @@
         <w:pStyle w:val="FirstParagraph"/>
       </w:pPr>
       <w:r>
-        <w:t xml:space="preserve">Appendix F3 shows Black / Non-Black wealth ratios when negative wealth values are excluded (main specification, left panels) versus included (right panels). Panel A shows median wealth ratios and Panel B shows mean wealth ratios. Including negative values does not substantially change the estimated race ratios.</w:t>
+        <w:t xml:space="preserve">Appendix E4 shows Black / Non-Black wealth ratios when negative wealth values are excluded (main specification, left panels) versus included (middle panels). Panel A shows median wealth ratios and Panel B shows mean wealth ratios. Including negative values does not change the estimated race ratios.</w:t>
       </w:r>
     </w:p>
     <w:p>
@@ -5989,18 +6118,18 @@
           <wp:inline>
             <wp:extent cx="5334000" cy="4191000"/>
             <wp:effectExtent b="0" l="0" r="0" t="0"/>
-            <wp:docPr descr="" title="" id="80" name="Picture"/>
+            <wp:docPr descr="" title="" id="82" name="Picture"/>
             <a:graphic>
               <a:graphicData uri="http://schemas.openxmlformats.org/drawingml/2006/picture">
                 <pic:pic>
                   <pic:nvPicPr>
-                    <pic:cNvPr descr="/Users/amanda/Desktop/clan_project/10_draft/output/write_files/figure-docx/appendix-f3-1.png" id="81" name="Picture"/>
+                    <pic:cNvPr descr="/Users/amanda/Desktop/clan_project/10_draft/output/write_files/figure-docx/appendix-e4-1.png" id="83" name="Picture"/>
                     <pic:cNvPicPr>
                       <a:picLocks noChangeArrowheads="1" noChangeAspect="1"/>
                     </pic:cNvPicPr>
                   </pic:nvPicPr>
                   <pic:blipFill>
-                    <a:blip r:embed="rId79"/>
+                    <a:blip r:embed="rId81"/>
                     <a:stretch>
                       <a:fillRect/>
                     </a:stretch>
@@ -6027,14 +6156,14 @@
         </w:drawing>
       </w:r>
     </w:p>
-    <w:bookmarkEnd w:id="82"/>
-    <w:bookmarkStart w:id="86" w:name="X6da171898a54c1627d338b576a8481086bbba7a"/>
+    <w:bookmarkEnd w:id="84"/>
+    <w:bookmarkStart w:id="88" w:name="Xd6511b1b6585925de2919b20c244f05b533908a"/>
     <w:p>
       <w:pPr>
         <w:pStyle w:val="Heading2"/>
       </w:pPr>
       <w:r>
-        <w:t xml:space="preserve">Appendix F4: Race Ratios — Size Standardization</w:t>
+        <w:t xml:space="preserve">Appendix E5: Race Ratios — Size Standardization</w:t>
       </w:r>
     </w:p>
     <w:p>
@@ -6042,7 +6171,7 @@
         <w:pStyle w:val="FirstParagraph"/>
       </w:pPr>
       <w:r>
-        <w:t xml:space="preserve">Appendix F4 compares Black / Non-Black wealth ratios when wealth is size-standardized by household and clan size (main specification, left panels) versus unadjusted (right panels). Panel A shows median wealth ratios and Panel B shows mean wealth ratios.</w:t>
+        <w:t xml:space="preserve">Appendix E5 compares Black / Non-Black wealth ratios when wealth is size-standardized by household and kin group size (main specification, left panels) versus unadjusted (middle panels). Panel A shows median wealth ratios and Panel B shows mean wealth ratios. Standardizing by size does not substantially change the estimated median wealth race ratios from 1984–2015. From 2015–2023, the difference between median wealth gaps at the kin group versus household level widen.</w:t>
       </w:r>
     </w:p>
     <w:p>
@@ -6054,18 +6183,18 @@
           <wp:inline>
             <wp:extent cx="5334000" cy="4191000"/>
             <wp:effectExtent b="0" l="0" r="0" t="0"/>
-            <wp:docPr descr="" title="" id="84" name="Picture"/>
+            <wp:docPr descr="" title="" id="86" name="Picture"/>
             <a:graphic>
               <a:graphicData uri="http://schemas.openxmlformats.org/drawingml/2006/picture">
                 <pic:pic>
                   <pic:nvPicPr>
-                    <pic:cNvPr descr="/Users/amanda/Desktop/clan_project/10_draft/output/write_files/figure-docx/appendix-f4-1.png" id="85" name="Picture"/>
+                    <pic:cNvPr descr="/Users/amanda/Desktop/clan_project/10_draft/output/write_files/figure-docx/appendix-e5-1.png" id="87" name="Picture"/>
                     <pic:cNvPicPr>
                       <a:picLocks noChangeArrowheads="1" noChangeAspect="1"/>
                     </pic:cNvPicPr>
                   </pic:nvPicPr>
                   <pic:blipFill>
-                    <a:blip r:embed="rId83"/>
+                    <a:blip r:embed="rId85"/>
                     <a:stretch>
                       <a:fillRect/>
                     </a:stretch>
@@ -6092,14 +6221,14 @@
         </w:drawing>
       </w:r>
     </w:p>
-    <w:bookmarkEnd w:id="86"/>
-    <w:bookmarkStart w:id="168" w:name="appendix-f5-race-ratios-weighting"/>
+    <w:bookmarkEnd w:id="88"/>
+    <w:bookmarkStart w:id="182" w:name="appendix-e6-race-ratios-weighting"/>
     <w:p>
       <w:pPr>
         <w:pStyle w:val="Heading2"/>
       </w:pPr>
       <w:r>
-        <w:t xml:space="preserve">Appendix F5: Race Ratios — Weighting</w:t>
+        <w:t xml:space="preserve">Appendix E6: Race Ratios — Weighting</w:t>
       </w:r>
     </w:p>
     <w:p>
@@ -6107,7 +6236,7 @@
         <w:pStyle w:val="FirstParagraph"/>
       </w:pPr>
       <w:r>
-        <w:t xml:space="preserve">Appendix F5 shows Black / Non-Black wealth ratios using weighted estimates (main specification, left panels) versus unweighted estimates (right panels). Panel A shows median wealth ratios and Panel B shows mean wealth ratios. Weighting does not substantially change the estimated race ratios.</w:t>
+        <w:t xml:space="preserve">Appendix E6 shows Black / Non-Black wealth ratios using weighted estimates (main specification, left panels) versus unweighted estimates (middle panels). Panel A shows median wealth ratios and Panel B shows mean wealth ratios. Weighting does not substantially change the estimated race ratios.</w:t>
       </w:r>
     </w:p>
     <w:p>
@@ -6119,18 +6248,18 @@
           <wp:inline>
             <wp:extent cx="5334000" cy="4191000"/>
             <wp:effectExtent b="0" l="0" r="0" t="0"/>
-            <wp:docPr descr="" title="" id="88" name="Picture"/>
+            <wp:docPr descr="" title="" id="90" name="Picture"/>
             <a:graphic>
               <a:graphicData uri="http://schemas.openxmlformats.org/drawingml/2006/picture">
                 <pic:pic>
                   <pic:nvPicPr>
-                    <pic:cNvPr descr="/Users/amanda/Desktop/clan_project/10_draft/output/write_files/figure-docx/appendix-f5-1.png" id="89" name="Picture"/>
+                    <pic:cNvPr descr="/Users/amanda/Desktop/clan_project/10_draft/output/write_files/figure-docx/appendix-e6-1.png" id="91" name="Picture"/>
                     <pic:cNvPicPr>
                       <a:picLocks noChangeArrowheads="1" noChangeAspect="1"/>
                     </pic:cNvPicPr>
                   </pic:nvPicPr>
                   <pic:blipFill>
-                    <a:blip r:embed="rId87"/>
+                    <a:blip r:embed="rId89"/>
                     <a:stretch>
                       <a:fillRect/>
                     </a:stretch>
@@ -6157,8 +6286,8 @@
         </w:drawing>
       </w:r>
     </w:p>
-    <w:bookmarkStart w:id="167" w:name="refs"/>
-    <w:bookmarkStart w:id="91" w:name="ref-fred_gini_2025"/>
+    <w:bookmarkStart w:id="181" w:name="refs"/>
+    <w:bookmarkStart w:id="93" w:name="ref-fred_gini_2025"/>
     <w:p>
       <w:pPr>
         <w:pStyle w:val="Bibliography"/>
@@ -6211,7 +6340,7 @@
       <w:r>
         <w:t xml:space="preserve"> </w:t>
       </w:r>
-      <w:hyperlink r:id="rId90">
+      <w:hyperlink r:id="rId92">
         <w:r>
           <w:rPr>
             <w:rStyle w:val="Hyperlink"/>
@@ -6220,8 +6349,8 @@
         </w:r>
       </w:hyperlink>
     </w:p>
-    <w:bookmarkEnd w:id="91"/>
-    <w:bookmarkStart w:id="93" w:name="ref-barro_decline_2020"/>
+    <w:bookmarkEnd w:id="93"/>
+    <w:bookmarkStart w:id="95" w:name="ref-barro_decline_2020"/>
     <w:p>
       <w:pPr>
         <w:pStyle w:val="Bibliography"/>
@@ -6292,7 +6421,7 @@
       <w:r>
         <w:t xml:space="preserve"> </w:t>
       </w:r>
-      <w:hyperlink r:id="rId92">
+      <w:hyperlink r:id="rId94">
         <w:r>
           <w:rPr>
             <w:rStyle w:val="Hyperlink"/>
@@ -6301,8 +6430,8 @@
         </w:r>
       </w:hyperlink>
     </w:p>
-    <w:bookmarkEnd w:id="93"/>
-    <w:bookmarkStart w:id="96" w:name="ref-kuhn_income_2025"/>
+    <w:bookmarkEnd w:id="95"/>
+    <w:bookmarkStart w:id="98" w:name="ref-kuhn_income_2025"/>
     <w:p>
       <w:pPr>
         <w:pStyle w:val="Bibliography"/>
@@ -6388,7 +6517,7 @@
       <w:r>
         <w:t xml:space="preserve"> </w:t>
       </w:r>
-      <w:hyperlink r:id="rId94">
+      <w:hyperlink r:id="rId96">
         <w:r>
           <w:rPr>
             <w:rStyle w:val="Hyperlink"/>
@@ -6399,7 +6528,7 @@
       <w:r>
         <w:t xml:space="preserve">. doi:</w:t>
       </w:r>
-      <w:hyperlink r:id="rId95">
+      <w:hyperlink r:id="rId97">
         <w:r>
           <w:rPr>
             <w:rStyle w:val="Hyperlink"/>
@@ -6408,8 +6537,8 @@
         </w:r>
       </w:hyperlink>
     </w:p>
-    <w:bookmarkEnd w:id="96"/>
-    <w:bookmarkStart w:id="99" w:name="ref-auten_income_2024"/>
+    <w:bookmarkEnd w:id="98"/>
+    <w:bookmarkStart w:id="101" w:name="ref-auten_income_2024"/>
     <w:p>
       <w:pPr>
         <w:pStyle w:val="Bibliography"/>
@@ -6507,7 +6636,7 @@
       <w:r>
         <w:t xml:space="preserve"> </w:t>
       </w:r>
-      <w:hyperlink r:id="rId97">
+      <w:hyperlink r:id="rId99">
         <w:r>
           <w:rPr>
             <w:rStyle w:val="Hyperlink"/>
@@ -6518,7 +6647,7 @@
       <w:r>
         <w:t xml:space="preserve">. doi:</w:t>
       </w:r>
-      <w:hyperlink r:id="rId98">
+      <w:hyperlink r:id="rId100">
         <w:r>
           <w:rPr>
             <w:rStyle w:val="Hyperlink"/>
@@ -6527,8 +6656,8 @@
         </w:r>
       </w:hyperlink>
     </w:p>
-    <w:bookmarkEnd w:id="99"/>
-    <w:bookmarkStart w:id="102" w:name="ref-killewald_wealth_2017"/>
+    <w:bookmarkEnd w:id="101"/>
+    <w:bookmarkStart w:id="104" w:name="ref-killewald_wealth_2017"/>
     <w:p>
       <w:pPr>
         <w:pStyle w:val="Bibliography"/>
@@ -6569,7 +6698,7 @@
       <w:r>
         <w:t xml:space="preserve"> </w:t>
       </w:r>
-      <w:hyperlink r:id="rId100">
+      <w:hyperlink r:id="rId102">
         <w:r>
           <w:rPr>
             <w:rStyle w:val="Hyperlink"/>
@@ -6580,7 +6709,7 @@
       <w:r>
         <w:t xml:space="preserve">. doi:</w:t>
       </w:r>
-      <w:hyperlink r:id="rId101">
+      <w:hyperlink r:id="rId103">
         <w:r>
           <w:rPr>
             <w:rStyle w:val="Hyperlink"/>
@@ -6589,8 +6718,8 @@
         </w:r>
       </w:hyperlink>
     </w:p>
-    <w:bookmarkEnd w:id="102"/>
-    <w:bookmarkStart w:id="104" w:name="ref-saez_wealth_2016"/>
+    <w:bookmarkEnd w:id="104"/>
+    <w:bookmarkStart w:id="106" w:name="ref-saez_wealth_2016"/>
     <w:p>
       <w:pPr>
         <w:pStyle w:val="Bibliography"/>
@@ -6682,7 +6811,7 @@
       <w:r>
         <w:t xml:space="preserve"> </w:t>
       </w:r>
-      <w:hyperlink r:id="rId103">
+      <w:hyperlink r:id="rId105">
         <w:r>
           <w:rPr>
             <w:rStyle w:val="Hyperlink"/>
@@ -6693,7 +6822,7 @@
       <w:r>
         <w:t xml:space="preserve">. doi:</w:t>
       </w:r>
-      <w:hyperlink r:id="rId103">
+      <w:hyperlink r:id="rId105">
         <w:r>
           <w:rPr>
             <w:rStyle w:val="Hyperlink"/>
@@ -6702,8 +6831,8 @@
         </w:r>
       </w:hyperlink>
     </w:p>
-    <w:bookmarkEnd w:id="104"/>
-    <w:bookmarkStart w:id="105" w:name="ref-goode_world_1963"/>
+    <w:bookmarkEnd w:id="106"/>
+    <w:bookmarkStart w:id="107" w:name="ref-goode_world_1963"/>
     <w:p>
       <w:pPr>
         <w:pStyle w:val="Bibliography"/>
@@ -6721,8 +6850,8 @@
         <w:t xml:space="preserve">Goode WJ. World revolution and family patterns. Oxford, England: Free Press Glencoe; 1963.</w:t>
       </w:r>
     </w:p>
-    <w:bookmarkEnd w:id="105"/>
-    <w:bookmarkStart w:id="107" w:name="ref-parsons_essays_1954"/>
+    <w:bookmarkEnd w:id="107"/>
+    <w:bookmarkStart w:id="109" w:name="ref-parsons_essays_1954"/>
     <w:p>
       <w:pPr>
         <w:pStyle w:val="Bibliography"/>
@@ -6754,7 +6883,7 @@
       <w:r>
         <w:t xml:space="preserve">. 2nd ed. New York, NY, US: MacMillan Co; 1954. doi:</w:t>
       </w:r>
-      <w:hyperlink r:id="rId106">
+      <w:hyperlink r:id="rId108">
         <w:r>
           <w:rPr>
             <w:rStyle w:val="Hyperlink"/>
@@ -6763,8 +6892,8 @@
         </w:r>
       </w:hyperlink>
     </w:p>
-    <w:bookmarkEnd w:id="107"/>
-    <w:bookmarkStart w:id="109" w:name="ref-pilkauskas_beyond_2018"/>
+    <w:bookmarkEnd w:id="109"/>
+    <w:bookmarkStart w:id="111" w:name="ref-pilkauskas_beyond_2018"/>
     <w:p>
       <w:pPr>
         <w:pStyle w:val="Bibliography"/>
@@ -6844,7 +6973,7 @@
       <w:r>
         <w:t xml:space="preserve"> </w:t>
       </w:r>
-      <w:hyperlink r:id="rId108">
+      <w:hyperlink r:id="rId110">
         <w:r>
           <w:rPr>
             <w:rStyle w:val="Hyperlink"/>
@@ -6855,7 +6984,7 @@
       <w:r>
         <w:t xml:space="preserve">. doi:</w:t>
       </w:r>
-      <w:hyperlink r:id="rId108">
+      <w:hyperlink r:id="rId110">
         <w:r>
           <w:rPr>
             <w:rStyle w:val="Hyperlink"/>
@@ -6864,8 +6993,8 @@
         </w:r>
       </w:hyperlink>
     </w:p>
-    <w:bookmarkEnd w:id="109"/>
-    <w:bookmarkStart w:id="111" w:name="ref-mare_multigenerational_2011"/>
+    <w:bookmarkEnd w:id="111"/>
+    <w:bookmarkStart w:id="113" w:name="ref-mare_multigenerational_2011"/>
     <w:p>
       <w:pPr>
         <w:pStyle w:val="Bibliography"/>
@@ -6912,7 +7041,7 @@
       <w:r>
         <w:t xml:space="preserve"> </w:t>
       </w:r>
-      <w:hyperlink r:id="rId110">
+      <w:hyperlink r:id="rId112">
         <w:r>
           <w:rPr>
             <w:rStyle w:val="Hyperlink"/>
@@ -6923,7 +7052,7 @@
       <w:r>
         <w:t xml:space="preserve">. doi:</w:t>
       </w:r>
-      <w:hyperlink r:id="rId110">
+      <w:hyperlink r:id="rId112">
         <w:r>
           <w:rPr>
             <w:rStyle w:val="Hyperlink"/>
@@ -6932,8 +7061,8 @@
         </w:r>
       </w:hyperlink>
     </w:p>
-    <w:bookmarkEnd w:id="111"/>
-    <w:bookmarkStart w:id="113" w:name="ref-obrien_family_2024"/>
+    <w:bookmarkEnd w:id="113"/>
+    <w:bookmarkStart w:id="115" w:name="ref-obrien_family_2024"/>
     <w:p>
       <w:pPr>
         <w:pStyle w:val="Bibliography"/>
@@ -6965,7 +7094,7 @@
       <w:r>
         <w:t xml:space="preserve"> </w:t>
       </w:r>
-      <w:hyperlink r:id="rId112">
+      <w:hyperlink r:id="rId114">
         <w:r>
           <w:rPr>
             <w:rStyle w:val="Hyperlink"/>
@@ -6976,7 +7105,7 @@
       <w:r>
         <w:t xml:space="preserve">. doi:</w:t>
       </w:r>
-      <w:hyperlink r:id="rId112">
+      <w:hyperlink r:id="rId114">
         <w:r>
           <w:rPr>
             <w:rStyle w:val="Hyperlink"/>
@@ -6985,8 +7114,8 @@
         </w:r>
       </w:hyperlink>
     </w:p>
-    <w:bookmarkEnd w:id="113"/>
-    <w:bookmarkStart w:id="115" w:name="ref-shiffer-sebba_keeping_2025"/>
+    <w:bookmarkEnd w:id="115"/>
+    <w:bookmarkStart w:id="117" w:name="ref-shiffer-sebba_keeping_2025"/>
     <w:p>
       <w:pPr>
         <w:pStyle w:val="Bibliography"/>
@@ -7066,7 +7195,7 @@
       <w:r>
         <w:t xml:space="preserve"> </w:t>
       </w:r>
-      <w:hyperlink r:id="rId114">
+      <w:hyperlink r:id="rId116">
         <w:r>
           <w:rPr>
             <w:rStyle w:val="Hyperlink"/>
@@ -7077,7 +7206,7 @@
       <w:r>
         <w:t xml:space="preserve">. doi:</w:t>
       </w:r>
-      <w:hyperlink r:id="rId114">
+      <w:hyperlink r:id="rId116">
         <w:r>
           <w:rPr>
             <w:rStyle w:val="Hyperlink"/>
@@ -7086,8 +7215,8 @@
         </w:r>
       </w:hyperlink>
     </w:p>
-    <w:bookmarkEnd w:id="115"/>
-    <w:bookmarkStart w:id="118" w:name="ref-adermon_dynastic_2021"/>
+    <w:bookmarkEnd w:id="117"/>
+    <w:bookmarkStart w:id="120" w:name="ref-alburez-gutierrez_projections_2023"/>
     <w:p>
       <w:pPr>
         <w:pStyle w:val="Bibliography"/>
@@ -7102,6 +7231,47 @@
         <w:t xml:space="preserve">	</w:t>
       </w:r>
       <w:r>
+        <w:t xml:space="preserve">Alburez-Gutierrez D, Williams I, Caswell H. Projections of human kinship for all countries. Proceedings of the National Academy of Sciences. 2023 [accessed 2026 May 28];120(52):e2315722120.</w:t>
+      </w:r>
+      <w:r>
+        <w:t xml:space="preserve"> </w:t>
+      </w:r>
+      <w:hyperlink r:id="rId118">
+        <w:r>
+          <w:rPr>
+            <w:rStyle w:val="Hyperlink"/>
+          </w:rPr>
+          <w:t xml:space="preserve">https://www.pnas.org/doi/10.1073/pnas.2315722120</w:t>
+        </w:r>
+      </w:hyperlink>
+      <w:r>
+        <w:t xml:space="preserve">. doi:</w:t>
+      </w:r>
+      <w:hyperlink r:id="rId119">
+        <w:r>
+          <w:rPr>
+            <w:rStyle w:val="Hyperlink"/>
+          </w:rPr>
+          <w:t xml:space="preserve">10.1073/pnas.2315722120</w:t>
+        </w:r>
+      </w:hyperlink>
+    </w:p>
+    <w:bookmarkEnd w:id="120"/>
+    <w:bookmarkStart w:id="123" w:name="ref-adermon_dynastic_2021"/>
+    <w:p>
+      <w:pPr>
+        <w:pStyle w:val="Bibliography"/>
+      </w:pPr>
+      <w:r>
+        <w:t xml:space="preserve">[14]</w:t>
+      </w:r>
+      <w:r>
+        <w:t xml:space="preserve"> </w:t>
+      </w:r>
+      <w:r>
+        <w:t xml:space="preserve">	</w:t>
+      </w:r>
+      <w:r>
         <w:t xml:space="preserve">Adermon A, Lindahl M, Palme M. Dynastic</w:t>
       </w:r>
       <w:r>
@@ -7146,7 +7316,7 @@
       <w:r>
         <w:t xml:space="preserve"> </w:t>
       </w:r>
-      <w:hyperlink r:id="rId116">
+      <w:hyperlink r:id="rId121">
         <w:r>
           <w:rPr>
             <w:rStyle w:val="Hyperlink"/>
@@ -7157,7 +7327,7 @@
       <w:r>
         <w:t xml:space="preserve">. doi:</w:t>
       </w:r>
-      <w:hyperlink r:id="rId117">
+      <w:hyperlink r:id="rId122">
         <w:r>
           <w:rPr>
             <w:rStyle w:val="Hyperlink"/>
@@ -7166,14 +7336,14 @@
         </w:r>
       </w:hyperlink>
     </w:p>
-    <w:bookmarkEnd w:id="118"/>
-    <w:bookmarkStart w:id="121" w:name="ref-hallsten_shadow_2023"/>
+    <w:bookmarkEnd w:id="123"/>
+    <w:bookmarkStart w:id="126" w:name="ref-hallsten_shadow_2023"/>
     <w:p>
       <w:pPr>
         <w:pStyle w:val="Bibliography"/>
       </w:pPr>
       <w:r>
-        <w:t xml:space="preserve">[14]</w:t>
+        <w:t xml:space="preserve">[15]</w:t>
       </w:r>
       <w:r>
         <w:t xml:space="preserve"> </w:t>
@@ -7265,7 +7435,7 @@
       <w:r>
         <w:t xml:space="preserve"> </w:t>
       </w:r>
-      <w:hyperlink r:id="rId119">
+      <w:hyperlink r:id="rId124">
         <w:r>
           <w:rPr>
             <w:rStyle w:val="Hyperlink"/>
@@ -7276,7 +7446,7 @@
       <w:r>
         <w:t xml:space="preserve">. doi:</w:t>
       </w:r>
-      <w:hyperlink r:id="rId120">
+      <w:hyperlink r:id="rId125">
         <w:r>
           <w:rPr>
             <w:rStyle w:val="Hyperlink"/>
@@ -7285,14 +7455,14 @@
         </w:r>
       </w:hyperlink>
     </w:p>
-    <w:bookmarkEnd w:id="121"/>
-    <w:bookmarkStart w:id="123" w:name="ref-song_shared_2019"/>
+    <w:bookmarkEnd w:id="126"/>
+    <w:bookmarkStart w:id="128" w:name="ref-song_shared_2019"/>
     <w:p>
       <w:pPr>
         <w:pStyle w:val="Bibliography"/>
       </w:pPr>
       <w:r>
-        <w:t xml:space="preserve">[15]</w:t>
+        <w:t xml:space="preserve">[16]</w:t>
       </w:r>
       <w:r>
         <w:t xml:space="preserve"> </w:t>
@@ -7342,7 +7512,7 @@
       <w:r>
         <w:t xml:space="preserve">. Demography. 2019;56(3):891–916. doi:</w:t>
       </w:r>
-      <w:hyperlink r:id="rId122">
+      <w:hyperlink r:id="rId127">
         <w:r>
           <w:rPr>
             <w:rStyle w:val="Hyperlink"/>
@@ -7351,14 +7521,14 @@
         </w:r>
       </w:hyperlink>
     </w:p>
-    <w:bookmarkEnd w:id="123"/>
-    <w:bookmarkStart w:id="124" w:name="ref-shiffer-sebba_concentration_2022"/>
+    <w:bookmarkEnd w:id="128"/>
+    <w:bookmarkStart w:id="130" w:name="ref-oliver_black_2013"/>
     <w:p>
       <w:pPr>
         <w:pStyle w:val="Bibliography"/>
       </w:pPr>
       <w:r>
-        <w:t xml:space="preserve">[16]</w:t>
+        <w:t xml:space="preserve">[17]</w:t>
       </w:r>
       <w:r>
         <w:t xml:space="preserve"> </w:t>
@@ -7367,13 +7537,133 @@
         <w:t xml:space="preserve">	</w:t>
       </w:r>
       <w:r>
-        <w:t xml:space="preserve">Shiffer-Sebba D, Gabay-Egozi L. The</w:t>
-      </w:r>
-      <w:r>
-        <w:t xml:space="preserve"> </w:t>
-      </w:r>
-      <w:r>
-        <w:t xml:space="preserve">Concentration</w:t>
+        <w:t xml:space="preserve">Oliver M, Shapiro T. Black</w:t>
+      </w:r>
+      <w:r>
+        <w:t xml:space="preserve"> </w:t>
+      </w:r>
+      <w:r>
+        <w:t xml:space="preserve">Wealth</w:t>
+      </w:r>
+      <w:r>
+        <w:t xml:space="preserve"> </w:t>
+      </w:r>
+      <w:r>
+        <w:t xml:space="preserve">/</w:t>
+      </w:r>
+      <w:r>
+        <w:t xml:space="preserve"> </w:t>
+      </w:r>
+      <w:r>
+        <w:t xml:space="preserve">White</w:t>
+      </w:r>
+      <w:r>
+        <w:t xml:space="preserve"> </w:t>
+      </w:r>
+      <w:r>
+        <w:t xml:space="preserve">Wealth</w:t>
+      </w:r>
+      <w:r>
+        <w:t xml:space="preserve">:</w:t>
+      </w:r>
+      <w:r>
+        <w:t xml:space="preserve"> </w:t>
+      </w:r>
+      <w:r>
+        <w:t xml:space="preserve">A</w:t>
+      </w:r>
+      <w:r>
+        <w:t xml:space="preserve"> </w:t>
+      </w:r>
+      <w:r>
+        <w:t xml:space="preserve">New</w:t>
+      </w:r>
+      <w:r>
+        <w:t xml:space="preserve"> </w:t>
+      </w:r>
+      <w:r>
+        <w:t xml:space="preserve">Perspective</w:t>
+      </w:r>
+      <w:r>
+        <w:t xml:space="preserve"> </w:t>
+      </w:r>
+      <w:r>
+        <w:t xml:space="preserve">on</w:t>
+      </w:r>
+      <w:r>
+        <w:t xml:space="preserve"> </w:t>
+      </w:r>
+      <w:r>
+        <w:t xml:space="preserve">Racial</w:t>
+      </w:r>
+      <w:r>
+        <w:t xml:space="preserve"> </w:t>
+      </w:r>
+      <w:r>
+        <w:t xml:space="preserve">Inequality</w:t>
+      </w:r>
+      <w:r>
+        <w:t xml:space="preserve">. 2nd ed. New York: Routledge; 2013. doi:</w:t>
+      </w:r>
+      <w:hyperlink r:id="rId129">
+        <w:r>
+          <w:rPr>
+            <w:rStyle w:val="Hyperlink"/>
+          </w:rPr>
+          <w:t xml:space="preserve">10.4324/9780203707425</w:t>
+        </w:r>
+      </w:hyperlink>
+    </w:p>
+    <w:bookmarkEnd w:id="130"/>
+    <w:bookmarkStart w:id="133" w:name="ref-beckert_durable_2022"/>
+    <w:p>
+      <w:pPr>
+        <w:pStyle w:val="Bibliography"/>
+      </w:pPr>
+      <w:r>
+        <w:t xml:space="preserve">[18]</w:t>
+      </w:r>
+      <w:r>
+        <w:t xml:space="preserve"> </w:t>
+      </w:r>
+      <w:r>
+        <w:t xml:space="preserve">	</w:t>
+      </w:r>
+      <w:r>
+        <w:t xml:space="preserve">Beckert J. Durable</w:t>
+      </w:r>
+      <w:r>
+        <w:t xml:space="preserve"> </w:t>
+      </w:r>
+      <w:r>
+        <w:t xml:space="preserve">Wealth</w:t>
+      </w:r>
+      <w:r>
+        <w:t xml:space="preserve">:</w:t>
+      </w:r>
+      <w:r>
+        <w:t xml:space="preserve"> </w:t>
+      </w:r>
+      <w:r>
+        <w:t xml:space="preserve">Institutions</w:t>
+      </w:r>
+      <w:r>
+        <w:t xml:space="preserve">,</w:t>
+      </w:r>
+      <w:r>
+        <w:t xml:space="preserve"> </w:t>
+      </w:r>
+      <w:r>
+        <w:t xml:space="preserve">Mechanisms</w:t>
+      </w:r>
+      <w:r>
+        <w:t xml:space="preserve">, and</w:t>
+      </w:r>
+      <w:r>
+        <w:t xml:space="preserve"> </w:t>
+      </w:r>
+      <w:r>
+        <w:t xml:space="preserve">Practices</w:t>
       </w:r>
       <w:r>
         <w:t xml:space="preserve"> </w:t>
@@ -7391,7 +7681,254 @@
         <w:t xml:space="preserve"> </w:t>
       </w:r>
       <w:r>
-        <w:t xml:space="preserve">Within</w:t>
+        <w:t xml:space="preserve">Perpetuation</w:t>
+      </w:r>
+      <w:r>
+        <w:t xml:space="preserve">. Annual Review of Sociology. 2022 [accessed 2025 Dec 16];48:233–255.</w:t>
+      </w:r>
+      <w:r>
+        <w:t xml:space="preserve"> </w:t>
+      </w:r>
+      <w:hyperlink r:id="rId131">
+        <w:r>
+          <w:rPr>
+            <w:rStyle w:val="Hyperlink"/>
+          </w:rPr>
+          <w:t xml:space="preserve">https://www-annualreviews-org.turing.library.northwestern.edu/content/journals/10.1146/annurev-soc-030320-115024</w:t>
+        </w:r>
+      </w:hyperlink>
+      <w:r>
+        <w:t xml:space="preserve">. doi:</w:t>
+      </w:r>
+      <w:hyperlink r:id="rId132">
+        <w:r>
+          <w:rPr>
+            <w:rStyle w:val="Hyperlink"/>
+          </w:rPr>
+          <w:t xml:space="preserve">doi.org/10.1146/annurev-soc-030320-115024</w:t>
+        </w:r>
+      </w:hyperlink>
+    </w:p>
+    <w:bookmarkEnd w:id="133"/>
+    <w:bookmarkStart w:id="136" w:name="ref-obrien_structural_2020"/>
+    <w:p>
+      <w:pPr>
+        <w:pStyle w:val="Bibliography"/>
+      </w:pPr>
+      <w:r>
+        <w:t xml:space="preserve">[19]</w:t>
+      </w:r>
+      <w:r>
+        <w:t xml:space="preserve"> </w:t>
+      </w:r>
+      <w:r>
+        <w:t xml:space="preserve">	</w:t>
+      </w:r>
+      <w:r>
+        <w:t xml:space="preserve">O’Brien R, Neman T, Seltzer N, Evans L, Venkataramani A. Structural racism, economic opportunity and racial health disparities:</w:t>
+      </w:r>
+      <w:r>
+        <w:t xml:space="preserve"> </w:t>
+      </w:r>
+      <w:r>
+        <w:t xml:space="preserve">Evidence</w:t>
+      </w:r>
+      <w:r>
+        <w:t xml:space="preserve"> </w:t>
+      </w:r>
+      <w:r>
+        <w:t xml:space="preserve">from</w:t>
+      </w:r>
+      <w:r>
+        <w:t xml:space="preserve"> </w:t>
+      </w:r>
+      <w:r>
+        <w:t xml:space="preserve">U</w:t>
+      </w:r>
+      <w:r>
+        <w:t xml:space="preserve">.</w:t>
+      </w:r>
+      <w:r>
+        <w:t xml:space="preserve">S</w:t>
+      </w:r>
+      <w:r>
+        <w:t xml:space="preserve">. counties. SSM - Population Health. 2020 [accessed 2025 Dec 18];11:100564.</w:t>
+      </w:r>
+      <w:r>
+        <w:t xml:space="preserve"> </w:t>
+      </w:r>
+      <w:hyperlink r:id="rId134">
+        <w:r>
+          <w:rPr>
+            <w:rStyle w:val="Hyperlink"/>
+          </w:rPr>
+          <w:t xml:space="preserve">https://www.sciencedirect.com/science/article/pii/S2352827319303623</w:t>
+        </w:r>
+      </w:hyperlink>
+      <w:r>
+        <w:t xml:space="preserve">. doi:</w:t>
+      </w:r>
+      <w:hyperlink r:id="rId135">
+        <w:r>
+          <w:rPr>
+            <w:rStyle w:val="Hyperlink"/>
+          </w:rPr>
+          <w:t xml:space="preserve">10.1016/j.ssmph.2020.100564</w:t>
+        </w:r>
+      </w:hyperlink>
+    </w:p>
+    <w:bookmarkEnd w:id="136"/>
+    <w:bookmarkStart w:id="138" w:name="ref-pfeffer_wealth_2013"/>
+    <w:p>
+      <w:pPr>
+        <w:pStyle w:val="Bibliography"/>
+      </w:pPr>
+      <w:r>
+        <w:t xml:space="preserve">[20]</w:t>
+      </w:r>
+      <w:r>
+        <w:t xml:space="preserve"> </w:t>
+      </w:r>
+      <w:r>
+        <w:t xml:space="preserve">	</w:t>
+      </w:r>
+      <w:r>
+        <w:t xml:space="preserve">Pfeffer FT, Danziger S, Schoeni RF. Wealth</w:t>
+      </w:r>
+      <w:r>
+        <w:t xml:space="preserve"> </w:t>
+      </w:r>
+      <w:r>
+        <w:t xml:space="preserve">Disparities</w:t>
+      </w:r>
+      <w:r>
+        <w:t xml:space="preserve"> </w:t>
+      </w:r>
+      <w:r>
+        <w:t xml:space="preserve">before and after the</w:t>
+      </w:r>
+      <w:r>
+        <w:t xml:space="preserve"> </w:t>
+      </w:r>
+      <w:r>
+        <w:t xml:space="preserve">Great</w:t>
+      </w:r>
+      <w:r>
+        <w:t xml:space="preserve"> </w:t>
+      </w:r>
+      <w:r>
+        <w:t xml:space="preserve">Recession</w:t>
+      </w:r>
+      <w:r>
+        <w:t xml:space="preserve">. The Annals of the American Academy of Political and Social Science. 2013;650(1):98–123. doi:</w:t>
+      </w:r>
+      <w:hyperlink r:id="rId137">
+        <w:r>
+          <w:rPr>
+            <w:rStyle w:val="Hyperlink"/>
+          </w:rPr>
+          <w:t xml:space="preserve">10.1177/0002716213497452</w:t>
+        </w:r>
+      </w:hyperlink>
+    </w:p>
+    <w:bookmarkEnd w:id="138"/>
+    <w:bookmarkStart w:id="139" w:name="ref-mckernan_less_2013"/>
+    <w:p>
+      <w:pPr>
+        <w:pStyle w:val="Bibliography"/>
+      </w:pPr>
+      <w:r>
+        <w:t xml:space="preserve">[21]</w:t>
+      </w:r>
+      <w:r>
+        <w:t xml:space="preserve"> </w:t>
+      </w:r>
+      <w:r>
+        <w:t xml:space="preserve">	</w:t>
+      </w:r>
+      <w:r>
+        <w:t xml:space="preserve">McKernan S-M, Ratcliffe C, Steuerle E, Zhang S. Less than equal:</w:t>
+      </w:r>
+      <w:r>
+        <w:t xml:space="preserve"> </w:t>
+      </w:r>
+      <w:r>
+        <w:t xml:space="preserve">Racial</w:t>
+      </w:r>
+      <w:r>
+        <w:t xml:space="preserve"> </w:t>
+      </w:r>
+      <w:r>
+        <w:t xml:space="preserve">disparities in wealth accumulation. Washington D.C.: Urban Institute.; 2013.</w:t>
+      </w:r>
+    </w:p>
+    <w:bookmarkEnd w:id="139"/>
+    <w:bookmarkStart w:id="141" w:name="ref-schwartz_trends_2005"/>
+    <w:p>
+      <w:pPr>
+        <w:pStyle w:val="Bibliography"/>
+      </w:pPr>
+      <w:r>
+        <w:t xml:space="preserve">[22]</w:t>
+      </w:r>
+      <w:r>
+        <w:t xml:space="preserve"> </w:t>
+      </w:r>
+      <w:r>
+        <w:t xml:space="preserve">	</w:t>
+      </w:r>
+      <w:r>
+        <w:t xml:space="preserve">Schwartz CR, Mare RD. Trends in educational assortative marriage from 1940 to 2003. Demography. 2005 [accessed 2026 May 28];42(4):621–646.</w:t>
+      </w:r>
+      <w:r>
+        <w:t xml:space="preserve"> </w:t>
+      </w:r>
+      <w:hyperlink r:id="rId140">
+        <w:r>
+          <w:rPr>
+            <w:rStyle w:val="Hyperlink"/>
+          </w:rPr>
+          <w:t xml:space="preserve">https://doi.org/10.1353/dem.2005.0036</w:t>
+        </w:r>
+      </w:hyperlink>
+      <w:r>
+        <w:t xml:space="preserve">. doi:</w:t>
+      </w:r>
+      <w:hyperlink r:id="rId140">
+        <w:r>
+          <w:rPr>
+            <w:rStyle w:val="Hyperlink"/>
+          </w:rPr>
+          <w:t xml:space="preserve">10.1353/dem.2005.0036</w:t>
+        </w:r>
+      </w:hyperlink>
+    </w:p>
+    <w:bookmarkEnd w:id="141"/>
+    <w:bookmarkStart w:id="143" w:name="ref-hallsten_grand_2017"/>
+    <w:p>
+      <w:pPr>
+        <w:pStyle w:val="Bibliography"/>
+      </w:pPr>
+      <w:r>
+        <w:t xml:space="preserve">[23]</w:t>
+      </w:r>
+      <w:r>
+        <w:t xml:space="preserve"> </w:t>
+      </w:r>
+      <w:r>
+        <w:t xml:space="preserve">	</w:t>
+      </w:r>
+      <w:r>
+        <w:t xml:space="preserve">Hällsten M, Pfeffer FT. Grand</w:t>
+      </w:r>
+      <w:r>
+        <w:t xml:space="preserve"> </w:t>
+      </w:r>
+      <w:r>
+        <w:t xml:space="preserve">Advantage</w:t>
+      </w:r>
+      <w:r>
+        <w:t xml:space="preserve">:</w:t>
       </w:r>
       <w:r>
         <w:t xml:space="preserve"> </w:t>
@@ -7403,82 +7940,6 @@
         <w:t xml:space="preserve"> </w:t>
       </w:r>
       <w:r>
-        <w:t xml:space="preserve">Lineages</w:t>
-      </w:r>
-      <w:r>
-        <w:t xml:space="preserve">:</w:t>
-      </w:r>
-      <w:r>
-        <w:t xml:space="preserve"> </w:t>
-      </w:r>
-      <w:r>
-        <w:t xml:space="preserve">Clans</w:t>
-      </w:r>
-      <w:r>
-        <w:t xml:space="preserve"> </w:t>
-      </w:r>
-      <w:r>
-        <w:t xml:space="preserve">as</w:t>
-      </w:r>
-      <w:r>
-        <w:t xml:space="preserve"> </w:t>
-      </w:r>
-      <w:r>
-        <w:t xml:space="preserve">Units</w:t>
-      </w:r>
-      <w:r>
-        <w:t xml:space="preserve"> </w:t>
-      </w:r>
-      <w:r>
-        <w:t xml:space="preserve">of</w:t>
-      </w:r>
-      <w:r>
-        <w:t xml:space="preserve"> </w:t>
-      </w:r>
-      <w:r>
-        <w:t xml:space="preserve">Analysis</w:t>
-      </w:r>
-      <w:r>
-        <w:t xml:space="preserve">. 2022.</w:t>
-      </w:r>
-    </w:p>
-    <w:bookmarkEnd w:id="124"/>
-    <w:bookmarkStart w:id="126" w:name="ref-hallsten_grand_2017"/>
-    <w:p>
-      <w:pPr>
-        <w:pStyle w:val="Bibliography"/>
-      </w:pPr>
-      <w:r>
-        <w:t xml:space="preserve">[17]</w:t>
-      </w:r>
-      <w:r>
-        <w:t xml:space="preserve"> </w:t>
-      </w:r>
-      <w:r>
-        <w:t xml:space="preserve">	</w:t>
-      </w:r>
-      <w:r>
-        <w:t xml:space="preserve">Hällsten M, Pfeffer FT. Grand</w:t>
-      </w:r>
-      <w:r>
-        <w:t xml:space="preserve"> </w:t>
-      </w:r>
-      <w:r>
-        <w:t xml:space="preserve">Advantage</w:t>
-      </w:r>
-      <w:r>
-        <w:t xml:space="preserve">:</w:t>
-      </w:r>
-      <w:r>
-        <w:t xml:space="preserve"> </w:t>
-      </w:r>
-      <w:r>
-        <w:t xml:space="preserve">Family</w:t>
-      </w:r>
-      <w:r>
-        <w:t xml:space="preserve"> </w:t>
-      </w:r>
-      <w:r>
         <w:t xml:space="preserve">Wealth</w:t>
       </w:r>
       <w:r>
@@ -7523,7 +7984,7 @@
       <w:r>
         <w:t xml:space="preserve">. American Sociological Review. 2017;82(2):328–360. doi:</w:t>
       </w:r>
-      <w:hyperlink r:id="rId125">
+      <w:hyperlink r:id="rId142">
         <w:r>
           <w:rPr>
             <w:rStyle w:val="Hyperlink"/>
@@ -7532,14 +7993,14 @@
         </w:r>
       </w:hyperlink>
     </w:p>
-    <w:bookmarkEnd w:id="126"/>
-    <w:bookmarkStart w:id="127" w:name="ref-insolera_overview_2021"/>
+    <w:bookmarkEnd w:id="143"/>
+    <w:bookmarkStart w:id="144" w:name="ref-insolera_overview_2021"/>
     <w:p>
       <w:pPr>
         <w:pStyle w:val="Bibliography"/>
       </w:pPr>
       <w:r>
-        <w:t xml:space="preserve">[18]</w:t>
+        <w:t xml:space="preserve">[24]</w:t>
       </w:r>
       <w:r>
         <w:t xml:space="preserve"> </w:t>
@@ -7635,14 +8096,14 @@
         <w:t xml:space="preserve">).</w:t>
       </w:r>
     </w:p>
-    <w:bookmarkEnd w:id="127"/>
-    <w:bookmarkStart w:id="129" w:name="ref-pfeffer_measuring_2016"/>
+    <w:bookmarkEnd w:id="144"/>
+    <w:bookmarkStart w:id="146" w:name="ref-pfeffer_measuring_2016"/>
     <w:p>
       <w:pPr>
         <w:pStyle w:val="Bibliography"/>
       </w:pPr>
       <w:r>
-        <w:t xml:space="preserve">[19]</w:t>
+        <w:t xml:space="preserve">[25]</w:t>
       </w:r>
       <w:r>
         <w:t xml:space="preserve"> </w:t>
@@ -7716,7 +8177,7 @@
       <w:r>
         <w:t xml:space="preserve">. Journal of Economic and Social Measurement. 2016;41(2):103–120. doi:</w:t>
       </w:r>
-      <w:hyperlink r:id="rId128">
+      <w:hyperlink r:id="rId145">
         <w:r>
           <w:rPr>
             <w:rStyle w:val="Hyperlink"/>
@@ -7725,14 +8186,14 @@
         </w:r>
       </w:hyperlink>
     </w:p>
-    <w:bookmarkEnd w:id="129"/>
-    <w:bookmarkStart w:id="131" w:name="ref-oliver_black_2013"/>
+    <w:bookmarkEnd w:id="146"/>
+    <w:bookmarkStart w:id="148" w:name="ref-mckernan_racial_2014"/>
     <w:p>
       <w:pPr>
         <w:pStyle w:val="Bibliography"/>
       </w:pPr>
       <w:r>
-        <w:t xml:space="preserve">[20]</w:t>
+        <w:t xml:space="preserve">[26]</w:t>
       </w:r>
       <w:r>
         <w:t xml:space="preserve"> </w:t>
@@ -7741,7 +8202,61 @@
         <w:t xml:space="preserve">	</w:t>
       </w:r>
       <w:r>
-        <w:t xml:space="preserve">Oliver M, Shapiro T. Black</w:t>
+        <w:t xml:space="preserve">McKernan S-M, Ratcliffe C, Simms M, Zhang S. Do</w:t>
+      </w:r>
+      <w:r>
+        <w:t xml:space="preserve"> </w:t>
+      </w:r>
+      <w:r>
+        <w:t xml:space="preserve">Racial</w:t>
+      </w:r>
+      <w:r>
+        <w:t xml:space="preserve"> </w:t>
+      </w:r>
+      <w:r>
+        <w:t xml:space="preserve">Disparities</w:t>
+      </w:r>
+      <w:r>
+        <w:t xml:space="preserve"> </w:t>
+      </w:r>
+      <w:r>
+        <w:t xml:space="preserve">in</w:t>
+      </w:r>
+      <w:r>
+        <w:t xml:space="preserve"> </w:t>
+      </w:r>
+      <w:r>
+        <w:t xml:space="preserve">Private</w:t>
+      </w:r>
+      <w:r>
+        <w:t xml:space="preserve"> </w:t>
+      </w:r>
+      <w:r>
+        <w:t xml:space="preserve">Transfers</w:t>
+      </w:r>
+      <w:r>
+        <w:t xml:space="preserve"> </w:t>
+      </w:r>
+      <w:r>
+        <w:t xml:space="preserve">Help</w:t>
+      </w:r>
+      <w:r>
+        <w:t xml:space="preserve"> </w:t>
+      </w:r>
+      <w:r>
+        <w:t xml:space="preserve">Explain</w:t>
+      </w:r>
+      <w:r>
+        <w:t xml:space="preserve"> </w:t>
+      </w:r>
+      <w:r>
+        <w:t xml:space="preserve">the</w:t>
+      </w:r>
+      <w:r>
+        <w:t xml:space="preserve"> </w:t>
+      </w:r>
+      <w:r>
+        <w:t xml:space="preserve">Racial</w:t>
       </w:r>
       <w:r>
         <w:t xml:space="preserve"> </w:t>
@@ -7753,28 +8268,10 @@
         <w:t xml:space="preserve"> </w:t>
       </w:r>
       <w:r>
-        <w:t xml:space="preserve">/</w:t>
-      </w:r>
-      <w:r>
-        <w:t xml:space="preserve"> </w:t>
-      </w:r>
-      <w:r>
-        <w:t xml:space="preserve">White</w:t>
-      </w:r>
-      <w:r>
-        <w:t xml:space="preserve"> </w:t>
-      </w:r>
-      <w:r>
-        <w:t xml:space="preserve">Wealth</w:t>
-      </w:r>
-      <w:r>
-        <w:t xml:space="preserve">:</w:t>
-      </w:r>
-      <w:r>
-        <w:t xml:space="preserve"> </w:t>
-      </w:r>
-      <w:r>
-        <w:t xml:space="preserve">A</w:t>
+        <w:t xml:space="preserve">Gap</w:t>
+      </w:r>
+      <w:r>
+        <w:t xml:space="preserve">?</w:t>
       </w:r>
       <w:r>
         <w:t xml:space="preserve"> </w:t>
@@ -7786,141 +8283,153 @@
         <w:t xml:space="preserve"> </w:t>
       </w:r>
       <w:r>
-        <w:t xml:space="preserve">Perspective</w:t>
-      </w:r>
-      <w:r>
-        <w:t xml:space="preserve"> </w:t>
-      </w:r>
-      <w:r>
-        <w:t xml:space="preserve">on</w:t>
-      </w:r>
-      <w:r>
-        <w:t xml:space="preserve"> </w:t>
-      </w:r>
-      <w:r>
-        <w:t xml:space="preserve">Racial</w:t>
-      </w:r>
-      <w:r>
-        <w:t xml:space="preserve"> </w:t>
-      </w:r>
-      <w:r>
-        <w:t xml:space="preserve">Inequality</w:t>
-      </w:r>
-      <w:r>
-        <w:t xml:space="preserve">. 2nd ed. New York: Routledge; 2013. doi:</w:t>
-      </w:r>
-      <w:hyperlink r:id="rId130">
+        <w:t xml:space="preserve">Evidence</w:t>
+      </w:r>
+      <w:r>
+        <w:t xml:space="preserve"> </w:t>
+      </w:r>
+      <w:r>
+        <w:t xml:space="preserve">From</w:t>
+      </w:r>
+      <w:r>
+        <w:t xml:space="preserve"> </w:t>
+      </w:r>
+      <w:r>
+        <w:t xml:space="preserve">Longitudinal</w:t>
+      </w:r>
+      <w:r>
+        <w:t xml:space="preserve"> </w:t>
+      </w:r>
+      <w:r>
+        <w:t xml:space="preserve">Data</w:t>
+      </w:r>
+      <w:r>
+        <w:t xml:space="preserve">. Demography. 2014 [accessed 2026 Apr 13];51(3):949–974.</w:t>
+      </w:r>
+      <w:r>
+        <w:t xml:space="preserve"> </w:t>
+      </w:r>
+      <w:hyperlink r:id="rId147">
         <w:r>
           <w:rPr>
             <w:rStyle w:val="Hyperlink"/>
           </w:rPr>
-          <w:t xml:space="preserve">10.4324/9780203707425</w:t>
+          <w:t xml:space="preserve">https://doi.org/10.1007/s13524-014-0296-7</w:t>
         </w:r>
       </w:hyperlink>
-    </w:p>
-    <w:bookmarkEnd w:id="131"/>
-    <w:bookmarkStart w:id="134" w:name="ref-beckert_durable_2022"/>
-    <w:p>
-      <w:pPr>
-        <w:pStyle w:val="Bibliography"/>
-      </w:pPr>
-      <w:r>
-        <w:t xml:space="preserve">[21]</w:t>
-      </w:r>
-      <w:r>
-        <w:t xml:space="preserve"> </w:t>
-      </w:r>
-      <w:r>
-        <w:t xml:space="preserve">	</w:t>
-      </w:r>
-      <w:r>
-        <w:t xml:space="preserve">Beckert J. Durable</w:t>
-      </w:r>
-      <w:r>
-        <w:t xml:space="preserve"> </w:t>
-      </w:r>
-      <w:r>
-        <w:t xml:space="preserve">Wealth</w:t>
-      </w:r>
-      <w:r>
-        <w:t xml:space="preserve">:</w:t>
-      </w:r>
-      <w:r>
-        <w:t xml:space="preserve"> </w:t>
-      </w:r>
-      <w:r>
-        <w:t xml:space="preserve">Institutions</w:t>
-      </w:r>
-      <w:r>
-        <w:t xml:space="preserve">,</w:t>
-      </w:r>
-      <w:r>
-        <w:t xml:space="preserve"> </w:t>
-      </w:r>
-      <w:r>
-        <w:t xml:space="preserve">Mechanisms</w:t>
-      </w:r>
-      <w:r>
-        <w:t xml:space="preserve">, and</w:t>
-      </w:r>
-      <w:r>
-        <w:t xml:space="preserve"> </w:t>
-      </w:r>
-      <w:r>
-        <w:t xml:space="preserve">Practices</w:t>
-      </w:r>
-      <w:r>
-        <w:t xml:space="preserve"> </w:t>
-      </w:r>
-      <w:r>
-        <w:t xml:space="preserve">of</w:t>
-      </w:r>
-      <w:r>
-        <w:t xml:space="preserve"> </w:t>
-      </w:r>
-      <w:r>
-        <w:t xml:space="preserve">Wealth</w:t>
-      </w:r>
-      <w:r>
-        <w:t xml:space="preserve"> </w:t>
-      </w:r>
-      <w:r>
-        <w:t xml:space="preserve">Perpetuation</w:t>
-      </w:r>
-      <w:r>
-        <w:t xml:space="preserve">. Annual Review of Sociology. 2022 [accessed 2025 Dec 16];48:233–255.</w:t>
-      </w:r>
-      <w:r>
-        <w:t xml:space="preserve"> </w:t>
-      </w:r>
-      <w:hyperlink r:id="rId132">
+      <w:r>
+        <w:t xml:space="preserve">. doi:</w:t>
+      </w:r>
+      <w:hyperlink r:id="rId147">
         <w:r>
           <w:rPr>
             <w:rStyle w:val="Hyperlink"/>
           </w:rPr>
-          <w:t xml:space="preserve">https://www-annualreviews-org.turing.library.northwestern.edu/content/journals/10.1146/annurev-soc-030320-115024</w:t>
+          <w:t xml:space="preserve">10.1007/s13524-014-0296-7</w:t>
         </w:r>
       </w:hyperlink>
-      <w:r>
-        <w:t xml:space="preserve">. doi:</w:t>
-      </w:r>
-      <w:hyperlink r:id="rId133">
+    </w:p>
+    <w:bookmarkEnd w:id="148"/>
+    <w:bookmarkStart w:id="150" w:name="ref-kochhar_wealth_2011"/>
+    <w:p>
+      <w:pPr>
+        <w:pStyle w:val="Bibliography"/>
+      </w:pPr>
+      <w:r>
+        <w:t xml:space="preserve">[27]</w:t>
+      </w:r>
+      <w:r>
+        <w:t xml:space="preserve"> </w:t>
+      </w:r>
+      <w:r>
+        <w:t xml:space="preserve">	</w:t>
+      </w:r>
+      <w:r>
+        <w:t xml:space="preserve">Kochhar R. Wealth</w:t>
+      </w:r>
+      <w:r>
+        <w:t xml:space="preserve"> </w:t>
+      </w:r>
+      <w:r>
+        <w:t xml:space="preserve">Gaps</w:t>
+      </w:r>
+      <w:r>
+        <w:t xml:space="preserve"> </w:t>
+      </w:r>
+      <w:r>
+        <w:t xml:space="preserve">Rise</w:t>
+      </w:r>
+      <w:r>
+        <w:t xml:space="preserve"> </w:t>
+      </w:r>
+      <w:r>
+        <w:t xml:space="preserve">to</w:t>
+      </w:r>
+      <w:r>
+        <w:t xml:space="preserve"> </w:t>
+      </w:r>
+      <w:r>
+        <w:t xml:space="preserve">Record</w:t>
+      </w:r>
+      <w:r>
+        <w:t xml:space="preserve"> </w:t>
+      </w:r>
+      <w:r>
+        <w:t xml:space="preserve">Highs</w:t>
+      </w:r>
+      <w:r>
+        <w:t xml:space="preserve"> </w:t>
+      </w:r>
+      <w:r>
+        <w:t xml:space="preserve">Between</w:t>
+      </w:r>
+      <w:r>
+        <w:t xml:space="preserve"> </w:t>
+      </w:r>
+      <w:r>
+        <w:t xml:space="preserve">Whites</w:t>
+      </w:r>
+      <w:r>
+        <w:t xml:space="preserve">,</w:t>
+      </w:r>
+      <w:r>
+        <w:t xml:space="preserve"> </w:t>
+      </w:r>
+      <w:r>
+        <w:t xml:space="preserve">Blacks</w:t>
+      </w:r>
+      <w:r>
+        <w:t xml:space="preserve">,</w:t>
+      </w:r>
+      <w:r>
+        <w:t xml:space="preserve"> </w:t>
+      </w:r>
+      <w:r>
+        <w:t xml:space="preserve">Hispanics</w:t>
+      </w:r>
+      <w:r>
+        <w:t xml:space="preserve">. Pew Research Center. 2011 [accessed 2026 Apr 13].</w:t>
+      </w:r>
+      <w:r>
+        <w:t xml:space="preserve"> </w:t>
+      </w:r>
+      <w:hyperlink r:id="rId149">
         <w:r>
           <w:rPr>
             <w:rStyle w:val="Hyperlink"/>
           </w:rPr>
-          <w:t xml:space="preserve">doi.org/10.1146/annurev-soc-030320-115024</w:t>
+          <w:t xml:space="preserve">https://www.pewresearch.org/social-trends/2011/07/26/wealth-gaps-rise-to-record-highs-between-whites-blacks-hispanics/</w:t>
         </w:r>
       </w:hyperlink>
     </w:p>
-    <w:bookmarkEnd w:id="134"/>
-    <w:bookmarkStart w:id="137" w:name="ref-obrien_structural_2020"/>
+    <w:bookmarkEnd w:id="150"/>
+    <w:bookmarkStart w:id="151" w:name="ref-pfeffer_determinants_2017"/>
     <w:p>
       <w:pPr>
         <w:pStyle w:val="Bibliography"/>
       </w:pPr>
       <w:r>
-        <w:t xml:space="preserve">[22]</w:t>
+        <w:t xml:space="preserve">[28]</w:t>
       </w:r>
       <w:r>
         <w:t xml:space="preserve"> </w:t>
@@ -7929,66 +8438,133 @@
         <w:t xml:space="preserve">	</w:t>
       </w:r>
       <w:r>
-        <w:t xml:space="preserve">O’Brien R, Neman T, Seltzer N, Evans L, Venkataramani A. Structural racism, economic opportunity and racial health disparities:</w:t>
-      </w:r>
-      <w:r>
-        <w:t xml:space="preserve"> </w:t>
-      </w:r>
-      <w:r>
-        <w:t xml:space="preserve">Evidence</w:t>
-      </w:r>
-      <w:r>
-        <w:t xml:space="preserve"> </w:t>
-      </w:r>
-      <w:r>
-        <w:t xml:space="preserve">from</w:t>
-      </w:r>
-      <w:r>
-        <w:t xml:space="preserve"> </w:t>
-      </w:r>
-      <w:r>
-        <w:t xml:space="preserve">U</w:t>
-      </w:r>
-      <w:r>
-        <w:t xml:space="preserve">.</w:t>
-      </w:r>
-      <w:r>
-        <w:t xml:space="preserve">S</w:t>
-      </w:r>
-      <w:r>
-        <w:t xml:space="preserve">. counties. SSM - Population Health. 2020 [accessed 2025 Dec 18];11:100564.</w:t>
-      </w:r>
-      <w:r>
-        <w:t xml:space="preserve"> </w:t>
-      </w:r>
-      <w:hyperlink r:id="rId135">
+        <w:t xml:space="preserve">Pfeffer FT, Griffin J. Determinants of</w:t>
+      </w:r>
+      <w:r>
+        <w:t xml:space="preserve"> </w:t>
+      </w:r>
+      <w:r>
+        <w:t xml:space="preserve">Wealth</w:t>
+      </w:r>
+      <w:r>
+        <w:t xml:space="preserve"> </w:t>
+      </w:r>
+      <w:r>
+        <w:t xml:space="preserve">Fluctuations</w:t>
+      </w:r>
+      <w:r>
+        <w:t xml:space="preserve">. PWIE. 2017;11(1):87–108.</w:t>
+      </w:r>
+    </w:p>
+    <w:bookmarkEnd w:id="151"/>
+    <w:bookmarkStart w:id="154" w:name="ref-rapp_economies_2025"/>
+    <w:p>
+      <w:pPr>
+        <w:pStyle w:val="Bibliography"/>
+      </w:pPr>
+      <w:r>
+        <w:t xml:space="preserve">[29]</w:t>
+      </w:r>
+      <w:r>
+        <w:t xml:space="preserve"> </w:t>
+      </w:r>
+      <w:r>
+        <w:t xml:space="preserve">	</w:t>
+      </w:r>
+      <w:r>
+        <w:t xml:space="preserve">Rapp S. Economies of</w:t>
+      </w:r>
+      <w:r>
+        <w:t xml:space="preserve"> </w:t>
+      </w:r>
+      <w:r>
+        <w:t xml:space="preserve">Scale</w:t>
+      </w:r>
+      <w:r>
+        <w:t xml:space="preserve"> </w:t>
+      </w:r>
+      <w:r>
+        <w:t xml:space="preserve">for</w:t>
+      </w:r>
+      <w:r>
+        <w:t xml:space="preserve"> </w:t>
+      </w:r>
+      <w:r>
+        <w:t xml:space="preserve">Household</w:t>
+      </w:r>
+      <w:r>
+        <w:t xml:space="preserve"> </w:t>
+      </w:r>
+      <w:r>
+        <w:t xml:space="preserve">Wealth</w:t>
+      </w:r>
+      <w:r>
+        <w:t xml:space="preserve">:</w:t>
+      </w:r>
+      <w:r>
+        <w:t xml:space="preserve"> </w:t>
+      </w:r>
+      <w:r>
+        <w:t xml:space="preserve">An</w:t>
+      </w:r>
+      <w:r>
+        <w:t xml:space="preserve"> </w:t>
+      </w:r>
+      <w:r>
+        <w:t xml:space="preserve">Analysis</w:t>
+      </w:r>
+      <w:r>
+        <w:t xml:space="preserve"> </w:t>
+      </w:r>
+      <w:r>
+        <w:t xml:space="preserve">of</w:t>
+      </w:r>
+      <w:r>
+        <w:t xml:space="preserve"> </w:t>
+      </w:r>
+      <w:r>
+        <w:t xml:space="preserve">Equivalence</w:t>
+      </w:r>
+      <w:r>
+        <w:t xml:space="preserve"> </w:t>
+      </w:r>
+      <w:r>
+        <w:t xml:space="preserve">Scales</w:t>
+      </w:r>
+      <w:r>
+        <w:t xml:space="preserve">. Review of Income and Wealth. 2025 [accessed 2026 May 28];71(1):e70002.</w:t>
+      </w:r>
+      <w:r>
+        <w:t xml:space="preserve"> </w:t>
+      </w:r>
+      <w:hyperlink r:id="rId152">
         <w:r>
           <w:rPr>
             <w:rStyle w:val="Hyperlink"/>
           </w:rPr>
-          <w:t xml:space="preserve">https://www.sciencedirect.com/science/article/pii/S2352827319303623</w:t>
+          <w:t xml:space="preserve">https://onlinelibrary.wiley.com/doi/abs/10.1111/roiw.70002</w:t>
         </w:r>
       </w:hyperlink>
       <w:r>
         <w:t xml:space="preserve">. doi:</w:t>
       </w:r>
-      <w:hyperlink r:id="rId136">
+      <w:hyperlink r:id="rId153">
         <w:r>
           <w:rPr>
             <w:rStyle w:val="Hyperlink"/>
           </w:rPr>
-          <w:t xml:space="preserve">10.1016/j.ssmph.2020.100564</w:t>
+          <w:t xml:space="preserve">10.1111/roiw.70002</w:t>
         </w:r>
       </w:hyperlink>
     </w:p>
-    <w:bookmarkEnd w:id="137"/>
-    <w:bookmarkStart w:id="138" w:name="ref-pfeffer_determinants_2017"/>
+    <w:bookmarkEnd w:id="154"/>
+    <w:bookmarkStart w:id="157" w:name="ref-corak_income_2013"/>
     <w:p>
       <w:pPr>
         <w:pStyle w:val="Bibliography"/>
       </w:pPr>
       <w:r>
-        <w:t xml:space="preserve">[23]</w:t>
+        <w:t xml:space="preserve">[30]</w:t>
       </w:r>
       <w:r>
         <w:t xml:space="preserve"> </w:t>
@@ -7997,40 +8573,6 @@
         <w:t xml:space="preserve">	</w:t>
       </w:r>
       <w:r>
-        <w:t xml:space="preserve">Pfeffer FT, Griffin J. Determinants of</w:t>
-      </w:r>
-      <w:r>
-        <w:t xml:space="preserve"> </w:t>
-      </w:r>
-      <w:r>
-        <w:t xml:space="preserve">Wealth</w:t>
-      </w:r>
-      <w:r>
-        <w:t xml:space="preserve"> </w:t>
-      </w:r>
-      <w:r>
-        <w:t xml:space="preserve">Fluctuations</w:t>
-      </w:r>
-      <w:r>
-        <w:t xml:space="preserve">. PWIE. 2017;11(1):87–108.</w:t>
-      </w:r>
-    </w:p>
-    <w:bookmarkEnd w:id="138"/>
-    <w:bookmarkStart w:id="141" w:name="ref-corak_income_2013"/>
-    <w:p>
-      <w:pPr>
-        <w:pStyle w:val="Bibliography"/>
-      </w:pPr>
-      <w:r>
-        <w:t xml:space="preserve">[24]</w:t>
-      </w:r>
-      <w:r>
-        <w:t xml:space="preserve"> </w:t>
-      </w:r>
-      <w:r>
-        <w:t xml:space="preserve">	</w:t>
-      </w:r>
-      <w:r>
         <w:t xml:space="preserve">Corak M. Income</w:t>
       </w:r>
       <w:r>
@@ -8081,7 +8623,7 @@
       <w:r>
         <w:t xml:space="preserve"> </w:t>
       </w:r>
-      <w:hyperlink r:id="rId139">
+      <w:hyperlink r:id="rId155">
         <w:r>
           <w:rPr>
             <w:rStyle w:val="Hyperlink"/>
@@ -8092,7 +8634,7 @@
       <w:r>
         <w:t xml:space="preserve">. doi:</w:t>
       </w:r>
-      <w:hyperlink r:id="rId140">
+      <w:hyperlink r:id="rId156">
         <w:r>
           <w:rPr>
             <w:rStyle w:val="Hyperlink"/>
@@ -8101,14 +8643,14 @@
         </w:r>
       </w:hyperlink>
     </w:p>
-    <w:bookmarkEnd w:id="141"/>
-    <w:bookmarkStart w:id="143" w:name="ref-ermisch_parents_2012"/>
+    <w:bookmarkEnd w:id="157"/>
+    <w:bookmarkStart w:id="159" w:name="ref-jerrim_income_2015"/>
     <w:p>
       <w:pPr>
         <w:pStyle w:val="Bibliography"/>
       </w:pPr>
       <w:r>
-        <w:t xml:space="preserve">[25]</w:t>
+        <w:t xml:space="preserve">[31]</w:t>
       </w:r>
       <w:r>
         <w:t xml:space="preserve"> </w:t>
@@ -8117,6 +8659,105 @@
         <w:t xml:space="preserve">	</w:t>
       </w:r>
       <w:r>
+        <w:t xml:space="preserve">Jerrim J, Macmillan L. Income</w:t>
+      </w:r>
+      <w:r>
+        <w:t xml:space="preserve"> </w:t>
+      </w:r>
+      <w:r>
+        <w:t xml:space="preserve">Inequality</w:t>
+      </w:r>
+      <w:r>
+        <w:t xml:space="preserve">,</w:t>
+      </w:r>
+      <w:r>
+        <w:t xml:space="preserve"> </w:t>
+      </w:r>
+      <w:r>
+        <w:t xml:space="preserve">Intergenerational</w:t>
+      </w:r>
+      <w:r>
+        <w:t xml:space="preserve"> </w:t>
+      </w:r>
+      <w:r>
+        <w:t xml:space="preserve">Mobility</w:t>
+      </w:r>
+      <w:r>
+        <w:t xml:space="preserve">, and the</w:t>
+      </w:r>
+      <w:r>
+        <w:t xml:space="preserve"> </w:t>
+      </w:r>
+      <w:r>
+        <w:t xml:space="preserve">Great</w:t>
+      </w:r>
+      <w:r>
+        <w:t xml:space="preserve"> </w:t>
+      </w:r>
+      <w:r>
+        <w:t xml:space="preserve">Gatsby</w:t>
+      </w:r>
+      <w:r>
+        <w:t xml:space="preserve"> </w:t>
+      </w:r>
+      <w:r>
+        <w:t xml:space="preserve">Curve</w:t>
+      </w:r>
+      <w:r>
+        <w:t xml:space="preserve">:</w:t>
+      </w:r>
+      <w:r>
+        <w:t xml:space="preserve"> </w:t>
+      </w:r>
+      <w:r>
+        <w:t xml:space="preserve">Is</w:t>
+      </w:r>
+      <w:r>
+        <w:t xml:space="preserve"> </w:t>
+      </w:r>
+      <w:r>
+        <w:t xml:space="preserve">Education</w:t>
+      </w:r>
+      <w:r>
+        <w:t xml:space="preserve"> </w:t>
+      </w:r>
+      <w:r>
+        <w:t xml:space="preserve">the</w:t>
+      </w:r>
+      <w:r>
+        <w:t xml:space="preserve"> </w:t>
+      </w:r>
+      <w:r>
+        <w:t xml:space="preserve">Key</w:t>
+      </w:r>
+      <w:r>
+        <w:t xml:space="preserve">? Social Forces. 2015;94. doi:</w:t>
+      </w:r>
+      <w:hyperlink r:id="rId158">
+        <w:r>
+          <w:rPr>
+            <w:rStyle w:val="Hyperlink"/>
+          </w:rPr>
+          <w:t xml:space="preserve">10.1093/sf/sov075</w:t>
+        </w:r>
+      </w:hyperlink>
+    </w:p>
+    <w:bookmarkEnd w:id="159"/>
+    <w:bookmarkStart w:id="161" w:name="ref-ermisch_parents_2012"/>
+    <w:p>
+      <w:pPr>
+        <w:pStyle w:val="Bibliography"/>
+      </w:pPr>
+      <w:r>
+        <w:t xml:space="preserve">[32]</w:t>
+      </w:r>
+      <w:r>
+        <w:t xml:space="preserve"> </w:t>
+      </w:r>
+      <w:r>
+        <w:t xml:space="preserve">	</w:t>
+      </w:r>
+      <w:r>
         <w:t xml:space="preserve">Ermisch J, Jäntti M, Smeeding T, editors. From</w:t>
       </w:r>
       <w:r>
@@ -8176,7 +8817,7 @@
       <w:r>
         <w:t xml:space="preserve"> </w:t>
       </w:r>
-      <w:hyperlink r:id="rId142">
+      <w:hyperlink r:id="rId160">
         <w:r>
           <w:rPr>
             <w:rStyle w:val="Hyperlink"/>
@@ -8185,14 +8826,14 @@
         </w:r>
       </w:hyperlink>
     </w:p>
-    <w:bookmarkEnd w:id="143"/>
-    <w:bookmarkStart w:id="145" w:name="ref-jerrim_income_2015"/>
+    <w:bookmarkEnd w:id="161"/>
+    <w:bookmarkStart w:id="164" w:name="ref-si_multiple_2021"/>
     <w:p>
       <w:pPr>
         <w:pStyle w:val="Bibliography"/>
       </w:pPr>
       <w:r>
-        <w:t xml:space="preserve">[26]</w:t>
+        <w:t xml:space="preserve">[33]</w:t>
       </w:r>
       <w:r>
         <w:t xml:space="preserve"> </w:t>
@@ -8201,49 +8842,31 @@
         <w:t xml:space="preserve">	</w:t>
       </w:r>
       <w:r>
-        <w:t xml:space="preserve">Jerrim J, Macmillan L. Income</w:t>
-      </w:r>
-      <w:r>
-        <w:t xml:space="preserve"> </w:t>
-      </w:r>
-      <w:r>
-        <w:t xml:space="preserve">Inequality</w:t>
-      </w:r>
-      <w:r>
-        <w:t xml:space="preserve">,</w:t>
-      </w:r>
-      <w:r>
-        <w:t xml:space="preserve"> </w:t>
-      </w:r>
-      <w:r>
-        <w:t xml:space="preserve">Intergenerational</w:t>
-      </w:r>
-      <w:r>
-        <w:t xml:space="preserve"> </w:t>
-      </w:r>
-      <w:r>
-        <w:t xml:space="preserve">Mobility</w:t>
-      </w:r>
-      <w:r>
-        <w:t xml:space="preserve">, and the</w:t>
-      </w:r>
-      <w:r>
-        <w:t xml:space="preserve"> </w:t>
-      </w:r>
-      <w:r>
-        <w:t xml:space="preserve">Great</w:t>
-      </w:r>
-      <w:r>
-        <w:t xml:space="preserve"> </w:t>
-      </w:r>
-      <w:r>
-        <w:t xml:space="preserve">Gatsby</w:t>
-      </w:r>
-      <w:r>
-        <w:t xml:space="preserve"> </w:t>
-      </w:r>
-      <w:r>
-        <w:t xml:space="preserve">Curve</w:t>
+        <w:t xml:space="preserve">Si Y, Heeringa S, Johnson D, Little RJA, Liu W, Pfeffer F, Raghunathan T. Multiple</w:t>
+      </w:r>
+      <w:r>
+        <w:t xml:space="preserve"> </w:t>
+      </w:r>
+      <w:r>
+        <w:t xml:space="preserve">Imputation</w:t>
+      </w:r>
+      <w:r>
+        <w:t xml:space="preserve"> </w:t>
+      </w:r>
+      <w:r>
+        <w:t xml:space="preserve">with</w:t>
+      </w:r>
+      <w:r>
+        <w:t xml:space="preserve"> </w:t>
+      </w:r>
+      <w:r>
+        <w:t xml:space="preserve">Massive</w:t>
+      </w:r>
+      <w:r>
+        <w:t xml:space="preserve"> </w:t>
+      </w:r>
+      <w:r>
+        <w:t xml:space="preserve">Data</w:t>
       </w:r>
       <w:r>
         <w:t xml:space="preserve">:</w:t>
@@ -8252,87 +8875,6 @@
         <w:t xml:space="preserve"> </w:t>
       </w:r>
       <w:r>
-        <w:t xml:space="preserve">Is</w:t>
-      </w:r>
-      <w:r>
-        <w:t xml:space="preserve"> </w:t>
-      </w:r>
-      <w:r>
-        <w:t xml:space="preserve">Education</w:t>
-      </w:r>
-      <w:r>
-        <w:t xml:space="preserve"> </w:t>
-      </w:r>
-      <w:r>
-        <w:t xml:space="preserve">the</w:t>
-      </w:r>
-      <w:r>
-        <w:t xml:space="preserve"> </w:t>
-      </w:r>
-      <w:r>
-        <w:t xml:space="preserve">Key</w:t>
-      </w:r>
-      <w:r>
-        <w:t xml:space="preserve">? Social Forces. 2015;94. doi:</w:t>
-      </w:r>
-      <w:hyperlink r:id="rId144">
-        <w:r>
-          <w:rPr>
-            <w:rStyle w:val="Hyperlink"/>
-          </w:rPr>
-          <w:t xml:space="preserve">10.1093/sf/sov075</w:t>
-        </w:r>
-      </w:hyperlink>
-    </w:p>
-    <w:bookmarkEnd w:id="145"/>
-    <w:bookmarkStart w:id="148" w:name="ref-si_multiple_2021"/>
-    <w:p>
-      <w:pPr>
-        <w:pStyle w:val="Bibliography"/>
-      </w:pPr>
-      <w:r>
-        <w:t xml:space="preserve">[27]</w:t>
-      </w:r>
-      <w:r>
-        <w:t xml:space="preserve"> </w:t>
-      </w:r>
-      <w:r>
-        <w:t xml:space="preserve">	</w:t>
-      </w:r>
-      <w:r>
-        <w:t xml:space="preserve">Si Y, Heeringa S, Johnson D, Little RJA, Liu W, Pfeffer F, Raghunathan T. Multiple</w:t>
-      </w:r>
-      <w:r>
-        <w:t xml:space="preserve"> </w:t>
-      </w:r>
-      <w:r>
-        <w:t xml:space="preserve">Imputation</w:t>
-      </w:r>
-      <w:r>
-        <w:t xml:space="preserve"> </w:t>
-      </w:r>
-      <w:r>
-        <w:t xml:space="preserve">with</w:t>
-      </w:r>
-      <w:r>
-        <w:t xml:space="preserve"> </w:t>
-      </w:r>
-      <w:r>
-        <w:t xml:space="preserve">Massive</w:t>
-      </w:r>
-      <w:r>
-        <w:t xml:space="preserve"> </w:t>
-      </w:r>
-      <w:r>
-        <w:t xml:space="preserve">Data</w:t>
-      </w:r>
-      <w:r>
-        <w:t xml:space="preserve">:</w:t>
-      </w:r>
-      <w:r>
-        <w:t xml:space="preserve"> </w:t>
-      </w:r>
-      <w:r>
         <w:t xml:space="preserve">An</w:t>
       </w:r>
       <w:r>
@@ -8383,7 +8925,7 @@
       <w:r>
         <w:t xml:space="preserve"> </w:t>
       </w:r>
-      <w:hyperlink r:id="rId146">
+      <w:hyperlink r:id="rId162">
         <w:r>
           <w:rPr>
             <w:rStyle w:val="Hyperlink"/>
@@ -8394,7 +8936,7 @@
       <w:r>
         <w:t xml:space="preserve">. doi:</w:t>
       </w:r>
-      <w:hyperlink r:id="rId147">
+      <w:hyperlink r:id="rId163">
         <w:r>
           <w:rPr>
             <w:rStyle w:val="Hyperlink"/>
@@ -8403,14 +8945,14 @@
         </w:r>
       </w:hyperlink>
     </w:p>
-    <w:bookmarkEnd w:id="148"/>
-    <w:bookmarkStart w:id="149" w:name="ref-sayer_women_2004"/>
+    <w:bookmarkEnd w:id="164"/>
+    <w:bookmarkStart w:id="165" w:name="ref-sayer_women_2004"/>
     <w:p>
       <w:pPr>
         <w:pStyle w:val="Bibliography"/>
       </w:pPr>
       <w:r>
-        <w:t xml:space="preserve">[28]</w:t>
+        <w:t xml:space="preserve">[34]</w:t>
       </w:r>
       <w:r>
         <w:t xml:space="preserve"> </w:t>
@@ -8440,14 +8982,14 @@
         <w:t xml:space="preserve">. Russell Sage Foundation; 2004.</w:t>
       </w:r>
     </w:p>
-    <w:bookmarkEnd w:id="149"/>
-    <w:bookmarkStart w:id="152" w:name="ref-atkinson_measurement_1970"/>
+    <w:bookmarkEnd w:id="165"/>
+    <w:bookmarkStart w:id="168" w:name="ref-atkinson_measurement_1970"/>
     <w:p>
       <w:pPr>
         <w:pStyle w:val="Bibliography"/>
       </w:pPr>
       <w:r>
-        <w:t xml:space="preserve">[29]</w:t>
+        <w:t xml:space="preserve">[35]</w:t>
       </w:r>
       <w:r>
         <w:t xml:space="preserve"> </w:t>
@@ -8461,7 +9003,7 @@
       <w:r>
         <w:t xml:space="preserve"> </w:t>
       </w:r>
-      <w:hyperlink r:id="rId150">
+      <w:hyperlink r:id="rId166">
         <w:r>
           <w:rPr>
             <w:rStyle w:val="Hyperlink"/>
@@ -8472,7 +9014,7 @@
       <w:r>
         <w:t xml:space="preserve">. doi:</w:t>
       </w:r>
-      <w:hyperlink r:id="rId151">
+      <w:hyperlink r:id="rId167">
         <w:r>
           <w:rPr>
             <w:rStyle w:val="Hyperlink"/>
@@ -8481,14 +9023,14 @@
         </w:r>
       </w:hyperlink>
     </w:p>
-    <w:bookmarkEnd w:id="152"/>
-    <w:bookmarkStart w:id="155" w:name="ref-de_maio_income_2007"/>
+    <w:bookmarkEnd w:id="168"/>
+    <w:bookmarkStart w:id="171" w:name="ref-de_maio_income_2007"/>
     <w:p>
       <w:pPr>
         <w:pStyle w:val="Bibliography"/>
       </w:pPr>
       <w:r>
-        <w:t xml:space="preserve">[30]</w:t>
+        <w:t xml:space="preserve">[36]</w:t>
       </w:r>
       <w:r>
         <w:t xml:space="preserve"> </w:t>
@@ -8517,7 +9059,7 @@
       <w:r>
         <w:t xml:space="preserve"> </w:t>
       </w:r>
-      <w:hyperlink r:id="rId153">
+      <w:hyperlink r:id="rId169">
         <w:r>
           <w:rPr>
             <w:rStyle w:val="Hyperlink"/>
@@ -8528,7 +9070,7 @@
       <w:r>
         <w:t xml:space="preserve">. doi:</w:t>
       </w:r>
-      <w:hyperlink r:id="rId154">
+      <w:hyperlink r:id="rId170">
         <w:r>
           <w:rPr>
             <w:rStyle w:val="Hyperlink"/>
@@ -8537,14 +9079,14 @@
         </w:r>
       </w:hyperlink>
     </w:p>
-    <w:bookmarkEnd w:id="155"/>
-    <w:bookmarkStart w:id="158" w:name="ref-kawachi_relationship_1997"/>
+    <w:bookmarkEnd w:id="171"/>
+    <w:bookmarkStart w:id="174" w:name="ref-kawachi_relationship_1997"/>
     <w:p>
       <w:pPr>
         <w:pStyle w:val="Bibliography"/>
       </w:pPr>
       <w:r>
-        <w:t xml:space="preserve">[31]</w:t>
+        <w:t xml:space="preserve">[37]</w:t>
       </w:r>
       <w:r>
         <w:t xml:space="preserve"> </w:t>
@@ -8570,7 +9112,7 @@
       <w:r>
         <w:t xml:space="preserve"> </w:t>
       </w:r>
-      <w:hyperlink r:id="rId156">
+      <w:hyperlink r:id="rId172">
         <w:r>
           <w:rPr>
             <w:rStyle w:val="Hyperlink"/>
@@ -8581,7 +9123,7 @@
       <w:r>
         <w:t xml:space="preserve">. doi:</w:t>
       </w:r>
-      <w:hyperlink r:id="rId157">
+      <w:hyperlink r:id="rId173">
         <w:r>
           <w:rPr>
             <w:rStyle w:val="Hyperlink"/>
@@ -8590,14 +9132,14 @@
         </w:r>
       </w:hyperlink>
     </w:p>
-    <w:bookmarkEnd w:id="158"/>
-    <w:bookmarkStart w:id="161" w:name="ref-aaberge_ginis_2007"/>
+    <w:bookmarkEnd w:id="174"/>
+    <w:bookmarkStart w:id="177" w:name="ref-aaberge_ginis_2007"/>
     <w:p>
       <w:pPr>
         <w:pStyle w:val="Bibliography"/>
       </w:pPr>
       <w:r>
-        <w:t xml:space="preserve">[32]</w:t>
+        <w:t xml:space="preserve">[38]</w:t>
       </w:r>
       <w:r>
         <w:t xml:space="preserve"> </w:t>
@@ -8611,7 +9153,7 @@
       <w:r>
         <w:t xml:space="preserve"> </w:t>
       </w:r>
-      <w:hyperlink r:id="rId159">
+      <w:hyperlink r:id="rId175">
         <w:r>
           <w:rPr>
             <w:rStyle w:val="Hyperlink"/>
@@ -8622,7 +9164,7 @@
       <w:r>
         <w:t xml:space="preserve">. doi:</w:t>
       </w:r>
-      <w:hyperlink r:id="rId160">
+      <w:hyperlink r:id="rId176">
         <w:r>
           <w:rPr>
             <w:rStyle w:val="Hyperlink"/>
@@ -8631,14 +9173,14 @@
         </w:r>
       </w:hyperlink>
     </w:p>
-    <w:bookmarkEnd w:id="161"/>
-    <w:bookmarkStart w:id="163" w:name="ref-noauthor_table_nodate"/>
+    <w:bookmarkEnd w:id="177"/>
+    <w:bookmarkStart w:id="179" w:name="ref-census_table_2025"/>
     <w:p>
       <w:pPr>
         <w:pStyle w:val="Bibliography"/>
       </w:pPr>
       <w:r>
-        <w:t xml:space="preserve">[33]</w:t>
+        <w:t xml:space="preserve">[39]</w:t>
       </w:r>
       <w:r>
         <w:t xml:space="preserve"> </w:t>
@@ -8647,7 +9189,7 @@
         <w:t xml:space="preserve">	</w:t>
       </w:r>
       <w:r>
-        <w:t xml:space="preserve">Table</w:t>
+        <w:t xml:space="preserve">Census. Table</w:t>
       </w:r>
       <w:r>
         <w:t xml:space="preserve"> </w:t>
@@ -8725,12 +9267,12 @@
         <w:t xml:space="preserve">Householder</w:t>
       </w:r>
       <w:r>
-        <w:t xml:space="preserve">. U.S. Census Bureau.</w:t>
-      </w:r>
-      <w:r>
-        <w:t xml:space="preserve"> </w:t>
-      </w:r>
-      <w:hyperlink r:id="rId162">
+        <w:t xml:space="preserve">. U.S. Census Bureau; 2025.</w:t>
+      </w:r>
+      <w:r>
+        <w:t xml:space="preserve"> </w:t>
+      </w:r>
+      <w:hyperlink r:id="rId178">
         <w:r>
           <w:rPr>
             <w:rStyle w:val="Hyperlink"/>
@@ -8739,14 +9281,14 @@
         </w:r>
       </w:hyperlink>
     </w:p>
-    <w:bookmarkEnd w:id="163"/>
-    <w:bookmarkStart w:id="164" w:name="ref-wolff_size_209"/>
+    <w:bookmarkEnd w:id="179"/>
+    <w:bookmarkStart w:id="180" w:name="ref-wolff_size_209"/>
     <w:p>
       <w:pPr>
         <w:pStyle w:val="Bibliography"/>
       </w:pPr>
       <w:r>
-        <w:t xml:space="preserve">[34]</w:t>
+        <w:t xml:space="preserve">[40]</w:t>
       </w:r>
       <w:r>
         <w:t xml:space="preserve"> </w:t>
@@ -8899,64 +9441,10 @@
         <w:t xml:space="preserve">. Panel Study of Income Dynamics; 209 AD.</w:t>
       </w:r>
     </w:p>
-    <w:bookmarkEnd w:id="164"/>
-    <w:bookmarkStart w:id="166" w:name="ref-pfeffer_wealth_2013"/>
-    <w:p>
-      <w:pPr>
-        <w:pStyle w:val="Bibliography"/>
-      </w:pPr>
-      <w:r>
-        <w:t xml:space="preserve">[35]</w:t>
-      </w:r>
-      <w:r>
-        <w:t xml:space="preserve"> </w:t>
-      </w:r>
-      <w:r>
-        <w:t xml:space="preserve">	</w:t>
-      </w:r>
-      <w:r>
-        <w:t xml:space="preserve">Pfeffer FT, Danziger S, Schoeni RF. Wealth</w:t>
-      </w:r>
-      <w:r>
-        <w:t xml:space="preserve"> </w:t>
-      </w:r>
-      <w:r>
-        <w:t xml:space="preserve">Disparities</w:t>
-      </w:r>
-      <w:r>
-        <w:t xml:space="preserve"> </w:t>
-      </w:r>
-      <w:r>
-        <w:t xml:space="preserve">before and after the</w:t>
-      </w:r>
-      <w:r>
-        <w:t xml:space="preserve"> </w:t>
-      </w:r>
-      <w:r>
-        <w:t xml:space="preserve">Great</w:t>
-      </w:r>
-      <w:r>
-        <w:t xml:space="preserve"> </w:t>
-      </w:r>
-      <w:r>
-        <w:t xml:space="preserve">Recession</w:t>
-      </w:r>
-      <w:r>
-        <w:t xml:space="preserve">. The Annals of the American Academy of Political and Social Science. 2013;650(1):98–123. doi:</w:t>
-      </w:r>
-      <w:hyperlink r:id="rId165">
-        <w:r>
-          <w:rPr>
-            <w:rStyle w:val="Hyperlink"/>
-          </w:rPr>
-          <w:t xml:space="preserve">10.1177/0002716213497452</w:t>
-        </w:r>
-      </w:hyperlink>
-    </w:p>
-    <w:bookmarkEnd w:id="166"/>
-    <w:bookmarkEnd w:id="167"/>
-    <w:bookmarkEnd w:id="168"/>
-    <w:bookmarkEnd w:id="169"/>
+    <w:bookmarkEnd w:id="180"/>
+    <w:bookmarkEnd w:id="181"/>
+    <w:bookmarkEnd w:id="182"/>
+    <w:bookmarkEnd w:id="183"/>
     <w:sectPr>
       <w:footnotePr>
         <w:numRestart w:val="eachSect"/>
@@ -9014,7 +9502,7 @@
       </w:r>
     </w:p>
   </w:footnote>
-  <w:footnote w:id="24">
+  <w:footnote w:id="12">
     <w:p>
       <w:pPr>
         <w:pStyle w:val="FootnoteText"/>
@@ -9029,7 +9517,45 @@
         <w:t xml:space="preserve"> </w:t>
       </w:r>
       <w:r>
-        <w:t xml:space="preserve">The prevalence of single-household clans dropped by 75% between 1969 and 1980. However, overall trends remain similar regardless of whether this earlier period is excluded.</w:t>
+        <w:t xml:space="preserve">On average, kin groups in the income sample include 3.6 households (SD = 2.3). In the wealth sample, kin groups include an average of 4.2 households (SD = 2.9). A more detailed discussion of kin group and household size is provided in the Materials and Methods section.</w:t>
+      </w:r>
+    </w:p>
+  </w:footnote>
+  <w:footnote w:id="25">
+    <w:p>
+      <w:pPr>
+        <w:pStyle w:val="FootnoteText"/>
+      </w:pPr>
+      <w:r>
+        <w:rPr>
+          <w:rStyle w:val="FootnoteReference"/>
+        </w:rPr>
+        <w:footnoteRef/>
+      </w:r>
+      <w:r>
+        <w:t xml:space="preserve"> </w:t>
+      </w:r>
+      <w:r>
+        <w:t xml:space="preserve">The prevalence of single-household kin grouos dropped by 75% between 1969 and 1980. However, overall trends remain similar regardless of whether this earlier period is excluded.</w:t>
+      </w:r>
+    </w:p>
+  </w:footnote>
+  <w:footnote w:id="26">
+    <w:p>
+      <w:pPr>
+        <w:pStyle w:val="FootnoteText"/>
+      </w:pPr>
+      <w:r>
+        <w:rPr>
+          <w:rStyle w:val="FootnoteReference"/>
+        </w:rPr>
+        <w:footnoteRef/>
+      </w:r>
+      <w:r>
+        <w:t xml:space="preserve"> </w:t>
+      </w:r>
+      <w:r>
+        <w:t xml:space="preserve">Kin group and household sizes are calculated using the weighted mean.</w:t>
       </w:r>
     </w:p>
   </w:footnote>

--- a/10_draft/output/write.docx
+++ b/10_draft/output/write.docx
@@ -23,7 +23,7 @@
         <w:pStyle w:val="Date"/>
       </w:pPr>
       <w:r>
-        <w:t xml:space="preserve">May 28, 2026</w:t>
+        <w:t xml:space="preserve">May 29, 2026</w:t>
       </w:r>
     </w:p>
     <w:bookmarkStart w:id="9" w:name="abstract"/>
@@ -161,7 +161,7 @@
         <w:t xml:space="preserve">[10]</w:t>
       </w:r>
       <w:r>
-        <w:t xml:space="preserve">, or example, argues that intergenerational mobility has likely been overstated because analyses typically ignore the influence of ancestors and extended kin. Research on elites similarly highlights the importance of extended family networks in maintaining wealth across generations. For example, O’Brien’s</w:t>
+        <w:t xml:space="preserve">, for example, argues that intergenerational mobility has likely been overstated because analyses typically ignore the influence of ancestors and extended kin. Research on elites similarly highlights the importance of extended family networks in maintaining wealth across generations. For example, O’Brien’s</w:t>
       </w:r>
       <w:r>
         <w:t xml:space="preserve"> </w:t>
@@ -455,7 +455,7 @@
         <w:pStyle w:val="BodyText"/>
       </w:pPr>
       <w:r>
-        <w:t xml:space="preserve">Comparing the two panels, however, reveals two additional key differences between income and wealth inequality. First, the gap between household (solid) and kin group (dotted) wealth curves (Panel B) is large and often exceeds the shift between 1984 (blue) and 2023 (orange) curves. This suggests that differences across units of analysis are more pronounced than changes over time for wealth. This,however, is not the case for income (Panel A). For income, gaps between household (solid) and kin group (dotted) curves appear smaller, and for the most part smaller than differences between 1984 (blue) and 2023 (orange) curves. Taken together, these findings indicate that wealth inequality varies more across units than over time, while income inequality varies more over time than across units.</w:t>
+        <w:t xml:space="preserve">Comparing the two panels, however, reveals two additional key differences between income and wealth inequality. First, the gap between household (solid) and kin group (dotted) wealth curves (Panel B) is large and often exceeds the shift between 1984 (blue) and 2023 (orange) curves. This suggests that differences across units of analysis are more pronounced than changes over time for wealth. This, however, is not the case for income (Panel A). For income, gaps between household (solid) and kin group (dotted) curves appear smaller, and for the most part smaller than differences between 1984 (blue) and 2023 (orange) curves. Taken together, these findings indicate that wealth inequality varies more across units than over time, while income inequality varies more over time than across units.</w:t>
       </w:r>
     </w:p>
     <w:p>
@@ -557,7 +557,7 @@
         <w:pStyle w:val="BodyText"/>
       </w:pPr>
       <w:r>
-        <w:t xml:space="preserve">The gap is persistent and sizable regardless of the unit of analysis. The typical Black household holds 9 cents for every dollar of wealth held by the typical non-Black household across the survey period (ranging from 6 cents in 2011 to 12 cents in 1994). The typical Black kin group holds 20 cents for every dollar held by the typical non-Black kin group (ranging from 14 cents in 2013 to 24 cents in 1994). The ratio between Black and non-Black median wealth when measured at the kin group level is thus around ten percentage points lower than the equivalent ratio measured at the household level.</w:t>
+        <w:t xml:space="preserve">The gap is persistent and sizable regardless of the unit of analysis. The typical Black household holds 9 cents for every dollar of wealth held by the typical non-Black household across the survey period (ranging from 12 cents in 1994 to 6 cents in 2011). The typical Black kin group holds 20 cents for every dollar held by the typical non-Black kin group (ranging from 24 cents in 1994 to 14 cents in 2013). The ratio between Black and non-Black median wealth when measured at the kin group level is thus around ten percentage points lower than the equivalent ratio measured at the household level.</w:t>
       </w:r>
     </w:p>
     <w:p>
@@ -642,7 +642,7 @@
         <w:t xml:space="preserve"> </w:t>
       </w:r>
       <w:r>
-        <w:t xml:space="preserve">We assess the robustness of our results through a series of sensitivity analyses. Across all specifications, estimated inequality is lower when using kin groups rather than households as the unit of analysis. For Gini coefficients, this finding is robust across race, different inclusion criteria for income and wealth measures, different samples, alternative measures of inequality, and when adjusting for household and kin group size. Some sensitivity analyses reduce the difference between household and kin group Gini, suggesting kin group inequality may be higher than what we find in our main analyses, but differences are never altogether eliminated. Results from these sensitivity analyses are available in Appendices C and D. For wealth ratios, findings are robust to different measures, inclusion criteria for wealth, samples, and when adjusting for household and kin group size. Using means rather than medians makes the kin group-level racial wealth gap appear similar to the household-level gap, as a small number of wealthy Black households skew average household-level inequality upwards. Results from these sensitivity analyses are available in Appendices E and F.</w:t>
+        <w:t xml:space="preserve">We assess the robustness of our results through a series of sensitivity analyses. Across all specifications, estimated inequality is lower when using kin groups rather than households as the unit of analysis. For Gini coefficients, this finding is robust across race, different inclusion criteria for income and wealth measures, different samples, alternative measures of inequality, and when adjusting for household and kin group size. Some sensitivity analyses reduce the difference between household and kin group Gini, suggesting kin group inequality may be higher than what we find in our main analyses, but differences are never altogether eliminated. Results from these sensitivity analyses are available in Appendices C and D. For wealth ratios, findings are robust to different measures, inclusion criteria for wealth, samples, and when adjusting for household and kin group size. Using means rather than medians makes the kin group-level racial wealth gap appear similar to the household-level gap, as a small number of wealthy Black households skew average household-level inequality upwards. Results from these sensitivity analyses are available in Appendix E.</w:t>
       </w:r>
     </w:p>
     <w:bookmarkEnd w:id="23"/>
@@ -9536,7 +9536,7 @@
         <w:t xml:space="preserve"> </w:t>
       </w:r>
       <w:r>
-        <w:t xml:space="preserve">The prevalence of single-household kin grouos dropped by 75% between 1969 and 1980. However, overall trends remain similar regardless of whether this earlier period is excluded.</w:t>
+        <w:t xml:space="preserve">The prevalence of single-household kin groups dropped by 75% between 1969 and 1980. However, overall trends remain similar regardless of whether this earlier period is excluded.</w:t>
       </w:r>
     </w:p>
   </w:footnote>

--- a/10_draft/output/write.docx
+++ b/10_draft/output/write.docx
@@ -305,7 +305,7 @@
         <w:t xml:space="preserve"> </w:t>
       </w:r>
       <w:r>
-        <w:t xml:space="preserve">Figure 1 depicts income and wealth inequality for all households and kin groups over time. Reflecting data availability in the PSID, Panel A plots income Gini coefficients from 1969 to 2023 and Panel B plots wealth Gini coefficients from 1984 to 2023. Figure 1 shows that inequality is substantial under both measurement approaches. Yet the level of inequality depends on the unit of analysis. Wealth and income Ginis measured at the kin group level are roughly 70%-80% the levels of their respective Ginis measured at the household level, a pattern that holds over the study period. The average income Gini coefficient is 0.43 at the household level versus 0.31 at the kin group level. For wealth, the average Gini coefficient is 0.82 at the household level versus 0.66 at the kin group level.</w:t>
+        <w:t xml:space="preserve">Figure 1 depicts income and wealth inequality for all households and kin groups over time. Reflecting data availability in the PSID, Panel A plots income Gini coefficients from 1969 to 2023 and Panel B plots wealth Gini coefficients from 1984 to 2023. Figure 1 shows that inequality is substantial under both measurement approaches. Yet the level of inequality depends on the unit of analysis. Wealth and income Ginis measured at the kin group level are roughly 70%-80% the levels of their respective Ginis measured at the household level, a pattern that holds over the study period. The average income Gini coefficient is 0.43 at the household level versus 0.31 at the kin group level. For wealth, the average Gini coefficient is 0.79 at the household level versus 0.65 at the kin group level.</w:t>
       </w:r>
     </w:p>
     <w:p>
@@ -372,7 +372,7 @@
           <w:i/>
           <w:iCs/>
         </w:rPr>
-        <w:t xml:space="preserve">Note: Gini coefficients estimated from weighted PSID data. Weighted mean income: $107,534 (households), $415,687 (kin groups). Weighted mean wealth: $490,457 (households), $1,884,939 (kin groups; includes home equity). Income Ginis changed by 16.0% for households (0.41 in 1969 to 0.48 in 2023) and by 20.6% for kin groups (0.30 to 0.36). Wealth Ginis changed by 4.5% for households (0.78 in 1984 to 0.81 in 2023) and by 4.4% for kin groups (0.61 to 0.64). On average across all years, the income Gini is 0.123 higher for households than kin groups; the wealth Gini is 0.160 higher.</w:t>
+        <w:t xml:space="preserve">Note: Gini coefficients estimated from weighted PSID data. Weighted mean income: $107,534 (households), $415,687 (kin groups). Weighted mean wealth: $490,457 (households), $1,884,939 (kin groups; includes home equity). Income Ginis changed by 16.0% for households (0.41 in 1969 to 0.48 in 2023) and by 20.6% for kin groups (0.30 to 0.36). Wealth Ginis changed by 4.3% for households (0.76 in 1984 to 0.79 in 2023) and by 4.8% for kin groups (0.60 to 0.63). On average across all years, the income Gini is 0.123 higher for households than kin groups; the wealth Gini is 0.147 higher.</w:t>
       </w:r>
       <w:r>
         <w:rPr>
@@ -412,7 +412,7 @@
         <w:pStyle w:val="BodyText"/>
       </w:pPr>
       <w:r>
-        <w:t xml:space="preserve">Unlike income inequality, the difference between household and kin group wealth inequality has remained remarkably consistent. The household wealth Gini has increased only slightly from 0.78 in 1984 to 0.81 in 2023, a 4.5% increase. At the kin group level, it rose from 0.61 to 0.64 over the same period, which also constitutes a 4.4% increase. Importantly, these trends reflect inequality within a population that excludes the very top of the wealth distribution. The PSID does not adequately sample the wealthiest individuals, who drive much of the inequality in wealth</w:t>
+        <w:t xml:space="preserve">Unlike income inequality, the difference between household and kin group wealth inequality has remained remarkably consistent. The household wealth Gini has increased only slightly from 0.76 in 1984 to 0.79 in 2023, a 4.3% increase. At the kin group level, it rose from 0.60 to 0.63 over the same period, which also constitutes a 4.8% increase. Importantly, these trends reflect inequality within a population that excludes the very top of the wealth distribution. The PSID does not adequately sample the wealthiest individuals, who drive much of the inequality in wealth</w:t>
       </w:r>
       <w:r>
         <w:t xml:space="preserve"> </w:t>
@@ -557,7 +557,7 @@
         <w:pStyle w:val="BodyText"/>
       </w:pPr>
       <w:r>
-        <w:t xml:space="preserve">The gap is persistent and sizable regardless of the unit of analysis. The typical Black household holds 9 cents for every dollar of wealth held by the typical non-Black household across the survey period (ranging from 12 cents in 1994 to 6 cents in 2011). The typical Black kin group holds 20 cents for every dollar held by the typical non-Black kin group (ranging from 24 cents in 1994 to 14 cents in 2013). The ratio between Black and non-Black median wealth when measured at the kin group level is thus around ten percentage points lower than the equivalent ratio measured at the household level.</w:t>
+        <w:t xml:space="preserve">The gap is persistent and sizable regardless of the unit of analysis. The typical Black household holds 9 cents for every dollar of wealth held by the typical non-Black household across the survey period (ranging from 12 cents in 1994 to 6 cents in 2011). The typical Black kin group holds 22 cents for every dollar held by the typical non-Black kin group (ranging from 26 cents in 2023 to 17 cents in 2013). The ratio between Black and non-Black median wealth when measured at the kin group level is thus around ten percentage points lower than the equivalent ratio measured at the household level.</w:t>
       </w:r>
     </w:p>
     <w:p>
@@ -624,7 +624,7 @@
           <w:i/>
           <w:iCs/>
         </w:rPr>
-        <w:t xml:space="preserve">Note: Lines show the ratio of Black to Non-Black wealth for households and kin groups (includes home equity), using weighted medians. Across all years, weighted median wealth is $6,908 for Black households and $79,216 for Non-Black households. For kin groups, the weighted median wealth is $58,326 for Black kin groups and $306,988 for Non-Black kin groups. Median ratio changed by -4.6% for households (0.074 in 1984 to 0.071 in 2023) and 7.5% for kin groups (0.201 to 0.216). On average across all years, the median wealth ratio for kin groups is 0.112 higher than for households. See Appendix E for mean wealth ratios.</w:t>
+        <w:t xml:space="preserve">Note: Lines show the ratio of Black to Non-Black wealth for households and kin groups (includes home equity), using weighted medians. Across all years, weighted median wealth is $6,908 for Black households and $79,216 for Non-Black households. For kin groups, the weighted median wealth is $65,790 for Black kin groups and $315,061 for Non-Black kin groups. The median ratio changed by -4.6% for households (0.074 in 1984 to 0.071 in 2023) and 20.3% for kin groups (0.215 to 0.258). On average across all years, the median wealth ratio for kin groups is 0.128 higher than for households. See Appendix E for mean wealth ratios.</w:t>
       </w:r>
     </w:p>
     <w:p>
@@ -3440,7 +3440,7 @@
                 <w:szCs w:val="16"/>
                 <w:color w:val="000000"/>
               </w:rPr>
-              <w:t xml:space="preserve">0.765</w:t>
+              <w:t xml:space="preserve">0.755</w:t>
             </w:r>
           </w:p>
         </w:tc>
@@ -3654,7 +3654,7 @@
                 <w:szCs w:val="16"/>
                 <w:color w:val="000000"/>
               </w:rPr>
-              <w:t xml:space="preserve">0.764</w:t>
+              <w:t xml:space="preserve">0.751</w:t>
             </w:r>
           </w:p>
         </w:tc>
@@ -4082,7 +4082,7 @@
                 <w:szCs w:val="16"/>
                 <w:color w:val="000000"/>
               </w:rPr>
-              <w:t xml:space="preserve">0.765</w:t>
+              <w:t xml:space="preserve">0.749</w:t>
             </w:r>
           </w:p>
         </w:tc>
@@ -4296,7 +4296,7 @@
                 <w:szCs w:val="16"/>
                 <w:color w:val="000000"/>
               </w:rPr>
-              <w:t xml:space="preserve">0.804</w:t>
+              <w:t xml:space="preserve">0.786</w:t>
             </w:r>
           </w:p>
         </w:tc>
@@ -4724,7 +4724,7 @@
                 <w:szCs w:val="16"/>
                 <w:color w:val="000000"/>
               </w:rPr>
-              <w:t xml:space="preserve">0.818</w:t>
+              <w:t xml:space="preserve">0.801</w:t>
             </w:r>
           </w:p>
         </w:tc>
@@ -4938,7 +4938,7 @@
                 <w:szCs w:val="16"/>
                 <w:color w:val="000000"/>
               </w:rPr>
-              <w:t xml:space="preserve">0.859</w:t>
+              <w:t xml:space="preserve">0.833</w:t>
             </w:r>
           </w:p>
         </w:tc>
@@ -5366,7 +5366,7 @@
                 <w:szCs w:val="16"/>
                 <w:color w:val="000000"/>
               </w:rPr>
-              <w:t xml:space="preserve">0.847</w:t>
+              <w:t xml:space="preserve">0.811</w:t>
             </w:r>
           </w:p>
         </w:tc>

--- a/10_draft/output/write.docx
+++ b/10_draft/output/write.docx
@@ -23,7 +23,7 @@
         <w:pStyle w:val="Date"/>
       </w:pPr>
       <w:r>
-        <w:t xml:space="preserve">May 29, 2026</w:t>
+        <w:t xml:space="preserve">May 30, 2026</w:t>
       </w:r>
     </w:p>
     <w:bookmarkStart w:id="9" w:name="abstract"/>
@@ -299,7 +299,7 @@
           <w:b/>
           <w:bCs/>
         </w:rPr>
-        <w:t xml:space="preserve">Comparing Gini coefficients at the household and clan levels.</w:t>
+        <w:t xml:space="preserve">Comparing Gini coefficients at the household and kin group levels.</w:t>
       </w:r>
       <w:r>
         <w:t xml:space="preserve"> </w:t>
@@ -1002,7 +1002,7 @@
           <w:b/>
           <w:bCs/>
         </w:rPr>
-        <w:t xml:space="preserve">Appendix A1: Case with lowest simulated clan-household Gini difference</w:t>
+        <w:t xml:space="preserve">Appendix A1: Case with lowest simulated kin group-household Gini difference</w:t>
       </w:r>
       <w:r>
         <w:t xml:space="preserve"> </w:t>
@@ -1059,7 +1059,7 @@
           <w:b/>
           <w:bCs/>
         </w:rPr>
-        <w:t xml:space="preserve">Appendix A2: Case with highest simulated clan-household Gini difference</w:t>
+        <w:t xml:space="preserve">Appendix A2: Case with highest simulated kin group-household Gini difference</w:t>
       </w:r>
       <w:r>
         <w:t xml:space="preserve"> </w:t>
@@ -5456,13 +5456,13 @@
       </w:r>
     </w:p>
     <w:bookmarkEnd w:id="43"/>
-    <w:bookmarkStart w:id="47" w:name="X05171309a402648ffa9946822f50c48bfc2d2fb"/>
+    <w:bookmarkStart w:id="47" w:name="X3c4ef5d49e985a0ddba881b78024b2c6ada94ae"/>
     <w:p>
       <w:pPr>
         <w:pStyle w:val="Heading2"/>
       </w:pPr>
       <w:r>
-        <w:t xml:space="preserve">Appendix C2: Sensitivity — Single-Household Clans</w:t>
+        <w:t xml:space="preserve">Appendix C2: Sensitivity — Single-Household Kin Groups</w:t>
       </w:r>
     </w:p>
     <w:p>
@@ -5962,13 +5962,13 @@
       </w:r>
     </w:p>
     <w:bookmarkEnd w:id="72"/>
-    <w:bookmarkStart w:id="76" w:name="Xd5a9b67d5a8e965514382ecfe1cc3ed9659fe17"/>
+    <w:bookmarkStart w:id="76" w:name="X925b1bb9d9b3e744e719ef7b75f1669a025c403"/>
     <w:p>
       <w:pPr>
         <w:pStyle w:val="Heading2"/>
       </w:pPr>
       <w:r>
-        <w:t xml:space="preserve">Appendix E2: Race Ratios — Single-Household Clans</w:t>
+        <w:t xml:space="preserve">Appendix E2: Race Ratios — Single-Household Kin Groups</w:t>
       </w:r>
     </w:p>
     <w:p>

--- a/10_draft/output/write.docx
+++ b/10_draft/output/write.docx
@@ -299,7 +299,7 @@
           <w:b/>
           <w:bCs/>
         </w:rPr>
-        <w:t xml:space="preserve">Comparing Gini coefficients at the household and kin group levels.</w:t>
+        <w:t xml:space="preserve">Gini coefficients at the household and kin group levels.</w:t>
       </w:r>
       <w:r>
         <w:t xml:space="preserve"> </w:t>
